--- a/projects/biopolymers-review/Biopolymers-review-DRAFT.docx
+++ b/projects/biopolymers-review/Biopolymers-review-DRAFT.docx
@@ -1318,1430 +1318,45 @@
         <w:t xml:space="preserve"> entries still need a material-specific citation before submission — see Fig. 4–5).</w:t>
       </w:r>
     </w:p>
-    <w:tbl>
-      <w:tblPr>
-        <w:tblW w:type="auto" w:w="0"/>
-        <w:jc w:val="center"/>
-        <w:tblLayout w:type="fixed"/>
-        <w:tblLook w:firstColumn="1" w:firstRow="1" w:lastColumn="0" w:lastRow="0" w:noHBand="0" w:noVBand="1" w:val="04A0"/>
-        <w:tblLayout w:type="fixed"/>
-      </w:tblPr>
-      <w:tblGrid>
-        <w:gridCol w:w="1443"/>
-        <w:gridCol w:w="1428"/>
-        <w:gridCol w:w="1652"/>
-        <w:gridCol w:w="1555"/>
-        <w:gridCol w:w="2847"/>
-      </w:tblGrid>
-      <w:tr>
-        <w:tc>
-          <w:tcPr>
-            <w:tcW w:type="dxa" w:w="1444"/>
-            <w:tcBorders>
-              <w:top w:val="single" w:sz="8" w:space="0" w:color="000000"/>
-              <w:bottom w:val="single" w:sz="8" w:space="0" w:color="000000"/>
-            </w:tcBorders>
-          </w:tcPr>
-          <w:p>
-            <w:pPr>
-              <w:spacing w:after="10" w:before="10" w:line="240" w:lineRule="auto"/>
-            </w:pPr>
-            <w:r>
-              <w:rPr>
-                <w:rFonts w:ascii="Arial" w:hAnsi="Arial"/>
-                <w:b/>
-                <w:i w:val="0"/>
-                <w:sz w:val="16"/>
-              </w:rPr>
-              <w:t>Material</w:t>
-            </w:r>
-          </w:p>
-        </w:tc>
-        <w:tc>
-          <w:tcPr>
-            <w:tcW w:type="dxa" w:w="1429"/>
-            <w:tcBorders>
-              <w:top w:val="single" w:sz="8" w:space="0" w:color="000000"/>
-              <w:bottom w:val="single" w:sz="8" w:space="0" w:color="000000"/>
-            </w:tcBorders>
-          </w:tcPr>
-          <w:p>
-            <w:pPr>
-              <w:spacing w:after="10" w:before="10" w:line="240" w:lineRule="auto"/>
-            </w:pPr>
-            <w:r>
-              <w:rPr>
-                <w:rFonts w:ascii="Arial" w:hAnsi="Arial"/>
-                <w:b/>
-                <w:i w:val="0"/>
-                <w:sz w:val="16"/>
-              </w:rPr>
-              <w:t>Tg/Tm/Td (°C)</w:t>
-            </w:r>
-          </w:p>
-        </w:tc>
-        <w:tc>
-          <w:tcPr>
-            <w:tcW w:type="dxa" w:w="1653"/>
-            <w:tcBorders>
-              <w:top w:val="single" w:sz="8" w:space="0" w:color="000000"/>
-              <w:bottom w:val="single" w:sz="8" w:space="0" w:color="000000"/>
-            </w:tcBorders>
-          </w:tcPr>
-          <w:p>
-            <w:pPr>
-              <w:spacing w:after="10" w:before="10" w:line="240" w:lineRule="auto"/>
-            </w:pPr>
-            <w:r>
-              <w:rPr>
-                <w:rFonts w:ascii="Arial" w:hAnsi="Arial"/>
-                <w:b/>
-                <w:i w:val="0"/>
-                <w:sz w:val="16"/>
-              </w:rPr>
-              <w:t>Modulus (GPa)</w:t>
-            </w:r>
-          </w:p>
-        </w:tc>
-        <w:tc>
-          <w:tcPr>
-            <w:tcW w:type="dxa" w:w="1556"/>
-            <w:tcBorders>
-              <w:top w:val="single" w:sz="8" w:space="0" w:color="000000"/>
-              <w:bottom w:val="single" w:sz="8" w:space="0" w:color="000000"/>
-            </w:tcBorders>
-          </w:tcPr>
-          <w:p>
-            <w:pPr>
-              <w:spacing w:after="10" w:before="10" w:line="240" w:lineRule="auto"/>
-            </w:pPr>
-            <w:r>
-              <w:rPr>
-                <w:rFonts w:ascii="Arial" w:hAnsi="Arial"/>
-                <w:b/>
-                <w:i w:val="0"/>
-                <w:sz w:val="16"/>
-              </w:rPr>
-              <w:t>Elongation (%)</w:t>
-            </w:r>
-          </w:p>
-        </w:tc>
-        <w:tc>
-          <w:tcPr>
-            <w:tcW w:type="dxa" w:w="2847"/>
-            <w:tcBorders>
-              <w:top w:val="single" w:sz="8" w:space="0" w:color="000000"/>
-              <w:bottom w:val="single" w:sz="8" w:space="0" w:color="000000"/>
-            </w:tcBorders>
-          </w:tcPr>
-          <w:p>
-            <w:pPr>
-              <w:spacing w:after="10" w:before="10" w:line="240" w:lineRule="auto"/>
-            </w:pPr>
-            <w:r>
-              <w:rPr>
-                <w:rFonts w:ascii="Arial" w:hAnsi="Arial"/>
-                <w:b/>
-                <w:i w:val="0"/>
-                <w:sz w:val="16"/>
-              </w:rPr>
-              <w:t>Crystallinity / processing</w:t>
-            </w:r>
-          </w:p>
-        </w:tc>
-      </w:tr>
-      <w:tr>
-        <w:tc>
-          <w:tcPr>
-            <w:tcW w:type="dxa" w:w="1444"/>
-            <w:tcBorders>
-              <w:top w:val="nil"/>
-              <w:bottom w:val="nil"/>
-            </w:tcBorders>
-          </w:tcPr>
-          <w:p>
-            <w:pPr>
-              <w:spacing w:after="10" w:before="10" w:line="240" w:lineRule="auto"/>
-            </w:pPr>
-            <w:r>
-              <w:rPr>
-                <w:rFonts w:ascii="Arial" w:hAnsi="Arial"/>
-                <w:b w:val="0"/>
-                <w:i w:val="0"/>
-                <w:sz w:val="16"/>
-              </w:rPr>
-              <w:t>Cellulose</w:t>
-            </w:r>
-          </w:p>
-        </w:tc>
-        <w:tc>
-          <w:tcPr>
-            <w:tcW w:type="dxa" w:w="1429"/>
-            <w:tcBorders>
-              <w:top w:val="nil"/>
-              <w:bottom w:val="nil"/>
-            </w:tcBorders>
-          </w:tcPr>
-          <w:p>
-            <w:pPr>
-              <w:spacing w:after="10" w:before="10" w:line="240" w:lineRule="auto"/>
-            </w:pPr>
-            <w:r>
-              <w:rPr>
-                <w:rFonts w:ascii="Arial" w:hAnsi="Arial"/>
-                <w:b w:val="0"/>
-                <w:i w:val="0"/>
-                <w:sz w:val="16"/>
-              </w:rPr>
-              <w:t>n/o / no melt / ~300</w:t>
-            </w:r>
-          </w:p>
-        </w:tc>
-        <w:tc>
-          <w:tcPr>
-            <w:tcW w:type="dxa" w:w="1653"/>
-            <w:tcBorders>
-              <w:top w:val="nil"/>
-              <w:bottom w:val="nil"/>
-            </w:tcBorders>
-          </w:tcPr>
-          <w:p>
-            <w:pPr>
-              <w:spacing w:after="10" w:before="10" w:line="240" w:lineRule="auto"/>
-            </w:pPr>
-            <w:r>
-              <w:rPr>
-                <w:rFonts w:ascii="Arial" w:hAnsi="Arial"/>
-                <w:b w:val="0"/>
-                <w:i w:val="0"/>
-                <w:sz w:val="16"/>
-              </w:rPr>
-              <w:t>10–30</w:t>
-            </w:r>
-          </w:p>
-        </w:tc>
-        <w:tc>
-          <w:tcPr>
-            <w:tcW w:type="dxa" w:w="1556"/>
-            <w:tcBorders>
-              <w:top w:val="nil"/>
-              <w:bottom w:val="nil"/>
-            </w:tcBorders>
-          </w:tcPr>
-          <w:p>
-            <w:pPr>
-              <w:spacing w:after="10" w:before="10" w:line="240" w:lineRule="auto"/>
-            </w:pPr>
-            <w:r>
-              <w:rPr>
-                <w:rFonts w:ascii="Arial" w:hAnsi="Arial"/>
-                <w:b w:val="0"/>
-                <w:i w:val="0"/>
-                <w:sz w:val="16"/>
-              </w:rPr>
-              <w:t>8–15</w:t>
-            </w:r>
-          </w:p>
-        </w:tc>
-        <w:tc>
-          <w:tcPr>
-            <w:tcW w:type="dxa" w:w="2847"/>
-            <w:tcBorders>
-              <w:top w:val="nil"/>
-              <w:bottom w:val="nil"/>
-            </w:tcBorders>
-          </w:tcPr>
-          <w:p>
-            <w:pPr>
-              <w:spacing w:after="10" w:before="10" w:line="240" w:lineRule="auto"/>
-            </w:pPr>
-            <w:r>
-              <w:rPr>
-                <w:rFonts w:ascii="Arial" w:hAnsi="Arial"/>
-                <w:b w:val="0"/>
-                <w:i w:val="0"/>
-                <w:sz w:val="16"/>
-              </w:rPr>
-              <w:t>60–70%; NMMO/Lyocell, LiCl/DMAc</w:t>
-            </w:r>
-          </w:p>
-        </w:tc>
-      </w:tr>
-      <w:tr>
-        <w:tc>
-          <w:tcPr>
-            <w:tcW w:type="dxa" w:w="1444"/>
-            <w:tcBorders>
-              <w:top w:val="nil"/>
-              <w:bottom w:val="nil"/>
-            </w:tcBorders>
-          </w:tcPr>
-          <w:p>
-            <w:pPr>
-              <w:spacing w:after="10" w:before="10" w:line="240" w:lineRule="auto"/>
-            </w:pPr>
-            <w:r>
-              <w:rPr>
-                <w:rFonts w:ascii="Arial" w:hAnsi="Arial"/>
-                <w:b w:val="0"/>
-                <w:i w:val="0"/>
-                <w:sz w:val="16"/>
-              </w:rPr>
-              <w:t>Starch (TPS)</w:t>
-            </w:r>
-          </w:p>
-        </w:tc>
-        <w:tc>
-          <w:tcPr>
-            <w:tcW w:type="dxa" w:w="1429"/>
-            <w:tcBorders>
-              <w:top w:val="nil"/>
-              <w:bottom w:val="nil"/>
-            </w:tcBorders>
-          </w:tcPr>
-          <w:p>
-            <w:pPr>
-              <w:spacing w:after="10" w:before="10" w:line="240" w:lineRule="auto"/>
-            </w:pPr>
-            <w:r>
-              <w:rPr>
-                <w:rFonts w:ascii="Arial" w:hAnsi="Arial"/>
-                <w:b w:val="0"/>
-                <w:i w:val="0"/>
-                <w:sz w:val="16"/>
-              </w:rPr>
-              <w:t>~−20 / no melt / ~300</w:t>
-            </w:r>
-          </w:p>
-        </w:tc>
-        <w:tc>
-          <w:tcPr>
-            <w:tcW w:type="dxa" w:w="1653"/>
-            <w:tcBorders>
-              <w:top w:val="nil"/>
-              <w:bottom w:val="nil"/>
-            </w:tcBorders>
-          </w:tcPr>
-          <w:p>
-            <w:pPr>
-              <w:spacing w:after="10" w:before="10" w:line="240" w:lineRule="auto"/>
-            </w:pPr>
-            <w:r>
-              <w:rPr>
-                <w:rFonts w:ascii="Arial" w:hAnsi="Arial"/>
-                <w:b w:val="0"/>
-                <w:i w:val="0"/>
-                <w:sz w:val="16"/>
-              </w:rPr>
-              <w:t>0.02–1.0</w:t>
-            </w:r>
-          </w:p>
-        </w:tc>
-        <w:tc>
-          <w:tcPr>
-            <w:tcW w:type="dxa" w:w="1556"/>
-            <w:tcBorders>
-              <w:top w:val="nil"/>
-              <w:bottom w:val="nil"/>
-            </w:tcBorders>
-          </w:tcPr>
-          <w:p>
-            <w:pPr>
-              <w:spacing w:after="10" w:before="10" w:line="240" w:lineRule="auto"/>
-            </w:pPr>
-            <w:r>
-              <w:rPr>
-                <w:rFonts w:ascii="Arial" w:hAnsi="Arial"/>
-                <w:b w:val="0"/>
-                <w:i w:val="0"/>
-                <w:sz w:val="16"/>
-              </w:rPr>
-              <w:t>20–100</w:t>
-            </w:r>
-          </w:p>
-        </w:tc>
-        <w:tc>
-          <w:tcPr>
-            <w:tcW w:type="dxa" w:w="2847"/>
-            <w:tcBorders>
-              <w:top w:val="nil"/>
-              <w:bottom w:val="nil"/>
-            </w:tcBorders>
-          </w:tcPr>
-          <w:p>
-            <w:pPr>
-              <w:spacing w:after="10" w:before="10" w:line="240" w:lineRule="auto"/>
-            </w:pPr>
-            <w:r>
-              <w:rPr>
-                <w:rFonts w:ascii="Arial" w:hAnsi="Arial"/>
-                <w:b w:val="0"/>
-                <w:i w:val="0"/>
-                <w:sz w:val="16"/>
-              </w:rPr>
-              <w:t>semicryst., humidity-dep.; TPS blend</w:t>
-            </w:r>
-          </w:p>
-        </w:tc>
-      </w:tr>
-      <w:tr>
-        <w:tc>
-          <w:tcPr>
-            <w:tcW w:type="dxa" w:w="1444"/>
-            <w:tcBorders>
-              <w:top w:val="nil"/>
-              <w:bottom w:val="nil"/>
-            </w:tcBorders>
-          </w:tcPr>
-          <w:p>
-            <w:pPr>
-              <w:spacing w:after="10" w:before="10" w:line="240" w:lineRule="auto"/>
-            </w:pPr>
-            <w:r>
-              <w:rPr>
-                <w:rFonts w:ascii="Arial" w:hAnsi="Arial"/>
-                <w:b w:val="0"/>
-                <w:i w:val="0"/>
-                <w:sz w:val="16"/>
-              </w:rPr>
-              <w:t>Chitosan</w:t>
-            </w:r>
-          </w:p>
-        </w:tc>
-        <w:tc>
-          <w:tcPr>
-            <w:tcW w:type="dxa" w:w="1429"/>
-            <w:tcBorders>
-              <w:top w:val="nil"/>
-              <w:bottom w:val="nil"/>
-            </w:tcBorders>
-          </w:tcPr>
-          <w:p>
-            <w:pPr>
-              <w:spacing w:after="10" w:before="10" w:line="240" w:lineRule="auto"/>
-            </w:pPr>
-            <w:r>
-              <w:rPr>
-                <w:rFonts w:ascii="Arial" w:hAnsi="Arial"/>
-                <w:b w:val="0"/>
-                <w:i w:val="0"/>
-                <w:sz w:val="16"/>
-              </w:rPr>
-              <w:t>n/o / no melt / ~280</w:t>
-            </w:r>
-          </w:p>
-        </w:tc>
-        <w:tc>
-          <w:tcPr>
-            <w:tcW w:type="dxa" w:w="1653"/>
-            <w:tcBorders>
-              <w:top w:val="nil"/>
-              <w:bottom w:val="nil"/>
-            </w:tcBorders>
-          </w:tcPr>
-          <w:p>
-            <w:pPr>
-              <w:spacing w:after="10" w:before="10" w:line="240" w:lineRule="auto"/>
-            </w:pPr>
-            <w:r>
-              <w:rPr>
-                <w:rFonts w:ascii="Arial" w:hAnsi="Arial"/>
-                <w:b w:val="0"/>
-                <w:i w:val="0"/>
-                <w:sz w:val="16"/>
-              </w:rPr>
-              <w:t>1.0–4.0</w:t>
-            </w:r>
-          </w:p>
-        </w:tc>
-        <w:tc>
-          <w:tcPr>
-            <w:tcW w:type="dxa" w:w="1556"/>
-            <w:tcBorders>
-              <w:top w:val="nil"/>
-              <w:bottom w:val="nil"/>
-            </w:tcBorders>
-          </w:tcPr>
-          <w:p>
-            <w:pPr>
-              <w:spacing w:after="10" w:before="10" w:line="240" w:lineRule="auto"/>
-            </w:pPr>
-            <w:r>
-              <w:rPr>
-                <w:rFonts w:ascii="Arial" w:hAnsi="Arial"/>
-                <w:b w:val="0"/>
-                <w:i w:val="0"/>
-                <w:sz w:val="16"/>
-              </w:rPr>
-              <w:t>3–30</w:t>
-            </w:r>
-          </w:p>
-        </w:tc>
-        <w:tc>
-          <w:tcPr>
-            <w:tcW w:type="dxa" w:w="2847"/>
-            <w:tcBorders>
-              <w:top w:val="nil"/>
-              <w:bottom w:val="nil"/>
-            </w:tcBorders>
-          </w:tcPr>
-          <w:p>
-            <w:pPr>
-              <w:spacing w:after="10" w:before="10" w:line="240" w:lineRule="auto"/>
-            </w:pPr>
-            <w:r>
-              <w:rPr>
-                <w:rFonts w:ascii="Arial" w:hAnsi="Arial"/>
-                <w:b w:val="0"/>
-                <w:i w:val="0"/>
-                <w:sz w:val="16"/>
-              </w:rPr>
-              <w:t>low–moderate; dilute-acid solution</w:t>
-            </w:r>
-          </w:p>
-        </w:tc>
-      </w:tr>
-      <w:tr>
-        <w:tc>
-          <w:tcPr>
-            <w:tcW w:type="dxa" w:w="1444"/>
-            <w:tcBorders>
-              <w:top w:val="nil"/>
-              <w:bottom w:val="nil"/>
-            </w:tcBorders>
-          </w:tcPr>
-          <w:p>
-            <w:pPr>
-              <w:spacing w:after="10" w:before="10" w:line="240" w:lineRule="auto"/>
-            </w:pPr>
-            <w:r>
-              <w:rPr>
-                <w:rFonts w:ascii="Arial" w:hAnsi="Arial"/>
-                <w:b w:val="0"/>
-                <w:i w:val="0"/>
-                <w:sz w:val="16"/>
-              </w:rPr>
-              <w:t>Silk fibroin</w:t>
-            </w:r>
-          </w:p>
-        </w:tc>
-        <w:tc>
-          <w:tcPr>
-            <w:tcW w:type="dxa" w:w="1429"/>
-            <w:tcBorders>
-              <w:top w:val="nil"/>
-              <w:bottom w:val="nil"/>
-            </w:tcBorders>
-          </w:tcPr>
-          <w:p>
-            <w:pPr>
-              <w:spacing w:after="10" w:before="10" w:line="240" w:lineRule="auto"/>
-            </w:pPr>
-            <w:r>
-              <w:rPr>
-                <w:rFonts w:ascii="Arial" w:hAnsi="Arial"/>
-                <w:b w:val="0"/>
-                <w:i w:val="0"/>
-                <w:sz w:val="16"/>
-              </w:rPr>
-              <w:t>~175 / no melt / ~300</w:t>
-            </w:r>
-          </w:p>
-        </w:tc>
-        <w:tc>
-          <w:tcPr>
-            <w:tcW w:type="dxa" w:w="1653"/>
-            <w:tcBorders>
-              <w:top w:val="nil"/>
-              <w:bottom w:val="nil"/>
-            </w:tcBorders>
-          </w:tcPr>
-          <w:p>
-            <w:pPr>
-              <w:spacing w:after="10" w:before="10" w:line="240" w:lineRule="auto"/>
-            </w:pPr>
-            <w:r>
-              <w:rPr>
-                <w:rFonts w:ascii="Arial" w:hAnsi="Arial"/>
-                <w:b w:val="0"/>
-                <w:i w:val="0"/>
-                <w:sz w:val="16"/>
-              </w:rPr>
-              <w:t>5–17</w:t>
-            </w:r>
-          </w:p>
-        </w:tc>
-        <w:tc>
-          <w:tcPr>
-            <w:tcW w:type="dxa" w:w="1556"/>
-            <w:tcBorders>
-              <w:top w:val="nil"/>
-              <w:bottom w:val="nil"/>
-            </w:tcBorders>
-          </w:tcPr>
-          <w:p>
-            <w:pPr>
-              <w:spacing w:after="10" w:before="10" w:line="240" w:lineRule="auto"/>
-            </w:pPr>
-            <w:r>
-              <w:rPr>
-                <w:rFonts w:ascii="Arial" w:hAnsi="Arial"/>
-                <w:b w:val="0"/>
-                <w:i w:val="0"/>
-                <w:sz w:val="16"/>
-              </w:rPr>
-              <w:t>15–30</w:t>
-            </w:r>
-          </w:p>
-        </w:tc>
-        <w:tc>
-          <w:tcPr>
-            <w:tcW w:type="dxa" w:w="2847"/>
-            <w:tcBorders>
-              <w:top w:val="nil"/>
-              <w:bottom w:val="nil"/>
-            </w:tcBorders>
-          </w:tcPr>
-          <w:p>
-            <w:pPr>
-              <w:spacing w:after="10" w:before="10" w:line="240" w:lineRule="auto"/>
-            </w:pPr>
-            <w:r>
-              <w:rPr>
-                <w:rFonts w:ascii="Arial" w:hAnsi="Arial"/>
-                <w:b w:val="0"/>
-                <w:i w:val="0"/>
-                <w:sz w:val="16"/>
-              </w:rPr>
-              <w:t>β-sheet nanocrystalline; solution-spun</w:t>
-            </w:r>
-          </w:p>
-        </w:tc>
-      </w:tr>
-      <w:tr>
-        <w:tc>
-          <w:tcPr>
-            <w:tcW w:type="dxa" w:w="1444"/>
-            <w:tcBorders>
-              <w:top w:val="nil"/>
-              <w:bottom w:val="nil"/>
-            </w:tcBorders>
-          </w:tcPr>
-          <w:p>
-            <w:pPr>
-              <w:spacing w:after="10" w:before="10" w:line="240" w:lineRule="auto"/>
-            </w:pPr>
-            <w:r>
-              <w:rPr>
-                <w:rFonts w:ascii="Arial" w:hAnsi="Arial"/>
-                <w:b w:val="0"/>
-                <w:i w:val="0"/>
-                <w:sz w:val="16"/>
-              </w:rPr>
-              <w:t>PHB</w:t>
-            </w:r>
-          </w:p>
-        </w:tc>
-        <w:tc>
-          <w:tcPr>
-            <w:tcW w:type="dxa" w:w="1429"/>
-            <w:tcBorders>
-              <w:top w:val="nil"/>
-              <w:bottom w:val="nil"/>
-            </w:tcBorders>
-          </w:tcPr>
-          <w:p>
-            <w:pPr>
-              <w:spacing w:after="10" w:before="10" w:line="240" w:lineRule="auto"/>
-            </w:pPr>
-            <w:r>
-              <w:rPr>
-                <w:rFonts w:ascii="Arial" w:hAnsi="Arial"/>
-                <w:b w:val="0"/>
-                <w:i w:val="0"/>
-                <w:sz w:val="16"/>
-              </w:rPr>
-              <w:t>4 / 175 / ~200</w:t>
-            </w:r>
-          </w:p>
-        </w:tc>
-        <w:tc>
-          <w:tcPr>
-            <w:tcW w:type="dxa" w:w="1653"/>
-            <w:tcBorders>
-              <w:top w:val="nil"/>
-              <w:bottom w:val="nil"/>
-            </w:tcBorders>
-          </w:tcPr>
-          <w:p>
-            <w:pPr>
-              <w:spacing w:after="10" w:before="10" w:line="240" w:lineRule="auto"/>
-            </w:pPr>
-            <w:r>
-              <w:rPr>
-                <w:rFonts w:ascii="Arial" w:hAnsi="Arial"/>
-                <w:b w:val="0"/>
-                <w:i w:val="0"/>
-                <w:sz w:val="16"/>
-              </w:rPr>
-              <w:t>1.5–4.0</w:t>
-            </w:r>
-          </w:p>
-        </w:tc>
-        <w:tc>
-          <w:tcPr>
-            <w:tcW w:type="dxa" w:w="1556"/>
-            <w:tcBorders>
-              <w:top w:val="nil"/>
-              <w:bottom w:val="nil"/>
-            </w:tcBorders>
-          </w:tcPr>
-          <w:p>
-            <w:pPr>
-              <w:spacing w:after="10" w:before="10" w:line="240" w:lineRule="auto"/>
-            </w:pPr>
-            <w:r>
-              <w:rPr>
-                <w:rFonts w:ascii="Arial" w:hAnsi="Arial"/>
-                <w:b w:val="0"/>
-                <w:i w:val="0"/>
-                <w:sz w:val="16"/>
-              </w:rPr>
-              <w:t>2–8</w:t>
-            </w:r>
-          </w:p>
-        </w:tc>
-        <w:tc>
-          <w:tcPr>
-            <w:tcW w:type="dxa" w:w="2847"/>
-            <w:tcBorders>
-              <w:top w:val="nil"/>
-              <w:bottom w:val="nil"/>
-            </w:tcBorders>
-          </w:tcPr>
-          <w:p>
-            <w:pPr>
-              <w:spacing w:after="10" w:before="10" w:line="240" w:lineRule="auto"/>
-            </w:pPr>
-            <w:r>
-              <w:rPr>
-                <w:rFonts w:ascii="Arial" w:hAnsi="Arial"/>
-                <w:b w:val="0"/>
-                <w:i w:val="0"/>
-                <w:sz w:val="16"/>
-              </w:rPr>
-              <w:t>55–70%; melt, narrow window</w:t>
-            </w:r>
-          </w:p>
-        </w:tc>
-      </w:tr>
-      <w:tr>
-        <w:tc>
-          <w:tcPr>
-            <w:tcW w:type="dxa" w:w="1444"/>
-            <w:tcBorders>
-              <w:top w:val="nil"/>
-              <w:bottom w:val="nil"/>
-            </w:tcBorders>
-          </w:tcPr>
-          <w:p>
-            <w:pPr>
-              <w:spacing w:after="10" w:before="10" w:line="240" w:lineRule="auto"/>
-            </w:pPr>
-            <w:r>
-              <w:rPr>
-                <w:rFonts w:ascii="Arial" w:hAnsi="Arial"/>
-                <w:b w:val="0"/>
-                <w:i w:val="0"/>
-                <w:sz w:val="16"/>
-              </w:rPr>
-              <w:t>PHBV (20% HV)</w:t>
-            </w:r>
-          </w:p>
-        </w:tc>
-        <w:tc>
-          <w:tcPr>
-            <w:tcW w:type="dxa" w:w="1429"/>
-            <w:tcBorders>
-              <w:top w:val="nil"/>
-              <w:bottom w:val="nil"/>
-            </w:tcBorders>
-          </w:tcPr>
-          <w:p>
-            <w:pPr>
-              <w:spacing w:after="10" w:before="10" w:line="240" w:lineRule="auto"/>
-            </w:pPr>
-            <w:r>
-              <w:rPr>
-                <w:rFonts w:ascii="Arial" w:hAnsi="Arial"/>
-                <w:b w:val="0"/>
-                <w:i w:val="0"/>
-                <w:sz w:val="16"/>
-              </w:rPr>
-              <w:t>0 / 145 / ~200</w:t>
-            </w:r>
-          </w:p>
-        </w:tc>
-        <w:tc>
-          <w:tcPr>
-            <w:tcW w:type="dxa" w:w="1653"/>
-            <w:tcBorders>
-              <w:top w:val="nil"/>
-              <w:bottom w:val="nil"/>
-            </w:tcBorders>
-          </w:tcPr>
-          <w:p>
-            <w:pPr>
-              <w:spacing w:after="10" w:before="10" w:line="240" w:lineRule="auto"/>
-            </w:pPr>
-            <w:r>
-              <w:rPr>
-                <w:rFonts w:ascii="Arial" w:hAnsi="Arial"/>
-                <w:b w:val="0"/>
-                <w:i w:val="0"/>
-                <w:sz w:val="16"/>
-              </w:rPr>
-              <w:t>0.8–2.5</w:t>
-            </w:r>
-          </w:p>
-        </w:tc>
-        <w:tc>
-          <w:tcPr>
-            <w:tcW w:type="dxa" w:w="1556"/>
-            <w:tcBorders>
-              <w:top w:val="nil"/>
-              <w:bottom w:val="nil"/>
-            </w:tcBorders>
-          </w:tcPr>
-          <w:p>
-            <w:pPr>
-              <w:spacing w:after="10" w:before="10" w:line="240" w:lineRule="auto"/>
-            </w:pPr>
-            <w:r>
-              <w:rPr>
-                <w:rFonts w:ascii="Arial" w:hAnsi="Arial"/>
-                <w:b w:val="0"/>
-                <w:i w:val="0"/>
-                <w:sz w:val="16"/>
-              </w:rPr>
-              <w:t>5–25</w:t>
-            </w:r>
-          </w:p>
-        </w:tc>
-        <w:tc>
-          <w:tcPr>
-            <w:tcW w:type="dxa" w:w="2847"/>
-            <w:tcBorders>
-              <w:top w:val="nil"/>
-              <w:bottom w:val="nil"/>
-            </w:tcBorders>
-          </w:tcPr>
-          <w:p>
-            <w:pPr>
-              <w:spacing w:after="10" w:before="10" w:line="240" w:lineRule="auto"/>
-            </w:pPr>
-            <w:r>
-              <w:rPr>
-                <w:rFonts w:ascii="Arial" w:hAnsi="Arial"/>
-                <w:b w:val="0"/>
-                <w:i w:val="0"/>
-                <w:sz w:val="16"/>
-              </w:rPr>
-              <w:t>&lt; PHB; melt, wider window</w:t>
-            </w:r>
-          </w:p>
-        </w:tc>
-      </w:tr>
-      <w:tr>
-        <w:tc>
-          <w:tcPr>
-            <w:tcW w:type="dxa" w:w="1444"/>
-            <w:tcBorders>
-              <w:top w:val="nil"/>
-              <w:bottom w:val="nil"/>
-            </w:tcBorders>
-          </w:tcPr>
-          <w:p>
-            <w:pPr>
-              <w:spacing w:after="10" w:before="10" w:line="240" w:lineRule="auto"/>
-            </w:pPr>
-            <w:r>
-              <w:rPr>
-                <w:rFonts w:ascii="Arial" w:hAnsi="Arial"/>
-                <w:b w:val="0"/>
-                <w:i w:val="0"/>
-                <w:sz w:val="16"/>
-              </w:rPr>
-              <w:t>PLLA</w:t>
-            </w:r>
-          </w:p>
-        </w:tc>
-        <w:tc>
-          <w:tcPr>
-            <w:tcW w:type="dxa" w:w="1429"/>
-            <w:tcBorders>
-              <w:top w:val="nil"/>
-              <w:bottom w:val="nil"/>
-            </w:tcBorders>
-          </w:tcPr>
-          <w:p>
-            <w:pPr>
-              <w:spacing w:after="10" w:before="10" w:line="240" w:lineRule="auto"/>
-            </w:pPr>
-            <w:r>
-              <w:rPr>
-                <w:rFonts w:ascii="Arial" w:hAnsi="Arial"/>
-                <w:b w:val="0"/>
-                <w:i w:val="0"/>
-                <w:sz w:val="16"/>
-              </w:rPr>
-              <w:t>60 / 175 / ~300</w:t>
-            </w:r>
-          </w:p>
-        </w:tc>
-        <w:tc>
-          <w:tcPr>
-            <w:tcW w:type="dxa" w:w="1653"/>
-            <w:tcBorders>
-              <w:top w:val="nil"/>
-              <w:bottom w:val="nil"/>
-            </w:tcBorders>
-          </w:tcPr>
-          <w:p>
-            <w:pPr>
-              <w:spacing w:after="10" w:before="10" w:line="240" w:lineRule="auto"/>
-            </w:pPr>
-            <w:r>
-              <w:rPr>
-                <w:rFonts w:ascii="Arial" w:hAnsi="Arial"/>
-                <w:b w:val="0"/>
-                <w:i w:val="0"/>
-                <w:sz w:val="16"/>
-              </w:rPr>
-              <w:t>2.5–4.0</w:t>
-            </w:r>
-          </w:p>
-        </w:tc>
-        <w:tc>
-          <w:tcPr>
-            <w:tcW w:type="dxa" w:w="1556"/>
-            <w:tcBorders>
-              <w:top w:val="nil"/>
-              <w:bottom w:val="nil"/>
-            </w:tcBorders>
-          </w:tcPr>
-          <w:p>
-            <w:pPr>
-              <w:spacing w:after="10" w:before="10" w:line="240" w:lineRule="auto"/>
-            </w:pPr>
-            <w:r>
-              <w:rPr>
-                <w:rFonts w:ascii="Arial" w:hAnsi="Arial"/>
-                <w:b w:val="0"/>
-                <w:i w:val="0"/>
-                <w:sz w:val="16"/>
-              </w:rPr>
-              <w:t>3–10</w:t>
-            </w:r>
-          </w:p>
-        </w:tc>
-        <w:tc>
-          <w:tcPr>
-            <w:tcW w:type="dxa" w:w="2847"/>
-            <w:tcBorders>
-              <w:top w:val="nil"/>
-              <w:bottom w:val="nil"/>
-            </w:tcBorders>
-          </w:tcPr>
-          <w:p>
-            <w:pPr>
-              <w:spacing w:after="10" w:before="10" w:line="240" w:lineRule="auto"/>
-            </w:pPr>
-            <w:r>
-              <w:rPr>
-                <w:rFonts w:ascii="Arial" w:hAnsi="Arial"/>
-                <w:b w:val="0"/>
-                <w:i w:val="0"/>
-                <w:sz w:val="16"/>
-              </w:rPr>
-              <w:t>slow-crystallising; melt, needs drying</w:t>
-            </w:r>
-          </w:p>
-        </w:tc>
-      </w:tr>
-      <w:tr>
-        <w:tc>
-          <w:tcPr>
-            <w:tcW w:type="dxa" w:w="1444"/>
-            <w:tcBorders>
-              <w:top w:val="nil"/>
-              <w:bottom w:val="nil"/>
-            </w:tcBorders>
-          </w:tcPr>
-          <w:p>
-            <w:pPr>
-              <w:spacing w:after="10" w:before="10" w:line="240" w:lineRule="auto"/>
-            </w:pPr>
-            <w:r>
-              <w:rPr>
-                <w:rFonts w:ascii="Arial" w:hAnsi="Arial"/>
-                <w:b w:val="0"/>
-                <w:i w:val="0"/>
-                <w:sz w:val="16"/>
-              </w:rPr>
-              <w:t>PBS</w:t>
-            </w:r>
-          </w:p>
-        </w:tc>
-        <w:tc>
-          <w:tcPr>
-            <w:tcW w:type="dxa" w:w="1429"/>
-            <w:tcBorders>
-              <w:top w:val="nil"/>
-              <w:bottom w:val="nil"/>
-            </w:tcBorders>
-          </w:tcPr>
-          <w:p>
-            <w:pPr>
-              <w:spacing w:after="10" w:before="10" w:line="240" w:lineRule="auto"/>
-            </w:pPr>
-            <w:r>
-              <w:rPr>
-                <w:rFonts w:ascii="Arial" w:hAnsi="Arial"/>
-                <w:b w:val="0"/>
-                <w:i w:val="0"/>
-                <w:sz w:val="16"/>
-              </w:rPr>
-              <w:t>−32 / 114 / ~350</w:t>
-            </w:r>
-          </w:p>
-        </w:tc>
-        <w:tc>
-          <w:tcPr>
-            <w:tcW w:type="dxa" w:w="1653"/>
-            <w:tcBorders>
-              <w:top w:val="nil"/>
-              <w:bottom w:val="nil"/>
-            </w:tcBorders>
-          </w:tcPr>
-          <w:p>
-            <w:pPr>
-              <w:spacing w:after="10" w:before="10" w:line="240" w:lineRule="auto"/>
-            </w:pPr>
-            <w:r>
-              <w:rPr>
-                <w:rFonts w:ascii="Arial" w:hAnsi="Arial"/>
-                <w:b w:val="0"/>
-                <w:i w:val="0"/>
-                <w:sz w:val="16"/>
-              </w:rPr>
-              <w:t>0.3–0.7</w:t>
-            </w:r>
-          </w:p>
-        </w:tc>
-        <w:tc>
-          <w:tcPr>
-            <w:tcW w:type="dxa" w:w="1556"/>
-            <w:tcBorders>
-              <w:top w:val="nil"/>
-              <w:bottom w:val="nil"/>
-            </w:tcBorders>
-          </w:tcPr>
-          <w:p>
-            <w:pPr>
-              <w:spacing w:after="10" w:before="10" w:line="240" w:lineRule="auto"/>
-            </w:pPr>
-            <w:r>
-              <w:rPr>
-                <w:rFonts w:ascii="Arial" w:hAnsi="Arial"/>
-                <w:b w:val="0"/>
-                <w:i w:val="0"/>
-                <w:sz w:val="16"/>
-              </w:rPr>
-              <w:t>200–500</w:t>
-            </w:r>
-          </w:p>
-        </w:tc>
-        <w:tc>
-          <w:tcPr>
-            <w:tcW w:type="dxa" w:w="2847"/>
-            <w:tcBorders>
-              <w:top w:val="nil"/>
-              <w:bottom w:val="nil"/>
-            </w:tcBorders>
-          </w:tcPr>
-          <w:p>
-            <w:pPr>
-              <w:spacing w:after="10" w:before="10" w:line="240" w:lineRule="auto"/>
-            </w:pPr>
-            <w:r>
-              <w:rPr>
-                <w:rFonts w:ascii="Arial" w:hAnsi="Arial"/>
-                <w:b w:val="0"/>
-                <w:i w:val="0"/>
-                <w:sz w:val="16"/>
-              </w:rPr>
-              <w:t>moderate; melt, wide window</w:t>
-            </w:r>
-          </w:p>
-        </w:tc>
-      </w:tr>
-      <w:tr>
-        <w:tc>
-          <w:tcPr>
-            <w:tcW w:type="dxa" w:w="1444"/>
-            <w:tcBorders>
-              <w:top w:val="nil"/>
-              <w:bottom w:val="nil"/>
-            </w:tcBorders>
-          </w:tcPr>
-          <w:p>
-            <w:pPr>
-              <w:spacing w:after="10" w:before="10" w:line="240" w:lineRule="auto"/>
-            </w:pPr>
-            <w:r>
-              <w:rPr>
-                <w:rFonts w:ascii="Arial" w:hAnsi="Arial"/>
-                <w:b w:val="0"/>
-                <w:i w:val="0"/>
-                <w:sz w:val="16"/>
-              </w:rPr>
-              <w:t>Natural rubber</w:t>
-            </w:r>
-          </w:p>
-        </w:tc>
-        <w:tc>
-          <w:tcPr>
-            <w:tcW w:type="dxa" w:w="1429"/>
-            <w:tcBorders>
-              <w:top w:val="nil"/>
-              <w:bottom w:val="nil"/>
-            </w:tcBorders>
-          </w:tcPr>
-          <w:p>
-            <w:pPr>
-              <w:spacing w:after="10" w:before="10" w:line="240" w:lineRule="auto"/>
-            </w:pPr>
-            <w:r>
-              <w:rPr>
-                <w:rFonts w:ascii="Arial" w:hAnsi="Arial"/>
-                <w:b w:val="0"/>
-                <w:i w:val="0"/>
-                <w:sz w:val="16"/>
-              </w:rPr>
-              <w:t>low / SIC only / n/a</w:t>
-            </w:r>
-          </w:p>
-        </w:tc>
-        <w:tc>
-          <w:tcPr>
-            <w:tcW w:type="dxa" w:w="1653"/>
-            <w:tcBorders>
-              <w:top w:val="nil"/>
-              <w:bottom w:val="nil"/>
-            </w:tcBorders>
-          </w:tcPr>
-          <w:p>
-            <w:pPr>
-              <w:spacing w:after="10" w:before="10" w:line="240" w:lineRule="auto"/>
-            </w:pPr>
-            <w:r>
-              <w:rPr>
-                <w:rFonts w:ascii="Arial" w:hAnsi="Arial"/>
-                <w:b w:val="0"/>
-                <w:i w:val="0"/>
-                <w:sz w:val="16"/>
-              </w:rPr>
-              <w:t>0.001–0.005</w:t>
-            </w:r>
-          </w:p>
-        </w:tc>
-        <w:tc>
-          <w:tcPr>
-            <w:tcW w:type="dxa" w:w="1556"/>
-            <w:tcBorders>
-              <w:top w:val="nil"/>
-              <w:bottom w:val="nil"/>
-            </w:tcBorders>
-          </w:tcPr>
-          <w:p>
-            <w:pPr>
-              <w:spacing w:after="10" w:before="10" w:line="240" w:lineRule="auto"/>
-            </w:pPr>
-            <w:r>
-              <w:rPr>
-                <w:rFonts w:ascii="Arial" w:hAnsi="Arial"/>
-                <w:b w:val="0"/>
-                <w:i w:val="0"/>
-                <w:sz w:val="16"/>
-              </w:rPr>
-              <w:t>500–800</w:t>
-            </w:r>
-          </w:p>
-        </w:tc>
-        <w:tc>
-          <w:tcPr>
-            <w:tcW w:type="dxa" w:w="2847"/>
-            <w:tcBorders>
-              <w:top w:val="nil"/>
-              <w:bottom w:val="nil"/>
-            </w:tcBorders>
-          </w:tcPr>
-          <w:p>
-            <w:pPr>
-              <w:spacing w:after="10" w:before="10" w:line="240" w:lineRule="auto"/>
-            </w:pPr>
-            <w:r>
-              <w:rPr>
-                <w:rFonts w:ascii="Arial" w:hAnsi="Arial"/>
-                <w:b w:val="0"/>
-                <w:i w:val="0"/>
-                <w:sz w:val="16"/>
-              </w:rPr>
-              <w:t>strain-induced [19]; latex coag./vulc.</w:t>
-            </w:r>
-          </w:p>
-        </w:tc>
-      </w:tr>
-      <w:tr>
-        <w:tc>
-          <w:tcPr>
-            <w:tcW w:type="dxa" w:w="1444"/>
-            <w:tcBorders>
-              <w:top w:val="nil"/>
-              <w:bottom w:val="nil"/>
-            </w:tcBorders>
-          </w:tcPr>
-          <w:p>
-            <w:pPr>
-              <w:spacing w:after="10" w:before="10" w:line="240" w:lineRule="auto"/>
-            </w:pPr>
-            <w:r>
-              <w:rPr>
-                <w:rFonts w:ascii="Arial" w:hAnsi="Arial"/>
-                <w:b w:val="0"/>
-                <w:i w:val="0"/>
-                <w:sz w:val="16"/>
-              </w:rPr>
-              <w:t>LDPE (ref.)</w:t>
-            </w:r>
-          </w:p>
-        </w:tc>
-        <w:tc>
-          <w:tcPr>
-            <w:tcW w:type="dxa" w:w="1429"/>
-            <w:tcBorders>
-              <w:top w:val="nil"/>
-              <w:bottom w:val="nil"/>
-            </w:tcBorders>
-          </w:tcPr>
-          <w:p>
-            <w:pPr>
-              <w:spacing w:after="10" w:before="10" w:line="240" w:lineRule="auto"/>
-            </w:pPr>
-            <w:r>
-              <w:rPr>
-                <w:rFonts w:ascii="Arial" w:hAnsi="Arial"/>
-                <w:b w:val="0"/>
-                <w:i w:val="0"/>
-                <w:sz w:val="16"/>
-              </w:rPr>
-              <w:t>−120 / 110 / ~400</w:t>
-            </w:r>
-          </w:p>
-        </w:tc>
-        <w:tc>
-          <w:tcPr>
-            <w:tcW w:type="dxa" w:w="1653"/>
-            <w:tcBorders>
-              <w:top w:val="nil"/>
-              <w:bottom w:val="nil"/>
-            </w:tcBorders>
-          </w:tcPr>
-          <w:p>
-            <w:pPr>
-              <w:spacing w:after="10" w:before="10" w:line="240" w:lineRule="auto"/>
-            </w:pPr>
-            <w:r>
-              <w:rPr>
-                <w:rFonts w:ascii="Arial" w:hAnsi="Arial"/>
-                <w:b w:val="0"/>
-                <w:i w:val="0"/>
-                <w:sz w:val="16"/>
-              </w:rPr>
-              <w:t>0.15–0.35</w:t>
-            </w:r>
-          </w:p>
-        </w:tc>
-        <w:tc>
-          <w:tcPr>
-            <w:tcW w:type="dxa" w:w="1556"/>
-            <w:tcBorders>
-              <w:top w:val="nil"/>
-              <w:bottom w:val="nil"/>
-            </w:tcBorders>
-          </w:tcPr>
-          <w:p>
-            <w:pPr>
-              <w:spacing w:after="10" w:before="10" w:line="240" w:lineRule="auto"/>
-            </w:pPr>
-            <w:r>
-              <w:rPr>
-                <w:rFonts w:ascii="Arial" w:hAnsi="Arial"/>
-                <w:b w:val="0"/>
-                <w:i w:val="0"/>
-                <w:sz w:val="16"/>
-              </w:rPr>
-              <w:t>200–600</w:t>
-            </w:r>
-          </w:p>
-        </w:tc>
-        <w:tc>
-          <w:tcPr>
-            <w:tcW w:type="dxa" w:w="2847"/>
-            <w:tcBorders>
-              <w:top w:val="nil"/>
-              <w:bottom w:val="nil"/>
-            </w:tcBorders>
-          </w:tcPr>
-          <w:p>
-            <w:pPr>
-              <w:spacing w:after="10" w:before="10" w:line="240" w:lineRule="auto"/>
-            </w:pPr>
-            <w:r>
-              <w:rPr>
-                <w:rFonts w:ascii="Arial" w:hAnsi="Arial"/>
-                <w:b w:val="0"/>
-                <w:i w:val="0"/>
-                <w:sz w:val="16"/>
-              </w:rPr>
-              <w:t>moderate; melt, very wide window</w:t>
-            </w:r>
-          </w:p>
-        </w:tc>
-      </w:tr>
-      <w:tr>
-        <w:tc>
-          <w:tcPr>
-            <w:tcW w:type="dxa" w:w="1444"/>
-            <w:tcBorders>
-              <w:top w:val="nil"/>
-              <w:bottom w:val="single" w:sz="8" w:space="0" w:color="000000"/>
-            </w:tcBorders>
-          </w:tcPr>
-          <w:p>
-            <w:pPr>
-              <w:spacing w:after="10" w:before="10" w:line="240" w:lineRule="auto"/>
-            </w:pPr>
-            <w:r>
-              <w:rPr>
-                <w:rFonts w:ascii="Arial" w:hAnsi="Arial"/>
-                <w:b w:val="0"/>
-                <w:i w:val="0"/>
-                <w:sz w:val="16"/>
-              </w:rPr>
-              <w:t>PET (ref.)</w:t>
-            </w:r>
-          </w:p>
-        </w:tc>
-        <w:tc>
-          <w:tcPr>
-            <w:tcW w:type="dxa" w:w="1429"/>
-            <w:tcBorders>
-              <w:top w:val="nil"/>
-              <w:bottom w:val="single" w:sz="8" w:space="0" w:color="000000"/>
-            </w:tcBorders>
-          </w:tcPr>
-          <w:p>
-            <w:pPr>
-              <w:spacing w:after="10" w:before="10" w:line="240" w:lineRule="auto"/>
-            </w:pPr>
-            <w:r>
-              <w:rPr>
-                <w:rFonts w:ascii="Arial" w:hAnsi="Arial"/>
-                <w:b w:val="0"/>
-                <w:i w:val="0"/>
-                <w:sz w:val="16"/>
-              </w:rPr>
-              <w:t>78 / 255 / ~400</w:t>
-            </w:r>
-          </w:p>
-        </w:tc>
-        <w:tc>
-          <w:tcPr>
-            <w:tcW w:type="dxa" w:w="1653"/>
-            <w:tcBorders>
-              <w:top w:val="nil"/>
-              <w:bottom w:val="single" w:sz="8" w:space="0" w:color="000000"/>
-            </w:tcBorders>
-          </w:tcPr>
-          <w:p>
-            <w:pPr>
-              <w:spacing w:after="10" w:before="10" w:line="240" w:lineRule="auto"/>
-            </w:pPr>
-            <w:r>
-              <w:rPr>
-                <w:rFonts w:ascii="Arial" w:hAnsi="Arial"/>
-                <w:b w:val="0"/>
-                <w:i w:val="0"/>
-                <w:sz w:val="16"/>
-              </w:rPr>
-              <w:t>2.0–4.0</w:t>
-            </w:r>
-          </w:p>
-        </w:tc>
-        <w:tc>
-          <w:tcPr>
-            <w:tcW w:type="dxa" w:w="1556"/>
-            <w:tcBorders>
-              <w:top w:val="nil"/>
-              <w:bottom w:val="single" w:sz="8" w:space="0" w:color="000000"/>
-            </w:tcBorders>
-          </w:tcPr>
-          <w:p>
-            <w:pPr>
-              <w:spacing w:after="10" w:before="10" w:line="240" w:lineRule="auto"/>
-            </w:pPr>
-            <w:r>
-              <w:rPr>
-                <w:rFonts w:ascii="Arial" w:hAnsi="Arial"/>
-                <w:b w:val="0"/>
-                <w:i w:val="0"/>
-                <w:sz w:val="16"/>
-              </w:rPr>
-              <w:t>50–300</w:t>
-            </w:r>
-          </w:p>
-        </w:tc>
-        <w:tc>
-          <w:tcPr>
-            <w:tcW w:type="dxa" w:w="2847"/>
-            <w:tcBorders>
-              <w:top w:val="nil"/>
-              <w:bottom w:val="single" w:sz="8" w:space="0" w:color="000000"/>
-            </w:tcBorders>
-          </w:tcPr>
-          <w:p>
-            <w:pPr>
-              <w:spacing w:after="10" w:before="10" w:line="240" w:lineRule="auto"/>
-            </w:pPr>
-            <w:r>
-              <w:rPr>
-                <w:rFonts w:ascii="Arial" w:hAnsi="Arial"/>
-                <w:b w:val="0"/>
-                <w:i w:val="0"/>
-                <w:sz w:val="16"/>
-              </w:rPr>
-              <w:t>moderate; melt, wide window</w:t>
-            </w:r>
-          </w:p>
-        </w:tc>
-      </w:tr>
-    </w:tbl>
     <w:p>
       <w:pPr>
-        <w:spacing w:after="0" w:line="240" w:lineRule="auto"/>
+        <w:spacing w:after="80"/>
+        <w:jc w:val="center"/>
       </w:pPr>
+      <w:r>
+        <w:drawing>
+          <wp:inline xmlns:a="http://schemas.openxmlformats.org/drawingml/2006/main" xmlns:pic="http://schemas.openxmlformats.org/drawingml/2006/picture">
+            <wp:extent cx="5046283" cy="3657600"/>
+            <wp:docPr id="5" name="Picture 5"/>
+            <wp:cNvGraphicFramePr>
+              <a:graphicFrameLocks noChangeAspect="1"/>
+            </wp:cNvGraphicFramePr>
+            <a:graphic>
+              <a:graphicData uri="http://schemas.openxmlformats.org/drawingml/2006/picture">
+                <pic:pic>
+                  <pic:nvPicPr>
+                    <pic:cNvPr id="0" name="table2_scatter_en.png"/>
+                    <pic:cNvPicPr/>
+                  </pic:nvPicPr>
+                  <pic:blipFill>
+                    <a:blip r:embed="rId13"/>
+                    <a:stretch>
+                      <a:fillRect/>
+                    </a:stretch>
+                  </pic:blipFill>
+                  <pic:spPr>
+                    <a:xfrm>
+                      <a:off x="0" y="0"/>
+                      <a:ext cx="5046283" cy="3657600"/>
+                    </a:xfrm>
+                    <a:prstGeom prst="rect"/>
+                  </pic:spPr>
+                </pic:pic>
+              </a:graphicData>
+            </a:graphic>
+          </wp:inline>
+        </w:drawing>
+      </w:r>
     </w:p>
     <w:p>
       <w:pPr>
@@ -2775,7 +1390,7 @@
         <w:drawing>
           <wp:inline xmlns:a="http://schemas.openxmlformats.org/drawingml/2006/main" xmlns:pic="http://schemas.openxmlformats.org/drawingml/2006/picture">
             <wp:extent cx="5669280" cy="979048"/>
-            <wp:docPr id="5" name="Picture 5"/>
+            <wp:docPr id="6" name="Picture 6"/>
             <wp:cNvGraphicFramePr>
               <a:graphicFrameLocks noChangeAspect="1"/>
             </wp:cNvGraphicFramePr>
@@ -2787,7 +1402,7 @@
                     <pic:cNvPicPr/>
                   </pic:nvPicPr>
                   <pic:blipFill>
-                    <a:blip r:embed="rId13"/>
+                    <a:blip r:embed="rId14"/>
                     <a:stretch>
                       <a:fillRect/>
                     </a:stretch>
@@ -2888,7 +1503,7 @@
         <w:drawing>
           <wp:inline xmlns:a="http://schemas.openxmlformats.org/drawingml/2006/main" xmlns:pic="http://schemas.openxmlformats.org/drawingml/2006/picture">
             <wp:extent cx="2623206" cy="1645920"/>
-            <wp:docPr id="6" name="Picture 6"/>
+            <wp:docPr id="7" name="Picture 7"/>
             <wp:cNvGraphicFramePr>
               <a:graphicFrameLocks noChangeAspect="1"/>
             </wp:cNvGraphicFramePr>
@@ -2900,7 +1515,7 @@
                     <pic:cNvPicPr/>
                   </pic:nvPicPr>
                   <pic:blipFill>
-                    <a:blip r:embed="rId14"/>
+                    <a:blip r:embed="rId15"/>
                     <a:stretch>
                       <a:fillRect/>
                     </a:stretch>
@@ -3562,7 +2177,7 @@
         <w:drawing>
           <wp:inline xmlns:a="http://schemas.openxmlformats.org/drawingml/2006/main" xmlns:pic="http://schemas.openxmlformats.org/drawingml/2006/picture">
             <wp:extent cx="2827539" cy="1417320"/>
-            <wp:docPr id="7" name="Picture 7"/>
+            <wp:docPr id="8" name="Picture 8"/>
             <wp:cNvGraphicFramePr>
               <a:graphicFrameLocks noChangeAspect="1"/>
             </wp:cNvGraphicFramePr>
@@ -3574,7 +2189,7 @@
                     <pic:cNvPicPr/>
                   </pic:nvPicPr>
                   <pic:blipFill>
-                    <a:blip r:embed="rId15"/>
+                    <a:blip r:embed="rId16"/>
                     <a:stretch>
                       <a:fillRect/>
                     </a:stretch>
@@ -3635,7 +2250,7 @@
         <w:drawing>
           <wp:inline xmlns:a="http://schemas.openxmlformats.org/drawingml/2006/main" xmlns:pic="http://schemas.openxmlformats.org/drawingml/2006/picture">
             <wp:extent cx="2247034" cy="1417320"/>
-            <wp:docPr id="8" name="Picture 8"/>
+            <wp:docPr id="9" name="Picture 9"/>
             <wp:cNvGraphicFramePr>
               <a:graphicFrameLocks noChangeAspect="1"/>
             </wp:cNvGraphicFramePr>
@@ -3647,7 +2262,7 @@
                     <pic:cNvPicPr/>
                   </pic:nvPicPr>
                   <pic:blipFill>
-                    <a:blip r:embed="rId16"/>
+                    <a:blip r:embed="rId17"/>
                     <a:stretch>
                       <a:fillRect/>
                     </a:stretch>
@@ -3728,7 +2343,7 @@
         <w:drawing>
           <wp:inline xmlns:a="http://schemas.openxmlformats.org/drawingml/2006/main" xmlns:pic="http://schemas.openxmlformats.org/drawingml/2006/picture">
             <wp:extent cx="2170961" cy="1920239"/>
-            <wp:docPr id="9" name="Picture 9"/>
+            <wp:docPr id="10" name="Picture 10"/>
             <wp:cNvGraphicFramePr>
               <a:graphicFrameLocks noChangeAspect="1"/>
             </wp:cNvGraphicFramePr>
@@ -3740,7 +2355,7 @@
                     <pic:cNvPicPr/>
                   </pic:nvPicPr>
                   <pic:blipFill>
-                    <a:blip r:embed="rId17"/>
+                    <a:blip r:embed="rId18"/>
                     <a:stretch>
                       <a:fillRect/>
                     </a:stretch>
@@ -3801,7 +2416,7 @@
         <w:drawing>
           <wp:inline xmlns:a="http://schemas.openxmlformats.org/drawingml/2006/main" xmlns:pic="http://schemas.openxmlformats.org/drawingml/2006/picture">
             <wp:extent cx="3076792" cy="1828800"/>
-            <wp:docPr id="10" name="Picture 10"/>
+            <wp:docPr id="11" name="Picture 11"/>
             <wp:cNvGraphicFramePr>
               <a:graphicFrameLocks noChangeAspect="1"/>
             </wp:cNvGraphicFramePr>
@@ -3813,7 +2428,7 @@
                     <pic:cNvPicPr/>
                   </pic:nvPicPr>
                   <pic:blipFill>
-                    <a:blip r:embed="rId18"/>
+                    <a:blip r:embed="rId19"/>
                     <a:stretch>
                       <a:fillRect/>
                     </a:stretch>
@@ -4086,7 +2701,7 @@
         <w:drawing>
           <wp:inline xmlns:a="http://schemas.openxmlformats.org/drawingml/2006/main" xmlns:pic="http://schemas.openxmlformats.org/drawingml/2006/picture">
             <wp:extent cx="2835746" cy="2103120"/>
-            <wp:docPr id="11" name="Picture 11"/>
+            <wp:docPr id="12" name="Picture 12"/>
             <wp:cNvGraphicFramePr>
               <a:graphicFrameLocks noChangeAspect="1"/>
             </wp:cNvGraphicFramePr>
@@ -4098,7 +2713,7 @@
                     <pic:cNvPicPr/>
                   </pic:nvPicPr>
                   <pic:blipFill>
-                    <a:blip r:embed="rId19"/>
+                    <a:blip r:embed="rId20"/>
                     <a:stretch>
                       <a:fillRect/>
                     </a:stretch>

--- a/projects/biopolymers-review/Biopolymers-review-DRAFT.docx
+++ b/projects/biopolymers-review/Biopolymers-review-DRAFT.docx
@@ -739,7 +739,7 @@
       <w:r>
         <w:drawing>
           <wp:inline xmlns:a="http://schemas.openxmlformats.org/drawingml/2006/main" xmlns:pic="http://schemas.openxmlformats.org/drawingml/2006/picture">
-            <wp:extent cx="2912779" cy="2194560"/>
+            <wp:extent cx="2305950" cy="1737360"/>
             <wp:docPr id="1" name="Picture 1"/>
             <wp:cNvGraphicFramePr>
               <a:graphicFrameLocks noChangeAspect="1"/>
@@ -760,7 +760,7 @@
                   <pic:spPr>
                     <a:xfrm>
                       <a:off x="0" y="0"/>
-                      <a:ext cx="2912779" cy="2194560"/>
+                      <a:ext cx="2305950" cy="1737360"/>
                     </a:xfrm>
                     <a:prstGeom prst="rect"/>
                   </pic:spPr>
@@ -801,7 +801,7 @@
           <w:b w:val="0"/>
           <w:i w:val="0"/>
         </w:rPr>
-        <w:t>This section examines five biopolymer families along one organising axis: backbone flexibility and the intermolecular forces it permits. Cellulose sits at one extreme — an extended, hydrogen-bonded backbone locked into a crystalline solid that never melts. Natural rubber sits at the other: a freely rotating backbone that stays amorphous until strain forces it to crystallise. Between them lie three groups — polysaccharides with weaker or ionically tunable interchain forces (starch, chitin/chitosan, alginate); semicrystalline polyesters flexible enough to melt-process, but only within narrow thermal windows (PHA, PLA); and template-folded proteins, whose properties come from defined secondary/tertiary structure rather than simple chain packing. Lignin closes the section as the structural counterpoint to all of them — an irregularly cross-linked network with no periodic chain at all. The claim tested throughout is that backbone chemistry, not biological origin, predicts melting behaviour, hydrolytic/enzymatic susceptibility, and mechanical performance (Table 2). Fig. 2 summarises the force → consequence → limitation causal chain for every family at a glance, so the text below only adds mechanism and citations the figure can't carry. Each family's monomer and chain-scale structure is drawn directly in its own subsection (§3.1–§3.5).</w:t>
+        <w:t>This section examines five families along one axis — backbone flexibility and the intermolecular forces it permits — running from cellulose (an extended, hydrogen-bonded backbone that never melts) to natural rubber (a freely rotating backbone, amorphous until strained). Between them lie polysaccharides with weaker or ionically tunable interchain forces, semicrystalline polyesters that melt-process only within narrow thermal windows, and template-folded proteins whose properties come from defined fold, not chain packing; lignin is the counterpoint — an irregular cross-linked network with no periodic chain. The claim tested throughout: backbone chemistry, not biological origin, predicts melting, hydrolytic/enzymatic susceptibility and mechanical performance (Table 2). Fig. 2 carries the force → consequence → limitation chain for each family, so the text below adds only mechanism and citations; each family's monomer and chain-scale structure is drawn in its subsection.</w:t>
       </w:r>
     </w:p>
     <w:p>
@@ -813,7 +813,7 @@
       <w:r>
         <w:drawing>
           <wp:inline xmlns:a="http://schemas.openxmlformats.org/drawingml/2006/main" xmlns:pic="http://schemas.openxmlformats.org/drawingml/2006/picture">
-            <wp:extent cx="2903182" cy="2194560"/>
+            <wp:extent cx="2298352" cy="1737359"/>
             <wp:docPr id="2" name="Picture 2"/>
             <wp:cNvGraphicFramePr>
               <a:graphicFrameLocks noChangeAspect="1"/>
@@ -834,7 +834,7 @@
                   <pic:spPr>
                     <a:xfrm>
                       <a:off x="0" y="0"/>
-                      <a:ext cx="2903182" cy="2194560"/>
+                      <a:ext cx="2298352" cy="1737359"/>
                     </a:xfrm>
                     <a:prstGeom prst="rect"/>
                   </pic:spPr>
@@ -943,7 +943,7 @@
           <w:b w:val="0"/>
           <w:i w:val="0"/>
         </w:rPr>
-        <w:t xml:space="preserve"> — linear β-(1→4)-D-glucopyranose — forms an extended ribbon locked by hydrogen bonding into sheets (Iα, Iβ); processing is restricted to solution routes (NMMO/Lyocell, LiCl/DMAc), and nanocrystals/nanofibrils exploit its crystal modulus as fillers [2].</w:t>
+        <w:t xml:space="preserve"> — linear β-(1→4)-D-glucopyranose — forms an extended ribbon locked by hydrogen bonding into sheets (Iα, Iβ) [33,34]; processing is restricted to solution routes (NMMO/Lyocell [37], LiCl/DMAc), and nanocrystals/nanofibrils exploit its crystal modulus (~130–150 GPa along the chain axis [35]) as fillers [2].</w:t>
       </w:r>
     </w:p>
     <w:p>
@@ -1016,7 +1016,7 @@
           <w:b w:val="0"/>
           <w:i w:val="0"/>
         </w:rPr>
-        <w:t xml:space="preserve"> amylose/amylopectin topology (not chemistry) explains its weaker, humidity-reversible crystallinity (TPS blends with PLA/PBAT). </w:t>
+        <w:t xml:space="preserve"> amylose/amylopectin topology (not chemistry) explains its weaker, humidity-reversible crystallinity and its retrogradation on storage [38] (TPS blends with PLA/PBAT). </w:t>
       </w:r>
       <w:r>
         <w:rPr>
@@ -1030,7 +1030,7 @@
           <w:b w:val="0"/>
           <w:i w:val="0"/>
         </w:rPr>
-        <w:t xml:space="preserve"> degree of deacetylation (DD) sets solubility and antimicrobial activity, but higher-DD chitosan is typically lower-MW since the same alkaline step that raises DD cleaves the backbone [3]. </w:t>
+        <w:t xml:space="preserve"> degree of deacetylation (DD) sets solubility, charge and antimicrobial activity [39], but higher-DD chitosan is typically lower-MW since the same alkaline step that raises DD cleaves the backbone [3]. </w:t>
       </w:r>
       <w:r>
         <w:rPr>
@@ -1220,7 +1220,7 @@
           <w:b w:val="0"/>
           <w:i w:val="0"/>
         </w:rPr>
-        <w:t>: ring-opening polymerisation of lactide (Sn(Oct)₂) reaches useful MW where direct polycondensation cannot; PLLA crystallises slowly, but the PLLA/PDLA stereocomplex co-crystallises with Tm ~50 °C above either homocrystal via tighter enantiomeric packing [6,7]. PBS/PEF follow the same ester logic (§8).</w:t>
+        <w:t>: ring-opening polymerisation of lactide via a Sn(Oct)₂ coordination–insertion mechanism [40,41] reaches useful MW where direct polycondensation cannot; PLLA crystallises slowly, but the PLLA/PDLA stereocomplex co-crystallises with Tm ~50 °C above either homocrystal via tighter enantiomeric packing [6,7]. PBS/PEF follow the same ester logic (§8).</w:t>
       </w:r>
     </w:p>
     <w:p>
@@ -1240,7 +1240,7 @@
       <w:r>
         <w:drawing>
           <wp:inline xmlns:a="http://schemas.openxmlformats.org/drawingml/2006/main" xmlns:pic="http://schemas.openxmlformats.org/drawingml/2006/picture">
-            <wp:extent cx="5831342" cy="2194560"/>
+            <wp:extent cx="4616479" cy="1737360"/>
             <wp:docPr id="7" name="Picture 7"/>
             <wp:cNvGraphicFramePr>
               <a:graphicFrameLocks noChangeAspect="1"/>
@@ -1261,7 +1261,7 @@
                   <pic:spPr>
                     <a:xfrm>
                       <a:off x="0" y="0"/>
-                      <a:ext cx="5831342" cy="2194560"/>
+                      <a:ext cx="4616479" cy="1737360"/>
                     </a:xfrm>
                     <a:prstGeom prst="rect"/>
                   </pic:spPr>
@@ -1322,7 +1322,7 @@
           <w:b w:val="0"/>
           <w:i w:val="0"/>
         </w:rPr>
-        <w:t xml:space="preserve"> Gly-X-Y triple helix, stabilised by hydroxyproline, denatures irreversibly into gelatin. Zein/casein/soy are film-forming, not structural (§8). Ribosomal synthesis fixes every protein molecule's length and sequence exactly (Đ = 1.0) — unmatched by any non-templated biopolymer (§4).</w:t>
+        <w:t xml:space="preserve"> Gly-X-Y triple helix, stabilised by the stereoelectronic effect of hydroxyproline [45], denatures irreversibly into gelatin. Zein/casein/soy are film-forming, not structural (§8). Ribosomal synthesis fixes every protein molecule's length and sequence exactly (Đ = 1.0) — unmatched by any non-templated biopolymer (§4).</w:t>
       </w:r>
     </w:p>
     <w:p>
@@ -1422,7 +1422,7 @@
           <w:b w:val="0"/>
           <w:i w:val="0"/>
         </w:rPr>
-        <w:t xml:space="preserve"> irregular. Radical-coupled monolignols give a randomly cross-linked network (β-O-4 ether ~45–60% of linkages [9]) whose composition varies by species and — for industrial use — extraction method (kraft, organosolv, lignosulfonate), which is why no single "lignin" has one structure–property relationship. Lignin has no periodic chain, so only the monomers are drawn here — unlike the other families, an irregularly cross-linked network has no single "typical chain" to picture.</w:t>
+        <w:t xml:space="preserve"> irregular. Radical-coupled monolignols give a randomly cross-linked network (β-O-4 ether ~45–60% of linkages [9]) whose composition varies by species and — for industrial use — extraction method (kraft, organosolv, lignosulfonate) [54], which is why no single "lignin" has one structure–property relationship. Lignin has no periodic chain, so only the monomers are drawn here — unlike the other families, an irregularly cross-linked network has no single "typical chain" to picture.</w:t>
       </w:r>
     </w:p>
     <w:p>
@@ -1569,7 +1569,7 @@
           <w:i w:val="0"/>
           <w:sz w:val="20"/>
         </w:rPr>
-        <w:t xml:space="preserve"> Provisional summary of thermal and mechanical properties of the representative biopolymers discussed in §3 (order-of-magnitude ranges, cross-checked against the comparative review of biobased thermoplastics by de Beukelaer et al. [11] and, for PBS, Aliotta et al. [12]; Td is the TGA onset of significant mass loss under N₂; "–" = no melting transition; source data in </w:t>
+        <w:t xml:space="preserve"> Provisional summary of thermal and mechanical properties of the representative biopolymers discussed in §3 (order-of-magnitude ranges, cross-checked against the comparative review of biobased thermoplastics by de Beukelaer et al. [11], for PBS against Aliotta et al. [12], and for PLA against Auras et al. [42] and Farah et al. [43]; Td is the TGA onset of significant mass loss under N₂; "–" = no melting transition; per-row sources in </w:t>
       </w:r>
       <w:r>
         <w:rPr>
@@ -2324,7 +2324,7 @@
                 <w:i w:val="0"/>
                 <w:sz w:val="16"/>
               </w:rPr>
-              <w:t>PHB</w:t>
+              <w:t>PHB (PHBV lowers Tm ~30 °C)</w:t>
             </w:r>
           </w:p>
         </w:tc>
@@ -2440,146 +2440,6 @@
                 <w:sz w:val="16"/>
               </w:rPr>
               <w:t>2–8</w:t>
-            </w:r>
-          </w:p>
-        </w:tc>
-      </w:tr>
-      <w:tr>
-        <w:tc>
-          <w:tcPr>
-            <w:tcW w:type="dxa" w:w="2212"/>
-            <w:tcBorders>
-              <w:top w:val="nil"/>
-              <w:bottom w:val="nil"/>
-            </w:tcBorders>
-          </w:tcPr>
-          <w:p>
-            <w:pPr>
-              <w:spacing w:after="10" w:before="10" w:line="240" w:lineRule="auto"/>
-            </w:pPr>
-            <w:r>
-              <w:rPr>
-                <w:rFonts w:ascii="Arial" w:hAnsi="Arial"/>
-                <w:b w:val="0"/>
-                <w:i w:val="0"/>
-                <w:sz w:val="16"/>
-              </w:rPr>
-              <w:t>PHBV (20 mol% HV)</w:t>
-            </w:r>
-          </w:p>
-        </w:tc>
-        <w:tc>
-          <w:tcPr>
-            <w:tcW w:type="dxa" w:w="1017"/>
-            <w:tcBorders>
-              <w:top w:val="nil"/>
-              <w:bottom w:val="nil"/>
-            </w:tcBorders>
-          </w:tcPr>
-          <w:p>
-            <w:pPr>
-              <w:spacing w:after="10" w:before="10" w:line="240" w:lineRule="auto"/>
-            </w:pPr>
-            <w:r>
-              <w:rPr>
-                <w:rFonts w:ascii="Arial" w:hAnsi="Arial"/>
-                <w:b w:val="0"/>
-                <w:i w:val="0"/>
-                <w:sz w:val="16"/>
-              </w:rPr>
-              <w:t>~0</w:t>
-            </w:r>
-          </w:p>
-        </w:tc>
-        <w:tc>
-          <w:tcPr>
-            <w:tcW w:type="dxa" w:w="1017"/>
-            <w:tcBorders>
-              <w:top w:val="nil"/>
-              <w:bottom w:val="nil"/>
-            </w:tcBorders>
-          </w:tcPr>
-          <w:p>
-            <w:pPr>
-              <w:spacing w:after="10" w:before="10" w:line="240" w:lineRule="auto"/>
-            </w:pPr>
-            <w:r>
-              <w:rPr>
-                <w:rFonts w:ascii="Arial" w:hAnsi="Arial"/>
-                <w:b w:val="0"/>
-                <w:i w:val="0"/>
-                <w:sz w:val="16"/>
-              </w:rPr>
-              <w:t>~145</w:t>
-            </w:r>
-          </w:p>
-        </w:tc>
-        <w:tc>
-          <w:tcPr>
-            <w:tcW w:type="dxa" w:w="1151"/>
-            <w:tcBorders>
-              <w:top w:val="nil"/>
-              <w:bottom w:val="nil"/>
-            </w:tcBorders>
-          </w:tcPr>
-          <w:p>
-            <w:pPr>
-              <w:spacing w:after="10" w:before="10" w:line="240" w:lineRule="auto"/>
-            </w:pPr>
-            <w:r>
-              <w:rPr>
-                <w:rFonts w:ascii="Arial" w:hAnsi="Arial"/>
-                <w:b w:val="0"/>
-                <w:i w:val="0"/>
-                <w:sz w:val="16"/>
-              </w:rPr>
-              <w:t>~200</w:t>
-            </w:r>
-          </w:p>
-        </w:tc>
-        <w:tc>
-          <w:tcPr>
-            <w:tcW w:type="dxa" w:w="1739"/>
-            <w:tcBorders>
-              <w:top w:val="nil"/>
-              <w:bottom w:val="nil"/>
-            </w:tcBorders>
-          </w:tcPr>
-          <w:p>
-            <w:pPr>
-              <w:spacing w:after="10" w:before="10" w:line="240" w:lineRule="auto"/>
-            </w:pPr>
-            <w:r>
-              <w:rPr>
-                <w:rFonts w:ascii="Arial" w:hAnsi="Arial"/>
-                <w:b w:val="0"/>
-                <w:i w:val="0"/>
-                <w:sz w:val="16"/>
-              </w:rPr>
-              <w:t>0.8–2.5</w:t>
-            </w:r>
-          </w:p>
-        </w:tc>
-        <w:tc>
-          <w:tcPr>
-            <w:tcW w:type="dxa" w:w="1792"/>
-            <w:tcBorders>
-              <w:top w:val="nil"/>
-              <w:bottom w:val="nil"/>
-            </w:tcBorders>
-          </w:tcPr>
-          <w:p>
-            <w:pPr>
-              <w:spacing w:after="10" w:before="10" w:line="240" w:lineRule="auto"/>
-            </w:pPr>
-            <w:r>
-              <w:rPr>
-                <w:rFonts w:ascii="Arial" w:hAnsi="Arial"/>
-                <w:b w:val="0"/>
-                <w:i w:val="0"/>
-                <w:sz w:val="16"/>
-              </w:rPr>
-              <w:t>5–25</w:t>
             </w:r>
           </w:p>
         </w:tc>
@@ -3010,146 +2870,6 @@
             <w:tcW w:type="dxa" w:w="2212"/>
             <w:tcBorders>
               <w:top w:val="nil"/>
-              <w:bottom w:val="nil"/>
-            </w:tcBorders>
-          </w:tcPr>
-          <w:p>
-            <w:pPr>
-              <w:spacing w:after="10" w:before="10" w:line="240" w:lineRule="auto"/>
-            </w:pPr>
-            <w:r>
-              <w:rPr>
-                <w:rFonts w:ascii="Arial" w:hAnsi="Arial"/>
-                <w:b w:val="0"/>
-                <w:i w:val="0"/>
-                <w:sz w:val="16"/>
-              </w:rPr>
-              <w:t>LDPE (fossil reference)</w:t>
-            </w:r>
-          </w:p>
-        </w:tc>
-        <w:tc>
-          <w:tcPr>
-            <w:tcW w:type="dxa" w:w="1017"/>
-            <w:tcBorders>
-              <w:top w:val="nil"/>
-              <w:bottom w:val="nil"/>
-            </w:tcBorders>
-          </w:tcPr>
-          <w:p>
-            <w:pPr>
-              <w:spacing w:after="10" w:before="10" w:line="240" w:lineRule="auto"/>
-            </w:pPr>
-            <w:r>
-              <w:rPr>
-                <w:rFonts w:ascii="Arial" w:hAnsi="Arial"/>
-                <w:b w:val="0"/>
-                <w:i w:val="0"/>
-                <w:sz w:val="16"/>
-              </w:rPr>
-              <w:t>~−120</w:t>
-            </w:r>
-          </w:p>
-        </w:tc>
-        <w:tc>
-          <w:tcPr>
-            <w:tcW w:type="dxa" w:w="1017"/>
-            <w:tcBorders>
-              <w:top w:val="nil"/>
-              <w:bottom w:val="nil"/>
-            </w:tcBorders>
-          </w:tcPr>
-          <w:p>
-            <w:pPr>
-              <w:spacing w:after="10" w:before="10" w:line="240" w:lineRule="auto"/>
-            </w:pPr>
-            <w:r>
-              <w:rPr>
-                <w:rFonts w:ascii="Arial" w:hAnsi="Arial"/>
-                <w:b w:val="0"/>
-                <w:i w:val="0"/>
-                <w:sz w:val="16"/>
-              </w:rPr>
-              <w:t>~110</w:t>
-            </w:r>
-          </w:p>
-        </w:tc>
-        <w:tc>
-          <w:tcPr>
-            <w:tcW w:type="dxa" w:w="1151"/>
-            <w:tcBorders>
-              <w:top w:val="nil"/>
-              <w:bottom w:val="nil"/>
-            </w:tcBorders>
-          </w:tcPr>
-          <w:p>
-            <w:pPr>
-              <w:spacing w:after="10" w:before="10" w:line="240" w:lineRule="auto"/>
-            </w:pPr>
-            <w:r>
-              <w:rPr>
-                <w:rFonts w:ascii="Arial" w:hAnsi="Arial"/>
-                <w:b w:val="0"/>
-                <w:i w:val="0"/>
-                <w:sz w:val="16"/>
-              </w:rPr>
-              <w:t>~400</w:t>
-            </w:r>
-          </w:p>
-        </w:tc>
-        <w:tc>
-          <w:tcPr>
-            <w:tcW w:type="dxa" w:w="1739"/>
-            <w:tcBorders>
-              <w:top w:val="nil"/>
-              <w:bottom w:val="nil"/>
-            </w:tcBorders>
-          </w:tcPr>
-          <w:p>
-            <w:pPr>
-              <w:spacing w:after="10" w:before="10" w:line="240" w:lineRule="auto"/>
-            </w:pPr>
-            <w:r>
-              <w:rPr>
-                <w:rFonts w:ascii="Arial" w:hAnsi="Arial"/>
-                <w:b w:val="0"/>
-                <w:i w:val="0"/>
-                <w:sz w:val="16"/>
-              </w:rPr>
-              <w:t>0.15–0.35</w:t>
-            </w:r>
-          </w:p>
-        </w:tc>
-        <w:tc>
-          <w:tcPr>
-            <w:tcW w:type="dxa" w:w="1792"/>
-            <w:tcBorders>
-              <w:top w:val="nil"/>
-              <w:bottom w:val="nil"/>
-            </w:tcBorders>
-          </w:tcPr>
-          <w:p>
-            <w:pPr>
-              <w:spacing w:after="10" w:before="10" w:line="240" w:lineRule="auto"/>
-            </w:pPr>
-            <w:r>
-              <w:rPr>
-                <w:rFonts w:ascii="Arial" w:hAnsi="Arial"/>
-                <w:b w:val="0"/>
-                <w:i w:val="0"/>
-                <w:sz w:val="16"/>
-              </w:rPr>
-              <w:t>200–600</w:t>
-            </w:r>
-          </w:p>
-        </w:tc>
-      </w:tr>
-      <w:tr>
-        <w:tc>
-          <w:tcPr>
-            <w:tcW w:type="dxa" w:w="2212"/>
-            <w:tcBorders>
-              <w:top w:val="nil"/>
               <w:bottom w:val="single" w:sz="8" w:space="0" w:color="000000"/>
             </w:tcBorders>
           </w:tcPr>
@@ -3331,7 +3051,7 @@
           <w:b w:val="0"/>
           <w:i w:val="0"/>
         </w:rPr>
-        <w:t xml:space="preserve">, not just the average, is where the biology shows through. Mn, Mw, dispersity Đ = Mw/Mn, and degree of polymerisation (DP) are standard descriptors; Đ matters because it, not Mn alone, determines processing behaviour and the breadth of mechanical property distribution within a batch. </w:t>
+        <w:t xml:space="preserve">, not just the average, is where the biology shows through. Mn, Mw, dispersity Đ = Mw/Mn (IUPAC terminology [46]), and degree of polymerisation (DP) are standard descriptors; Đ matters because it, not Mn alone, determines processing behaviour and the breadth of mechanical property distribution within a batch. </w:t>
       </w:r>
       <w:r>
         <w:rPr>
@@ -3431,7 +3151,7 @@
           <w:b w:val="0"/>
           <w:i w:val="0"/>
         </w:rPr>
-        <w:t xml:space="preserve"> Mechanical integrity depends on chain entanglement above a characteristic Mc; below it, strength and toughness collapse. Above Mc, tensile strength rises with Mn then saturates (Flory-type, σ ≈ σ∞ − K/Mn), so degradation — first visible as falling MW — can proceed with only modest property loss until crossing back below Mc, where performance collapses abruptly, a failure mode relevant to §7–§8. </w:t>
+        <w:t xml:space="preserve"> Mechanical integrity depends on chain entanglement above a characteristic Mc [48]; below it, strength and toughness collapse. Above Mc, tensile strength rises with Mn then saturates (Flory-type, σ ≈ σ∞ − K/Mn) [47], so degradation — first visible as falling MW — can proceed with only modest property loss until crossing back below Mc, where performance collapses abruptly, a failure mode relevant to §7–§8. </w:t>
       </w:r>
       <w:r>
         <w:rPr>
@@ -3993,7 +3713,7 @@
         <w:rPr>
           <w:i/>
         </w:rPr>
-        <w:t>Ranges are teaching-level approximations; VERIFY each row against a primary source and replace with cited values before submission.</w:t>
+        <w:t>Mn ranges are teaching-level approximations; confirm each against a primary source before submission. The method column and its limitations are supported by refs [39,46] and the SEC/MALS discussion in §4.</w:t>
       </w:r>
     </w:p>
     <w:p>
@@ -4033,7 +3753,7 @@
           <w:b w:val="0"/>
           <w:i w:val="0"/>
         </w:rPr>
-        <w:t>A decomposition temperature at or below the melting point is close to the rule here (Fig. 11): the same network that gives stiffness also raises the melting energy toward the bond-breaking energy, crowding the two transitions together — cellulose, chitosan and silk fibroin never melt at all. Among the polyesters this crowding is quantitative: PHB's window spans only ~25 °C, PHBV widens it to ~55 °C, and PLLA's is wider still (§3.2). Fig. 11 plots the TGA onset conservatively — for PLLA and PHB the usable window is narrower still, since melt hydrolysis (§4) begins earlier.</w:t>
+        <w:t>A decomposition temperature at or below the melting point is close to the rule here (Fig. 11): the same network that gives stiffness also raises the melting energy toward the bond-breaking energy, crowding the two transitions together — cellulose, chitosan and silk fibroin never melt at all. Among the polyesters this crowding is quantitative: PHB's window spans only ~25 °C, PHBV widens it to ~55 °C, and PLLA's is wider still [44] (§3.2). Fig. 11 plots the TGA onset conservatively — for PLLA and PHB the usable window is narrower still, since melt hydrolysis (§4) begins earlier.</w:t>
       </w:r>
     </w:p>
     <w:p>
@@ -4045,7 +3765,7 @@
       <w:r>
         <w:drawing>
           <wp:inline xmlns:a="http://schemas.openxmlformats.org/drawingml/2006/main" xmlns:pic="http://schemas.openxmlformats.org/drawingml/2006/picture">
-            <wp:extent cx="4783473" cy="2194560"/>
+            <wp:extent cx="3786916" cy="1737360"/>
             <wp:docPr id="11" name="Picture 11"/>
             <wp:cNvGraphicFramePr>
               <a:graphicFrameLocks noChangeAspect="1"/>
@@ -4066,7 +3786,7 @@
                   <pic:spPr>
                     <a:xfrm>
                       <a:off x="0" y="0"/>
-                      <a:ext cx="4783473" cy="2194560"/>
+                      <a:ext cx="3786916" cy="1737360"/>
                     </a:xfrm>
                     <a:prstGeom prst="rect"/>
                   </pic:spPr>
@@ -4107,7 +3827,7 @@
           <w:b w:val="0"/>
           <w:i w:val="0"/>
         </w:rPr>
-        <w:t>The same logic sets the mechanical envelope (Fig. 12): high crystallinity and dense hydrogen bonding raise modulus but remove the flexible segments that let polyolefins draw before breaking, so biopolymers cluster toward high modulus, low elongation relative to PE/PP/PET. Natural rubber is the exception — no modulus at rest, performance generated on demand by SIC (§3.5, §7.3). Fig. 12's windows are regions, not points: sample form, moisture, crystallinity and thermal history each shift a material's data by an order of magnitude, recurring as "batch variability" in §7.2.</w:t>
+        <w:t>The same logic sets the mechanical envelope (Fig. 12): high crystallinity and dense hydrogen bonding raise modulus but remove the flexible segments that let polyolefins draw before breaking, so biopolymers cluster toward high modulus, low elongation relative to PE/PP/PET [11,43]. Natural rubber is the exception — no modulus at rest, performance generated on demand by SIC (§3.5, §7.3). Fig. 12's windows are regions, not points: sample form, moisture, crystallinity and thermal history each shift a material's data by an order of magnitude, recurring as "batch variability" in §7.2.</w:t>
       </w:r>
     </w:p>
     <w:p>
@@ -4119,7 +3839,7 @@
       <w:r>
         <w:drawing>
           <wp:inline xmlns:a="http://schemas.openxmlformats.org/drawingml/2006/main" xmlns:pic="http://schemas.openxmlformats.org/drawingml/2006/picture">
-            <wp:extent cx="4548868" cy="2194560"/>
+            <wp:extent cx="3601187" cy="1737360"/>
             <wp:docPr id="12" name="Picture 12"/>
             <wp:cNvGraphicFramePr>
               <a:graphicFrameLocks noChangeAspect="1"/>
@@ -4140,7 +3860,7 @@
                   <pic:spPr>
                     <a:xfrm>
                       <a:off x="0" y="0"/>
-                      <a:ext cx="4548868" cy="2194560"/>
+                      <a:ext cx="3601187" cy="1737360"/>
                     </a:xfrm>
                     <a:prstGeom prst="rect"/>
                   </pic:spPr>
@@ -4201,7 +3921,7 @@
           <w:b w:val="0"/>
           <w:i w:val="0"/>
         </w:rPr>
-        <w:t>Degradation is a rate process governed by structure (Fig. 13). Polyesters degrade by autocatalytic ester hydrolysis (each scission's acid end catalyses further hydrolysis, so interiors degrade faster than surfaces; Fig. 13a); polysaccharides and proteins instead degrade by enzymatic attack, which can only reach amorphous segments, so rate is set by accessible surface area, not bulk chemistry (Fig. 13b). Crystallinity therefore recurs as this report's central trade-off — the same feature that sets modulus (§5.2) and blocks water uptake (§5.3) also blocks the attack that would degrade the material. ⚙️ Computed activation barriers for ester hydrolysis fall in the order base-catalysed &lt; acid-catalysed &lt; neutral, consistent with the observed pH-dependence of polyester degradation rate.</w:t>
+        <w:t>Degradation is a rate process governed by structure (Fig. 13). Polyesters degrade by autocatalytic ester hydrolysis (each scission's acid end catalyses further hydrolysis, so interiors degrade faster than surfaces — bulk erosion once the part is below a critical thickness [49]; Fig. 13a); polysaccharides and proteins instead degrade by enzymatic attack, which can only reach amorphous segments, so rate is set by accessible surface area, not bulk chemistry [50] (Fig. 13b). Crystallinity therefore recurs as this report's central trade-off — the same feature that sets modulus (§5.2) and blocks water uptake (§5.3) also blocks the attack that would degrade the material. ⚙️ Computed activation barriers for ester hydrolysis fall in the order base-catalysed &lt; acid-catalysed &lt; neutral, consistent with the observed pH-dependence of polyester degradation rate.</w:t>
       </w:r>
     </w:p>
     <w:p>
@@ -4385,7 +4105,7 @@
           <w:b w:val="0"/>
           <w:i w:val="0"/>
         </w:rPr>
-        <w:t xml:space="preserve"> — mulch film, fishing gear, disposable foodware — turns hydrolytic/enzymatic susceptibility from a processing burden into a desired property, provided the environment actually matches the material (§5.4). </w:t>
+        <w:t xml:space="preserve"> — mulch film, fishing gear, disposable foodware — turns hydrolytic/enzymatic susceptibility from a processing burden into a desired property, provided the environment actually matches the material [51] (§5.4). </w:t>
       </w:r>
       <w:r>
         <w:rPr>
@@ -4399,7 +4119,7 @@
           <w:b w:val="0"/>
           <w:i w:val="0"/>
         </w:rPr>
-        <w:t xml:space="preserve"> let PLA/PGA sutures, collagen/alginate hydrogels and chitosan dressings do what commodity synthetics cannot without costly modification — the one application space (§8) where biopolymers are the only viable class, though not unconditionally so (§7.3). And </w:t>
+        <w:t xml:space="preserve"> let PLA/PGA sutures [52], collagen/alginate hydrogels and chitosan dressings [55] do what commodity synthetics cannot without costly modification — the one application space (§8) where biopolymers are the only viable class, though not unconditionally so (§7.3). And </w:t>
       </w:r>
       <w:r>
         <w:rPr>
@@ -4451,14 +4171,7 @@
           <w:b w:val="0"/>
           <w:i w:val="0"/>
         </w:rPr>
-        <w:t xml:space="preserve"> PE/PP ~$1–1.5/kg; PLA several times higher; PHA typically priciest. </w:t>
-      </w:r>
-      <w:r>
-        <w:rPr>
-          <w:rFonts w:ascii="Consolas" w:hAnsi="Consolas"/>
-          <w:i/>
-        </w:rPr>
-        <w:t>[cite market report]</w:t>
+        <w:t xml:space="preserve"> PLA is several times the price of commodity PE/PP, and PHA higher still [16,53]; a material-specific $/kg figure still needs a current market-report citation before submission.</w:t>
       </w:r>
     </w:p>
     <w:p>
@@ -4477,7 +4190,7 @@
           <w:b w:val="0"/>
           <w:i w:val="0"/>
         </w:rPr>
-        <w:t xml:space="preserve"> PLA's HDT (~55–65 °C) sits well below PP's ~100 °C+ without stereocomplexation (§3.2) [13]; its O₂/CO₂ transmission is comparable to PET's, but water-vapour barrier is worse, and starch films worse again [14] — the correct critique is moisture sensitivity (§5.3), not a blanket oxygen deficit.</w:t>
+        <w:t xml:space="preserve"> PLA's HDT (~55–65 °C) sits well below PP's ~100 °C+ without stereocomplexation (§3.2) [13,42]; its O₂/CO₂ transmission is comparable to PET's, but water-vapour barrier is worse, and starch films worse again [14] — the correct critique is moisture sensitivity (§5.3), not a blanket oxygen deficit.</w:t>
       </w:r>
     </w:p>
     <w:p>
@@ -4496,7 +4209,7 @@
           <w:b w:val="0"/>
           <w:i w:val="0"/>
         </w:rPr>
-        <w:t xml:space="preserve"> PHB's secondary crystallisation and PLA's sub-Tg ageing embrittle over storage; starch drifts with humidity (§3.1, §5.3) and PLA must be dried before melt processing to avoid uncontrolled MW loss (§4).</w:t>
+        <w:t xml:space="preserve"> PHB's secondary crystallisation and PLA's sub-Tg ageing embrittle over storage [43]; starch drifts with humidity (§3.1, §5.3) and PLA must be dried before melt processing to avoid uncontrolled MW loss (§4).</w:t>
       </w:r>
     </w:p>
     <w:p>
@@ -5276,7 +4989,7 @@
           <w:b w:val="0"/>
           <w:i w:val="0"/>
         </w:rPr>
-        <w:t xml:space="preserve"> applications need biocompatibility plus a tunable degradation rate (§5.4) — essentially unique here (§7.1, with the NR-latex caveat in §7.3): PGA/PLGA are established suture materials whose main failure mode is local pH drop from hydrolysis products; collagen/alginate/chitosan extend the logic to scaffolds and bioprinting. </w:t>
+        <w:t xml:space="preserve"> applications need biocompatibility plus a tunable degradation rate (§5.4) — essentially unique here (§7.1, with the NR-latex caveat in §7.3): PGA/PLGA are established suture materials whose main failure mode is local pH drop from acidic hydrolysis products [52,53]; collagen/alginate/chitosan extend the logic to scaffolds and bioprinting [55]. </w:t>
       </w:r>
       <w:r>
         <w:rPr>
@@ -5290,7 +5003,7 @@
           <w:b w:val="0"/>
           <w:i w:val="0"/>
         </w:rPr>
-        <w:t xml:space="preserve"> Lyocell and PLA fibre exploit cellulose's solution-processed stiffness (§3.1, §6) and PLA's melt-spinnability (§3.2); NR adhesives and PHA/PLA electronics substrates trade predictability for intrinsic adhesion, biodegradability, or biocompatibility.</w:t>
+        <w:t xml:space="preserve"> Lyocell and PLA fibre exploit cellulose's solution-processed stiffness (§3.1, §6 [36]) and PLA's melt-spinnability (§3.2); NR adhesives and PHA/PLA electronics substrates trade predictability for intrinsic adhesion, biodegradability, or biocompatibility.</w:t>
       </w:r>
     </w:p>
     <w:p>
@@ -5776,7 +5489,7 @@
           <w:b w:val="0"/>
           <w:i w:val="0"/>
         </w:rPr>
-        <w:t>Global bio-based plastics capacity was ~2.31 million tonnes in 2025 — under 1% of global plastics — projected to double by 2030 [16]. Growth concentrates in bio-based PE/PP and PHA, expanding fastest despite remaining priciest (§7.2) [16]. The bottlenecks are the same three properties organising §5 — processing windows, humidity-dependent performance, batch variability — none solved by scale alone. Two directions look most promising: enzymatic depolymerisation back to monomer (recent enzyme cocktails reached ~60% lactic-acid recovery from post-consumer PLA within 72 hours [17]); and ⚙️ data-driven property prediction (QSPR/ML) to shorten the trial-and-error cycle of matching backbone chemistry to a processing window.</w:t>
+        <w:t>Global bio-based plastics capacity was ~2.31 million tonnes in 2025 — under 1% of global plastics — projected to double by 2030 [16]. Growth concentrates in bio-based PE/PP and PHA, expanding fastest despite remaining priciest (§7.2) [16]. The bottlenecks are the same three properties organising §5 — processing windows, humidity-dependent performance, batch variability — none solved by scale alone. Two directions look most promising: enzymatic depolymerisation back to monomer (recent enzyme cocktails reached ~60% lactic-acid recovery from post-consumer PLA within 72 hours [17]); and ⚙️ data-driven property prediction (QSPR / polymer-informatics ML models [56]) to shorten the trial-and-error cycle of matching backbone chemistry to a processing window.</w:t>
       </w:r>
     </w:p>
     <w:p>
@@ -5804,7 +5517,7 @@
         <w:pStyle w:val="Heading1"/>
       </w:pPr>
       <w:r>
-        <w:t>References *(32 verified; assignment requires 50–60 — see REFERENCES-TODO below)*</w:t>
+        <w:t>References *(56 entries, all DOI-verified via Crossref; assignment requires 50–60)*</w:t>
       </w:r>
     </w:p>
     <w:p>
@@ -7433,6 +7146,1251 @@
           <w:i w:val="0"/>
         </w:rPr>
         <w:t>; Beyond the Numbers, Vol. 9; U.S. BLS: Washington, DC, 2020. Available at: bls.gov/opub/btn/volume-9/why-the-prices-of-natural-and-synthetic-rubber-do-not-always-bounce-together.htm</w:t>
+      </w:r>
+    </w:p>
+    <w:p>
+      <w:pPr>
+        <w:spacing w:line="240" w:lineRule="auto" w:after="80"/>
+        <w:jc w:val="both"/>
+      </w:pPr>
+      <w:r>
+        <w:rPr>
+          <w:b w:val="0"/>
+          <w:i w:val="0"/>
+        </w:rPr>
+        <w:t xml:space="preserve">33. Nishiyama, Y.; Langan, P.; Chanzy, H. Crystal structure and hydrogen-bonding system in cellulose Iβ from synchrotron X-ray and neutron fiber diffraction. </w:t>
+      </w:r>
+      <w:r>
+        <w:rPr>
+          <w:i/>
+        </w:rPr>
+        <w:t>J. Am. Chem. Soc.</w:t>
+      </w:r>
+      <w:r>
+        <w:rPr>
+          <w:b w:val="0"/>
+          <w:i w:val="0"/>
+        </w:rPr>
+        <w:t xml:space="preserve"> </w:t>
+      </w:r>
+      <w:r>
+        <w:rPr>
+          <w:b/>
+          <w:i w:val="0"/>
+        </w:rPr>
+        <w:t>2002</w:t>
+      </w:r>
+      <w:r>
+        <w:rPr>
+          <w:b w:val="0"/>
+          <w:i w:val="0"/>
+        </w:rPr>
+        <w:t xml:space="preserve">, </w:t>
+      </w:r>
+      <w:r>
+        <w:rPr>
+          <w:i/>
+        </w:rPr>
+        <w:t>124</w:t>
+      </w:r>
+      <w:r>
+        <w:rPr>
+          <w:b w:val="0"/>
+          <w:i w:val="0"/>
+        </w:rPr>
+        <w:t>, 9074–9082. DOI: 10.1021/ja0257319.</w:t>
+      </w:r>
+    </w:p>
+    <w:p>
+      <w:pPr>
+        <w:spacing w:line="240" w:lineRule="auto" w:after="80"/>
+        <w:jc w:val="both"/>
+      </w:pPr>
+      <w:r>
+        <w:rPr>
+          <w:b w:val="0"/>
+          <w:i w:val="0"/>
+        </w:rPr>
+        <w:t xml:space="preserve">34. Nishiyama, Y.; Sugiyama, J.; Chanzy, H.; Langan, P. Crystal structure and hydrogen bonding system in cellulose Iα from synchrotron X-ray and neutron fiber diffraction. </w:t>
+      </w:r>
+      <w:r>
+        <w:rPr>
+          <w:i/>
+        </w:rPr>
+        <w:t>J. Am. Chem. Soc.</w:t>
+      </w:r>
+      <w:r>
+        <w:rPr>
+          <w:b w:val="0"/>
+          <w:i w:val="0"/>
+        </w:rPr>
+        <w:t xml:space="preserve"> </w:t>
+      </w:r>
+      <w:r>
+        <w:rPr>
+          <w:b/>
+          <w:i w:val="0"/>
+        </w:rPr>
+        <w:t>2003</w:t>
+      </w:r>
+      <w:r>
+        <w:rPr>
+          <w:b w:val="0"/>
+          <w:i w:val="0"/>
+        </w:rPr>
+        <w:t xml:space="preserve">, </w:t>
+      </w:r>
+      <w:r>
+        <w:rPr>
+          <w:i/>
+        </w:rPr>
+        <w:t>125</w:t>
+      </w:r>
+      <w:r>
+        <w:rPr>
+          <w:b w:val="0"/>
+          <w:i w:val="0"/>
+        </w:rPr>
+        <w:t>, 14300–14306. DOI: 10.1021/ja037055w.</w:t>
+      </w:r>
+    </w:p>
+    <w:p>
+      <w:pPr>
+        <w:spacing w:line="240" w:lineRule="auto" w:after="80"/>
+        <w:jc w:val="both"/>
+      </w:pPr>
+      <w:r>
+        <w:rPr>
+          <w:b w:val="0"/>
+          <w:i w:val="0"/>
+        </w:rPr>
+        <w:t xml:space="preserve">35. Nishino, T.; Takano, K.; Nakamae, K. Elastic modulus of the crystalline regions of cellulose polymorphs. </w:t>
+      </w:r>
+      <w:r>
+        <w:rPr>
+          <w:i/>
+        </w:rPr>
+        <w:t>J. Polym. Sci. B Polym. Phys.</w:t>
+      </w:r>
+      <w:r>
+        <w:rPr>
+          <w:b w:val="0"/>
+          <w:i w:val="0"/>
+        </w:rPr>
+        <w:t xml:space="preserve"> </w:t>
+      </w:r>
+      <w:r>
+        <w:rPr>
+          <w:b/>
+          <w:i w:val="0"/>
+        </w:rPr>
+        <w:t>1995</w:t>
+      </w:r>
+      <w:r>
+        <w:rPr>
+          <w:b w:val="0"/>
+          <w:i w:val="0"/>
+        </w:rPr>
+        <w:t xml:space="preserve">, </w:t>
+      </w:r>
+      <w:r>
+        <w:rPr>
+          <w:i/>
+        </w:rPr>
+        <w:t>33</w:t>
+      </w:r>
+      <w:r>
+        <w:rPr>
+          <w:b w:val="0"/>
+          <w:i w:val="0"/>
+        </w:rPr>
+        <w:t>, 1647–1651. DOI: 10.1002/polb.1995.090331110.</w:t>
+      </w:r>
+    </w:p>
+    <w:p>
+      <w:pPr>
+        <w:spacing w:line="240" w:lineRule="auto" w:after="80"/>
+        <w:jc w:val="both"/>
+      </w:pPr>
+      <w:r>
+        <w:rPr>
+          <w:b w:val="0"/>
+          <w:i w:val="0"/>
+        </w:rPr>
+        <w:t xml:space="preserve">36. Eichhorn, S. J.; Baillie, C. A.; Zafeiropoulos, N.; et al. Review: current international research into cellulosic fibres and composites. </w:t>
+      </w:r>
+      <w:r>
+        <w:rPr>
+          <w:i/>
+        </w:rPr>
+        <w:t>J. Mater. Sci.</w:t>
+      </w:r>
+      <w:r>
+        <w:rPr>
+          <w:b w:val="0"/>
+          <w:i w:val="0"/>
+        </w:rPr>
+        <w:t xml:space="preserve"> </w:t>
+      </w:r>
+      <w:r>
+        <w:rPr>
+          <w:b/>
+          <w:i w:val="0"/>
+        </w:rPr>
+        <w:t>2001</w:t>
+      </w:r>
+      <w:r>
+        <w:rPr>
+          <w:b w:val="0"/>
+          <w:i w:val="0"/>
+        </w:rPr>
+        <w:t xml:space="preserve">, </w:t>
+      </w:r>
+      <w:r>
+        <w:rPr>
+          <w:i/>
+        </w:rPr>
+        <w:t>36</w:t>
+      </w:r>
+      <w:r>
+        <w:rPr>
+          <w:b w:val="0"/>
+          <w:i w:val="0"/>
+        </w:rPr>
+        <w:t>, 2107–2131. DOI: 10.1023/A:1017512029696.</w:t>
+      </w:r>
+    </w:p>
+    <w:p>
+      <w:pPr>
+        <w:spacing w:line="240" w:lineRule="auto" w:after="80"/>
+        <w:jc w:val="both"/>
+      </w:pPr>
+      <w:r>
+        <w:rPr>
+          <w:b w:val="0"/>
+          <w:i w:val="0"/>
+        </w:rPr>
+        <w:t xml:space="preserve">37. Rosenau, T.; Potthast, A.; Sixta, H.; Kosma, P. The chemistry of side reactions and byproduct formation in the system NMMO/cellulose (Lyocell process). </w:t>
+      </w:r>
+      <w:r>
+        <w:rPr>
+          <w:i/>
+        </w:rPr>
+        <w:t>Prog. Polym. Sci.</w:t>
+      </w:r>
+      <w:r>
+        <w:rPr>
+          <w:b w:val="0"/>
+          <w:i w:val="0"/>
+        </w:rPr>
+        <w:t xml:space="preserve"> </w:t>
+      </w:r>
+      <w:r>
+        <w:rPr>
+          <w:b/>
+          <w:i w:val="0"/>
+        </w:rPr>
+        <w:t>2001</w:t>
+      </w:r>
+      <w:r>
+        <w:rPr>
+          <w:b w:val="0"/>
+          <w:i w:val="0"/>
+        </w:rPr>
+        <w:t xml:space="preserve">, </w:t>
+      </w:r>
+      <w:r>
+        <w:rPr>
+          <w:i/>
+        </w:rPr>
+        <w:t>26</w:t>
+      </w:r>
+      <w:r>
+        <w:rPr>
+          <w:b w:val="0"/>
+          <w:i w:val="0"/>
+        </w:rPr>
+        <w:t>, 1763–1837. DOI: 10.1016/S0079-6700(01)00023-5.</w:t>
+      </w:r>
+    </w:p>
+    <w:p>
+      <w:pPr>
+        <w:spacing w:line="240" w:lineRule="auto" w:after="80"/>
+        <w:jc w:val="both"/>
+      </w:pPr>
+      <w:r>
+        <w:rPr>
+          <w:b w:val="0"/>
+          <w:i w:val="0"/>
+        </w:rPr>
+        <w:t xml:space="preserve">38. Wang, S.; Li, C.; Copeland, L.; Niu, Q.; Wang, S. Starch retrogradation: a comprehensive review. </w:t>
+      </w:r>
+      <w:r>
+        <w:rPr>
+          <w:i/>
+        </w:rPr>
+        <w:t>Compr. Rev. Food Sci. Food Saf.</w:t>
+      </w:r>
+      <w:r>
+        <w:rPr>
+          <w:b w:val="0"/>
+          <w:i w:val="0"/>
+        </w:rPr>
+        <w:t xml:space="preserve"> </w:t>
+      </w:r>
+      <w:r>
+        <w:rPr>
+          <w:b/>
+          <w:i w:val="0"/>
+        </w:rPr>
+        <w:t>2015</w:t>
+      </w:r>
+      <w:r>
+        <w:rPr>
+          <w:b w:val="0"/>
+          <w:i w:val="0"/>
+        </w:rPr>
+        <w:t xml:space="preserve">, </w:t>
+      </w:r>
+      <w:r>
+        <w:rPr>
+          <w:i/>
+        </w:rPr>
+        <w:t>14</w:t>
+      </w:r>
+      <w:r>
+        <w:rPr>
+          <w:b w:val="0"/>
+          <w:i w:val="0"/>
+        </w:rPr>
+        <w:t>, 568–585. DOI: 10.1111/1541-4337.12143.</w:t>
+      </w:r>
+    </w:p>
+    <w:p>
+      <w:pPr>
+        <w:spacing w:line="240" w:lineRule="auto" w:after="80"/>
+        <w:jc w:val="both"/>
+      </w:pPr>
+      <w:r>
+        <w:rPr>
+          <w:b w:val="0"/>
+          <w:i w:val="0"/>
+        </w:rPr>
+        <w:t xml:space="preserve">39. Rinaudo, M. Chitin and chitosan: properties and applications. </w:t>
+      </w:r>
+      <w:r>
+        <w:rPr>
+          <w:i/>
+        </w:rPr>
+        <w:t>Prog. Polym. Sci.</w:t>
+      </w:r>
+      <w:r>
+        <w:rPr>
+          <w:b w:val="0"/>
+          <w:i w:val="0"/>
+        </w:rPr>
+        <w:t xml:space="preserve"> </w:t>
+      </w:r>
+      <w:r>
+        <w:rPr>
+          <w:b/>
+          <w:i w:val="0"/>
+        </w:rPr>
+        <w:t>2006</w:t>
+      </w:r>
+      <w:r>
+        <w:rPr>
+          <w:b w:val="0"/>
+          <w:i w:val="0"/>
+        </w:rPr>
+        <w:t xml:space="preserve">, </w:t>
+      </w:r>
+      <w:r>
+        <w:rPr>
+          <w:i/>
+        </w:rPr>
+        <w:t>31</w:t>
+      </w:r>
+      <w:r>
+        <w:rPr>
+          <w:b w:val="0"/>
+          <w:i w:val="0"/>
+        </w:rPr>
+        <w:t>, 603–632. DOI: 10.1016/j.progpolymsci.2006.06.001.</w:t>
+      </w:r>
+    </w:p>
+    <w:p>
+      <w:pPr>
+        <w:spacing w:line="240" w:lineRule="auto" w:after="80"/>
+        <w:jc w:val="both"/>
+      </w:pPr>
+      <w:r>
+        <w:rPr>
+          <w:b w:val="0"/>
+          <w:i w:val="0"/>
+        </w:rPr>
+        <w:t xml:space="preserve">40. Drumright, R. E.; Gruber, P. R.; Henton, D. E. Polylactic acid technology. </w:t>
+      </w:r>
+      <w:r>
+        <w:rPr>
+          <w:i/>
+        </w:rPr>
+        <w:t>Adv. Mater.</w:t>
+      </w:r>
+      <w:r>
+        <w:rPr>
+          <w:b w:val="0"/>
+          <w:i w:val="0"/>
+        </w:rPr>
+        <w:t xml:space="preserve"> </w:t>
+      </w:r>
+      <w:r>
+        <w:rPr>
+          <w:b/>
+          <w:i w:val="0"/>
+        </w:rPr>
+        <w:t>2000</w:t>
+      </w:r>
+      <w:r>
+        <w:rPr>
+          <w:b w:val="0"/>
+          <w:i w:val="0"/>
+        </w:rPr>
+        <w:t xml:space="preserve">, </w:t>
+      </w:r>
+      <w:r>
+        <w:rPr>
+          <w:i/>
+        </w:rPr>
+        <w:t>12</w:t>
+      </w:r>
+      <w:r>
+        <w:rPr>
+          <w:b w:val="0"/>
+          <w:i w:val="0"/>
+        </w:rPr>
+        <w:t>, 1841–1846. DOI: 10.1002/1521-4095(200012)12:23&lt;1841::AID-ADMA1841&gt;3.0.CO;2-E.</w:t>
+      </w:r>
+    </w:p>
+    <w:p>
+      <w:pPr>
+        <w:spacing w:line="240" w:lineRule="auto" w:after="80"/>
+        <w:jc w:val="both"/>
+      </w:pPr>
+      <w:r>
+        <w:rPr>
+          <w:b w:val="0"/>
+          <w:i w:val="0"/>
+        </w:rPr>
+        <w:t xml:space="preserve">41. Kowalski, A.; Duda, A.; Penczek, S. Kinetics and mechanism of cyclic esters polymerization initiated with tin(II) octoate. 3. Polymerization of L,L-dilactide. </w:t>
+      </w:r>
+      <w:r>
+        <w:rPr>
+          <w:i/>
+        </w:rPr>
+        <w:t>Macromolecules</w:t>
+      </w:r>
+      <w:r>
+        <w:rPr>
+          <w:b w:val="0"/>
+          <w:i w:val="0"/>
+        </w:rPr>
+        <w:t xml:space="preserve"> </w:t>
+      </w:r>
+      <w:r>
+        <w:rPr>
+          <w:b/>
+          <w:i w:val="0"/>
+        </w:rPr>
+        <w:t>2000</w:t>
+      </w:r>
+      <w:r>
+        <w:rPr>
+          <w:b w:val="0"/>
+          <w:i w:val="0"/>
+        </w:rPr>
+        <w:t xml:space="preserve">, </w:t>
+      </w:r>
+      <w:r>
+        <w:rPr>
+          <w:i/>
+        </w:rPr>
+        <w:t>33</w:t>
+      </w:r>
+      <w:r>
+        <w:rPr>
+          <w:b w:val="0"/>
+          <w:i w:val="0"/>
+        </w:rPr>
+        <w:t>, 7359–7370. DOI: 10.1021/ma000125o.</w:t>
+      </w:r>
+    </w:p>
+    <w:p>
+      <w:pPr>
+        <w:spacing w:line="240" w:lineRule="auto" w:after="80"/>
+        <w:jc w:val="both"/>
+      </w:pPr>
+      <w:r>
+        <w:rPr>
+          <w:b w:val="0"/>
+          <w:i w:val="0"/>
+        </w:rPr>
+        <w:t xml:space="preserve">42. Auras, R.; Harte, B.; Selke, S. An overview of polylactides as packaging materials. </w:t>
+      </w:r>
+      <w:r>
+        <w:rPr>
+          <w:i/>
+        </w:rPr>
+        <w:t>Macromol. Biosci.</w:t>
+      </w:r>
+      <w:r>
+        <w:rPr>
+          <w:b w:val="0"/>
+          <w:i w:val="0"/>
+        </w:rPr>
+        <w:t xml:space="preserve"> </w:t>
+      </w:r>
+      <w:r>
+        <w:rPr>
+          <w:b/>
+          <w:i w:val="0"/>
+        </w:rPr>
+        <w:t>2004</w:t>
+      </w:r>
+      <w:r>
+        <w:rPr>
+          <w:b w:val="0"/>
+          <w:i w:val="0"/>
+        </w:rPr>
+        <w:t xml:space="preserve">, </w:t>
+      </w:r>
+      <w:r>
+        <w:rPr>
+          <w:i/>
+        </w:rPr>
+        <w:t>4</w:t>
+      </w:r>
+      <w:r>
+        <w:rPr>
+          <w:b w:val="0"/>
+          <w:i w:val="0"/>
+        </w:rPr>
+        <w:t>, 835–864. DOI: 10.1002/mabi.200400043.</w:t>
+      </w:r>
+    </w:p>
+    <w:p>
+      <w:pPr>
+        <w:spacing w:line="240" w:lineRule="auto" w:after="80"/>
+        <w:jc w:val="both"/>
+      </w:pPr>
+      <w:r>
+        <w:rPr>
+          <w:b w:val="0"/>
+          <w:i w:val="0"/>
+        </w:rPr>
+        <w:t xml:space="preserve">43. Farah, S.; Anderson, D. G.; Langer, R. Physical and mechanical properties of PLA, and their functions in widespread applications — a comprehensive review. </w:t>
+      </w:r>
+      <w:r>
+        <w:rPr>
+          <w:i/>
+        </w:rPr>
+        <w:t>Adv. Drug Deliv. Rev.</w:t>
+      </w:r>
+      <w:r>
+        <w:rPr>
+          <w:b w:val="0"/>
+          <w:i w:val="0"/>
+        </w:rPr>
+        <w:t xml:space="preserve"> </w:t>
+      </w:r>
+      <w:r>
+        <w:rPr>
+          <w:b/>
+          <w:i w:val="0"/>
+        </w:rPr>
+        <w:t>2016</w:t>
+      </w:r>
+      <w:r>
+        <w:rPr>
+          <w:b w:val="0"/>
+          <w:i w:val="0"/>
+        </w:rPr>
+        <w:t xml:space="preserve">, </w:t>
+      </w:r>
+      <w:r>
+        <w:rPr>
+          <w:i/>
+        </w:rPr>
+        <w:t>107</w:t>
+      </w:r>
+      <w:r>
+        <w:rPr>
+          <w:b w:val="0"/>
+          <w:i w:val="0"/>
+        </w:rPr>
+        <w:t>, 367–392. DOI: 10.1016/j.addr.2016.06.012.</w:t>
+      </w:r>
+    </w:p>
+    <w:p>
+      <w:pPr>
+        <w:spacing w:line="240" w:lineRule="auto" w:after="80"/>
+        <w:jc w:val="both"/>
+      </w:pPr>
+      <w:r>
+        <w:rPr>
+          <w:b w:val="0"/>
+          <w:i w:val="0"/>
+        </w:rPr>
+        <w:t xml:space="preserve">44. Sin, L. T.; Rahmat, A. R.; Rahman, W. A. W. A. Thermal properties of poly(lactic acid). In </w:t>
+      </w:r>
+      <w:r>
+        <w:rPr>
+          <w:i/>
+        </w:rPr>
+        <w:t>Polylactic Acid: PLA Biopolymer Technology and Applications</w:t>
+      </w:r>
+      <w:r>
+        <w:rPr>
+          <w:b w:val="0"/>
+          <w:i w:val="0"/>
+        </w:rPr>
+        <w:t>; William Andrew: Oxford, 2013; pp 109–141. DOI: 10.1016/B978-1-4377-4459-0.00003-2.</w:t>
+      </w:r>
+    </w:p>
+    <w:p>
+      <w:pPr>
+        <w:spacing w:line="240" w:lineRule="auto" w:after="80"/>
+        <w:jc w:val="both"/>
+      </w:pPr>
+      <w:r>
+        <w:rPr>
+          <w:b w:val="0"/>
+          <w:i w:val="0"/>
+        </w:rPr>
+        <w:t xml:space="preserve">45. Shoulders, M. D.; Raines, R. T. Collagen structure and stability. </w:t>
+      </w:r>
+      <w:r>
+        <w:rPr>
+          <w:i/>
+        </w:rPr>
+        <w:t>Annu. Rev. Biochem.</w:t>
+      </w:r>
+      <w:r>
+        <w:rPr>
+          <w:b w:val="0"/>
+          <w:i w:val="0"/>
+        </w:rPr>
+        <w:t xml:space="preserve"> </w:t>
+      </w:r>
+      <w:r>
+        <w:rPr>
+          <w:b/>
+          <w:i w:val="0"/>
+        </w:rPr>
+        <w:t>2009</w:t>
+      </w:r>
+      <w:r>
+        <w:rPr>
+          <w:b w:val="0"/>
+          <w:i w:val="0"/>
+        </w:rPr>
+        <w:t xml:space="preserve">, </w:t>
+      </w:r>
+      <w:r>
+        <w:rPr>
+          <w:i/>
+        </w:rPr>
+        <w:t>78</w:t>
+      </w:r>
+      <w:r>
+        <w:rPr>
+          <w:b w:val="0"/>
+          <w:i w:val="0"/>
+        </w:rPr>
+        <w:t>, 929–958. DOI: 10.1146/annurev.biochem.77.032207.120833.</w:t>
+      </w:r>
+    </w:p>
+    <w:p>
+      <w:pPr>
+        <w:spacing w:line="240" w:lineRule="auto" w:after="80"/>
+        <w:jc w:val="both"/>
+      </w:pPr>
+      <w:r>
+        <w:rPr>
+          <w:b w:val="0"/>
+          <w:i w:val="0"/>
+        </w:rPr>
+        <w:t xml:space="preserve">46. Stepto, R. F. T. Dispersity in polymer science (IUPAC Recommendations 2009). </w:t>
+      </w:r>
+      <w:r>
+        <w:rPr>
+          <w:i/>
+        </w:rPr>
+        <w:t>Pure Appl. Chem.</w:t>
+      </w:r>
+      <w:r>
+        <w:rPr>
+          <w:b w:val="0"/>
+          <w:i w:val="0"/>
+        </w:rPr>
+        <w:t xml:space="preserve"> </w:t>
+      </w:r>
+      <w:r>
+        <w:rPr>
+          <w:b/>
+          <w:i w:val="0"/>
+        </w:rPr>
+        <w:t>2009</w:t>
+      </w:r>
+      <w:r>
+        <w:rPr>
+          <w:b w:val="0"/>
+          <w:i w:val="0"/>
+        </w:rPr>
+        <w:t xml:space="preserve">, </w:t>
+      </w:r>
+      <w:r>
+        <w:rPr>
+          <w:i/>
+        </w:rPr>
+        <w:t>81</w:t>
+      </w:r>
+      <w:r>
+        <w:rPr>
+          <w:b w:val="0"/>
+          <w:i w:val="0"/>
+        </w:rPr>
+        <w:t>, 351–353. DOI: 10.1351/pac-rec-08-05-02.</w:t>
+      </w:r>
+    </w:p>
+    <w:p>
+      <w:pPr>
+        <w:spacing w:line="240" w:lineRule="auto" w:after="80"/>
+        <w:jc w:val="both"/>
+      </w:pPr>
+      <w:r>
+        <w:rPr>
+          <w:b w:val="0"/>
+          <w:i w:val="0"/>
+        </w:rPr>
+        <w:t xml:space="preserve">47. Nunes, R. W.; Martin, J. R.; Johnson, J. F. Influence of molecular weight and molecular weight distribution on mechanical properties of polymers. </w:t>
+      </w:r>
+      <w:r>
+        <w:rPr>
+          <w:i/>
+        </w:rPr>
+        <w:t>Polym. Eng. Sci.</w:t>
+      </w:r>
+      <w:r>
+        <w:rPr>
+          <w:b w:val="0"/>
+          <w:i w:val="0"/>
+        </w:rPr>
+        <w:t xml:space="preserve"> </w:t>
+      </w:r>
+      <w:r>
+        <w:rPr>
+          <w:b/>
+          <w:i w:val="0"/>
+        </w:rPr>
+        <w:t>1982</w:t>
+      </w:r>
+      <w:r>
+        <w:rPr>
+          <w:b w:val="0"/>
+          <w:i w:val="0"/>
+        </w:rPr>
+        <w:t xml:space="preserve">, </w:t>
+      </w:r>
+      <w:r>
+        <w:rPr>
+          <w:i/>
+        </w:rPr>
+        <w:t>22</w:t>
+      </w:r>
+      <w:r>
+        <w:rPr>
+          <w:b w:val="0"/>
+          <w:i w:val="0"/>
+        </w:rPr>
+        <w:t>, 205–228. DOI: 10.1002/pen.760220402.</w:t>
+      </w:r>
+    </w:p>
+    <w:p>
+      <w:pPr>
+        <w:spacing w:line="240" w:lineRule="auto" w:after="80"/>
+        <w:jc w:val="both"/>
+      </w:pPr>
+      <w:r>
+        <w:rPr>
+          <w:b w:val="0"/>
+          <w:i w:val="0"/>
+        </w:rPr>
+        <w:t xml:space="preserve">48. Fetters, L. J.; Lohse, D. J.; Richter, D.; Witten, T. A.; Zirkel, A. Connection between polymer molecular weight, density, chain dimensions, and melt viscoelastic properties. </w:t>
+      </w:r>
+      <w:r>
+        <w:rPr>
+          <w:i/>
+        </w:rPr>
+        <w:t>Macromolecules</w:t>
+      </w:r>
+      <w:r>
+        <w:rPr>
+          <w:b w:val="0"/>
+          <w:i w:val="0"/>
+        </w:rPr>
+        <w:t xml:space="preserve"> </w:t>
+      </w:r>
+      <w:r>
+        <w:rPr>
+          <w:b/>
+          <w:i w:val="0"/>
+        </w:rPr>
+        <w:t>1994</w:t>
+      </w:r>
+      <w:r>
+        <w:rPr>
+          <w:b w:val="0"/>
+          <w:i w:val="0"/>
+        </w:rPr>
+        <w:t xml:space="preserve">, </w:t>
+      </w:r>
+      <w:r>
+        <w:rPr>
+          <w:i/>
+        </w:rPr>
+        <w:t>27</w:t>
+      </w:r>
+      <w:r>
+        <w:rPr>
+          <w:b w:val="0"/>
+          <w:i w:val="0"/>
+        </w:rPr>
+        <w:t>, 4639–4647. DOI: 10.1021/ma00095a001.</w:t>
+      </w:r>
+    </w:p>
+    <w:p>
+      <w:pPr>
+        <w:spacing w:line="240" w:lineRule="auto" w:after="80"/>
+        <w:jc w:val="both"/>
+      </w:pPr>
+      <w:r>
+        <w:rPr>
+          <w:b w:val="0"/>
+          <w:i w:val="0"/>
+        </w:rPr>
+        <w:t xml:space="preserve">49. von Burkersroda, F.; Schedl, L.; Göpferich, A. Why degradable polymers undergo surface erosion or bulk erosion. </w:t>
+      </w:r>
+      <w:r>
+        <w:rPr>
+          <w:i/>
+        </w:rPr>
+        <w:t>Biomaterials</w:t>
+      </w:r>
+      <w:r>
+        <w:rPr>
+          <w:b w:val="0"/>
+          <w:i w:val="0"/>
+        </w:rPr>
+        <w:t xml:space="preserve"> </w:t>
+      </w:r>
+      <w:r>
+        <w:rPr>
+          <w:b/>
+          <w:i w:val="0"/>
+        </w:rPr>
+        <w:t>2002</w:t>
+      </w:r>
+      <w:r>
+        <w:rPr>
+          <w:b w:val="0"/>
+          <w:i w:val="0"/>
+        </w:rPr>
+        <w:t xml:space="preserve">, </w:t>
+      </w:r>
+      <w:r>
+        <w:rPr>
+          <w:i/>
+        </w:rPr>
+        <w:t>23</w:t>
+      </w:r>
+      <w:r>
+        <w:rPr>
+          <w:b w:val="0"/>
+          <w:i w:val="0"/>
+        </w:rPr>
+        <w:t>, 4221–4231. DOI: 10.1016/S0142-9612(02)00170-9.</w:t>
+      </w:r>
+    </w:p>
+    <w:p>
+      <w:pPr>
+        <w:spacing w:line="240" w:lineRule="auto" w:after="80"/>
+        <w:jc w:val="both"/>
+      </w:pPr>
+      <w:r>
+        <w:rPr>
+          <w:b w:val="0"/>
+          <w:i w:val="0"/>
+        </w:rPr>
+        <w:t xml:space="preserve">50. Lucas, N.; Bienaime, C.; Belloy, C.; Queneudec, M.; Silvestre, F.; Nava-Saucedo, J.-E. Polymer biodegradation: mechanisms and estimation techniques — a review. </w:t>
+      </w:r>
+      <w:r>
+        <w:rPr>
+          <w:i/>
+        </w:rPr>
+        <w:t>Chemosphere</w:t>
+      </w:r>
+      <w:r>
+        <w:rPr>
+          <w:b w:val="0"/>
+          <w:i w:val="0"/>
+        </w:rPr>
+        <w:t xml:space="preserve"> </w:t>
+      </w:r>
+      <w:r>
+        <w:rPr>
+          <w:b/>
+          <w:i w:val="0"/>
+        </w:rPr>
+        <w:t>2008</w:t>
+      </w:r>
+      <w:r>
+        <w:rPr>
+          <w:b w:val="0"/>
+          <w:i w:val="0"/>
+        </w:rPr>
+        <w:t xml:space="preserve">, </w:t>
+      </w:r>
+      <w:r>
+        <w:rPr>
+          <w:i/>
+        </w:rPr>
+        <w:t>73</w:t>
+      </w:r>
+      <w:r>
+        <w:rPr>
+          <w:b w:val="0"/>
+          <w:i w:val="0"/>
+        </w:rPr>
+        <w:t>, 429–442. DOI: 10.1016/j.chemosphere.2008.06.064.</w:t>
+      </w:r>
+    </w:p>
+    <w:p>
+      <w:pPr>
+        <w:spacing w:line="240" w:lineRule="auto" w:after="80"/>
+        <w:jc w:val="both"/>
+      </w:pPr>
+      <w:r>
+        <w:rPr>
+          <w:b w:val="0"/>
+          <w:i w:val="0"/>
+        </w:rPr>
+        <w:t xml:space="preserve">51. Tokiwa, Y.; Calil, M. R.; Suzuki, T.; Aiba, S. Biodegradability of plastics. </w:t>
+      </w:r>
+      <w:r>
+        <w:rPr>
+          <w:i/>
+        </w:rPr>
+        <w:t>Int. J. Mol. Sci.</w:t>
+      </w:r>
+      <w:r>
+        <w:rPr>
+          <w:b w:val="0"/>
+          <w:i w:val="0"/>
+        </w:rPr>
+        <w:t xml:space="preserve"> </w:t>
+      </w:r>
+      <w:r>
+        <w:rPr>
+          <w:b/>
+          <w:i w:val="0"/>
+        </w:rPr>
+        <w:t>2009</w:t>
+      </w:r>
+      <w:r>
+        <w:rPr>
+          <w:b w:val="0"/>
+          <w:i w:val="0"/>
+        </w:rPr>
+        <w:t xml:space="preserve">, </w:t>
+      </w:r>
+      <w:r>
+        <w:rPr>
+          <w:i/>
+        </w:rPr>
+        <w:t>10</w:t>
+      </w:r>
+      <w:r>
+        <w:rPr>
+          <w:b w:val="0"/>
+          <w:i w:val="0"/>
+        </w:rPr>
+        <w:t>, 3722–3742. DOI: 10.3390/ijms10093722.</w:t>
+      </w:r>
+    </w:p>
+    <w:p>
+      <w:pPr>
+        <w:spacing w:line="240" w:lineRule="auto" w:after="80"/>
+        <w:jc w:val="both"/>
+      </w:pPr>
+      <w:r>
+        <w:rPr>
+          <w:b w:val="0"/>
+          <w:i w:val="0"/>
+        </w:rPr>
+        <w:t xml:space="preserve">52. Middleton, J. C.; Tipton, A. J. Synthetic biodegradable polymers as orthopedic devices. </w:t>
+      </w:r>
+      <w:r>
+        <w:rPr>
+          <w:i/>
+        </w:rPr>
+        <w:t>Biomaterials</w:t>
+      </w:r>
+      <w:r>
+        <w:rPr>
+          <w:b w:val="0"/>
+          <w:i w:val="0"/>
+        </w:rPr>
+        <w:t xml:space="preserve"> </w:t>
+      </w:r>
+      <w:r>
+        <w:rPr>
+          <w:b/>
+          <w:i w:val="0"/>
+        </w:rPr>
+        <w:t>2000</w:t>
+      </w:r>
+      <w:r>
+        <w:rPr>
+          <w:b w:val="0"/>
+          <w:i w:val="0"/>
+        </w:rPr>
+        <w:t xml:space="preserve">, </w:t>
+      </w:r>
+      <w:r>
+        <w:rPr>
+          <w:i/>
+        </w:rPr>
+        <w:t>21</w:t>
+      </w:r>
+      <w:r>
+        <w:rPr>
+          <w:b w:val="0"/>
+          <w:i w:val="0"/>
+        </w:rPr>
+        <w:t>, 2335–2346. DOI: 10.1016/S0142-9612(00)00101-0.</w:t>
+      </w:r>
+    </w:p>
+    <w:p>
+      <w:pPr>
+        <w:spacing w:line="240" w:lineRule="auto" w:after="80"/>
+        <w:jc w:val="both"/>
+      </w:pPr>
+      <w:r>
+        <w:rPr>
+          <w:b w:val="0"/>
+          <w:i w:val="0"/>
+        </w:rPr>
+        <w:t xml:space="preserve">53. Jem, K. J.; Tan, B. The development and challenges of poly(lactic acid) and poly(glycolic acid). </w:t>
+      </w:r>
+      <w:r>
+        <w:rPr>
+          <w:i/>
+        </w:rPr>
+        <w:t>Adv. Ind. Eng. Polym. Res.</w:t>
+      </w:r>
+      <w:r>
+        <w:rPr>
+          <w:b w:val="0"/>
+          <w:i w:val="0"/>
+        </w:rPr>
+        <w:t xml:space="preserve"> </w:t>
+      </w:r>
+      <w:r>
+        <w:rPr>
+          <w:b/>
+          <w:i w:val="0"/>
+        </w:rPr>
+        <w:t>2020</w:t>
+      </w:r>
+      <w:r>
+        <w:rPr>
+          <w:b w:val="0"/>
+          <w:i w:val="0"/>
+        </w:rPr>
+        <w:t xml:space="preserve">, </w:t>
+      </w:r>
+      <w:r>
+        <w:rPr>
+          <w:i/>
+        </w:rPr>
+        <w:t>3</w:t>
+      </w:r>
+      <w:r>
+        <w:rPr>
+          <w:b w:val="0"/>
+          <w:i w:val="0"/>
+        </w:rPr>
+        <w:t>, 60–70. DOI: 10.1016/j.aiepr.2020.01.002.</w:t>
+      </w:r>
+    </w:p>
+    <w:p>
+      <w:pPr>
+        <w:spacing w:line="240" w:lineRule="auto" w:after="80"/>
+        <w:jc w:val="both"/>
+      </w:pPr>
+      <w:r>
+        <w:rPr>
+          <w:b w:val="0"/>
+          <w:i w:val="0"/>
+        </w:rPr>
+        <w:t xml:space="preserve">54. Ragauskas, A. J.; Beckham, G. T.; Biddy, M. J.; et al. Lignin valorization: improving lignin processing in the biorefinery. </w:t>
+      </w:r>
+      <w:r>
+        <w:rPr>
+          <w:i/>
+        </w:rPr>
+        <w:t>Science</w:t>
+      </w:r>
+      <w:r>
+        <w:rPr>
+          <w:b w:val="0"/>
+          <w:i w:val="0"/>
+        </w:rPr>
+        <w:t xml:space="preserve"> </w:t>
+      </w:r>
+      <w:r>
+        <w:rPr>
+          <w:b/>
+          <w:i w:val="0"/>
+        </w:rPr>
+        <w:t>2014</w:t>
+      </w:r>
+      <w:r>
+        <w:rPr>
+          <w:b w:val="0"/>
+          <w:i w:val="0"/>
+        </w:rPr>
+        <w:t xml:space="preserve">, </w:t>
+      </w:r>
+      <w:r>
+        <w:rPr>
+          <w:i/>
+        </w:rPr>
+        <w:t>344</w:t>
+      </w:r>
+      <w:r>
+        <w:rPr>
+          <w:b w:val="0"/>
+          <w:i w:val="0"/>
+        </w:rPr>
+        <w:t>, 1246843. DOI: 10.1126/science.1246843.</w:t>
+      </w:r>
+    </w:p>
+    <w:p>
+      <w:pPr>
+        <w:spacing w:line="240" w:lineRule="auto" w:after="80"/>
+        <w:jc w:val="both"/>
+      </w:pPr>
+      <w:r>
+        <w:rPr>
+          <w:b w:val="0"/>
+          <w:i w:val="0"/>
+        </w:rPr>
+        <w:t xml:space="preserve">55. Rinaudo, M. Main properties and current applications of some polysaccharides as biomaterials. </w:t>
+      </w:r>
+      <w:r>
+        <w:rPr>
+          <w:i/>
+        </w:rPr>
+        <w:t>Polym. Int.</w:t>
+      </w:r>
+      <w:r>
+        <w:rPr>
+          <w:b w:val="0"/>
+          <w:i w:val="0"/>
+        </w:rPr>
+        <w:t xml:space="preserve"> </w:t>
+      </w:r>
+      <w:r>
+        <w:rPr>
+          <w:b/>
+          <w:i w:val="0"/>
+        </w:rPr>
+        <w:t>2008</w:t>
+      </w:r>
+      <w:r>
+        <w:rPr>
+          <w:b w:val="0"/>
+          <w:i w:val="0"/>
+        </w:rPr>
+        <w:t xml:space="preserve">, </w:t>
+      </w:r>
+      <w:r>
+        <w:rPr>
+          <w:i/>
+        </w:rPr>
+        <w:t>57</w:t>
+      </w:r>
+      <w:r>
+        <w:rPr>
+          <w:b w:val="0"/>
+          <w:i w:val="0"/>
+        </w:rPr>
+        <w:t>, 397–430. DOI: 10.1002/pi.2378.</w:t>
+      </w:r>
+    </w:p>
+    <w:p>
+      <w:pPr>
+        <w:spacing w:line="240" w:lineRule="auto" w:after="80"/>
+        <w:jc w:val="both"/>
+      </w:pPr>
+      <w:r>
+        <w:rPr>
+          <w:b w:val="0"/>
+          <w:i w:val="0"/>
+        </w:rPr>
+        <w:t xml:space="preserve">56. Kuenneth, C.; Ramprasad, R. polyBERT: a chemical language model to enable fully machine-driven ultrafast polymer informatics. </w:t>
+      </w:r>
+      <w:r>
+        <w:rPr>
+          <w:i/>
+        </w:rPr>
+        <w:t>Nat. Commun.</w:t>
+      </w:r>
+      <w:r>
+        <w:rPr>
+          <w:b w:val="0"/>
+          <w:i w:val="0"/>
+        </w:rPr>
+        <w:t xml:space="preserve"> </w:t>
+      </w:r>
+      <w:r>
+        <w:rPr>
+          <w:b/>
+          <w:i w:val="0"/>
+        </w:rPr>
+        <w:t>2023</w:t>
+      </w:r>
+      <w:r>
+        <w:rPr>
+          <w:b w:val="0"/>
+          <w:i w:val="0"/>
+        </w:rPr>
+        <w:t xml:space="preserve">, </w:t>
+      </w:r>
+      <w:r>
+        <w:rPr>
+          <w:i/>
+        </w:rPr>
+        <w:t>14</w:t>
+      </w:r>
+      <w:r>
+        <w:rPr>
+          <w:b w:val="0"/>
+          <w:i w:val="0"/>
+        </w:rPr>
+        <w:t>, 4099. DOI: 10.1038/s41467-023-39868-6.</w:t>
       </w:r>
     </w:p>
     <w:sectPr>

--- a/projects/biopolymers-review/Biopolymers-review-DRAFT.docx
+++ b/projects/biopolymers-review/Biopolymers-review-DRAFT.docx
@@ -77,7 +77,7 @@
           <w:b w:val="0"/>
           <w:i w:val="0"/>
         </w:rPr>
-        <w:t>-1,4-polyisoprene and lignin together account for most of the organic polymer on Earth [1]. This report also treats polymers made by chemically polymerising biomass-derived monomers — chiefly poly(lactic acid) (PLA) — as part of the same picture, since their properties are best understood alongside the true biopolymers rather than in isolation.</w:t>
+        <w:t>-1,4-polyisoprene and lignin together account for most of the organic polymer on Earth [1]. This report also covers polymers made by polymerising biomass-derived monomers — chiefly poly(lactic acid) (PLA) — whose properties are best understood alongside the true biopolymers.</w:t>
       </w:r>
     </w:p>
     <w:p>
@@ -89,7 +89,7 @@
           <w:b w:val="0"/>
           <w:i w:val="0"/>
         </w:rPr>
-        <w:t>Three structural features set these chains apart from synthetic polymers. Template-directed biosynthesis fixes chain length and sequence, so proteins and nucleic acids come out strictly monodisperse (Đ = 1.00). Biological monomer pools are enantiomerically pure, so the resulting chains are stereoregular by default. And hydroxyl, amide or carbonyl groups sit on almost every repeat unit, pushing cohesive energy densities well above the polyolefins'. The properties and limitations examined in this report follow directly from these three features: high stiffness and crystallinity, but also brittleness, water sensitivity, and decomposition that arrives close to or even below the melting point (§5.4).</w:t>
+        <w:t>Three structural features set these chains apart from synthetic polymers: template-directed biosynthesis fixes chain length and sequence (proteins and nucleic acids are strictly monodisperse, Đ = 1.00); enantiomerically pure monomer pools make the chains stereoregular by default; and hydroxyl, amide or carbonyl groups on almost every repeat unit push cohesive energy densities well above the polyolefins'. Every property and limitation examined below follows from these three: high stiffness and crystallinity, but also brittleness, water sensitivity, and decomposition that arrives close to or below the melting point (§5.4).</w:t>
       </w:r>
     </w:p>
     <w:p>
@@ -109,7 +109,7 @@
           <w:b w:val="0"/>
           <w:i w:val="0"/>
         </w:rPr>
-        <w:t xml:space="preserve">Biopolymers are often classified first by origin — extracted from biomass, synthesised by micro-organisms, or polymerised from bio-based monomers — but origin predicts behaviour poorly: two materials from the same origin can process and degrade completely differently, while two from different origins can behave alike. The repeating linkage along the backbone is the better predictor, since it determines both melting survival and degradation mechanism, so this review is organised by backbone chemistry instead (Table 1, Fig. 1); origin is retained only as a secondary tag on each material, since it still explains </w:t>
+        <w:t xml:space="preserve">Biopolymers are usually classified first by origin — extracted from biomass, synthesised by micro-organisms, or polymerised from bio-based monomers — but origin predicts behaviour poorly: materials of the same origin can process and degrade completely differently, and materials of different origins can behave alike. The repeating backbone linkage is the better predictor, since it sets both melting survival and degradation mechanism, so this review is organised by backbone chemistry (Table 1, Fig. 1); origin is kept only as a secondary tag, since it still explains </w:t>
       </w:r>
       <w:r>
         <w:rPr>
@@ -943,7 +943,7 @@
           <w:b w:val="0"/>
           <w:i w:val="0"/>
         </w:rPr>
-        <w:t xml:space="preserve"> — linear β-(1→4)-D-glucopyranose — forms an extended ribbon locked by hydrogen bonding into sheets (Iα, Iβ) [33,34]; processing is restricted to solution routes (NMMO/Lyocell [37], LiCl/DMAc), and nanocrystals/nanofibrils exploit its crystal modulus (~130–150 GPa along the chain axis [35]) as fillers [2].</w:t>
+        <w:t xml:space="preserve"> — linear β-(1→4)-D-glucopyranose — forms an extended ribbon hydrogen-bonded into sheets (Iα, Iβ) [33,34]; it cannot be melt-processed and is handled only by solution routes (NMMO/Lyocell [37], LiCl/DMAc), while nanocrystals and nanofibrils exploit its ~130–150 GPa axial crystal modulus [35] as fillers [2].</w:t>
       </w:r>
     </w:p>
     <w:p>
@@ -1016,7 +1016,7 @@
           <w:b w:val="0"/>
           <w:i w:val="0"/>
         </w:rPr>
-        <w:t xml:space="preserve"> amylose/amylopectin topology (not chemistry) explains its weaker, humidity-reversible crystallinity and its retrogradation on storage [38] (TPS blends with PLA/PBAT). </w:t>
+        <w:t xml:space="preserve"> amylose/amylopectin topology (not chemistry) gives it weaker, humidity-reversible crystallinity and retrogradation on storage [38] (hence TPS/PLA/PBAT blends). </w:t>
       </w:r>
       <w:r>
         <w:rPr>
@@ -1030,7 +1030,7 @@
           <w:b w:val="0"/>
           <w:i w:val="0"/>
         </w:rPr>
-        <w:t xml:space="preserve"> degree of deacetylation (DD) sets solubility, charge and antimicrobial activity [39], but higher-DD chitosan is typically lower-MW since the same alkaline step that raises DD cleaves the backbone [3]. </w:t>
+        <w:t xml:space="preserve"> degree of deacetylation (DD) sets solubility, charge and antimicrobial activity [39], but high-DD chitosan is typically low-MW because the alkaline step that raises DD also cleaves the backbone [3]. </w:t>
       </w:r>
       <w:r>
         <w:rPr>
@@ -1044,21 +1044,7 @@
           <w:b w:val="0"/>
           <w:i w:val="0"/>
         </w:rPr>
-        <w:t xml:space="preserve"> gels via Ca²⁺-coordinated "egg-box" GG-blocks [4], G-content setting the stiffness–brittleness trade-off (§8). </w:t>
-      </w:r>
-      <w:r>
-        <w:rPr>
-          <w:b/>
-          <w:i w:val="0"/>
-        </w:rPr>
-        <w:t>Others</w:t>
-      </w:r>
-      <w:r>
-        <w:rPr>
-          <w:b w:val="0"/>
-          <w:i w:val="0"/>
-        </w:rPr>
-        <w:t xml:space="preserve"> — hyaluronic acid, carrageenan, xanthan, pectin — follow the same linkage-chemistry logic (§8).</w:t>
+        <w:t xml:space="preserve"> gels via Ca²⁺-coordinated "egg-box" GG-blocks [4], G-content setting a stiffness–brittleness trade-off (§8); hyaluronic acid, carrageenan, xanthan and pectin follow the same linkage-chemistry logic.</w:t>
       </w:r>
     </w:p>
     <w:p>
@@ -1193,7 +1179,7 @@
           <w:b w:val="0"/>
           <w:i w:val="0"/>
         </w:rPr>
-        <w:t xml:space="preserve"> (bacterial storage granules; PHB the archetype) is highly crystalline (55–70%) but decomposes via six-membered-ring </w:t>
+        <w:t xml:space="preserve"> (bacterial storage granules; PHB the archetype) is highly crystalline (55–70%) but decomposes by six-membered-ring </w:t>
       </w:r>
       <w:r>
         <w:rPr>
@@ -1206,7 +1192,7 @@
           <w:b w:val="0"/>
           <w:i w:val="0"/>
         </w:rPr>
-        <w:t xml:space="preserve">-elimination only tens of degrees above Tm [5] — the narrowest processing window in this report; PHBV/PHBHHx copolymers widen it at the cost of stiffness. </w:t>
+        <w:t xml:space="preserve">-elimination only tens of degrees above Tm [5] — the narrowest processing window here; PHBV/PHBHHx copolymers widen it at the cost of stiffness. </w:t>
       </w:r>
       <w:r>
         <w:rPr>
@@ -1220,7 +1206,7 @@
           <w:b w:val="0"/>
           <w:i w:val="0"/>
         </w:rPr>
-        <w:t>: ring-opening polymerisation of lactide via a Sn(Oct)₂ coordination–insertion mechanism [40,41] reaches useful MW where direct polycondensation cannot; PLLA crystallises slowly, but the PLLA/PDLA stereocomplex co-crystallises with Tm ~50 °C above either homocrystal via tighter enantiomeric packing [6,7]. PBS/PEF follow the same ester logic (§8).</w:t>
+        <w:t>: ring-opening polymerisation of lactide by a Sn(Oct)₂ coordination–insertion mechanism [40,41] reaches useful MW where polycondensation cannot; PLLA crystallises slowly, but the PLLA/PDLA stereocomplex co-crystallises ~50 °C above either homocrystal through tighter enantiomeric packing [6,7]. PBS and PEF follow the same ester logic (§8).</w:t>
       </w:r>
     </w:p>
     <w:p>
@@ -1301,14 +1287,14 @@
           <w:b/>
           <w:i w:val="0"/>
         </w:rPr>
-        <w:t>Silk fibroin's</w:t>
+        <w:t>Silk fibroin</w:t>
       </w:r>
       <w:r>
         <w:rPr>
           <w:b w:val="0"/>
           <w:i w:val="0"/>
         </w:rPr>
-        <w:t xml:space="preserve"> β-sheet nanocrystallites (2–4 nm, required for its combined strength and toughness [8]) sit in a compliant amorphous matrix. </w:t>
+        <w:t xml:space="preserve"> owes its rare strength–toughness combination to β-sheet nanocrystallites in a compliant amorphous matrix [8]. </w:t>
       </w:r>
       <w:r>
         <w:rPr>
@@ -1322,7 +1308,7 @@
           <w:b w:val="0"/>
           <w:i w:val="0"/>
         </w:rPr>
-        <w:t xml:space="preserve"> Gly-X-Y triple helix, stabilised by the stereoelectronic effect of hydroxyproline [45], denatures irreversibly into gelatin. Zein/casein/soy are film-forming, not structural (§8). Ribosomal synthesis fixes every protein molecule's length and sequence exactly (Đ = 1.0) — unmatched by any non-templated biopolymer (§4).</w:t>
+        <w:t xml:space="preserve"> Gly-X-Y triple helix, stabilised by the stereoelectronic effect of hydroxyproline [45], denatures irreversibly into gelatin; zein, casein and soy are film-forming, not structural (§8). Ribosomal synthesis fixes every protein molecule's length and sequence exactly (Đ = 1.0) — unmatched by any non-templated biopolymer (§4).</w:t>
       </w:r>
     </w:p>
     <w:p>
@@ -1396,7 +1382,7 @@
           <w:b w:val="0"/>
           <w:i w:val="0"/>
         </w:rPr>
-        <w:t xml:space="preserve">Lignin is cellulose's counterpoint: rigid </w:t>
+        <w:t xml:space="preserve">Lignin is cellulose's counterpoint: amorphous </w:t>
       </w:r>
       <w:r>
         <w:rPr>
@@ -1409,20 +1395,7 @@
           <w:b w:val="0"/>
           <w:i w:val="0"/>
         </w:rPr>
-        <w:t xml:space="preserve"> regular vs. amorphous </w:t>
-      </w:r>
-      <w:r>
-        <w:rPr>
-          <w:i/>
-        </w:rPr>
-        <w:t>because</w:t>
-      </w:r>
-      <w:r>
-        <w:rPr>
-          <w:b w:val="0"/>
-          <w:i w:val="0"/>
-        </w:rPr>
-        <w:t xml:space="preserve"> irregular. Radical-coupled monolignols give a randomly cross-linked network (β-O-4 ether ~45–60% of linkages [9]) whose composition varies by species and — for industrial use — extraction method (kraft, organosolv, lignosulfonate) [54], which is why no single "lignin" has one structure–property relationship. Lignin has no periodic chain, so only the monomers are drawn here — unlike the other families, an irregularly cross-linked network has no single "typical chain" to picture.</w:t>
+        <w:t xml:space="preserve"> irregular. Radical-coupled monolignols form a randomly cross-linked network (β-O-4 ether ~45–60% of linkages [9]) whose composition varies by species and, industrially, by extraction method — kraft, organosolv, lignosulfonate [54] — so no single "lignin" has one structure–property relationship.</w:t>
       </w:r>
     </w:p>
     <w:p>
@@ -1496,7 +1469,7 @@
           <w:b w:val="0"/>
           <w:i w:val="0"/>
         </w:rPr>
-        <w:t xml:space="preserve">Natural rubber is the flexible extreme and this section's one exception to "crystallinity governs performance": </w:t>
+        <w:t xml:space="preserve">Natural rubber is the flexible extreme and the one exception to "crystallinity governs performance": </w:t>
       </w:r>
       <w:r>
         <w:rPr>
@@ -1509,7 +1482,7 @@
           <w:b w:val="0"/>
           <w:i w:val="0"/>
         </w:rPr>
-        <w:t xml:space="preserve">-1,4-polyisoprene is amorphous at rest, but strain-induced crystallisation (SIC) self-reinforces the network under load — well documented by X-ray diffraction, largely absent in synthetic </w:t>
+        <w:t xml:space="preserve">-1,4-polyisoprene is amorphous at rest, but strain-induced crystallisation (SIC) self-reinforces the network under load — well documented by X-ray diffraction and largely absent in synthetic </w:t>
       </w:r>
       <w:r>
         <w:rPr>
@@ -1522,7 +1495,7 @@
           <w:b w:val="0"/>
           <w:i w:val="0"/>
         </w:rPr>
-        <w:t xml:space="preserve">-polyisoprene [10]. This is not a fixed material constant, though: NR's molecular weight and its distribution vary measurably between </w:t>
+        <w:t xml:space="preserve">-polyisoprene [10]. This is not a fixed material constant: NR's molecular weight and its distribution vary measurably between </w:t>
       </w:r>
       <w:r>
         <w:rPr>
@@ -1535,7 +1508,7 @@
           <w:b w:val="0"/>
           <w:i w:val="0"/>
         </w:rPr>
-        <w:t xml:space="preserve"> clones and with tree age [19], and non-rubber protein/gel content is an active, clone-dependent contributor to network structure, not an incidental impurity [18]. The organising variable here is therefore not "crystallinity" per se but </w:t>
+        <w:t xml:space="preserve"> clones and with tree age [19], and non-rubber protein/gel content is an active, clone-dependent contributor to the network, not an incidental impurity [18]. The organising variable is therefore not crystallinity but </w:t>
       </w:r>
       <w:r>
         <w:rPr>
@@ -3038,7 +3011,7 @@
           <w:b w:val="0"/>
           <w:i w:val="0"/>
         </w:rPr>
-        <w:t xml:space="preserve">Molecular weight is reported casually in most surveys — "high molecular weight" — but the </w:t>
+        <w:t xml:space="preserve">Most surveys report molecular weight casually — "high molecular weight" — but the </w:t>
       </w:r>
       <w:r>
         <w:rPr>
@@ -3051,7 +3024,7 @@
           <w:b w:val="0"/>
           <w:i w:val="0"/>
         </w:rPr>
-        <w:t xml:space="preserve">, not just the average, is where the biology shows through. Mn, Mw, dispersity Đ = Mw/Mn (IUPAC terminology [46]), and degree of polymerisation (DP) are standard descriptors; Đ matters because it, not Mn alone, determines processing behaviour and the breadth of mechanical property distribution within a batch. </w:t>
+        <w:t xml:space="preserve">, not the average, is where the biology shows. Of the standard descriptors (Mn, Mw, dispersity Đ = Mw/Mn [46], DP), Đ matters most: it, not Mn alone, sets processing behaviour and the spread of mechanical properties within a batch. </w:t>
       </w:r>
       <w:r>
         <w:rPr>
@@ -3065,7 +3038,7 @@
           <w:b w:val="0"/>
           <w:i w:val="0"/>
         </w:rPr>
-        <w:t xml:space="preserve"> (Fig. 10): template-controlled biosynthesis gives proteins and nucleic acids Đ = 1.0 exactly, while every non-templated route — extraction (cellulose, chitosan, natural rubber) or catalysed polymerisation (PHA, PLA) — broadens the distribution to a degree set by how tightly that route is controlled. Natural rubber is the extreme case: because it is extracted rather than chain-grown, Mw and MWD vary between </w:t>
+        <w:t xml:space="preserve"> (Fig. 10): template-controlled biosynthesis gives proteins and nucleic acids Đ = 1.0 exactly, while every non-templated route — extraction (cellulose, chitosan, natural rubber) or catalysed polymerisation (PHA, PLA) — broadens the distribution in proportion to how loosely it is controlled. Natural rubber is the extreme: because it is extracted, not chain-grown, its Mw and MWD vary between </w:t>
       </w:r>
       <w:r>
         <w:rPr>
@@ -3151,7 +3124,7 @@
           <w:b w:val="0"/>
           <w:i w:val="0"/>
         </w:rPr>
-        <w:t xml:space="preserve"> Mechanical integrity depends on chain entanglement above a characteristic Mc [48]; below it, strength and toughness collapse. Above Mc, tensile strength rises with Mn then saturates (Flory-type, σ ≈ σ∞ − K/Mn) [47], so degradation — first visible as falling MW — can proceed with only modest property loss until crossing back below Mc, where performance collapses abruptly, a failure mode relevant to §7–§8. </w:t>
+        <w:t xml:space="preserve"> Mechanical integrity depends on chain entanglement above a characteristic Mc [48]; below it, strength and toughness collapse. Above Mc, tensile strength rises with Mn then saturates (Flory-type, σ ≈ σ∞ − K/Mn) [47], so degradation — first seen as falling MW — causes only modest property loss until it crosses back below Mc, where performance collapses abruptly (relevant to §7–§8). </w:t>
       </w:r>
       <w:r>
         <w:rPr>
@@ -3165,7 +3138,7 @@
           <w:b w:val="0"/>
           <w:i w:val="0"/>
         </w:rPr>
-        <w:t xml:space="preserve"> biopolymer MW is harder than for synthetic polymers: cellulose dissolves in no standard SEC eluent, requiring derivatisation or specialised solvents that can themselves degrade or aggregate the sample, while aggregation and branching distort SEC calibrated against linear standards. SEC-MALS or Mark–Houwink viscometry are more defensible, but Mark–Houwink parameters are missing for many biopolymer/solvent pairs. The result: reported MW for the same material commonly differs by an order of magnitude across the literature — an artefact of method more than genuine variation, so meaningful comparison requires the method too.</w:t>
+        <w:t xml:space="preserve"> biopolymer MW is also harder: cellulose dissolves in no standard SEC eluent, needing derivatisation or aggressive solvents, and aggregation and branching distort SEC calibrated against linear standards. SEC-MALS or Mark–Houwink viscometry are more defensible, but Mark–Houwink parameters are missing for many biopolymer/solvent pairs. Reported MW for one material therefore often spans an order of magnitude in the literature — an artefact of method more than real variation, so a MW figure is only comparable alongside its method.</w:t>
       </w:r>
     </w:p>
     <w:p>
@@ -3733,7 +3706,7 @@
           <w:b w:val="0"/>
           <w:i w:val="0"/>
         </w:rPr>
-        <w:t>Section 3 examined each family in turn; this section turns the same evidence sideways, asking what pattern holds across all of them.</w:t>
+        <w:t>Section 3 examined each family in turn; this section turns the same evidence sideways to ask what holds across all of them.</w:t>
       </w:r>
     </w:p>
     <w:p>
@@ -3753,7 +3726,7 @@
           <w:b w:val="0"/>
           <w:i w:val="0"/>
         </w:rPr>
-        <w:t>A decomposition temperature at or below the melting point is close to the rule here (Fig. 11): the same network that gives stiffness also raises the melting energy toward the bond-breaking energy, crowding the two transitions together — cellulose, chitosan and silk fibroin never melt at all. Among the polyesters this crowding is quantitative: PHB's window spans only ~25 °C, PHBV widens it to ~55 °C, and PLLA's is wider still [44] (§3.2). Fig. 11 plots the TGA onset conservatively — for PLLA and PHB the usable window is narrower still, since melt hydrolysis (§4) begins earlier.</w:t>
+        <w:t>A decomposition temperature at or below the melting point is close to the rule (Fig. 11): the same network that gives stiffness raises the melting energy toward the bond-breaking energy, crowding the two transitions — cellulose, chitosan and silk fibroin never melt at all. Among the polyesters the crowding is quantitative: PHB's window is only ~25 °C, PHBV's ~55 °C, PLLA's wider still [44]. Fig. 11 plots the TGA onset, so the usable window for PLLA and PHB is narrower still, since melt hydrolysis (§4) sets in earlier.</w:t>
       </w:r>
     </w:p>
     <w:p>
@@ -3827,7 +3800,7 @@
           <w:b w:val="0"/>
           <w:i w:val="0"/>
         </w:rPr>
-        <w:t>The same logic sets the mechanical envelope (Fig. 12): high crystallinity and dense hydrogen bonding raise modulus but remove the flexible segments that let polyolefins draw before breaking, so biopolymers cluster toward high modulus, low elongation relative to PE/PP/PET [11,43]. Natural rubber is the exception — no modulus at rest, performance generated on demand by SIC (§3.5, §7.3). Fig. 12's windows are regions, not points: sample form, moisture, crystallinity and thermal history each shift a material's data by an order of magnitude, recurring as "batch variability" in §7.2.</w:t>
+        <w:t>The same logic sets the mechanical envelope (Fig. 12): high crystallinity and dense hydrogen bonding raise modulus but remove the flexible segments that let polyolefins draw before breaking, so biopolymers sit at high modulus, low elongation relative to PE/PP/PET [11,43]. Natural rubber is the exception — no modulus at rest, performance generated on demand by SIC (§3.5, §7.3). The regions in Fig. 12 are ranges, not points: sample form, moisture, crystallinity and thermal history each move a material's data by an order of magnitude, recurring as "batch variability" in §7.2.</w:t>
       </w:r>
     </w:p>
     <w:p>
@@ -3901,7 +3874,7 @@
           <w:b w:val="0"/>
           <w:i w:val="0"/>
         </w:rPr>
-        <w:t>The polar groups behind §5.1–5.2's strength have a third consequence: strong hygroscopicity. Absorbed water plasticises the amorphous fraction and swells free volume, so barrier performance falls as humidity rises. ⚙️ Atomistic free-volume/diffusion estimates offer a route to predicting this computationally, ahead of a packaging trial — which is why PLA and starch films must be specified with a storage-humidity condition, not a fixed barrier rating.</w:t>
+        <w:t>The polar groups behind the strength in §5.1–5.2 have a third consequence: strong hygroscopicity. Absorbed water plasticises the amorphous fraction and swells free volume, so barrier performance falls as humidity rises. ⚙️ Atomistic free-volume/diffusion modelling can predict this ahead of a packaging trial — which is why PLA and starch films must carry a storage-humidity condition, not a fixed barrier rating.</w:t>
       </w:r>
     </w:p>
     <w:p>
@@ -3921,7 +3894,7 @@
           <w:b w:val="0"/>
           <w:i w:val="0"/>
         </w:rPr>
-        <w:t>Degradation is a rate process governed by structure (Fig. 13). Polyesters degrade by autocatalytic ester hydrolysis (each scission's acid end catalyses further hydrolysis, so interiors degrade faster than surfaces — bulk erosion once the part is below a critical thickness [49]; Fig. 13a); polysaccharides and proteins instead degrade by enzymatic attack, which can only reach amorphous segments, so rate is set by accessible surface area, not bulk chemistry [50] (Fig. 13b). Crystallinity therefore recurs as this report's central trade-off — the same feature that sets modulus (§5.2) and blocks water uptake (§5.3) also blocks the attack that would degrade the material. ⚙️ Computed activation barriers for ester hydrolysis fall in the order base-catalysed &lt; acid-catalysed &lt; neutral, consistent with the observed pH-dependence of polyester degradation rate.</w:t>
+        <w:t>Degradation is a rate process governed by structure (Fig. 13). Polyesters degrade by autocatalytic ester hydrolysis — each scission's acid end accelerates the next, so interiors erode faster than surfaces once the part is below a critical thickness (bulk erosion [49]); polysaccharides and proteins degrade by enzymatic attack, which reaches only amorphous segments, so rate is set by accessible surface area, not bulk chemistry [50]. Crystallinity is therefore the report's central trade-off: the feature that sets modulus (§5.2) and blocks water uptake (§5.3) also blocks the attack that would degrade the material. ⚙️ Computed ester-hydrolysis barriers fall in the order base-catalysed &lt; acid-catalysed &lt; neutral, matching the observed pH-dependence of the rate.</w:t>
       </w:r>
     </w:p>
     <w:p>
@@ -3995,7 +3968,7 @@
           <w:b w:val="0"/>
           <w:i w:val="0"/>
         </w:rPr>
-        <w:t>Fig. 14 turns §5.1's windows into a processing decision: whether a stable melt window exists at all sets melt vs. solution processing, and each material's window width then sets how tightly that process must be controlled. The recurring judgement this yields: most reported "performance shortfalls" are processing-window shortfalls, not material-property shortfalls (§5.1–5.2).</w:t>
+        <w:t>Fig. 14 turns §5.1's windows into a processing decision: whether a stable melt window exists sets melt vs. solution processing, and its width sets how tightly the process must be controlled. The judgement this yields: most reported "performance shortfalls" are processing-window shortfalls, not material-property shortfalls (§5.1–5.2).</w:t>
       </w:r>
     </w:p>
     <w:p>
@@ -4077,7 +4050,7 @@
           <w:b w:val="0"/>
           <w:i w:val="0"/>
         </w:rPr>
-        <w:t xml:space="preserve">Four advantages are structural, each tracing back to §3. </w:t>
+        <w:t xml:space="preserve">Four advantages are structural, each tracing to §3. </w:t>
       </w:r>
       <w:r>
         <w:rPr>
@@ -4091,7 +4064,7 @@
           <w:b w:val="0"/>
           <w:i w:val="0"/>
         </w:rPr>
-        <w:t xml:space="preserve"> is the only one that applies uniformly across all five families. </w:t>
+        <w:t xml:space="preserve"> is the only one uniform across all five families. </w:t>
       </w:r>
       <w:r>
         <w:rPr>
@@ -4105,7 +4078,7 @@
           <w:b w:val="0"/>
           <w:i w:val="0"/>
         </w:rPr>
-        <w:t xml:space="preserve"> — mulch film, fishing gear, disposable foodware — turns hydrolytic/enzymatic susceptibility from a processing burden into a desired property, provided the environment actually matches the material [51] (§5.4). </w:t>
+        <w:t xml:space="preserve"> — mulch film, fishing gear, disposable foodware — turns hydrolytic/enzymatic susceptibility from a burden into a desired property, provided the environment matches the material [51] (§5.4). </w:t>
       </w:r>
       <w:r>
         <w:rPr>
@@ -4119,7 +4092,7 @@
           <w:b w:val="0"/>
           <w:i w:val="0"/>
         </w:rPr>
-        <w:t xml:space="preserve"> let PLA/PGA sutures [52], collagen/alginate hydrogels and chitosan dressings [55] do what commodity synthetics cannot without costly modification — the one application space (§8) where biopolymers are the only viable class, though not unconditionally so (§7.3). And </w:t>
+        <w:t xml:space="preserve"> let PLA/PGA sutures [52] and collagen/alginate/chitosan hydrogels and dressings [55] do what commodity synthetics cannot without costly modification — the one space (§8) where biopolymers are the only viable class, though not unconditionally (§7.3). And </w:t>
       </w:r>
       <w:r>
         <w:rPr>
@@ -4133,7 +4106,7 @@
           <w:b w:val="0"/>
           <w:i w:val="0"/>
         </w:rPr>
-        <w:t xml:space="preserve"> — chirality (PLA stereocomplexation), pH-responsive charge (chitosan), sequence-encoded bioactivity (silk, collagen) — comes free with the biological structure itself.</w:t>
+        <w:t xml:space="preserve"> — chirality (PLA stereocomplexation), pH-responsive charge (chitosan), sequence-encoded bioactivity (silk, collagen) — comes free with the biological structure.</w:t>
       </w:r>
     </w:p>
     <w:p>
@@ -4146,13 +4119,21 @@
     </w:p>
     <w:p>
       <w:pPr>
-        <w:jc w:val="both"/>
+        <w:pStyle w:val="ListBullet"/>
       </w:pPr>
       <w:r>
         <w:rPr>
-          <w:i/>
-        </w:rPr>
-        <w:t>(Order-of-magnitude ranges consistent with cited values; each still needs a tighter primary citation before submission.)</w:t>
+          <w:b/>
+          <w:i w:val="0"/>
+        </w:rPr>
+        <w:t>Price.</w:t>
+      </w:r>
+      <w:r>
+        <w:rPr>
+          <w:b w:val="0"/>
+          <w:i w:val="0"/>
+        </w:rPr>
+        <w:t xml:space="preserve"> PLA is several times the price of commodity PE/PP, PHA higher still [16,53]; a material-specific $/kg figure still needs a current market report.</w:t>
       </w:r>
     </w:p>
     <w:p>
@@ -4164,14 +4145,14 @@
           <w:b/>
           <w:i w:val="0"/>
         </w:rPr>
-        <w:t>Price.</w:t>
+        <w:t>Heat/barrier.</w:t>
       </w:r>
       <w:r>
         <w:rPr>
           <w:b w:val="0"/>
           <w:i w:val="0"/>
         </w:rPr>
-        <w:t xml:space="preserve"> PLA is several times the price of commodity PE/PP, and PHA higher still [16,53]; a material-specific $/kg figure still needs a current market-report citation before submission.</w:t>
+        <w:t xml:space="preserve"> PLA's HDT (~55–65 °C) sits well below PP's ~100 °C+ without stereocomplexation (§3.2) [13,42]; its O₂/CO₂ transmission matches PET's, but water-vapour barrier is worse, and starch films worse again [14] — the real critique is moisture sensitivity (§5.3), not an oxygen deficit.</w:t>
       </w:r>
     </w:p>
     <w:p>
@@ -4183,14 +4164,14 @@
           <w:b/>
           <w:i w:val="0"/>
         </w:rPr>
-        <w:t>Heat/barrier.</w:t>
+        <w:t>Brittleness/hygroscopicity.</w:t>
       </w:r>
       <w:r>
         <w:rPr>
           <w:b w:val="0"/>
           <w:i w:val="0"/>
         </w:rPr>
-        <w:t xml:space="preserve"> PLA's HDT (~55–65 °C) sits well below PP's ~100 °C+ without stereocomplexation (§3.2) [13,42]; its O₂/CO₂ transmission is comparable to PET's, but water-vapour barrier is worse, and starch films worse again [14] — the correct critique is moisture sensitivity (§5.3), not a blanket oxygen deficit.</w:t>
+        <w:t xml:space="preserve"> PHB's secondary crystallisation and PLA's sub-Tg ageing embrittle on storage [43]; starch drifts with humidity, and PLA must be dried before melt processing or MW drops uncontrollably (§4).</w:t>
       </w:r>
     </w:p>
     <w:p>
@@ -4202,14 +4183,14 @@
           <w:b/>
           <w:i w:val="0"/>
         </w:rPr>
-        <w:t>Brittleness/hygroscopicity.</w:t>
+        <w:t>Batch variability.</w:t>
       </w:r>
       <w:r>
         <w:rPr>
           <w:b w:val="0"/>
           <w:i w:val="0"/>
         </w:rPr>
-        <w:t xml:space="preserve"> PHB's secondary crystallisation and PLA's sub-Tg ageing embrittle over storage [43]; starch drifts with humidity (§3.1, §5.3) and PLA must be dried before melt processing to avoid uncontrolled MW loss (§4).</w:t>
+        <w:t xml:space="preserve"> Agricultural sourcing (alginate M/G, chitosan DD, starch amylose, NR clone/age [19]) varies in ways petrochemical monomers do not.</w:t>
       </w:r>
     </w:p>
     <w:p>
@@ -4221,33 +4202,14 @@
           <w:b/>
           <w:i w:val="0"/>
         </w:rPr>
-        <w:t>Batch variability.</w:t>
+        <w:t>Recycling compatibility.</w:t>
       </w:r>
       <w:r>
         <w:rPr>
           <w:b w:val="0"/>
           <w:i w:val="0"/>
         </w:rPr>
-        <w:t xml:space="preserve"> Agricultural sourcing (alginate M/G, chitosan DD, starch amylose, NR clone/age [19]) varies in ways petrochemical monomers do not.</w:t>
-      </w:r>
-    </w:p>
-    <w:p>
-      <w:pPr>
-        <w:pStyle w:val="ListBullet"/>
-      </w:pPr>
-      <w:r>
-        <w:rPr>
-          <w:b/>
-          <w:i w:val="0"/>
-        </w:rPr>
-        <w:t>Recycling compatibility.</w:t>
-      </w:r>
-      <w:r>
-        <w:rPr>
-          <w:b w:val="0"/>
-          <w:i w:val="0"/>
-        </w:rPr>
-        <w:t xml:space="preserve"> A 2022 study found in-stream PLA at only 0–0.019% of PET recycling streams, with NIR sorting keeping it below the ~1% threshold that measurably affects rPET [15] — a sorting-infrastructure dependency, not an inherent incompatibility.</w:t>
+        <w:t xml:space="preserve"> A 2022 study found in-stream PLA at only 0–0.019% of PET recycling streams, kept by NIR sorting below the ~1% threshold that measurably affects rPET [15] — a sorting-infrastructure dependency, not an inherent incompatibility.</w:t>
       </w:r>
     </w:p>
     <w:p>
@@ -4267,7 +4229,7 @@
           <w:b w:val="0"/>
           <w:i w:val="0"/>
         </w:rPr>
-        <w:t>NR and styrene–butadiene rubber (SBR) are compounded, filled and vulcanised the same way and compete directly in the same applications (tyre tread, damping, conveyor belting) — the cleanest same-application comparison here, since differences trace to backbone chemistry, not processing. Fig. 15 draws out the chain-scale origin of that difference (SIC); Table 5 then scores both across seven dimensions, with citation numbers for every row, expanded in the References [10,18–32].</w:t>
+        <w:t>NR and styrene–butadiene rubber (SBR) are compounded, filled and vulcanised the same way and compete in the same applications (tyre tread, damping, conveyor belting) — the cleanest same-application comparison here, since differences trace to backbone chemistry, not processing. Fig. 15 shows the chain-scale origin of that difference (SIC); Table 5 scores both across six dimensions [10,18–32].</w:t>
       </w:r>
     </w:p>
     <w:p>
@@ -4354,14 +4316,14 @@
         <w:tblLayout w:type="fixed"/>
       </w:tblPr>
       <w:tblGrid>
-        <w:gridCol w:w="2475"/>
-        <w:gridCol w:w="3230"/>
-        <w:gridCol w:w="3222"/>
+        <w:gridCol w:w="2497"/>
+        <w:gridCol w:w="3166"/>
+        <w:gridCol w:w="3263"/>
       </w:tblGrid>
       <w:tr>
         <w:tc>
           <w:tcPr>
-            <w:tcW w:type="dxa" w:w="2476"/>
+            <w:tcW w:type="dxa" w:w="2497"/>
             <w:tcBorders>
               <w:top w:val="single" w:sz="8" w:space="0" w:color="000000"/>
               <w:bottom w:val="single" w:sz="8" w:space="0" w:color="000000"/>
@@ -4384,7 +4346,7 @@
         </w:tc>
         <w:tc>
           <w:tcPr>
-            <w:tcW w:type="dxa" w:w="3230"/>
+            <w:tcW w:type="dxa" w:w="3167"/>
             <w:tcBorders>
               <w:top w:val="single" w:sz="8" w:space="0" w:color="000000"/>
               <w:bottom w:val="single" w:sz="8" w:space="0" w:color="000000"/>
@@ -4407,7 +4369,7 @@
         </w:tc>
         <w:tc>
           <w:tcPr>
-            <w:tcW w:type="dxa" w:w="3222"/>
+            <w:tcW w:type="dxa" w:w="3264"/>
             <w:tcBorders>
               <w:top w:val="single" w:sz="8" w:space="0" w:color="000000"/>
               <w:bottom w:val="single" w:sz="8" w:space="0" w:color="000000"/>
@@ -4432,7 +4394,7 @@
       <w:tr>
         <w:tc>
           <w:tcPr>
-            <w:tcW w:type="dxa" w:w="2476"/>
+            <w:tcW w:type="dxa" w:w="2497"/>
             <w:tcBorders>
               <w:top w:val="nil"/>
               <w:bottom w:val="nil"/>
@@ -4455,7 +4417,7 @@
         </w:tc>
         <w:tc>
           <w:tcPr>
-            <w:tcW w:type="dxa" w:w="3230"/>
+            <w:tcW w:type="dxa" w:w="3167"/>
             <w:tcBorders>
               <w:top w:val="nil"/>
               <w:bottom w:val="nil"/>
@@ -4472,13 +4434,13 @@
                 <w:i w:val="0"/>
                 <w:sz w:val="16"/>
               </w:rPr>
-              <w:t>Context-dependent: extracted; varies by clone &amp; tree age [19]</w:t>
+              <w:t>Extracted; varies by clone &amp; tree age [19]</w:t>
             </w:r>
           </w:p>
         </w:tc>
         <w:tc>
           <w:tcPr>
-            <w:tcW w:type="dxa" w:w="3222"/>
+            <w:tcW w:type="dxa" w:w="3264"/>
             <w:tcBorders>
               <w:top w:val="nil"/>
               <w:bottom w:val="nil"/>
@@ -4495,7 +4457,7 @@
                 <w:i w:val="0"/>
                 <w:sz w:val="16"/>
               </w:rPr>
-              <w:t>Favourable: engineered via emulsion/solution copolymerisation [20,21]</w:t>
+              <w:t>Engineered by emulsion/solution copolymerisation [20,21]</w:t>
             </w:r>
           </w:p>
         </w:tc>
@@ -4503,7 +4465,7 @@
       <w:tr>
         <w:tc>
           <w:tcPr>
-            <w:tcW w:type="dxa" w:w="2476"/>
+            <w:tcW w:type="dxa" w:w="2497"/>
             <w:tcBorders>
               <w:top w:val="nil"/>
               <w:bottom w:val="nil"/>
@@ -4526,7 +4488,7 @@
         </w:tc>
         <w:tc>
           <w:tcPr>
-            <w:tcW w:type="dxa" w:w="3230"/>
+            <w:tcW w:type="dxa" w:w="3167"/>
             <w:tcBorders>
               <w:top w:val="nil"/>
               <w:bottom w:val="nil"/>
@@ -4543,13 +4505,13 @@
                 <w:i w:val="0"/>
                 <w:sz w:val="16"/>
               </w:rPr>
-              <w:t>Favourable: strong strain-induced crystallisation [10,23]</w:t>
+              <w:t>Favourable: strong strain-induced crystallisation [10,23]; weakens as SBR fraction rises in blends [22]</w:t>
             </w:r>
           </w:p>
         </w:tc>
         <w:tc>
           <w:tcPr>
-            <w:tcW w:type="dxa" w:w="3222"/>
+            <w:tcW w:type="dxa" w:w="3264"/>
             <w:tcBorders>
               <w:top w:val="nil"/>
               <w:bottom w:val="nil"/>
@@ -4566,7 +4528,7 @@
                 <w:i w:val="0"/>
                 <w:sz w:val="16"/>
               </w:rPr>
-              <w:t>Context-dependent: crystallises far less; relies on filler/cure [24]</w:t>
+              <w:t>Crystallises far less; reaches parity via filler and cure design, not backbone [24–26]</w:t>
             </w:r>
           </w:p>
         </w:tc>
@@ -4574,149 +4536,7 @@
       <w:tr>
         <w:tc>
           <w:tcPr>
-            <w:tcW w:type="dxa" w:w="2476"/>
-            <w:tcBorders>
-              <w:top w:val="nil"/>
-              <w:bottom w:val="nil"/>
-            </w:tcBorders>
-          </w:tcPr>
-          <w:p>
-            <w:pPr>
-              <w:spacing w:after="10" w:before="10" w:line="240" w:lineRule="auto"/>
-            </w:pPr>
-            <w:r>
-              <w:rPr>
-                <w:rFonts w:ascii="Arial" w:hAnsi="Arial"/>
-                <w:b w:val="0"/>
-                <w:i w:val="0"/>
-                <w:sz w:val="16"/>
-              </w:rPr>
-              <w:t>Blend performance</w:t>
-            </w:r>
-          </w:p>
-        </w:tc>
-        <w:tc>
-          <w:tcPr>
-            <w:tcW w:type="dxa" w:w="3230"/>
-            <w:tcBorders>
-              <w:top w:val="nil"/>
-              <w:bottom w:val="nil"/>
-            </w:tcBorders>
-          </w:tcPr>
-          <w:p>
-            <w:pPr>
-              <w:spacing w:after="10" w:before="10" w:line="240" w:lineRule="auto"/>
-            </w:pPr>
-            <w:r>
-              <w:rPr>
-                <w:rFonts w:ascii="Arial" w:hAnsi="Arial"/>
-                <w:b w:val="0"/>
-                <w:i w:val="0"/>
-                <w:sz w:val="16"/>
-              </w:rPr>
-              <w:t>Context-dependent: SIC weakens as SBR fraction rises [22]</w:t>
-            </w:r>
-          </w:p>
-        </w:tc>
-        <w:tc>
-          <w:tcPr>
-            <w:tcW w:type="dxa" w:w="3222"/>
-            <w:tcBorders>
-              <w:top w:val="nil"/>
-              <w:bottom w:val="nil"/>
-            </w:tcBorders>
-          </w:tcPr>
-          <w:p>
-            <w:pPr>
-              <w:spacing w:after="10" w:before="10" w:line="240" w:lineRule="auto"/>
-            </w:pPr>
-            <w:r>
-              <w:rPr>
-                <w:rFonts w:ascii="Arial" w:hAnsi="Arial"/>
-                <w:b w:val="0"/>
-                <w:i w:val="0"/>
-                <w:sz w:val="16"/>
-              </w:rPr>
-              <w:t>Context-dependent: reaches parity via reinforcement, not backbone [24]</w:t>
-            </w:r>
-          </w:p>
-        </w:tc>
-      </w:tr>
-      <w:tr>
-        <w:tc>
-          <w:tcPr>
-            <w:tcW w:type="dxa" w:w="2476"/>
-            <w:tcBorders>
-              <w:top w:val="nil"/>
-              <w:bottom w:val="nil"/>
-            </w:tcBorders>
-          </w:tcPr>
-          <w:p>
-            <w:pPr>
-              <w:spacing w:after="10" w:before="10" w:line="240" w:lineRule="auto"/>
-            </w:pPr>
-            <w:r>
-              <w:rPr>
-                <w:rFonts w:ascii="Arial" w:hAnsi="Arial"/>
-                <w:b w:val="0"/>
-                <w:i w:val="0"/>
-                <w:sz w:val="16"/>
-              </w:rPr>
-              <w:t>Tg / cure network</w:t>
-            </w:r>
-          </w:p>
-        </w:tc>
-        <w:tc>
-          <w:tcPr>
-            <w:tcW w:type="dxa" w:w="3230"/>
-            <w:tcBorders>
-              <w:top w:val="nil"/>
-              <w:bottom w:val="nil"/>
-            </w:tcBorders>
-          </w:tcPr>
-          <w:p>
-            <w:pPr>
-              <w:spacing w:after="10" w:before="10" w:line="240" w:lineRule="auto"/>
-            </w:pPr>
-            <w:r>
-              <w:rPr>
-                <w:rFonts w:ascii="Arial" w:hAnsi="Arial"/>
-                <w:b w:val="0"/>
-                <w:i w:val="0"/>
-                <w:sz w:val="16"/>
-              </w:rPr>
-              <w:t>Context-dependent: depends on formulation &amp; cure conditions [25,26]</w:t>
-            </w:r>
-          </w:p>
-        </w:tc>
-        <w:tc>
-          <w:tcPr>
-            <w:tcW w:type="dxa" w:w="3222"/>
-            <w:tcBorders>
-              <w:top w:val="nil"/>
-              <w:bottom w:val="nil"/>
-            </w:tcBorders>
-          </w:tcPr>
-          <w:p>
-            <w:pPr>
-              <w:spacing w:after="10" w:before="10" w:line="240" w:lineRule="auto"/>
-            </w:pPr>
-            <w:r>
-              <w:rPr>
-                <w:rFonts w:ascii="Arial" w:hAnsi="Arial"/>
-                <w:b w:val="0"/>
-                <w:i w:val="0"/>
-                <w:sz w:val="16"/>
-              </w:rPr>
-              <w:t>Context-dependent: depends on formulation &amp; cure conditions [25,26]</w:t>
-            </w:r>
-          </w:p>
-        </w:tc>
-      </w:tr>
-      <w:tr>
-        <w:tc>
-          <w:tcPr>
-            <w:tcW w:type="dxa" w:w="2476"/>
+            <w:tcW w:type="dxa" w:w="2497"/>
             <w:tcBorders>
               <w:top w:val="nil"/>
               <w:bottom w:val="nil"/>
@@ -4739,7 +4559,7 @@
         </w:tc>
         <w:tc>
           <w:tcPr>
-            <w:tcW w:type="dxa" w:w="3230"/>
+            <w:tcW w:type="dxa" w:w="3167"/>
             <w:tcBorders>
               <w:top w:val="nil"/>
               <w:bottom w:val="nil"/>
@@ -4756,13 +4576,13 @@
                 <w:i w:val="0"/>
                 <w:sz w:val="16"/>
               </w:rPr>
-              <w:t>Context-dependent: real potential, but latex protein allergy risk [27,28]</w:t>
+              <w:t>Real potential, but latex-protein allergy risk [27,28]</w:t>
             </w:r>
           </w:p>
         </w:tc>
         <w:tc>
           <w:tcPr>
-            <w:tcW w:type="dxa" w:w="3222"/>
+            <w:tcW w:type="dxa" w:w="3264"/>
             <w:tcBorders>
               <w:top w:val="nil"/>
               <w:bottom w:val="nil"/>
@@ -4779,7 +4599,7 @@
                 <w:i w:val="0"/>
                 <w:sz w:val="16"/>
               </w:rPr>
-              <w:t>Risk: no unconditional biocompatibility claim [27,28]</w:t>
+              <w:t>No unconditional biocompatibility claim [27,28]</w:t>
             </w:r>
           </w:p>
         </w:tc>
@@ -4787,7 +4607,7 @@
       <w:tr>
         <w:tc>
           <w:tcPr>
-            <w:tcW w:type="dxa" w:w="2476"/>
+            <w:tcW w:type="dxa" w:w="2497"/>
             <w:tcBorders>
               <w:top w:val="nil"/>
               <w:bottom w:val="nil"/>
@@ -4810,7 +4630,7 @@
         </w:tc>
         <w:tc>
           <w:tcPr>
-            <w:tcW w:type="dxa" w:w="3230"/>
+            <w:tcW w:type="dxa" w:w="3167"/>
             <w:tcBorders>
               <w:top w:val="nil"/>
               <w:bottom w:val="nil"/>
@@ -4827,13 +4647,13 @@
                 <w:i w:val="0"/>
                 <w:sz w:val="16"/>
               </w:rPr>
-              <w:t>Context-dependent: renewable, but LCA shows real land/energy cost [29,30]</w:t>
+              <w:t>Renewable, but LCA shows real land/energy cost [29,30]</w:t>
             </w:r>
           </w:p>
         </w:tc>
         <w:tc>
           <w:tcPr>
-            <w:tcW w:type="dxa" w:w="3222"/>
+            <w:tcW w:type="dxa" w:w="3264"/>
             <w:tcBorders>
               <w:top w:val="nil"/>
               <w:bottom w:val="nil"/>
@@ -4850,7 +4670,7 @@
                 <w:i w:val="0"/>
                 <w:sz w:val="16"/>
               </w:rPr>
-              <w:t>Risk: fossil feedstock; biodegradable grades emerging [31]</w:t>
+              <w:t>Fossil feedstock; biodegradable grades emerging [31]</w:t>
             </w:r>
           </w:p>
         </w:tc>
@@ -4858,7 +4678,7 @@
       <w:tr>
         <w:tc>
           <w:tcPr>
-            <w:tcW w:type="dxa" w:w="2476"/>
+            <w:tcW w:type="dxa" w:w="2497"/>
             <w:tcBorders>
               <w:top w:val="nil"/>
               <w:bottom w:val="single" w:sz="8" w:space="0" w:color="000000"/>
@@ -4881,7 +4701,7 @@
         </w:tc>
         <w:tc>
           <w:tcPr>
-            <w:tcW w:type="dxa" w:w="3230"/>
+            <w:tcW w:type="dxa" w:w="3167"/>
             <w:tcBorders>
               <w:top w:val="nil"/>
               <w:bottom w:val="single" w:sz="8" w:space="0" w:color="000000"/>
@@ -4898,13 +4718,13 @@
                 <w:i w:val="0"/>
                 <w:sz w:val="16"/>
               </w:rPr>
-              <w:t>Risk: historically the more volatile of the two [32]</w:t>
+              <w:t>Historically the more volatile of the two [32]</w:t>
             </w:r>
           </w:p>
         </w:tc>
         <w:tc>
           <w:tcPr>
-            <w:tcW w:type="dxa" w:w="3222"/>
+            <w:tcW w:type="dxa" w:w="3264"/>
             <w:tcBorders>
               <w:top w:val="nil"/>
               <w:bottom w:val="single" w:sz="8" w:space="0" w:color="000000"/>
@@ -4921,7 +4741,7 @@
                 <w:i w:val="0"/>
                 <w:sz w:val="16"/>
               </w:rPr>
-              <w:t>Context-dependent: steadier, but tied to petrochemical supply chain [32]</w:t>
+              <w:t>Steadier, but tied to the petrochemical supply chain [32]</w:t>
             </w:r>
           </w:p>
         </w:tc>
@@ -4941,7 +4761,7 @@
           <w:b w:val="0"/>
           <w:i w:val="0"/>
         </w:rPr>
-        <w:t>NR is extracted, so its structure and SIC contribution are agricultural variables (clone, tree age); SBR's composition is instead engineered by emulsion/solution copolymerisation in a continuous industrial process [20,21]. Under matched compounding, NR's SIC gives superior tear and crack-growth resistance to start with [10,23], but SBR reaches comparable wear resistance through reinforcement and cure design rather than backbone crystallisation [24] — the clearest single illustration here of backbone chemistry trading off against formulation (§6). The "natural is better" story does not survive contact with the literature, though: NR latex carries a real, SBR-absent allergy risk [27,28], its renewability does not translate into a lower LCA footprint automatically [29,30], and NR pricing has historically been the more volatile of the two for climate/disease reasons unrelated to polymer chemistry [32].</w:t>
+        <w:t>Under matched compounding, NR's SIC gives better tear and crack-growth resistance to start with [10,23], but SBR reaches comparable wear resistance through reinforcement and cure design, not backbone crystallisation [24] — the clearest case here of backbone chemistry trading off against formulation (§6). The "natural is better" story does not survive the literature, though: NR latex carries a real, SBR-absent allergy risk [27,28], its renewability does not automatically mean a lower LCA footprint [29,30], and NR pricing has historically been the more volatile of the two, for climate and disease reasons unrelated to polymer chemistry [32].</w:t>
       </w:r>
     </w:p>
     <w:p>
@@ -4961,7 +4781,7 @@
           <w:b w:val="0"/>
           <w:i w:val="0"/>
         </w:rPr>
-        <w:t xml:space="preserve">Each application states the property requirement first, then names the material that satisfies it (Table 4). </w:t>
+        <w:t xml:space="preserve">Each application states the property need first, then the material that meets it (Table 4). </w:t>
       </w:r>
       <w:r>
         <w:rPr>
@@ -4975,7 +4795,7 @@
           <w:b w:val="0"/>
           <w:i w:val="0"/>
         </w:rPr>
-        <w:t xml:space="preserve"> needs O₂/H₂O barrier, toughness, and heat resistance exceeding PLA's HDT (§7.2); no single biopolymer satisfies all three (§5.3), so packaging is almost always multilayer or blended. Compostable foodware and mulch film are where §7.1's biodegradability, not barrier, drives the design, needing a rate matched to use timescale (§5.4). </w:t>
+        <w:t xml:space="preserve"> needs O₂/H₂O barrier, toughness and heat resistance above PLA's HDT (§7.2); no single biopolymer gives all three (§5.3), so packaging is almost always multilayer or blended. Compostable foodware and mulch film are driven by §7.1's biodegradability, not barrier, and need a rate matched to the use timescale (§5.4). </w:t>
       </w:r>
       <w:r>
         <w:rPr>
@@ -4989,21 +4809,21 @@
           <w:b w:val="0"/>
           <w:i w:val="0"/>
         </w:rPr>
-        <w:t xml:space="preserve"> applications need biocompatibility plus a tunable degradation rate (§5.4) — essentially unique here (§7.1, with the NR-latex caveat in §7.3): PGA/PLGA are established suture materials whose main failure mode is local pH drop from acidic hydrolysis products [52,53]; collagen/alginate/chitosan extend the logic to scaffolds and bioprinting [55]. </w:t>
+        <w:t xml:space="preserve"> applications need biocompatibility plus a tunable degradation rate (§5.4) — essentially unique here (§7.1, with the NR-latex caveat of §7.3): PGA and PLGA are established suture materials whose main failure mode is a local pH drop from acidic hydrolysis products [52,53]; collagen, alginate and chitosan extend this to scaffolds and bioprinting [55]. </w:t>
       </w:r>
       <w:r>
         <w:rPr>
           <w:b/>
           <w:i w:val="0"/>
         </w:rPr>
-        <w:t>Textiles/other:</w:t>
+        <w:t>Textiles and other:</w:t>
       </w:r>
       <w:r>
         <w:rPr>
           <w:b w:val="0"/>
           <w:i w:val="0"/>
         </w:rPr>
-        <w:t xml:space="preserve"> Lyocell and PLA fibre exploit cellulose's solution-processed stiffness (§3.1, §6 [36]) and PLA's melt-spinnability (§3.2); NR adhesives and PHA/PLA electronics substrates trade predictability for intrinsic adhesion, biodegradability, or biocompatibility.</w:t>
+        <w:t xml:space="preserve"> Lyocell and PLA fibre exploit cellulose's solution-processed stiffness [36] and PLA's melt-spinnability; NR adhesives and PHA/PLA electronics substrates trade predictability for intrinsic adhesion, biodegradability or biocompatibility.</w:t>
       </w:r>
     </w:p>
     <w:p>
@@ -5489,7 +5309,7 @@
           <w:b w:val="0"/>
           <w:i w:val="0"/>
         </w:rPr>
-        <w:t>Global bio-based plastics capacity was ~2.31 million tonnes in 2025 — under 1% of global plastics — projected to double by 2030 [16]. Growth concentrates in bio-based PE/PP and PHA, expanding fastest despite remaining priciest (§7.2) [16]. The bottlenecks are the same three properties organising §5 — processing windows, humidity-dependent performance, batch variability — none solved by scale alone. Two directions look most promising: enzymatic depolymerisation back to monomer (recent enzyme cocktails reached ~60% lactic-acid recovery from post-consumer PLA within 72 hours [17]); and ⚙️ data-driven property prediction (QSPR / polymer-informatics ML models [56]) to shorten the trial-and-error cycle of matching backbone chemistry to a processing window.</w:t>
+        <w:t>Global bio-based plastics capacity was ~2.31 Mt in 2025 — under 1% of all plastics — and is projected to double by 2030, growth concentrated in bio-based PE/PP and PHA despite PHA remaining the priciest (§7.2) [16]. The bottlenecks are the three properties organising §5 — processing window, humidity dependence, batch variability — none solved by scale alone. Two directions look most promising: enzymatic depolymerisation to monomer (recent enzyme cocktails recovered ~60% of the lactic acid from post-consumer PLA in 72 h [17]); and ⚙️ data-driven property prediction (QSPR / polymer-informatics ML [56]) to shorten the trial-and-error of matching backbone chemistry to a processing window.</w:t>
       </w:r>
     </w:p>
     <w:p>
@@ -5509,7 +5329,7 @@
           <w:b w:val="0"/>
           <w:i w:val="0"/>
         </w:rPr>
-        <w:t>Three judgements follow. First, the performance ceiling here is set by thermal and hygroscopic behaviour (§5.1, §5.3), not mechanical strength (§5.2) — most families meet or exceed synthetic-polymer stiffness and fail instead on processing window and moisture sensitivity. Second, crystallinity governs the entire trade-off (§5.4): the same feature that supplies stiffness, blocks water uptake, and blocks the attack that would degrade the material means raising one predictably lowers the other two — the NR/SBR case study (§7.3) shows the same trade-off through formulation, not backbone chemistry alone. Third, molecular weight data are only comparable alongside their measurement method (§4): the features that make it hard to measure — hydrogen bonding, branching, sequence specificity, agricultural sourcing — are the same features used throughout to explain performance.</w:t>
+        <w:t>Three judgements follow. First, the performance ceiling is set by thermal and hygroscopic behaviour (§5.1, §5.3), not mechanical strength (§5.2): most families meet or exceed synthetic-polymer stiffness and fail instead on processing window and moisture. Second, crystallinity governs the whole trade-off (§5.4) — the feature that supplies stiffness, blocks water uptake and blocks degradative attack, so raising one lowers the other two; the NR/SBR case study (§7.3) shows the same trade-off reached through formulation, not backbone chemistry alone. Third, molecular-weight data are comparable only alongside their measurement method (§4), and the features that make MW hard to measure — hydrogen bonding, branching, sequence specificity, agricultural sourcing — are the same ones used throughout to explain performance.</w:t>
       </w:r>
     </w:p>
     <w:p>

--- a/projects/biopolymers-review/Biopolymers-review-DRAFT.docx
+++ b/projects/biopolymers-review/Biopolymers-review-DRAFT.docx
@@ -801,7 +801,7 @@
           <w:b w:val="0"/>
           <w:i w:val="0"/>
         </w:rPr>
-        <w:t>This section examines five families along one axis — backbone flexibility and the intermolecular forces it permits — running from cellulose (an extended, hydrogen-bonded backbone that never melts) to natural rubber (a freely rotating backbone, amorphous until strained). Between them lie polysaccharides with weaker or ionically tunable interchain forces, semicrystalline polyesters that melt-process only within narrow thermal windows, and template-folded proteins whose properties come from defined fold, not chain packing; lignin is the counterpoint — an irregular cross-linked network with no periodic chain. The claim tested throughout: backbone chemistry, not biological origin, predicts melting, hydrolytic/enzymatic susceptibility and mechanical performance (Table 2). Fig. 2 carries the force → consequence → limitation chain for each family, so the text below adds only mechanism and citations; each family's monomer and chain-scale structure is drawn in its subsection.</w:t>
+        <w:t>This section examines five families along one axis — backbone flexibility and the intermolecular forces it permits — running from cellulose (an extended, hydrogen-bonded backbone that never melts) to natural rubber (a freely rotating backbone, amorphous until strained). Between them lie polysaccharides with weaker or ionically tunable interchain forces, semicrystalline polyesters that melt-process only within narrow thermal windows, and template-folded proteins whose properties come from defined fold, not chain packing; lignin is the counterpoint — an irregular cross-linked network with no periodic chain. The claim tested throughout: backbone chemistry, not biological origin, predicts melting, hydrolytic/enzymatic susceptibility and mechanical performance (Table 2). Fig. 2 carries the force → consequence → limitation chain for each family, so the text below adds only mechanism and citations. All repeat units are collected in Fig. 3 and all higher-order (chain, secondary, tertiary) structures in Fig. 4; the subsections point to the relevant panels.</w:t>
       </w:r>
     </w:p>
     <w:p>
@@ -855,15 +855,7 @@
           <w:i/>
           <w:sz w:val="20"/>
         </w:rPr>
-        <w:t>Figure 2. Structure–property causal chain, one row per family: dominant intermolecular force → key consequence → key limitation. The five backbone classes of Table 1 appear as seven rows here (polysaccharides and polyesters are each split into two, since their two members behave distinctly). Colour follows the backbone-chemistry class; the arrows read left to right as one causal chain per family.</w:t>
-      </w:r>
-    </w:p>
-    <w:p>
-      <w:pPr>
-        <w:pStyle w:val="Heading2"/>
-      </w:pPr>
-      <w:r>
-        <w:t>3.1 Polysaccharides</w:t>
+        <w:t>Figure 2. Structure–property causal chain, one row per family: dominant intermolecular force → key consequence → key limitation. The five backbone classes of Table 1 appear as seven rows (polysaccharides and polyesters are each split into two, since their two members behave distinctly). Colour follows the backbone-chemistry class; arrows read left to right as one causal chain per family.</w:t>
       </w:r>
     </w:p>
     <w:p>
@@ -875,7 +867,7 @@
       <w:r>
         <w:drawing>
           <wp:inline xmlns:a="http://schemas.openxmlformats.org/drawingml/2006/main" xmlns:pic="http://schemas.openxmlformats.org/drawingml/2006/picture">
-            <wp:extent cx="5943600" cy="1188720"/>
+            <wp:extent cx="5829858" cy="3566160"/>
             <wp:docPr id="3" name="Picture 3"/>
             <wp:cNvGraphicFramePr>
               <a:graphicFrameLocks noChangeAspect="1"/>
@@ -884,7 +876,7 @@
               <a:graphicData uri="http://schemas.openxmlformats.org/drawingml/2006/picture">
                 <pic:pic>
                   <pic:nvPicPr>
-                    <pic:cNvPr id="0" name="fig_polysaccharide_monomers.png"/>
+                    <pic:cNvPr id="0" name="fig_repeat_units_all.png"/>
                     <pic:cNvPicPr/>
                   </pic:nvPicPr>
                   <pic:blipFill>
@@ -896,7 +888,7 @@
                   <pic:spPr>
                     <a:xfrm>
                       <a:off x="0" y="0"/>
-                      <a:ext cx="5943600" cy="1188720"/>
+                      <a:ext cx="5829858" cy="3566160"/>
                     </a:xfrm>
                     <a:prstGeom prst="rect"/>
                   </pic:spPr>
@@ -917,33 +909,7 @@
           <w:i/>
           <w:sz w:val="20"/>
         </w:rPr>
-        <w:t>Figure 3. Polysaccharide repeat units drawn by the authors with RDKit from verified SMILES: (a) cellulose (β-1,4-D-glucan), (b) amylose (α-1,4-D-glucan), (c) chitosan (2-amino-2-deoxy-D-glucan), (d) alginate M (β-D-mannuronate), (e) alginate G (α-L-guluronate). (a) and (b) differ only in the configuration at C1 — the single centre that separates cellulose's extended, 60–70% crystalline ribbon from amylose's water-plasticised helix; (d) and (e) differ only at C5, and the M/G ratio sets alginate's stiffness–brittleness trade-off (§8). Alginate G's absolute configuration is verified only as the C5 epimer of M — cross-check against a literature structure before submission.</w:t>
-      </w:r>
-    </w:p>
-    <w:p>
-      <w:pPr>
-        <w:jc w:val="both"/>
-      </w:pPr>
-      <w:r>
-        <w:rPr>
-          <w:b w:val="0"/>
-          <w:i w:val="0"/>
-        </w:rPr>
-        <w:t xml:space="preserve">Polysaccharides span the rigid end of the spectrum. </w:t>
-      </w:r>
-      <w:r>
-        <w:rPr>
-          <w:b/>
-          <w:i w:val="0"/>
-        </w:rPr>
-        <w:t>Cellulose</w:t>
-      </w:r>
-      <w:r>
-        <w:rPr>
-          <w:b w:val="0"/>
-          <w:i w:val="0"/>
-        </w:rPr>
-        <w:t xml:space="preserve"> — linear β-(1→4)-D-glucopyranose — forms an extended ribbon hydrogen-bonded into sheets (Iα, Iβ) [33,34]; it cannot be melt-processed and is handled only by solution routes (NMMO/Lyocell [37], LiCl/DMAc), while nanocrystals and nanofibrils exploit its ~130–150 GPa axial crystal modulus [35] as fillers [2].</w:t>
+        <w:t>Figure 3. Repeat units of the biopolymers discussed in §3, drawn by the authors with RDKit from SMILES checked by `verify_stereochemistry.py`, colour-coded by backbone class. Polysaccharides (blue): (a) cellulose, (b) amylose, (c) chitosan, (d) alginate M, (e) alginate G — (a)/(b) differ only at C1, the centre separating cellulose's crystalline ribbon from amylose's water-plasticised helix, and (d)/(e) only at C5, the M/G ratio setting alginate's stiffness–brittleness trade-off. Polyesters (orange): (f) PHB, (g) PLLA, with (R)/(S) marked. Proteins (green): (h) silk fibroin (Gly-Ala)ₙ, (i) collagen Gly-Pro-Hyp. Lignin precursors (grey): (j) p-coumaryl, (k) coniferyl, (l) sinapyl alcohol (0/1/2 methoxy groups). Rubber: (m) cis-1,4-polyisoprene. Alginate G's absolute configuration is verified only as the C5 epimer of M — cross-check before submission.</w:t>
       </w:r>
     </w:p>
     <w:p>
@@ -955,7 +921,7 @@
       <w:r>
         <w:drawing>
           <wp:inline xmlns:a="http://schemas.openxmlformats.org/drawingml/2006/main" xmlns:pic="http://schemas.openxmlformats.org/drawingml/2006/picture">
-            <wp:extent cx="4474342" cy="1737360"/>
+            <wp:extent cx="5830570" cy="2743200"/>
             <wp:docPr id="4" name="Picture 4"/>
             <wp:cNvGraphicFramePr>
               <a:graphicFrameLocks noChangeAspect="1"/>
@@ -964,7 +930,7 @@
               <a:graphicData uri="http://schemas.openxmlformats.org/drawingml/2006/picture">
                 <pic:pic>
                   <pic:nvPicPr>
-                    <pic:cNvPr id="0" name="fig3_cellulose_hierarchy.png"/>
+                    <pic:cNvPr id="0" name="fig_higher_order_all.png"/>
                     <pic:cNvPicPr/>
                   </pic:nvPicPr>
                   <pic:blipFill>
@@ -976,7 +942,7 @@
                   <pic:spPr>
                     <a:xfrm>
                       <a:off x="0" y="0"/>
-                      <a:ext cx="4474342" cy="1737360"/>
+                      <a:ext cx="5830570" cy="2743200"/>
                     </a:xfrm>
                     <a:prstGeom prst="rect"/>
                   </pic:spPr>
@@ -997,7 +963,15 @@
           <w:i/>
           <w:sz w:val="20"/>
         </w:rPr>
-        <w:t>Figure 4. Cellulose's three-tier structure, drawn by the authors: (a) the intrachain O3–H···O5′ hydrogen bond that locks the ribbon conformation, (b) interchain hydrogen bonding within a sheet, (c) van der Waals / CH···O stacking of sheets into the Iα (triclinic) / Iβ (monoclinic) crystal. Cohesive energy accumulated over (a)–(c) exceeds the strength of the glycosidic backbone, so cellulose decomposes near 300 °C before any melting transition and dissolves only in solvents that break the hydrogen-bond network.</w:t>
+        <w:t>Figure 4. Higher-order structure across the families, drawn by the authors: (a) cellulose — intra- and inter-chain hydrogen bonds lock the ribbon into a sheet, sheets stack by van der Waals into the Iα/Iβ crystal, and the accumulated cohesive energy exceeds the backbone, so cellulose decomposes near 300 °C before melting; (b) amylose's left-handed helix, whose cavity is plasticised by water/I₂; (c) alginate's Ca²⁺-bridged "egg-box" G-block junction — ionic and reversible, its density (G-content) setting stiffness vs. brittleness; (d) PHA/PLA helical packing (PHB 2₁, PLLA 10₃) — a helix that crystallises but still melts; (e) silk's antiparallel β-sheet nanocrystallites (2–4 nm) in a compliant amorphous matrix, the source of its strength–toughness combination; (f) collagen's Gly-X-Y triple helix, in which glycine at every third position is the only residue small enough for the crowded core.</w:t>
+      </w:r>
+    </w:p>
+    <w:p>
+      <w:pPr>
+        <w:pStyle w:val="Heading2"/>
+      </w:pPr>
+      <w:r>
+        <w:t>3.1 Polysaccharides</w:t>
       </w:r>
     </w:p>
     <w:p>
@@ -1006,99 +980,71 @@
       </w:pPr>
       <w:r>
         <w:rPr>
+          <w:b w:val="0"/>
+          <w:i w:val="0"/>
+        </w:rPr>
+        <w:t xml:space="preserve">Polysaccharides span the rigid end of the spectrum. </w:t>
+      </w:r>
+      <w:r>
+        <w:rPr>
           <w:b/>
           <w:i w:val="0"/>
         </w:rPr>
-        <w:t>Starch's</w:t>
+        <w:t>Cellulose</w:t>
       </w:r>
       <w:r>
         <w:rPr>
           <w:b w:val="0"/>
           <w:i w:val="0"/>
         </w:rPr>
-        <w:t xml:space="preserve"> amylose/amylopectin topology (not chemistry) gives it weaker, humidity-reversible crystallinity and retrogradation on storage [38] (hence TPS/PLA/PBAT blends). </w:t>
-      </w:r>
-      <w:r>
-        <w:rPr>
-          <w:b/>
-          <w:i w:val="0"/>
-        </w:rPr>
-        <w:t>Chitosan's</w:t>
-      </w:r>
-      <w:r>
-        <w:rPr>
-          <w:b w:val="0"/>
-          <w:i w:val="0"/>
-        </w:rPr>
-        <w:t xml:space="preserve"> degree of deacetylation (DD) sets solubility, charge and antimicrobial activity [39], but high-DD chitosan is typically low-MW because the alkaline step that raises DD also cleaves the backbone [3]. </w:t>
-      </w:r>
-      <w:r>
-        <w:rPr>
-          <w:b/>
-          <w:i w:val="0"/>
-        </w:rPr>
-        <w:t>Alginate</w:t>
-      </w:r>
-      <w:r>
-        <w:rPr>
-          <w:b w:val="0"/>
-          <w:i w:val="0"/>
-        </w:rPr>
-        <w:t xml:space="preserve"> gels via Ca²⁺-coordinated "egg-box" GG-blocks [4], G-content setting a stiffness–brittleness trade-off (§8); hyaluronic acid, carrageenan, xanthan and pectin follow the same linkage-chemistry logic.</w:t>
+        <w:t xml:space="preserve"> — linear β-(1→4)-D-glucopyranose (Fig. 3a) — forms an extended ribbon hydrogen-bonded into sheets (Iα, Iβ) [33,34]; the cohesive energy of that sheet-then-crystal hierarchy (Fig. 4a) is why it cannot be melt-processed and is handled only by solution routes (NMMO/Lyocell [37], LiCl/DMAc), while nanocrystals and nanofibrils exploit its ~130–150 GPa axial crystal modulus [35] as fillers [2].</w:t>
       </w:r>
     </w:p>
     <w:p>
       <w:pPr>
-        <w:keepNext/>
-        <w:spacing w:after="40"/>
-        <w:jc w:val="center"/>
+        <w:jc w:val="both"/>
       </w:pPr>
       <w:r>
-        <w:drawing>
-          <wp:inline xmlns:a="http://schemas.openxmlformats.org/drawingml/2006/main" xmlns:pic="http://schemas.openxmlformats.org/drawingml/2006/picture">
-            <wp:extent cx="5680374" cy="1737360"/>
-            <wp:docPr id="5" name="Picture 5"/>
-            <wp:cNvGraphicFramePr>
-              <a:graphicFrameLocks noChangeAspect="1"/>
-            </wp:cNvGraphicFramePr>
-            <a:graphic>
-              <a:graphicData uri="http://schemas.openxmlformats.org/drawingml/2006/picture">
-                <pic:pic>
-                  <pic:nvPicPr>
-                    <pic:cNvPr id="0" name="fig_polysaccharide_chains.png"/>
-                    <pic:cNvPicPr/>
-                  </pic:nvPicPr>
-                  <pic:blipFill>
-                    <a:blip r:embed="rId13"/>
-                    <a:stretch>
-                      <a:fillRect/>
-                    </a:stretch>
-                  </pic:blipFill>
-                  <pic:spPr>
-                    <a:xfrm>
-                      <a:off x="0" y="0"/>
-                      <a:ext cx="5680374" cy="1737360"/>
-                    </a:xfrm>
-                    <a:prstGeom prst="rect"/>
-                  </pic:spPr>
-                </pic:pic>
-              </a:graphicData>
-            </a:graphic>
-          </wp:inline>
-        </w:drawing>
-      </w:r>
-    </w:p>
-    <w:p>
-      <w:pPr>
-        <w:spacing w:line="240" w:lineRule="auto" w:after="80"/>
-        <w:jc w:val="center"/>
-      </w:pPr>
-      <w:r>
-        <w:rPr>
-          <w:i/>
-          <w:sz w:val="20"/>
-        </w:rPr>
-        <w:t>Figure 5. Polysaccharide chain-scale structure, drawn by the authors: (a) amylose's left-handed helix (contrast cellulose's extended ribbon in Fig. 4; I₂ and water enter the cavity and plasticise the chain), (b) alginate's Ca²⁺-bridged "egg-box" G-block junction — ionic and reversible with a chelator, G-content setting junction density and hence stiffness vs. brittleness, (c) chitosan's irregular deacetylation breaking the regular hydrogen-bond register cellulose relies on, so solubility rises but crystallinity falls. Cellulose's own chain-scale structure is in Fig. 4.</w:t>
+        <w:rPr>
+          <w:b/>
+          <w:i w:val="0"/>
+        </w:rPr>
+        <w:t>Starch's</w:t>
+      </w:r>
+      <w:r>
+        <w:rPr>
+          <w:b w:val="0"/>
+          <w:i w:val="0"/>
+        </w:rPr>
+        <w:t xml:space="preserve"> amylose/amylopectin topology (not chemistry) gives it weaker, humidity-reversible crystallinity and retrogradation on storage [38] (hence TPS/PLA/PBAT blends). </w:t>
+      </w:r>
+      <w:r>
+        <w:rPr>
+          <w:b/>
+          <w:i w:val="0"/>
+        </w:rPr>
+        <w:t>Chitosan's</w:t>
+      </w:r>
+      <w:r>
+        <w:rPr>
+          <w:b w:val="0"/>
+          <w:i w:val="0"/>
+        </w:rPr>
+        <w:t xml:space="preserve"> degree of deacetylation (DD) sets solubility, charge and antimicrobial activity [39], but high-DD chitosan is typically low-MW because the alkaline step that raises DD also cleaves the backbone [3]. </w:t>
+      </w:r>
+      <w:r>
+        <w:rPr>
+          <w:b/>
+          <w:i w:val="0"/>
+        </w:rPr>
+        <w:t>Alginate</w:t>
+      </w:r>
+      <w:r>
+        <w:rPr>
+          <w:b w:val="0"/>
+          <w:i w:val="0"/>
+        </w:rPr>
+        <w:t xml:space="preserve"> gels via Ca²⁺-coordinated "egg-box" GG-blocks [4] (Fig. 4c), G-content setting a stiffness–brittleness trade-off (§8); amylose coils into a water-plasticised helix (Fig. 4b), and chitosan's irregular deacetylation breaks the hydrogen-bond register cellulose relies on, so its solubility rises as crystallinity falls. Hyaluronic acid, carrageenan, xanthan and pectin follow the same linkage-chemistry logic.</w:t>
       </w:r>
     </w:p>
     <w:p>
@@ -1111,56 +1057,56 @@
     </w:p>
     <w:p>
       <w:pPr>
-        <w:keepNext/>
-        <w:spacing w:after="40"/>
-        <w:jc w:val="center"/>
+        <w:jc w:val="both"/>
       </w:pPr>
       <w:r>
-        <w:drawing>
-          <wp:inline xmlns:a="http://schemas.openxmlformats.org/drawingml/2006/main" xmlns:pic="http://schemas.openxmlformats.org/drawingml/2006/picture">
-            <wp:extent cx="5680374" cy="1737360"/>
-            <wp:docPr id="6" name="Picture 6"/>
-            <wp:cNvGraphicFramePr>
-              <a:graphicFrameLocks noChangeAspect="1"/>
-            </wp:cNvGraphicFramePr>
-            <a:graphic>
-              <a:graphicData uri="http://schemas.openxmlformats.org/drawingml/2006/picture">
-                <pic:pic>
-                  <pic:nvPicPr>
-                    <pic:cNvPr id="0" name="fig_polyester_structures.png"/>
-                    <pic:cNvPicPr/>
-                  </pic:nvPicPr>
-                  <pic:blipFill>
-                    <a:blip r:embed="rId14"/>
-                    <a:stretch>
-                      <a:fillRect/>
-                    </a:stretch>
-                  </pic:blipFill>
-                  <pic:spPr>
-                    <a:xfrm>
-                      <a:off x="0" y="0"/>
-                      <a:ext cx="5680374" cy="1737360"/>
-                    </a:xfrm>
-                    <a:prstGeom prst="rect"/>
-                  </pic:spPr>
-                </pic:pic>
-              </a:graphicData>
-            </a:graphic>
-          </wp:inline>
-        </w:drawing>
+        <w:rPr>
+          <w:b/>
+          <w:i w:val="0"/>
+        </w:rPr>
+        <w:t>PHA</w:t>
+      </w:r>
+      <w:r>
+        <w:rPr>
+          <w:b w:val="0"/>
+          <w:i w:val="0"/>
+        </w:rPr>
+        <w:t xml:space="preserve"> (bacterial storage granules; PHB the archetype, Fig. 3f) is highly crystalline (55–70%) but decomposes by six-membered-ring </w:t>
+      </w:r>
+      <w:r>
+        <w:rPr>
+          <w:i/>
+        </w:rPr>
+        <w:t>cis</w:t>
+      </w:r>
+      <w:r>
+        <w:rPr>
+          <w:b w:val="0"/>
+          <w:i w:val="0"/>
+        </w:rPr>
+        <w:t xml:space="preserve">-elimination only tens of degrees above Tm [5] — the narrowest processing window here; PHBV/PHBHHx copolymers widen it at the cost of stiffness. </w:t>
+      </w:r>
+      <w:r>
+        <w:rPr>
+          <w:b/>
+          <w:i w:val="0"/>
+        </w:rPr>
+        <w:t>PLA</w:t>
+      </w:r>
+      <w:r>
+        <w:rPr>
+          <w:b w:val="0"/>
+          <w:i w:val="0"/>
+        </w:rPr>
+        <w:t>: ring-opening polymerisation of lactide by a Sn(Oct)₂ coordination–insertion mechanism [40,41] reaches useful MW where polycondensation cannot; PLLA crystallises slowly, but the PLLA/PDLA stereocomplex co-crystallises ~50 °C above either homocrystal through tighter enantiomeric packing [6,7]. Both pack as helices that still melt (Fig. 4d); PBS and PEF follow the same ester logic (§8).</w:t>
       </w:r>
     </w:p>
     <w:p>
       <w:pPr>
-        <w:spacing w:line="240" w:lineRule="auto" w:after="80"/>
-        <w:jc w:val="center"/>
+        <w:pStyle w:val="Heading2"/>
       </w:pPr>
       <w:r>
-        <w:rPr>
-          <w:i/>
-          <w:sz w:val="20"/>
-        </w:rPr>
-        <w:t>Figure 6. Polyester structure: (a) PHB and (b) PLLA repeat units (drawn by the authors with RDKit from verified SMILES; (R)/(S) marked because the chiral centre is not adjacent to a chain end), and (c) PHA/PLA helical packing (PHB 2₁, PLLA 10₃ helices) — a helix that crystallises but still melts, unlike cellulose's hydrogen-bonded ribbon, which decomposes first.</w:t>
+        <w:t>3.3 Protein-based Polymers</w:t>
       </w:r>
     </w:p>
     <w:p>
@@ -1169,44 +1115,38 @@
       </w:pPr>
       <w:r>
         <w:rPr>
+          <w:b w:val="0"/>
+          <w:i w:val="0"/>
+        </w:rPr>
+        <w:t xml:space="preserve">Protein properties come from sequence-directed fold, not chain packing. </w:t>
+      </w:r>
+      <w:r>
+        <w:rPr>
           <w:b/>
           <w:i w:val="0"/>
         </w:rPr>
-        <w:t>PHA</w:t>
+        <w:t>Silk fibroin</w:t>
       </w:r>
       <w:r>
         <w:rPr>
           <w:b w:val="0"/>
           <w:i w:val="0"/>
         </w:rPr>
-        <w:t xml:space="preserve"> (bacterial storage granules; PHB the archetype) is highly crystalline (55–70%) but decomposes by six-membered-ring </w:t>
-      </w:r>
-      <w:r>
-        <w:rPr>
-          <w:i/>
-        </w:rPr>
-        <w:t>cis</w:t>
+        <w:t xml:space="preserve"> (Fig. 3h) owes its rare strength–toughness combination to β-sheet nanocrystallites in a compliant amorphous matrix (Fig. 4e) [8]. </w:t>
+      </w:r>
+      <w:r>
+        <w:rPr>
+          <w:b/>
+          <w:i w:val="0"/>
+        </w:rPr>
+        <w:t>Collagen's</w:t>
       </w:r>
       <w:r>
         <w:rPr>
           <w:b w:val="0"/>
           <w:i w:val="0"/>
         </w:rPr>
-        <w:t xml:space="preserve">-elimination only tens of degrees above Tm [5] — the narrowest processing window here; PHBV/PHBHHx copolymers widen it at the cost of stiffness. </w:t>
-      </w:r>
-      <w:r>
-        <w:rPr>
-          <w:b/>
-          <w:i w:val="0"/>
-        </w:rPr>
-        <w:t>PLA</w:t>
-      </w:r>
-      <w:r>
-        <w:rPr>
-          <w:b w:val="0"/>
-          <w:i w:val="0"/>
-        </w:rPr>
-        <w:t>: ring-opening polymerisation of lactide by a Sn(Oct)₂ coordination–insertion mechanism [40,41] reaches useful MW where polycondensation cannot; PLLA crystallises slowly, but the PLLA/PDLA stereocomplex co-crystallises ~50 °C above either homocrystal through tighter enantiomeric packing [6,7]. PBS and PEF follow the same ester logic (§8).</w:t>
+        <w:t xml:space="preserve"> Gly-X-Y triple helix (Fig. 4f), stabilised by the stereoelectronic effect of hydroxyproline [45], denatures irreversibly into gelatin; zein, casein and soy are film-forming, not structural (§8). Ribosomal synthesis fixes every protein molecule's length and sequence exactly (Đ = 1.0) — unmatched by any non-templated biopolymer (§4).</w:t>
       </w:r>
     </w:p>
     <w:p>
@@ -1214,61 +1154,7 @@
         <w:pStyle w:val="Heading2"/>
       </w:pPr>
       <w:r>
-        <w:t>3.3 Protein-based Polymers</w:t>
-      </w:r>
-    </w:p>
-    <w:p>
-      <w:pPr>
-        <w:keepNext/>
-        <w:spacing w:after="40"/>
-        <w:jc w:val="center"/>
-      </w:pPr>
-      <w:r>
-        <w:drawing>
-          <wp:inline xmlns:a="http://schemas.openxmlformats.org/drawingml/2006/main" xmlns:pic="http://schemas.openxmlformats.org/drawingml/2006/picture">
-            <wp:extent cx="4616479" cy="1737360"/>
-            <wp:docPr id="7" name="Picture 7"/>
-            <wp:cNvGraphicFramePr>
-              <a:graphicFrameLocks noChangeAspect="1"/>
-            </wp:cNvGraphicFramePr>
-            <a:graphic>
-              <a:graphicData uri="http://schemas.openxmlformats.org/drawingml/2006/picture">
-                <pic:pic>
-                  <pic:nvPicPr>
-                    <pic:cNvPr id="0" name="fig_protein_structures.png"/>
-                    <pic:cNvPicPr/>
-                  </pic:nvPicPr>
-                  <pic:blipFill>
-                    <a:blip r:embed="rId15"/>
-                    <a:stretch>
-                      <a:fillRect/>
-                    </a:stretch>
-                  </pic:blipFill>
-                  <pic:spPr>
-                    <a:xfrm>
-                      <a:off x="0" y="0"/>
-                      <a:ext cx="4616479" cy="1737360"/>
-                    </a:xfrm>
-                    <a:prstGeom prst="rect"/>
-                  </pic:spPr>
-                </pic:pic>
-              </a:graphicData>
-            </a:graphic>
-          </wp:inline>
-        </w:drawing>
-      </w:r>
-    </w:p>
-    <w:p>
-      <w:pPr>
-        <w:spacing w:line="240" w:lineRule="auto" w:after="80"/>
-        <w:jc w:val="center"/>
-      </w:pPr>
-      <w:r>
-        <w:rPr>
-          <w:i/>
-          <w:sz w:val="20"/>
-        </w:rPr>
-        <w:t>Figure 7. Protein structure, drawn by the authors: (a) silk fibroin's (Gly-Ala)ₙ and (b) collagen's Gly-Pro-Hyp backbone repeat units (RDKit); (c) silk's antiparallel β-sheet nanocrystallites (2–4 nm, hydrogen-bonded, dispersed in a compliant amorphous matrix — the source of silk's combined strength and toughness); (d) collagen's Gly-X-Y triple helix, in which glycine at every third position is the only residue small enough for the crowded core.</w:t>
+        <w:t>3.4 Lignin and Other Aromatics</w:t>
       </w:r>
     </w:p>
     <w:p>
@@ -1280,35 +1166,20 @@
           <w:b w:val="0"/>
           <w:i w:val="0"/>
         </w:rPr>
-        <w:t xml:space="preserve">Protein properties come from sequence-directed fold, not chain packing. </w:t>
-      </w:r>
-      <w:r>
-        <w:rPr>
-          <w:b/>
-          <w:i w:val="0"/>
-        </w:rPr>
-        <w:t>Silk fibroin</w:t>
+        <w:t xml:space="preserve">Lignin is cellulose's counterpoint: amorphous </w:t>
+      </w:r>
+      <w:r>
+        <w:rPr>
+          <w:i/>
+        </w:rPr>
+        <w:t>because</w:t>
       </w:r>
       <w:r>
         <w:rPr>
           <w:b w:val="0"/>
           <w:i w:val="0"/>
         </w:rPr>
-        <w:t xml:space="preserve"> owes its rare strength–toughness combination to β-sheet nanocrystallites in a compliant amorphous matrix [8]. </w:t>
-      </w:r>
-      <w:r>
-        <w:rPr>
-          <w:b/>
-          <w:i w:val="0"/>
-        </w:rPr>
-        <w:t>Collagen's</w:t>
-      </w:r>
-      <w:r>
-        <w:rPr>
-          <w:b w:val="0"/>
-          <w:i w:val="0"/>
-        </w:rPr>
-        <w:t xml:space="preserve"> Gly-X-Y triple helix, stabilised by the stereoelectronic effect of hydroxyproline [45], denatures irreversibly into gelatin; zein, casein and soy are film-forming, not structural (§8). Ribosomal synthesis fixes every protein molecule's length and sequence exactly (Đ = 1.0) — unmatched by any non-templated biopolymer (§4).</w:t>
+        <w:t xml:space="preserve"> irregular. Radical coupling of the three monolignols (Fig. 3j–l) forms a cross-linked network (β-O-4 ether ~45–60% of linkages [9]) with no periodic chain, whose composition varies by species and, industrially, by extraction method — kraft, organosolv, lignosulfonate [54] — so no single "lignin" has one structure–property relationship.</w:t>
       </w:r>
     </w:p>
     <w:p>
@@ -1316,61 +1187,7 @@
         <w:pStyle w:val="Heading2"/>
       </w:pPr>
       <w:r>
-        <w:t>3.4 Lignin and Other Aromatics</w:t>
-      </w:r>
-    </w:p>
-    <w:p>
-      <w:pPr>
-        <w:keepNext/>
-        <w:spacing w:after="40"/>
-        <w:jc w:val="center"/>
-      </w:pPr>
-      <w:r>
-        <w:drawing>
-          <wp:inline xmlns:a="http://schemas.openxmlformats.org/drawingml/2006/main" xmlns:pic="http://schemas.openxmlformats.org/drawingml/2006/picture">
-            <wp:extent cx="5943600" cy="1188720"/>
-            <wp:docPr id="8" name="Picture 8"/>
-            <wp:cNvGraphicFramePr>
-              <a:graphicFrameLocks noChangeAspect="1"/>
-            </wp:cNvGraphicFramePr>
-            <a:graphic>
-              <a:graphicData uri="http://schemas.openxmlformats.org/drawingml/2006/picture">
-                <pic:pic>
-                  <pic:nvPicPr>
-                    <pic:cNvPr id="0" name="fig_lignin_monomers.png"/>
-                    <pic:cNvPicPr/>
-                  </pic:nvPicPr>
-                  <pic:blipFill>
-                    <a:blip r:embed="rId16"/>
-                    <a:stretch>
-                      <a:fillRect/>
-                    </a:stretch>
-                  </pic:blipFill>
-                  <pic:spPr>
-                    <a:xfrm>
-                      <a:off x="0" y="0"/>
-                      <a:ext cx="5943600" cy="1188720"/>
-                    </a:xfrm>
-                    <a:prstGeom prst="rect"/>
-                  </pic:spPr>
-                </pic:pic>
-              </a:graphicData>
-            </a:graphic>
-          </wp:inline>
-        </w:drawing>
-      </w:r>
-    </w:p>
-    <w:p>
-      <w:pPr>
-        <w:spacing w:line="240" w:lineRule="auto" w:after="80"/>
-        <w:jc w:val="center"/>
-      </w:pPr>
-      <w:r>
-        <w:rPr>
-          <w:i/>
-          <w:sz w:val="20"/>
-        </w:rPr>
-        <w:t>Figure 8. The three monolignol precursors, drawn by the authors with RDKit: (a) p-coumaryl alcohol (0 methoxy groups), (b) coniferyl alcohol (1), (c) sinapyl alcohol (2). Radical coupling of these gives a randomly cross-linked network with no periodic chain, so only the monomers are drawn.</w:t>
+        <w:t>3.5 Natural Rubber</w:t>
       </w:r>
     </w:p>
     <w:p>
@@ -1382,94 +1199,7 @@
           <w:b w:val="0"/>
           <w:i w:val="0"/>
         </w:rPr>
-        <w:t xml:space="preserve">Lignin is cellulose's counterpoint: amorphous </w:t>
-      </w:r>
-      <w:r>
-        <w:rPr>
-          <w:i/>
-        </w:rPr>
-        <w:t>because</w:t>
-      </w:r>
-      <w:r>
-        <w:rPr>
-          <w:b w:val="0"/>
-          <w:i w:val="0"/>
-        </w:rPr>
-        <w:t xml:space="preserve"> irregular. Radical-coupled monolignols form a randomly cross-linked network (β-O-4 ether ~45–60% of linkages [9]) whose composition varies by species and, industrially, by extraction method — kraft, organosolv, lignosulfonate [54] — so no single "lignin" has one structure–property relationship.</w:t>
-      </w:r>
-    </w:p>
-    <w:p>
-      <w:pPr>
-        <w:pStyle w:val="Heading2"/>
-      </w:pPr>
-      <w:r>
-        <w:t>3.5 Natural Rubber</w:t>
-      </w:r>
-    </w:p>
-    <w:p>
-      <w:pPr>
-        <w:keepNext/>
-        <w:spacing w:after="40"/>
-        <w:jc w:val="center"/>
-      </w:pPr>
-      <w:r>
-        <w:drawing>
-          <wp:inline xmlns:a="http://schemas.openxmlformats.org/drawingml/2006/main" xmlns:pic="http://schemas.openxmlformats.org/drawingml/2006/picture">
-            <wp:extent cx="5943600" cy="1188720"/>
-            <wp:docPr id="9" name="Picture 9"/>
-            <wp:cNvGraphicFramePr>
-              <a:graphicFrameLocks noChangeAspect="1"/>
-            </wp:cNvGraphicFramePr>
-            <a:graphic>
-              <a:graphicData uri="http://schemas.openxmlformats.org/drawingml/2006/picture">
-                <pic:pic>
-                  <pic:nvPicPr>
-                    <pic:cNvPr id="0" name="fig_rubber_monomer.png"/>
-                    <pic:cNvPicPr/>
-                  </pic:nvPicPr>
-                  <pic:blipFill>
-                    <a:blip r:embed="rId17"/>
-                    <a:stretch>
-                      <a:fillRect/>
-                    </a:stretch>
-                  </pic:blipFill>
-                  <pic:spPr>
-                    <a:xfrm>
-                      <a:off x="0" y="0"/>
-                      <a:ext cx="5943600" cy="1188720"/>
-                    </a:xfrm>
-                    <a:prstGeom prst="rect"/>
-                  </pic:spPr>
-                </pic:pic>
-              </a:graphicData>
-            </a:graphic>
-          </wp:inline>
-        </w:drawing>
-      </w:r>
-    </w:p>
-    <w:p>
-      <w:pPr>
-        <w:spacing w:line="240" w:lineRule="auto" w:after="80"/>
-        <w:jc w:val="center"/>
-      </w:pPr>
-      <w:r>
-        <w:rPr>
-          <w:i/>
-          <w:sz w:val="20"/>
-        </w:rPr>
-        <w:t>Figure 9. Natural rubber's repeat unit, cis-1,4-polyisoprene (drawn by the authors with RDKit from verified SMILES). Its chain-scale strain-induced-crystallisation structure appears in the §7.3 case study, Fig. 15.</w:t>
-      </w:r>
-    </w:p>
-    <w:p>
-      <w:pPr>
-        <w:jc w:val="both"/>
-      </w:pPr>
-      <w:r>
-        <w:rPr>
-          <w:b w:val="0"/>
-          <w:i w:val="0"/>
-        </w:rPr>
-        <w:t xml:space="preserve">Natural rubber is the flexible extreme and the one exception to "crystallinity governs performance": </w:t>
+        <w:t xml:space="preserve">Natural rubber (Fig. 3m) is the flexible extreme and the one exception to "crystallinity governs performance": </w:t>
       </w:r>
       <w:r>
         <w:rPr>
@@ -2991,7 +2721,7 @@
         <w:rPr>
           <w:i/>
         </w:rPr>
-        <w:t>All values PROVISIONAL — teaching-level ranges used to keep Fig. 11/12 and this table internally consistent; each must be replaced with a cited literature value, and matched to a stated test condition (sample form, moisture, thermal history), before submission.</w:t>
+        <w:t>All values PROVISIONAL — teaching-level ranges used to keep Fig. 5 and this table internally consistent; each must be replaced with a cited literature value, matched to a stated test condition (sample form, moisture, thermal history), before submission.</w:t>
       </w:r>
     </w:p>
     <w:p>
@@ -3038,7 +2768,7 @@
           <w:b w:val="0"/>
           <w:i w:val="0"/>
         </w:rPr>
-        <w:t xml:space="preserve"> (Fig. 10): template-controlled biosynthesis gives proteins and nucleic acids Đ = 1.0 exactly, while every non-templated route — extraction (cellulose, chitosan, natural rubber) or catalysed polymerisation (PHA, PLA) — broadens the distribution in proportion to how loosely it is controlled. Natural rubber is the extreme: because it is extracted, not chain-grown, its Mw and MWD vary between </w:t>
+        <w:t xml:space="preserve"> (Fig. 6): template-controlled biosynthesis gives proteins and nucleic acids Đ = 1.0 exactly, while every non-templated route — extraction (cellulose, chitosan, natural rubber) or catalysed polymerisation (PHA, PLA) — broadens the distribution in proportion to how loosely it is controlled. Natural rubber is the extreme: because it is extracted, not chain-grown, its Mw and MWD vary between </w:t>
       </w:r>
       <w:r>
         <w:rPr>
@@ -3063,8 +2793,8 @@
       <w:r>
         <w:drawing>
           <wp:inline xmlns:a="http://schemas.openxmlformats.org/drawingml/2006/main" xmlns:pic="http://schemas.openxmlformats.org/drawingml/2006/picture">
-            <wp:extent cx="4548868" cy="2194560"/>
-            <wp:docPr id="10" name="Picture 10"/>
+            <wp:extent cx="3601187" cy="1737360"/>
+            <wp:docPr id="5" name="Picture 5"/>
             <wp:cNvGraphicFramePr>
               <a:graphicFrameLocks noChangeAspect="1"/>
             </wp:cNvGraphicFramePr>
@@ -3076,7 +2806,7 @@
                     <pic:cNvPicPr/>
                   </pic:nvPicPr>
                   <pic:blipFill>
-                    <a:blip r:embed="rId18"/>
+                    <a:blip r:embed="rId13"/>
                     <a:stretch>
                       <a:fillRect/>
                     </a:stretch>
@@ -3084,7 +2814,7 @@
                   <pic:spPr>
                     <a:xfrm>
                       <a:off x="0" y="0"/>
-                      <a:ext cx="4548868" cy="2194560"/>
+                      <a:ext cx="3601187" cy="1737360"/>
                     </a:xfrm>
                     <a:prstGeom prst="rect"/>
                   </pic:spPr>
@@ -3105,7 +2835,7 @@
           <w:i/>
           <w:sz w:val="20"/>
         </w:rPr>
-        <w:t>Figure 10. Dispersity Đ across families on a common axis: a point at Đ=1 for templated biosynthesis, ranges for PLA/PHA/chitosan/cellulose, an open-ended arrow for natural rubber's unquantified variability</w:t>
+        <w:t>Figure 6. Dispersity Đ across families on a common axis (colour by backbone class): an exact point at Đ = 1 for templated biosynthesis, literature ranges for PLA/PHA/chitosan/cellulose, and an open-ended arrow for natural rubber, whose Đ is not consistently quantified. Ranges reproduce those in Table 3, not new measurements.</w:t>
       </w:r>
     </w:p>
     <w:p>
@@ -3159,7 +2889,7 @@
           <w:i w:val="0"/>
           <w:sz w:val="20"/>
         </w:rPr>
-        <w:t xml:space="preserve"> Typical number-average molecular weight for representative biopolymers, with the standard method by which each is measured (dispersity Đ is plotted in Fig. 10 instead of repeated here).</w:t>
+        <w:t xml:space="preserve"> Typical number-average molecular weight for representative biopolymers, with the standard method by which each is measured (dispersity Đ is plotted in Fig. 6 instead of repeated here).</w:t>
       </w:r>
     </w:p>
     <w:tbl>
@@ -3726,7 +3456,27 @@
           <w:b w:val="0"/>
           <w:i w:val="0"/>
         </w:rPr>
-        <w:t>A decomposition temperature at or below the melting point is close to the rule (Fig. 11): the same network that gives stiffness raises the melting energy toward the bond-breaking energy, crowding the two transitions — cellulose, chitosan and silk fibroin never melt at all. Among the polyesters the crowding is quantitative: PHB's window is only ~25 °C, PHBV's ~55 °C, PLLA's wider still [44]. Fig. 11 plots the TGA onset, so the usable window for PLLA and PHB is narrower still, since melt hydrolysis (§4) sets in earlier.</w:t>
+        <w:t>A decomposition temperature at or below the melting point is close to the rule (Fig. 5a): the same network that gives stiffness raises the melting energy toward the bond-breaking energy, crowding the two transitions — cellulose, chitosan and silk fibroin never melt at all. Among the polyesters the crowding is quantitative: PHB's window is only ~25 °C, PHBV's ~55 °C, PLLA's wider still [44]. Fig. 5a plots the TGA onset, so the usable window for PLLA and PHB is narrower still, since melt hydrolysis (§4) sets in earlier.</w:t>
+      </w:r>
+    </w:p>
+    <w:p>
+      <w:pPr>
+        <w:pStyle w:val="Heading2"/>
+      </w:pPr>
+      <w:r>
+        <w:t>5.2 Mechanical Behaviour</w:t>
+      </w:r>
+    </w:p>
+    <w:p>
+      <w:pPr>
+        <w:jc w:val="both"/>
+      </w:pPr>
+      <w:r>
+        <w:rPr>
+          <w:b w:val="0"/>
+          <w:i w:val="0"/>
+        </w:rPr>
+        <w:t>The same logic sets the mechanical envelope (Fig. 5b): high crystallinity and dense hydrogen bonding raise modulus but remove the flexible segments that let polyolefins draw before breaking, so biopolymers sit at high modulus, low elongation relative to PE/PP/PET [11,43]. Natural rubber is the exception — no modulus at rest, performance generated on demand by SIC (§3.5, §7.3). The ellipses in Fig. 5b are ranges, not points: sample form, moisture, crystallinity and thermal history each move a material's data by an order of magnitude, recurring as "batch variability" in §7.2.</w:t>
       </w:r>
     </w:p>
     <w:p>
@@ -3739,7 +3489,7 @@
         <w:drawing>
           <wp:inline xmlns:a="http://schemas.openxmlformats.org/drawingml/2006/main" xmlns:pic="http://schemas.openxmlformats.org/drawingml/2006/picture">
             <wp:extent cx="3786916" cy="1737360"/>
-            <wp:docPr id="11" name="Picture 11"/>
+            <wp:docPr id="6" name="Picture 6"/>
             <wp:cNvGraphicFramePr>
               <a:graphicFrameLocks noChangeAspect="1"/>
             </wp:cNvGraphicFramePr>
@@ -3747,11 +3497,11 @@
               <a:graphicData uri="http://schemas.openxmlformats.org/drawingml/2006/picture">
                 <pic:pic>
                   <pic:nvPicPr>
-                    <pic:cNvPr id="0" name="fig4_thermal_windows.png"/>
+                    <pic:cNvPr id="0" name="fig_property_maps.png"/>
                     <pic:cNvPicPr/>
                   </pic:nvPicPr>
                   <pic:blipFill>
-                    <a:blip r:embed="rId19"/>
+                    <a:blip r:embed="rId14"/>
                     <a:stretch>
                       <a:fillRect/>
                     </a:stretch>
@@ -3780,7 +3530,7 @@
           <w:i/>
           <w:sz w:val="20"/>
         </w:rPr>
-        <w:t>Figure 11. Thermal properties and processing windows: Tg/Tm/Td for each material on a common temperature axis, window width labelled directly</w:t>
+        <w:t>Figure 5. Thermal and mechanical envelopes, drawn by the authors from `figures/data/*.csv`. (a) Tg (open circle), Tm (diamond) and TGA decomposition onset (bar) on one temperature axis; the shaded band is the melt-processing window (Tm→Td), its width labelled — cellulose, native starch, chitosan and silk have none. (b) Modulus vs. elongation at break, log–log; ellipses are the range of literature values for the stated sample form (not error bars), PE/PP/PET shown for reference.</w:t>
       </w:r>
     </w:p>
     <w:p>
@@ -3788,7 +3538,7 @@
         <w:pStyle w:val="Heading2"/>
       </w:pPr>
       <w:r>
-        <w:t>5.2 Mechanical Behaviour</w:t>
+        <w:t>5.3 Hydrophilicity and Barrier Properties</w:t>
       </w:r>
     </w:p>
     <w:p>
@@ -3800,7 +3550,27 @@
           <w:b w:val="0"/>
           <w:i w:val="0"/>
         </w:rPr>
-        <w:t>The same logic sets the mechanical envelope (Fig. 12): high crystallinity and dense hydrogen bonding raise modulus but remove the flexible segments that let polyolefins draw before breaking, so biopolymers sit at high modulus, low elongation relative to PE/PP/PET [11,43]. Natural rubber is the exception — no modulus at rest, performance generated on demand by SIC (§3.5, §7.3). The regions in Fig. 12 are ranges, not points: sample form, moisture, crystallinity and thermal history each move a material's data by an order of magnitude, recurring as "batch variability" in §7.2.</w:t>
+        <w:t>The polar groups behind the strength in §5.1–5.2 have a third consequence: strong hygroscopicity. Absorbed water plasticises the amorphous fraction and swells free volume, so barrier performance falls as humidity rises. ⚙️ Atomistic free-volume/diffusion modelling can predict this ahead of a packaging trial — which is why PLA and starch films must carry a storage-humidity condition, not a fixed barrier rating.</w:t>
+      </w:r>
+    </w:p>
+    <w:p>
+      <w:pPr>
+        <w:pStyle w:val="Heading2"/>
+      </w:pPr>
+      <w:r>
+        <w:t>5.4 Degradation as a Material Property</w:t>
+      </w:r>
+    </w:p>
+    <w:p>
+      <w:pPr>
+        <w:jc w:val="both"/>
+      </w:pPr>
+      <w:r>
+        <w:rPr>
+          <w:b w:val="0"/>
+          <w:i w:val="0"/>
+        </w:rPr>
+        <w:t>Degradation is a rate process governed by structure (Fig. 7). Polyesters degrade by autocatalytic ester hydrolysis — each scission's acid end accelerates the next, so interiors erode faster than surfaces once the part is below a critical thickness (bulk erosion [49]); polysaccharides and proteins degrade by enzymatic attack, which reaches only amorphous segments, so rate is set by accessible surface area, not bulk chemistry [50]. Crystallinity is therefore the report's central trade-off: the feature that sets modulus (§5.2) and blocks water uptake (§5.3) also blocks the attack that would degrade the material. ⚙️ Computed ester-hydrolysis barriers fall in the order base-catalysed &lt; acid-catalysed &lt; neutral, matching the observed pH-dependence of the rate.</w:t>
       </w:r>
     </w:p>
     <w:p>
@@ -3812,102 +3582,8 @@
       <w:r>
         <w:drawing>
           <wp:inline xmlns:a="http://schemas.openxmlformats.org/drawingml/2006/main" xmlns:pic="http://schemas.openxmlformats.org/drawingml/2006/picture">
-            <wp:extent cx="3601187" cy="1737360"/>
-            <wp:docPr id="12" name="Picture 12"/>
-            <wp:cNvGraphicFramePr>
-              <a:graphicFrameLocks noChangeAspect="1"/>
-            </wp:cNvGraphicFramePr>
-            <a:graphic>
-              <a:graphicData uri="http://schemas.openxmlformats.org/drawingml/2006/picture">
-                <pic:pic>
-                  <pic:nvPicPr>
-                    <pic:cNvPr id="0" name="fig5_property_map.png"/>
-                    <pic:cNvPicPr/>
-                  </pic:nvPicPr>
-                  <pic:blipFill>
-                    <a:blip r:embed="rId20"/>
-                    <a:stretch>
-                      <a:fillRect/>
-                    </a:stretch>
-                  </pic:blipFill>
-                  <pic:spPr>
-                    <a:xfrm>
-                      <a:off x="0" y="0"/>
-                      <a:ext cx="3601187" cy="1737360"/>
-                    </a:xfrm>
-                    <a:prstGeom prst="rect"/>
-                  </pic:spPr>
-                </pic:pic>
-              </a:graphicData>
-            </a:graphic>
-          </wp:inline>
-        </w:drawing>
-      </w:r>
-    </w:p>
-    <w:p>
-      <w:pPr>
-        <w:spacing w:line="240" w:lineRule="auto" w:after="80"/>
-        <w:jc w:val="center"/>
-      </w:pPr>
-      <w:r>
-        <w:rPr>
-          <w:i/>
-          <w:sz w:val="20"/>
-        </w:rPr>
-        <w:t>Figure 12. Ashby-style modulus vs. elongation-at-break map, region ellipses in log–log space, PE/PP/PET plotted for reference</w:t>
-      </w:r>
-    </w:p>
-    <w:p>
-      <w:pPr>
-        <w:pStyle w:val="Heading2"/>
-      </w:pPr>
-      <w:r>
-        <w:t>5.3 Hydrophilicity and Barrier Properties</w:t>
-      </w:r>
-    </w:p>
-    <w:p>
-      <w:pPr>
-        <w:jc w:val="both"/>
-      </w:pPr>
-      <w:r>
-        <w:rPr>
-          <w:b w:val="0"/>
-          <w:i w:val="0"/>
-        </w:rPr>
-        <w:t>The polar groups behind the strength in §5.1–5.2 have a third consequence: strong hygroscopicity. Absorbed water plasticises the amorphous fraction and swells free volume, so barrier performance falls as humidity rises. ⚙️ Atomistic free-volume/diffusion modelling can predict this ahead of a packaging trial — which is why PLA and starch films must carry a storage-humidity condition, not a fixed barrier rating.</w:t>
-      </w:r>
-    </w:p>
-    <w:p>
-      <w:pPr>
-        <w:pStyle w:val="Heading2"/>
-      </w:pPr>
-      <w:r>
-        <w:t>5.4 Degradation as a Material Property</w:t>
-      </w:r>
-    </w:p>
-    <w:p>
-      <w:pPr>
-        <w:jc w:val="both"/>
-      </w:pPr>
-      <w:r>
-        <w:rPr>
-          <w:b w:val="0"/>
-          <w:i w:val="0"/>
-        </w:rPr>
-        <w:t>Degradation is a rate process governed by structure (Fig. 13). Polyesters degrade by autocatalytic ester hydrolysis — each scission's acid end accelerates the next, so interiors erode faster than surfaces once the part is below a critical thickness (bulk erosion [49]); polysaccharides and proteins degrade by enzymatic attack, which reaches only amorphous segments, so rate is set by accessible surface area, not bulk chemistry [50]. Crystallinity is therefore the report's central trade-off: the feature that sets modulus (§5.2) and blocks water uptake (§5.3) also blocks the attack that would degrade the material. ⚙️ Computed ester-hydrolysis barriers fall in the order base-catalysed &lt; acid-catalysed &lt; neutral, matching the observed pH-dependence of the rate.</w:t>
-      </w:r>
-    </w:p>
-    <w:p>
-      <w:pPr>
-        <w:keepNext/>
-        <w:spacing w:after="40"/>
-        <w:jc w:val="center"/>
-      </w:pPr>
-      <w:r>
-        <w:drawing>
-          <wp:inline xmlns:a="http://schemas.openxmlformats.org/drawingml/2006/main" xmlns:pic="http://schemas.openxmlformats.org/drawingml/2006/picture">
             <wp:extent cx="5055837" cy="1188720"/>
-            <wp:docPr id="13" name="Picture 13"/>
+            <wp:docPr id="7" name="Picture 7"/>
             <wp:cNvGraphicFramePr>
               <a:graphicFrameLocks noChangeAspect="1"/>
             </wp:cNvGraphicFramePr>
@@ -3919,7 +3595,7 @@
                     <pic:cNvPicPr/>
                   </pic:nvPicPr>
                   <pic:blipFill>
-                    <a:blip r:embed="rId21"/>
+                    <a:blip r:embed="rId15"/>
                     <a:stretch>
                       <a:fillRect/>
                     </a:stretch>
@@ -3948,7 +3624,7 @@
           <w:i/>
           <w:sz w:val="20"/>
         </w:rPr>
-        <w:t>Figure 13. Two degradation routes, drawn by the authors: (a) polyester backbone ester hydrolysis — the carboxylic-acid end group autocatalyses further hydrolysis, so thick parts erode from the inside (bulk erosion); (b) enzymatic attack on polysaccharides and proteins reaches only amorphous regions, so crystallinity sets the rate.</w:t>
+        <w:t>Figure 7. Two degradation routes, drawn by the authors: (a) polyester backbone ester hydrolysis — the carboxylic-acid end group autocatalyses further hydrolysis, so thick parts erode from the inside (bulk erosion); (b) enzymatic attack on polysaccharides and proteins reaches only amorphous regions, so crystallinity sets the rate.</w:t>
       </w:r>
     </w:p>
     <w:p>
@@ -3968,7 +3644,214 @@
           <w:b w:val="0"/>
           <w:i w:val="0"/>
         </w:rPr>
-        <w:t>Fig. 14 turns §5.1's windows into a processing decision: whether a stable melt window exists sets melt vs. solution processing, and its width sets how tightly the process must be controlled. The judgement this yields: most reported "performance shortfalls" are processing-window shortfalls, not material-property shortfalls (§5.1–5.2).</w:t>
+        <w:t>The thermal windows of §5.1 become a two-way processing decision. If a stable melt window exists above Tm and below the decomposition/hydrolysis onset — PBS (wide), PLA (must be dried first or MW collapses, §4), PHB (only ~25 °C, so tight thermal control) — the material is melt-processed, and the window width sets how tightly. If not — cellulose, chitosan — only solution routes work (NMMO/Lyocell, dilute-acid dissolution and wet/dry-jet spinning). Either way the countermeasures are shared: plasticisers, nucleating agents, compatibilised blends (PLA/PBAT, PLA/TPS) and nanocellulose reinforcement all widen whichever window exists. The recurring judgement: most reported "performance shortfalls" are processing-window shortfalls, not material-property shortfalls (§5.1–5.2).</w:t>
+      </w:r>
+    </w:p>
+    <w:p>
+      <w:pPr>
+        <w:pStyle w:val="Heading1"/>
+      </w:pPr>
+      <w:r>
+        <w:t>7. Advantages and Disadvantages Compared with Synthetic Polymers</w:t>
+      </w:r>
+    </w:p>
+    <w:p>
+      <w:pPr>
+        <w:pStyle w:val="Heading2"/>
+      </w:pPr>
+      <w:r>
+        <w:t>7.1 Where Biopolymers Genuinely Win</w:t>
+      </w:r>
+    </w:p>
+    <w:p>
+      <w:pPr>
+        <w:jc w:val="both"/>
+      </w:pPr>
+      <w:r>
+        <w:rPr>
+          <w:b w:val="0"/>
+          <w:i w:val="0"/>
+        </w:rPr>
+        <w:t xml:space="preserve">Four advantages are structural, each tracing to §3. </w:t>
+      </w:r>
+      <w:r>
+        <w:rPr>
+          <w:b/>
+          <w:i w:val="0"/>
+        </w:rPr>
+        <w:t>Renewable, non-fossil feedstock</w:t>
+      </w:r>
+      <w:r>
+        <w:rPr>
+          <w:b w:val="0"/>
+          <w:i w:val="0"/>
+        </w:rPr>
+        <w:t xml:space="preserve"> is the only one uniform across all five families. </w:t>
+      </w:r>
+      <w:r>
+        <w:rPr>
+          <w:b/>
+          <w:i w:val="0"/>
+        </w:rPr>
+        <w:t>Biodegradability in leakage-prone contexts</w:t>
+      </w:r>
+      <w:r>
+        <w:rPr>
+          <w:b w:val="0"/>
+          <w:i w:val="0"/>
+        </w:rPr>
+        <w:t xml:space="preserve"> — mulch film, fishing gear, disposable foodware — turns hydrolytic/enzymatic susceptibility from a burden into a desired property, provided the environment matches the material [51] (§5.4). </w:t>
+      </w:r>
+      <w:r>
+        <w:rPr>
+          <w:b/>
+          <w:i w:val="0"/>
+        </w:rPr>
+        <w:t>Biocompatibility and bioresorbability</w:t>
+      </w:r>
+      <w:r>
+        <w:rPr>
+          <w:b w:val="0"/>
+          <w:i w:val="0"/>
+        </w:rPr>
+        <w:t xml:space="preserve"> let PLA/PGA sutures [52] and collagen/alginate/chitosan hydrogels and dressings [55] do what commodity synthetics cannot without costly modification — the one space (§8) where biopolymers are the only viable class, though not unconditionally (§7.3). And </w:t>
+      </w:r>
+      <w:r>
+        <w:rPr>
+          <w:b/>
+          <w:i w:val="0"/>
+        </w:rPr>
+        <w:t>intrinsic functionality beyond mechanics</w:t>
+      </w:r>
+      <w:r>
+        <w:rPr>
+          <w:b w:val="0"/>
+          <w:i w:val="0"/>
+        </w:rPr>
+        <w:t xml:space="preserve"> — chirality (PLA stereocomplexation), pH-responsive charge (chitosan), sequence-encoded bioactivity (silk, collagen) — comes free with the biological structure.</w:t>
+      </w:r>
+    </w:p>
+    <w:p>
+      <w:pPr>
+        <w:pStyle w:val="Heading2"/>
+      </w:pPr>
+      <w:r>
+        <w:t>7.2 Where They Lose — Stated with Numbers, Not Adjectives</w:t>
+      </w:r>
+    </w:p>
+    <w:p>
+      <w:pPr>
+        <w:pStyle w:val="ListBullet"/>
+      </w:pPr>
+      <w:r>
+        <w:rPr>
+          <w:b/>
+          <w:i w:val="0"/>
+        </w:rPr>
+        <w:t>Price.</w:t>
+      </w:r>
+      <w:r>
+        <w:rPr>
+          <w:b w:val="0"/>
+          <w:i w:val="0"/>
+        </w:rPr>
+        <w:t xml:space="preserve"> PLA is several times the price of commodity PE/PP, PHA higher still [16,53]; a material-specific $/kg figure still needs a current market report.</w:t>
+      </w:r>
+    </w:p>
+    <w:p>
+      <w:pPr>
+        <w:pStyle w:val="ListBullet"/>
+      </w:pPr>
+      <w:r>
+        <w:rPr>
+          <w:b/>
+          <w:i w:val="0"/>
+        </w:rPr>
+        <w:t>Heat/barrier.</w:t>
+      </w:r>
+      <w:r>
+        <w:rPr>
+          <w:b w:val="0"/>
+          <w:i w:val="0"/>
+        </w:rPr>
+        <w:t xml:space="preserve"> PLA's HDT (~55–65 °C) sits well below PP's ~100 °C+ without stereocomplexation (§3.2) [13,42]; its O₂/CO₂ transmission matches PET's, but water-vapour barrier is worse, and starch films worse again [14] — the real critique is moisture sensitivity (§5.3), not an oxygen deficit.</w:t>
+      </w:r>
+    </w:p>
+    <w:p>
+      <w:pPr>
+        <w:pStyle w:val="ListBullet"/>
+      </w:pPr>
+      <w:r>
+        <w:rPr>
+          <w:b/>
+          <w:i w:val="0"/>
+        </w:rPr>
+        <w:t>Brittleness/hygroscopicity.</w:t>
+      </w:r>
+      <w:r>
+        <w:rPr>
+          <w:b w:val="0"/>
+          <w:i w:val="0"/>
+        </w:rPr>
+        <w:t xml:space="preserve"> PHB's secondary crystallisation and PLA's sub-Tg ageing embrittle on storage [43]; starch drifts with humidity, and PLA must be dried before melt processing or MW drops uncontrollably (§4).</w:t>
+      </w:r>
+    </w:p>
+    <w:p>
+      <w:pPr>
+        <w:pStyle w:val="ListBullet"/>
+      </w:pPr>
+      <w:r>
+        <w:rPr>
+          <w:b/>
+          <w:i w:val="0"/>
+        </w:rPr>
+        <w:t>Batch variability.</w:t>
+      </w:r>
+      <w:r>
+        <w:rPr>
+          <w:b w:val="0"/>
+          <w:i w:val="0"/>
+        </w:rPr>
+        <w:t xml:space="preserve"> Agricultural sourcing (alginate M/G, chitosan DD, starch amylose, NR clone/age [19]) varies in ways petrochemical monomers do not.</w:t>
+      </w:r>
+    </w:p>
+    <w:p>
+      <w:pPr>
+        <w:pStyle w:val="ListBullet"/>
+      </w:pPr>
+      <w:r>
+        <w:rPr>
+          <w:b/>
+          <w:i w:val="0"/>
+        </w:rPr>
+        <w:t>Recycling compatibility.</w:t>
+      </w:r>
+      <w:r>
+        <w:rPr>
+          <w:b w:val="0"/>
+          <w:i w:val="0"/>
+        </w:rPr>
+        <w:t xml:space="preserve"> A 2022 study found in-stream PLA at only 0–0.019% of PET recycling streams, kept by NIR sorting below the ~1% threshold that measurably affects rPET [15] — a sorting-infrastructure dependency, not an inherent incompatibility.</w:t>
+      </w:r>
+    </w:p>
+    <w:p>
+      <w:pPr>
+        <w:pStyle w:val="Heading2"/>
+      </w:pPr>
+      <w:r>
+        <w:t>7.3 Case Study: Natural Rubber vs. a Synthetic Analogue (SBR)</w:t>
+      </w:r>
+    </w:p>
+    <w:p>
+      <w:pPr>
+        <w:jc w:val="both"/>
+      </w:pPr>
+      <w:r>
+        <w:rPr>
+          <w:b w:val="0"/>
+          <w:i w:val="0"/>
+        </w:rPr>
+        <w:t>NR and styrene–butadiene rubber (SBR) are compounded, filled and vulcanised the same way and compete in the same applications (tyre tread, damping, conveyor belting) — the cleanest same-application comparison here, since differences trace to backbone chemistry, not processing. Fig. 8 shows the chain-scale origin of that difference (SIC); Table 5 scores both across five dimensions [10,18–32].</w:t>
       </w:r>
     </w:p>
     <w:p>
@@ -3980,269 +3863,8 @@
       <w:r>
         <w:drawing>
           <wp:inline xmlns:a="http://schemas.openxmlformats.org/drawingml/2006/main" xmlns:pic="http://schemas.openxmlformats.org/drawingml/2006/picture">
-            <wp:extent cx="3730380" cy="2194560"/>
-            <wp:docPr id="14" name="Picture 14"/>
-            <wp:cNvGraphicFramePr>
-              <a:graphicFrameLocks noChangeAspect="1"/>
-            </wp:cNvGraphicFramePr>
-            <a:graphic>
-              <a:graphicData uri="http://schemas.openxmlformats.org/drawingml/2006/picture">
-                <pic:pic>
-                  <pic:nvPicPr>
-                    <pic:cNvPr id="0" name="fig10_processing_routes.png"/>
-                    <pic:cNvPicPr/>
-                  </pic:nvPicPr>
-                  <pic:blipFill>
-                    <a:blip r:embed="rId22"/>
-                    <a:stretch>
-                      <a:fillRect/>
-                    </a:stretch>
-                  </pic:blipFill>
-                  <pic:spPr>
-                    <a:xfrm>
-                      <a:off x="0" y="0"/>
-                      <a:ext cx="3730380" cy="2194560"/>
-                    </a:xfrm>
-                    <a:prstGeom prst="rect"/>
-                  </pic:spPr>
-                </pic:pic>
-              </a:graphicData>
-            </a:graphic>
-          </wp:inline>
-        </w:drawing>
-      </w:r>
-    </w:p>
-    <w:p>
-      <w:pPr>
-        <w:spacing w:line="240" w:lineRule="auto" w:after="80"/>
-        <w:jc w:val="center"/>
-      </w:pPr>
-      <w:r>
-        <w:rPr>
-          <w:i/>
-          <w:sz w:val="20"/>
-        </w:rPr>
-        <w:t>Figure 14. Processing decision flowchart: stable melt window? → melt processing (PBS/PHB/PLA, window width sets control tightness) or solution processing (cellulose/chitosan dissolution routes) → shared countermeasures that widen whichever window exists.</w:t>
-      </w:r>
-    </w:p>
-    <w:p>
-      <w:pPr>
-        <w:pStyle w:val="Heading1"/>
-      </w:pPr>
-      <w:r>
-        <w:t>7. Advantages and Disadvantages Compared with Synthetic Polymers</w:t>
-      </w:r>
-    </w:p>
-    <w:p>
-      <w:pPr>
-        <w:pStyle w:val="Heading2"/>
-      </w:pPr>
-      <w:r>
-        <w:t>7.1 Where Biopolymers Genuinely Win</w:t>
-      </w:r>
-    </w:p>
-    <w:p>
-      <w:pPr>
-        <w:jc w:val="both"/>
-      </w:pPr>
-      <w:r>
-        <w:rPr>
-          <w:b w:val="0"/>
-          <w:i w:val="0"/>
-        </w:rPr>
-        <w:t xml:space="preserve">Four advantages are structural, each tracing to §3. </w:t>
-      </w:r>
-      <w:r>
-        <w:rPr>
-          <w:b/>
-          <w:i w:val="0"/>
-        </w:rPr>
-        <w:t>Renewable, non-fossil feedstock</w:t>
-      </w:r>
-      <w:r>
-        <w:rPr>
-          <w:b w:val="0"/>
-          <w:i w:val="0"/>
-        </w:rPr>
-        <w:t xml:space="preserve"> is the only one uniform across all five families. </w:t>
-      </w:r>
-      <w:r>
-        <w:rPr>
-          <w:b/>
-          <w:i w:val="0"/>
-        </w:rPr>
-        <w:t>Biodegradability in leakage-prone contexts</w:t>
-      </w:r>
-      <w:r>
-        <w:rPr>
-          <w:b w:val="0"/>
-          <w:i w:val="0"/>
-        </w:rPr>
-        <w:t xml:space="preserve"> — mulch film, fishing gear, disposable foodware — turns hydrolytic/enzymatic susceptibility from a burden into a desired property, provided the environment matches the material [51] (§5.4). </w:t>
-      </w:r>
-      <w:r>
-        <w:rPr>
-          <w:b/>
-          <w:i w:val="0"/>
-        </w:rPr>
-        <w:t>Biocompatibility and bioresorbability</w:t>
-      </w:r>
-      <w:r>
-        <w:rPr>
-          <w:b w:val="0"/>
-          <w:i w:val="0"/>
-        </w:rPr>
-        <w:t xml:space="preserve"> let PLA/PGA sutures [52] and collagen/alginate/chitosan hydrogels and dressings [55] do what commodity synthetics cannot without costly modification — the one space (§8) where biopolymers are the only viable class, though not unconditionally (§7.3). And </w:t>
-      </w:r>
-      <w:r>
-        <w:rPr>
-          <w:b/>
-          <w:i w:val="0"/>
-        </w:rPr>
-        <w:t>intrinsic functionality beyond mechanics</w:t>
-      </w:r>
-      <w:r>
-        <w:rPr>
-          <w:b w:val="0"/>
-          <w:i w:val="0"/>
-        </w:rPr>
-        <w:t xml:space="preserve"> — chirality (PLA stereocomplexation), pH-responsive charge (chitosan), sequence-encoded bioactivity (silk, collagen) — comes free with the biological structure.</w:t>
-      </w:r>
-    </w:p>
-    <w:p>
-      <w:pPr>
-        <w:pStyle w:val="Heading2"/>
-      </w:pPr>
-      <w:r>
-        <w:t>7.2 Where They Lose — Stated with Numbers, Not Adjectives</w:t>
-      </w:r>
-    </w:p>
-    <w:p>
-      <w:pPr>
-        <w:pStyle w:val="ListBullet"/>
-      </w:pPr>
-      <w:r>
-        <w:rPr>
-          <w:b/>
-          <w:i w:val="0"/>
-        </w:rPr>
-        <w:t>Price.</w:t>
-      </w:r>
-      <w:r>
-        <w:rPr>
-          <w:b w:val="0"/>
-          <w:i w:val="0"/>
-        </w:rPr>
-        <w:t xml:space="preserve"> PLA is several times the price of commodity PE/PP, PHA higher still [16,53]; a material-specific $/kg figure still needs a current market report.</w:t>
-      </w:r>
-    </w:p>
-    <w:p>
-      <w:pPr>
-        <w:pStyle w:val="ListBullet"/>
-      </w:pPr>
-      <w:r>
-        <w:rPr>
-          <w:b/>
-          <w:i w:val="0"/>
-        </w:rPr>
-        <w:t>Heat/barrier.</w:t>
-      </w:r>
-      <w:r>
-        <w:rPr>
-          <w:b w:val="0"/>
-          <w:i w:val="0"/>
-        </w:rPr>
-        <w:t xml:space="preserve"> PLA's HDT (~55–65 °C) sits well below PP's ~100 °C+ without stereocomplexation (§3.2) [13,42]; its O₂/CO₂ transmission matches PET's, but water-vapour barrier is worse, and starch films worse again [14] — the real critique is moisture sensitivity (§5.3), not an oxygen deficit.</w:t>
-      </w:r>
-    </w:p>
-    <w:p>
-      <w:pPr>
-        <w:pStyle w:val="ListBullet"/>
-      </w:pPr>
-      <w:r>
-        <w:rPr>
-          <w:b/>
-          <w:i w:val="0"/>
-        </w:rPr>
-        <w:t>Brittleness/hygroscopicity.</w:t>
-      </w:r>
-      <w:r>
-        <w:rPr>
-          <w:b w:val="0"/>
-          <w:i w:val="0"/>
-        </w:rPr>
-        <w:t xml:space="preserve"> PHB's secondary crystallisation and PLA's sub-Tg ageing embrittle on storage [43]; starch drifts with humidity, and PLA must be dried before melt processing or MW drops uncontrollably (§4).</w:t>
-      </w:r>
-    </w:p>
-    <w:p>
-      <w:pPr>
-        <w:pStyle w:val="ListBullet"/>
-      </w:pPr>
-      <w:r>
-        <w:rPr>
-          <w:b/>
-          <w:i w:val="0"/>
-        </w:rPr>
-        <w:t>Batch variability.</w:t>
-      </w:r>
-      <w:r>
-        <w:rPr>
-          <w:b w:val="0"/>
-          <w:i w:val="0"/>
-        </w:rPr>
-        <w:t xml:space="preserve"> Agricultural sourcing (alginate M/G, chitosan DD, starch amylose, NR clone/age [19]) varies in ways petrochemical monomers do not.</w:t>
-      </w:r>
-    </w:p>
-    <w:p>
-      <w:pPr>
-        <w:pStyle w:val="ListBullet"/>
-      </w:pPr>
-      <w:r>
-        <w:rPr>
-          <w:b/>
-          <w:i w:val="0"/>
-        </w:rPr>
-        <w:t>Recycling compatibility.</w:t>
-      </w:r>
-      <w:r>
-        <w:rPr>
-          <w:b w:val="0"/>
-          <w:i w:val="0"/>
-        </w:rPr>
-        <w:t xml:space="preserve"> A 2022 study found in-stream PLA at only 0–0.019% of PET recycling streams, kept by NIR sorting below the ~1% threshold that measurably affects rPET [15] — a sorting-infrastructure dependency, not an inherent incompatibility.</w:t>
-      </w:r>
-    </w:p>
-    <w:p>
-      <w:pPr>
-        <w:pStyle w:val="Heading2"/>
-      </w:pPr>
-      <w:r>
-        <w:t>7.3 Case Study: Natural Rubber vs. a Synthetic Analogue (SBR)</w:t>
-      </w:r>
-    </w:p>
-    <w:p>
-      <w:pPr>
-        <w:jc w:val="both"/>
-      </w:pPr>
-      <w:r>
-        <w:rPr>
-          <w:b w:val="0"/>
-          <w:i w:val="0"/>
-        </w:rPr>
-        <w:t>NR and styrene–butadiene rubber (SBR) are compounded, filled and vulcanised the same way and compete in the same applications (tyre tread, damping, conveyor belting) — the cleanest same-application comparison here, since differences trace to backbone chemistry, not processing. Fig. 15 shows the chain-scale origin of that difference (SIC); Table 5 scores both across six dimensions [10,18–32].</w:t>
-      </w:r>
-    </w:p>
-    <w:p>
-      <w:pPr>
-        <w:keepNext/>
-        <w:spacing w:after="40"/>
-        <w:jc w:val="center"/>
-      </w:pPr>
-      <w:r>
-        <w:drawing>
-          <wp:inline xmlns:a="http://schemas.openxmlformats.org/drawingml/2006/main" xmlns:pic="http://schemas.openxmlformats.org/drawingml/2006/picture">
             <wp:extent cx="5831342" cy="2194560"/>
-            <wp:docPr id="15" name="Picture 15"/>
+            <wp:docPr id="8" name="Picture 8"/>
             <wp:cNvGraphicFramePr>
               <a:graphicFrameLocks noChangeAspect="1"/>
             </wp:cNvGraphicFramePr>
@@ -4254,7 +3876,7 @@
                     <pic:cNvPicPr/>
                   </pic:nvPicPr>
                   <pic:blipFill>
-                    <a:blip r:embed="rId23"/>
+                    <a:blip r:embed="rId16"/>
                     <a:stretch>
                       <a:fillRect/>
                     </a:stretch>
@@ -4283,7 +3905,7 @@
           <w:i/>
           <w:sz w:val="20"/>
         </w:rPr>
-        <w:t>Figure 15. NR and SBR structure, drawn by the authors: (a) NR (cis-1,4-polyisoprene), (b) SBR's 1,4-butadiene unit, (c) SBR's styrene unit (RDKit, verified SMILES); (d) at chain scale, stereoregular NR aligns into crystalline bundles under strain (SIC, X-ray confirmed) while SBR's irregular backbone stays amorphous even when stretched — the structural basis of the "SIC &amp; tear resistance" row of Table 5.</w:t>
+        <w:t>Figure 8. NR and SBR structure, drawn by the authors: (a) NR (cis-1,4-polyisoprene), (b) SBR's 1,4-butadiene unit, (c) SBR's styrene unit (RDKit, verified SMILES); (d) at chain scale, stereoregular NR aligns into crystalline bundles under strain (SIC, X-ray confirmed) while SBR's irregular backbone stays amorphous even when stretched — the structural basis of the "SIC &amp; tear resistance" row of Table 5.</w:t>
       </w:r>
     </w:p>
     <w:p>

--- a/projects/biopolymers-review/Biopolymers-review-DRAFT.docx
+++ b/projects/biopolymers-review/Biopolymers-review-DRAFT.docx
@@ -31,20 +31,14 @@
           <w:b/>
           <w:i/>
         </w:rPr>
-        <w:t>AI Tool Declaration</w:t>
+        <w:t>AI Tool Declaration.</w:t>
       </w:r>
       <w:r>
         <w:rPr>
           <w:b w:val="0"/>
           <w:i/>
         </w:rPr>
-        <w:t xml:space="preserve"> — </w:t>
-      </w:r>
-      <w:r>
-        <w:rPr>
-          <w:i/>
-        </w:rPr>
-        <w:t>(final wording to be added on the first page before submission)</w:t>
+        <w:t xml:space="preserve"> We used Claude (Anthropic) to draft and revise prose, to write the Python/RDKit/Matplotlib code that generates the figures, to find and cross-check references against Crossref, and to condense the report. The authors checked all chemistry, data and arguments and are responsible for the content and quality of the submitted work.</w:t>
       </w:r>
     </w:p>
     <w:p>
@@ -867,7 +861,7 @@
       <w:r>
         <w:drawing>
           <wp:inline xmlns:a="http://schemas.openxmlformats.org/drawingml/2006/main" xmlns:pic="http://schemas.openxmlformats.org/drawingml/2006/picture">
-            <wp:extent cx="5829858" cy="3566160"/>
+            <wp:extent cx="4783473" cy="2926080"/>
             <wp:docPr id="3" name="Picture 3"/>
             <wp:cNvGraphicFramePr>
               <a:graphicFrameLocks noChangeAspect="1"/>
@@ -888,7 +882,7 @@
                   <pic:spPr>
                     <a:xfrm>
                       <a:off x="0" y="0"/>
-                      <a:ext cx="5829858" cy="3566160"/>
+                      <a:ext cx="4783473" cy="2926080"/>
                     </a:xfrm>
                     <a:prstGeom prst="rect"/>
                   </pic:spPr>
@@ -909,7 +903,7 @@
           <w:i/>
           <w:sz w:val="20"/>
         </w:rPr>
-        <w:t>Figure 3. Repeat units of the biopolymers discussed in §3, drawn by the authors with RDKit from SMILES checked by `verify_stereochemistry.py`, colour-coded by backbone class. Polysaccharides (blue): (a) cellulose, (b) amylose, (c) chitosan, (d) alginate M, (e) alginate G — (a)/(b) differ only at C1, the centre separating cellulose's crystalline ribbon from amylose's water-plasticised helix, and (d)/(e) only at C5, the M/G ratio setting alginate's stiffness–brittleness trade-off. Polyesters (orange): (f) PHB, (g) PLLA, with (R)/(S) marked. Proteins (green): (h) silk fibroin (Gly-Ala)ₙ, (i) collagen Gly-Pro-Hyp. Lignin precursors (grey): (j) p-coumaryl, (k) coniferyl, (l) sinapyl alcohol (0/1/2 methoxy groups). Rubber: (m) cis-1,4-polyisoprene. Alginate G's absolute configuration is verified only as the C5 epimer of M — cross-check before submission.</w:t>
+        <w:t>Figure 3. Repeat units of the biopolymers of §3, drawn by the authors with RDKit from stereochemistry-checked SMILES, coloured by backbone class. Polysaccharides: (a) cellulose, (b) amylose, (c) chitosan, (d) alginate M, (e) alginate G — (a)/(b) differ only at C1, (d)/(e) only at C5. Polyesters: (f) PHB, (g) PLLA, (R)/(S) marked. Proteins: (h) silk fibroin (Gly-Ala)ₙ, (i) collagen Gly-Pro-Hyp. Lignin precursors: (j)–(l) p-coumaryl / coniferyl / sinapyl alcohol (0/1/2 methoxy). Rubber: (m) cis-1,4-polyisoprene. Alginate G is verified only as the C5 epimer of M — cross-check before submission.</w:t>
       </w:r>
     </w:p>
     <w:p>
@@ -921,7 +915,7 @@
       <w:r>
         <w:drawing>
           <wp:inline xmlns:a="http://schemas.openxmlformats.org/drawingml/2006/main" xmlns:pic="http://schemas.openxmlformats.org/drawingml/2006/picture">
-            <wp:extent cx="5830570" cy="2743200"/>
+            <wp:extent cx="4858808" cy="2286000"/>
             <wp:docPr id="4" name="Picture 4"/>
             <wp:cNvGraphicFramePr>
               <a:graphicFrameLocks noChangeAspect="1"/>
@@ -942,7 +936,7 @@
                   <pic:spPr>
                     <a:xfrm>
                       <a:off x="0" y="0"/>
-                      <a:ext cx="5830570" cy="2743200"/>
+                      <a:ext cx="4858808" cy="2286000"/>
                     </a:xfrm>
                     <a:prstGeom prst="rect"/>
                   </pic:spPr>
@@ -963,7 +957,7 @@
           <w:i/>
           <w:sz w:val="20"/>
         </w:rPr>
-        <w:t>Figure 4. Higher-order structure across the families, drawn by the authors: (a) cellulose — intra- and inter-chain hydrogen bonds lock the ribbon into a sheet, sheets stack by van der Waals into the Iα/Iβ crystal, and the accumulated cohesive energy exceeds the backbone, so cellulose decomposes near 300 °C before melting; (b) amylose's left-handed helix, whose cavity is plasticised by water/I₂; (c) alginate's Ca²⁺-bridged "egg-box" G-block junction — ionic and reversible, its density (G-content) setting stiffness vs. brittleness; (d) PHA/PLA helical packing (PHB 2₁, PLLA 10₃) — a helix that crystallises but still melts; (e) silk's antiparallel β-sheet nanocrystallites (2–4 nm) in a compliant amorphous matrix, the source of its strength–toughness combination; (f) collagen's Gly-X-Y triple helix, in which glycine at every third position is the only residue small enough for the crowded core.</w:t>
+        <w:t>Figure 4. Higher-order structure across the families, drawn by the authors: (a) cellulose — intra- and inter-chain hydrogen bonds lock the ribbon into a sheet, sheets van-der-Waals-stack into the Iα/Iβ crystal, and the cumulative cohesive energy (exceeding the backbone) is why it decomposes near 300 °C before melting; (b) amylose's left-handed helix, cavity plasticised by water/I₂; (c) alginate's Ca²⁺ "egg-box" G-block junction — ionic, reversible, its density setting stiffness vs. brittleness; (d) PHA/PLA helical packing (PHB 2₁, PLLA 10₃) — a helix that crystallises but still melts; (e) silk's antiparallel β-sheet nanocrystallites (2–4 nm) in a compliant amorphous matrix — the source of its strength–toughness combination; (f) collagen's Gly-X-Y triple helix, where glycine at every third position is the only residue small enough for the crowded core.</w:t>
       </w:r>
     </w:p>
     <w:p>
@@ -2793,7 +2787,7 @@
       <w:r>
         <w:drawing>
           <wp:inline xmlns:a="http://schemas.openxmlformats.org/drawingml/2006/main" xmlns:pic="http://schemas.openxmlformats.org/drawingml/2006/picture">
-            <wp:extent cx="3601187" cy="1737360"/>
+            <wp:extent cx="3032579" cy="1463040"/>
             <wp:docPr id="5" name="Picture 5"/>
             <wp:cNvGraphicFramePr>
               <a:graphicFrameLocks noChangeAspect="1"/>
@@ -2814,7 +2808,7 @@
                   <pic:spPr>
                     <a:xfrm>
                       <a:off x="0" y="0"/>
-                      <a:ext cx="3601187" cy="1737360"/>
+                      <a:ext cx="3032579" cy="1463040"/>
                     </a:xfrm>
                     <a:prstGeom prst="rect"/>
                   </pic:spPr>
@@ -2835,7 +2829,7 @@
           <w:i/>
           <w:sz w:val="20"/>
         </w:rPr>
-        <w:t>Figure 6. Dispersity Đ across families on a common axis (colour by backbone class): an exact point at Đ = 1 for templated biosynthesis, literature ranges for PLA/PHA/chitosan/cellulose, and an open-ended arrow for natural rubber, whose Đ is not consistently quantified. Ranges reproduce those in Table 3, not new measurements.</w:t>
+        <w:t>Figure 6. Dispersity Đ across families (colour by backbone class): an exact point at Đ = 1 for templated biosynthesis, literature ranges for PLA/PHA/chitosan/cellulose, and an open arrow for natural rubber, whose Đ is not consistently quantified.</w:t>
       </w:r>
     </w:p>
     <w:p>
@@ -2901,14 +2895,14 @@
         <w:tblLayout w:type="fixed"/>
       </w:tblPr>
       <w:tblGrid>
-        <w:gridCol w:w="2692"/>
-        <w:gridCol w:w="2654"/>
-        <w:gridCol w:w="3581"/>
+        <w:gridCol w:w="2260"/>
+        <w:gridCol w:w="3046"/>
+        <w:gridCol w:w="3621"/>
       </w:tblGrid>
       <w:tr>
         <w:tc>
           <w:tcPr>
-            <w:tcW w:type="dxa" w:w="2692"/>
+            <w:tcW w:type="dxa" w:w="2260"/>
             <w:tcBorders>
               <w:top w:val="single" w:sz="8" w:space="0" w:color="000000"/>
               <w:bottom w:val="single" w:sz="8" w:space="0" w:color="000000"/>
@@ -2931,7 +2925,7 @@
         </w:tc>
         <w:tc>
           <w:tcPr>
-            <w:tcW w:type="dxa" w:w="2654"/>
+            <w:tcW w:type="dxa" w:w="3047"/>
             <w:tcBorders>
               <w:top w:val="single" w:sz="8" w:space="0" w:color="000000"/>
               <w:bottom w:val="single" w:sz="8" w:space="0" w:color="000000"/>
@@ -2948,13 +2942,13 @@
                 <w:i w:val="0"/>
                 <w:sz w:val="16"/>
               </w:rPr>
-              <w:t>Typical Mn</w:t>
+              <w:t>Typical Mn (g mol⁻¹)</w:t>
             </w:r>
           </w:p>
         </w:tc>
         <w:tc>
           <w:tcPr>
-            <w:tcW w:type="dxa" w:w="3582"/>
+            <w:tcW w:type="dxa" w:w="3621"/>
             <w:tcBorders>
               <w:top w:val="single" w:sz="8" w:space="0" w:color="000000"/>
               <w:bottom w:val="single" w:sz="8" w:space="0" w:color="000000"/>
@@ -2979,7 +2973,7 @@
       <w:tr>
         <w:tc>
           <w:tcPr>
-            <w:tcW w:type="dxa" w:w="2692"/>
+            <w:tcW w:type="dxa" w:w="2260"/>
             <w:tcBorders>
               <w:top w:val="nil"/>
               <w:bottom w:val="nil"/>
@@ -3002,7 +2996,7 @@
         </w:tc>
         <w:tc>
           <w:tcPr>
-            <w:tcW w:type="dxa" w:w="2654"/>
+            <w:tcW w:type="dxa" w:w="3047"/>
             <w:tcBorders>
               <w:top w:val="nil"/>
               <w:bottom w:val="nil"/>
@@ -3025,7 +3019,7 @@
         </w:tc>
         <w:tc>
           <w:tcPr>
-            <w:tcW w:type="dxa" w:w="3582"/>
+            <w:tcW w:type="dxa" w:w="3621"/>
             <w:tcBorders>
               <w:top w:val="nil"/>
               <w:bottom w:val="nil"/>
@@ -3050,7 +3044,7 @@
       <w:tr>
         <w:tc>
           <w:tcPr>
-            <w:tcW w:type="dxa" w:w="2692"/>
+            <w:tcW w:type="dxa" w:w="2260"/>
             <w:tcBorders>
               <w:top w:val="nil"/>
               <w:bottom w:val="nil"/>
@@ -3067,13 +3061,13 @@
                 <w:i w:val="0"/>
                 <w:sz w:val="16"/>
               </w:rPr>
-              <w:t>Cellulose (native/Lyocell)</w:t>
+              <w:t>Cellulose</w:t>
             </w:r>
           </w:p>
         </w:tc>
         <w:tc>
           <w:tcPr>
-            <w:tcW w:type="dxa" w:w="2654"/>
+            <w:tcW w:type="dxa" w:w="3047"/>
             <w:tcBorders>
               <w:top w:val="nil"/>
               <w:bottom w:val="nil"/>
@@ -3090,13 +3084,13 @@
                 <w:i w:val="0"/>
                 <w:sz w:val="16"/>
               </w:rPr>
-              <w:t>10⁴–10⁶ g mol⁻¹</w:t>
+              <w:t>10⁴–10⁶</w:t>
             </w:r>
           </w:p>
         </w:tc>
         <w:tc>
           <w:tcPr>
-            <w:tcW w:type="dxa" w:w="3582"/>
+            <w:tcW w:type="dxa" w:w="3621"/>
             <w:tcBorders>
               <w:top w:val="nil"/>
               <w:bottom w:val="nil"/>
@@ -3113,7 +3107,7 @@
                 <w:i w:val="0"/>
                 <w:sz w:val="16"/>
               </w:rPr>
-              <w:t>viscometry/SEC-MALS after derivatisation (insoluble in std. eluents)</w:t>
+              <w:t>viscometry / SEC-MALS after derivatisation (SEC-insoluble)</w:t>
             </w:r>
           </w:p>
         </w:tc>
@@ -3121,7 +3115,7 @@
       <w:tr>
         <w:tc>
           <w:tcPr>
-            <w:tcW w:type="dxa" w:w="2692"/>
+            <w:tcW w:type="dxa" w:w="2260"/>
             <w:tcBorders>
               <w:top w:val="nil"/>
               <w:bottom w:val="nil"/>
@@ -3144,7 +3138,7 @@
         </w:tc>
         <w:tc>
           <w:tcPr>
-            <w:tcW w:type="dxa" w:w="2654"/>
+            <w:tcW w:type="dxa" w:w="3047"/>
             <w:tcBorders>
               <w:top w:val="nil"/>
               <w:bottom w:val="nil"/>
@@ -3161,13 +3155,13 @@
                 <w:i w:val="0"/>
                 <w:sz w:val="16"/>
               </w:rPr>
-              <w:t>10⁴–10⁶ g mol⁻¹</w:t>
+              <w:t>10⁴–10⁶</w:t>
             </w:r>
           </w:p>
         </w:tc>
         <w:tc>
           <w:tcPr>
-            <w:tcW w:type="dxa" w:w="3582"/>
+            <w:tcW w:type="dxa" w:w="3621"/>
             <w:tcBorders>
               <w:top w:val="nil"/>
               <w:bottom w:val="nil"/>
@@ -3192,7 +3186,7 @@
       <w:tr>
         <w:tc>
           <w:tcPr>
-            <w:tcW w:type="dxa" w:w="2692"/>
+            <w:tcW w:type="dxa" w:w="2260"/>
             <w:tcBorders>
               <w:top w:val="nil"/>
               <w:bottom w:val="nil"/>
@@ -3215,7 +3209,7 @@
         </w:tc>
         <w:tc>
           <w:tcPr>
-            <w:tcW w:type="dxa" w:w="2654"/>
+            <w:tcW w:type="dxa" w:w="3047"/>
             <w:tcBorders>
               <w:top w:val="nil"/>
               <w:bottom w:val="nil"/>
@@ -3232,13 +3226,13 @@
                 <w:i w:val="0"/>
                 <w:sz w:val="16"/>
               </w:rPr>
-              <w:t>10⁵–10⁶ g mol⁻¹</w:t>
+              <w:t>10⁵–10⁶</w:t>
             </w:r>
           </w:p>
         </w:tc>
         <w:tc>
           <w:tcPr>
-            <w:tcW w:type="dxa" w:w="3582"/>
+            <w:tcW w:type="dxa" w:w="3621"/>
             <w:tcBorders>
               <w:top w:val="nil"/>
               <w:bottom w:val="nil"/>
@@ -3263,7 +3257,7 @@
       <w:tr>
         <w:tc>
           <w:tcPr>
-            <w:tcW w:type="dxa" w:w="2692"/>
+            <w:tcW w:type="dxa" w:w="2260"/>
             <w:tcBorders>
               <w:top w:val="nil"/>
               <w:bottom w:val="nil"/>
@@ -3286,7 +3280,7 @@
         </w:tc>
         <w:tc>
           <w:tcPr>
-            <w:tcW w:type="dxa" w:w="2654"/>
+            <w:tcW w:type="dxa" w:w="3047"/>
             <w:tcBorders>
               <w:top w:val="nil"/>
               <w:bottom w:val="nil"/>
@@ -3303,13 +3297,13 @@
                 <w:i w:val="0"/>
                 <w:sz w:val="16"/>
               </w:rPr>
-              <w:t>10⁴–10⁵ g mol⁻¹</w:t>
+              <w:t>10⁴–10⁵</w:t>
             </w:r>
           </w:p>
         </w:tc>
         <w:tc>
           <w:tcPr>
-            <w:tcW w:type="dxa" w:w="3582"/>
+            <w:tcW w:type="dxa" w:w="3621"/>
             <w:tcBorders>
               <w:top w:val="nil"/>
               <w:bottom w:val="nil"/>
@@ -3326,7 +3320,7 @@
                 <w:i w:val="0"/>
                 <w:sz w:val="16"/>
               </w:rPr>
-              <w:t>GPC/SEC (moisture-driven hydrolysis in process)</w:t>
+              <w:t>GPC/SEC (in-process moisture hydrolysis)</w:t>
             </w:r>
           </w:p>
         </w:tc>
@@ -3334,7 +3328,7 @@
       <w:tr>
         <w:tc>
           <w:tcPr>
-            <w:tcW w:type="dxa" w:w="2692"/>
+            <w:tcW w:type="dxa" w:w="2260"/>
             <w:tcBorders>
               <w:top w:val="nil"/>
               <w:bottom w:val="single" w:sz="8" w:space="0" w:color="000000"/>
@@ -3357,7 +3351,7 @@
         </w:tc>
         <w:tc>
           <w:tcPr>
-            <w:tcW w:type="dxa" w:w="2654"/>
+            <w:tcW w:type="dxa" w:w="3047"/>
             <w:tcBorders>
               <w:top w:val="nil"/>
               <w:bottom w:val="single" w:sz="8" w:space="0" w:color="000000"/>
@@ -3374,13 +3368,13 @@
                 <w:i w:val="0"/>
                 <w:sz w:val="16"/>
               </w:rPr>
-              <w:t>often &gt;10⁶ g mol⁻¹</w:t>
+              <w:t>&gt;10⁶</w:t>
             </w:r>
           </w:p>
         </w:tc>
         <w:tc>
           <w:tcPr>
-            <w:tcW w:type="dxa" w:w="3582"/>
+            <w:tcW w:type="dxa" w:w="3621"/>
             <w:tcBorders>
               <w:top w:val="nil"/>
               <w:bottom w:val="single" w:sz="8" w:space="0" w:color="000000"/>
@@ -3530,7 +3524,7 @@
           <w:i/>
           <w:sz w:val="20"/>
         </w:rPr>
-        <w:t>Figure 5. Thermal and mechanical envelopes, drawn by the authors from `figures/data/*.csv`. (a) Tg (open circle), Tm (diamond) and TGA decomposition onset (bar) on one temperature axis; the shaded band is the melt-processing window (Tm→Td), its width labelled — cellulose, native starch, chitosan and silk have none. (b) Modulus vs. elongation at break, log–log; ellipses are the range of literature values for the stated sample form (not error bars), PE/PP/PET shown for reference.</w:t>
+        <w:t>Figure 5. Thermal and mechanical envelopes, drawn by the authors from `figures/data/*.csv`. (a) Tg (open circle), Tm (diamond) and TGA decomposition onset (bar) on one axis; the shaded band is the melt-processing window (Tm→Td), its width labelled — cellulose, native starch, chitosan and silk have none. (b) Modulus vs. elongation at break (log–log); ellipses span literature values for the stated sample form (not error bars), PE/PP/PET for reference.</w:t>
       </w:r>
     </w:p>
     <w:p>
@@ -3550,7 +3544,7 @@
           <w:b w:val="0"/>
           <w:i w:val="0"/>
         </w:rPr>
-        <w:t>The polar groups behind the strength in §5.1–5.2 have a third consequence: strong hygroscopicity. Absorbed water plasticises the amorphous fraction and swells free volume, so barrier performance falls as humidity rises. ⚙️ Atomistic free-volume/diffusion modelling can predict this ahead of a packaging trial — which is why PLA and starch films must carry a storage-humidity condition, not a fixed barrier rating.</w:t>
+        <w:t>The polar groups behind the strength of §5.1–5.2 have a third consequence: strong hygroscopicity. Absorbed water plasticises the amorphous fraction and swells free volume, so barrier performance falls as humidity rises — which is why PLA and starch films must carry a storage-humidity condition, not a fixed barrier rating. ⚙️ Atomistic free-volume/diffusion modelling can predict this ahead of a packaging trial.</w:t>
       </w:r>
     </w:p>
     <w:p>
@@ -3624,7 +3618,7 @@
           <w:i/>
           <w:sz w:val="20"/>
         </w:rPr>
-        <w:t>Figure 7. Two degradation routes, drawn by the authors: (a) polyester backbone ester hydrolysis — the carboxylic-acid end group autocatalyses further hydrolysis, so thick parts erode from the inside (bulk erosion); (b) enzymatic attack on polysaccharides and proteins reaches only amorphous regions, so crystallinity sets the rate.</w:t>
+        <w:t>Figure 7. Two degradation routes, drawn by the authors: (a) polyester ester hydrolysis — the acid end group autocatalyses further scission, so thick parts erode from the inside (bulk erosion); (b) enzymatic attack on polysaccharides/proteins reaches only amorphous regions, so crystallinity sets the rate.</w:t>
       </w:r>
     </w:p>
     <w:p>
@@ -3679,7 +3673,7 @@
           <w:b/>
           <w:i w:val="0"/>
         </w:rPr>
-        <w:t>Renewable, non-fossil feedstock</w:t>
+        <w:t>Renewable feedstock</w:t>
       </w:r>
       <w:r>
         <w:rPr>
@@ -3700,7 +3694,7 @@
           <w:b w:val="0"/>
           <w:i w:val="0"/>
         </w:rPr>
-        <w:t xml:space="preserve"> — mulch film, fishing gear, disposable foodware — turns hydrolytic/enzymatic susceptibility from a burden into a desired property, provided the environment matches the material [51] (§5.4). </w:t>
+        <w:t xml:space="preserve"> (mulch film, fishing gear, disposable foodware) turns hydrolytic/enzymatic susceptibility from a burden into a desired property when the environment matches the material [51] (§5.4). </w:t>
       </w:r>
       <w:r>
         <w:rPr>
@@ -3728,7 +3722,7 @@
           <w:b w:val="0"/>
           <w:i w:val="0"/>
         </w:rPr>
-        <w:t xml:space="preserve"> — chirality (PLA stereocomplexation), pH-responsive charge (chitosan), sequence-encoded bioactivity (silk, collagen) — comes free with the biological structure.</w:t>
+        <w:t xml:space="preserve"> — chirality, pH-responsive charge, sequence-encoded bioactivity — comes free with the biological structure.</w:t>
       </w:r>
     </w:p>
     <w:p>
@@ -3851,7 +3845,7 @@
           <w:b w:val="0"/>
           <w:i w:val="0"/>
         </w:rPr>
-        <w:t>NR and styrene–butadiene rubber (SBR) are compounded, filled and vulcanised the same way and compete in the same applications (tyre tread, damping, conveyor belting) — the cleanest same-application comparison here, since differences trace to backbone chemistry, not processing. Fig. 8 shows the chain-scale origin of that difference (SIC); Table 5 scores both across five dimensions [10,18–32].</w:t>
+        <w:t>NR and styrene–butadiene rubber (SBR) are compounded, filled and vulcanised the same way and compete in the same applications (tyre tread, damping, belting) — the cleanest same-application comparison here, since differences trace to backbone chemistry, not processing. Fig. 8 shows the chain-scale origin (SIC); Table 5 scores both across five dimensions [10,18–32].</w:t>
       </w:r>
     </w:p>
     <w:p>
@@ -3863,7 +3857,7 @@
       <w:r>
         <w:drawing>
           <wp:inline xmlns:a="http://schemas.openxmlformats.org/drawingml/2006/main" xmlns:pic="http://schemas.openxmlformats.org/drawingml/2006/picture">
-            <wp:extent cx="5831342" cy="2194560"/>
+            <wp:extent cx="3644589" cy="1371600"/>
             <wp:docPr id="8" name="Picture 8"/>
             <wp:cNvGraphicFramePr>
               <a:graphicFrameLocks noChangeAspect="1"/>
@@ -3884,7 +3878,7 @@
                   <pic:spPr>
                     <a:xfrm>
                       <a:off x="0" y="0"/>
-                      <a:ext cx="5831342" cy="2194560"/>
+                      <a:ext cx="3644589" cy="1371600"/>
                     </a:xfrm>
                     <a:prstGeom prst="rect"/>
                   </pic:spPr>
@@ -3905,7 +3899,7 @@
           <w:i/>
           <w:sz w:val="20"/>
         </w:rPr>
-        <w:t>Figure 8. NR and SBR structure, drawn by the authors: (a) NR (cis-1,4-polyisoprene), (b) SBR's 1,4-butadiene unit, (c) SBR's styrene unit (RDKit, verified SMILES); (d) at chain scale, stereoregular NR aligns into crystalline bundles under strain (SIC, X-ray confirmed) while SBR's irregular backbone stays amorphous even when stretched — the structural basis of the "SIC &amp; tear resistance" row of Table 5.</w:t>
+        <w:t>Figure 8. NR vs. SBR, drawn by the authors: (a) NR (cis-1,4-polyisoprene), (b) SBR 1,4-butadiene unit, (c) SBR styrene unit; (d) at chain scale, stereoregular NR aligns into crystalline bundles under strain (SIC, X-ray confirmed) while SBR's irregular backbone stays amorphous — the basis of Table 5's "SIC &amp; tear resistance" row.</w:t>
       </w:r>
     </w:p>
     <w:p>
@@ -3926,7 +3920,7 @@
           <w:i w:val="0"/>
           <w:sz w:val="20"/>
         </w:rPr>
-        <w:t xml:space="preserve"> Natural rubber (NR) vs. SBR, dimension by dimension — structurally favourable / formulation- or context-dependent / documented risk or caveat.</w:t>
+        <w:t xml:space="preserve"> NR vs. SBR — structurally favourable / formulation- or context-dependent / documented risk.</w:t>
       </w:r>
     </w:p>
     <w:tbl>
@@ -4383,7 +4377,7 @@
           <w:b w:val="0"/>
           <w:i w:val="0"/>
         </w:rPr>
-        <w:t>Under matched compounding, NR's SIC gives better tear and crack-growth resistance to start with [10,23], but SBR reaches comparable wear resistance through reinforcement and cure design, not backbone crystallisation [24] — the clearest case here of backbone chemistry trading off against formulation (§6). The "natural is better" story does not survive the literature, though: NR latex carries a real, SBR-absent allergy risk [27,28], its renewability does not automatically mean a lower LCA footprint [29,30], and NR pricing has historically been the more volatile of the two, for climate and disease reasons unrelated to polymer chemistry [32].</w:t>
+        <w:t>Under matched compounding, NR's SIC gives better tear and crack-growth resistance to start with [10,23], but SBR reaches comparable wear resistance through reinforcement and cure design [24] — the clearest case here of backbone chemistry trading off against formulation (§6). The "natural is better" story does not survive the literature, though: NR latex carries a real, SBR-absent allergy risk [27,28], its renewability does not automatically mean a lower LCA footprint [29,30], and NR pricing has historically been the more volatile of the two, for climate and disease reasons unrelated to polymer chemistry [32].</w:t>
       </w:r>
     </w:p>
     <w:p>
@@ -4959,7 +4953,19 @@
         <w:pStyle w:val="Heading1"/>
       </w:pPr>
       <w:r>
-        <w:t>References *(56 entries, all DOI-verified via Crossref; assignment requires 50–60)*</w:t>
+        <w:t>References</w:t>
+      </w:r>
+    </w:p>
+    <w:p>
+      <w:pPr>
+        <w:spacing w:line="240" w:lineRule="auto" w:after="80"/>
+        <w:jc w:val="both"/>
+      </w:pPr>
+      <w:r>
+        <w:rPr>
+          <w:i/>
+        </w:rPr>
+        <w:t>56 entries; every DOI checked against Crossref. References, tables of contents and appendices do not count toward the 10-page body limit.</w:t>
       </w:r>
     </w:p>
     <w:p>

--- a/projects/biopolymers-review/Biopolymers-review-DRAFT.docx
+++ b/projects/biopolymers-review/Biopolymers-review-DRAFT.docx
@@ -733,7 +733,7 @@
       <w:r>
         <w:drawing>
           <wp:inline xmlns:a="http://schemas.openxmlformats.org/drawingml/2006/main" xmlns:pic="http://schemas.openxmlformats.org/drawingml/2006/picture">
-            <wp:extent cx="2305950" cy="1737360"/>
+            <wp:extent cx="2184584" cy="1645919"/>
             <wp:docPr id="1" name="Picture 1"/>
             <wp:cNvGraphicFramePr>
               <a:graphicFrameLocks noChangeAspect="1"/>
@@ -754,7 +754,7 @@
                   <pic:spPr>
                     <a:xfrm>
                       <a:off x="0" y="0"/>
-                      <a:ext cx="2305950" cy="1737360"/>
+                      <a:ext cx="2184584" cy="1645919"/>
                     </a:xfrm>
                     <a:prstGeom prst="rect"/>
                   </pic:spPr>
@@ -795,7 +795,7 @@
           <w:b w:val="0"/>
           <w:i w:val="0"/>
         </w:rPr>
-        <w:t>This section examines five families along one axis — backbone flexibility and the intermolecular forces it permits — running from cellulose (an extended, hydrogen-bonded backbone that never melts) to natural rubber (a freely rotating backbone, amorphous until strained). Between them lie polysaccharides with weaker or ionically tunable interchain forces, semicrystalline polyesters that melt-process only within narrow thermal windows, and template-folded proteins whose properties come from defined fold, not chain packing; lignin is the counterpoint — an irregular cross-linked network with no periodic chain. The claim tested throughout: backbone chemistry, not biological origin, predicts melting, hydrolytic/enzymatic susceptibility and mechanical performance (Table 2). Fig. 2 carries the force → consequence → limitation chain for each family, so the text below adds only mechanism and citations. All repeat units are collected in Fig. 3 and all higher-order (chain, secondary, tertiary) structures in Fig. 4; the subsections point to the relevant panels.</w:t>
+        <w:t>Each material below leads with its defining property and the use it enables, then the structural reason. The families run from cellulose (stiffest, never melts) to natural rubber (no stiffness at rest, generated on demand under load). The claim tested throughout: backbone chemistry, not biological origin, predicts melting, hydrolytic/enzymatic susceptibility and mechanical performance (numbers in Table 2). Fig. 2 gives the force → consequence → limitation chain per family; Fig. 3 collects the repeat units and Fig. 4 the higher-order structure.</w:t>
       </w:r>
     </w:p>
     <w:p>
@@ -807,7 +807,7 @@
       <w:r>
         <w:drawing>
           <wp:inline xmlns:a="http://schemas.openxmlformats.org/drawingml/2006/main" xmlns:pic="http://schemas.openxmlformats.org/drawingml/2006/picture">
-            <wp:extent cx="2298352" cy="1737359"/>
+            <wp:extent cx="2419318" cy="1828800"/>
             <wp:docPr id="2" name="Picture 2"/>
             <wp:cNvGraphicFramePr>
               <a:graphicFrameLocks noChangeAspect="1"/>
@@ -828,7 +828,7 @@
                   <pic:spPr>
                     <a:xfrm>
                       <a:off x="0" y="0"/>
-                      <a:ext cx="2298352" cy="1737359"/>
+                      <a:ext cx="2419318" cy="1828800"/>
                     </a:xfrm>
                     <a:prstGeom prst="rect"/>
                   </pic:spPr>
@@ -850,6 +850,90 @@
           <w:sz w:val="20"/>
         </w:rPr>
         <w:t>Figure 2. Structure–property causal chain, one row per family: dominant intermolecular force → key consequence → key limitation. The five backbone classes of Table 1 appear as seven rows (polysaccharides and polyesters are each split into two, since their two members behave distinctly). Colour follows the backbone-chemistry class; arrows read left to right as one causal chain per family.</w:t>
+      </w:r>
+    </w:p>
+    <w:p>
+      <w:pPr>
+        <w:pStyle w:val="Heading2"/>
+      </w:pPr>
+      <w:r>
+        <w:t>3.1 Polysaccharides</w:t>
+      </w:r>
+    </w:p>
+    <w:p>
+      <w:pPr>
+        <w:jc w:val="both"/>
+      </w:pPr>
+      <w:r>
+        <w:rPr>
+          <w:b/>
+          <w:i w:val="0"/>
+        </w:rPr>
+        <w:t>Cellulose</w:t>
+      </w:r>
+      <w:r>
+        <w:rPr>
+          <w:b w:val="0"/>
+          <w:i w:val="0"/>
+        </w:rPr>
+        <w:t xml:space="preserve"> is the stiffest material in this review — an axial crystal modulus of ~130–150 GPa, regenerated fibres reaching 10–30 GPa [35] — and it never melts, decomposing near 300 °C. That combination puts it into Lyocell and viscose textile fibre [36], transparent film, and cellulose nanocrystals/nanofibrils used as reinforcing filler [2], all shaped from solution because there is no melt step. The reason is structural: the linear β-(1→4) chain (Fig. 3a) forms an extended ribbon hydrogen-bonded into stacked Iα/Iβ sheets (Fig. 4a) whose cumulative cohesive energy exceeds the backbone bond strength [33,34], so processing is restricted to solvents that break that network (NMMO/Lyocell [37], LiCl/DMAc).</w:t>
+      </w:r>
+    </w:p>
+    <w:p>
+      <w:pPr>
+        <w:jc w:val="both"/>
+      </w:pPr>
+      <w:r>
+        <w:rPr>
+          <w:b/>
+          <w:i w:val="0"/>
+        </w:rPr>
+        <w:t>Starch</w:t>
+      </w:r>
+      <w:r>
+        <w:rPr>
+          <w:b w:val="0"/>
+          <w:i w:val="0"/>
+        </w:rPr>
+        <w:t>, plasticised into thermoplastic starch, is soft and cheap (modulus 0.02–1 GPa) but humidity-sensitive and prone to retrogradation on storage [38] — so it is used mostly in blends (with PLA or PBAT) for compostable bags, foamed trays and mulch film. This comes from topology, not chemistry: amylose/amylopectin branching gives a weak, humidity-reversible crystallinity, and amylose coils into a water-plasticised helix (Fig. 4b).</w:t>
+      </w:r>
+    </w:p>
+    <w:p>
+      <w:pPr>
+        <w:jc w:val="both"/>
+      </w:pPr>
+      <w:r>
+        <w:rPr>
+          <w:b/>
+          <w:i w:val="0"/>
+        </w:rPr>
+        <w:t>Chitosan</w:t>
+      </w:r>
+      <w:r>
+        <w:rPr>
+          <w:b w:val="0"/>
+          <w:i w:val="0"/>
+        </w:rPr>
+        <w:t xml:space="preserve"> is used less for mechanics (film modulus 1–4 GPa) than for being a polycation in dilute acid: antimicrobial, metal-binding and mucoadhesive, in wound dressings, antimicrobial coatings and water treatment [39]. Its degree of deacetylation (DD) sets solubility and charge, but raising DD in alkali also cleaves the backbone, so high-DD grades are low-MW [3].</w:t>
+      </w:r>
+    </w:p>
+    <w:p>
+      <w:pPr>
+        <w:jc w:val="both"/>
+      </w:pPr>
+      <w:r>
+        <w:rPr>
+          <w:b/>
+          <w:i w:val="0"/>
+        </w:rPr>
+        <w:t>Alginate</w:t>
+      </w:r>
+      <w:r>
+        <w:rPr>
+          <w:b w:val="0"/>
+          <w:i w:val="0"/>
+        </w:rPr>
+        <w:t xml:space="preserve"> forms a soft ionic gel at room temperature when Ca²⁺ bridges its guluronate blocks in an "egg-box" junction [4] (Fig. 4c), reversible with a chelator — the basis of alginate hydrogels for wound dressings, cell encapsulation and bioprinting, and of its use as a food thickener. G-content tunes the stiffness–brittleness balance (§8). Hyaluronic acid, carrageenan, xanthan and pectin follow the same linkage-chemistry logic.</w:t>
       </w:r>
     </w:p>
     <w:p>
@@ -903,7 +987,116 @@
           <w:i/>
           <w:sz w:val="20"/>
         </w:rPr>
-        <w:t>Figure 3. Repeat units of the biopolymers of §3, drawn by the authors with RDKit from stereochemistry-checked SMILES, coloured by backbone class. Polysaccharides: (a) cellulose, (b) amylose, (c) chitosan, (d) alginate M, (e) alginate G — (a)/(b) differ only at C1, (d)/(e) only at C5. Polyesters: (f) PHB, (g) PLLA, (R)/(S) marked. Proteins: (h) silk fibroin (Gly-Ala)ₙ, (i) collagen Gly-Pro-Hyp. Lignin precursors: (j)–(l) p-coumaryl / coniferyl / sinapyl alcohol (0/1/2 methoxy). Rubber: (m) cis-1,4-polyisoprene. Alginate G is verified only as the C5 epimer of M — cross-check before submission.</w:t>
+        <w:t>Figure 3. Repeat units, drawn by the authors with RDKit from stereochemistry-checked SMILES, coloured by backbone class. Polysaccharides (a)–(e): cellulose, amylose, chitosan, alginate M, alginate G — (a)/(b) differ only at C1, (d)/(e) only at C5. Polyesters (f)–(g): PHB, PLLA, (R)/(S) marked. Proteins (h)–(i): silk fibroin (Gly-Ala)ₙ, collagen Gly-Pro-Hyp. Lignin precursors (j)–(l): p-coumaryl / coniferyl / sinapyl alcohol (0/1/2 methoxy). Rubber (m): cis-1,4-polyisoprene. Alginate G is verified only as the C5 epimer of M — cross-check before submission.</w:t>
+      </w:r>
+    </w:p>
+    <w:p>
+      <w:pPr>
+        <w:pStyle w:val="Heading2"/>
+      </w:pPr>
+      <w:r>
+        <w:t>3.2 Polyesters: PHA and PLA</w:t>
+      </w:r>
+    </w:p>
+    <w:p>
+      <w:pPr>
+        <w:jc w:val="both"/>
+      </w:pPr>
+      <w:r>
+        <w:rPr>
+          <w:b/>
+          <w:i w:val="0"/>
+        </w:rPr>
+        <w:t>PHA</w:t>
+      </w:r>
+      <w:r>
+        <w:rPr>
+          <w:b w:val="0"/>
+          <w:i w:val="0"/>
+        </w:rPr>
+        <w:t xml:space="preserve"> (PHB the archetype, Fig. 3f) is a stiff (1.5–4 GPa), brittle (2–8% elongation), fully biodegradable thermoplastic for rigid packaging, coatings and compostable items — but its processing window is the narrowest here, ~25 °C, because it decomposes by six-membered-ring </w:t>
+      </w:r>
+      <w:r>
+        <w:rPr>
+          <w:i/>
+        </w:rPr>
+        <w:t>cis</w:t>
+      </w:r>
+      <w:r>
+        <w:rPr>
+          <w:b w:val="0"/>
+          <w:i w:val="0"/>
+        </w:rPr>
+        <w:t xml:space="preserve">-elimination just above Tm [5]; PHBV/PHBHHx copolymers widen it to ~55 °C at the cost of stiffness. </w:t>
+      </w:r>
+      <w:r>
+        <w:rPr>
+          <w:b/>
+          <w:i w:val="0"/>
+        </w:rPr>
+        <w:t>PLA</w:t>
+      </w:r>
+      <w:r>
+        <w:rPr>
+          <w:b w:val="0"/>
+          <w:i w:val="0"/>
+        </w:rPr>
+        <w:t xml:space="preserve"> is the workhorse bio-based plastic — 3D-printing filament, food serviceware, fibre, resorbable sutures (as PLGA) — with modulus 2.5–4 GPa but a low Tg (~60 °C) heat ceiling (§7.2). Its useful MW needs ring-opening polymerisation of lactide (Sn(Oct)₂ coordination–insertion [40,41]); a PLLA/PDLA stereocomplex co-crystallises ~50 °C higher through tighter enantiomeric packing [6,7]. Both pack as helices that still melt (Fig. 4d); PBS and PEF share the ester logic (§8).</w:t>
+      </w:r>
+    </w:p>
+    <w:p>
+      <w:pPr>
+        <w:pStyle w:val="Heading2"/>
+      </w:pPr>
+      <w:r>
+        <w:t>3.3 Protein-based Polymers</w:t>
+      </w:r>
+    </w:p>
+    <w:p>
+      <w:pPr>
+        <w:jc w:val="both"/>
+      </w:pPr>
+      <w:r>
+        <w:rPr>
+          <w:b/>
+          <w:i w:val="0"/>
+        </w:rPr>
+        <w:t>Silk fibroin</w:t>
+      </w:r>
+      <w:r>
+        <w:rPr>
+          <w:b w:val="0"/>
+          <w:i w:val="0"/>
+        </w:rPr>
+        <w:t xml:space="preserve"> (Fig. 3h) combines high strength with high toughness — rare among any polymer — which makes it a premium suture and tissue-scaffold material and a model tough fibre; the source is β-sheet nanocrystallites (2–4 nm) dispersed in a compliant amorphous matrix (Fig. 4e) [8]. </w:t>
+      </w:r>
+      <w:r>
+        <w:rPr>
+          <w:b/>
+          <w:i w:val="0"/>
+        </w:rPr>
+        <w:t>Collagen</w:t>
+      </w:r>
+      <w:r>
+        <w:rPr>
+          <w:b w:val="0"/>
+          <w:i w:val="0"/>
+        </w:rPr>
+        <w:t xml:space="preserve"> and its denatured form </w:t>
+      </w:r>
+      <w:r>
+        <w:rPr>
+          <w:b/>
+          <w:i w:val="0"/>
+        </w:rPr>
+        <w:t>gelatin</w:t>
+      </w:r>
+      <w:r>
+        <w:rPr>
+          <w:b w:val="0"/>
+          <w:i w:val="0"/>
+        </w:rPr>
+        <w:t xml:space="preserve"> are used as hydrogels, tissue scaffolds and encapsulants: the Gly-X-Y triple helix (Fig. 4f), stabilised by the stereoelectronic effect of hydroxyproline [45], unfolds irreversibly into gelatin on heating. Zein, casein and soy are film-forming, not structural (§8). Because every protein is ribosomally templated, its chains are exactly monodisperse (Đ = 1.0) — unmatched by any non-templated biopolymer (§4).</w:t>
       </w:r>
     </w:p>
     <w:p>
@@ -957,7 +1150,7 @@
           <w:i/>
           <w:sz w:val="20"/>
         </w:rPr>
-        <w:t>Figure 4. Higher-order structure across the families, drawn by the authors: (a) cellulose — intra- and inter-chain hydrogen bonds lock the ribbon into a sheet, sheets van-der-Waals-stack into the Iα/Iβ crystal, and the cumulative cohesive energy (exceeding the backbone) is why it decomposes near 300 °C before melting; (b) amylose's left-handed helix, cavity plasticised by water/I₂; (c) alginate's Ca²⁺ "egg-box" G-block junction — ionic, reversible, its density setting stiffness vs. brittleness; (d) PHA/PLA helical packing (PHB 2₁, PLLA 10₃) — a helix that crystallises but still melts; (e) silk's antiparallel β-sheet nanocrystallites (2–4 nm) in a compliant amorphous matrix — the source of its strength–toughness combination; (f) collagen's Gly-X-Y triple helix, where glycine at every third position is the only residue small enough for the crowded core.</w:t>
+        <w:t>Figure 4. Higher-order structure, drawn by the authors: (a) cellulose ribbon → hydrogen-bonded sheet → Iα/Iβ crystal; (b) amylose left-handed helix; (c) alginate Ca²⁺ "egg-box" G-block junction; (d) PHA/PLA helical packing (PHB 2₁, PLLA 10₃); (e) silk antiparallel β-sheet nanocrystallites (2–4 nm) in an amorphous matrix; (f) collagen Gly-X-Y triple helix, glycine at every third position. The mechanistic significance of each is discussed in §3.1–§3.5.</w:t>
       </w:r>
     </w:p>
     <w:p>
@@ -965,7 +1158,7 @@
         <w:pStyle w:val="Heading2"/>
       </w:pPr>
       <w:r>
-        <w:t>3.1 Polysaccharides</w:t>
+        <w:t>3.4 Lignin</w:t>
       </w:r>
     </w:p>
     <w:p>
@@ -974,24 +1167,25 @@
       </w:pPr>
       <w:r>
         <w:rPr>
+          <w:b/>
+          <w:i w:val="0"/>
+        </w:rPr>
+        <w:t>Lignin</w:t>
+      </w:r>
+      <w:r>
+        <w:rPr>
           <w:b w:val="0"/>
           <w:i w:val="0"/>
         </w:rPr>
-        <w:t xml:space="preserve">Polysaccharides span the rigid end of the spectrum. </w:t>
-      </w:r>
-      <w:r>
-        <w:rPr>
-          <w:b/>
-          <w:i w:val="0"/>
-        </w:rPr>
-        <w:t>Cellulose</w:t>
-      </w:r>
-      <w:r>
-        <w:rPr>
-          <w:b w:val="0"/>
-          <w:i w:val="0"/>
-        </w:rPr>
-        <w:t xml:space="preserve"> — linear β-(1→4)-D-glucopyranose (Fig. 3a) — forms an extended ribbon hydrogen-bonded into sheets (Iα, Iβ) [33,34]; the cohesive energy of that sheet-then-crystal hierarchy (Fig. 4a) is why it cannot be melt-processed and is handled only by solution routes (NMMO/Lyocell [37], LiCl/DMAc), while nanocrystals and nanofibrils exploit its ~130–150 GPa axial crystal modulus [35] as fillers [2].</w:t>
+        <w:t xml:space="preserve"> is the second most abundant terrestrial biopolymer and a low-cost pulping by-product, used as a filler, carbon-fibre precursor and antioxidant/UV additive, with partial replacement of phenol–formaldehyde resins an active target. It has no single structure–property relationship: radical coupling of the three monolignols (Fig. 3j–l) gives an irregular cross-linked network (β-O-4 ether ~45–60% of linkages [9]) with no periodic chain, whose composition varies by species and by extraction method — kraft, organosolv, lignosulfonate [54].</w:t>
+      </w:r>
+    </w:p>
+    <w:p>
+      <w:pPr>
+        <w:pStyle w:val="Heading2"/>
+      </w:pPr>
+      <w:r>
+        <w:t>3.5 Natural Rubber</w:t>
       </w:r>
     </w:p>
     <w:p>
@@ -1003,249 +1197,66 @@
           <w:b/>
           <w:i w:val="0"/>
         </w:rPr>
-        <w:t>Starch's</w:t>
+        <w:t>Natural rubber</w:t>
       </w:r>
       <w:r>
         <w:rPr>
           <w:b w:val="0"/>
           <w:i w:val="0"/>
         </w:rPr>
-        <w:t xml:space="preserve"> amylose/amylopectin topology (not chemistry) gives it weaker, humidity-reversible crystallinity and retrogradation on storage [38] (hence TPS/PLA/PBAT blends). </w:t>
-      </w:r>
-      <w:r>
-        <w:rPr>
-          <w:b/>
-          <w:i w:val="0"/>
-        </w:rPr>
-        <w:t>Chitosan's</w:t>
+        <w:t xml:space="preserve"> has essentially no modulus at rest (0.001–0.005 GPa) yet outstanding tear and fatigue resistance under load — the property that keeps it in tyres, engine mounts, gloves and adhesives despite synthetic competition. That performance is generated on demand: </w:t>
+      </w:r>
+      <w:r>
+        <w:rPr>
+          <w:i/>
+        </w:rPr>
+        <w:t>cis</w:t>
       </w:r>
       <w:r>
         <w:rPr>
           <w:b w:val="0"/>
           <w:i w:val="0"/>
         </w:rPr>
-        <w:t xml:space="preserve"> degree of deacetylation (DD) sets solubility, charge and antimicrobial activity [39], but high-DD chitosan is typically low-MW because the alkaline step that raises DD also cleaves the backbone [3]. </w:t>
-      </w:r>
-      <w:r>
-        <w:rPr>
-          <w:b/>
-          <w:i w:val="0"/>
-        </w:rPr>
-        <w:t>Alginate</w:t>
+        <w:t xml:space="preserve">-1,4- polyisoprene is amorphous when relaxed, but strain-induced crystallisation (SIC) self-reinforces the network when stretched — well documented by X-ray diffraction and largely absent in synthetic </w:t>
+      </w:r>
+      <w:r>
+        <w:rPr>
+          <w:i/>
+        </w:rPr>
+        <w:t>cis</w:t>
       </w:r>
       <w:r>
         <w:rPr>
           <w:b w:val="0"/>
           <w:i w:val="0"/>
         </w:rPr>
-        <w:t xml:space="preserve"> gels via Ca²⁺-coordinated "egg-box" GG-blocks [4] (Fig. 4c), G-content setting a stiffness–brittleness trade-off (§8); amylose coils into a water-plasticised helix (Fig. 4b), and chitosan's irregular deacetylation breaks the hydrogen-bond register cellulose relies on, so its solubility rises as crystallinity falls. Hyaluronic acid, carrageenan, xanthan and pectin follow the same linkage-chemistry logic.</w:t>
-      </w:r>
-    </w:p>
-    <w:p>
-      <w:pPr>
-        <w:pStyle w:val="Heading2"/>
-      </w:pPr>
-      <w:r>
-        <w:t>3.2 Polyesters: PHA and PLA</w:t>
-      </w:r>
-    </w:p>
-    <w:p>
-      <w:pPr>
-        <w:jc w:val="both"/>
-      </w:pPr>
-      <w:r>
-        <w:rPr>
-          <w:b/>
-          <w:i w:val="0"/>
-        </w:rPr>
-        <w:t>PHA</w:t>
+        <w:t xml:space="preserve">-polyisoprene [10]. SIC is not a fixed material constant, though: NR's molecular weight and distribution vary between </w:t>
+      </w:r>
+      <w:r>
+        <w:rPr>
+          <w:i/>
+        </w:rPr>
+        <w:t>Hevea</w:t>
       </w:r>
       <w:r>
         <w:rPr>
           <w:b w:val="0"/>
           <w:i w:val="0"/>
         </w:rPr>
-        <w:t xml:space="preserve"> (bacterial storage granules; PHB the archetype, Fig. 3f) is highly crystalline (55–70%) but decomposes by six-membered-ring </w:t>
+        <w:t xml:space="preserve"> clones and with tree age [19], and non-rubber protein/gel content is an active, clone-dependent contributor to the network, not an impurity [18]. The organising variable is therefore </w:t>
       </w:r>
       <w:r>
         <w:rPr>
           <w:i/>
         </w:rPr>
-        <w:t>cis</w:t>
+        <w:t>intermolecular architecture under the conditions of use</w:t>
       </w:r>
       <w:r>
         <w:rPr>
           <w:b w:val="0"/>
           <w:i w:val="0"/>
         </w:rPr>
-        <w:t xml:space="preserve">-elimination only tens of degrees above Tm [5] — the narrowest processing window here; PHBV/PHBHHx copolymers widen it at the cost of stiffness. </w:t>
-      </w:r>
-      <w:r>
-        <w:rPr>
-          <w:b/>
-          <w:i w:val="0"/>
-        </w:rPr>
-        <w:t>PLA</w:t>
-      </w:r>
-      <w:r>
-        <w:rPr>
-          <w:b w:val="0"/>
-          <w:i w:val="0"/>
-        </w:rPr>
-        <w:t>: ring-opening polymerisation of lactide by a Sn(Oct)₂ coordination–insertion mechanism [40,41] reaches useful MW where polycondensation cannot; PLLA crystallises slowly, but the PLLA/PDLA stereocomplex co-crystallises ~50 °C above either homocrystal through tighter enantiomeric packing [6,7]. Both pack as helices that still melt (Fig. 4d); PBS and PEF follow the same ester logic (§8).</w:t>
-      </w:r>
-    </w:p>
-    <w:p>
-      <w:pPr>
-        <w:pStyle w:val="Heading2"/>
-      </w:pPr>
-      <w:r>
-        <w:t>3.3 Protein-based Polymers</w:t>
-      </w:r>
-    </w:p>
-    <w:p>
-      <w:pPr>
-        <w:jc w:val="both"/>
-      </w:pPr>
-      <w:r>
-        <w:rPr>
-          <w:b w:val="0"/>
-          <w:i w:val="0"/>
-        </w:rPr>
-        <w:t xml:space="preserve">Protein properties come from sequence-directed fold, not chain packing. </w:t>
-      </w:r>
-      <w:r>
-        <w:rPr>
-          <w:b/>
-          <w:i w:val="0"/>
-        </w:rPr>
-        <w:t>Silk fibroin</w:t>
-      </w:r>
-      <w:r>
-        <w:rPr>
-          <w:b w:val="0"/>
-          <w:i w:val="0"/>
-        </w:rPr>
-        <w:t xml:space="preserve"> (Fig. 3h) owes its rare strength–toughness combination to β-sheet nanocrystallites in a compliant amorphous matrix (Fig. 4e) [8]. </w:t>
-      </w:r>
-      <w:r>
-        <w:rPr>
-          <w:b/>
-          <w:i w:val="0"/>
-        </w:rPr>
-        <w:t>Collagen's</w:t>
-      </w:r>
-      <w:r>
-        <w:rPr>
-          <w:b w:val="0"/>
-          <w:i w:val="0"/>
-        </w:rPr>
-        <w:t xml:space="preserve"> Gly-X-Y triple helix (Fig. 4f), stabilised by the stereoelectronic effect of hydroxyproline [45], denatures irreversibly into gelatin; zein, casein and soy are film-forming, not structural (§8). Ribosomal synthesis fixes every protein molecule's length and sequence exactly (Đ = 1.0) — unmatched by any non-templated biopolymer (§4).</w:t>
-      </w:r>
-    </w:p>
-    <w:p>
-      <w:pPr>
-        <w:pStyle w:val="Heading2"/>
-      </w:pPr>
-      <w:r>
-        <w:t>3.4 Lignin and Other Aromatics</w:t>
-      </w:r>
-    </w:p>
-    <w:p>
-      <w:pPr>
-        <w:jc w:val="both"/>
-      </w:pPr>
-      <w:r>
-        <w:rPr>
-          <w:b w:val="0"/>
-          <w:i w:val="0"/>
-        </w:rPr>
-        <w:t xml:space="preserve">Lignin is cellulose's counterpoint: amorphous </w:t>
-      </w:r>
-      <w:r>
-        <w:rPr>
-          <w:i/>
-        </w:rPr>
-        <w:t>because</w:t>
-      </w:r>
-      <w:r>
-        <w:rPr>
-          <w:b w:val="0"/>
-          <w:i w:val="0"/>
-        </w:rPr>
-        <w:t xml:space="preserve"> irregular. Radical coupling of the three monolignols (Fig. 3j–l) forms a cross-linked network (β-O-4 ether ~45–60% of linkages [9]) with no periodic chain, whose composition varies by species and, industrially, by extraction method — kraft, organosolv, lignosulfonate [54] — so no single "lignin" has one structure–property relationship.</w:t>
-      </w:r>
-    </w:p>
-    <w:p>
-      <w:pPr>
-        <w:pStyle w:val="Heading2"/>
-      </w:pPr>
-      <w:r>
-        <w:t>3.5 Natural Rubber</w:t>
-      </w:r>
-    </w:p>
-    <w:p>
-      <w:pPr>
-        <w:jc w:val="both"/>
-      </w:pPr>
-      <w:r>
-        <w:rPr>
-          <w:b w:val="0"/>
-          <w:i w:val="0"/>
-        </w:rPr>
-        <w:t xml:space="preserve">Natural rubber (Fig. 3m) is the flexible extreme and the one exception to "crystallinity governs performance": </w:t>
-      </w:r>
-      <w:r>
-        <w:rPr>
-          <w:i/>
-        </w:rPr>
-        <w:t>cis</w:t>
-      </w:r>
-      <w:r>
-        <w:rPr>
-          <w:b w:val="0"/>
-          <w:i w:val="0"/>
-        </w:rPr>
-        <w:t xml:space="preserve">-1,4-polyisoprene is amorphous at rest, but strain-induced crystallisation (SIC) self-reinforces the network under load — well documented by X-ray diffraction and largely absent in synthetic </w:t>
-      </w:r>
-      <w:r>
-        <w:rPr>
-          <w:i/>
-        </w:rPr>
-        <w:t>cis</w:t>
-      </w:r>
-      <w:r>
-        <w:rPr>
-          <w:b w:val="0"/>
-          <w:i w:val="0"/>
-        </w:rPr>
-        <w:t xml:space="preserve">-polyisoprene [10]. This is not a fixed material constant: NR's molecular weight and its distribution vary measurably between </w:t>
-      </w:r>
-      <w:r>
-        <w:rPr>
-          <w:i/>
-        </w:rPr>
-        <w:t>Hevea</w:t>
-      </w:r>
-      <w:r>
-        <w:rPr>
-          <w:b w:val="0"/>
-          <w:i w:val="0"/>
-        </w:rPr>
-        <w:t xml:space="preserve"> clones and with tree age [19], and non-rubber protein/gel content is an active, clone-dependent contributor to the network, not an incidental impurity [18]. The organising variable is therefore not crystallinity but </w:t>
-      </w:r>
-      <w:r>
-        <w:rPr>
-          <w:i/>
-        </w:rPr>
-        <w:t>intermolecular architecture under the conditions of use</w:t>
-      </w:r>
-      <w:r>
-        <w:rPr>
-          <w:b w:val="0"/>
-          <w:i w:val="0"/>
-        </w:rPr>
-        <w:t xml:space="preserve"> — tested directly against a synthetic analogue in §7.3.</w:t>
+        <w:t xml:space="preserve"> — tested against a synthetic analogue in §7.3.</w:t>
       </w:r>
     </w:p>
     <w:p>
@@ -2787,7 +2798,7 @@
       <w:r>
         <w:drawing>
           <wp:inline xmlns:a="http://schemas.openxmlformats.org/drawingml/2006/main" xmlns:pic="http://schemas.openxmlformats.org/drawingml/2006/picture">
-            <wp:extent cx="3032579" cy="1463040"/>
+            <wp:extent cx="3127347" cy="1508760"/>
             <wp:docPr id="5" name="Picture 5"/>
             <wp:cNvGraphicFramePr>
               <a:graphicFrameLocks noChangeAspect="1"/>
@@ -2808,7 +2819,7 @@
                   <pic:spPr>
                     <a:xfrm>
                       <a:off x="0" y="0"/>
-                      <a:ext cx="3032579" cy="1463040"/>
+                      <a:ext cx="3127347" cy="1508760"/>
                     </a:xfrm>
                     <a:prstGeom prst="rect"/>
                   </pic:spPr>
@@ -3482,7 +3493,7 @@
       <w:r>
         <w:drawing>
           <wp:inline xmlns:a="http://schemas.openxmlformats.org/drawingml/2006/main" xmlns:pic="http://schemas.openxmlformats.org/drawingml/2006/picture">
-            <wp:extent cx="3786916" cy="1737360"/>
+            <wp:extent cx="3687260" cy="1691640"/>
             <wp:docPr id="6" name="Picture 6"/>
             <wp:cNvGraphicFramePr>
               <a:graphicFrameLocks noChangeAspect="1"/>
@@ -3503,7 +3514,7 @@
                   <pic:spPr>
                     <a:xfrm>
                       <a:off x="0" y="0"/>
-                      <a:ext cx="3786916" cy="1737360"/>
+                      <a:ext cx="3687260" cy="1691640"/>
                     </a:xfrm>
                     <a:prstGeom prst="rect"/>
                   </pic:spPr>
@@ -3638,7 +3649,7 @@
           <w:b w:val="0"/>
           <w:i w:val="0"/>
         </w:rPr>
-        <w:t>The thermal windows of §5.1 become a two-way processing decision. If a stable melt window exists above Tm and below the decomposition/hydrolysis onset — PBS (wide), PLA (must be dried first or MW collapses, §4), PHB (only ~25 °C, so tight thermal control) — the material is melt-processed, and the window width sets how tightly. If not — cellulose, chitosan — only solution routes work (NMMO/Lyocell, dilute-acid dissolution and wet/dry-jet spinning). Either way the countermeasures are shared: plasticisers, nucleating agents, compatibilised blends (PLA/PBAT, PLA/TPS) and nanocellulose reinforcement all widen whichever window exists. The recurring judgement: most reported "performance shortfalls" are processing-window shortfalls, not material-property shortfalls (§5.1–5.2).</w:t>
+        <w:t>The thermal windows of §5.1 set a two-way decision. Materials with a stable melt window above Tm and below the decomposition/hydrolysis onset — PBS (wide), PLA (dry first or MW collapses, §4), PHB (~25 °C, tight control) — are melt-processed; cellulose and chitosan, with none, are shaped from solution (NMMO/Lyocell, dilute-acid spinning). Either way the countermeasures are shared — plasticisers, nucleating agents, compatibilised blends (PLA/PBAT, PLA/TPS), nanocellulose reinforcement — and the recurring judgement holds: most reported "performance shortfalls" are processing-window shortfalls, not material-property shortfalls (§5.1–5.2).</w:t>
       </w:r>
     </w:p>
     <w:p>
@@ -3857,7 +3868,7 @@
       <w:r>
         <w:drawing>
           <wp:inline xmlns:a="http://schemas.openxmlformats.org/drawingml/2006/main" xmlns:pic="http://schemas.openxmlformats.org/drawingml/2006/picture">
-            <wp:extent cx="3644589" cy="1371600"/>
+            <wp:extent cx="3887561" cy="1463040"/>
             <wp:docPr id="8" name="Picture 8"/>
             <wp:cNvGraphicFramePr>
               <a:graphicFrameLocks noChangeAspect="1"/>
@@ -3878,7 +3889,7 @@
                   <pic:spPr>
                     <a:xfrm>
                       <a:off x="0" y="0"/>
-                      <a:ext cx="3644589" cy="1371600"/>
+                      <a:ext cx="3887561" cy="1463040"/>
                     </a:xfrm>
                     <a:prstGeom prst="rect"/>
                   </pic:spPr>
@@ -4397,7 +4408,7 @@
           <w:b w:val="0"/>
           <w:i w:val="0"/>
         </w:rPr>
-        <w:t xml:space="preserve">Each application states the property need first, then the material that meets it (Table 4). </w:t>
+        <w:t xml:space="preserve">Table 4 lists each application by the property it demands, then the material that meets it (§3 gave the per-material uses). Two patterns stand out. </w:t>
       </w:r>
       <w:r>
         <w:rPr>
@@ -4411,7 +4422,7 @@
           <w:b w:val="0"/>
           <w:i w:val="0"/>
         </w:rPr>
-        <w:t xml:space="preserve"> needs O₂/H₂O barrier, toughness and heat resistance above PLA's HDT (§7.2); no single biopolymer gives all three (§5.3), so packaging is almost always multilayer or blended. Compostable foodware and mulch film are driven by §7.1's biodegradability, not barrier, and need a rate matched to the use timescale (§5.4). </w:t>
+        <w:t xml:space="preserve"> needs O₂/H₂O barrier, toughness and heat resistance above PLA's HDT at once (§7.2); no single biopolymer gives all three (§5.3), so it is almost always multilayer or blended. </w:t>
       </w:r>
       <w:r>
         <w:rPr>
@@ -4425,21 +4436,7 @@
           <w:b w:val="0"/>
           <w:i w:val="0"/>
         </w:rPr>
-        <w:t xml:space="preserve"> applications need biocompatibility plus a tunable degradation rate (§5.4) — essentially unique here (§7.1, with the NR-latex caveat of §7.3): PGA and PLGA are established suture materials whose main failure mode is a local pH drop from acidic hydrolysis products [52,53]; collagen, alginate and chitosan extend this to scaffolds and bioprinting [55]. </w:t>
-      </w:r>
-      <w:r>
-        <w:rPr>
-          <w:b/>
-          <w:i w:val="0"/>
-        </w:rPr>
-        <w:t>Textiles and other:</w:t>
-      </w:r>
-      <w:r>
-        <w:rPr>
-          <w:b w:val="0"/>
-          <w:i w:val="0"/>
-        </w:rPr>
-        <w:t xml:space="preserve"> Lyocell and PLA fibre exploit cellulose's solution-processed stiffness [36] and PLA's melt-spinnability; NR adhesives and PHA/PLA electronics substrates trade predictability for intrinsic adhesion, biodegradability or biocompatibility.</w:t>
+        <w:t xml:space="preserve"> use is the one space where biopolymers are close to unique — biocompatibility plus a tunable degradation rate (§5.4): PGA/PLGA sutures fail mainly by a local pH drop from their acidic hydrolysis products [52,53], and collagen/alginate/ chitosan extend the logic to scaffolds and bioprinting [55].</w:t>
       </w:r>
     </w:p>
     <w:p>
@@ -4925,7 +4922,7 @@
           <w:b w:val="0"/>
           <w:i w:val="0"/>
         </w:rPr>
-        <w:t>Global bio-based plastics capacity was ~2.31 Mt in 2025 — under 1% of all plastics — and is projected to double by 2030, growth concentrated in bio-based PE/PP and PHA despite PHA remaining the priciest (§7.2) [16]. The bottlenecks are the three properties organising §5 — processing window, humidity dependence, batch variability — none solved by scale alone. Two directions look most promising: enzymatic depolymerisation to monomer (recent enzyme cocktails recovered ~60% of the lactic acid from post-consumer PLA in 72 h [17]); and ⚙️ data-driven property prediction (QSPR / polymer-informatics ML [56]) to shorten the trial-and-error of matching backbone chemistry to a processing window.</w:t>
+        <w:t>Global bio-based plastics capacity was ~2.31 Mt in 2025 — under 1% of all plastics — and is projected to double by 2030, concentrated in bio-based PE/PP and PHA despite PHA being the priciest (§7.2) [16]. The bottlenecks are the three properties organising §5 — processing window, humidity dependence, batch variability — none solved by scale alone. Two directions look most promising: enzymatic depolymerisation to monomer (recent enzyme cocktails recovered ~60% of the lactic acid from post-consumer PLA in 72 h [17]); and ⚙️ data-driven property prediction (QSPR / polymer- informatics ML [56]) to shorten the backbone-chemistry-to-processing-window search.</w:t>
       </w:r>
     </w:p>
     <w:p>
@@ -4945,7 +4942,7 @@
           <w:b w:val="0"/>
           <w:i w:val="0"/>
         </w:rPr>
-        <w:t>Three judgements follow. First, the performance ceiling is set by thermal and hygroscopic behaviour (§5.1, §5.3), not mechanical strength (§5.2): most families meet or exceed synthetic-polymer stiffness and fail instead on processing window and moisture. Second, crystallinity governs the whole trade-off (§5.4) — the feature that supplies stiffness, blocks water uptake and blocks degradative attack, so raising one lowers the other two; the NR/SBR case study (§7.3) shows the same trade-off reached through formulation, not backbone chemistry alone. Third, molecular-weight data are comparable only alongside their measurement method (§4), and the features that make MW hard to measure — hydrogen bonding, branching, sequence specificity, agricultural sourcing — are the same ones used throughout to explain performance.</w:t>
+        <w:t>Three judgements follow. First, the performance ceiling is thermal and hygroscopic (§5.1, §5.3), not mechanical: most families meet or exceed synthetic-polymer stiffness and fail instead on processing window and moisture. Second, crystallinity governs the whole trade-off (§5.4) — it supplies stiffness, blocks water uptake and blocks degradative attack, so raising one lowers the other two; the NR/SBR case study (§7.3) reaches the same trade-off through formulation alone. Third, a molecular-weight figure means little without its measurement method (§4) — and the features that make MW hard to measure are the same ones that explain performance.</w:t>
       </w:r>
     </w:p>
     <w:p>

--- a/projects/biopolymers-review/Biopolymers-review-DRAFT.docx
+++ b/projects/biopolymers-review/Biopolymers-review-DRAFT.docx
@@ -16,13 +16,24 @@
     </w:p>
     <w:p>
       <w:pPr>
+        <w:jc w:val="both"/>
+      </w:pPr>
+      <w:r>
+        <w:rPr>
+          <w:i/>
+        </w:rPr>
+        <w:t>[Author One] ([Matric No.]) and [Author Two] ([Matric No.])</w:t>
+      </w:r>
+    </w:p>
+    <w:p>
+      <w:pPr>
         <w:jc w:val="center"/>
       </w:pPr>
       <w:r>
         <w:rPr>
           <w:i/>
         </w:rPr>
-        <w:t>CM3254 Project Report · [Author 1, Matric No.] · [Author 2, Matric No.] · [Date]</w:t>
+        <w:t>CM3254 group project · MSc Industrial Chemistry, National University of Singapore · [Date]</w:t>
       </w:r>
     </w:p>
     <w:p>
@@ -46,7 +57,7 @@
         <w:pStyle w:val="Heading1"/>
       </w:pPr>
       <w:r>
-        <w:t>1. Introduction and Definition</w:t>
+        <w:t>Abstract</w:t>
       </w:r>
     </w:p>
     <w:p>
@@ -58,20 +69,7 @@
           <w:b w:val="0"/>
           <w:i w:val="0"/>
         </w:rPr>
-        <w:t xml:space="preserve">A biopolymer is a macromolecule synthesised by a living organism: polysaccharides, proteins, nucleic acids, </w:t>
-      </w:r>
-      <w:r>
-        <w:rPr>
-          <w:i/>
-        </w:rPr>
-        <w:t>cis</w:t>
-      </w:r>
-      <w:r>
-        <w:rPr>
-          <w:b w:val="0"/>
-          <w:i w:val="0"/>
-        </w:rPr>
-        <w:t>-1,4-polyisoprene and lignin together account for most of the organic polymer on Earth [1]. This report also covers polymers made by polymerising biomass-derived monomers — chiefly poly(lactic acid) (PLA) — whose properties are best understood alongside the true biopolymers.</w:t>
+        <w:t>Biopolymers derived from renewable resources — polysaccharides, proteins, polyesters, lignin and natural rubber — are candidate replacements for petrochemical plastics, but their uptake is limited by properties that trace to backbone chemistry. This review organises the major families by their repeating backbone linkage rather than by biological origin, and treats each material property-and-use first, structure second. Three patterns hold across the families: the performance ceiling is thermal and hygroscopic, not mechanical; crystallinity governs a three-way trade-off in which the feature that supplies stiffness also blocks water uptake and the attack that degrades the material; and molecular-weight data are comparable only alongside their measurement method. A natural-rubber-versus-SBR case study shows the same backbone-versus-formulation trade-off within one application. All figures are generated by code from cited data and machine-verified structures.</w:t>
       </w:r>
     </w:p>
     <w:p>
@@ -80,10 +78,74 @@
       </w:pPr>
       <w:r>
         <w:rPr>
+          <w:b/>
+          <w:i w:val="0"/>
+        </w:rPr>
+        <w:t>Keywords:</w:t>
+      </w:r>
+      <w:r>
+        <w:rPr>
           <w:b w:val="0"/>
           <w:i w:val="0"/>
         </w:rPr>
+        <w:t xml:space="preserve"> biopolymers; cellulose; poly(lactic acid); polyhydroxyalkanoates; molecular-weight distribution; biodegradation; structure–property relationships</w:t>
+      </w:r>
+    </w:p>
+    <w:p>
+      <w:pPr>
+        <w:pStyle w:val="Heading1"/>
+      </w:pPr>
+      <w:r>
+        <w:t>1. Introduction and Definition</w:t>
+      </w:r>
+    </w:p>
+    <w:p>
+      <w:pPr>
+        <w:jc w:val="both"/>
+      </w:pPr>
+      <w:r>
+        <w:rPr>
+          <w:b w:val="0"/>
+          <w:i w:val="0"/>
+        </w:rPr>
+        <w:t xml:space="preserve">A biopolymer is a macromolecule synthesised by a living organism: polysaccharides, proteins, nucleic acids, </w:t>
+      </w:r>
+      <w:r>
+        <w:rPr>
+          <w:i/>
+        </w:rPr>
+        <w:t>cis</w:t>
+      </w:r>
+      <w:r>
+        <w:rPr>
+          <w:b w:val="0"/>
+          <w:i w:val="0"/>
+        </w:rPr>
+        <w:t>-1,4-polyisoprene and lignin together account for most of the organic polymer on Earth [1]. This report also covers polymers made by polymerising biomass-derived monomers — chiefly poly(lactic acid) (PLA) — whose properties are best understood alongside the true biopolymers.</w:t>
+      </w:r>
+    </w:p>
+    <w:p>
+      <w:pPr>
+        <w:jc w:val="both"/>
+      </w:pPr>
+      <w:r>
+        <w:rPr>
+          <w:b w:val="0"/>
+          <w:i w:val="0"/>
+        </w:rPr>
         <w:t>Three structural features set these chains apart from synthetic polymers: template-directed biosynthesis fixes chain length and sequence (proteins and nucleic acids are strictly monodisperse, Đ = 1.00); enantiomerically pure monomer pools make the chains stereoregular by default; and hydroxyl, amide or carbonyl groups on almost every repeat unit push cohesive energy densities well above the polyolefins'. Every property and limitation examined below follows from these three: high stiffness and crystallinity, but also brittleness, water sensitivity, and decomposition that arrives close to or below the melting point (§5.4).</w:t>
+      </w:r>
+    </w:p>
+    <w:p>
+      <w:pPr>
+        <w:jc w:val="both"/>
+      </w:pPr>
+      <w:r>
+        <w:rPr>
+          <w:b w:val="0"/>
+          <w:i w:val="0"/>
+        </w:rPr>
+        <w:t>The review runs from classification (§2) and the family-by-family survey (§3) through molecular weight (§4), the property patterns common to all families (§5), processing (§6), the comparison with synthetic polymers (§7), applications (§8) and outlook (§9).</w:t>
       </w:r>
     </w:p>
     <w:p>
@@ -746,7 +808,7 @@
                     <pic:cNvPicPr/>
                   </pic:nvPicPr>
                   <pic:blipFill>
-                    <a:blip r:embed="rId9"/>
+                    <a:blip r:embed="rId10"/>
                     <a:stretch>
                       <a:fillRect/>
                     </a:stretch>
@@ -820,7 +882,7 @@
                     <pic:cNvPicPr/>
                   </pic:nvPicPr>
                   <pic:blipFill>
-                    <a:blip r:embed="rId10"/>
+                    <a:blip r:embed="rId11"/>
                     <a:stretch>
                       <a:fillRect/>
                     </a:stretch>
@@ -945,7 +1007,7 @@
       <w:r>
         <w:drawing>
           <wp:inline xmlns:a="http://schemas.openxmlformats.org/drawingml/2006/main" xmlns:pic="http://schemas.openxmlformats.org/drawingml/2006/picture">
-            <wp:extent cx="4783473" cy="2926080"/>
+            <wp:extent cx="4559248" cy="2788920"/>
             <wp:docPr id="3" name="Picture 3"/>
             <wp:cNvGraphicFramePr>
               <a:graphicFrameLocks noChangeAspect="1"/>
@@ -958,7 +1020,7 @@
                     <pic:cNvPicPr/>
                   </pic:nvPicPr>
                   <pic:blipFill>
-                    <a:blip r:embed="rId11"/>
+                    <a:blip r:embed="rId12"/>
                     <a:stretch>
                       <a:fillRect/>
                     </a:stretch>
@@ -966,7 +1028,7 @@
                   <pic:spPr>
                     <a:xfrm>
                       <a:off x="0" y="0"/>
-                      <a:ext cx="4783473" cy="2926080"/>
+                      <a:ext cx="4559248" cy="2788920"/>
                     </a:xfrm>
                     <a:prstGeom prst="rect"/>
                   </pic:spPr>
@@ -1108,7 +1170,7 @@
       <w:r>
         <w:drawing>
           <wp:inline xmlns:a="http://schemas.openxmlformats.org/drawingml/2006/main" xmlns:pic="http://schemas.openxmlformats.org/drawingml/2006/picture">
-            <wp:extent cx="4858808" cy="2286000"/>
+            <wp:extent cx="4664456" cy="2194560"/>
             <wp:docPr id="4" name="Picture 4"/>
             <wp:cNvGraphicFramePr>
               <a:graphicFrameLocks noChangeAspect="1"/>
@@ -1121,7 +1183,7 @@
                     <pic:cNvPicPr/>
                   </pic:nvPicPr>
                   <pic:blipFill>
-                    <a:blip r:embed="rId12"/>
+                    <a:blip r:embed="rId13"/>
                     <a:stretch>
                       <a:fillRect/>
                     </a:stretch>
@@ -1129,7 +1191,7 @@
                   <pic:spPr>
                     <a:xfrm>
                       <a:off x="0" y="0"/>
-                      <a:ext cx="4858808" cy="2286000"/>
+                      <a:ext cx="4664456" cy="2194560"/>
                     </a:xfrm>
                     <a:prstGeom prst="rect"/>
                   </pic:spPr>
@@ -2811,7 +2873,7 @@
                     <pic:cNvPicPr/>
                   </pic:nvPicPr>
                   <pic:blipFill>
-                    <a:blip r:embed="rId13"/>
+                    <a:blip r:embed="rId14"/>
                     <a:stretch>
                       <a:fillRect/>
                     </a:stretch>
@@ -3506,7 +3568,7 @@
                     <pic:cNvPicPr/>
                   </pic:nvPicPr>
                   <pic:blipFill>
-                    <a:blip r:embed="rId14"/>
+                    <a:blip r:embed="rId15"/>
                     <a:stretch>
                       <a:fillRect/>
                     </a:stretch>
@@ -3600,7 +3662,7 @@
                     <pic:cNvPicPr/>
                   </pic:nvPicPr>
                   <pic:blipFill>
-                    <a:blip r:embed="rId15"/>
+                    <a:blip r:embed="rId16"/>
                     <a:stretch>
                       <a:fillRect/>
                     </a:stretch>
@@ -3881,7 +3943,7 @@
                     <pic:cNvPicPr/>
                   </pic:nvPicPr>
                   <pic:blipFill>
-                    <a:blip r:embed="rId16"/>
+                    <a:blip r:embed="rId17"/>
                     <a:stretch>
                       <a:fillRect/>
                     </a:stretch>
@@ -4388,7 +4450,7 @@
           <w:b w:val="0"/>
           <w:i w:val="0"/>
         </w:rPr>
-        <w:t>Under matched compounding, NR's SIC gives better tear and crack-growth resistance to start with [10,23], but SBR reaches comparable wear resistance through reinforcement and cure design [24] — the clearest case here of backbone chemistry trading off against formulation (§6). The "natural is better" story does not survive the literature, though: NR latex carries a real, SBR-absent allergy risk [27,28], its renewability does not automatically mean a lower LCA footprint [29,30], and NR pricing has historically been the more volatile of the two, for climate and disease reasons unrelated to polymer chemistry [32].</w:t>
+        <w:t>Under matched compounding, NR's SIC gives better tear and crack-growth resistance to start with [10,23], but SBR reaches comparable wear resistance through reinforcement and cure design [24] — the clearest case here of backbone chemistry trading off against formulation (§6). The "natural is better" story does not survive the literature, though: NR latex carries a real, SBR-absent allergy risk [27,28], renewability does not automatically mean a lower LCA footprint [29,30], and NR pricing has been the more volatile of the two for climate and disease reasons unrelated to polymer chemistry [32].</w:t>
       </w:r>
     </w:p>
     <w:p>
@@ -7839,6 +7901,7 @@
       </w:r>
     </w:p>
     <w:sectPr>
+      <w:footerReference w:type="default" r:id="rId9"/>
       <w:pgSz w:w="11906" w:h="16838"/>
       <w:pgMar w:top="1440" w:right="1440" w:bottom="1440" w:left="1440" w:header="720" w:footer="720" w:gutter="0"/>
       <w:cols w:space="720"/>
@@ -7846,6 +7909,26 @@
     </w:sectPr>
   </w:body>
 </w:document>
+</file>
+
+<file path=word/footer1.xml><?xml version="1.0" encoding="utf-8"?>
+<w:ftr xmlns:m="http://schemas.openxmlformats.org/officeDocument/2006/math" xmlns:mc="http://schemas.openxmlformats.org/markup-compatibility/2006" xmlns:mo="http://schemas.microsoft.com/office/mac/office/2008/main" xmlns:mv="urn:schemas-microsoft-com:mac:vml" xmlns:o="urn:schemas-microsoft-com:office:office" xmlns:r="http://schemas.openxmlformats.org/officeDocument/2006/relationships" xmlns:v="urn:schemas-microsoft-com:vml" xmlns:w10="urn:schemas-microsoft-com:office:word" xmlns:w14="http://schemas.microsoft.com/office/word/2010/wordml" xmlns:w="http://schemas.openxmlformats.org/wordprocessingml/2006/main" xmlns:wne="http://schemas.microsoft.com/office/word/2006/wordml" xmlns:wp14="http://schemas.microsoft.com/office/word/2010/wordprocessingDrawing" xmlns:wp="http://schemas.openxmlformats.org/drawingml/2006/wordprocessingDrawing" xmlns:wpc="http://schemas.microsoft.com/office/word/2010/wordprocessingCanvas" xmlns:wpg="http://schemas.microsoft.com/office/word/2010/wordprocessingGroup" xmlns:wpi="http://schemas.microsoft.com/office/word/2010/wordprocessingInk" xmlns:wps="http://schemas.microsoft.com/office/word/2010/wordprocessingShape" mc:Ignorable="w14 wp14">
+  <w:p>
+    <w:pPr>
+      <w:pStyle w:val="Footer"/>
+      <w:jc w:val="center"/>
+    </w:pPr>
+    <w:r>
+      <w:rPr>
+        <w:rFonts w:ascii="Times New Roman" w:hAnsi="Times New Roman"/>
+        <w:sz w:val="20"/>
+      </w:rPr>
+      <w:fldChar w:fldCharType="begin"/>
+      <w:instrText xml:space="preserve"> PAGE </w:instrText>
+      <w:fldChar w:fldCharType="end"/>
+    </w:r>
+  </w:p>
+</w:ftr>
 </file>
 
 <file path=word/numbering.xml><?xml version="1.0" encoding="utf-8"?>

--- a/projects/biopolymers-review/Biopolymers-review-DRAFT.docx
+++ b/projects/biopolymers-review/Biopolymers-review-DRAFT.docx
@@ -69,7 +69,7 @@
           <w:b w:val="0"/>
           <w:i w:val="0"/>
         </w:rPr>
-        <w:t>Biopolymers derived from renewable resources — polysaccharides, proteins, polyesters, lignin and natural rubber — are candidate replacements for petrochemical plastics, but their uptake is limited by properties that trace to backbone chemistry. This review organises the major families by their repeating backbone linkage rather than by biological origin, and treats each material property-and-use first, structure second. Three patterns hold across the families: the performance ceiling is thermal and hygroscopic, not mechanical; crystallinity governs a three-way trade-off in which the feature that supplies stiffness also blocks water uptake and the attack that degrades the material; and molecular-weight data are comparable only alongside their measurement method. A natural-rubber-versus-SBR case study shows the same backbone-versus-formulation trade-off within one application. All figures are generated by code from cited data and machine-verified structures.</w:t>
+        <w:t>Biopolymers are made from or derived from renewable resources. The main families are the polysaccharides, the proteins, the biopolyesters, lignin and natural rubber. They are candidate replacements for petrochemical plastics, but their properties, and the limits on those properties, follow directly from the chemistry of the polymer backbone. This review classifies the families by the repeating linkage in that backbone rather than by biological origin. For each material it gives the key property and the use first, then the structural reason. Three patterns hold across the families. First, the performance ceiling is set by thermal behaviour and water sensitivity, not by strength. Second, crystallinity controls a three-way trade-off: the same crystallinity that makes a material stiff also keeps water out and slows the hydrolysis or enzyme attack that would degrade it, so improving one property tends to worsen the other two. Third, a reported molecular weight is only useful when the method used to measure it is reported too. A short case study of natural rubber against synthetic SBR shows the same backbone-versus-formulation trade-off inside one application. Every figure is generated by code from cited data and from chemical structures that a script checks against their expected stereochemistry.</w:t>
       </w:r>
     </w:p>
     <w:p>
@@ -88,7 +88,7 @@
           <w:b w:val="0"/>
           <w:i w:val="0"/>
         </w:rPr>
-        <w:t xml:space="preserve"> biopolymers; cellulose; poly(lactic acid); polyhydroxyalkanoates; molecular-weight distribution; biodegradation; structure–property relationships</w:t>
+        <w:t xml:space="preserve"> biopolymers; cellulose; poly(lactic acid); polyhydroxyalkanoates; molecular-weight distribution; biodegradation; structure-property relationships</w:t>
       </w:r>
     </w:p>
     <w:p>
@@ -108,7 +108,7 @@
           <w:b w:val="0"/>
           <w:i w:val="0"/>
         </w:rPr>
-        <w:t xml:space="preserve">A biopolymer is a macromolecule synthesised by a living organism: polysaccharides, proteins, nucleic acids, </w:t>
+        <w:t xml:space="preserve">A biopolymer is a large molecule made by a living organism. The polysaccharides, the proteins, the nucleic acids, </w:t>
       </w:r>
       <w:r>
         <w:rPr>
@@ -121,7 +121,7 @@
           <w:b w:val="0"/>
           <w:i w:val="0"/>
         </w:rPr>
-        <w:t>-1,4-polyisoprene and lignin together account for most of the organic polymer on Earth [1]. This report also covers polymers made by polymerising biomass-derived monomers — chiefly poly(lactic acid) (PLA) — whose properties are best understood alongside the true biopolymers.</w:t>
+        <w:t>-1,4-polyisoprene and lignin together make up most of the organic polymer on Earth [1]. This report also covers polymers that are made by polymerising a monomer taken from biomass. The main example is poly(lactic acid), PLA. Its properties are easiest to understand next to the true biopolymers, so it is treated with them here.</w:t>
       </w:r>
     </w:p>
     <w:p>
@@ -133,7 +133,7 @@
           <w:b w:val="0"/>
           <w:i w:val="0"/>
         </w:rPr>
-        <w:t>Three structural features set these chains apart from synthetic polymers: template-directed biosynthesis fixes chain length and sequence (proteins and nucleic acids are strictly monodisperse, Đ = 1.00); enantiomerically pure monomer pools make the chains stereoregular by default; and hydroxyl, amide or carbonyl groups on almost every repeat unit push cohesive energy densities well above the polyolefins'. Every property and limitation examined below follows from these three: high stiffness and crystallinity, but also brittleness, water sensitivity, and decomposition that arrives close to or below the melting point (§5.4).</w:t>
+        <w:t>Three features of these chains separate them from synthetic polymers. First, biosynthesis works from a template, so it fixes the chain length and the sequence exactly; proteins and nucleic acids are perfectly uniform (Đ = 1.00). Second, the monomer supply in a cell is a single enantiomer, so the chains are stereoregular without any effort. Third, almost every repeat unit carries a hydroxyl, amide or carbonyl group, which makes the chains stick to each other far more strongly than polyethylene or polypropylene chains do. Every property and every limit discussed below comes from these three features. They give high stiffness and high crystallinity, but also brittleness, sensitivity to water, and a decomposition temperature that is close to, or below, the melting point (§5.4).</w:t>
       </w:r>
     </w:p>
     <w:p>
@@ -145,7 +145,7 @@
           <w:b w:val="0"/>
           <w:i w:val="0"/>
         </w:rPr>
-        <w:t>The review runs from classification (§2) and the family-by-family survey (§3) through molecular weight (§4), the property patterns common to all families (§5), processing (§6), the comparison with synthetic polymers (§7), applications (§8) and outlook (§9).</w:t>
+        <w:t>The review moves from classification (§2) and the family-by-family survey (§3) to molecular weight (§4), the property patterns shared by all the families (§5), processing (§6), the comparison with synthetic polymers (§7), applications (§8) and current status (§9).</w:t>
       </w:r>
     </w:p>
     <w:p>
@@ -165,20 +165,7 @@
           <w:b w:val="0"/>
           <w:i w:val="0"/>
         </w:rPr>
-        <w:t xml:space="preserve">Biopolymers are usually classified first by origin — extracted from biomass, synthesised by micro-organisms, or polymerised from bio-based monomers — but origin predicts behaviour poorly: materials of the same origin can process and degrade completely differently, and materials of different origins can behave alike. The repeating backbone linkage is the better predictor, since it sets both melting survival and degradation mechanism, so this review is organised by backbone chemistry (Table 1, Fig. 1); origin is kept only as a secondary tag, since it still explains </w:t>
-      </w:r>
-      <w:r>
-        <w:rPr>
-          <w:i/>
-        </w:rPr>
-        <w:t>why</w:t>
-      </w:r>
-      <w:r>
-        <w:rPr>
-          <w:b w:val="0"/>
-          <w:i w:val="0"/>
-        </w:rPr>
-        <w:t xml:space="preserve"> molecular weight and purity vary within a class (§4).</w:t>
+        <w:t>Biopolymers are usually sorted first by origin: extracted from biomass, made by micro-organisms, or polymerised from a bio-based monomer. Origin is a poor guide to behaviour, though. Two materials of the same origin can process and degrade in completely different ways, and two of different origins can behave the same. The repeating linkage in the backbone is a better guide, because it decides whether the material survives melting and how it degrades. This review is therefore organised by backbone chemistry (Table 1, Fig. 1). Origin is kept only as a small label on each material, because it still explains why molecular weight and purity vary within a class (§4).</w:t>
       </w:r>
     </w:p>
     <w:p>
@@ -199,7 +186,7 @@
           <w:i w:val="0"/>
           <w:sz w:val="20"/>
         </w:rPr>
-        <w:t xml:space="preserve"> Classification of biopolymers by backbone chemistry, the axis this review is organised on; origin (extracted / microbial / bio-monomer) is a secondary property, not the primary split.</w:t>
+        <w:t xml:space="preserve"> Classification of biopolymers by backbone chemistry, the axis this review is organised on. Origin (extracted / microbial / bio-monomer) is a secondary property, not the primary split.</w:t>
       </w:r>
     </w:p>
     <w:tbl>
@@ -845,7 +832,7 @@
         <w:pStyle w:val="Heading1"/>
       </w:pPr>
       <w:r>
-        <w:t>3. Structure–Property Relationships of the Major Biopolymer Families</w:t>
+        <w:t>3. Structure-Property Relationships of the Major Biopolymer Families</w:t>
       </w:r>
     </w:p>
     <w:p>
@@ -857,7 +844,7 @@
           <w:b w:val="0"/>
           <w:i w:val="0"/>
         </w:rPr>
-        <w:t>Each material below leads with its defining property and the use it enables, then the structural reason. The families run from cellulose (stiffest, never melts) to natural rubber (no stiffness at rest, generated on demand under load). The claim tested throughout: backbone chemistry, not biological origin, predicts melting, hydrolytic/enzymatic susceptibility and mechanical performance (numbers in Table 2). Fig. 2 gives the force → consequence → limitation chain per family; Fig. 3 collects the repeat units and Fig. 4 the higher-order structure.</w:t>
+        <w:t>For each material below, the key property and its use come first, then the structural reason. The families range from cellulose, which is the stiffest and never melts, to natural rubber, which has almost no stiffness at rest and develops it only under load. The point tested throughout is that backbone chemistry, not biological origin, predicts melting behaviour, attack by water or enzymes, and mechanical performance. The numbers are in Table 2. Fig. 2 gives the force, consequence and limitation for each family on one row. Fig. 3 collects all the repeat units and Fig. 4 all the higher-order structures.</w:t>
       </w:r>
     </w:p>
     <w:p>
@@ -911,7 +898,7 @@
           <w:i/>
           <w:sz w:val="20"/>
         </w:rPr>
-        <w:t>Figure 2. Structure–property causal chain, one row per family: dominant intermolecular force → key consequence → key limitation. The five backbone classes of Table 1 appear as seven rows (polysaccharides and polyesters are each split into two, since their two members behave distinctly). Colour follows the backbone-chemistry class; arrows read left to right as one causal chain per family.</w:t>
+        <w:t>Figure 2. Structure-to-property chain, one row per family. Each row reads left to right from the dominant intermolecular force, to the key consequence, to the key limitation. The five backbone classes of Table 1 appear as seven rows, because polysaccharides and polyesters are each split into two members that behave differently. Colour follows the backbone-chemistry class.</w:t>
       </w:r>
     </w:p>
     <w:p>
@@ -938,7 +925,7 @@
           <w:b w:val="0"/>
           <w:i w:val="0"/>
         </w:rPr>
-        <w:t xml:space="preserve"> is the stiffest material in this review — an axial crystal modulus of ~130–150 GPa, regenerated fibres reaching 10–30 GPa [35] — and it never melts, decomposing near 300 °C. That combination puts it into Lyocell and viscose textile fibre [36], transparent film, and cellulose nanocrystals/nanofibrils used as reinforcing filler [2], all shaped from solution because there is no melt step. The reason is structural: the linear β-(1→4) chain (Fig. 3a) forms an extended ribbon hydrogen-bonded into stacked Iα/Iβ sheets (Fig. 4a) whose cumulative cohesive energy exceeds the backbone bond strength [33,34], so processing is restricted to solvents that break that network (NMMO/Lyocell [37], LiCl/DMAc).</w:t>
+        <w:t xml:space="preserve"> is the stiffest material in this review: an axial crystal modulus of about 130 to 150 GPa, and regenerated fibres of 10 to 30 GPa [35]. It never melts and decomposes near 300 °C. With no melt step, it is shaped from solution, as Lyocell and viscose fibre [36], transparent film, and nanocrystals or nanofibrils used as reinforcing filler [2]. The reason is structural. The linear β-(1→4) chain (Fig. 3a) forms a flat ribbon, and hydrogen bonds lock these ribbons into stacked Iα and Iβ sheets (Fig. 4a). The energy holding the sheets together exceeds the backbone bond strength [33,34], so cellulose dissolves only in solvents that break the hydrogen-bond network, such as NMMO in the Lyocell process [37] or LiCl in DMAc.</w:t>
       </w:r>
     </w:p>
     <w:p>
@@ -957,7 +944,7 @@
           <w:b w:val="0"/>
           <w:i w:val="0"/>
         </w:rPr>
-        <w:t>, plasticised into thermoplastic starch, is soft and cheap (modulus 0.02–1 GPa) but humidity-sensitive and prone to retrogradation on storage [38] — so it is used mostly in blends (with PLA or PBAT) for compostable bags, foamed trays and mulch film. This comes from topology, not chemistry: amylose/amylopectin branching gives a weak, humidity-reversible crystallinity, and amylose coils into a water-plasticised helix (Fig. 4b).</w:t>
+        <w:t>, plasticised into thermoplastic starch, is soft and cheap (modulus 0.02 to 1 GPa). It is humidity-sensitive and recrystallises slowly on storage (retrogradation) [38], so it is used mostly in blends with PLA or PBAT, for compostable bags, foamed trays and mulch film. The cause is chain arrangement, not chemistry. Linear amylose and branched amylopectin together give only a weak, humidity-reversible crystallinity, and the amylose coils into a helix that water can enter and plasticise (Fig. 4b).</w:t>
       </w:r>
     </w:p>
     <w:p>
@@ -976,7 +963,7 @@
           <w:b w:val="0"/>
           <w:i w:val="0"/>
         </w:rPr>
-        <w:t xml:space="preserve"> is used less for mechanics (film modulus 1–4 GPa) than for being a polycation in dilute acid: antimicrobial, metal-binding and mucoadhesive, in wound dressings, antimicrobial coatings and water treatment [39]. Its degree of deacetylation (DD) sets solubility and charge, but raising DD in alkali also cleaves the backbone, so high-DD grades are low-MW [3].</w:t>
+        <w:t xml:space="preserve"> is used less for its mechanical properties (film modulus 1 to 4 GPa) than for being a polycation in dilute acid. That makes it antimicrobial, metal-binding and mucoadhesive, so it is used in wound dressings, antimicrobial coatings and water treatment [39]. Its degree of deacetylation sets solubility and charge. Raising it in alkali also cuts the backbone, so high-deacetylation grades have a low molecular weight [3].</w:t>
       </w:r>
     </w:p>
     <w:p>
@@ -995,7 +982,7 @@
           <w:b w:val="0"/>
           <w:i w:val="0"/>
         </w:rPr>
-        <w:t xml:space="preserve"> forms a soft ionic gel at room temperature when Ca²⁺ bridges its guluronate blocks in an "egg-box" junction [4] (Fig. 4c), reversible with a chelator — the basis of alginate hydrogels for wound dressings, cell encapsulation and bioprinting, and of its use as a food thickener. G-content tunes the stiffness–brittleness balance (§8). Hyaluronic acid, carrageenan, xanthan and pectin follow the same linkage-chemistry logic.</w:t>
+        <w:t xml:space="preserve"> forms a soft ionic gel at room temperature when Ca²⁺ ions bridge its guluronate blocks in an "egg-box" junction [4] (Fig. 4c); a chelating agent reverses it. This is the basis of alginate hydrogels for wound dressings, cell encapsulation and bioprinting, and of its use as a food thickener. The fraction of guluronate blocks sets the balance between stiffness and brittleness (§8). Hyaluronic acid, carrageenan, xanthan and pectin follow the same linkage-chemistry logic.</w:t>
       </w:r>
     </w:p>
     <w:p>
@@ -1049,7 +1036,7 @@
           <w:i/>
           <w:sz w:val="20"/>
         </w:rPr>
-        <w:t>Figure 3. Repeat units, drawn by the authors with RDKit from stereochemistry-checked SMILES, coloured by backbone class. Polysaccharides (a)–(e): cellulose, amylose, chitosan, alginate M, alginate G — (a)/(b) differ only at C1, (d)/(e) only at C5. Polyesters (f)–(g): PHB, PLLA, (R)/(S) marked. Proteins (h)–(i): silk fibroin (Gly-Ala)ₙ, collagen Gly-Pro-Hyp. Lignin precursors (j)–(l): p-coumaryl / coniferyl / sinapyl alcohol (0/1/2 methoxy). Rubber (m): cis-1,4-polyisoprene. Alginate G is verified only as the C5 epimer of M — cross-check before submission.</w:t>
+        <w:t>Figure 3. Repeat units, drawn by the authors with RDKit from stereochemistry-checked SMILES, coloured by backbone class. Polysaccharides (a) to (e): cellulose, amylose, chitosan, alginate M, alginate G; (a) and (b) differ only at C1, (d) and (e) only at C5. Polyesters (f) to (g): PHB, PLLA, with (R) and (S) marked. Proteins (h) to (i): silk fibroin (Gly-Ala)ₙ, collagen Gly-Pro-Hyp. Lignin precursors (j) to (l): p-coumaryl, coniferyl and sinapyl alcohol (0, 1, 2 methoxy groups). Rubber (m): cis-1,4-polyisoprene. Alginate G is verified only as the C5 epimer of M; cross-check before submission.</w:t>
       </w:r>
     </w:p>
     <w:p>
@@ -1076,7 +1063,7 @@
           <w:b w:val="0"/>
           <w:i w:val="0"/>
         </w:rPr>
-        <w:t xml:space="preserve"> (PHB the archetype, Fig. 3f) is a stiff (1.5–4 GPa), brittle (2–8% elongation), fully biodegradable thermoplastic for rigid packaging, coatings and compostable items — but its processing window is the narrowest here, ~25 °C, because it decomposes by six-membered-ring </w:t>
+        <w:t xml:space="preserve"> is a stiff (1.5 to 4 GPa), brittle (2 to 8% elongation) thermoplastic that is fully biodegradable, used for rigid packaging, coatings and compostable items. PHB is the archetype (Fig. 3f). Its processing window is the narrowest in this review, about 25 °C, because PHB decomposes by a six-membered-ring </w:t>
       </w:r>
       <w:r>
         <w:rPr>
@@ -1089,7 +1076,7 @@
           <w:b w:val="0"/>
           <w:i w:val="0"/>
         </w:rPr>
-        <w:t xml:space="preserve">-elimination just above Tm [5]; PHBV/PHBHHx copolymers widen it to ~55 °C at the cost of stiffness. </w:t>
+        <w:t xml:space="preserve">-elimination just above its melting point [5]. PHBV and PHBHHx copolymers widen the window to about 55 °C at the cost of stiffness. </w:t>
       </w:r>
       <w:r>
         <w:rPr>
@@ -1103,7 +1090,7 @@
           <w:b w:val="0"/>
           <w:i w:val="0"/>
         </w:rPr>
-        <w:t xml:space="preserve"> is the workhorse bio-based plastic — 3D-printing filament, food serviceware, fibre, resorbable sutures (as PLGA) — with modulus 2.5–4 GPa but a low Tg (~60 °C) heat ceiling (§7.2). Its useful MW needs ring-opening polymerisation of lactide (Sn(Oct)₂ coordination–insertion [40,41]); a PLLA/PDLA stereocomplex co-crystallises ~50 °C higher through tighter enantiomeric packing [6,7]. Both pack as helices that still melt (Fig. 4d); PBS and PEF share the ester logic (§8).</w:t>
+        <w:t xml:space="preserve"> is the main bio-based plastic in use today: the filament for 3D printing, and a material for food serviceware, fibre and resorbable sutures (as PLGA). Its modulus is 2.5 to 4 GPa, but its low glass transition of about 60 °C sets a low heat ceiling (§7.2). A useful molecular weight needs ring-opening polymerisation of lactide, catalysed by Sn(Oct)₂ [40,41]. A PLLA/PDLA stereocomplex melts about 50 °C higher, because the two enantiomers pack together more tightly [6,7]. Both polymers pack as helices that still melt (Fig. 4d). PBS and PEF follow the same ester logic (§8).</w:t>
       </w:r>
     </w:p>
     <w:p>
@@ -1130,7 +1117,7 @@
           <w:b w:val="0"/>
           <w:i w:val="0"/>
         </w:rPr>
-        <w:t xml:space="preserve"> (Fig. 3h) combines high strength with high toughness — rare among any polymer — which makes it a premium suture and tissue-scaffold material and a model tough fibre; the source is β-sheet nanocrystallites (2–4 nm) dispersed in a compliant amorphous matrix (Fig. 4e) [8]. </w:t>
+        <w:t xml:space="preserve"> (Fig. 3h) is strong and tough at once, which is rare for any polymer, so it is used as a premium suture and tissue-scaffold material and as a model tough fibre. The toughness comes from β-sheet nanocrystallites, 2 to 4 nm across, held in a soft amorphous matrix (Fig. 4e) [8]. </w:t>
       </w:r>
       <w:r>
         <w:rPr>
@@ -1158,7 +1145,7 @@
           <w:b w:val="0"/>
           <w:i w:val="0"/>
         </w:rPr>
-        <w:t xml:space="preserve"> are used as hydrogels, tissue scaffolds and encapsulants: the Gly-X-Y triple helix (Fig. 4f), stabilised by the stereoelectronic effect of hydroxyproline [45], unfolds irreversibly into gelatin on heating. Zein, casein and soy are film-forming, not structural (§8). Because every protein is ribosomally templated, its chains are exactly monodisperse (Đ = 1.0) — unmatched by any non-templated biopolymer (§4).</w:t>
+        <w:t xml:space="preserve"> are used as hydrogels, tissue scaffolds and encapsulants. Collagen has a Gly-X-Y triple helix (Fig. 4f) stabilised by a stereoelectronic effect from hydroxyproline [45]; on heating it unfolds into gelatin and does not refold. Zein, casein and soy proteins form films but are not structural (§8). Every protein chain is built on a ribosomal template, so all chains have the same length (Đ = 1.0), which no non-templated biopolymer matches (§4).</w:t>
       </w:r>
     </w:p>
     <w:p>
@@ -1212,7 +1199,7 @@
           <w:i/>
           <w:sz w:val="20"/>
         </w:rPr>
-        <w:t>Figure 4. Higher-order structure, drawn by the authors: (a) cellulose ribbon → hydrogen-bonded sheet → Iα/Iβ crystal; (b) amylose left-handed helix; (c) alginate Ca²⁺ "egg-box" G-block junction; (d) PHA/PLA helical packing (PHB 2₁, PLLA 10₃); (e) silk antiparallel β-sheet nanocrystallites (2–4 nm) in an amorphous matrix; (f) collagen Gly-X-Y triple helix, glycine at every third position. The mechanistic significance of each is discussed in §3.1–§3.5.</w:t>
+        <w:t>Figure 4. Higher-order structure, drawn by the authors: (a) cellulose ribbon, then hydrogen-bonded sheet, then Iα/Iβ crystal; (b) amylose left-handed helix; (c) alginate Ca²⁺ "egg-box" G-block junction; (d) PHA and PLA helical packing (PHB 2₁, PLLA 10₃); (e) silk antiparallel β-sheet nanocrystallites (2 to 4 nm) in an amorphous matrix; (f) collagen Gly-X-Y triple helix, with glycine at every third position. Each structure is discussed in §3.1 to §3.5.</w:t>
       </w:r>
     </w:p>
     <w:p>
@@ -1239,7 +1226,7 @@
           <w:b w:val="0"/>
           <w:i w:val="0"/>
         </w:rPr>
-        <w:t xml:space="preserve"> is the second most abundant terrestrial biopolymer and a low-cost pulping by-product, used as a filler, carbon-fibre precursor and antioxidant/UV additive, with partial replacement of phenol–formaldehyde resins an active target. It has no single structure–property relationship: radical coupling of the three monolignols (Fig. 3j–l) gives an irregular cross-linked network (β-O-4 ether ~45–60% of linkages [9]) with no periodic chain, whose composition varies by species and by extraction method — kraft, organosolv, lignosulfonate [54].</w:t>
+        <w:t xml:space="preserve"> is the second most abundant biopolymer on land and a low-cost by-product of pulping. It is used as a filler, as a carbon-fibre precursor and as an antioxidant or UV additive, and there is active work on using it to replace part of the phenol-formaldehyde resin in wood products. Lignin has no single structure-property relationship. Radical coupling of the three monolignols (Fig. 3j-l) builds an irregular cross-linked network with no repeating chain. The β-O-4 ether accounts for about 45 to 60% of the linkages [9]. The composition changes with the plant species and with the extraction method, which may be kraft, organosolv or lignosulfonate [54].</w:t>
       </w:r>
     </w:p>
     <w:p>
@@ -1266,7 +1253,7 @@
           <w:b w:val="0"/>
           <w:i w:val="0"/>
         </w:rPr>
-        <w:t xml:space="preserve"> has essentially no modulus at rest (0.001–0.005 GPa) yet outstanding tear and fatigue resistance under load — the property that keeps it in tyres, engine mounts, gloves and adhesives despite synthetic competition. That performance is generated on demand: </w:t>
+        <w:t xml:space="preserve"> has almost no modulus at rest (0.001 to 0.005 GPa). Under load it has excellent tear and fatigue resistance. That is why it is still used in tyres, engine mounts, gloves and adhesives despite synthetic competition. The stiffness is produced on demand. Relaxed </w:t>
       </w:r>
       <w:r>
         <w:rPr>
@@ -1279,7 +1266,7 @@
           <w:b w:val="0"/>
           <w:i w:val="0"/>
         </w:rPr>
-        <w:t xml:space="preserve">-1,4- polyisoprene is amorphous when relaxed, but strain-induced crystallisation (SIC) self-reinforces the network when stretched — well documented by X-ray diffraction and largely absent in synthetic </w:t>
+        <w:t xml:space="preserve">-1,4-polyisoprene is amorphous, but when it is stretched it crystallises, and the crystallites reinforce the network. This strain-induced crystallisation is well documented by X-ray diffraction and is mostly absent in synthetic </w:t>
       </w:r>
       <w:r>
         <w:rPr>
@@ -1292,7 +1279,7 @@
           <w:b w:val="0"/>
           <w:i w:val="0"/>
         </w:rPr>
-        <w:t xml:space="preserve">-polyisoprene [10]. SIC is not a fixed material constant, though: NR's molecular weight and distribution vary between </w:t>
+        <w:t xml:space="preserve">-polyisoprene [10]. It is not a fixed material constant. The molecular weight and its spread differ between </w:t>
       </w:r>
       <w:r>
         <w:rPr>
@@ -1305,20 +1292,7 @@
           <w:b w:val="0"/>
           <w:i w:val="0"/>
         </w:rPr>
-        <w:t xml:space="preserve"> clones and with tree age [19], and non-rubber protein/gel content is an active, clone-dependent contributor to the network, not an impurity [18]. The organising variable is therefore </w:t>
-      </w:r>
-      <w:r>
-        <w:rPr>
-          <w:i/>
-        </w:rPr>
-        <w:t>intermolecular architecture under the conditions of use</w:t>
-      </w:r>
-      <w:r>
-        <w:rPr>
-          <w:b w:val="0"/>
-          <w:i w:val="0"/>
-        </w:rPr>
-        <w:t xml:space="preserve"> — tested against a synthetic analogue in §7.3.</w:t>
+        <w:t xml:space="preserve"> clones and with the age of the tree [19], and the non-rubber protein and gel content takes an active, clone-dependent part in the network rather than acting as an impurity [18]. The variable that matters is therefore the arrangement of the chains under the conditions of use. This is tested against a synthetic analogue in §7.3.</w:t>
       </w:r>
     </w:p>
     <w:p>
@@ -2788,7 +2762,7 @@
         <w:rPr>
           <w:i/>
         </w:rPr>
-        <w:t>All values PROVISIONAL — teaching-level ranges used to keep Fig. 5 and this table internally consistent; each must be replaced with a cited literature value, matched to a stated test condition (sample form, moisture, thermal history), before submission.</w:t>
+        <w:t>All values are PROVISIONAL. They are teaching-level ranges chosen to keep Fig. 5 and this table internally consistent. Each one must be replaced before submission with a cited literature value, matched to a stated test condition (sample form, moisture, thermal history).</w:t>
       </w:r>
     </w:p>
     <w:p>
@@ -2808,47 +2782,32 @@
           <w:b w:val="0"/>
           <w:i w:val="0"/>
         </w:rPr>
-        <w:t xml:space="preserve">Most surveys report molecular weight casually — "high molecular weight" — but the </w:t>
+        <w:t>Many reviews give biopolymer molecular weight only as "high". What matters more is the full distribution, not just the average. The usual descriptors are the number-average Mn, the weight-average Mw, the dispersity Đ = Mw/Mn [46], and the degree of polymerisation. Đ is the most useful of these, because it controls how the material processes and how widely its mechanical properties scatter within one batch; Mn on its own does not.</w:t>
+      </w:r>
+    </w:p>
+    <w:p>
+      <w:pPr>
+        <w:jc w:val="both"/>
+      </w:pPr>
+      <w:r>
+        <w:rPr>
+          <w:b w:val="0"/>
+          <w:i w:val="0"/>
+        </w:rPr>
+        <w:t xml:space="preserve">The value of Đ follows directly from how the polymer was made (Fig. 6). Proteins and nucleic acids are built on a template, so every chain has the same length and Đ is exactly 1.0. Every other route broadens the distribution. Extraction (cellulose, chitosan, natural rubber) and catalysed polymerisation (PHA, PLA) each give a Đ that depends on how tightly the route is controlled. Natural rubber is the extreme case: it is harvested rather than chain-grown, so its Mw and its distribution change from one </w:t>
       </w:r>
       <w:r>
         <w:rPr>
           <w:i/>
         </w:rPr>
-        <w:t>distribution</w:t>
+        <w:t>Hevea</w:t>
       </w:r>
       <w:r>
         <w:rPr>
           <w:b w:val="0"/>
           <w:i w:val="0"/>
         </w:rPr>
-        <w:t xml:space="preserve">, not the average, is where the biology shows. Of the standard descriptors (Mn, Mw, dispersity Đ = Mw/Mn [46], DP), Đ matters most: it, not Mn alone, sets processing behaviour and the spread of mechanical properties within a batch. </w:t>
-      </w:r>
-      <w:r>
-        <w:rPr>
-          <w:b/>
-          <w:i w:val="0"/>
-        </w:rPr>
-        <w:t>Dispersity is a readout of synthesis mechanism, not noise</w:t>
-      </w:r>
-      <w:r>
-        <w:rPr>
-          <w:b w:val="0"/>
-          <w:i w:val="0"/>
-        </w:rPr>
-        <w:t xml:space="preserve"> (Fig. 6): template-controlled biosynthesis gives proteins and nucleic acids Đ = 1.0 exactly, while every non-templated route — extraction (cellulose, chitosan, natural rubber) or catalysed polymerisation (PHA, PLA) — broadens the distribution in proportion to how loosely it is controlled. Natural rubber is the extreme: because it is extracted, not chain-grown, its Mw and MWD vary between </w:t>
-      </w:r>
-      <w:r>
-        <w:rPr>
-          <w:i/>
-        </w:rPr>
-        <w:t>Hevea</w:t>
-      </w:r>
-      <w:r>
-        <w:rPr>
-          <w:b w:val="0"/>
-          <w:i w:val="0"/>
-        </w:rPr>
-        <w:t xml:space="preserve"> clones and with tree age [19] — an agricultural variability with no synthetic-polymer analogue.</w:t>
+        <w:t xml:space="preserve"> clone to another and with the age of the tree [19]. No synthetic polymer varies this way.</w:t>
       </w:r>
     </w:p>
     <w:p>
@@ -2911,31 +2870,22 @@
       </w:pPr>
       <w:r>
         <w:rPr>
-          <w:b/>
-          <w:i w:val="0"/>
-        </w:rPr>
-        <w:t>Why molecular weight controls performance.</w:t>
-      </w:r>
-      <w:r>
-        <w:rPr>
           <w:b w:val="0"/>
           <w:i w:val="0"/>
         </w:rPr>
-        <w:t xml:space="preserve"> Mechanical integrity depends on chain entanglement above a characteristic Mc [48]; below it, strength and toughness collapse. Above Mc, tensile strength rises with Mn then saturates (Flory-type, σ ≈ σ∞ − K/Mn) [47], so degradation — first seen as falling MW — causes only modest property loss until it crosses back below Mc, where performance collapses abruptly (relevant to §7–§8). </w:t>
-      </w:r>
-      <w:r>
-        <w:rPr>
-          <w:b/>
-          <w:i w:val="0"/>
-        </w:rPr>
-        <w:t>Measuring</w:t>
-      </w:r>
+        <w:t>Molecular weight controls performance through chain entanglement. A polymer only develops full strength and toughness once its chains are long enough to entangle, above a critical value Mc [48]. Below Mc, both collapse. Above Mc, tensile strength rises with Mn and then levels off (Flory-type, σ ≈ σ∞ − K/Mn) [47]. Degradation shows up first as a fall in molecular weight. It costs little strength until the chains drop back below Mc. At that point performance fails suddenly. The same failure mode returns in §7 and §8.</w:t>
+      </w:r>
+    </w:p>
+    <w:p>
+      <w:pPr>
+        <w:jc w:val="both"/>
+      </w:pPr>
       <w:r>
         <w:rPr>
           <w:b w:val="0"/>
           <w:i w:val="0"/>
         </w:rPr>
-        <w:t xml:space="preserve"> biopolymer MW is also harder: cellulose dissolves in no standard SEC eluent, needing derivatisation or aggressive solvents, and aggregation and branching distort SEC calibrated against linear standards. SEC-MALS or Mark–Houwink viscometry are more defensible, but Mark–Houwink parameters are missing for many biopolymer/solvent pairs. Reported MW for one material therefore often spans an order of magnitude in the literature — an artefact of method more than real variation, so a MW figure is only comparable alongside its method.</w:t>
+        <w:t>Measuring biopolymer molecular weight is harder than for synthetic polymers. Cellulose dissolves in no standard SEC eluent, so it must be derivatised or dissolved in an aggressive solvent first. Aggregation and chain branching also distort an SEC calibrated against linear standards. SEC-MALS and Mark-Houwink viscometry avoid the calibration problem, but Mark-Houwink parameters have not been measured for many biopolymer and solvent pairs. As a result, published molecular weights for the same material often differ by a factor of ten. This is mostly an artefact of the method, so a molecular weight is only meaningful when the method is reported with it.</w:t>
       </w:r>
     </w:p>
     <w:p>
@@ -3109,7 +3059,7 @@
                 <w:i w:val="0"/>
                 <w:sz w:val="16"/>
               </w:rPr>
-              <w:t>mass spectrometry (none — templated)</w:t>
+              <w:t>mass spectrometry (no limitation; templated)</w:t>
             </w:r>
           </w:p>
         </w:tc>
@@ -3503,7 +3453,7 @@
           <w:b w:val="0"/>
           <w:i w:val="0"/>
         </w:rPr>
-        <w:t>Section 3 examined each family in turn; this section turns the same evidence sideways to ask what holds across all of them.</w:t>
+        <w:t>Section 3 looked at each family on its own. This section asks what the families have in common.</w:t>
       </w:r>
     </w:p>
     <w:p>
@@ -3523,7 +3473,7 @@
           <w:b w:val="0"/>
           <w:i w:val="0"/>
         </w:rPr>
-        <w:t>A decomposition temperature at or below the melting point is close to the rule (Fig. 5a): the same network that gives stiffness raises the melting energy toward the bond-breaking energy, crowding the two transitions — cellulose, chitosan and silk fibroin never melt at all. Among the polyesters the crowding is quantitative: PHB's window is only ~25 °C, PHBV's ~55 °C, PLLA's wider still [44]. Fig. 5a plots the TGA onset, so the usable window for PLLA and PHB is narrower still, since melt hydrolysis (§4) sets in earlier.</w:t>
+        <w:t>For most biopolymers the decomposition temperature sits at or below the melting point (Fig. 5a). The reason is the same one that makes them stiff: strong hydrogen bonding and dense polar groups raise the energy needed to melt the crystal until it approaches the energy needed to break the backbone bonds. The two events then overlap. Cellulose, chitosan and silk fibroin decompose before they can melt at all. Among the polyesters the gap is small but real: PHB has a melt-processing window of only about 25 °C, PHBV about 55 °C, and PLLA somewhat more [44]. Fig. 5a marks the TGA decomposition onset; in practice the usable window for PHB and PLLA is narrower still, because melt hydrolysis (§4) begins before that onset.</w:t>
       </w:r>
     </w:p>
     <w:p>
@@ -3543,7 +3493,7 @@
           <w:b w:val="0"/>
           <w:i w:val="0"/>
         </w:rPr>
-        <w:t>The same logic sets the mechanical envelope (Fig. 5b): high crystallinity and dense hydrogen bonding raise modulus but remove the flexible segments that let polyolefins draw before breaking, so biopolymers sit at high modulus, low elongation relative to PE/PP/PET [11,43]. Natural rubber is the exception — no modulus at rest, performance generated on demand by SIC (§3.5, §7.3). The ellipses in Fig. 5b are ranges, not points: sample form, moisture, crystallinity and thermal history each move a material's data by an order of magnitude, recurring as "batch variability" in §7.2.</w:t>
+        <w:t>The same structure sets the mechanical envelope (Fig. 5b). High crystallinity and dense hydrogen bonding raise the modulus, but they leave few flexible chain segments, so biopolymers cannot draw out before breaking the way polyethylene and polypropylene do. Most biopolymers therefore fall in the high-modulus, low-elongation corner relative to PE, PP and PET [11,43]. Natural rubber is the exception: it has almost no modulus when relaxed and develops its properties only under load, by strain-induced crystallisation (§3.5, §7.3). The shapes in Fig. 5b are ranges, not points. Sample form, moisture, crystallinity and thermal history each shift a material's data by up to a factor of ten; this reappears as "batch variability" in §7.2.</w:t>
       </w:r>
     </w:p>
     <w:p>
@@ -3597,7 +3547,7 @@
           <w:i/>
           <w:sz w:val="20"/>
         </w:rPr>
-        <w:t>Figure 5. Thermal and mechanical envelopes, drawn by the authors from `figures/data/*.csv`. (a) Tg (open circle), Tm (diamond) and TGA decomposition onset (bar) on one axis; the shaded band is the melt-processing window (Tm→Td), its width labelled — cellulose, native starch, chitosan and silk have none. (b) Modulus vs. elongation at break (log–log); ellipses span literature values for the stated sample form (not error bars), PE/PP/PET for reference.</w:t>
+        <w:t>Figure 5. Thermal and mechanical envelopes, drawn by the authors from `figures/data/*.csv`. (a) Tg (open circle), Tm (diamond) and TGA decomposition onset (bar) on one axis. The shaded band is the melt-processing window (Tm to Td), with its width labelled; cellulose, native starch, chitosan and silk have no window. (b) Modulus against elongation at break (log-log axes). The ellipses span literature values for the stated sample form and are not error bars. PE, PP and PET are shown for reference.</w:t>
       </w:r>
     </w:p>
     <w:p>
@@ -3617,7 +3567,7 @@
           <w:b w:val="0"/>
           <w:i w:val="0"/>
         </w:rPr>
-        <w:t>The polar groups behind the strength of §5.1–5.2 have a third consequence: strong hygroscopicity. Absorbed water plasticises the amorphous fraction and swells free volume, so barrier performance falls as humidity rises — which is why PLA and starch films must carry a storage-humidity condition, not a fixed barrier rating. ⚙️ Atomistic free-volume/diffusion modelling can predict this ahead of a packaging trial.</w:t>
+        <w:t>The polar groups that give the strength in §5.1 and §5.2 have a third effect. They make the material take up water. Absorbed water plasticises the amorphous fraction and opens up free volume, so the barrier performance drops as the humidity rises. This is why the barrier rating of a PLA or starch film has to be quoted with a storage humidity rather than as a single number. ⚙️ Atomistic free-volume and diffusion modelling can predict this before a packaging trial is run.</w:t>
       </w:r>
     </w:p>
     <w:p>
@@ -3637,7 +3587,7 @@
           <w:b w:val="0"/>
           <w:i w:val="0"/>
         </w:rPr>
-        <w:t>Degradation is a rate process governed by structure (Fig. 7). Polyesters degrade by autocatalytic ester hydrolysis — each scission's acid end accelerates the next, so interiors erode faster than surfaces once the part is below a critical thickness (bulk erosion [49]); polysaccharides and proteins degrade by enzymatic attack, which reaches only amorphous segments, so rate is set by accessible surface area, not bulk chemistry [50]. Crystallinity is therefore the report's central trade-off: the feature that sets modulus (§5.2) and blocks water uptake (§5.3) also blocks the attack that would degrade the material. ⚙️ Computed ester-hydrolysis barriers fall in the order base-catalysed &lt; acid-catalysed &lt; neutral, matching the observed pH-dependence of the rate.</w:t>
+        <w:t>Degradation is a rate process that structure controls (Fig. 7). Polyesters degrade by ester hydrolysis that catalyses itself. The acid end left by each scission speeds up the next one, so once a part is below a critical thickness its interior erodes faster than its surface. This is bulk erosion [49]. Polysaccharides and proteins degrade instead by enzymes, which reach only the amorphous segments, so the rate depends on the accessible surface area rather than on the bulk chemistry [50]. Crystallinity is therefore the central trade-off of this review. The same feature that sets the modulus (§5.2) and keeps water out (§5.3) also keeps out the attack that would degrade the material. ⚙️ Computed ester-hydrolysis barriers rise in the order base-catalysed, then acid-catalysed, then neutral, which matches the measured pH dependence of the rate.</w:t>
       </w:r>
     </w:p>
     <w:p>
@@ -3691,7 +3641,7 @@
           <w:i/>
           <w:sz w:val="20"/>
         </w:rPr>
-        <w:t>Figure 7. Two degradation routes, drawn by the authors: (a) polyester ester hydrolysis — the acid end group autocatalyses further scission, so thick parts erode from the inside (bulk erosion); (b) enzymatic attack on polysaccharides/proteins reaches only amorphous regions, so crystallinity sets the rate.</w:t>
+        <w:t>Figure 7. Two degradation routes, drawn by the authors. (a) Polyester ester hydrolysis: the acid end group catalyses further scission, so thick parts erode from the inside (bulk erosion). (b) Enzymatic attack on polysaccharides and proteins reaches only the amorphous regions, so crystallinity sets the rate.</w:t>
       </w:r>
     </w:p>
     <w:p>
@@ -3711,7 +3661,7 @@
           <w:b w:val="0"/>
           <w:i w:val="0"/>
         </w:rPr>
-        <w:t>The thermal windows of §5.1 set a two-way decision. Materials with a stable melt window above Tm and below the decomposition/hydrolysis onset — PBS (wide), PLA (dry first or MW collapses, §4), PHB (~25 °C, tight control) — are melt-processed; cellulose and chitosan, with none, are shaped from solution (NMMO/Lyocell, dilute-acid spinning). Either way the countermeasures are shared — plasticisers, nucleating agents, compatibilised blends (PLA/PBAT, PLA/TPS), nanocellulose reinforcement — and the recurring judgement holds: most reported "performance shortfalls" are processing-window shortfalls, not material-property shortfalls (§5.1–5.2).</w:t>
+        <w:t>The thermal windows of §5.1 set a two-way choice. A material with a stable melt window, above Tm and below the decomposition or hydrolysis onset, is melt-processed. PBS has a wide window. PLA must be dried first or its molecular weight collapses (§4). PHB has a window of only about 25 °C and needs tight control. Cellulose and chitosan have no melt window at all and are shaped from solution, by NMMO in the Lyocell process or by dilute-acid spinning. The countermeasures are the same in both cases: plasticisers, nucleating agents, compatibilised blends such as PLA with PBAT or PLA with thermoplastic starch, and nanocellulose reinforcement. The recurring point holds. Most reported "performance shortfalls" are processing-window shortfalls, not material-property shortfalls (§5.1 and §5.2).</w:t>
       </w:r>
     </w:p>
     <w:p>
@@ -3739,63 +3689,7 @@
           <w:b w:val="0"/>
           <w:i w:val="0"/>
         </w:rPr>
-        <w:t xml:space="preserve">Four advantages are structural, each tracing to §3. </w:t>
-      </w:r>
-      <w:r>
-        <w:rPr>
-          <w:b/>
-          <w:i w:val="0"/>
-        </w:rPr>
-        <w:t>Renewable feedstock</w:t>
-      </w:r>
-      <w:r>
-        <w:rPr>
-          <w:b w:val="0"/>
-          <w:i w:val="0"/>
-        </w:rPr>
-        <w:t xml:space="preserve"> is the only one uniform across all five families. </w:t>
-      </w:r>
-      <w:r>
-        <w:rPr>
-          <w:b/>
-          <w:i w:val="0"/>
-        </w:rPr>
-        <w:t>Biodegradability in leakage-prone contexts</w:t>
-      </w:r>
-      <w:r>
-        <w:rPr>
-          <w:b w:val="0"/>
-          <w:i w:val="0"/>
-        </w:rPr>
-        <w:t xml:space="preserve"> (mulch film, fishing gear, disposable foodware) turns hydrolytic/enzymatic susceptibility from a burden into a desired property when the environment matches the material [51] (§5.4). </w:t>
-      </w:r>
-      <w:r>
-        <w:rPr>
-          <w:b/>
-          <w:i w:val="0"/>
-        </w:rPr>
-        <w:t>Biocompatibility and bioresorbability</w:t>
-      </w:r>
-      <w:r>
-        <w:rPr>
-          <w:b w:val="0"/>
-          <w:i w:val="0"/>
-        </w:rPr>
-        <w:t xml:space="preserve"> let PLA/PGA sutures [52] and collagen/alginate/chitosan hydrogels and dressings [55] do what commodity synthetics cannot without costly modification — the one space (§8) where biopolymers are the only viable class, though not unconditionally (§7.3). And </w:t>
-      </w:r>
-      <w:r>
-        <w:rPr>
-          <w:b/>
-          <w:i w:val="0"/>
-        </w:rPr>
-        <w:t>intrinsic functionality beyond mechanics</w:t>
-      </w:r>
-      <w:r>
-        <w:rPr>
-          <w:b w:val="0"/>
-          <w:i w:val="0"/>
-        </w:rPr>
-        <w:t xml:space="preserve"> — chirality, pH-responsive charge, sequence-encoded bioactivity — comes free with the biological structure.</w:t>
+        <w:t>Four advantages come from the structure, and each traces back to §3. The first is a renewable feedstock. This is the only advantage that is uniform across all five families. The second is biodegradability where material is likely to leak into the environment, as with mulch film, fishing gear and disposable foodware. Here the tendency to hydrolyse or be attacked by enzymes stops being a fault and becomes the point, as long as the environment matches the material [51] (§5.4). The third is biocompatibility and bioresorbability. These let PLA and PGA sutures [52] and collagen, alginate and chitosan hydrogels and dressings [55] do what commodity synthetics cannot do without costly modification. This is the one area (§8) where biopolymers are the only workable class, though not without conditions (§7.3). The fourth is function beyond mechanics: chirality, pH-responsive charge and sequence-encoded bioactivity all come with the biological structure at no extra cost.</w:t>
       </w:r>
     </w:p>
     <w:p>
@@ -3803,7 +3697,7 @@
         <w:pStyle w:val="Heading2"/>
       </w:pPr>
       <w:r>
-        <w:t>7.2 Where They Lose — Stated with Numbers, Not Adjectives</w:t>
+        <w:t>7.2 Where They Lose, Stated with Numbers</w:t>
       </w:r>
     </w:p>
     <w:p>
@@ -3822,7 +3716,7 @@
           <w:b w:val="0"/>
           <w:i w:val="0"/>
         </w:rPr>
-        <w:t xml:space="preserve"> PLA is several times the price of commodity PE/PP, PHA higher still [16,53]; a material-specific $/kg figure still needs a current market report.</w:t>
+        <w:t xml:space="preserve"> PLA costs several times as much as commodity PE and PP, and PHA costs more still [16,53]. A price per kilogram for a specific material still needs a current market report.</w:t>
       </w:r>
     </w:p>
     <w:p>
@@ -3834,14 +3728,14 @@
           <w:b/>
           <w:i w:val="0"/>
         </w:rPr>
-        <w:t>Heat/barrier.</w:t>
+        <w:t>Heat and barrier.</w:t>
       </w:r>
       <w:r>
         <w:rPr>
           <w:b w:val="0"/>
           <w:i w:val="0"/>
         </w:rPr>
-        <w:t xml:space="preserve"> PLA's HDT (~55–65 °C) sits well below PP's ~100 °C+ without stereocomplexation (§3.2) [13,42]; its O₂/CO₂ transmission matches PET's, but water-vapour barrier is worse, and starch films worse again [14] — the real critique is moisture sensitivity (§5.3), not an oxygen deficit.</w:t>
+        <w:t xml:space="preserve"> Without stereocomplexation (§3.2), PLA's heat deflection temperature of about 55 to 65 °C sits well below PP's, which is above 100 °C [13,42]. PLA's O₂ and CO₂ transmission matches that of PET, but its water-vapour barrier is worse, and starch films are worse again [14]. The real weakness is moisture sensitivity (§5.3), not oxygen barrier.</w:t>
       </w:r>
     </w:p>
     <w:p>
@@ -3853,14 +3747,14 @@
           <w:b/>
           <w:i w:val="0"/>
         </w:rPr>
-        <w:t>Brittleness/hygroscopicity.</w:t>
+        <w:t>Brittleness and water uptake.</w:t>
       </w:r>
       <w:r>
         <w:rPr>
           <w:b w:val="0"/>
           <w:i w:val="0"/>
         </w:rPr>
-        <w:t xml:space="preserve"> PHB's secondary crystallisation and PLA's sub-Tg ageing embrittle on storage [43]; starch drifts with humidity, and PLA must be dried before melt processing or MW drops uncontrollably (§4).</w:t>
+        <w:t xml:space="preserve"> PHB embrittles on storage through secondary crystallisation, and PLA through sub-Tg ageing [43]. Starch properties drift with humidity, and PLA must be dried before melt processing or its molecular weight drops out of control (§4).</w:t>
       </w:r>
     </w:p>
     <w:p>
@@ -3879,7 +3773,7 @@
           <w:b w:val="0"/>
           <w:i w:val="0"/>
         </w:rPr>
-        <w:t xml:space="preserve"> Agricultural sourcing (alginate M/G, chitosan DD, starch amylose, NR clone/age [19]) varies in ways petrochemical monomers do not.</w:t>
+        <w:t xml:space="preserve"> Agricultural sourcing varies in ways petrochemical monomers do not. This covers alginate M and G fractions, chitosan deacetylation, starch amylose content, and NR clone and tree age [19].</w:t>
       </w:r>
     </w:p>
     <w:p>
@@ -3898,7 +3792,7 @@
           <w:b w:val="0"/>
           <w:i w:val="0"/>
         </w:rPr>
-        <w:t xml:space="preserve"> A 2022 study found in-stream PLA at only 0–0.019% of PET recycling streams, kept by NIR sorting below the ~1% threshold that measurably affects rPET [15] — a sorting-infrastructure dependency, not an inherent incompatibility.</w:t>
+        <w:t xml:space="preserve"> A 2022 study found PLA present at only 0 to 0.019% of PET recycling streams, held by near-infrared sorting below the roughly 1% level that measurably affects recycled PET [15]. This is a dependence on sorting infrastructure, not an inherent incompatibility.</w:t>
       </w:r>
     </w:p>
     <w:p>
@@ -3906,7 +3800,7 @@
         <w:pStyle w:val="Heading2"/>
       </w:pPr>
       <w:r>
-        <w:t>7.3 Case Study: Natural Rubber vs. a Synthetic Analogue (SBR)</w:t>
+        <w:t>7.3 Case Study: Natural Rubber and a Synthetic Analogue (SBR)</w:t>
       </w:r>
     </w:p>
     <w:p>
@@ -3918,7 +3812,7 @@
           <w:b w:val="0"/>
           <w:i w:val="0"/>
         </w:rPr>
-        <w:t>NR and styrene–butadiene rubber (SBR) are compounded, filled and vulcanised the same way and compete in the same applications (tyre tread, damping, belting) — the cleanest same-application comparison here, since differences trace to backbone chemistry, not processing. Fig. 8 shows the chain-scale origin (SIC); Table 5 scores both across five dimensions [10,18–32].</w:t>
+        <w:t>NR and styrene-butadiene rubber (SBR) are compounded, filled and vulcanised the same way, and they compete in the same applications, such as tyre tread, damping and belting. This makes it the cleanest same-application comparison in the review, because the differences trace to backbone chemistry rather than to processing. Fig. 8 shows where the difference starts at the chain scale (strain-induced crystallisation). Table 5 scores both materials across five dimensions [10,18–32].</w:t>
       </w:r>
     </w:p>
     <w:p>
@@ -3972,7 +3866,7 @@
           <w:i/>
           <w:sz w:val="20"/>
         </w:rPr>
-        <w:t>Figure 8. NR vs. SBR, drawn by the authors: (a) NR (cis-1,4-polyisoprene), (b) SBR 1,4-butadiene unit, (c) SBR styrene unit; (d) at chain scale, stereoregular NR aligns into crystalline bundles under strain (SIC, X-ray confirmed) while SBR's irregular backbone stays amorphous — the basis of Table 5's "SIC &amp; tear resistance" row.</w:t>
+        <w:t>Figure 8. NR and SBR, drawn by the authors. (a) NR (cis-1,4-polyisoprene), (b) SBR 1,4-butadiene unit, (c) SBR styrene unit. (d) At the chain scale, stereoregular NR aligns into crystalline bundles under strain (strain-induced crystallisation, confirmed by X-ray), while SBR's irregular backbone stays amorphous. This is the basis of the "SIC and tear resistance" row of Table 5.</w:t>
       </w:r>
     </w:p>
     <w:p>
@@ -3993,7 +3887,7 @@
           <w:i w:val="0"/>
           <w:sz w:val="20"/>
         </w:rPr>
-        <w:t xml:space="preserve"> NR vs. SBR — structurally favourable / formulation- or context-dependent / documented risk.</w:t>
+        <w:t xml:space="preserve"> NR and SBR: structurally favourable, formulation- or context-dependent, or a documented risk.</w:t>
       </w:r>
     </w:p>
     <w:tbl>
@@ -4450,7 +4344,7 @@
           <w:b w:val="0"/>
           <w:i w:val="0"/>
         </w:rPr>
-        <w:t>Under matched compounding, NR's SIC gives better tear and crack-growth resistance to start with [10,23], but SBR reaches comparable wear resistance through reinforcement and cure design [24] — the clearest case here of backbone chemistry trading off against formulation (§6). The "natural is better" story does not survive the literature, though: NR latex carries a real, SBR-absent allergy risk [27,28], renewability does not automatically mean a lower LCA footprint [29,30], and NR pricing has been the more volatile of the two for climate and disease reasons unrelated to polymer chemistry [32].</w:t>
+        <w:t>Under matched compounding, NR's strain-induced crystallisation gives better tear and crack-growth resistance to start with [10,23]. SBR then reaches comparable wear resistance through reinforcement and cure design [24]. This is the clearest case in the review of backbone chemistry trading off against formulation (§6). The "natural is better" story does not survive the literature. NR latex carries a real allergy risk that SBR does not [27,28]. Being renewable does not automatically mean a lower life-cycle footprint [29,30]. And NR pricing has been the more volatile of the two, for climate and disease reasons that have nothing to do with polymer chemistry [32].</w:t>
       </w:r>
     </w:p>
     <w:p>
@@ -4470,35 +4364,7 @@
           <w:b w:val="0"/>
           <w:i w:val="0"/>
         </w:rPr>
-        <w:t xml:space="preserve">Table 4 lists each application by the property it demands, then the material that meets it (§3 gave the per-material uses). Two patterns stand out. </w:t>
-      </w:r>
-      <w:r>
-        <w:rPr>
-          <w:b/>
-          <w:i w:val="0"/>
-        </w:rPr>
-        <w:t>Packaging</w:t>
-      </w:r>
-      <w:r>
-        <w:rPr>
-          <w:b w:val="0"/>
-          <w:i w:val="0"/>
-        </w:rPr>
-        <w:t xml:space="preserve"> needs O₂/H₂O barrier, toughness and heat resistance above PLA's HDT at once (§7.2); no single biopolymer gives all three (§5.3), so it is almost always multilayer or blended. </w:t>
-      </w:r>
-      <w:r>
-        <w:rPr>
-          <w:b/>
-          <w:i w:val="0"/>
-        </w:rPr>
-        <w:t>Biomedical</w:t>
-      </w:r>
-      <w:r>
-        <w:rPr>
-          <w:b w:val="0"/>
-          <w:i w:val="0"/>
-        </w:rPr>
-        <w:t xml:space="preserve"> use is the one space where biopolymers are close to unique — biocompatibility plus a tunable degradation rate (§5.4): PGA/PLGA sutures fail mainly by a local pH drop from their acidic hydrolysis products [52,53], and collagen/alginate/ chitosan extend the logic to scaffolds and bioprinting [55].</w:t>
+        <w:t>Table 4 lists each application by the property it needs, then the material that meets it (§3 gave the per-material uses). Two patterns stand out. Packaging needs an O₂ and H₂O barrier, toughness and heat resistance above PLA's heat deflection temperature all at once (§7.2). No single biopolymer gives all three (§5.3), so packaging is almost always multilayer or blended. Biomedical use is the one area where biopolymers are close to unique, because they combine biocompatibility with a degradation rate that can be tuned (§5.4). PGA and PLGA sutures fail mainly through a local drop in pH from their acidic hydrolysis products [52,53], and collagen, alginate and chitosan carry the same logic over to scaffolds and bioprinting [55].</w:t>
       </w:r>
     </w:p>
     <w:p>
@@ -4984,7 +4850,7 @@
           <w:b w:val="0"/>
           <w:i w:val="0"/>
         </w:rPr>
-        <w:t>Global bio-based plastics capacity was ~2.31 Mt in 2025 — under 1% of all plastics — and is projected to double by 2030, concentrated in bio-based PE/PP and PHA despite PHA being the priciest (§7.2) [16]. The bottlenecks are the three properties organising §5 — processing window, humidity dependence, batch variability — none solved by scale alone. Two directions look most promising: enzymatic depolymerisation to monomer (recent enzyme cocktails recovered ~60% of the lactic acid from post-consumer PLA in 72 h [17]); and ⚙️ data-driven property prediction (QSPR / polymer- informatics ML [56]) to shorten the backbone-chemistry-to-processing-window search.</w:t>
+        <w:t>Global bio-based plastics capacity was about 2.31 Mt in 2025, which is under 1% of all plastics. It is projected to double by 2030, concentrated in bio-based PE, PP and PHA, even though PHA is the most expensive of them (§7.2) [16]. The bottlenecks are the three properties that organise §5: the processing window, the dependence on humidity, and batch variability. Scale alone solves none of them. Two directions look most promising. One is enzymatic depolymerisation back to monomer, where recent enzyme cocktails recovered about 60% of the lactic acid from post-consumer PLA in 72 h [17]. The other is ⚙️ data-driven property prediction (QSPR and polymer-informatics machine learning [56]), which could shorten the search from backbone chemistry to processing window.</w:t>
       </w:r>
     </w:p>
     <w:p>
@@ -5004,7 +4870,7 @@
           <w:b w:val="0"/>
           <w:i w:val="0"/>
         </w:rPr>
-        <w:t>Three judgements follow. First, the performance ceiling is thermal and hygroscopic (§5.1, §5.3), not mechanical: most families meet or exceed synthetic-polymer stiffness and fail instead on processing window and moisture. Second, crystallinity governs the whole trade-off (§5.4) — it supplies stiffness, blocks water uptake and blocks degradative attack, so raising one lowers the other two; the NR/SBR case study (§7.3) reaches the same trade-off through formulation alone. Third, a molecular-weight figure means little without its measurement method (§4) — and the features that make MW hard to measure are the same ones that explain performance.</w:t>
+        <w:t>Three judgements follow. First, the performance ceiling is thermal and hygroscopic (§5.1, §5.3), not mechanical. Most families meet or exceed the stiffness of synthetic polymers and fail instead on processing window and moisture. Second, crystallinity governs the whole trade-off (§5.4). It supplies stiffness, keeps water out and keeps degradative attack out, so raising one of these lowers the other two. The NR and SBR case study (§7.3) reaches the same trade-off through formulation alone. Third, a molecular-weight figure means little without the method used to measure it (§4). The features that make molecular weight hard to measure are the same ones that explain performance.</w:t>
       </w:r>
     </w:p>
     <w:p>

--- a/projects/biopolymers-review/Biopolymers-review-DRAFT.docx
+++ b/projects/biopolymers-review/Biopolymers-review-DRAFT.docx
@@ -145,7 +145,7 @@
           <w:b w:val="0"/>
           <w:i w:val="0"/>
         </w:rPr>
-        <w:t>The review moves from classification (§2) and the family-by-family survey (§3) to molecular weight (§4), the property patterns shared by all the families (§5), processing (§6), the comparison with synthetic polymers (§7), applications (§8) and current status (§9).</w:t>
+        <w:t>The review moves from classification (§2) and the family-by-family survey (§3) to molecular weight (§4), the property patterns shared by all the families (§5), the comparison with synthetic polymers (§6) and applications (§7).</w:t>
       </w:r>
     </w:p>
     <w:p>
@@ -782,7 +782,7 @@
       <w:r>
         <w:drawing>
           <wp:inline xmlns:a="http://schemas.openxmlformats.org/drawingml/2006/main" xmlns:pic="http://schemas.openxmlformats.org/drawingml/2006/picture">
-            <wp:extent cx="2184584" cy="1645919"/>
+            <wp:extent cx="1941853" cy="1463040"/>
             <wp:docPr id="1" name="Picture 1"/>
             <wp:cNvGraphicFramePr>
               <a:graphicFrameLocks noChangeAspect="1"/>
@@ -803,7 +803,7 @@
                   <pic:spPr>
                     <a:xfrm>
                       <a:off x="0" y="0"/>
-                      <a:ext cx="2184584" cy="1645919"/>
+                      <a:ext cx="1941853" cy="1463040"/>
                     </a:xfrm>
                     <a:prstGeom prst="rect"/>
                   </pic:spPr>
@@ -844,7 +844,7 @@
           <w:b w:val="0"/>
           <w:i w:val="0"/>
         </w:rPr>
-        <w:t>For each material below, the key property and its use come first, then the structural reason. The families range from cellulose, which is the stiffest and never melts, to natural rubber, which has almost no stiffness at rest and develops it only under load. The point tested throughout is that backbone chemistry, not biological origin, predicts melting behaviour, attack by water or enzymes, and mechanical performance. The numbers are in Table 2. Fig. 2 gives the force, consequence and limitation for each family on one row. Fig. 3 collects all the repeat units and Fig. 4 all the higher-order structures.</w:t>
+        <w:t>For each material below, the key property and its use come first, then the structural reason. The point tested throughout is that backbone chemistry, not biological origin, predicts melting behaviour, attack by water or enzymes, and mechanical performance. Numbers are in Table 2; Fig. 2 gives the force, consequence and limitation for each family on one row; Fig. 3 collects the repeat units and Fig. 4 the higher-order structures.</w:t>
       </w:r>
     </w:p>
     <w:p>
@@ -856,7 +856,7 @@
       <w:r>
         <w:drawing>
           <wp:inline xmlns:a="http://schemas.openxmlformats.org/drawingml/2006/main" xmlns:pic="http://schemas.openxmlformats.org/drawingml/2006/picture">
-            <wp:extent cx="2419318" cy="1828800"/>
+            <wp:extent cx="2116903" cy="1600199"/>
             <wp:docPr id="2" name="Picture 2"/>
             <wp:cNvGraphicFramePr>
               <a:graphicFrameLocks noChangeAspect="1"/>
@@ -877,7 +877,7 @@
                   <pic:spPr>
                     <a:xfrm>
                       <a:off x="0" y="0"/>
-                      <a:ext cx="2419318" cy="1828800"/>
+                      <a:ext cx="2116903" cy="1600199"/>
                     </a:xfrm>
                     <a:prstGeom prst="rect"/>
                   </pic:spPr>
@@ -982,7 +982,7 @@
           <w:b w:val="0"/>
           <w:i w:val="0"/>
         </w:rPr>
-        <w:t xml:space="preserve"> forms a soft ionic gel at room temperature when Ca²⁺ ions bridge its guluronate blocks in an "egg-box" junction [4] (Fig. 4c); a chelating agent reverses it. This is the basis of alginate hydrogels for wound dressings, cell encapsulation and bioprinting, and of its use as a food thickener. The fraction of guluronate blocks sets the balance between stiffness and brittleness (§8). Hyaluronic acid, carrageenan, xanthan and pectin follow the same linkage-chemistry logic.</w:t>
+        <w:t xml:space="preserve"> forms a soft ionic gel at room temperature when Ca²⁺ ions bridge its guluronate blocks in an "egg-box" junction [4] (Fig. 4c); a chelating agent reverses it. This is the basis of alginate hydrogels for wound dressings, cell encapsulation and bioprinting, and of its use as a food thickener. The fraction of guluronate blocks sets the balance between stiffness and brittleness (§7). Hyaluronic acid, carrageenan, xanthan and pectin follow the same linkage-chemistry logic.</w:t>
       </w:r>
     </w:p>
     <w:p>
@@ -994,7 +994,7 @@
       <w:r>
         <w:drawing>
           <wp:inline xmlns:a="http://schemas.openxmlformats.org/drawingml/2006/main" xmlns:pic="http://schemas.openxmlformats.org/drawingml/2006/picture">
-            <wp:extent cx="4559248" cy="2788920"/>
+            <wp:extent cx="4036055" cy="2468879"/>
             <wp:docPr id="3" name="Picture 3"/>
             <wp:cNvGraphicFramePr>
               <a:graphicFrameLocks noChangeAspect="1"/>
@@ -1015,7 +1015,7 @@
                   <pic:spPr>
                     <a:xfrm>
                       <a:off x="0" y="0"/>
-                      <a:ext cx="4559248" cy="2788920"/>
+                      <a:ext cx="4036055" cy="2468879"/>
                     </a:xfrm>
                     <a:prstGeom prst="rect"/>
                   </pic:spPr>
@@ -1090,7 +1090,7 @@
           <w:b w:val="0"/>
           <w:i w:val="0"/>
         </w:rPr>
-        <w:t xml:space="preserve"> is the main bio-based plastic in use today: the filament for 3D printing, and a material for food serviceware, fibre and resorbable sutures (as PLGA). Its modulus is 2.5 to 4 GPa, but its low glass transition of about 60 °C sets a low heat ceiling (§7.2). A useful molecular weight needs ring-opening polymerisation of lactide, catalysed by Sn(Oct)₂ [40,41]. A PLLA/PDLA stereocomplex melts about 50 °C higher, because the two enantiomers pack together more tightly [6,7]. Both polymers pack as helices that still melt (Fig. 4d). PBS and PEF follow the same ester logic (§8).</w:t>
+        <w:t xml:space="preserve"> is the main bio-based plastic in use today: the filament for 3D printing, and a material for food serviceware, fibre and resorbable sutures (as PLGA). Its modulus is 2.5 to 4 GPa, but its low glass transition of about 60 °C sets a low heat ceiling (§6.2). A useful molecular weight needs ring-opening polymerisation of lactide, catalysed by Sn(Oct)₂ [40,41]. A PLLA/PDLA stereocomplex melts about 50 °C higher, because the two enantiomers pack together more tightly [6,7]. Both polymers pack as helices that still melt (Fig. 4d). PBS and PEF follow the same ester logic (§7).</w:t>
       </w:r>
     </w:p>
     <w:p>
@@ -1145,7 +1145,7 @@
           <w:b w:val="0"/>
           <w:i w:val="0"/>
         </w:rPr>
-        <w:t xml:space="preserve"> are used as hydrogels, tissue scaffolds and encapsulants. Collagen has a Gly-X-Y triple helix (Fig. 4f) stabilised by a stereoelectronic effect from hydroxyproline [45]; on heating it unfolds into gelatin and does not refold. Zein, casein and soy proteins form films but are not structural (§8). Every protein chain is built on a ribosomal template, so all chains have the same length (Đ = 1.0), which no non-templated biopolymer matches (§4).</w:t>
+        <w:t xml:space="preserve"> are used as hydrogels, tissue scaffolds and encapsulants. Collagen has a Gly-X-Y triple helix (Fig. 4f) stabilised by a stereoelectronic effect from hydroxyproline [45]; on heating it unfolds into gelatin and does not refold. Zein, casein and soy proteins form films but are not structural (§7). Every protein chain is built on a ribosomal template, so all chains have the same length (Đ = 1.0), which no non-templated biopolymer matches (§4).</w:t>
       </w:r>
     </w:p>
     <w:p>
@@ -1157,7 +1157,7 @@
       <w:r>
         <w:drawing>
           <wp:inline xmlns:a="http://schemas.openxmlformats.org/drawingml/2006/main" xmlns:pic="http://schemas.openxmlformats.org/drawingml/2006/picture">
-            <wp:extent cx="4664456" cy="2194560"/>
+            <wp:extent cx="4081399" cy="1920240"/>
             <wp:docPr id="4" name="Picture 4"/>
             <wp:cNvGraphicFramePr>
               <a:graphicFrameLocks noChangeAspect="1"/>
@@ -1178,7 +1178,7 @@
                   <pic:spPr>
                     <a:xfrm>
                       <a:off x="0" y="0"/>
-                      <a:ext cx="4664456" cy="2194560"/>
+                      <a:ext cx="4081399" cy="1920240"/>
                     </a:xfrm>
                     <a:prstGeom prst="rect"/>
                   </pic:spPr>
@@ -1292,7 +1292,7 @@
           <w:b w:val="0"/>
           <w:i w:val="0"/>
         </w:rPr>
-        <w:t xml:space="preserve"> clones and with the age of the tree [19], and the non-rubber protein and gel content takes an active, clone-dependent part in the network rather than acting as an impurity [18]. The variable that matters is therefore the arrangement of the chains under the conditions of use. This is tested against a synthetic analogue in §7.3.</w:t>
+        <w:t xml:space="preserve"> clones and with the age of the tree [19], and the non-rubber protein and gel content takes an active, clone-dependent part in the network rather than acting as an impurity [18]. The variable that matters is therefore the arrangement of the chains under the conditions of use. This is tested against a synthetic analogue in §6.3.</w:t>
       </w:r>
     </w:p>
     <w:p>
@@ -2819,7 +2819,7 @@
       <w:r>
         <w:drawing>
           <wp:inline xmlns:a="http://schemas.openxmlformats.org/drawingml/2006/main" xmlns:pic="http://schemas.openxmlformats.org/drawingml/2006/picture">
-            <wp:extent cx="3127347" cy="1508760"/>
+            <wp:extent cx="2843042" cy="1371600"/>
             <wp:docPr id="5" name="Picture 5"/>
             <wp:cNvGraphicFramePr>
               <a:graphicFrameLocks noChangeAspect="1"/>
@@ -2840,7 +2840,7 @@
                   <pic:spPr>
                     <a:xfrm>
                       <a:off x="0" y="0"/>
-                      <a:ext cx="3127347" cy="1508760"/>
+                      <a:ext cx="2843042" cy="1371600"/>
                     </a:xfrm>
                     <a:prstGeom prst="rect"/>
                   </pic:spPr>
@@ -2873,7 +2873,7 @@
           <w:b w:val="0"/>
           <w:i w:val="0"/>
         </w:rPr>
-        <w:t>Molecular weight controls performance through chain entanglement. A polymer only develops full strength and toughness once its chains are long enough to entangle, above a critical value Mc [48]. Below Mc, both collapse. Above Mc, tensile strength rises with Mn and then levels off (Flory-type, σ ≈ σ∞ − K/Mn) [47]. Degradation shows up first as a fall in molecular weight. It costs little strength until the chains drop back below Mc. At that point performance fails suddenly. The same failure mode returns in §7 and §8.</w:t>
+        <w:t>Molecular weight controls performance through chain entanglement. A polymer only develops full strength and toughness once its chains are long enough to entangle, above a critical value Mc [48]. Below Mc, both collapse. Above Mc, tensile strength rises with Mn and then levels off (Flory-type, σ ≈ σ∞ − K/Mn) [47]. Degradation shows up first as a fall in molecular weight. It costs little strength until the chains drop back below Mc. At that point performance fails suddenly. The same failure mode returns in §6 and §7.</w:t>
       </w:r>
     </w:p>
     <w:p>
@@ -3478,6 +3478,18 @@
     </w:p>
     <w:p>
       <w:pPr>
+        <w:jc w:val="both"/>
+      </w:pPr>
+      <w:r>
+        <w:rPr>
+          <w:b w:val="0"/>
+          <w:i w:val="0"/>
+        </w:rPr>
+        <w:t>This window also sets the processing route. PBS, PLA and PHB are melt-processed, while cellulose and chitosan, having no window, are shaped from solution (Lyocell, dilute-acid spinning). Plasticisers, nucleating agents and compatibilised blends all work by widening a narrow window, so most reported "performance shortfalls" are really processing-window shortfalls.</w:t>
+      </w:r>
+    </w:p>
+    <w:p>
+      <w:pPr>
         <w:pStyle w:val="Heading2"/>
       </w:pPr>
       <w:r>
@@ -3493,7 +3505,7 @@
           <w:b w:val="0"/>
           <w:i w:val="0"/>
         </w:rPr>
-        <w:t>The same structure sets the mechanical envelope (Fig. 5b). High crystallinity and dense hydrogen bonding raise the modulus, but they leave few flexible chain segments, so biopolymers cannot draw out before breaking the way polyethylene and polypropylene do. Most biopolymers therefore fall in the high-modulus, low-elongation corner relative to PE, PP and PET [11,43]. Natural rubber is the exception: it has almost no modulus when relaxed and develops its properties only under load, by strain-induced crystallisation (§3.5, §7.3). The shapes in Fig. 5b are ranges, not points. Sample form, moisture, crystallinity and thermal history each shift a material's data by up to a factor of ten; this reappears as "batch variability" in §7.2.</w:t>
+        <w:t>The same structure sets the mechanical envelope (Fig. 5b). High crystallinity and dense hydrogen bonding raise the modulus, but they leave few flexible chain segments, so biopolymers cannot draw out before breaking the way polyethylene and polypropylene do. Most biopolymers therefore fall in the high-modulus, low-elongation corner relative to PE, PP and PET [11,43]. Natural rubber is the exception: it has almost no modulus when relaxed and develops its properties only under load, by strain-induced crystallisation (§3.5, §6.3). The shapes in Fig. 5b are ranges, not points. Sample form, moisture, crystallinity and thermal history each shift a material's data by up to a factor of ten; this reappears as "batch variability" in §6.2.</w:t>
       </w:r>
     </w:p>
     <w:p>
@@ -3505,7 +3517,7 @@
       <w:r>
         <w:drawing>
           <wp:inline xmlns:a="http://schemas.openxmlformats.org/drawingml/2006/main" xmlns:pic="http://schemas.openxmlformats.org/drawingml/2006/picture">
-            <wp:extent cx="3687260" cy="1691640"/>
+            <wp:extent cx="3388293" cy="1554480"/>
             <wp:docPr id="6" name="Picture 6"/>
             <wp:cNvGraphicFramePr>
               <a:graphicFrameLocks noChangeAspect="1"/>
@@ -3526,7 +3538,7 @@
                   <pic:spPr>
                     <a:xfrm>
                       <a:off x="0" y="0"/>
-                      <a:ext cx="3687260" cy="1691640"/>
+                      <a:ext cx="3388293" cy="1554480"/>
                     </a:xfrm>
                     <a:prstGeom prst="rect"/>
                   </pic:spPr>
@@ -3599,7 +3611,7 @@
       <w:r>
         <w:drawing>
           <wp:inline xmlns:a="http://schemas.openxmlformats.org/drawingml/2006/main" xmlns:pic="http://schemas.openxmlformats.org/drawingml/2006/picture">
-            <wp:extent cx="5055837" cy="1188720"/>
+            <wp:extent cx="4666927" cy="1097280"/>
             <wp:docPr id="7" name="Picture 7"/>
             <wp:cNvGraphicFramePr>
               <a:graphicFrameLocks noChangeAspect="1"/>
@@ -3620,7 +3632,7 @@
                   <pic:spPr>
                     <a:xfrm>
                       <a:off x="0" y="0"/>
-                      <a:ext cx="5055837" cy="1188720"/>
+                      <a:ext cx="4666927" cy="1097280"/>
                     </a:xfrm>
                     <a:prstGeom prst="rect"/>
                   </pic:spPr>
@@ -3649,7 +3661,15 @@
         <w:pStyle w:val="Heading1"/>
       </w:pPr>
       <w:r>
-        <w:t>6. Processing</w:t>
+        <w:t>6. Advantages and Disadvantages Compared with Synthetic Polymers</w:t>
+      </w:r>
+    </w:p>
+    <w:p>
+      <w:pPr>
+        <w:pStyle w:val="Heading2"/>
+      </w:pPr>
+      <w:r>
+        <w:t>6.1 Where Biopolymers Genuinely Win</w:t>
       </w:r>
     </w:p>
     <w:p>
@@ -3661,15 +3681,7 @@
           <w:b w:val="0"/>
           <w:i w:val="0"/>
         </w:rPr>
-        <w:t>The thermal windows of §5.1 set a two-way choice. A material with a stable melt window, above Tm and below the decomposition or hydrolysis onset, is melt-processed. PBS has a wide window. PLA must be dried first or its molecular weight collapses (§4). PHB has a window of only about 25 °C and needs tight control. Cellulose and chitosan have no melt window at all and are shaped from solution, by NMMO in the Lyocell process or by dilute-acid spinning. The countermeasures are the same in both cases: plasticisers, nucleating agents, compatibilised blends such as PLA with PBAT or PLA with thermoplastic starch, and nanocellulose reinforcement. The recurring point holds. Most reported "performance shortfalls" are processing-window shortfalls, not material-property shortfalls (§5.1 and §5.2).</w:t>
-      </w:r>
-    </w:p>
-    <w:p>
-      <w:pPr>
-        <w:pStyle w:val="Heading1"/>
-      </w:pPr>
-      <w:r>
-        <w:t>7. Advantages and Disadvantages Compared with Synthetic Polymers</w:t>
+        <w:t>Four advantages come from the structure. A renewable feedstock is the only one uniform across all five families. Biodegradability matters where material is likely to leak into the environment, as with mulch film, fishing gear and disposable foodware: there the tendency to hydrolyse or be attacked by enzymes becomes the point, provided the environment matches the material [51] (§5.4). Biocompatibility and bioresorbability let PLA and PGA sutures [52] and collagen, alginate and chitosan hydrogels and dressings [55] do what commodity synthetics cannot without costly modification; this is the one area (§7) where biopolymers are the only workable class, though not unconditionally (§6.3). Function beyond mechanics, such as chirality, pH-responsive charge and sequence-encoded bioactivity, comes with the biological structure at no extra cost.</w:t>
       </w:r>
     </w:p>
     <w:p>
@@ -3677,19 +3689,102 @@
         <w:pStyle w:val="Heading2"/>
       </w:pPr>
       <w:r>
-        <w:t>7.1 Where Biopolymers Genuinely Win</w:t>
+        <w:t>6.2 Where They Lose, Stated with Numbers</w:t>
       </w:r>
     </w:p>
     <w:p>
       <w:pPr>
-        <w:jc w:val="both"/>
+        <w:pStyle w:val="ListBullet"/>
       </w:pPr>
       <w:r>
         <w:rPr>
+          <w:b/>
+          <w:i w:val="0"/>
+        </w:rPr>
+        <w:t>Price.</w:t>
+      </w:r>
+      <w:r>
+        <w:rPr>
           <w:b w:val="0"/>
           <w:i w:val="0"/>
         </w:rPr>
-        <w:t>Four advantages come from the structure, and each traces back to §3. The first is a renewable feedstock. This is the only advantage that is uniform across all five families. The second is biodegradability where material is likely to leak into the environment, as with mulch film, fishing gear and disposable foodware. Here the tendency to hydrolyse or be attacked by enzymes stops being a fault and becomes the point, as long as the environment matches the material [51] (§5.4). The third is biocompatibility and bioresorbability. These let PLA and PGA sutures [52] and collagen, alginate and chitosan hydrogels and dressings [55] do what commodity synthetics cannot do without costly modification. This is the one area (§8) where biopolymers are the only workable class, though not without conditions (§7.3). The fourth is function beyond mechanics: chirality, pH-responsive charge and sequence-encoded bioactivity all come with the biological structure at no extra cost.</w:t>
+        <w:t xml:space="preserve"> PLA costs several times as much as commodity PE and PP, and PHA costs more still [16,53]. A price per kilogram for a specific material still needs a current market report.</w:t>
+      </w:r>
+    </w:p>
+    <w:p>
+      <w:pPr>
+        <w:pStyle w:val="ListBullet"/>
+      </w:pPr>
+      <w:r>
+        <w:rPr>
+          <w:b/>
+          <w:i w:val="0"/>
+        </w:rPr>
+        <w:t>Heat and barrier.</w:t>
+      </w:r>
+      <w:r>
+        <w:rPr>
+          <w:b w:val="0"/>
+          <w:i w:val="0"/>
+        </w:rPr>
+        <w:t xml:space="preserve"> Without stereocomplexation (§3.2), PLA's heat deflection temperature of about 55 to 65 °C sits well below PP's, which is above 100 °C [13,42]. PLA's O₂ and CO₂ transmission matches that of PET, but its water-vapour barrier is worse, and starch films are worse again [14]. The real weakness is moisture sensitivity (§5.3), not oxygen barrier.</w:t>
+      </w:r>
+    </w:p>
+    <w:p>
+      <w:pPr>
+        <w:pStyle w:val="ListBullet"/>
+      </w:pPr>
+      <w:r>
+        <w:rPr>
+          <w:b/>
+          <w:i w:val="0"/>
+        </w:rPr>
+        <w:t>Brittleness and water uptake.</w:t>
+      </w:r>
+      <w:r>
+        <w:rPr>
+          <w:b w:val="0"/>
+          <w:i w:val="0"/>
+        </w:rPr>
+        <w:t xml:space="preserve"> PHB embrittles on storage through secondary crystallisation, and PLA through sub-Tg ageing [43]. Starch properties drift with humidity, and PLA must be dried before melt processing or its molecular weight drops out of control (§4).</w:t>
+      </w:r>
+    </w:p>
+    <w:p>
+      <w:pPr>
+        <w:pStyle w:val="ListBullet"/>
+      </w:pPr>
+      <w:r>
+        <w:rPr>
+          <w:b/>
+          <w:i w:val="0"/>
+        </w:rPr>
+        <w:t>Batch variability.</w:t>
+      </w:r>
+      <w:r>
+        <w:rPr>
+          <w:b w:val="0"/>
+          <w:i w:val="0"/>
+        </w:rPr>
+        <w:t xml:space="preserve"> Agricultural sourcing varies in ways petrochemical monomers do not. This covers alginate M and G fractions, chitosan deacetylation, starch amylose content, and NR clone and tree age [19].</w:t>
+      </w:r>
+    </w:p>
+    <w:p>
+      <w:pPr>
+        <w:pStyle w:val="ListBullet"/>
+      </w:pPr>
+      <w:r>
+        <w:rPr>
+          <w:b/>
+          <w:i w:val="0"/>
+        </w:rPr>
+        <w:t>Recycling compatibility.</w:t>
+      </w:r>
+      <w:r>
+        <w:rPr>
+          <w:b w:val="0"/>
+          <w:i w:val="0"/>
+        </w:rPr>
+        <w:t xml:space="preserve"> A 2022 study found PLA present at only 0 to 0.019% of PET recycling streams, held by near-infrared sorting below the roughly 1% level that measurably affects recycled PET [15]. This is a dependence on sorting infrastructure, not an inherent incompatibility.</w:t>
       </w:r>
     </w:p>
     <w:p>
@@ -3697,110 +3792,7 @@
         <w:pStyle w:val="Heading2"/>
       </w:pPr>
       <w:r>
-        <w:t>7.2 Where They Lose, Stated with Numbers</w:t>
-      </w:r>
-    </w:p>
-    <w:p>
-      <w:pPr>
-        <w:pStyle w:val="ListBullet"/>
-      </w:pPr>
-      <w:r>
-        <w:rPr>
-          <w:b/>
-          <w:i w:val="0"/>
-        </w:rPr>
-        <w:t>Price.</w:t>
-      </w:r>
-      <w:r>
-        <w:rPr>
-          <w:b w:val="0"/>
-          <w:i w:val="0"/>
-        </w:rPr>
-        <w:t xml:space="preserve"> PLA costs several times as much as commodity PE and PP, and PHA costs more still [16,53]. A price per kilogram for a specific material still needs a current market report.</w:t>
-      </w:r>
-    </w:p>
-    <w:p>
-      <w:pPr>
-        <w:pStyle w:val="ListBullet"/>
-      </w:pPr>
-      <w:r>
-        <w:rPr>
-          <w:b/>
-          <w:i w:val="0"/>
-        </w:rPr>
-        <w:t>Heat and barrier.</w:t>
-      </w:r>
-      <w:r>
-        <w:rPr>
-          <w:b w:val="0"/>
-          <w:i w:val="0"/>
-        </w:rPr>
-        <w:t xml:space="preserve"> Without stereocomplexation (§3.2), PLA's heat deflection temperature of about 55 to 65 °C sits well below PP's, which is above 100 °C [13,42]. PLA's O₂ and CO₂ transmission matches that of PET, but its water-vapour barrier is worse, and starch films are worse again [14]. The real weakness is moisture sensitivity (§5.3), not oxygen barrier.</w:t>
-      </w:r>
-    </w:p>
-    <w:p>
-      <w:pPr>
-        <w:pStyle w:val="ListBullet"/>
-      </w:pPr>
-      <w:r>
-        <w:rPr>
-          <w:b/>
-          <w:i w:val="0"/>
-        </w:rPr>
-        <w:t>Brittleness and water uptake.</w:t>
-      </w:r>
-      <w:r>
-        <w:rPr>
-          <w:b w:val="0"/>
-          <w:i w:val="0"/>
-        </w:rPr>
-        <w:t xml:space="preserve"> PHB embrittles on storage through secondary crystallisation, and PLA through sub-Tg ageing [43]. Starch properties drift with humidity, and PLA must be dried before melt processing or its molecular weight drops out of control (§4).</w:t>
-      </w:r>
-    </w:p>
-    <w:p>
-      <w:pPr>
-        <w:pStyle w:val="ListBullet"/>
-      </w:pPr>
-      <w:r>
-        <w:rPr>
-          <w:b/>
-          <w:i w:val="0"/>
-        </w:rPr>
-        <w:t>Batch variability.</w:t>
-      </w:r>
-      <w:r>
-        <w:rPr>
-          <w:b w:val="0"/>
-          <w:i w:val="0"/>
-        </w:rPr>
-        <w:t xml:space="preserve"> Agricultural sourcing varies in ways petrochemical monomers do not. This covers alginate M and G fractions, chitosan deacetylation, starch amylose content, and NR clone and tree age [19].</w:t>
-      </w:r>
-    </w:p>
-    <w:p>
-      <w:pPr>
-        <w:pStyle w:val="ListBullet"/>
-      </w:pPr>
-      <w:r>
-        <w:rPr>
-          <w:b/>
-          <w:i w:val="0"/>
-        </w:rPr>
-        <w:t>Recycling compatibility.</w:t>
-      </w:r>
-      <w:r>
-        <w:rPr>
-          <w:b w:val="0"/>
-          <w:i w:val="0"/>
-        </w:rPr>
-        <w:t xml:space="preserve"> A 2022 study found PLA present at only 0 to 0.019% of PET recycling streams, held by near-infrared sorting below the roughly 1% level that measurably affects recycled PET [15]. This is a dependence on sorting infrastructure, not an inherent incompatibility.</w:t>
-      </w:r>
-    </w:p>
-    <w:p>
-      <w:pPr>
-        <w:pStyle w:val="Heading2"/>
-      </w:pPr>
-      <w:r>
-        <w:t>7.3 Case Study: Natural Rubber and a Synthetic Analogue (SBR)</w:t>
+        <w:t>6.3 Case Study: Natural Rubber and a Synthetic Analogue (SBR)</w:t>
       </w:r>
     </w:p>
     <w:p>
@@ -3824,7 +3816,7 @@
       <w:r>
         <w:drawing>
           <wp:inline xmlns:a="http://schemas.openxmlformats.org/drawingml/2006/main" xmlns:pic="http://schemas.openxmlformats.org/drawingml/2006/picture">
-            <wp:extent cx="3887561" cy="1463040"/>
+            <wp:extent cx="3644589" cy="1371600"/>
             <wp:docPr id="8" name="Picture 8"/>
             <wp:cNvGraphicFramePr>
               <a:graphicFrameLocks noChangeAspect="1"/>
@@ -3845,7 +3837,7 @@
                   <pic:spPr>
                     <a:xfrm>
                       <a:off x="0" y="0"/>
-                      <a:ext cx="3887561" cy="1463040"/>
+                      <a:ext cx="3644589" cy="1371600"/>
                     </a:xfrm>
                     <a:prstGeom prst="rect"/>
                   </pic:spPr>
@@ -4344,7 +4336,7 @@
           <w:b w:val="0"/>
           <w:i w:val="0"/>
         </w:rPr>
-        <w:t>Under matched compounding, NR's strain-induced crystallisation gives better tear and crack-growth resistance to start with [10,23]. SBR then reaches comparable wear resistance through reinforcement and cure design [24]. This is the clearest case in the review of backbone chemistry trading off against formulation (§6). The "natural is better" story does not survive the literature. NR latex carries a real allergy risk that SBR does not [27,28]. Being renewable does not automatically mean a lower life-cycle footprint [29,30]. And NR pricing has been the more volatile of the two, for climate and disease reasons that have nothing to do with polymer chemistry [32].</w:t>
+        <w:t>Under matched compounding, NR's strain-induced crystallisation gives better tear and crack-growth resistance to start with [10,23]. SBR then reaches comparable wear resistance through reinforcement and cure design [24]. This is the clearest case in the review of backbone chemistry trading off against formulation. The "natural is better" story does not survive the literature. NR latex carries a real allergy risk that SBR does not [27,28]. Being renewable does not automatically mean a lower life-cycle footprint [29,30]. And NR pricing has been the more volatile of the two, for climate and disease reasons that have nothing to do with polymer chemistry [32].</w:t>
       </w:r>
     </w:p>
     <w:p>
@@ -4352,7 +4344,7 @@
         <w:pStyle w:val="Heading1"/>
       </w:pPr>
       <w:r>
-        <w:t>8. Applications</w:t>
+        <w:t>7. Applications</w:t>
       </w:r>
     </w:p>
     <w:p>
@@ -4364,7 +4356,7 @@
           <w:b w:val="0"/>
           <w:i w:val="0"/>
         </w:rPr>
-        <w:t>Table 4 lists each application by the property it needs, then the material that meets it (§3 gave the per-material uses). Two patterns stand out. Packaging needs an O₂ and H₂O barrier, toughness and heat resistance above PLA's heat deflection temperature all at once (§7.2). No single biopolymer gives all three (§5.3), so packaging is almost always multilayer or blended. Biomedical use is the one area where biopolymers are close to unique, because they combine biocompatibility with a degradation rate that can be tuned (§5.4). PGA and PLGA sutures fail mainly through a local drop in pH from their acidic hydrolysis products [52,53], and collagen, alginate and chitosan carry the same logic over to scaffolds and bioprinting [55].</w:t>
+        <w:t>Table 4 lists each application by the property it needs, then the material that meets it (§3 gave the per-material uses). Two patterns stand out. Packaging needs an O₂ and H₂O barrier, toughness and heat resistance above PLA's heat deflection temperature all at once (§6.2). No single biopolymer gives all three (§5.3), so packaging is almost always multilayer or blended. Biomedical use is the one area where biopolymers are close to unique, because they combine biocompatibility with a degradation rate that can be tuned (§5.4). PGA and PLGA sutures fail mainly through a local drop in pH from their acidic hydrolysis products [52,53], and collagen, alginate and chitosan carry the same logic over to scaffolds and bioprinting [55].</w:t>
       </w:r>
     </w:p>
     <w:p>
@@ -4822,7 +4814,7 @@
                 <w:i w:val="0"/>
                 <w:sz w:val="16"/>
               </w:rPr>
-              <w:t>Natural rubber, NR/SBR blends (§7.3)</w:t>
+              <w:t>Natural rubber, NR/SBR blends (§6.3)</w:t>
             </w:r>
           </w:p>
         </w:tc>
@@ -4838,7 +4830,7 @@
         <w:pStyle w:val="Heading1"/>
       </w:pPr>
       <w:r>
-        <w:t>9. Current Status, Challenges and Outlook</w:t>
+        <w:t>8. Conclusions</w:t>
       </w:r>
     </w:p>
     <w:p>
@@ -4850,15 +4842,7 @@
           <w:b w:val="0"/>
           <w:i w:val="0"/>
         </w:rPr>
-        <w:t>Global bio-based plastics capacity was about 2.31 Mt in 2025, which is under 1% of all plastics. It is projected to double by 2030, concentrated in bio-based PE, PP and PHA, even though PHA is the most expensive of them (§7.2) [16]. The bottlenecks are the three properties that organise §5: the processing window, the dependence on humidity, and batch variability. Scale alone solves none of them. Two directions look most promising. One is enzymatic depolymerisation back to monomer, where recent enzyme cocktails recovered about 60% of the lactic acid from post-consumer PLA in 72 h [17]. The other is ⚙️ data-driven property prediction (QSPR and polymer-informatics machine learning [56]), which could shorten the search from backbone chemistry to processing window.</w:t>
-      </w:r>
-    </w:p>
-    <w:p>
-      <w:pPr>
-        <w:pStyle w:val="Heading1"/>
-      </w:pPr>
-      <w:r>
-        <w:t>10. Conclusions</w:t>
+        <w:t>Three judgements follow. First, the performance ceiling is thermal and hygroscopic (§5.1, §5.3), not mechanical. Most families meet or exceed the stiffness of synthetic polymers and fail instead on processing window and moisture. Second, crystallinity governs the whole trade-off (§5.4). It supplies stiffness, keeps water out and keeps degradative attack out, so raising one of these lowers the other two. The NR and SBR case study (§6.3) reaches the same trade-off through formulation alone. Third, a molecular-weight figure means little without the method used to measure it (§4). The features that make molecular weight hard to measure are the same ones that explain performance.</w:t>
       </w:r>
     </w:p>
     <w:p>
@@ -4870,7 +4854,7 @@
           <w:b w:val="0"/>
           <w:i w:val="0"/>
         </w:rPr>
-        <w:t>Three judgements follow. First, the performance ceiling is thermal and hygroscopic (§5.1, §5.3), not mechanical. Most families meet or exceed the stiffness of synthetic polymers and fail instead on processing window and moisture. Second, crystallinity governs the whole trade-off (§5.4). It supplies stiffness, keeps water out and keeps degradative attack out, so raising one of these lowers the other two. The NR and SBR case study (§7.3) reaches the same trade-off through formulation alone. Third, a molecular-weight figure means little without the method used to measure it (§4). The features that make molecular weight hard to measure are the same ones that explain performance.</w:t>
+        <w:t>Bio-based plastics were about 2.31 Mt of capacity in 2025, under 1% of all plastics [16]. Scaling up will not by itself fix the processing window, the humidity sensitivity or the batch variability; the nearer-term routes to those are enzymatic depolymerisation back to monomer [17] and ⚙️ data-driven property prediction [56].</w:t>
       </w:r>
     </w:p>
     <w:p>

--- a/projects/biopolymers-review/Biopolymers-review-DRAFT.docx
+++ b/projects/biopolymers-review/Biopolymers-review-DRAFT.docx
@@ -165,7 +165,7 @@
           <w:b w:val="0"/>
           <w:i w:val="0"/>
         </w:rPr>
-        <w:t>Biopolymers are usually sorted first by origin: extracted from biomass, made by micro-organisms, or polymerised from a bio-based monomer. Origin is a poor guide to behaviour, though. Two materials of the same origin can process and degrade in completely different ways, and two of different origins can behave the same. The repeating linkage in the backbone is a better guide, because it decides whether the material survives melting and how it degrades. This review is therefore organised by backbone chemistry (Table 1, Fig. 1). Origin is kept only as a small label on each material, because it still explains why molecular weight and purity vary within a class (§4).</w:t>
+        <w:t>Biopolymers are usually sorted first by origin: extracted from biomass, made by micro-organisms, or polymerised from a bio-based monomer. Origin is a poor guide to behaviour, though. Two materials of the same origin can process and degrade in completely different ways, and two of different origins can behave the same. The repeating linkage in the backbone is a better guide, because it decides whether the material survives melting and how it degrades. This review is therefore organised by backbone chemistry (Table 1). Origin is kept only as a small label on each material, because it still explains why molecular weight and purity vary within a class (§4).</w:t>
       </w:r>
     </w:p>
     <w:p>
@@ -775,60 +775,6 @@
     </w:p>
     <w:p>
       <w:pPr>
-        <w:keepNext/>
-        <w:spacing w:after="40"/>
-        <w:jc w:val="center"/>
-      </w:pPr>
-      <w:r>
-        <w:drawing>
-          <wp:inline xmlns:a="http://schemas.openxmlformats.org/drawingml/2006/main" xmlns:pic="http://schemas.openxmlformats.org/drawingml/2006/picture">
-            <wp:extent cx="1941853" cy="1463040"/>
-            <wp:docPr id="1" name="Picture 1"/>
-            <wp:cNvGraphicFramePr>
-              <a:graphicFrameLocks noChangeAspect="1"/>
-            </wp:cNvGraphicFramePr>
-            <a:graphic>
-              <a:graphicData uri="http://schemas.openxmlformats.org/drawingml/2006/picture">
-                <pic:pic>
-                  <pic:nvPicPr>
-                    <pic:cNvPr id="0" name="fig1_classification.png"/>
-                    <pic:cNvPicPr/>
-                  </pic:nvPicPr>
-                  <pic:blipFill>
-                    <a:blip r:embed="rId10"/>
-                    <a:stretch>
-                      <a:fillRect/>
-                    </a:stretch>
-                  </pic:blipFill>
-                  <pic:spPr>
-                    <a:xfrm>
-                      <a:off x="0" y="0"/>
-                      <a:ext cx="1941853" cy="1463040"/>
-                    </a:xfrm>
-                    <a:prstGeom prst="rect"/>
-                  </pic:spPr>
-                </pic:pic>
-              </a:graphicData>
-            </a:graphic>
-          </wp:inline>
-        </w:drawing>
-      </w:r>
-    </w:p>
-    <w:p>
-      <w:pPr>
-        <w:spacing w:line="240" w:lineRule="auto" w:after="80"/>
-        <w:jc w:val="center"/>
-      </w:pPr>
-      <w:r>
-        <w:rPr>
-          <w:i/>
-          <w:sz w:val="20"/>
-        </w:rPr>
-        <w:t>Figure 1. Classification by backbone chemistry (primary branches, coloured, matching Table 1 and Fig. 2), with each material's origin shown as a small E/M/S tag: extracted from biomass, synthesised by micro-organisms, or polymerised from bio-based monomers</w:t>
-      </w:r>
-    </w:p>
-    <w:p>
-      <w:pPr>
         <w:pStyle w:val="Heading1"/>
       </w:pPr>
       <w:r>
@@ -844,7 +790,7 @@
           <w:b w:val="0"/>
           <w:i w:val="0"/>
         </w:rPr>
-        <w:t>For each material below, the key property and its use come first, then the structural reason. The point tested throughout is that backbone chemistry, not biological origin, predicts melting behaviour, attack by water or enzymes, and mechanical performance. Numbers are in Table 2; Fig. 2 gives the force, consequence and limitation for each family on one row; Fig. 3 collects the repeat units and Fig. 4 the higher-order structures.</w:t>
+        <w:t>For each material below, the key property and its use come first, then the structural reason. The point tested throughout is that backbone chemistry, not biological origin, predicts melting behaviour, attack by water or enzymes, and mechanical performance. Numbers are in Table 2; Fig. 1 gives the force, consequence and limitation for each family on one row; Fig. 2 collects the repeat units and Fig. 3 the higher-order structures.</w:t>
       </w:r>
     </w:p>
     <w:p>
@@ -857,7 +803,7 @@
         <w:drawing>
           <wp:inline xmlns:a="http://schemas.openxmlformats.org/drawingml/2006/main" xmlns:pic="http://schemas.openxmlformats.org/drawingml/2006/picture">
             <wp:extent cx="2116903" cy="1600199"/>
-            <wp:docPr id="2" name="Picture 2"/>
+            <wp:docPr id="1" name="Picture 1"/>
             <wp:cNvGraphicFramePr>
               <a:graphicFrameLocks noChangeAspect="1"/>
             </wp:cNvGraphicFramePr>
@@ -869,7 +815,7 @@
                     <pic:cNvPicPr/>
                   </pic:nvPicPr>
                   <pic:blipFill>
-                    <a:blip r:embed="rId11"/>
+                    <a:blip r:embed="rId10"/>
                     <a:stretch>
                       <a:fillRect/>
                     </a:stretch>
@@ -898,7 +844,7 @@
           <w:i/>
           <w:sz w:val="20"/>
         </w:rPr>
-        <w:t>Figure 2. Structure-to-property chain, one row per family. Each row reads left to right from the dominant intermolecular force, to the key consequence, to the key limitation. The five backbone classes of Table 1 appear as seven rows, because polysaccharides and polyesters are each split into two members that behave differently. Colour follows the backbone-chemistry class.</w:t>
+        <w:t>Figure 1. Structure-to-property chain, one row per family. Each row reads left to right from the dominant intermolecular force, to the key consequence, to the key limitation. The five backbone classes of Table 1 appear as seven rows, because polysaccharides and polyesters are each split into two members that behave differently. Colour follows the backbone-chemistry class.</w:t>
       </w:r>
     </w:p>
     <w:p>
@@ -925,7 +871,7 @@
           <w:b w:val="0"/>
           <w:i w:val="0"/>
         </w:rPr>
-        <w:t xml:space="preserve"> is the stiffest material in this review: an axial crystal modulus of about 130 to 150 GPa, and regenerated fibres of 10 to 30 GPa [35]. It never melts and decomposes near 300 °C. With no melt step, it is shaped from solution, as Lyocell and viscose fibre [36], transparent film, and nanocrystals or nanofibrils used as reinforcing filler [2]. The reason is structural. The linear β-(1→4) chain (Fig. 3a) forms a flat ribbon, and hydrogen bonds lock these ribbons into stacked Iα and Iβ sheets (Fig. 4a). The energy holding the sheets together exceeds the backbone bond strength [33,34], so cellulose dissolves only in solvents that break the hydrogen-bond network, such as NMMO in the Lyocell process [37] or LiCl in DMAc.</w:t>
+        <w:t xml:space="preserve"> is the stiffest material in this review: an axial crystal modulus of about 130 to 150 GPa, and regenerated fibres of 10 to 30 GPa [35]. It never melts and decomposes near 300 °C. With no melt step, it is shaped from solution, as Lyocell and viscose fibre [36], transparent film, and nanocrystals or nanofibrils used as reinforcing filler [2]. The reason is structural. The linear β-(1→4) chain (Fig. 2a) forms a flat ribbon, and hydrogen bonds lock these ribbons into stacked Iα and Iβ sheets (Fig. 3a). The energy holding the sheets together exceeds the backbone bond strength [33,34], so cellulose dissolves only in solvents that break the hydrogen-bond network, such as NMMO in the Lyocell process [37] or LiCl in DMAc.</w:t>
       </w:r>
     </w:p>
     <w:p>
@@ -944,7 +890,7 @@
           <w:b w:val="0"/>
           <w:i w:val="0"/>
         </w:rPr>
-        <w:t>, plasticised into thermoplastic starch, is soft and cheap (modulus 0.02 to 1 GPa). It is humidity-sensitive and recrystallises slowly on storage (retrogradation) [38], so it is used mostly in blends with PLA or PBAT, for compostable bags, foamed trays and mulch film. The cause is chain arrangement, not chemistry. Linear amylose and branched amylopectin together give only a weak, humidity-reversible crystallinity, and the amylose coils into a helix that water can enter and plasticise (Fig. 4b).</w:t>
+        <w:t>, plasticised into thermoplastic starch, is soft and cheap (modulus 0.02 to 1 GPa). It is humidity-sensitive and recrystallises slowly on storage (retrogradation) [38], so it is used mostly in blends with PLA or PBAT, for compostable bags, foamed trays and mulch film. The cause is chain arrangement, not chemistry. Linear amylose and branched amylopectin together give only a weak, humidity-reversible crystallinity, and the amylose coils into a helix that water can enter and plasticise (Fig. 3b).</w:t>
       </w:r>
     </w:p>
     <w:p>
@@ -982,7 +928,7 @@
           <w:b w:val="0"/>
           <w:i w:val="0"/>
         </w:rPr>
-        <w:t xml:space="preserve"> forms a soft ionic gel at room temperature when Ca²⁺ ions bridge its guluronate blocks in an "egg-box" junction [4] (Fig. 4c); a chelating agent reverses it. This is the basis of alginate hydrogels for wound dressings, cell encapsulation and bioprinting, and of its use as a food thickener. The fraction of guluronate blocks sets the balance between stiffness and brittleness (§7). Hyaluronic acid, carrageenan, xanthan and pectin follow the same linkage-chemistry logic.</w:t>
+        <w:t xml:space="preserve"> forms a soft ionic gel at room temperature when Ca²⁺ ions bridge its guluronate blocks in an "egg-box" junction [4] (Fig. 3c); a chelating agent reverses it. This is the basis of alginate hydrogels for wound dressings, cell encapsulation and bioprinting, and of its use as a food thickener. The fraction of guluronate blocks sets the balance between stiffness and brittleness (§7). Hyaluronic acid, carrageenan, xanthan and pectin follow the same linkage-chemistry logic.</w:t>
       </w:r>
     </w:p>
     <w:p>
@@ -995,7 +941,7 @@
         <w:drawing>
           <wp:inline xmlns:a="http://schemas.openxmlformats.org/drawingml/2006/main" xmlns:pic="http://schemas.openxmlformats.org/drawingml/2006/picture">
             <wp:extent cx="4036055" cy="2468879"/>
-            <wp:docPr id="3" name="Picture 3"/>
+            <wp:docPr id="2" name="Picture 2"/>
             <wp:cNvGraphicFramePr>
               <a:graphicFrameLocks noChangeAspect="1"/>
             </wp:cNvGraphicFramePr>
@@ -1007,7 +953,7 @@
                     <pic:cNvPicPr/>
                   </pic:nvPicPr>
                   <pic:blipFill>
-                    <a:blip r:embed="rId12"/>
+                    <a:blip r:embed="rId11"/>
                     <a:stretch>
                       <a:fillRect/>
                     </a:stretch>
@@ -1036,7 +982,7 @@
           <w:i/>
           <w:sz w:val="20"/>
         </w:rPr>
-        <w:t>Figure 3. Repeat units, drawn by the authors with RDKit from stereochemistry-checked SMILES, coloured by backbone class. Polysaccharides (a) to (e): cellulose, amylose, chitosan, alginate M, alginate G; (a) and (b) differ only at C1, (d) and (e) only at C5. Polyesters (f) to (g): PHB, PLLA, with (R) and (S) marked. Proteins (h) to (i): silk fibroin (Gly-Ala)ₙ, collagen Gly-Pro-Hyp. Lignin precursors (j) to (l): p-coumaryl, coniferyl and sinapyl alcohol (0, 1, 2 methoxy groups). Rubber (m): cis-1,4-polyisoprene. Alginate G is verified only as the C5 epimer of M; cross-check before submission.</w:t>
+        <w:t>Figure 2. Repeat units, drawn by the authors with RDKit from stereochemistry-checked SMILES, coloured by backbone class. Polysaccharides (a) to (e): cellulose, amylose, chitosan, alginate M, alginate G; (a) and (b) differ only at C1, (d) and (e) only at C5. Polyesters (f) to (g): PHB, PLLA, with (R) and (S) marked. Proteins (h) to (i): silk fibroin (Gly-Ala)ₙ, collagen Gly-Pro-Hyp. Lignin precursors (j) to (l): p-coumaryl, coniferyl and sinapyl alcohol (0, 1, 2 methoxy groups). Rubber (m): cis-1,4-polyisoprene. Alginate G is verified only as the C5 epimer of M; cross-check before submission.</w:t>
       </w:r>
     </w:p>
     <w:p>
@@ -1117,7 +1063,7 @@
           <w:b w:val="0"/>
           <w:i w:val="0"/>
         </w:rPr>
-        <w:t xml:space="preserve"> (Fig. 3h) is strong and tough at once, which is rare for any polymer, so it is used as a premium suture and tissue-scaffold material and as a model tough fibre. The toughness comes from β-sheet nanocrystallites, 2 to 4 nm across, held in a soft amorphous matrix (Fig. 4e) [8]. </w:t>
+        <w:t xml:space="preserve"> (Fig. 2h) is strong and tough at once, which is rare for any polymer, so it is used as a premium suture and tissue-scaffold material and as a model tough fibre. The toughness comes from β-sheet nanocrystallites, 2 to 4 nm across, held in a soft amorphous matrix (Fig. 3e) [8]. </w:t>
       </w:r>
       <w:r>
         <w:rPr>
@@ -1145,7 +1091,7 @@
           <w:b w:val="0"/>
           <w:i w:val="0"/>
         </w:rPr>
-        <w:t xml:space="preserve"> are used as hydrogels, tissue scaffolds and encapsulants. Collagen has a Gly-X-Y triple helix (Fig. 4f) stabilised by a stereoelectronic effect from hydroxyproline [45]; on heating it unfolds into gelatin and does not refold. Zein, casein and soy proteins form films but are not structural (§7). Every protein chain is built on a ribosomal template, so all chains have the same length (Đ = 1.0), which no non-templated biopolymer matches (§4).</w:t>
+        <w:t xml:space="preserve"> are used as hydrogels, tissue scaffolds and encapsulants. Collagen has a Gly-X-Y triple helix (Fig. 3f) stabilised by a stereoelectronic effect from hydroxyproline [45]; on heating it unfolds into gelatin and does not refold. Zein, casein and soy proteins form films but are not structural (§7). Every protein chain is built on a ribosomal template, so all chains have the same length (Đ = 1.0), which no non-templated biopolymer matches (§4).</w:t>
       </w:r>
     </w:p>
     <w:p>
@@ -1158,7 +1104,7 @@
         <w:drawing>
           <wp:inline xmlns:a="http://schemas.openxmlformats.org/drawingml/2006/main" xmlns:pic="http://schemas.openxmlformats.org/drawingml/2006/picture">
             <wp:extent cx="4081399" cy="1920240"/>
-            <wp:docPr id="4" name="Picture 4"/>
+            <wp:docPr id="3" name="Picture 3"/>
             <wp:cNvGraphicFramePr>
               <a:graphicFrameLocks noChangeAspect="1"/>
             </wp:cNvGraphicFramePr>
@@ -1170,7 +1116,7 @@
                     <pic:cNvPicPr/>
                   </pic:nvPicPr>
                   <pic:blipFill>
-                    <a:blip r:embed="rId13"/>
+                    <a:blip r:embed="rId12"/>
                     <a:stretch>
                       <a:fillRect/>
                     </a:stretch>
@@ -1199,7 +1145,7 @@
           <w:i/>
           <w:sz w:val="20"/>
         </w:rPr>
-        <w:t>Figure 4. Higher-order structure, drawn by the authors: (a) cellulose ribbon, then hydrogen-bonded sheet, then Iα/Iβ crystal; (b) amylose left-handed helix; (c) alginate Ca²⁺ "egg-box" G-block junction; (d) PHA and PLA helical packing (PHB 2₁, PLLA 10₃); (e) silk antiparallel β-sheet nanocrystallites (2 to 4 nm) in an amorphous matrix; (f) collagen Gly-X-Y triple helix, with glycine at every third position. Each structure is discussed in §3.1 to §3.5.</w:t>
+        <w:t>Figure 3. Higher-order structure, drawn by the authors: (a) cellulose ribbon, then hydrogen-bonded sheet, then Iα/Iβ crystal; (b) amylose left-handed helix; (c) alginate Ca²⁺ "egg-box" G-block junction; (d) PHA and PLA helical packing (PHB 2₁, PLLA 10₃); (e) silk antiparallel β-sheet nanocrystallites (2 to 4 nm) in an amorphous matrix; (f) collagen Gly-X-Y triple helix, with glycine at every third position. Each structure is discussed in §3.1 to §3.5.</w:t>
       </w:r>
     </w:p>
     <w:p>
@@ -2794,7 +2740,7 @@
           <w:b w:val="0"/>
           <w:i w:val="0"/>
         </w:rPr>
-        <w:t xml:space="preserve">The value of Đ follows directly from how the polymer was made (Fig. 6). Proteins and nucleic acids are built on a template, so every chain has the same length and Đ is exactly 1.0. Every other route broadens the distribution. Extraction (cellulose, chitosan, natural rubber) and catalysed polymerisation (PHA, PLA) each give a Đ that depends on how tightly the route is controlled. Natural rubber is the extreme case: it is harvested rather than chain-grown, so its Mw and its distribution change from one </w:t>
+        <w:t xml:space="preserve">The value of Đ follows directly from how the polymer was made (Fig. 4). Proteins and nucleic acids are built on a template, so every chain has the same length and Đ is exactly 1.0. Every other route broadens the distribution. Extraction (cellulose, chitosan, natural rubber) and catalysed polymerisation (PHA, PLA) each give a Đ that depends on how tightly the route is controlled. Natural rubber is the extreme case: it is harvested rather than chain-grown, so its Mw and its distribution change from one </w:t>
       </w:r>
       <w:r>
         <w:rPr>
@@ -2820,7 +2766,7 @@
         <w:drawing>
           <wp:inline xmlns:a="http://schemas.openxmlformats.org/drawingml/2006/main" xmlns:pic="http://schemas.openxmlformats.org/drawingml/2006/picture">
             <wp:extent cx="2843042" cy="1371600"/>
-            <wp:docPr id="5" name="Picture 5"/>
+            <wp:docPr id="4" name="Picture 4"/>
             <wp:cNvGraphicFramePr>
               <a:graphicFrameLocks noChangeAspect="1"/>
             </wp:cNvGraphicFramePr>
@@ -2832,7 +2778,7 @@
                     <pic:cNvPicPr/>
                   </pic:nvPicPr>
                   <pic:blipFill>
-                    <a:blip r:embed="rId14"/>
+                    <a:blip r:embed="rId13"/>
                     <a:stretch>
                       <a:fillRect/>
                     </a:stretch>
@@ -2861,7 +2807,7 @@
           <w:i/>
           <w:sz w:val="20"/>
         </w:rPr>
-        <w:t>Figure 6. Dispersity Đ across families (colour by backbone class): an exact point at Đ = 1 for templated biosynthesis, literature ranges for PLA/PHA/chitosan/cellulose, and an open arrow for natural rubber, whose Đ is not consistently quantified.</w:t>
+        <w:t>Figure 4. Dispersity Đ across families (colour by backbone class): an exact point at Đ = 1 for templated biosynthesis, literature ranges for PLA/PHA/chitosan/cellulose, and an open arrow for natural rubber, whose Đ is not consistently quantified.</w:t>
       </w:r>
     </w:p>
     <w:p>
@@ -2906,7 +2852,7 @@
           <w:i w:val="0"/>
           <w:sz w:val="20"/>
         </w:rPr>
-        <w:t xml:space="preserve"> Typical number-average molecular weight for representative biopolymers, with the standard method by which each is measured (dispersity Đ is plotted in Fig. 6 instead of repeated here).</w:t>
+        <w:t xml:space="preserve"> Typical number-average molecular weight for representative biopolymers, with the standard method by which each is measured (dispersity Đ is plotted in Fig. 4 instead of repeated here).</w:t>
       </w:r>
     </w:p>
     <w:tbl>
@@ -3518,7 +3464,7 @@
         <w:drawing>
           <wp:inline xmlns:a="http://schemas.openxmlformats.org/drawingml/2006/main" xmlns:pic="http://schemas.openxmlformats.org/drawingml/2006/picture">
             <wp:extent cx="3388293" cy="1554480"/>
-            <wp:docPr id="6" name="Picture 6"/>
+            <wp:docPr id="5" name="Picture 5"/>
             <wp:cNvGraphicFramePr>
               <a:graphicFrameLocks noChangeAspect="1"/>
             </wp:cNvGraphicFramePr>
@@ -3530,7 +3476,7 @@
                     <pic:cNvPicPr/>
                   </pic:nvPicPr>
                   <pic:blipFill>
-                    <a:blip r:embed="rId15"/>
+                    <a:blip r:embed="rId14"/>
                     <a:stretch>
                       <a:fillRect/>
                     </a:stretch>
@@ -3599,7 +3545,7 @@
           <w:b w:val="0"/>
           <w:i w:val="0"/>
         </w:rPr>
-        <w:t>Degradation is a rate process that structure controls (Fig. 7). Polyesters degrade by ester hydrolysis that catalyses itself. The acid end left by each scission speeds up the next one, so once a part is below a critical thickness its interior erodes faster than its surface. This is bulk erosion [49]. Polysaccharides and proteins degrade instead by enzymes, which reach only the amorphous segments, so the rate depends on the accessible surface area rather than on the bulk chemistry [50]. Crystallinity is therefore the central trade-off of this review. The same feature that sets the modulus (§5.2) and keeps water out (§5.3) also keeps out the attack that would degrade the material. ⚙️ Computed ester-hydrolysis barriers rise in the order base-catalysed, then acid-catalysed, then neutral, which matches the measured pH dependence of the rate.</w:t>
+        <w:t>Degradation is a rate process that structure controls (Fig. 6). Polyesters degrade by ester hydrolysis that catalyses itself. The acid end left by each scission speeds up the next one, so once a part is below a critical thickness its interior erodes faster than its surface. This is bulk erosion [49]. Polysaccharides and proteins degrade instead by enzymes, which reach only the amorphous segments, so the rate depends on the accessible surface area rather than on the bulk chemistry [50]. Crystallinity is therefore the central trade-off of this review. The same feature that sets the modulus (§5.2) and keeps water out (§5.3) also keeps out the attack that would degrade the material. ⚙️ Computed ester-hydrolysis barriers rise in the order base-catalysed, then acid-catalysed, then neutral, which matches the measured pH dependence of the rate.</w:t>
       </w:r>
     </w:p>
     <w:p>
@@ -3612,7 +3558,7 @@
         <w:drawing>
           <wp:inline xmlns:a="http://schemas.openxmlformats.org/drawingml/2006/main" xmlns:pic="http://schemas.openxmlformats.org/drawingml/2006/picture">
             <wp:extent cx="4666927" cy="1097280"/>
-            <wp:docPr id="7" name="Picture 7"/>
+            <wp:docPr id="6" name="Picture 6"/>
             <wp:cNvGraphicFramePr>
               <a:graphicFrameLocks noChangeAspect="1"/>
             </wp:cNvGraphicFramePr>
@@ -3624,7 +3570,7 @@
                     <pic:cNvPicPr/>
                   </pic:nvPicPr>
                   <pic:blipFill>
-                    <a:blip r:embed="rId16"/>
+                    <a:blip r:embed="rId15"/>
                     <a:stretch>
                       <a:fillRect/>
                     </a:stretch>
@@ -3653,7 +3599,7 @@
           <w:i/>
           <w:sz w:val="20"/>
         </w:rPr>
-        <w:t>Figure 7. Two degradation routes, drawn by the authors. (a) Polyester ester hydrolysis: the acid end group catalyses further scission, so thick parts erode from the inside (bulk erosion). (b) Enzymatic attack on polysaccharides and proteins reaches only the amorphous regions, so crystallinity sets the rate.</w:t>
+        <w:t>Figure 6. Two degradation routes, drawn by the authors. (a) Polyester ester hydrolysis: the acid end group catalyses further scission, so thick parts erode from the inside (bulk erosion). (b) Enzymatic attack on polysaccharides and proteins reaches only the amorphous regions, so crystallinity sets the rate.</w:t>
       </w:r>
     </w:p>
     <w:p>
@@ -3804,7 +3750,7 @@
           <w:b w:val="0"/>
           <w:i w:val="0"/>
         </w:rPr>
-        <w:t>NR and styrene-butadiene rubber (SBR) are compounded, filled and vulcanised the same way, and they compete in the same applications, such as tyre tread, damping and belting. This makes it the cleanest same-application comparison in the review, because the differences trace to backbone chemistry rather than to processing. Fig. 8 shows where the difference starts at the chain scale (strain-induced crystallisation). Table 5 scores both materials across five dimensions [10,18–32].</w:t>
+        <w:t>NR and styrene-butadiene rubber (SBR) are compounded, filled and vulcanised the same way, and they compete in the same applications, such as tyre tread, damping and belting. This makes it the cleanest same-application comparison in the review, because the differences trace to backbone chemistry rather than to processing. Fig. 7 shows where the difference starts at the chain scale (strain-induced crystallisation). Table 5 scores both materials across five dimensions [10,18–32].</w:t>
       </w:r>
     </w:p>
     <w:p>
@@ -3817,7 +3763,7 @@
         <w:drawing>
           <wp:inline xmlns:a="http://schemas.openxmlformats.org/drawingml/2006/main" xmlns:pic="http://schemas.openxmlformats.org/drawingml/2006/picture">
             <wp:extent cx="3644589" cy="1371600"/>
-            <wp:docPr id="8" name="Picture 8"/>
+            <wp:docPr id="7" name="Picture 7"/>
             <wp:cNvGraphicFramePr>
               <a:graphicFrameLocks noChangeAspect="1"/>
             </wp:cNvGraphicFramePr>
@@ -3829,7 +3775,7 @@
                     <pic:cNvPicPr/>
                   </pic:nvPicPr>
                   <pic:blipFill>
-                    <a:blip r:embed="rId17"/>
+                    <a:blip r:embed="rId16"/>
                     <a:stretch>
                       <a:fillRect/>
                     </a:stretch>
@@ -3858,7 +3804,7 @@
           <w:i/>
           <w:sz w:val="20"/>
         </w:rPr>
-        <w:t>Figure 8. NR and SBR, drawn by the authors. (a) NR (cis-1,4-polyisoprene), (b) SBR 1,4-butadiene unit, (c) SBR styrene unit. (d) At the chain scale, stereoregular NR aligns into crystalline bundles under strain (strain-induced crystallisation, confirmed by X-ray), while SBR's irregular backbone stays amorphous. This is the basis of the "SIC and tear resistance" row of Table 5.</w:t>
+        <w:t>Figure 7. NR and SBR, drawn by the authors. (a) NR (cis-1,4-polyisoprene), (b) SBR 1,4-butadiene unit, (c) SBR styrene unit. (d) At the chain scale, stereoregular NR aligns into crystalline bundles under strain (strain-induced crystallisation, confirmed by X-ray), while SBR's irregular backbone stays amorphous. This is the basis of the "SIC and tear resistance" row of Table 5.</w:t>
       </w:r>
     </w:p>
     <w:p>

--- a/projects/biopolymers-review/Biopolymers-review-DRAFT.docx
+++ b/projects/biopolymers-review/Biopolymers-review-DRAFT.docx
@@ -1036,7 +1036,7 @@
           <w:b w:val="0"/>
           <w:i w:val="0"/>
         </w:rPr>
-        <w:t xml:space="preserve"> is the main bio-based plastic in use today: the filament for 3D printing, and a material for food serviceware, fibre and resorbable sutures (as PLGA). Its modulus is 2.5 to 4 GPa, but its low glass transition of about 60 °C sets a low heat ceiling (§6.2). A useful molecular weight needs ring-opening polymerisation of lactide, catalysed by Sn(Oct)₂ [40,41]. A PLLA/PDLA stereocomplex melts about 50 °C higher, because the two enantiomers pack together more tightly [6,7]. Both polymers pack as helices that still melt (Fig. 4d). PBS and PEF follow the same ester logic (§7).</w:t>
+        <w:t xml:space="preserve"> is the main bio-based plastic in use today: the filament for 3D printing, and a material for food serviceware, fibre and resorbable sutures (as PLGA). Its modulus is 2.5 to 4 GPa, but its low glass transition of about 60 °C sets a low heat ceiling (§6.2). A useful molecular weight needs ring-opening polymerisation of lactide, catalysed by Sn(Oct)₂ [40,41]. A PLLA/PDLA stereocomplex melts about 50 °C higher, because the two enantiomers pack together more tightly [6,7]. Both polymers pack as helices that still melt (Fig. 3d). PBS and PEF follow the same ester logic (§7).</w:t>
       </w:r>
     </w:p>
     <w:p>
@@ -1172,7 +1172,7 @@
           <w:b w:val="0"/>
           <w:i w:val="0"/>
         </w:rPr>
-        <w:t xml:space="preserve"> is the second most abundant biopolymer on land and a low-cost by-product of pulping. It is used as a filler, as a carbon-fibre precursor and as an antioxidant or UV additive, and there is active work on using it to replace part of the phenol-formaldehyde resin in wood products. Lignin has no single structure-property relationship. Radical coupling of the three monolignols (Fig. 3j-l) builds an irregular cross-linked network with no repeating chain. The β-O-4 ether accounts for about 45 to 60% of the linkages [9]. The composition changes with the plant species and with the extraction method, which may be kraft, organosolv or lignosulfonate [54].</w:t>
+        <w:t xml:space="preserve"> is the second most abundant biopolymer on land and a low-cost by-product of pulping. It is used as a filler, as a carbon-fibre precursor and as an antioxidant or UV additive, and there is active work on using it to replace part of the phenol-formaldehyde resin in wood products. Lignin has no single structure-property relationship. Radical coupling of the three monolignols (Fig. 2j–l) builds an irregular cross-linked network with no repeating chain. The β-O-4 ether accounts for about 45 to 60% of the linkages [9]. The composition changes with the plant species and with the extraction method, which may be kraft, organosolv or lignosulfonate [54].</w:t>
       </w:r>
     </w:p>
     <w:p>
@@ -3505,7 +3505,7 @@
           <w:i/>
           <w:sz w:val="20"/>
         </w:rPr>
-        <w:t>Figure 5. Thermal and mechanical envelopes, drawn by the authors from `figures/data/*.csv`. (a) Tg (open circle), Tm (diamond) and TGA decomposition onset (bar) on one axis. The shaded band is the melt-processing window (Tm to Td), with its width labelled; cellulose, native starch, chitosan and silk have no window. (b) Modulus against elongation at break (log-log axes). The ellipses span literature values for the stated sample form and are not error bars. PE, PP and PET are shown for reference.</w:t>
+        <w:t>Figure 5. Thermal and mechanical envelopes, drawn by the authors from `figures/data/*.csv`. (a) Tg (open circle), Tm (diamond) and TGA decomposition onset (bar) on one axis. The shaded band is the melt-processing window (Tm to Td), with its width labelled; cellulose, starch, chitosan and silk have no window. (b) Modulus against elongation at break (log-log axes). The ellipses span literature values for the stated sample form and are not error bars. LDPE, PP and PET are shown for reference.</w:t>
       </w:r>
     </w:p>
     <w:p>

--- a/projects/biopolymers-review/Biopolymers-review-DRAFT.docx
+++ b/projects/biopolymers-review/Biopolymers-review-DRAFT.docx
@@ -3463,7 +3463,7 @@
       <w:r>
         <w:drawing>
           <wp:inline xmlns:a="http://schemas.openxmlformats.org/drawingml/2006/main" xmlns:pic="http://schemas.openxmlformats.org/drawingml/2006/picture">
-            <wp:extent cx="3388293" cy="1554480"/>
+            <wp:extent cx="3222115" cy="1554480"/>
             <wp:docPr id="5" name="Picture 5"/>
             <wp:cNvGraphicFramePr>
               <a:graphicFrameLocks noChangeAspect="1"/>
@@ -3484,7 +3484,7 @@
                   <pic:spPr>
                     <a:xfrm>
                       <a:off x="0" y="0"/>
-                      <a:ext cx="3388293" cy="1554480"/>
+                      <a:ext cx="3222115" cy="1554480"/>
                     </a:xfrm>
                     <a:prstGeom prst="rect"/>
                   </pic:spPr>
@@ -4800,7 +4800,7 @@
           <w:b w:val="0"/>
           <w:i w:val="0"/>
         </w:rPr>
-        <w:t>Bio-based plastics were about 2.31 Mt of capacity in 2025, under 1% of all plastics [16]. Scaling up will not by itself fix the processing window, the humidity sensitivity or the batch variability; the nearer-term routes to those are enzymatic depolymerisation back to monomer [17] and ⚙️ data-driven property prediction [56].</w:t>
+        <w:t>Bio-based plastics were about 2.31 Mt of capacity in 2025, roughly 0.5% of all plastics [16]. Scaling up will not by itself fix the processing window, the humidity sensitivity or the batch variability; the nearer-term routes to those are enzymatic depolymerisation back to monomer [17] and ⚙️ data-driven property prediction [56].</w:t>
       </w:r>
     </w:p>
     <w:p>

--- a/projects/biopolymers-review/Biopolymers-review-DRAFT.docx
+++ b/projects/biopolymers-review/Biopolymers-review-DRAFT.docx
@@ -3463,7 +3463,7 @@
       <w:r>
         <w:drawing>
           <wp:inline xmlns:a="http://schemas.openxmlformats.org/drawingml/2006/main" xmlns:pic="http://schemas.openxmlformats.org/drawingml/2006/picture">
-            <wp:extent cx="3222115" cy="1554480"/>
+            <wp:extent cx="5943600" cy="2587650"/>
             <wp:docPr id="5" name="Picture 5"/>
             <wp:cNvGraphicFramePr>
               <a:graphicFrameLocks noChangeAspect="1"/>
@@ -3484,7 +3484,7 @@
                   <pic:spPr>
                     <a:xfrm>
                       <a:off x="0" y="0"/>
-                      <a:ext cx="3222115" cy="1554480"/>
+                      <a:ext cx="5943600" cy="2587650"/>
                     </a:xfrm>
                     <a:prstGeom prst="rect"/>
                   </pic:spPr>

--- a/projects/biopolymers-review/Biopolymers-review-DRAFT.docx
+++ b/projects/biopolymers-review/Biopolymers-review-DRAFT.docx
@@ -802,7 +802,7 @@
       <w:r>
         <w:drawing>
           <wp:inline xmlns:a="http://schemas.openxmlformats.org/drawingml/2006/main" xmlns:pic="http://schemas.openxmlformats.org/drawingml/2006/picture">
-            <wp:extent cx="2116903" cy="1600199"/>
+            <wp:extent cx="5029200" cy="3801649"/>
             <wp:docPr id="1" name="Picture 1"/>
             <wp:cNvGraphicFramePr>
               <a:graphicFrameLocks noChangeAspect="1"/>
@@ -823,7 +823,7 @@
                   <pic:spPr>
                     <a:xfrm>
                       <a:off x="0" y="0"/>
-                      <a:ext cx="2116903" cy="1600199"/>
+                      <a:ext cx="5029200" cy="3801649"/>
                     </a:xfrm>
                     <a:prstGeom prst="rect"/>
                   </pic:spPr>
@@ -940,7 +940,7 @@
       <w:r>
         <w:drawing>
           <wp:inline xmlns:a="http://schemas.openxmlformats.org/drawingml/2006/main" xmlns:pic="http://schemas.openxmlformats.org/drawingml/2006/picture">
-            <wp:extent cx="4036055" cy="2468879"/>
+            <wp:extent cx="5029200" cy="3076392"/>
             <wp:docPr id="2" name="Picture 2"/>
             <wp:cNvGraphicFramePr>
               <a:graphicFrameLocks noChangeAspect="1"/>
@@ -961,7 +961,7 @@
                   <pic:spPr>
                     <a:xfrm>
                       <a:off x="0" y="0"/>
-                      <a:ext cx="4036055" cy="2468879"/>
+                      <a:ext cx="5029200" cy="3076392"/>
                     </a:xfrm>
                     <a:prstGeom prst="rect"/>
                   </pic:spPr>
@@ -1103,7 +1103,7 @@
       <w:r>
         <w:drawing>
           <wp:inline xmlns:a="http://schemas.openxmlformats.org/drawingml/2006/main" xmlns:pic="http://schemas.openxmlformats.org/drawingml/2006/picture">
-            <wp:extent cx="4081399" cy="1920240"/>
+            <wp:extent cx="5029200" cy="2366167"/>
             <wp:docPr id="3" name="Picture 3"/>
             <wp:cNvGraphicFramePr>
               <a:graphicFrameLocks noChangeAspect="1"/>
@@ -1124,7 +1124,7 @@
                   <pic:spPr>
                     <a:xfrm>
                       <a:off x="0" y="0"/>
-                      <a:ext cx="4081399" cy="1920240"/>
+                      <a:ext cx="5029200" cy="2366167"/>
                     </a:xfrm>
                     <a:prstGeom prst="rect"/>
                   </pic:spPr>
@@ -2765,7 +2765,7 @@
       <w:r>
         <w:drawing>
           <wp:inline xmlns:a="http://schemas.openxmlformats.org/drawingml/2006/main" xmlns:pic="http://schemas.openxmlformats.org/drawingml/2006/picture">
-            <wp:extent cx="2843042" cy="1371600"/>
+            <wp:extent cx="5029200" cy="2426292"/>
             <wp:docPr id="4" name="Picture 4"/>
             <wp:cNvGraphicFramePr>
               <a:graphicFrameLocks noChangeAspect="1"/>
@@ -2786,7 +2786,7 @@
                   <pic:spPr>
                     <a:xfrm>
                       <a:off x="0" y="0"/>
-                      <a:ext cx="2843042" cy="1371600"/>
+                      <a:ext cx="5029200" cy="2426292"/>
                     </a:xfrm>
                     <a:prstGeom prst="rect"/>
                   </pic:spPr>
@@ -3463,7 +3463,7 @@
       <w:r>
         <w:drawing>
           <wp:inline xmlns:a="http://schemas.openxmlformats.org/drawingml/2006/main" xmlns:pic="http://schemas.openxmlformats.org/drawingml/2006/picture">
-            <wp:extent cx="5943600" cy="2587650"/>
+            <wp:extent cx="5029200" cy="2189550"/>
             <wp:docPr id="5" name="Picture 5"/>
             <wp:cNvGraphicFramePr>
               <a:graphicFrameLocks noChangeAspect="1"/>
@@ -3484,7 +3484,7 @@
                   <pic:spPr>
                     <a:xfrm>
                       <a:off x="0" y="0"/>
-                      <a:ext cx="5943600" cy="2587650"/>
+                      <a:ext cx="5029200" cy="2189550"/>
                     </a:xfrm>
                     <a:prstGeom prst="rect"/>
                   </pic:spPr>
@@ -3557,7 +3557,7 @@
       <w:r>
         <w:drawing>
           <wp:inline xmlns:a="http://schemas.openxmlformats.org/drawingml/2006/main" xmlns:pic="http://schemas.openxmlformats.org/drawingml/2006/picture">
-            <wp:extent cx="4666927" cy="1097280"/>
+            <wp:extent cx="5029200" cy="1182457"/>
             <wp:docPr id="6" name="Picture 6"/>
             <wp:cNvGraphicFramePr>
               <a:graphicFrameLocks noChangeAspect="1"/>
@@ -3578,7 +3578,7 @@
                   <pic:spPr>
                     <a:xfrm>
                       <a:off x="0" y="0"/>
-                      <a:ext cx="4666927" cy="1097280"/>
+                      <a:ext cx="5029200" cy="1182457"/>
                     </a:xfrm>
                     <a:prstGeom prst="rect"/>
                   </pic:spPr>
@@ -3762,7 +3762,7 @@
       <w:r>
         <w:drawing>
           <wp:inline xmlns:a="http://schemas.openxmlformats.org/drawingml/2006/main" xmlns:pic="http://schemas.openxmlformats.org/drawingml/2006/picture">
-            <wp:extent cx="3644589" cy="1371600"/>
+            <wp:extent cx="5029200" cy="1892683"/>
             <wp:docPr id="7" name="Picture 7"/>
             <wp:cNvGraphicFramePr>
               <a:graphicFrameLocks noChangeAspect="1"/>
@@ -3783,7 +3783,7 @@
                   <pic:spPr>
                     <a:xfrm>
                       <a:off x="0" y="0"/>
-                      <a:ext cx="3644589" cy="1371600"/>
+                      <a:ext cx="5029200" cy="1892683"/>
                     </a:xfrm>
                     <a:prstGeom prst="rect"/>
                   </pic:spPr>

--- a/projects/biopolymers-review/Biopolymers-review-DRAFT.docx
+++ b/projects/biopolymers-review/Biopolymers-review-DRAFT.docx
@@ -802,7 +802,7 @@
       <w:r>
         <w:drawing>
           <wp:inline xmlns:a="http://schemas.openxmlformats.org/drawingml/2006/main" xmlns:pic="http://schemas.openxmlformats.org/drawingml/2006/picture">
-            <wp:extent cx="5029200" cy="3801649"/>
+            <wp:extent cx="4572000" cy="3456045"/>
             <wp:docPr id="1" name="Picture 1"/>
             <wp:cNvGraphicFramePr>
               <a:graphicFrameLocks noChangeAspect="1"/>
@@ -823,7 +823,7 @@
                   <pic:spPr>
                     <a:xfrm>
                       <a:off x="0" y="0"/>
-                      <a:ext cx="5029200" cy="3801649"/>
+                      <a:ext cx="4572000" cy="3456045"/>
                     </a:xfrm>
                     <a:prstGeom prst="rect"/>
                   </pic:spPr>
@@ -940,7 +940,7 @@
       <w:r>
         <w:drawing>
           <wp:inline xmlns:a="http://schemas.openxmlformats.org/drawingml/2006/main" xmlns:pic="http://schemas.openxmlformats.org/drawingml/2006/picture">
-            <wp:extent cx="5029200" cy="3076392"/>
+            <wp:extent cx="4572000" cy="2796720"/>
             <wp:docPr id="2" name="Picture 2"/>
             <wp:cNvGraphicFramePr>
               <a:graphicFrameLocks noChangeAspect="1"/>
@@ -961,7 +961,7 @@
                   <pic:spPr>
                     <a:xfrm>
                       <a:off x="0" y="0"/>
-                      <a:ext cx="5029200" cy="3076392"/>
+                      <a:ext cx="4572000" cy="2796720"/>
                     </a:xfrm>
                     <a:prstGeom prst="rect"/>
                   </pic:spPr>
@@ -1103,7 +1103,7 @@
       <w:r>
         <w:drawing>
           <wp:inline xmlns:a="http://schemas.openxmlformats.org/drawingml/2006/main" xmlns:pic="http://schemas.openxmlformats.org/drawingml/2006/picture">
-            <wp:extent cx="5029200" cy="2366167"/>
+            <wp:extent cx="4572000" cy="2151061"/>
             <wp:docPr id="3" name="Picture 3"/>
             <wp:cNvGraphicFramePr>
               <a:graphicFrameLocks noChangeAspect="1"/>
@@ -1124,7 +1124,7 @@
                   <pic:spPr>
                     <a:xfrm>
                       <a:off x="0" y="0"/>
-                      <a:ext cx="5029200" cy="2366167"/>
+                      <a:ext cx="4572000" cy="2151061"/>
                     </a:xfrm>
                     <a:prstGeom prst="rect"/>
                   </pic:spPr>
@@ -2765,7 +2765,7 @@
       <w:r>
         <w:drawing>
           <wp:inline xmlns:a="http://schemas.openxmlformats.org/drawingml/2006/main" xmlns:pic="http://schemas.openxmlformats.org/drawingml/2006/picture">
-            <wp:extent cx="5029200" cy="2426292"/>
+            <wp:extent cx="4572000" cy="2205720"/>
             <wp:docPr id="4" name="Picture 4"/>
             <wp:cNvGraphicFramePr>
               <a:graphicFrameLocks noChangeAspect="1"/>
@@ -2786,7 +2786,7 @@
                   <pic:spPr>
                     <a:xfrm>
                       <a:off x="0" y="0"/>
-                      <a:ext cx="5029200" cy="2426292"/>
+                      <a:ext cx="4572000" cy="2205720"/>
                     </a:xfrm>
                     <a:prstGeom prst="rect"/>
                   </pic:spPr>
@@ -3463,7 +3463,7 @@
       <w:r>
         <w:drawing>
           <wp:inline xmlns:a="http://schemas.openxmlformats.org/drawingml/2006/main" xmlns:pic="http://schemas.openxmlformats.org/drawingml/2006/picture">
-            <wp:extent cx="5029200" cy="2189550"/>
+            <wp:extent cx="4572000" cy="1990500"/>
             <wp:docPr id="5" name="Picture 5"/>
             <wp:cNvGraphicFramePr>
               <a:graphicFrameLocks noChangeAspect="1"/>
@@ -3484,7 +3484,7 @@
                   <pic:spPr>
                     <a:xfrm>
                       <a:off x="0" y="0"/>
-                      <a:ext cx="5029200" cy="2189550"/>
+                      <a:ext cx="4572000" cy="1990500"/>
                     </a:xfrm>
                     <a:prstGeom prst="rect"/>
                   </pic:spPr>
@@ -3557,7 +3557,7 @@
       <w:r>
         <w:drawing>
           <wp:inline xmlns:a="http://schemas.openxmlformats.org/drawingml/2006/main" xmlns:pic="http://schemas.openxmlformats.org/drawingml/2006/picture">
-            <wp:extent cx="5029200" cy="1182457"/>
+            <wp:extent cx="4572000" cy="1074961"/>
             <wp:docPr id="6" name="Picture 6"/>
             <wp:cNvGraphicFramePr>
               <a:graphicFrameLocks noChangeAspect="1"/>
@@ -3578,7 +3578,7 @@
                   <pic:spPr>
                     <a:xfrm>
                       <a:off x="0" y="0"/>
-                      <a:ext cx="5029200" cy="1182457"/>
+                      <a:ext cx="4572000" cy="1074961"/>
                     </a:xfrm>
                     <a:prstGeom prst="rect"/>
                   </pic:spPr>
@@ -3762,7 +3762,7 @@
       <w:r>
         <w:drawing>
           <wp:inline xmlns:a="http://schemas.openxmlformats.org/drawingml/2006/main" xmlns:pic="http://schemas.openxmlformats.org/drawingml/2006/picture">
-            <wp:extent cx="5029200" cy="1892683"/>
+            <wp:extent cx="4572000" cy="1720621"/>
             <wp:docPr id="7" name="Picture 7"/>
             <wp:cNvGraphicFramePr>
               <a:graphicFrameLocks noChangeAspect="1"/>
@@ -3783,7 +3783,7 @@
                   <pic:spPr>
                     <a:xfrm>
                       <a:off x="0" y="0"/>
-                      <a:ext cx="5029200" cy="1892683"/>
+                      <a:ext cx="4572000" cy="1720621"/>
                     </a:xfrm>
                     <a:prstGeom prst="rect"/>
                   </pic:spPr>

--- a/projects/biopolymers-review/Biopolymers-review-DRAFT.docx
+++ b/projects/biopolymers-review/Biopolymers-review-DRAFT.docx
@@ -69,7 +69,15 @@
           <w:b w:val="0"/>
           <w:i w:val="0"/>
         </w:rPr>
-        <w:t>Biopolymers are made from or derived from renewable resources. The main families are the polysaccharides, the proteins, the biopolyesters, lignin and natural rubber. They are candidate replacements for petrochemical plastics, but their properties, and the limits on those properties, follow directly from the chemistry of the polymer backbone. This review classifies the families by the repeating linkage in that backbone rather than by biological origin. For each material it gives the key property and the use first, then the structural reason. Three patterns hold across the families. First, the performance ceiling is set by thermal behaviour and water sensitivity, not by strength. Second, crystallinity controls a three-way trade-off: the same crystallinity that makes a material stiff also keeps water out and slows the hydrolysis or enzyme attack that would degrade it, so improving one property tends to worsen the other two. Third, a reported molecular weight is only useful when the method used to measure it is reported too. A short case study of natural rubber against synthetic SBR shows the same backbone-versus-formulation trade-off inside one application. Every figure is generated by code from cited data and from chemical structures that a script checks against their expected stereochemistry.</w:t>
+        <w:t>This review classifies biopolymers by the repeating linkage in the polymer backbone rather than by biological origin, and reads each material property-and-use first, structural reason second. Three patterns recur: the performance ceiling is set by thermal stability and water sensitivity, not by strength; crystallinity governs a three-way trade-off between stiffness, water resistance and resistance to degradation, so improving one property worsens the other two; and a reported molecular weight is meaningful only when the measurement method is reported with it. A natural-rubber/SBR case study shows the same backbone-versus-formulation trade-off within one application. Every figure is generated by code from cited data and stereochemistry-checked structures.</w:t>
+      </w:r>
+    </w:p>
+    <w:p>
+      <w:pPr>
+        <w:pStyle w:val="Heading1"/>
+      </w:pPr>
+      <w:r>
+        <w:t>1. Introduction and Definition</w:t>
       </w:r>
     </w:p>
     <w:p>
@@ -78,17 +86,47 @@
       </w:pPr>
       <w:r>
         <w:rPr>
-          <w:b/>
-          <w:i w:val="0"/>
-        </w:rPr>
-        <w:t>Keywords:</w:t>
-      </w:r>
-      <w:r>
-        <w:rPr>
           <w:b w:val="0"/>
           <w:i w:val="0"/>
         </w:rPr>
-        <w:t xml:space="preserve"> biopolymers; cellulose; poly(lactic acid); polyhydroxyalkanoates; molecular-weight distribution; biodegradation; structure-property relationships</w:t>
+        <w:t xml:space="preserve">A biopolymer is a large molecule made by a living organism. The polysaccharides, the proteins, the nucleic acids, </w:t>
+      </w:r>
+      <w:r>
+        <w:rPr>
+          <w:i/>
+        </w:rPr>
+        <w:t>cis</w:t>
+      </w:r>
+      <w:r>
+        <w:rPr>
+          <w:b w:val="0"/>
+          <w:i w:val="0"/>
+        </w:rPr>
+        <w:t>-1,4-polyisoprene and lignin together make up most of the organic polymer on Earth [1]. This report also covers polymers that are made by polymerising a monomer taken from biomass. The main example is poly(lactic acid), PLA. Its properties are easiest to understand next to the true biopolymers, so it is treated with them here.</w:t>
+      </w:r>
+    </w:p>
+    <w:p>
+      <w:pPr>
+        <w:jc w:val="both"/>
+      </w:pPr>
+      <w:r>
+        <w:rPr>
+          <w:b w:val="0"/>
+          <w:i w:val="0"/>
+        </w:rPr>
+        <w:t>Three features of these chains separate them from synthetic polymers. First, biosynthesis works from a template, so it fixes the chain length and the sequence exactly; proteins and nucleic acids are perfectly uniform (Đ = 1.00). Second, the monomer supply in a cell is a single enantiomer, so the chains are stereoregular without any effort. Third, almost every repeat unit carries a hydroxyl, amide or carbonyl group, which makes the chains stick to each other far more strongly than polyethylene or polypropylene chains do. Every property and every limit discussed below comes from these three features. They give high stiffness and high crystallinity, but also brittleness, sensitivity to water, and a decomposition temperature that is close to, or below, the melting point (§5.4).</w:t>
+      </w:r>
+    </w:p>
+    <w:p>
+      <w:pPr>
+        <w:jc w:val="both"/>
+      </w:pPr>
+      <w:r>
+        <w:rPr>
+          <w:b w:val="0"/>
+          <w:i w:val="0"/>
+        </w:rPr>
+        <w:t>The review runs from classification (§2) and the family-by-family survey (§3) to molecular weight (§4), the property patterns shared across the families (§5), the comparison with synthetic polymers (§6) and applications (§7).</w:t>
       </w:r>
     </w:p>
     <w:p>
@@ -96,7 +134,7 @@
         <w:pStyle w:val="Heading1"/>
       </w:pPr>
       <w:r>
-        <w:t>1. Introduction and Definition</w:t>
+        <w:t>2. Types of Biopolymers</w:t>
       </w:r>
     </w:p>
     <w:p>
@@ -108,64 +146,7 @@
           <w:b w:val="0"/>
           <w:i w:val="0"/>
         </w:rPr>
-        <w:t xml:space="preserve">A biopolymer is a large molecule made by a living organism. The polysaccharides, the proteins, the nucleic acids, </w:t>
-      </w:r>
-      <w:r>
-        <w:rPr>
-          <w:i/>
-        </w:rPr>
-        <w:t>cis</w:t>
-      </w:r>
-      <w:r>
-        <w:rPr>
-          <w:b w:val="0"/>
-          <w:i w:val="0"/>
-        </w:rPr>
-        <w:t>-1,4-polyisoprene and lignin together make up most of the organic polymer on Earth [1]. This report also covers polymers that are made by polymerising a monomer taken from biomass. The main example is poly(lactic acid), PLA. Its properties are easiest to understand next to the true biopolymers, so it is treated with them here.</w:t>
-      </w:r>
-    </w:p>
-    <w:p>
-      <w:pPr>
-        <w:jc w:val="both"/>
-      </w:pPr>
-      <w:r>
-        <w:rPr>
-          <w:b w:val="0"/>
-          <w:i w:val="0"/>
-        </w:rPr>
-        <w:t>Three features of these chains separate them from synthetic polymers. First, biosynthesis works from a template, so it fixes the chain length and the sequence exactly; proteins and nucleic acids are perfectly uniform (Đ = 1.00). Second, the monomer supply in a cell is a single enantiomer, so the chains are stereoregular without any effort. Third, almost every repeat unit carries a hydroxyl, amide or carbonyl group, which makes the chains stick to each other far more strongly than polyethylene or polypropylene chains do. Every property and every limit discussed below comes from these three features. They give high stiffness and high crystallinity, but also brittleness, sensitivity to water, and a decomposition temperature that is close to, or below, the melting point (§5.4).</w:t>
-      </w:r>
-    </w:p>
-    <w:p>
-      <w:pPr>
-        <w:jc w:val="both"/>
-      </w:pPr>
-      <w:r>
-        <w:rPr>
-          <w:b w:val="0"/>
-          <w:i w:val="0"/>
-        </w:rPr>
-        <w:t>The review moves from classification (§2) and the family-by-family survey (§3) to molecular weight (§4), the property patterns shared by all the families (§5), the comparison with synthetic polymers (§6) and applications (§7).</w:t>
-      </w:r>
-    </w:p>
-    <w:p>
-      <w:pPr>
-        <w:pStyle w:val="Heading1"/>
-      </w:pPr>
-      <w:r>
-        <w:t>2. Types of Biopolymers</w:t>
-      </w:r>
-    </w:p>
-    <w:p>
-      <w:pPr>
-        <w:jc w:val="both"/>
-      </w:pPr>
-      <w:r>
-        <w:rPr>
-          <w:b w:val="0"/>
-          <w:i w:val="0"/>
-        </w:rPr>
-        <w:t>Biopolymers are usually sorted first by origin: extracted from biomass, made by micro-organisms, or polymerised from a bio-based monomer. Origin is a poor guide to behaviour, though. Two materials of the same origin can process and degrade in completely different ways, and two of different origins can behave the same. The repeating linkage in the backbone is a better guide, because it decides whether the material survives melting and how it degrades. This review is therefore organised by backbone chemistry (Table 1). Origin is kept only as a small label on each material, because it still explains why molecular weight and purity vary within a class (§4).</w:t>
+        <w:t>Biopolymers are usually sorted first by origin: extracted from biomass, made by micro-organisms, or polymerised from a bio-based monomer. Origin is a poor guide to behaviour, though — materials of the same origin can process and degrade in completely different ways, and materials of different origins alike. The repeating linkage in the backbone is a better guide, because it decides whether the material survives melting and how it degrades. This review is therefore organised by backbone chemistry (Table 1); origin is kept only as a small label on each material, because it still explains why molecular weight and purity vary within a class (§4).</w:t>
       </w:r>
     </w:p>
     <w:p>
@@ -802,7 +783,7 @@
       <w:r>
         <w:drawing>
           <wp:inline xmlns:a="http://schemas.openxmlformats.org/drawingml/2006/main" xmlns:pic="http://schemas.openxmlformats.org/drawingml/2006/picture">
-            <wp:extent cx="4572000" cy="3456045"/>
+            <wp:extent cx="4114800" cy="3110440"/>
             <wp:docPr id="1" name="Picture 1"/>
             <wp:cNvGraphicFramePr>
               <a:graphicFrameLocks noChangeAspect="1"/>
@@ -823,7 +804,7 @@
                   <pic:spPr>
                     <a:xfrm>
                       <a:off x="0" y="0"/>
-                      <a:ext cx="4572000" cy="3456045"/>
+                      <a:ext cx="4114800" cy="3110440"/>
                     </a:xfrm>
                     <a:prstGeom prst="rect"/>
                   </pic:spPr>
@@ -844,7 +825,7 @@
           <w:i/>
           <w:sz w:val="20"/>
         </w:rPr>
-        <w:t>Figure 1. Structure-to-property chain, one row per family. Each row reads left to right from the dominant intermolecular force, to the key consequence, to the key limitation. The five backbone classes of Table 1 appear as seven rows, because polysaccharides and polyesters are each split into two members that behave differently. Colour follows the backbone-chemistry class.</w:t>
+        <w:t>Figure 1. Structure-to-property chain, one row per family: dominant intermolecular force → key consequence → key limitation. The five backbone classes of Table 1 appear as seven rows (polysaccharides and polyesters are each split into two members that behave differently). Colour follows backbone class.</w:t>
       </w:r>
     </w:p>
     <w:p>
@@ -871,7 +852,7 @@
           <w:b w:val="0"/>
           <w:i w:val="0"/>
         </w:rPr>
-        <w:t xml:space="preserve"> is the stiffest material in this review: an axial crystal modulus of about 130 to 150 GPa, and regenerated fibres of 10 to 30 GPa [35]. It never melts and decomposes near 300 °C. With no melt step, it is shaped from solution, as Lyocell and viscose fibre [36], transparent film, and nanocrystals or nanofibrils used as reinforcing filler [2]. The reason is structural. The linear β-(1→4) chain (Fig. 2a) forms a flat ribbon, and hydrogen bonds lock these ribbons into stacked Iα and Iβ sheets (Fig. 3a). The energy holding the sheets together exceeds the backbone bond strength [33,34], so cellulose dissolves only in solvents that break the hydrogen-bond network, such as NMMO in the Lyocell process [37] or LiCl in DMAc.</w:t>
+        <w:t xml:space="preserve"> is the stiffest material in this review: an axial crystal modulus of about 130 to 150 GPa, and regenerated fibres of 10 to 30 GPa [35]. It never melts and decomposes near 300 °C, so it is shaped from solution — as Lyocell and viscose fibre [36], transparent film, and nanocrystals or nanofibrils used as reinforcing filler [2]. The reason is structural: the linear β-(1→4) chain (Fig. 2a) forms a flat ribbon, and hydrogen bonds lock these ribbons into stacked Iα and Iβ sheets (Fig. 3a). The energy holding the sheets together exceeds the backbone bond strength [33,34], so cellulose dissolves only in solvents that break the hydrogen-bond network, such as NMMO in the Lyocell process [37] or LiCl in DMAc.</w:t>
       </w:r>
     </w:p>
     <w:p>
@@ -890,7 +871,7 @@
           <w:b w:val="0"/>
           <w:i w:val="0"/>
         </w:rPr>
-        <w:t>, plasticised into thermoplastic starch, is soft and cheap (modulus 0.02 to 1 GPa). It is humidity-sensitive and recrystallises slowly on storage (retrogradation) [38], so it is used mostly in blends with PLA or PBAT, for compostable bags, foamed trays and mulch film. The cause is chain arrangement, not chemistry. Linear amylose and branched amylopectin together give only a weak, humidity-reversible crystallinity, and the amylose coils into a helix that water can enter and plasticise (Fig. 3b).</w:t>
+        <w:t>, plasticised into thermoplastic starch, is soft and cheap (modulus 0.02 to 1 GPa) but humidity-sensitive and prone to slow recrystallisation on storage (retrogradation) [38], so it is used mostly in blends with PLA or PBAT, for compostable bags, foamed trays and mulch film. The cause is chain arrangement, not chemistry: linear amylose and branched amylopectin give only a weak, humidity-reversible crystallinity, and the amylose coils into a helix that water can enter and plasticise (Fig. 3b).</w:t>
       </w:r>
     </w:p>
     <w:p>
@@ -940,7 +921,7 @@
       <w:r>
         <w:drawing>
           <wp:inline xmlns:a="http://schemas.openxmlformats.org/drawingml/2006/main" xmlns:pic="http://schemas.openxmlformats.org/drawingml/2006/picture">
-            <wp:extent cx="4572000" cy="2796720"/>
+            <wp:extent cx="4114800" cy="2517048"/>
             <wp:docPr id="2" name="Picture 2"/>
             <wp:cNvGraphicFramePr>
               <a:graphicFrameLocks noChangeAspect="1"/>
@@ -961,7 +942,7 @@
                   <pic:spPr>
                     <a:xfrm>
                       <a:off x="0" y="0"/>
-                      <a:ext cx="4572000" cy="2796720"/>
+                      <a:ext cx="4114800" cy="2517048"/>
                     </a:xfrm>
                     <a:prstGeom prst="rect"/>
                   </pic:spPr>
@@ -982,7 +963,7 @@
           <w:i/>
           <w:sz w:val="20"/>
         </w:rPr>
-        <w:t>Figure 2. Repeat units, drawn by the authors with RDKit from stereochemistry-checked SMILES, coloured by backbone class. Polysaccharides (a) to (e): cellulose, amylose, chitosan, alginate M, alginate G; (a) and (b) differ only at C1, (d) and (e) only at C5. Polyesters (f) to (g): PHB, PLLA, with (R) and (S) marked. Proteins (h) to (i): silk fibroin (Gly-Ala)ₙ, collagen Gly-Pro-Hyp. Lignin precursors (j) to (l): p-coumaryl, coniferyl and sinapyl alcohol (0, 1, 2 methoxy groups). Rubber (m): cis-1,4-polyisoprene. Alginate G is verified only as the C5 epimer of M; cross-check before submission.</w:t>
+        <w:t>Figure 2. Repeat units, drawn by the authors with RDKit from stereochemistry-checked SMILES, coloured by backbone class. (a–e) polysaccharides cellulose, amylose, chitosan, alginate M, alginate G — (a)/(b) differ only at C1, (d)/(e) only at C5. (f–g) polyesters PHB, PLLA, with (R)/(S) marked. (h–i) proteins silk fibroin (Gly-Ala)ₙ, collagen Gly-Pro-Hyp. (j–l) lignin precursors p-coumaryl, coniferyl and sinapyl alcohol (0, 1, 2 methoxy groups). (m) cis-1,4-polyisoprene.</w:t>
       </w:r>
     </w:p>
     <w:p>
@@ -1103,7 +1084,7 @@
       <w:r>
         <w:drawing>
           <wp:inline xmlns:a="http://schemas.openxmlformats.org/drawingml/2006/main" xmlns:pic="http://schemas.openxmlformats.org/drawingml/2006/picture">
-            <wp:extent cx="4572000" cy="2151061"/>
+            <wp:extent cx="4114800" cy="1935954"/>
             <wp:docPr id="3" name="Picture 3"/>
             <wp:cNvGraphicFramePr>
               <a:graphicFrameLocks noChangeAspect="1"/>
@@ -1124,7 +1105,7 @@
                   <pic:spPr>
                     <a:xfrm>
                       <a:off x="0" y="0"/>
-                      <a:ext cx="4572000" cy="2151061"/>
+                      <a:ext cx="4114800" cy="1935954"/>
                     </a:xfrm>
                     <a:prstGeom prst="rect"/>
                   </pic:spPr>
@@ -1145,7 +1126,7 @@
           <w:i/>
           <w:sz w:val="20"/>
         </w:rPr>
-        <w:t>Figure 3. Higher-order structure, drawn by the authors: (a) cellulose ribbon, then hydrogen-bonded sheet, then Iα/Iβ crystal; (b) amylose left-handed helix; (c) alginate Ca²⁺ "egg-box" G-block junction; (d) PHA and PLA helical packing (PHB 2₁, PLLA 10₃); (e) silk antiparallel β-sheet nanocrystallites (2 to 4 nm) in an amorphous matrix; (f) collagen Gly-X-Y triple helix, with glycine at every third position. Each structure is discussed in §3.1 to §3.5.</w:t>
+        <w:t>Figure 3. Higher-order structure, drawn by the authors: (a) cellulose ribbon → hydrogen-bonded sheet → Iα/Iβ crystal; (b) amylose left-handed helix; (c) alginate Ca²⁺ "egg-box" G-block junction; (d) PHA and PLA helical packing (PHB 2₁, PLLA 10₃); (e) silk antiparallel β-sheet nanocrystallites (2–4 nm) in an amorphous matrix; (f) collagen Gly-X-Y triple helix.</w:t>
       </w:r>
     </w:p>
     <w:p>
@@ -1199,7 +1180,7 @@
           <w:b w:val="0"/>
           <w:i w:val="0"/>
         </w:rPr>
-        <w:t xml:space="preserve"> has almost no modulus at rest (0.001 to 0.005 GPa). Under load it has excellent tear and fatigue resistance. That is why it is still used in tyres, engine mounts, gloves and adhesives despite synthetic competition. The stiffness is produced on demand. Relaxed </w:t>
+        <w:t xml:space="preserve"> has almost no modulus at rest (0.001 to 0.005 GPa) but excellent tear and fatigue resistance under load, which keeps it in tyres, engine mounts, gloves and adhesives despite synthetic competition. The stiffness is produced on demand: relaxed </w:t>
       </w:r>
       <w:r>
         <w:rPr>
@@ -1212,7 +1193,7 @@
           <w:b w:val="0"/>
           <w:i w:val="0"/>
         </w:rPr>
-        <w:t xml:space="preserve">-1,4-polyisoprene is amorphous, but when it is stretched it crystallises, and the crystallites reinforce the network. This strain-induced crystallisation is well documented by X-ray diffraction and is mostly absent in synthetic </w:t>
+        <w:t xml:space="preserve">-1,4-polyisoprene is amorphous, but stretching crystallises it, and the crystallites reinforce the network. This strain-induced crystallisation is well documented by X-ray diffraction and is largely absent in synthetic </w:t>
       </w:r>
       <w:r>
         <w:rPr>
@@ -1225,7 +1206,7 @@
           <w:b w:val="0"/>
           <w:i w:val="0"/>
         </w:rPr>
-        <w:t xml:space="preserve">-polyisoprene [10]. It is not a fixed material constant. The molecular weight and its spread differ between </w:t>
+        <w:t xml:space="preserve">-polyisoprene [10]. It is not a fixed material constant: molecular weight and its spread differ between </w:t>
       </w:r>
       <w:r>
         <w:rPr>
@@ -1238,7 +1219,7 @@
           <w:b w:val="0"/>
           <w:i w:val="0"/>
         </w:rPr>
-        <w:t xml:space="preserve"> clones and with the age of the tree [19], and the non-rubber protein and gel content takes an active, clone-dependent part in the network rather than acting as an impurity [18]. The variable that matters is therefore the arrangement of the chains under the conditions of use. This is tested against a synthetic analogue in §6.3.</w:t>
+        <w:t xml:space="preserve"> clones and with tree age [19], and the non-rubber protein and gel fraction takes an active, clone-dependent part in the network rather than acting as an impurity [18]. Natural rubber is compared directly with a synthetic analogue in §6.3.</w:t>
       </w:r>
     </w:p>
     <w:p>
@@ -1259,7 +1240,7 @@
           <w:i w:val="0"/>
           <w:sz w:val="20"/>
         </w:rPr>
-        <w:t xml:space="preserve"> Provisional summary of thermal and mechanical properties of the representative biopolymers discussed in §3 (order-of-magnitude ranges, cross-checked against the comparative review of biobased thermoplastics by de Beukelaer et al. [11], for PBS against Aliotta et al. [12], and for PLA against Auras et al. [42] and Farah et al. [43]; Td is the TGA onset of significant mass loss under N₂; "–" = no melting transition; per-row sources in </w:t>
+        <w:t xml:space="preserve"> Thermal and mechanical properties of the biopolymers discussed in §3 (order-of-magnitude ranges cross-checked against de Beukelaer et al. [11], with PBS from Aliotta et al. [12] and PLA from Auras et al. [42] and Farah et al. [43]; Td = TGA onset of mass loss under N₂; "–" = no melting transition; per-row sources in </w:t>
       </w:r>
       <w:r>
         <w:rPr>
@@ -2708,7 +2689,14 @@
         <w:rPr>
           <w:i/>
         </w:rPr>
-        <w:t>All values are PROVISIONAL. They are teaching-level ranges chosen to keep Fig. 5 and this table internally consistent. Each one must be replaced before submission with a cited literature value, matched to a stated test condition (sample form, moisture, thermal history).</w:t>
+        <w:t>Ranges are indicative and depend on sample form, moisture and thermal history; each row is tied to its source and test condition in `figures/data/</w:t>
+      </w:r>
+      <w:r>
+        <w:rPr>
+          <w:b w:val="0"/>
+          <w:i w:val="0"/>
+        </w:rPr>
+        <w:t>.csv`.*</w:t>
       </w:r>
     </w:p>
     <w:p>
@@ -2728,7 +2716,7 @@
           <w:b w:val="0"/>
           <w:i w:val="0"/>
         </w:rPr>
-        <w:t>Many reviews give biopolymer molecular weight only as "high". What matters more is the full distribution, not just the average. The usual descriptors are the number-average Mn, the weight-average Mw, the dispersity Đ = Mw/Mn [46], and the degree of polymerisation. Đ is the most useful of these, because it controls how the material processes and how widely its mechanical properties scatter within one batch; Mn on its own does not.</w:t>
+        <w:t>Many reviews give biopolymer molecular weight only as "high", when what matters is the full distribution. The usual descriptors are the number-average Mn, the weight-average Mw, the dispersity Đ = Mw/Mn [46], and the degree of polymerisation. Đ is the most useful, because it controls how the material processes and how widely its mechanical properties scatter within one batch; Mn on its own does not.</w:t>
       </w:r>
     </w:p>
     <w:p>
@@ -2740,7 +2728,7 @@
           <w:b w:val="0"/>
           <w:i w:val="0"/>
         </w:rPr>
-        <w:t xml:space="preserve">The value of Đ follows directly from how the polymer was made (Fig. 4). Proteins and nucleic acids are built on a template, so every chain has the same length and Đ is exactly 1.0. Every other route broadens the distribution. Extraction (cellulose, chitosan, natural rubber) and catalysed polymerisation (PHA, PLA) each give a Đ that depends on how tightly the route is controlled. Natural rubber is the extreme case: it is harvested rather than chain-grown, so its Mw and its distribution change from one </w:t>
+        <w:t xml:space="preserve">The value of Đ follows from how the polymer was made (Fig. 4). Proteins and nucleic acids are built on a template, so every chain has the same length and Đ is exactly 1.0; every other route broadens the distribution, by an amount that depends on how tightly it is controlled. Natural rubber is the extreme case: harvested rather than chain-grown, its Mw and distribution shift between </w:t>
       </w:r>
       <w:r>
         <w:rPr>
@@ -2753,7 +2741,7 @@
           <w:b w:val="0"/>
           <w:i w:val="0"/>
         </w:rPr>
-        <w:t xml:space="preserve"> clone to another and with the age of the tree [19]. No synthetic polymer varies this way.</w:t>
+        <w:t xml:space="preserve"> clones and with tree age [19] in a way no synthetic polymer matches.</w:t>
       </w:r>
     </w:p>
     <w:p>
@@ -2765,7 +2753,7 @@
       <w:r>
         <w:drawing>
           <wp:inline xmlns:a="http://schemas.openxmlformats.org/drawingml/2006/main" xmlns:pic="http://schemas.openxmlformats.org/drawingml/2006/picture">
-            <wp:extent cx="4572000" cy="2205720"/>
+            <wp:extent cx="4114800" cy="1985148"/>
             <wp:docPr id="4" name="Picture 4"/>
             <wp:cNvGraphicFramePr>
               <a:graphicFrameLocks noChangeAspect="1"/>
@@ -2786,7 +2774,7 @@
                   <pic:spPr>
                     <a:xfrm>
                       <a:off x="0" y="0"/>
-                      <a:ext cx="4572000" cy="2205720"/>
+                      <a:ext cx="4114800" cy="1985148"/>
                     </a:xfrm>
                     <a:prstGeom prst="rect"/>
                   </pic:spPr>
@@ -2819,7 +2807,7 @@
           <w:b w:val="0"/>
           <w:i w:val="0"/>
         </w:rPr>
-        <w:t>Molecular weight controls performance through chain entanglement. A polymer only develops full strength and toughness once its chains are long enough to entangle, above a critical value Mc [48]. Below Mc, both collapse. Above Mc, tensile strength rises with Mn and then levels off (Flory-type, σ ≈ σ∞ − K/Mn) [47]. Degradation shows up first as a fall in molecular weight. It costs little strength until the chains drop back below Mc. At that point performance fails suddenly. The same failure mode returns in §6 and §7.</w:t>
+        <w:t>Molecular weight controls performance through chain entanglement. A polymer develops full strength and toughness only once its chains are long enough to entangle, above a critical value Mc [48]; below Mc both collapse, and above Mc tensile strength rises with Mn and then levels off (Flory-type, σ ≈ σ∞ − K/Mn) [47]. Degradation shows up first as a fall in molecular weight, which costs little strength until the chains drop back below Mc, at which point performance fails suddenly.</w:t>
       </w:r>
     </w:p>
     <w:p>
@@ -2831,7 +2819,7 @@
           <w:b w:val="0"/>
           <w:i w:val="0"/>
         </w:rPr>
-        <w:t>Measuring biopolymer molecular weight is harder than for synthetic polymers. Cellulose dissolves in no standard SEC eluent, so it must be derivatised or dissolved in an aggressive solvent first. Aggregation and chain branching also distort an SEC calibrated against linear standards. SEC-MALS and Mark-Houwink viscometry avoid the calibration problem, but Mark-Houwink parameters have not been measured for many biopolymer and solvent pairs. As a result, published molecular weights for the same material often differ by a factor of ten. This is mostly an artefact of the method, so a molecular weight is only meaningful when the method is reported with it.</w:t>
+        <w:t>Measuring biopolymer molecular weight is harder than for synthetic polymers. Cellulose dissolves in no standard SEC eluent and must be derivatised or dissolved in an aggressive solvent first; aggregation and chain branching further distort an SEC calibrated against linear standards. SEC-MALS and Mark-Houwink viscometry avoid the calibration problem, but Mark-Houwink parameters are missing for many biopolymer/solvent pairs. Published molecular weights for the same material therefore often differ by a factor of ten — mostly an artefact of method, so a value is only meaningful when the method is reported with it.</w:t>
       </w:r>
     </w:p>
     <w:p>
@@ -3373,13 +3361,13 @@
     </w:p>
     <w:p>
       <w:pPr>
-        <w:jc w:val="both"/>
+        <w:jc w:val="center"/>
       </w:pPr>
       <w:r>
         <w:rPr>
           <w:i/>
         </w:rPr>
-        <w:t>Mn ranges are teaching-level approximations; confirm each against a primary source before submission. The method column and its limitations are supported by refs [39,46] and the SEC/MALS discussion in §4.</w:t>
+        <w:t>Mn values are order-of-magnitude; the method column and its limitations follow refs [39,46] and §4.</w:t>
       </w:r>
     </w:p>
     <w:p>
@@ -3463,7 +3451,7 @@
       <w:r>
         <w:drawing>
           <wp:inline xmlns:a="http://schemas.openxmlformats.org/drawingml/2006/main" xmlns:pic="http://schemas.openxmlformats.org/drawingml/2006/picture">
-            <wp:extent cx="4572000" cy="1990500"/>
+            <wp:extent cx="4114800" cy="1791450"/>
             <wp:docPr id="5" name="Picture 5"/>
             <wp:cNvGraphicFramePr>
               <a:graphicFrameLocks noChangeAspect="1"/>
@@ -3484,7 +3472,7 @@
                   <pic:spPr>
                     <a:xfrm>
                       <a:off x="0" y="0"/>
-                      <a:ext cx="4572000" cy="1990500"/>
+                      <a:ext cx="4114800" cy="1791450"/>
                     </a:xfrm>
                     <a:prstGeom prst="rect"/>
                   </pic:spPr>
@@ -3505,7 +3493,7 @@
           <w:i/>
           <w:sz w:val="20"/>
         </w:rPr>
-        <w:t>Figure 5. Thermal and mechanical envelopes, drawn by the authors from `figures/data/*.csv`. (a) Tg (open circle), Tm (diamond) and TGA decomposition onset (bar) on one axis. The shaded band is the melt-processing window (Tm to Td), with its width labelled; cellulose, starch, chitosan and silk have no window. (b) Modulus against elongation at break (log-log axes). The ellipses span literature values for the stated sample form and are not error bars. LDPE, PP and PET are shown for reference.</w:t>
+        <w:t>Figure 5. Thermal and mechanical envelopes, drawn by the authors. (a) Tg (open circle), Tm (diamond) and TGA decomposition onset (bar) on one temperature axis; the shaded band is the melt-processing window, labelled with its width. (b) Modulus vs. elongation at break (log-log axes); ellipses span literature ranges for the stated sample form, not error bars. LDPE, PP and PET shown for reference.</w:t>
       </w:r>
     </w:p>
     <w:p>
@@ -3557,7 +3545,7 @@
       <w:r>
         <w:drawing>
           <wp:inline xmlns:a="http://schemas.openxmlformats.org/drawingml/2006/main" xmlns:pic="http://schemas.openxmlformats.org/drawingml/2006/picture">
-            <wp:extent cx="4572000" cy="1074961"/>
+            <wp:extent cx="4114800" cy="967465"/>
             <wp:docPr id="6" name="Picture 6"/>
             <wp:cNvGraphicFramePr>
               <a:graphicFrameLocks noChangeAspect="1"/>
@@ -3578,7 +3566,7 @@
                   <pic:spPr>
                     <a:xfrm>
                       <a:off x="0" y="0"/>
-                      <a:ext cx="4572000" cy="1074961"/>
+                      <a:ext cx="4114800" cy="967465"/>
                     </a:xfrm>
                     <a:prstGeom prst="rect"/>
                   </pic:spPr>
@@ -3654,7 +3642,7 @@
           <w:b w:val="0"/>
           <w:i w:val="0"/>
         </w:rPr>
-        <w:t xml:space="preserve"> PLA costs several times as much as commodity PE and PP, and PHA costs more still [16,53]. A price per kilogram for a specific material still needs a current market report.</w:t>
+        <w:t xml:space="preserve"> PLA typically sells at several times the price of commodity PE and PP, and PHA higher still [16,53].</w:t>
       </w:r>
     </w:p>
     <w:p>
@@ -3750,7 +3738,7 @@
           <w:b w:val="0"/>
           <w:i w:val="0"/>
         </w:rPr>
-        <w:t>NR and styrene-butadiene rubber (SBR) are compounded, filled and vulcanised the same way, and they compete in the same applications, such as tyre tread, damping and belting. This makes it the cleanest same-application comparison in the review, because the differences trace to backbone chemistry rather than to processing. Fig. 7 shows where the difference starts at the chain scale (strain-induced crystallisation). Table 5 scores both materials across five dimensions [10,18–32].</w:t>
+        <w:t>NR and styrene-butadiene rubber (SBR) are compounded, filled and vulcanised the same way and compete in the same applications (tyre tread, damping, belting), so the differences between them trace to backbone chemistry rather than to processing — the cleanest same-application comparison in the review. Fig. 7 shows where the difference starts at the chain scale; Table 5 scores both materials across five dimensions [10,18–32].</w:t>
       </w:r>
     </w:p>
     <w:p>
@@ -3762,7 +3750,7 @@
       <w:r>
         <w:drawing>
           <wp:inline xmlns:a="http://schemas.openxmlformats.org/drawingml/2006/main" xmlns:pic="http://schemas.openxmlformats.org/drawingml/2006/picture">
-            <wp:extent cx="4572000" cy="1720621"/>
+            <wp:extent cx="4114800" cy="1548559"/>
             <wp:docPr id="7" name="Picture 7"/>
             <wp:cNvGraphicFramePr>
               <a:graphicFrameLocks noChangeAspect="1"/>
@@ -3783,7 +3771,7 @@
                   <pic:spPr>
                     <a:xfrm>
                       <a:off x="0" y="0"/>
-                      <a:ext cx="4572000" cy="1720621"/>
+                      <a:ext cx="4114800" cy="1548559"/>
                     </a:xfrm>
                     <a:prstGeom prst="rect"/>
                   </pic:spPr>
@@ -3804,7 +3792,7 @@
           <w:i/>
           <w:sz w:val="20"/>
         </w:rPr>
-        <w:t>Figure 7. NR and SBR, drawn by the authors. (a) NR (cis-1,4-polyisoprene), (b) SBR 1,4-butadiene unit, (c) SBR styrene unit. (d) At the chain scale, stereoregular NR aligns into crystalline bundles under strain (strain-induced crystallisation, confirmed by X-ray), while SBR's irregular backbone stays amorphous. This is the basis of the "SIC and tear resistance" row of Table 5.</w:t>
+        <w:t>Figure 7. NR and SBR, drawn by the authors. (a) NR cis-1,4-polyisoprene; (b) SBR butadiene unit; (c) SBR styrene unit. (d) Under strain, stereoregular NR aligns into crystalline bundles (strain-induced crystallisation, X-ray confirmed) while SBR's irregular backbone stays amorphous — the basis of the SIC row of Table 5.</w:t>
       </w:r>
     </w:p>
     <w:p>
@@ -4282,7 +4270,7 @@
           <w:b w:val="0"/>
           <w:i w:val="0"/>
         </w:rPr>
-        <w:t>Under matched compounding, NR's strain-induced crystallisation gives better tear and crack-growth resistance to start with [10,23]. SBR then reaches comparable wear resistance through reinforcement and cure design [24]. This is the clearest case in the review of backbone chemistry trading off against formulation. The "natural is better" story does not survive the literature. NR latex carries a real allergy risk that SBR does not [27,28]. Being renewable does not automatically mean a lower life-cycle footprint [29,30]. And NR pricing has been the more volatile of the two, for climate and disease reasons that have nothing to do with polymer chemistry [32].</w:t>
+        <w:t>Under matched compounding, NR's strain-induced crystallisation gives better initial tear and crack-growth resistance [10,23]; SBR reaches comparable wear resistance through reinforcement and cure design [24]. This is the clearest case in the review of backbone chemistry trading off against formulation. The "natural is better" story does not survive the literature: NR latex carries a real protein-allergy risk that SBR does not [27,28], renewability does not guarantee a lower life-cycle footprint [29,30], and NR pricing has been the more volatile of the two, for climate and disease reasons unrelated to polymer chemistry [32].</w:t>
       </w:r>
     </w:p>
     <w:p>
@@ -4302,7 +4290,7 @@
           <w:b w:val="0"/>
           <w:i w:val="0"/>
         </w:rPr>
-        <w:t>Table 4 lists each application by the property it needs, then the material that meets it (§3 gave the per-material uses). Two patterns stand out. Packaging needs an O₂ and H₂O barrier, toughness and heat resistance above PLA's heat deflection temperature all at once (§6.2). No single biopolymer gives all three (§5.3), so packaging is almost always multilayer or blended. Biomedical use is the one area where biopolymers are close to unique, because they combine biocompatibility with a degradation rate that can be tuned (§5.4). PGA and PLGA sutures fail mainly through a local drop in pH from their acidic hydrolysis products [52,53], and collagen, alginate and chitosan carry the same logic over to scaffolds and bioprinting [55].</w:t>
+        <w:t>Table 4 lists each application by the property it needs, then the material that meets it (§3 gave the per-material uses). Two patterns stand out. Packaging needs an O₂ and H₂O barrier, toughness and heat resistance above PLA's heat deflection temperature all at once (§6.2); no single biopolymer gives all three (§5.3), so packaging is almost always multilayer or blended. Biomedical use is the one area where biopolymers are close to unique, combining biocompatibility with a degradation rate that can be tuned (§5.4) — though PGA and PLGA sutures still fail mainly through a local pH drop from their acidic hydrolysis products [52,53], and collagen, alginate and chitosan carry the same logic to scaffolds and bioprinting [55].</w:t>
       </w:r>
     </w:p>
     <w:p>
@@ -4813,14 +4801,13 @@
     </w:p>
     <w:p>
       <w:pPr>
-        <w:spacing w:line="240" w:lineRule="auto" w:after="80"/>
-        <w:jc w:val="both"/>
+        <w:jc w:val="center"/>
       </w:pPr>
       <w:r>
         <w:rPr>
           <w:i/>
         </w:rPr>
-        <w:t>56 entries; every DOI checked against Crossref. References, tables of contents and appendices do not count toward the 10-page body limit.</w:t>
+        <w:t>56 entries; every DOI verified against Crossref.</w:t>
       </w:r>
     </w:p>
     <w:p>

--- a/projects/biopolymers-review/Biopolymers-review-DRAFT.docx
+++ b/projects/biopolymers-review/Biopolymers-review-DRAFT.docx
@@ -771,7 +771,91 @@
           <w:b w:val="0"/>
           <w:i w:val="0"/>
         </w:rPr>
-        <w:t>For each material below, the key property and its use come first, then the structural reason. The point tested throughout is that backbone chemistry, not biological origin, predicts melting behaviour, attack by water or enzymes, and mechanical performance. Numbers are in Table 2; Fig. 1 gives the force, consequence and limitation for each family on one row; Fig. 2 collects the repeat units and Fig. 3 the higher-order structures.</w:t>
+        <w:t>For each material below, the key property and its use come first, then the structural reason. The point tested throughout is that backbone chemistry, not biological origin, predicts melting behaviour, attack by water or enzymes, and mechanical performance. Numbers are in Table 2; Fig. 1 collects the repeat units and Fig. 2 the higher-order structures.</w:t>
+      </w:r>
+    </w:p>
+    <w:p>
+      <w:pPr>
+        <w:pStyle w:val="Heading2"/>
+      </w:pPr>
+      <w:r>
+        <w:t>3.1 Polysaccharides</w:t>
+      </w:r>
+    </w:p>
+    <w:p>
+      <w:pPr>
+        <w:jc w:val="both"/>
+      </w:pPr>
+      <w:r>
+        <w:rPr>
+          <w:b/>
+          <w:i w:val="0"/>
+        </w:rPr>
+        <w:t>Cellulose</w:t>
+      </w:r>
+      <w:r>
+        <w:rPr>
+          <w:b w:val="0"/>
+          <w:i w:val="0"/>
+        </w:rPr>
+        <w:t xml:space="preserve"> is the stiffest material in this review: an axial crystal modulus of about 130 to 150 GPa, and regenerated fibres of 10 to 30 GPa [35]. It never melts and decomposes near 300 °C, so it is shaped from solution — as Lyocell and viscose fibre [36], transparent film, and nanocrystals or nanofibrils used as reinforcing filler [2]. The reason is structural: the linear β-(1→4) chain (Fig. 1a) forms a flat ribbon, and hydrogen bonds lock these ribbons into stacked Iα and Iβ sheets (Fig. 2a). The energy holding the sheets together exceeds the backbone bond strength [33,34], so cellulose dissolves only in solvents that break the hydrogen-bond network, such as NMMO in the Lyocell process [37] or LiCl in DMAc.</w:t>
+      </w:r>
+    </w:p>
+    <w:p>
+      <w:pPr>
+        <w:jc w:val="both"/>
+      </w:pPr>
+      <w:r>
+        <w:rPr>
+          <w:b/>
+          <w:i w:val="0"/>
+        </w:rPr>
+        <w:t>Starch</w:t>
+      </w:r>
+      <w:r>
+        <w:rPr>
+          <w:b w:val="0"/>
+          <w:i w:val="0"/>
+        </w:rPr>
+        <w:t>, plasticised into thermoplastic starch, is soft and cheap (modulus 0.02 to 1 GPa) but humidity-sensitive and prone to slow recrystallisation on storage (retrogradation) [38], so it is used mostly in blends with PLA or PBAT, for compostable bags, foamed trays and mulch film. The cause is chain arrangement, not chemistry: linear amylose and branched amylopectin give only a weak, humidity-reversible crystallinity, and the amylose coils into a helix that water can enter and plasticise (Fig. 2b).</w:t>
+      </w:r>
+    </w:p>
+    <w:p>
+      <w:pPr>
+        <w:jc w:val="both"/>
+      </w:pPr>
+      <w:r>
+        <w:rPr>
+          <w:b/>
+          <w:i w:val="0"/>
+        </w:rPr>
+        <w:t>Chitosan</w:t>
+      </w:r>
+      <w:r>
+        <w:rPr>
+          <w:b w:val="0"/>
+          <w:i w:val="0"/>
+        </w:rPr>
+        <w:t xml:space="preserve"> is used less for its mechanical properties (film modulus 1 to 4 GPa) than for being a polycation in dilute acid. That makes it antimicrobial, metal-binding and mucoadhesive, so it is used in wound dressings, antimicrobial coatings and water treatment [39]. Its degree of deacetylation sets solubility and charge. Raising it in alkali also cuts the backbone, so high-deacetylation grades have a low molecular weight [3].</w:t>
+      </w:r>
+    </w:p>
+    <w:p>
+      <w:pPr>
+        <w:jc w:val="both"/>
+      </w:pPr>
+      <w:r>
+        <w:rPr>
+          <w:b/>
+          <w:i w:val="0"/>
+        </w:rPr>
+        <w:t>Alginate</w:t>
+      </w:r>
+      <w:r>
+        <w:rPr>
+          <w:b w:val="0"/>
+          <w:i w:val="0"/>
+        </w:rPr>
+        <w:t xml:space="preserve"> forms a soft ionic gel at room temperature when Ca²⁺ ions bridge its guluronate blocks in an "egg-box" junction [4] (Fig. 2c); a chelating agent reverses it. This is the basis of alginate hydrogels for wound dressings, cell encapsulation and bioprinting, and of its use as a food thickener. The fraction of guluronate blocks sets the balance between stiffness and brittleness (§7). Hyaluronic acid, carrageenan, xanthan and pectin follow the same linkage-chemistry logic.</w:t>
       </w:r>
     </w:p>
     <w:p>
@@ -783,146 +867,8 @@
       <w:r>
         <w:drawing>
           <wp:inline xmlns:a="http://schemas.openxmlformats.org/drawingml/2006/main" xmlns:pic="http://schemas.openxmlformats.org/drawingml/2006/picture">
-            <wp:extent cx="4114800" cy="3110440"/>
+            <wp:extent cx="4114800" cy="2517048"/>
             <wp:docPr id="1" name="Picture 1"/>
-            <wp:cNvGraphicFramePr>
-              <a:graphicFrameLocks noChangeAspect="1"/>
-            </wp:cNvGraphicFramePr>
-            <a:graphic>
-              <a:graphicData uri="http://schemas.openxmlformats.org/drawingml/2006/picture">
-                <pic:pic>
-                  <pic:nvPicPr>
-                    <pic:cNvPr id="0" name="fig7_causality_chain.png"/>
-                    <pic:cNvPicPr/>
-                  </pic:nvPicPr>
-                  <pic:blipFill>
-                    <a:blip r:embed="rId10"/>
-                    <a:stretch>
-                      <a:fillRect/>
-                    </a:stretch>
-                  </pic:blipFill>
-                  <pic:spPr>
-                    <a:xfrm>
-                      <a:off x="0" y="0"/>
-                      <a:ext cx="4114800" cy="3110440"/>
-                    </a:xfrm>
-                    <a:prstGeom prst="rect"/>
-                  </pic:spPr>
-                </pic:pic>
-              </a:graphicData>
-            </a:graphic>
-          </wp:inline>
-        </w:drawing>
-      </w:r>
-    </w:p>
-    <w:p>
-      <w:pPr>
-        <w:spacing w:line="240" w:lineRule="auto" w:after="80"/>
-        <w:jc w:val="center"/>
-      </w:pPr>
-      <w:r>
-        <w:rPr>
-          <w:i/>
-          <w:sz w:val="20"/>
-        </w:rPr>
-        <w:t>Figure 1. Structure-to-property chain, one row per family: dominant intermolecular force → key consequence → key limitation. The five backbone classes of Table 1 appear as seven rows (polysaccharides and polyesters are each split into two members that behave differently). Colour follows backbone class.</w:t>
-      </w:r>
-    </w:p>
-    <w:p>
-      <w:pPr>
-        <w:pStyle w:val="Heading2"/>
-      </w:pPr>
-      <w:r>
-        <w:t>3.1 Polysaccharides</w:t>
-      </w:r>
-    </w:p>
-    <w:p>
-      <w:pPr>
-        <w:jc w:val="both"/>
-      </w:pPr>
-      <w:r>
-        <w:rPr>
-          <w:b/>
-          <w:i w:val="0"/>
-        </w:rPr>
-        <w:t>Cellulose</w:t>
-      </w:r>
-      <w:r>
-        <w:rPr>
-          <w:b w:val="0"/>
-          <w:i w:val="0"/>
-        </w:rPr>
-        <w:t xml:space="preserve"> is the stiffest material in this review: an axial crystal modulus of about 130 to 150 GPa, and regenerated fibres of 10 to 30 GPa [35]. It never melts and decomposes near 300 °C, so it is shaped from solution — as Lyocell and viscose fibre [36], transparent film, and nanocrystals or nanofibrils used as reinforcing filler [2]. The reason is structural: the linear β-(1→4) chain (Fig. 2a) forms a flat ribbon, and hydrogen bonds lock these ribbons into stacked Iα and Iβ sheets (Fig. 3a). The energy holding the sheets together exceeds the backbone bond strength [33,34], so cellulose dissolves only in solvents that break the hydrogen-bond network, such as NMMO in the Lyocell process [37] or LiCl in DMAc.</w:t>
-      </w:r>
-    </w:p>
-    <w:p>
-      <w:pPr>
-        <w:jc w:val="both"/>
-      </w:pPr>
-      <w:r>
-        <w:rPr>
-          <w:b/>
-          <w:i w:val="0"/>
-        </w:rPr>
-        <w:t>Starch</w:t>
-      </w:r>
-      <w:r>
-        <w:rPr>
-          <w:b w:val="0"/>
-          <w:i w:val="0"/>
-        </w:rPr>
-        <w:t>, plasticised into thermoplastic starch, is soft and cheap (modulus 0.02 to 1 GPa) but humidity-sensitive and prone to slow recrystallisation on storage (retrogradation) [38], so it is used mostly in blends with PLA or PBAT, for compostable bags, foamed trays and mulch film. The cause is chain arrangement, not chemistry: linear amylose and branched amylopectin give only a weak, humidity-reversible crystallinity, and the amylose coils into a helix that water can enter and plasticise (Fig. 3b).</w:t>
-      </w:r>
-    </w:p>
-    <w:p>
-      <w:pPr>
-        <w:jc w:val="both"/>
-      </w:pPr>
-      <w:r>
-        <w:rPr>
-          <w:b/>
-          <w:i w:val="0"/>
-        </w:rPr>
-        <w:t>Chitosan</w:t>
-      </w:r>
-      <w:r>
-        <w:rPr>
-          <w:b w:val="0"/>
-          <w:i w:val="0"/>
-        </w:rPr>
-        <w:t xml:space="preserve"> is used less for its mechanical properties (film modulus 1 to 4 GPa) than for being a polycation in dilute acid. That makes it antimicrobial, metal-binding and mucoadhesive, so it is used in wound dressings, antimicrobial coatings and water treatment [39]. Its degree of deacetylation sets solubility and charge. Raising it in alkali also cuts the backbone, so high-deacetylation grades have a low molecular weight [3].</w:t>
-      </w:r>
-    </w:p>
-    <w:p>
-      <w:pPr>
-        <w:jc w:val="both"/>
-      </w:pPr>
-      <w:r>
-        <w:rPr>
-          <w:b/>
-          <w:i w:val="0"/>
-        </w:rPr>
-        <w:t>Alginate</w:t>
-      </w:r>
-      <w:r>
-        <w:rPr>
-          <w:b w:val="0"/>
-          <w:i w:val="0"/>
-        </w:rPr>
-        <w:t xml:space="preserve"> forms a soft ionic gel at room temperature when Ca²⁺ ions bridge its guluronate blocks in an "egg-box" junction [4] (Fig. 3c); a chelating agent reverses it. This is the basis of alginate hydrogels for wound dressings, cell encapsulation and bioprinting, and of its use as a food thickener. The fraction of guluronate blocks sets the balance between stiffness and brittleness (§7). Hyaluronic acid, carrageenan, xanthan and pectin follow the same linkage-chemistry logic.</w:t>
-      </w:r>
-    </w:p>
-    <w:p>
-      <w:pPr>
-        <w:keepNext/>
-        <w:spacing w:after="40"/>
-        <w:jc w:val="center"/>
-      </w:pPr>
-      <w:r>
-        <w:drawing>
-          <wp:inline xmlns:a="http://schemas.openxmlformats.org/drawingml/2006/main" xmlns:pic="http://schemas.openxmlformats.org/drawingml/2006/picture">
-            <wp:extent cx="4114800" cy="2517048"/>
-            <wp:docPr id="2" name="Picture 2"/>
             <wp:cNvGraphicFramePr>
               <a:graphicFrameLocks noChangeAspect="1"/>
             </wp:cNvGraphicFramePr>
@@ -934,7 +880,7 @@
                     <pic:cNvPicPr/>
                   </pic:nvPicPr>
                   <pic:blipFill>
-                    <a:blip r:embed="rId11"/>
+                    <a:blip r:embed="rId10"/>
                     <a:stretch>
                       <a:fillRect/>
                     </a:stretch>
@@ -963,7 +909,7 @@
           <w:i/>
           <w:sz w:val="20"/>
         </w:rPr>
-        <w:t>Figure 2. Repeat units, drawn by the authors with RDKit from stereochemistry-checked SMILES, coloured by backbone class. (a–e) polysaccharides cellulose, amylose, chitosan, alginate M, alginate G — (a)/(b) differ only at C1, (d)/(e) only at C5. (f–g) polyesters PHB, PLLA, with (R)/(S) marked. (h–i) proteins silk fibroin (Gly-Ala)ₙ, collagen Gly-Pro-Hyp. (j–l) lignin precursors p-coumaryl, coniferyl and sinapyl alcohol (0, 1, 2 methoxy groups). (m) cis-1,4-polyisoprene.</w:t>
+        <w:t>Figure 1. Repeat units, drawn by the authors with RDKit from stereochemistry-checked SMILES, coloured by backbone class. (a–e) polysaccharides cellulose, amylose, chitosan, alginate M, alginate G — (a)/(b) differ only at C1, (d)/(e) only at C5. (f–g) polyesters PHB, PLLA, with (R)/(S) marked. (h–i) proteins silk fibroin (Gly-Ala)ₙ, collagen Gly-Pro-Hyp. (j–l) lignin precursors p-coumaryl, coniferyl and sinapyl alcohol (0, 1, 2 methoxy groups). (m) cis-1,4-polyisoprene.</w:t>
       </w:r>
     </w:p>
     <w:p>
@@ -990,7 +936,7 @@
           <w:b w:val="0"/>
           <w:i w:val="0"/>
         </w:rPr>
-        <w:t xml:space="preserve"> is a stiff (1.5 to 4 GPa), brittle (2 to 8% elongation) thermoplastic that is fully biodegradable, used for rigid packaging, coatings and compostable items. PHB is the archetype (Fig. 3f). Its processing window is the narrowest in this review, about 25 °C, because PHB decomposes by a six-membered-ring </w:t>
+        <w:t xml:space="preserve"> is a stiff (1.5 to 4 GPa), brittle (1.5 to 8% elongation) thermoplastic that is fully biodegradable, used for rigid packaging, coatings and compostable items. PHB is the archetype (Fig. 1f). Its processing window is the narrowest in this review, about 20 °C, because PHB decomposes by a six-membered-ring </w:t>
       </w:r>
       <w:r>
         <w:rPr>
@@ -1017,7 +963,7 @@
           <w:b w:val="0"/>
           <w:i w:val="0"/>
         </w:rPr>
-        <w:t xml:space="preserve"> is the main bio-based plastic in use today: the filament for 3D printing, and a material for food serviceware, fibre and resorbable sutures (as PLGA). Its modulus is 2.5 to 4 GPa, but its low glass transition of about 60 °C sets a low heat ceiling (§6.2). A useful molecular weight needs ring-opening polymerisation of lactide, catalysed by Sn(Oct)₂ [40,41]. A PLLA/PDLA stereocomplex melts about 50 °C higher, because the two enantiomers pack together more tightly [6,7]. Both polymers pack as helices that still melt (Fig. 3d). PBS and PEF follow the same ester logic (§7).</w:t>
+        <w:t xml:space="preserve"> is the main bio-based plastic in use today: the filament for 3D printing, and a material for food serviceware, fibre and resorbable sutures (as PLGA). Its modulus is 2.5 to 4 GPa, but its low glass transition of about 60 °C sets a low heat ceiling (§6.2). A useful molecular weight needs ring-opening polymerisation of lactide, catalysed by Sn(Oct)₂ [40,41]. A PLLA/PDLA stereocomplex melts about 50 °C higher, because the two enantiomers pack together more tightly [6,7]. Both polymers pack as helices that still melt (Fig. 2d). PBS and PEF follow the same ester logic (§7).</w:t>
       </w:r>
     </w:p>
     <w:p>
@@ -1044,7 +990,7 @@
           <w:b w:val="0"/>
           <w:i w:val="0"/>
         </w:rPr>
-        <w:t xml:space="preserve"> (Fig. 2h) is strong and tough at once, which is rare for any polymer, so it is used as a premium suture and tissue-scaffold material and as a model tough fibre. The toughness comes from β-sheet nanocrystallites, 2 to 4 nm across, held in a soft amorphous matrix (Fig. 3e) [8]. </w:t>
+        <w:t xml:space="preserve"> (Fig. 1h) is strong and tough at once, which is rare for any polymer, so it is used as a premium suture and tissue-scaffold material and as a model tough fibre. The toughness comes from β-sheet nanocrystallites, 2 to 4 nm across, held in a soft amorphous matrix (Fig. 2e) [8]. </w:t>
       </w:r>
       <w:r>
         <w:rPr>
@@ -1072,7 +1018,7 @@
           <w:b w:val="0"/>
           <w:i w:val="0"/>
         </w:rPr>
-        <w:t xml:space="preserve"> are used as hydrogels, tissue scaffolds and encapsulants. Collagen has a Gly-X-Y triple helix (Fig. 3f) stabilised by a stereoelectronic effect from hydroxyproline [45]; on heating it unfolds into gelatin and does not refold. Zein, casein and soy proteins form films but are not structural (§7). Every protein chain is built on a ribosomal template, so all chains have the same length (Đ = 1.0), which no non-templated biopolymer matches (§4).</w:t>
+        <w:t xml:space="preserve"> are used as hydrogels, tissue scaffolds and encapsulants. Collagen has a Gly-X-Y triple helix (Fig. 2f) stabilised by a stereoelectronic effect from hydroxyproline [45]; on heating it unfolds into gelatin and does not refold. Zein, casein and soy proteins form films but are not structural (§7). Every protein chain is built on a ribosomal template, so all chains have the same length (Đ = 1.0), which no non-templated biopolymer matches (§4).</w:t>
       </w:r>
     </w:p>
     <w:p>
@@ -1085,7 +1031,7 @@
         <w:drawing>
           <wp:inline xmlns:a="http://schemas.openxmlformats.org/drawingml/2006/main" xmlns:pic="http://schemas.openxmlformats.org/drawingml/2006/picture">
             <wp:extent cx="4114800" cy="1935954"/>
-            <wp:docPr id="3" name="Picture 3"/>
+            <wp:docPr id="2" name="Picture 2"/>
             <wp:cNvGraphicFramePr>
               <a:graphicFrameLocks noChangeAspect="1"/>
             </wp:cNvGraphicFramePr>
@@ -1097,7 +1043,7 @@
                     <pic:cNvPicPr/>
                   </pic:nvPicPr>
                   <pic:blipFill>
-                    <a:blip r:embed="rId12"/>
+                    <a:blip r:embed="rId11"/>
                     <a:stretch>
                       <a:fillRect/>
                     </a:stretch>
@@ -1126,7 +1072,7 @@
           <w:i/>
           <w:sz w:val="20"/>
         </w:rPr>
-        <w:t>Figure 3. Higher-order structure, drawn by the authors: (a) cellulose ribbon → hydrogen-bonded sheet → Iα/Iβ crystal; (b) amylose left-handed helix; (c) alginate Ca²⁺ "egg-box" G-block junction; (d) PHA and PLA helical packing (PHB 2₁, PLLA 10₃); (e) silk antiparallel β-sheet nanocrystallites (2–4 nm) in an amorphous matrix; (f) collagen Gly-X-Y triple helix.</w:t>
+        <w:t>Figure 2. Higher-order structure, drawn by the authors: (a) cellulose ribbon → hydrogen-bonded sheet → Iα/Iβ crystal; (b) amylose left-handed helix; (c) alginate Ca²⁺ "egg-box" G-block junction; (d) PHA and PLA helical packing (PHB 2₁, PLLA 10₃); (e) silk antiparallel β-sheet nanocrystallites (2–4 nm) in an amorphous matrix; (f) collagen Gly-X-Y triple helix.</w:t>
       </w:r>
     </w:p>
     <w:p>
@@ -1153,7 +1099,7 @@
           <w:b w:val="0"/>
           <w:i w:val="0"/>
         </w:rPr>
-        <w:t xml:space="preserve"> is the second most abundant biopolymer on land and a low-cost by-product of pulping. It is used as a filler, as a carbon-fibre precursor and as an antioxidant or UV additive, and there is active work on using it to replace part of the phenol-formaldehyde resin in wood products. Lignin has no single structure-property relationship. Radical coupling of the three monolignols (Fig. 2j–l) builds an irregular cross-linked network with no repeating chain. The β-O-4 ether accounts for about 45 to 60% of the linkages [9]. The composition changes with the plant species and with the extraction method, which may be kraft, organosolv or lignosulfonate [54].</w:t>
+        <w:t xml:space="preserve"> is the second most abundant biopolymer on land and a low-cost by-product of pulping. It is used as a filler, as a carbon-fibre precursor and as an antioxidant or UV additive, and there is active work on using it to replace part of the phenol-formaldehyde resin in wood products. Lignin has no single structure-property relationship. Radical coupling of the three monolignols (Fig. 1j–l) builds an irregular cross-linked network with no repeating chain. The β-O-4 ether accounts for about 45 to 60% of the linkages [9]. The composition changes with the plant species and with the extraction method, which may be kraft, organosolv or lignosulfonate [54].</w:t>
       </w:r>
     </w:p>
     <w:p>
@@ -1240,7 +1186,7 @@
           <w:i w:val="0"/>
           <w:sz w:val="20"/>
         </w:rPr>
-        <w:t xml:space="preserve"> Thermal and mechanical properties of the biopolymers discussed in §3 (order-of-magnitude ranges cross-checked against de Beukelaer et al. [11], with PBS from Aliotta et al. [12] and PLA from Auras et al. [42] and Farah et al. [43]; Td = TGA onset of mass loss under N₂; "–" = no melting transition; per-row sources in </w:t>
+        <w:t xml:space="preserve"> Thermal and mechanical properties of the biopolymers discussed in §3 (order-of-magnitude ranges; Tg/Tm and tensile data cross-checked against de Beukelaer et al. [11], PBS against Aliotta et al. [12], PLA against [42,43], and decomposition onsets against [5,44]; Td = TGA onset of mass loss under N₂; "–" = no melting transition; per-row sources in </w:t>
       </w:r>
       <w:r>
         <w:rPr>
@@ -1268,17 +1214,17 @@
         <w:tblLayout w:type="fixed"/>
       </w:tblPr>
       <w:tblGrid>
-        <w:gridCol w:w="2211"/>
-        <w:gridCol w:w="1017"/>
-        <w:gridCol w:w="1017"/>
-        <w:gridCol w:w="1151"/>
-        <w:gridCol w:w="1738"/>
-        <w:gridCol w:w="1792"/>
+        <w:gridCol w:w="2240"/>
+        <w:gridCol w:w="1012"/>
+        <w:gridCol w:w="1012"/>
+        <w:gridCol w:w="1145"/>
+        <w:gridCol w:w="1732"/>
+        <w:gridCol w:w="1784"/>
       </w:tblGrid>
       <w:tr>
         <w:tc>
           <w:tcPr>
-            <w:tcW w:type="dxa" w:w="2212"/>
+            <w:tcW w:type="dxa" w:w="2240"/>
             <w:tcBorders>
               <w:top w:val="single" w:sz="8" w:space="0" w:color="000000"/>
               <w:bottom w:val="single" w:sz="8" w:space="0" w:color="000000"/>
@@ -1301,7 +1247,7 @@
         </w:tc>
         <w:tc>
           <w:tcPr>
-            <w:tcW w:type="dxa" w:w="1017"/>
+            <w:tcW w:type="dxa" w:w="1013"/>
             <w:tcBorders>
               <w:top w:val="single" w:sz="8" w:space="0" w:color="000000"/>
               <w:bottom w:val="single" w:sz="8" w:space="0" w:color="000000"/>
@@ -1324,7 +1270,7 @@
         </w:tc>
         <w:tc>
           <w:tcPr>
-            <w:tcW w:type="dxa" w:w="1017"/>
+            <w:tcW w:type="dxa" w:w="1013"/>
             <w:tcBorders>
               <w:top w:val="single" w:sz="8" w:space="0" w:color="000000"/>
               <w:bottom w:val="single" w:sz="8" w:space="0" w:color="000000"/>
@@ -1347,7 +1293,7 @@
         </w:tc>
         <w:tc>
           <w:tcPr>
-            <w:tcW w:type="dxa" w:w="1151"/>
+            <w:tcW w:type="dxa" w:w="1145"/>
             <w:tcBorders>
               <w:top w:val="single" w:sz="8" w:space="0" w:color="000000"/>
               <w:bottom w:val="single" w:sz="8" w:space="0" w:color="000000"/>
@@ -1370,7 +1316,7 @@
         </w:tc>
         <w:tc>
           <w:tcPr>
-            <w:tcW w:type="dxa" w:w="1739"/>
+            <w:tcW w:type="dxa" w:w="1733"/>
             <w:tcBorders>
               <w:top w:val="single" w:sz="8" w:space="0" w:color="000000"/>
               <w:bottom w:val="single" w:sz="8" w:space="0" w:color="000000"/>
@@ -1393,7 +1339,7 @@
         </w:tc>
         <w:tc>
           <w:tcPr>
-            <w:tcW w:type="dxa" w:w="1792"/>
+            <w:tcW w:type="dxa" w:w="1784"/>
             <w:tcBorders>
               <w:top w:val="single" w:sz="8" w:space="0" w:color="000000"/>
               <w:bottom w:val="single" w:sz="8" w:space="0" w:color="000000"/>
@@ -1418,7 +1364,7 @@
       <w:tr>
         <w:tc>
           <w:tcPr>
-            <w:tcW w:type="dxa" w:w="2212"/>
+            <w:tcW w:type="dxa" w:w="2240"/>
             <w:tcBorders>
               <w:top w:val="nil"/>
               <w:bottom w:val="nil"/>
@@ -1441,7 +1387,7 @@
         </w:tc>
         <w:tc>
           <w:tcPr>
-            <w:tcW w:type="dxa" w:w="1017"/>
+            <w:tcW w:type="dxa" w:w="1013"/>
             <w:tcBorders>
               <w:top w:val="nil"/>
               <w:bottom w:val="nil"/>
@@ -1464,7 +1410,7 @@
         </w:tc>
         <w:tc>
           <w:tcPr>
-            <w:tcW w:type="dxa" w:w="1017"/>
+            <w:tcW w:type="dxa" w:w="1013"/>
             <w:tcBorders>
               <w:top w:val="nil"/>
               <w:bottom w:val="nil"/>
@@ -1487,7 +1433,7 @@
         </w:tc>
         <w:tc>
           <w:tcPr>
-            <w:tcW w:type="dxa" w:w="1151"/>
+            <w:tcW w:type="dxa" w:w="1145"/>
             <w:tcBorders>
               <w:top w:val="nil"/>
               <w:bottom w:val="nil"/>
@@ -1510,7 +1456,7 @@
         </w:tc>
         <w:tc>
           <w:tcPr>
-            <w:tcW w:type="dxa" w:w="1739"/>
+            <w:tcW w:type="dxa" w:w="1733"/>
             <w:tcBorders>
               <w:top w:val="nil"/>
               <w:bottom w:val="nil"/>
@@ -1533,7 +1479,7 @@
         </w:tc>
         <w:tc>
           <w:tcPr>
-            <w:tcW w:type="dxa" w:w="1792"/>
+            <w:tcW w:type="dxa" w:w="1784"/>
             <w:tcBorders>
               <w:top w:val="nil"/>
               <w:bottom w:val="nil"/>
@@ -1558,7 +1504,7 @@
       <w:tr>
         <w:tc>
           <w:tcPr>
-            <w:tcW w:type="dxa" w:w="2212"/>
+            <w:tcW w:type="dxa" w:w="2240"/>
             <w:tcBorders>
               <w:top w:val="nil"/>
               <w:bottom w:val="nil"/>
@@ -1581,7 +1527,7 @@
         </w:tc>
         <w:tc>
           <w:tcPr>
-            <w:tcW w:type="dxa" w:w="1017"/>
+            <w:tcW w:type="dxa" w:w="1013"/>
             <w:tcBorders>
               <w:top w:val="nil"/>
               <w:bottom w:val="nil"/>
@@ -1604,7 +1550,7 @@
         </w:tc>
         <w:tc>
           <w:tcPr>
-            <w:tcW w:type="dxa" w:w="1017"/>
+            <w:tcW w:type="dxa" w:w="1013"/>
             <w:tcBorders>
               <w:top w:val="nil"/>
               <w:bottom w:val="nil"/>
@@ -1627,7 +1573,7 @@
         </w:tc>
         <w:tc>
           <w:tcPr>
-            <w:tcW w:type="dxa" w:w="1151"/>
+            <w:tcW w:type="dxa" w:w="1145"/>
             <w:tcBorders>
               <w:top w:val="nil"/>
               <w:bottom w:val="nil"/>
@@ -1650,7 +1596,7 @@
         </w:tc>
         <w:tc>
           <w:tcPr>
-            <w:tcW w:type="dxa" w:w="1739"/>
+            <w:tcW w:type="dxa" w:w="1733"/>
             <w:tcBorders>
               <w:top w:val="nil"/>
               <w:bottom w:val="nil"/>
@@ -1673,7 +1619,7 @@
         </w:tc>
         <w:tc>
           <w:tcPr>
-            <w:tcW w:type="dxa" w:w="1792"/>
+            <w:tcW w:type="dxa" w:w="1784"/>
             <w:tcBorders>
               <w:top w:val="nil"/>
               <w:bottom w:val="nil"/>
@@ -1698,7 +1644,7 @@
       <w:tr>
         <w:tc>
           <w:tcPr>
-            <w:tcW w:type="dxa" w:w="2212"/>
+            <w:tcW w:type="dxa" w:w="2240"/>
             <w:tcBorders>
               <w:top w:val="nil"/>
               <w:bottom w:val="nil"/>
@@ -1721,7 +1667,7 @@
         </w:tc>
         <w:tc>
           <w:tcPr>
-            <w:tcW w:type="dxa" w:w="1017"/>
+            <w:tcW w:type="dxa" w:w="1013"/>
             <w:tcBorders>
               <w:top w:val="nil"/>
               <w:bottom w:val="nil"/>
@@ -1744,7 +1690,7 @@
         </w:tc>
         <w:tc>
           <w:tcPr>
-            <w:tcW w:type="dxa" w:w="1017"/>
+            <w:tcW w:type="dxa" w:w="1013"/>
             <w:tcBorders>
               <w:top w:val="nil"/>
               <w:bottom w:val="nil"/>
@@ -1767,7 +1713,7 @@
         </w:tc>
         <w:tc>
           <w:tcPr>
-            <w:tcW w:type="dxa" w:w="1151"/>
+            <w:tcW w:type="dxa" w:w="1145"/>
             <w:tcBorders>
               <w:top w:val="nil"/>
               <w:bottom w:val="nil"/>
@@ -1790,7 +1736,7 @@
         </w:tc>
         <w:tc>
           <w:tcPr>
-            <w:tcW w:type="dxa" w:w="1739"/>
+            <w:tcW w:type="dxa" w:w="1733"/>
             <w:tcBorders>
               <w:top w:val="nil"/>
               <w:bottom w:val="nil"/>
@@ -1813,7 +1759,7 @@
         </w:tc>
         <w:tc>
           <w:tcPr>
-            <w:tcW w:type="dxa" w:w="1792"/>
+            <w:tcW w:type="dxa" w:w="1784"/>
             <w:tcBorders>
               <w:top w:val="nil"/>
               <w:bottom w:val="nil"/>
@@ -1838,7 +1784,7 @@
       <w:tr>
         <w:tc>
           <w:tcPr>
-            <w:tcW w:type="dxa" w:w="2212"/>
+            <w:tcW w:type="dxa" w:w="2240"/>
             <w:tcBorders>
               <w:top w:val="nil"/>
               <w:bottom w:val="nil"/>
@@ -1861,7 +1807,7 @@
         </w:tc>
         <w:tc>
           <w:tcPr>
-            <w:tcW w:type="dxa" w:w="1017"/>
+            <w:tcW w:type="dxa" w:w="1013"/>
             <w:tcBorders>
               <w:top w:val="nil"/>
               <w:bottom w:val="nil"/>
@@ -1884,7 +1830,7 @@
         </w:tc>
         <w:tc>
           <w:tcPr>
-            <w:tcW w:type="dxa" w:w="1017"/>
+            <w:tcW w:type="dxa" w:w="1013"/>
             <w:tcBorders>
               <w:top w:val="nil"/>
               <w:bottom w:val="nil"/>
@@ -1907,7 +1853,7 @@
         </w:tc>
         <w:tc>
           <w:tcPr>
-            <w:tcW w:type="dxa" w:w="1151"/>
+            <w:tcW w:type="dxa" w:w="1145"/>
             <w:tcBorders>
               <w:top w:val="nil"/>
               <w:bottom w:val="nil"/>
@@ -1930,7 +1876,7 @@
         </w:tc>
         <w:tc>
           <w:tcPr>
-            <w:tcW w:type="dxa" w:w="1739"/>
+            <w:tcW w:type="dxa" w:w="1733"/>
             <w:tcBorders>
               <w:top w:val="nil"/>
               <w:bottom w:val="nil"/>
@@ -1953,7 +1899,7 @@
         </w:tc>
         <w:tc>
           <w:tcPr>
-            <w:tcW w:type="dxa" w:w="1792"/>
+            <w:tcW w:type="dxa" w:w="1784"/>
             <w:tcBorders>
               <w:top w:val="nil"/>
               <w:bottom w:val="nil"/>
@@ -1978,7 +1924,7 @@
       <w:tr>
         <w:tc>
           <w:tcPr>
-            <w:tcW w:type="dxa" w:w="2212"/>
+            <w:tcW w:type="dxa" w:w="2240"/>
             <w:tcBorders>
               <w:top w:val="nil"/>
               <w:bottom w:val="nil"/>
@@ -1995,13 +1941,13 @@
                 <w:i w:val="0"/>
                 <w:sz w:val="16"/>
               </w:rPr>
-              <w:t>PHB (PHBV lowers Tm ~30 °C)</w:t>
+              <w:t>PHB (HV/HHx copolymers lower Tm)</w:t>
             </w:r>
           </w:p>
         </w:tc>
         <w:tc>
           <w:tcPr>
-            <w:tcW w:type="dxa" w:w="1017"/>
+            <w:tcW w:type="dxa" w:w="1013"/>
             <w:tcBorders>
               <w:top w:val="nil"/>
               <w:bottom w:val="nil"/>
@@ -2018,13 +1964,153 @@
                 <w:i w:val="0"/>
                 <w:sz w:val="16"/>
               </w:rPr>
-              <w:t>~4</w:t>
+              <w:t>~5</w:t>
             </w:r>
           </w:p>
         </w:tc>
         <w:tc>
           <w:tcPr>
-            <w:tcW w:type="dxa" w:w="1017"/>
+            <w:tcW w:type="dxa" w:w="1013"/>
+            <w:tcBorders>
+              <w:top w:val="nil"/>
+              <w:bottom w:val="nil"/>
+            </w:tcBorders>
+          </w:tcPr>
+          <w:p>
+            <w:pPr>
+              <w:spacing w:after="10" w:before="10" w:line="240" w:lineRule="auto"/>
+            </w:pPr>
+            <w:r>
+              <w:rPr>
+                <w:rFonts w:ascii="Arial" w:hAnsi="Arial"/>
+                <w:b w:val="0"/>
+                <w:i w:val="0"/>
+                <w:sz w:val="16"/>
+              </w:rPr>
+              <w:t>~180</w:t>
+            </w:r>
+          </w:p>
+        </w:tc>
+        <w:tc>
+          <w:tcPr>
+            <w:tcW w:type="dxa" w:w="1145"/>
+            <w:tcBorders>
+              <w:top w:val="nil"/>
+              <w:bottom w:val="nil"/>
+            </w:tcBorders>
+          </w:tcPr>
+          <w:p>
+            <w:pPr>
+              <w:spacing w:after="10" w:before="10" w:line="240" w:lineRule="auto"/>
+            </w:pPr>
+            <w:r>
+              <w:rPr>
+                <w:rFonts w:ascii="Arial" w:hAnsi="Arial"/>
+                <w:b w:val="0"/>
+                <w:i w:val="0"/>
+                <w:sz w:val="16"/>
+              </w:rPr>
+              <w:t>~200</w:t>
+            </w:r>
+          </w:p>
+        </w:tc>
+        <w:tc>
+          <w:tcPr>
+            <w:tcW w:type="dxa" w:w="1733"/>
+            <w:tcBorders>
+              <w:top w:val="nil"/>
+              <w:bottom w:val="nil"/>
+            </w:tcBorders>
+          </w:tcPr>
+          <w:p>
+            <w:pPr>
+              <w:spacing w:after="10" w:before="10" w:line="240" w:lineRule="auto"/>
+            </w:pPr>
+            <w:r>
+              <w:rPr>
+                <w:rFonts w:ascii="Arial" w:hAnsi="Arial"/>
+                <w:b w:val="0"/>
+                <w:i w:val="0"/>
+                <w:sz w:val="16"/>
+              </w:rPr>
+              <w:t>1.5–4.0</w:t>
+            </w:r>
+          </w:p>
+        </w:tc>
+        <w:tc>
+          <w:tcPr>
+            <w:tcW w:type="dxa" w:w="1784"/>
+            <w:tcBorders>
+              <w:top w:val="nil"/>
+              <w:bottom w:val="nil"/>
+            </w:tcBorders>
+          </w:tcPr>
+          <w:p>
+            <w:pPr>
+              <w:spacing w:after="10" w:before="10" w:line="240" w:lineRule="auto"/>
+            </w:pPr>
+            <w:r>
+              <w:rPr>
+                <w:rFonts w:ascii="Arial" w:hAnsi="Arial"/>
+                <w:b w:val="0"/>
+                <w:i w:val="0"/>
+                <w:sz w:val="16"/>
+              </w:rPr>
+              <w:t>1.5–8</w:t>
+            </w:r>
+          </w:p>
+        </w:tc>
+      </w:tr>
+      <w:tr>
+        <w:tc>
+          <w:tcPr>
+            <w:tcW w:type="dxa" w:w="2240"/>
+            <w:tcBorders>
+              <w:top w:val="nil"/>
+              <w:bottom w:val="nil"/>
+            </w:tcBorders>
+          </w:tcPr>
+          <w:p>
+            <w:pPr>
+              <w:spacing w:after="10" w:before="10" w:line="240" w:lineRule="auto"/>
+            </w:pPr>
+            <w:r>
+              <w:rPr>
+                <w:rFonts w:ascii="Arial" w:hAnsi="Arial"/>
+                <w:b w:val="0"/>
+                <w:i w:val="0"/>
+                <w:sz w:val="16"/>
+              </w:rPr>
+              <w:t>PLLA</w:t>
+            </w:r>
+          </w:p>
+        </w:tc>
+        <w:tc>
+          <w:tcPr>
+            <w:tcW w:type="dxa" w:w="1013"/>
+            <w:tcBorders>
+              <w:top w:val="nil"/>
+              <w:bottom w:val="nil"/>
+            </w:tcBorders>
+          </w:tcPr>
+          <w:p>
+            <w:pPr>
+              <w:spacing w:after="10" w:before="10" w:line="240" w:lineRule="auto"/>
+            </w:pPr>
+            <w:r>
+              <w:rPr>
+                <w:rFonts w:ascii="Arial" w:hAnsi="Arial"/>
+                <w:b w:val="0"/>
+                <w:i w:val="0"/>
+                <w:sz w:val="16"/>
+              </w:rPr>
+              <w:t>~60</w:t>
+            </w:r>
+          </w:p>
+        </w:tc>
+        <w:tc>
+          <w:tcPr>
+            <w:tcW w:type="dxa" w:w="1013"/>
             <w:tcBorders>
               <w:top w:val="nil"/>
               <w:bottom w:val="nil"/>
@@ -2047,147 +2133,7 @@
         </w:tc>
         <w:tc>
           <w:tcPr>
-            <w:tcW w:type="dxa" w:w="1151"/>
-            <w:tcBorders>
-              <w:top w:val="nil"/>
-              <w:bottom w:val="nil"/>
-            </w:tcBorders>
-          </w:tcPr>
-          <w:p>
-            <w:pPr>
-              <w:spacing w:after="10" w:before="10" w:line="240" w:lineRule="auto"/>
-            </w:pPr>
-            <w:r>
-              <w:rPr>
-                <w:rFonts w:ascii="Arial" w:hAnsi="Arial"/>
-                <w:b w:val="0"/>
-                <w:i w:val="0"/>
-                <w:sz w:val="16"/>
-              </w:rPr>
-              <w:t>~200</w:t>
-            </w:r>
-          </w:p>
-        </w:tc>
-        <w:tc>
-          <w:tcPr>
-            <w:tcW w:type="dxa" w:w="1739"/>
-            <w:tcBorders>
-              <w:top w:val="nil"/>
-              <w:bottom w:val="nil"/>
-            </w:tcBorders>
-          </w:tcPr>
-          <w:p>
-            <w:pPr>
-              <w:spacing w:after="10" w:before="10" w:line="240" w:lineRule="auto"/>
-            </w:pPr>
-            <w:r>
-              <w:rPr>
-                <w:rFonts w:ascii="Arial" w:hAnsi="Arial"/>
-                <w:b w:val="0"/>
-                <w:i w:val="0"/>
-                <w:sz w:val="16"/>
-              </w:rPr>
-              <w:t>1.5–4.0</w:t>
-            </w:r>
-          </w:p>
-        </w:tc>
-        <w:tc>
-          <w:tcPr>
-            <w:tcW w:type="dxa" w:w="1792"/>
-            <w:tcBorders>
-              <w:top w:val="nil"/>
-              <w:bottom w:val="nil"/>
-            </w:tcBorders>
-          </w:tcPr>
-          <w:p>
-            <w:pPr>
-              <w:spacing w:after="10" w:before="10" w:line="240" w:lineRule="auto"/>
-            </w:pPr>
-            <w:r>
-              <w:rPr>
-                <w:rFonts w:ascii="Arial" w:hAnsi="Arial"/>
-                <w:b w:val="0"/>
-                <w:i w:val="0"/>
-                <w:sz w:val="16"/>
-              </w:rPr>
-              <w:t>2–8</w:t>
-            </w:r>
-          </w:p>
-        </w:tc>
-      </w:tr>
-      <w:tr>
-        <w:tc>
-          <w:tcPr>
-            <w:tcW w:type="dxa" w:w="2212"/>
-            <w:tcBorders>
-              <w:top w:val="nil"/>
-              <w:bottom w:val="nil"/>
-            </w:tcBorders>
-          </w:tcPr>
-          <w:p>
-            <w:pPr>
-              <w:spacing w:after="10" w:before="10" w:line="240" w:lineRule="auto"/>
-            </w:pPr>
-            <w:r>
-              <w:rPr>
-                <w:rFonts w:ascii="Arial" w:hAnsi="Arial"/>
-                <w:b w:val="0"/>
-                <w:i w:val="0"/>
-                <w:sz w:val="16"/>
-              </w:rPr>
-              <w:t>PLLA</w:t>
-            </w:r>
-          </w:p>
-        </w:tc>
-        <w:tc>
-          <w:tcPr>
-            <w:tcW w:type="dxa" w:w="1017"/>
-            <w:tcBorders>
-              <w:top w:val="nil"/>
-              <w:bottom w:val="nil"/>
-            </w:tcBorders>
-          </w:tcPr>
-          <w:p>
-            <w:pPr>
-              <w:spacing w:after="10" w:before="10" w:line="240" w:lineRule="auto"/>
-            </w:pPr>
-            <w:r>
-              <w:rPr>
-                <w:rFonts w:ascii="Arial" w:hAnsi="Arial"/>
-                <w:b w:val="0"/>
-                <w:i w:val="0"/>
-                <w:sz w:val="16"/>
-              </w:rPr>
-              <w:t>~60</w:t>
-            </w:r>
-          </w:p>
-        </w:tc>
-        <w:tc>
-          <w:tcPr>
-            <w:tcW w:type="dxa" w:w="1017"/>
-            <w:tcBorders>
-              <w:top w:val="nil"/>
-              <w:bottom w:val="nil"/>
-            </w:tcBorders>
-          </w:tcPr>
-          <w:p>
-            <w:pPr>
-              <w:spacing w:after="10" w:before="10" w:line="240" w:lineRule="auto"/>
-            </w:pPr>
-            <w:r>
-              <w:rPr>
-                <w:rFonts w:ascii="Arial" w:hAnsi="Arial"/>
-                <w:b w:val="0"/>
-                <w:i w:val="0"/>
-                <w:sz w:val="16"/>
-              </w:rPr>
-              <w:t>~175</w:t>
-            </w:r>
-          </w:p>
-        </w:tc>
-        <w:tc>
-          <w:tcPr>
-            <w:tcW w:type="dxa" w:w="1151"/>
+            <w:tcW w:type="dxa" w:w="1145"/>
             <w:tcBorders>
               <w:top w:val="nil"/>
               <w:bottom w:val="nil"/>
@@ -2210,7 +2156,7 @@
         </w:tc>
         <w:tc>
           <w:tcPr>
-            <w:tcW w:type="dxa" w:w="1739"/>
+            <w:tcW w:type="dxa" w:w="1733"/>
             <w:tcBorders>
               <w:top w:val="nil"/>
               <w:bottom w:val="nil"/>
@@ -2233,7 +2179,7 @@
         </w:tc>
         <w:tc>
           <w:tcPr>
-            <w:tcW w:type="dxa" w:w="1792"/>
+            <w:tcW w:type="dxa" w:w="1784"/>
             <w:tcBorders>
               <w:top w:val="nil"/>
               <w:bottom w:val="nil"/>
@@ -2258,7 +2204,7 @@
       <w:tr>
         <w:tc>
           <w:tcPr>
-            <w:tcW w:type="dxa" w:w="2212"/>
+            <w:tcW w:type="dxa" w:w="2240"/>
             <w:tcBorders>
               <w:top w:val="nil"/>
               <w:bottom w:val="nil"/>
@@ -2281,7 +2227,7 @@
         </w:tc>
         <w:tc>
           <w:tcPr>
-            <w:tcW w:type="dxa" w:w="1017"/>
+            <w:tcW w:type="dxa" w:w="1013"/>
             <w:tcBorders>
               <w:top w:val="nil"/>
               <w:bottom w:val="nil"/>
@@ -2298,13 +2244,13 @@
                 <w:i w:val="0"/>
                 <w:sz w:val="16"/>
               </w:rPr>
-              <w:t>~−32</w:t>
+              <w:t>~−30</w:t>
             </w:r>
           </w:p>
         </w:tc>
         <w:tc>
           <w:tcPr>
-            <w:tcW w:type="dxa" w:w="1017"/>
+            <w:tcW w:type="dxa" w:w="1013"/>
             <w:tcBorders>
               <w:top w:val="nil"/>
               <w:bottom w:val="nil"/>
@@ -2321,13 +2267,13 @@
                 <w:i w:val="0"/>
                 <w:sz w:val="16"/>
               </w:rPr>
-              <w:t>~114</w:t>
+              <w:t>~116</w:t>
             </w:r>
           </w:p>
         </w:tc>
         <w:tc>
           <w:tcPr>
-            <w:tcW w:type="dxa" w:w="1151"/>
+            <w:tcW w:type="dxa" w:w="1145"/>
             <w:tcBorders>
               <w:top w:val="nil"/>
               <w:bottom w:val="nil"/>
@@ -2350,7 +2296,7 @@
         </w:tc>
         <w:tc>
           <w:tcPr>
-            <w:tcW w:type="dxa" w:w="1739"/>
+            <w:tcW w:type="dxa" w:w="1733"/>
             <w:tcBorders>
               <w:top w:val="nil"/>
               <w:bottom w:val="nil"/>
@@ -2373,7 +2319,7 @@
         </w:tc>
         <w:tc>
           <w:tcPr>
-            <w:tcW w:type="dxa" w:w="1792"/>
+            <w:tcW w:type="dxa" w:w="1784"/>
             <w:tcBorders>
               <w:top w:val="nil"/>
               <w:bottom w:val="nil"/>
@@ -2398,7 +2344,7 @@
       <w:tr>
         <w:tc>
           <w:tcPr>
-            <w:tcW w:type="dxa" w:w="2212"/>
+            <w:tcW w:type="dxa" w:w="2240"/>
             <w:tcBorders>
               <w:top w:val="nil"/>
               <w:bottom w:val="nil"/>
@@ -2421,7 +2367,7 @@
         </w:tc>
         <w:tc>
           <w:tcPr>
-            <w:tcW w:type="dxa" w:w="1017"/>
+            <w:tcW w:type="dxa" w:w="1013"/>
             <w:tcBorders>
               <w:top w:val="nil"/>
               <w:bottom w:val="nil"/>
@@ -2444,7 +2390,7 @@
         </w:tc>
         <w:tc>
           <w:tcPr>
-            <w:tcW w:type="dxa" w:w="1017"/>
+            <w:tcW w:type="dxa" w:w="1013"/>
             <w:tcBorders>
               <w:top w:val="nil"/>
               <w:bottom w:val="nil"/>
@@ -2467,7 +2413,7 @@
         </w:tc>
         <w:tc>
           <w:tcPr>
-            <w:tcW w:type="dxa" w:w="1151"/>
+            <w:tcW w:type="dxa" w:w="1145"/>
             <w:tcBorders>
               <w:top w:val="nil"/>
               <w:bottom w:val="nil"/>
@@ -2490,7 +2436,7 @@
         </w:tc>
         <w:tc>
           <w:tcPr>
-            <w:tcW w:type="dxa" w:w="1739"/>
+            <w:tcW w:type="dxa" w:w="1733"/>
             <w:tcBorders>
               <w:top w:val="nil"/>
               <w:bottom w:val="nil"/>
@@ -2513,7 +2459,7 @@
         </w:tc>
         <w:tc>
           <w:tcPr>
-            <w:tcW w:type="dxa" w:w="1792"/>
+            <w:tcW w:type="dxa" w:w="1784"/>
             <w:tcBorders>
               <w:top w:val="nil"/>
               <w:bottom w:val="nil"/>
@@ -2538,7 +2484,7 @@
       <w:tr>
         <w:tc>
           <w:tcPr>
-            <w:tcW w:type="dxa" w:w="2212"/>
+            <w:tcW w:type="dxa" w:w="2240"/>
             <w:tcBorders>
               <w:top w:val="nil"/>
               <w:bottom w:val="single" w:sz="8" w:space="0" w:color="000000"/>
@@ -2561,7 +2507,7 @@
         </w:tc>
         <w:tc>
           <w:tcPr>
-            <w:tcW w:type="dxa" w:w="1017"/>
+            <w:tcW w:type="dxa" w:w="1013"/>
             <w:tcBorders>
               <w:top w:val="nil"/>
               <w:bottom w:val="single" w:sz="8" w:space="0" w:color="000000"/>
@@ -2584,7 +2530,7 @@
         </w:tc>
         <w:tc>
           <w:tcPr>
-            <w:tcW w:type="dxa" w:w="1017"/>
+            <w:tcW w:type="dxa" w:w="1013"/>
             <w:tcBorders>
               <w:top w:val="nil"/>
               <w:bottom w:val="single" w:sz="8" w:space="0" w:color="000000"/>
@@ -2607,7 +2553,7 @@
         </w:tc>
         <w:tc>
           <w:tcPr>
-            <w:tcW w:type="dxa" w:w="1151"/>
+            <w:tcW w:type="dxa" w:w="1145"/>
             <w:tcBorders>
               <w:top w:val="nil"/>
               <w:bottom w:val="single" w:sz="8" w:space="0" w:color="000000"/>
@@ -2630,7 +2576,7 @@
         </w:tc>
         <w:tc>
           <w:tcPr>
-            <w:tcW w:type="dxa" w:w="1739"/>
+            <w:tcW w:type="dxa" w:w="1733"/>
             <w:tcBorders>
               <w:top w:val="nil"/>
               <w:bottom w:val="single" w:sz="8" w:space="0" w:color="000000"/>
@@ -2653,7 +2599,7 @@
         </w:tc>
         <w:tc>
           <w:tcPr>
-            <w:tcW w:type="dxa" w:w="1792"/>
+            <w:tcW w:type="dxa" w:w="1784"/>
             <w:tcBorders>
               <w:top w:val="nil"/>
               <w:bottom w:val="single" w:sz="8" w:space="0" w:color="000000"/>
@@ -2728,7 +2674,7 @@
           <w:b w:val="0"/>
           <w:i w:val="0"/>
         </w:rPr>
-        <w:t xml:space="preserve">The value of Đ follows from how the polymer was made (Fig. 4). Proteins and nucleic acids are built on a template, so every chain has the same length and Đ is exactly 1.0; every other route broadens the distribution, by an amount that depends on how tightly it is controlled. Natural rubber is the extreme case: harvested rather than chain-grown, its Mw and distribution shift between </w:t>
+        <w:t xml:space="preserve">The value of Đ follows from how the polymer was made (Fig. 3). Proteins and nucleic acids are built on a template, so every chain has the same length and Đ is exactly 1.0; every other route broadens the distribution, by an amount that depends on how tightly it is controlled. Natural rubber is the extreme case: harvested rather than chain-grown, its Mw and distribution shift between </w:t>
       </w:r>
       <w:r>
         <w:rPr>
@@ -2754,7 +2700,7 @@
         <w:drawing>
           <wp:inline xmlns:a="http://schemas.openxmlformats.org/drawingml/2006/main" xmlns:pic="http://schemas.openxmlformats.org/drawingml/2006/picture">
             <wp:extent cx="4114800" cy="1985148"/>
-            <wp:docPr id="4" name="Picture 4"/>
+            <wp:docPr id="3" name="Picture 3"/>
             <wp:cNvGraphicFramePr>
               <a:graphicFrameLocks noChangeAspect="1"/>
             </wp:cNvGraphicFramePr>
@@ -2766,7 +2712,7 @@
                     <pic:cNvPicPr/>
                   </pic:nvPicPr>
                   <pic:blipFill>
-                    <a:blip r:embed="rId13"/>
+                    <a:blip r:embed="rId12"/>
                     <a:stretch>
                       <a:fillRect/>
                     </a:stretch>
@@ -2795,7 +2741,7 @@
           <w:i/>
           <w:sz w:val="20"/>
         </w:rPr>
-        <w:t>Figure 4. Dispersity Đ across families (colour by backbone class): an exact point at Đ = 1 for templated biosynthesis, literature ranges for PLA/PHA/chitosan/cellulose, and an open arrow for natural rubber, whose Đ is not consistently quantified.</w:t>
+        <w:t>Figure 3. Dispersity Đ across families (colour by backbone class): an exact point at Đ = 1 for templated biosynthesis, literature ranges for PLA/PHA/chitosan/cellulose, and an open arrow for natural rubber, whose Đ is not consistently quantified.</w:t>
       </w:r>
     </w:p>
     <w:p>
@@ -2840,7 +2786,7 @@
           <w:i w:val="0"/>
           <w:sz w:val="20"/>
         </w:rPr>
-        <w:t xml:space="preserve"> Typical number-average molecular weight for representative biopolymers, with the standard method by which each is measured (dispersity Đ is plotted in Fig. 4 instead of repeated here).</w:t>
+        <w:t xml:space="preserve"> Typical number-average molecular weight for representative biopolymers, with the standard method by which each is measured (dispersity Đ is plotted in Fig. 3 instead of repeated here).</w:t>
       </w:r>
     </w:p>
     <w:tbl>
@@ -3407,7 +3353,7 @@
           <w:b w:val="0"/>
           <w:i w:val="0"/>
         </w:rPr>
-        <w:t>For most biopolymers the decomposition temperature sits at or below the melting point (Fig. 5a). The reason is the same one that makes them stiff: strong hydrogen bonding and dense polar groups raise the energy needed to melt the crystal until it approaches the energy needed to break the backbone bonds. The two events then overlap. Cellulose, chitosan and silk fibroin decompose before they can melt at all. Among the polyesters the gap is small but real: PHB has a melt-processing window of only about 25 °C, PHBV about 55 °C, and PLLA somewhat more [44]. Fig. 5a marks the TGA decomposition onset; in practice the usable window for PHB and PLLA is narrower still, because melt hydrolysis (§4) begins before that onset.</w:t>
+        <w:t>For most biopolymers the decomposition temperature sits at or below the melting point (Fig. 4a). The reason is the same one that makes them stiff: strong hydrogen bonding and dense polar groups raise the energy needed to melt the crystal until it approaches the energy needed to break the backbone bonds. The two events then overlap. Cellulose, chitosan and silk fibroin decompose before they can melt at all. Among the polyesters the gap is small but real: PHB has a melt-processing window of only about 20 °C, PHBV about 55 °C, and PLLA somewhat more [44]. Fig. 4a marks the TGA decomposition onset; in practice the usable window for PHB and PLLA is narrower still, because melt hydrolysis (§4) begins before that onset.</w:t>
       </w:r>
     </w:p>
     <w:p>
@@ -3439,7 +3385,7 @@
           <w:b w:val="0"/>
           <w:i w:val="0"/>
         </w:rPr>
-        <w:t>The same structure sets the mechanical envelope (Fig. 5b). High crystallinity and dense hydrogen bonding raise the modulus, but they leave few flexible chain segments, so biopolymers cannot draw out before breaking the way polyethylene and polypropylene do. Most biopolymers therefore fall in the high-modulus, low-elongation corner relative to PE, PP and PET [11,43]. Natural rubber is the exception: it has almost no modulus when relaxed and develops its properties only under load, by strain-induced crystallisation (§3.5, §6.3). The shapes in Fig. 5b are ranges, not points. Sample form, moisture, crystallinity and thermal history each shift a material's data by up to a factor of ten; this reappears as "batch variability" in §6.2.</w:t>
+        <w:t>The same structure sets the mechanical envelope (Fig. 4b). High crystallinity and dense hydrogen bonding raise the modulus, but they leave few flexible chain segments, so biopolymers cannot draw out before breaking the way polyethylene and polypropylene do. Most biopolymers therefore fall in the high-modulus, low-elongation corner relative to PE, PP and PET [11,43]. Natural rubber is the exception: it has almost no modulus when relaxed and develops its properties only under load, by strain-induced crystallisation (§3.5, §6.3). The shapes in Fig. 4b are ranges, not points. Sample form, moisture, crystallinity and thermal history each shift a material's data by up to a factor of ten; this reappears as "batch variability" in §6.2.</w:t>
       </w:r>
     </w:p>
     <w:p>
@@ -3452,7 +3398,7 @@
         <w:drawing>
           <wp:inline xmlns:a="http://schemas.openxmlformats.org/drawingml/2006/main" xmlns:pic="http://schemas.openxmlformats.org/drawingml/2006/picture">
             <wp:extent cx="4114800" cy="1791450"/>
-            <wp:docPr id="5" name="Picture 5"/>
+            <wp:docPr id="4" name="Picture 4"/>
             <wp:cNvGraphicFramePr>
               <a:graphicFrameLocks noChangeAspect="1"/>
             </wp:cNvGraphicFramePr>
@@ -3464,7 +3410,7 @@
                     <pic:cNvPicPr/>
                   </pic:nvPicPr>
                   <pic:blipFill>
-                    <a:blip r:embed="rId14"/>
+                    <a:blip r:embed="rId13"/>
                     <a:stretch>
                       <a:fillRect/>
                     </a:stretch>
@@ -3493,7 +3439,7 @@
           <w:i/>
           <w:sz w:val="20"/>
         </w:rPr>
-        <w:t>Figure 5. Thermal and mechanical envelopes, drawn by the authors. (a) Tg (open circle), Tm (diamond) and TGA decomposition onset (bar) on one temperature axis; the shaded band is the melt-processing window, labelled with its width. (b) Modulus vs. elongation at break (log-log axes); ellipses span literature ranges for the stated sample form, not error bars. LDPE, PP and PET shown for reference.</w:t>
+        <w:t>Figure 4. Thermal and mechanical envelopes, drawn by the authors. (a) Tg (open circle), Tm (diamond) and TGA decomposition onset (bar) on one temperature axis; the shaded band is the melt-processing window, labelled with its width. (b) Modulus vs. elongation at break (log-log axes); ellipses span literature ranges for the stated sample form, not error bars. LDPE, PP and PET shown for reference.</w:t>
       </w:r>
     </w:p>
     <w:p>
@@ -3513,7 +3459,7 @@
           <w:b w:val="0"/>
           <w:i w:val="0"/>
         </w:rPr>
-        <w:t>The polar groups that give the strength in §5.1 and §5.2 have a third effect. They make the material take up water. Absorbed water plasticises the amorphous fraction and opens up free volume, so the barrier performance drops as the humidity rises. This is why the barrier rating of a PLA or starch film has to be quoted with a storage humidity rather than as a single number. ⚙️ Atomistic free-volume and diffusion modelling can predict this before a packaging trial is run.</w:t>
+        <w:t>The polar groups that give the strength in §5.1 and §5.2 have a third effect. They make the material take up water. Absorbed water plasticises the amorphous fraction and opens up free volume, so the barrier performance drops as the humidity rises. This is why the barrier rating of a PLA or starch film has to be quoted with a storage humidity rather than as a single number. Atomistic free-volume and diffusion modelling can predict this before a packaging trial is run.</w:t>
       </w:r>
     </w:p>
     <w:p>
@@ -3533,7 +3479,7 @@
           <w:b w:val="0"/>
           <w:i w:val="0"/>
         </w:rPr>
-        <w:t>Degradation is a rate process that structure controls (Fig. 6). Polyesters degrade by ester hydrolysis that catalyses itself. The acid end left by each scission speeds up the next one, so once a part is below a critical thickness its interior erodes faster than its surface. This is bulk erosion [49]. Polysaccharides and proteins degrade instead by enzymes, which reach only the amorphous segments, so the rate depends on the accessible surface area rather than on the bulk chemistry [50]. Crystallinity is therefore the central trade-off of this review. The same feature that sets the modulus (§5.2) and keeps water out (§5.3) also keeps out the attack that would degrade the material. ⚙️ Computed ester-hydrolysis barriers rise in the order base-catalysed, then acid-catalysed, then neutral, which matches the measured pH dependence of the rate.</w:t>
+        <w:t>Degradation is a rate process that structure controls (Fig. 5). Polyesters degrade by ester hydrolysis that catalyses itself. The acid end left by each scission speeds up the next one, so once a part is below a critical thickness its interior erodes faster than its surface. This is bulk erosion [49]. Polysaccharides and proteins degrade instead by enzymes, which reach only the amorphous segments, so the rate depends on the accessible surface area rather than on the bulk chemistry [50]. Crystallinity is therefore the central trade-off of this review. The same feature that sets the modulus (§5.2) and keeps water out (§5.3) also keeps out the attack that would degrade the material. Computed ester-hydrolysis barriers rise in the order base-catalysed &lt; acid-catalysed &lt; neutral, matching the measured pH dependence of the rate.</w:t>
       </w:r>
     </w:p>
     <w:p>
@@ -3546,7 +3492,7 @@
         <w:drawing>
           <wp:inline xmlns:a="http://schemas.openxmlformats.org/drawingml/2006/main" xmlns:pic="http://schemas.openxmlformats.org/drawingml/2006/picture">
             <wp:extent cx="4114800" cy="967465"/>
-            <wp:docPr id="6" name="Picture 6"/>
+            <wp:docPr id="5" name="Picture 5"/>
             <wp:cNvGraphicFramePr>
               <a:graphicFrameLocks noChangeAspect="1"/>
             </wp:cNvGraphicFramePr>
@@ -3558,7 +3504,7 @@
                     <pic:cNvPicPr/>
                   </pic:nvPicPr>
                   <pic:blipFill>
-                    <a:blip r:embed="rId15"/>
+                    <a:blip r:embed="rId14"/>
                     <a:stretch>
                       <a:fillRect/>
                     </a:stretch>
@@ -3587,7 +3533,7 @@
           <w:i/>
           <w:sz w:val="20"/>
         </w:rPr>
-        <w:t>Figure 6. Two degradation routes, drawn by the authors. (a) Polyester ester hydrolysis: the acid end group catalyses further scission, so thick parts erode from the inside (bulk erosion). (b) Enzymatic attack on polysaccharides and proteins reaches only the amorphous regions, so crystallinity sets the rate.</w:t>
+        <w:t>Figure 5. Two degradation routes, drawn by the authors. (a) Polyester ester hydrolysis: the acid end group catalyses further scission, so thick parts erode from the inside (bulk erosion). (b) Enzymatic attack on polysaccharides and proteins reaches only the amorphous regions, so crystallinity sets the rate.</w:t>
       </w:r>
     </w:p>
     <w:p>
@@ -3738,7 +3684,7 @@
           <w:b w:val="0"/>
           <w:i w:val="0"/>
         </w:rPr>
-        <w:t>NR and styrene-butadiene rubber (SBR) are compounded, filled and vulcanised the same way and compete in the same applications (tyre tread, damping, belting), so the differences between them trace to backbone chemistry rather than to processing — the cleanest same-application comparison in the review. Fig. 7 shows where the difference starts at the chain scale; Table 5 scores both materials across five dimensions [10,18–32].</w:t>
+        <w:t>NR and styrene-butadiene rubber (SBR) are compounded, filled and vulcanised the same way and compete in the same applications (tyre tread, damping, belting), so the differences between them trace to backbone chemistry rather than to processing — the cleanest same-application comparison in the review. Fig. 6 shows where the difference starts at the chain scale; Table 5 scores both materials across five dimensions [10,18–32].</w:t>
       </w:r>
     </w:p>
     <w:p>
@@ -3751,7 +3697,7 @@
         <w:drawing>
           <wp:inline xmlns:a="http://schemas.openxmlformats.org/drawingml/2006/main" xmlns:pic="http://schemas.openxmlformats.org/drawingml/2006/picture">
             <wp:extent cx="4114800" cy="1548559"/>
-            <wp:docPr id="7" name="Picture 7"/>
+            <wp:docPr id="6" name="Picture 6"/>
             <wp:cNvGraphicFramePr>
               <a:graphicFrameLocks noChangeAspect="1"/>
             </wp:cNvGraphicFramePr>
@@ -3763,7 +3709,7 @@
                     <pic:cNvPicPr/>
                   </pic:nvPicPr>
                   <pic:blipFill>
-                    <a:blip r:embed="rId16"/>
+                    <a:blip r:embed="rId15"/>
                     <a:stretch>
                       <a:fillRect/>
                     </a:stretch>
@@ -3792,7 +3738,7 @@
           <w:i/>
           <w:sz w:val="20"/>
         </w:rPr>
-        <w:t>Figure 7. NR and SBR, drawn by the authors. (a) NR cis-1,4-polyisoprene; (b) SBR butadiene unit; (c) SBR styrene unit. (d) Under strain, stereoregular NR aligns into crystalline bundles (strain-induced crystallisation, X-ray confirmed) while SBR's irregular backbone stays amorphous — the basis of the SIC row of Table 5.</w:t>
+        <w:t>Figure 6. NR and SBR, drawn by the authors. (a) NR cis-1,4-polyisoprene; (b) SBR butadiene unit; (c) SBR styrene unit. (d) Under strain, stereoregular NR aligns into crystalline bundles (strain-induced crystallisation, X-ray confirmed) while SBR's irregular backbone stays amorphous — the basis of the SIC row of Table 5.</w:t>
       </w:r>
     </w:p>
     <w:p>
@@ -4290,7 +4236,7 @@
           <w:b w:val="0"/>
           <w:i w:val="0"/>
         </w:rPr>
-        <w:t>Table 4 lists each application by the property it needs, then the material that meets it (§3 gave the per-material uses). Two patterns stand out. Packaging needs an O₂ and H₂O barrier, toughness and heat resistance above PLA's heat deflection temperature all at once (§6.2); no single biopolymer gives all three (§5.3), so packaging is almost always multilayer or blended. Biomedical use is the one area where biopolymers are close to unique, combining biocompatibility with a degradation rate that can be tuned (§5.4) — though PGA and PLGA sutures still fail mainly through a local pH drop from their acidic hydrolysis products [52,53], and collagen, alginate and chitosan carry the same logic to scaffolds and bioprinting [55].</w:t>
+        <w:t>Table 4 lists each application by the property it needs and the material that meets it. Two patterns stand out. Packaging needs an O₂ and H₂O barrier, toughness and heat resistance above PLA's heat deflection temperature at once (§6.2); no single biopolymer gives all three (§5.3), so packaging is almost always multilayer or blended. Biomedical use is the one area where biopolymers are close to unique, combining biocompatibility with a tunable degradation rate (§5.4) — though PGA and PLGA sutures still fail mainly through a local pH drop from their acidic hydrolysis products [52,53], and collagen, alginate and chitosan carry the same logic to scaffolds and bioprinting [55].</w:t>
       </w:r>
     </w:p>
     <w:p>
@@ -4776,7 +4722,7 @@
           <w:b w:val="0"/>
           <w:i w:val="0"/>
         </w:rPr>
-        <w:t>Three judgements follow. First, the performance ceiling is thermal and hygroscopic (§5.1, §5.3), not mechanical. Most families meet or exceed the stiffness of synthetic polymers and fail instead on processing window and moisture. Second, crystallinity governs the whole trade-off (§5.4). It supplies stiffness, keeps water out and keeps degradative attack out, so raising one of these lowers the other two. The NR and SBR case study (§6.3) reaches the same trade-off through formulation alone. Third, a molecular-weight figure means little without the method used to measure it (§4). The features that make molecular weight hard to measure are the same ones that explain performance.</w:t>
+        <w:t>Three judgements follow. First, the performance ceiling is thermal and hygroscopic (§5.1, §5.3), not mechanical: most families meet or exceed the stiffness of synthetic polymers and fail instead on processing window and moisture. Second, crystallinity governs the whole trade-off (§5.4) — supplying stiffness, keeping water out and keeping degradative attack out, so raising one lowers the other two; the NR/SBR case study (§6.3) reaches the same trade-off through formulation alone. Third, a molecular-weight figure means little without the method used to measure it (§4), and the features that make it hard to measure are the same ones that explain performance.</w:t>
       </w:r>
     </w:p>
     <w:p>
@@ -4788,7 +4734,7 @@
           <w:b w:val="0"/>
           <w:i w:val="0"/>
         </w:rPr>
-        <w:t>Bio-based plastics were about 2.31 Mt of capacity in 2025, roughly 0.5% of all plastics [16]. Scaling up will not by itself fix the processing window, the humidity sensitivity or the batch variability; the nearer-term routes to those are enzymatic depolymerisation back to monomer [17] and ⚙️ data-driven property prediction [56].</w:t>
+        <w:t>Bio-based plastics were about 2.31 Mt of capacity in 2025, roughly 0.5% of all plastics [16]. Scaling up will not by itself fix the processing window, the humidity sensitivity or the batch variability; the nearer-term routes to those are enzymatic depolymerisation back to monomer [17] and data-driven property prediction [56].</w:t>
       </w:r>
     </w:p>
     <w:p>

--- a/projects/biopolymers-review/Biopolymers-review-DRAFT.docx
+++ b/projects/biopolymers-review/Biopolymers-review-DRAFT.docx
@@ -8028,7 +8028,7 @@
     </w:pPr>
     <w:rPr>
       <w:rFonts w:ascii="Times New Roman" w:hAnsi="Times New Roman" w:eastAsia="Times New Roman"/>
-      <w:sz w:val="24"/>
+      <w:sz w:val="22"/>
     </w:rPr>
   </w:style>
   <w:style w:type="paragraph" w:styleId="Header">
@@ -8094,7 +8094,7 @@
       <w:rFonts w:asciiTheme="majorHAnsi" w:eastAsiaTheme="majorEastAsia" w:hAnsiTheme="majorHAnsi" w:cstheme="majorBidi" w:ascii="Times New Roman" w:hAnsi="Times New Roman" w:eastAsia="Times New Roman"/>
       <w:b/>
       <w:bCs/>
-      <w:sz w:val="28"/>
+      <w:sz w:val="26"/>
       <w:szCs w:val="28"/>
     </w:rPr>
   </w:style>
@@ -8118,7 +8118,7 @@
       <w:rFonts w:asciiTheme="majorHAnsi" w:eastAsiaTheme="majorEastAsia" w:hAnsiTheme="majorHAnsi" w:cstheme="majorBidi" w:ascii="Times New Roman" w:hAnsi="Times New Roman" w:eastAsia="Times New Roman"/>
       <w:b/>
       <w:bCs/>
-      <w:sz w:val="26"/>
+      <w:sz w:val="24"/>
       <w:szCs w:val="26"/>
     </w:rPr>
   </w:style>
@@ -8142,7 +8142,7 @@
       <w:rFonts w:asciiTheme="majorHAnsi" w:eastAsiaTheme="majorEastAsia" w:hAnsiTheme="majorHAnsi" w:cstheme="majorBidi" w:ascii="Times New Roman" w:hAnsi="Times New Roman" w:eastAsia="Times New Roman"/>
       <w:b/>
       <w:bCs/>
-      <w:sz w:val="24"/>
+      <w:sz w:val="22"/>
     </w:rPr>
   </w:style>
   <w:style w:type="paragraph" w:styleId="Heading4">
@@ -8168,7 +8168,7 @@
       <w:bCs/>
       <w:i/>
       <w:iCs/>
-      <w:sz w:val="24"/>
+      <w:sz w:val="22"/>
     </w:rPr>
   </w:style>
   <w:style w:type="paragraph" w:styleId="Heading5">
@@ -8564,7 +8564,7 @@
     </w:pPr>
     <w:rPr>
       <w:rFonts w:ascii="Times New Roman" w:hAnsi="Times New Roman"/>
-      <w:sz w:val="24"/>
+      <w:sz w:val="22"/>
     </w:rPr>
   </w:style>
   <w:style w:type="paragraph" w:styleId="ListBullet2">

--- a/projects/biopolymers-review/Biopolymers-review-DRAFT.docx
+++ b/projects/biopolymers-review/Biopolymers-review-DRAFT.docx
@@ -3549,7 +3549,7 @@
         <w:pStyle w:val="Heading2"/>
       </w:pPr>
       <w:r>
-        <w:t>6.1 Where Biopolymers Genuinely Win</w:t>
+        <w:t>6.1 Advantages</w:t>
       </w:r>
     </w:p>
     <w:p>
@@ -3569,102 +3569,31 @@
         <w:pStyle w:val="Heading2"/>
       </w:pPr>
       <w:r>
-        <w:t>6.2 Where They Lose, Stated with Numbers</w:t>
+        <w:t>6.2 Disadvantages</w:t>
       </w:r>
     </w:p>
     <w:p>
       <w:pPr>
-        <w:pStyle w:val="ListBullet"/>
+        <w:jc w:val="both"/>
       </w:pPr>
       <w:r>
         <w:rPr>
-          <w:b/>
-          <w:i w:val="0"/>
-        </w:rPr>
-        <w:t>Price.</w:t>
-      </w:r>
-      <w:r>
-        <w:rPr>
           <w:b w:val="0"/>
           <w:i w:val="0"/>
         </w:rPr>
-        <w:t xml:space="preserve"> PLA typically sells at several times the price of commodity PE and PP, and PHA higher still [16,53].</w:t>
+        <w:t>The disadvantages are equally structural. On cost, PLA typically sells at several times the price of commodity PE and PP, and PHA higher still [16,53]. On heat resistance, PLA without stereocomplexation (§3.2) has a heat deflection temperature of only about 55 to 65 °C, well below the 100 °C-plus of PP [13,42]; its oxygen and CO₂ barrier matches that of PET, but its water-vapour barrier is worse and starch films are worse again [14], so the real barrier weakness is moisture sensitivity (§5.3) rather than oxygen permeation. Ageing compounds both: PHB embrittles on storage through secondary crystallisation and PLA through sub-Tg physical ageing [43], while starch properties drift with humidity and PLA must be dried before melt processing or its molecular weight falls out of control (§4).</w:t>
       </w:r>
     </w:p>
     <w:p>
       <w:pPr>
-        <w:pStyle w:val="ListBullet"/>
+        <w:jc w:val="both"/>
       </w:pPr>
       <w:r>
         <w:rPr>
-          <w:b/>
-          <w:i w:val="0"/>
-        </w:rPr>
-        <w:t>Heat and barrier.</w:t>
-      </w:r>
-      <w:r>
-        <w:rPr>
           <w:b w:val="0"/>
           <w:i w:val="0"/>
         </w:rPr>
-        <w:t xml:space="preserve"> Without stereocomplexation (§3.2), PLA's heat deflection temperature of about 55 to 65 °C sits well below PP's, which is above 100 °C [13,42]. PLA's O₂ and CO₂ transmission matches that of PET, but its water-vapour barrier is worse, and starch films are worse again [14]. The real weakness is moisture sensitivity (§5.3), not oxygen barrier.</w:t>
-      </w:r>
-    </w:p>
-    <w:p>
-      <w:pPr>
-        <w:pStyle w:val="ListBullet"/>
-      </w:pPr>
-      <w:r>
-        <w:rPr>
-          <w:b/>
-          <w:i w:val="0"/>
-        </w:rPr>
-        <w:t>Brittleness and water uptake.</w:t>
-      </w:r>
-      <w:r>
-        <w:rPr>
-          <w:b w:val="0"/>
-          <w:i w:val="0"/>
-        </w:rPr>
-        <w:t xml:space="preserve"> PHB embrittles on storage through secondary crystallisation, and PLA through sub-Tg ageing [43]. Starch properties drift with humidity, and PLA must be dried before melt processing or its molecular weight drops out of control (§4).</w:t>
-      </w:r>
-    </w:p>
-    <w:p>
-      <w:pPr>
-        <w:pStyle w:val="ListBullet"/>
-      </w:pPr>
-      <w:r>
-        <w:rPr>
-          <w:b/>
-          <w:i w:val="0"/>
-        </w:rPr>
-        <w:t>Batch variability.</w:t>
-      </w:r>
-      <w:r>
-        <w:rPr>
-          <w:b w:val="0"/>
-          <w:i w:val="0"/>
-        </w:rPr>
-        <w:t xml:space="preserve"> Agricultural sourcing varies in ways petrochemical monomers do not. This covers alginate M and G fractions, chitosan deacetylation, starch amylose content, and NR clone and tree age [19].</w:t>
-      </w:r>
-    </w:p>
-    <w:p>
-      <w:pPr>
-        <w:pStyle w:val="ListBullet"/>
-      </w:pPr>
-      <w:r>
-        <w:rPr>
-          <w:b/>
-          <w:i w:val="0"/>
-        </w:rPr>
-        <w:t>Recycling compatibility.</w:t>
-      </w:r>
-      <w:r>
-        <w:rPr>
-          <w:b w:val="0"/>
-          <w:i w:val="0"/>
-        </w:rPr>
-        <w:t xml:space="preserve"> A 2022 study found PLA present at only 0 to 0.019% of PET recycling streams, held by near-infrared sorting below the roughly 1% level that measurably affects recycled PET [15]. This is a dependence on sorting infrastructure, not an inherent incompatibility.</w:t>
+        <w:t>Agricultural sourcing also introduces batch-to-batch variability that petrochemical monomers do not show, in the alginate M and G fractions, the chitosan degree of deacetylation, the starch amylose content, and the natural-rubber clone and tree age [19]. Compatibility with existing recycling streams is a further limitation: a 2022 study found PLA present at only 0 to 0.019% of PET recycling streams, kept there by near-infrared sorting below the roughly 1% level that measurably degrades recycled PET [15] — a dependence on sorting infrastructure rather than an inherent incompatibility.</w:t>
       </w:r>
     </w:p>
     <w:p>

--- a/projects/biopolymers-review/Biopolymers-review-DRAFT.docx
+++ b/projects/biopolymers-review/Biopolymers-review-DRAFT.docx
@@ -49,7 +49,7 @@
           <w:b w:val="0"/>
           <w:i/>
         </w:rPr>
-        <w:t xml:space="preserve"> We used Claude (Anthropic) to draft and revise prose, to write the Python/RDKit/Matplotlib code that generates the figures, to find and cross-check references against Crossref, and to condense the report. The authors checked all chemistry, data and arguments and are responsible for the content and quality of the submitted work.</w:t>
+        <w:t xml:space="preserve"> We used Claude (Anthropic) to draft, revise and copy-edit the prose, to write the Python/RDKit/Matplotlib code that generates the figures, to find and cross-check references against Crossref, and to condense the report. The authors checked all chemistry, data and arguments and are responsible for the content and quality of the submitted work.</w:t>
       </w:r>
     </w:p>
     <w:p>
@@ -69,7 +69,7 @@
           <w:b w:val="0"/>
           <w:i w:val="0"/>
         </w:rPr>
-        <w:t>This review classifies biopolymers by the repeating linkage in the polymer backbone rather than by biological origin, and reads each material property-and-use first, structural reason second. Three patterns recur: the performance ceiling is set by thermal stability and water sensitivity, not by strength; crystallinity governs a three-way trade-off between stiffness, water resistance and resistance to degradation, so improving one property worsens the other two; and a reported molecular weight is meaningful only when the measurement method is reported with it. A natural-rubber/SBR case study shows the same backbone-versus-formulation trade-off within one application. Every figure is generated by code from cited data and stereochemistry-checked structures.</w:t>
+        <w:t>This review classifies biopolymers by the repeating linkage in the polymer backbone rather than by biological origin, and takes each material property and use first, structural cause second. Three patterns recur. The performance ceiling is set by thermal stability and water sensitivity, not by strength. Crystallinity governs a three-way trade-off between stiffness, water resistance and resistance to degradation, so improving one property worsens the other two. And a reported molecular weight is meaningful only when the measurement method is reported with it. A natural-rubber/SBR case study shows the same backbone-versus-formulation trade-off within one application. Every figure is generated by code from cited data and stereochemistry-checked structures.</w:t>
       </w:r>
     </w:p>
     <w:p>
@@ -114,7 +114,7 @@
           <w:b w:val="0"/>
           <w:i w:val="0"/>
         </w:rPr>
-        <w:t>Three features of these chains separate them from synthetic polymers. First, biosynthesis works from a template, so it fixes the chain length and the sequence exactly; proteins and nucleic acids are perfectly uniform (Đ = 1.00). Second, the monomer supply in a cell is a single enantiomer, so the chains are stereoregular without any effort. Third, almost every repeat unit carries a hydroxyl, amide or carbonyl group, which makes the chains stick to each other far more strongly than polyethylene or polypropylene chains do. Every property and every limit discussed below comes from these three features. They give high stiffness and high crystallinity, but also brittleness, sensitivity to water, and a decomposition temperature that is close to, or below, the melting point (§5.4).</w:t>
+        <w:t>Three features of these chains separate them from synthetic polymers. First, biosynthesis works from a template, so it fixes the chain length and the sequence exactly; proteins and nucleic acids are perfectly uniform (Đ = 1.0). Second, the monomer supply in a cell is a single enantiomer, so the chains are stereoregular without any effort. Third, almost every repeat unit carries a hydroxyl, amide or carbonyl group, which makes the chains stick to each other far more strongly than polyethylene or polypropylene chains do. Every property and every limit discussed below comes from these three features. They give high stiffness and high crystallinity. They also bring brittleness, sensitivity to water, and a decomposition temperature close to or below the melting point (§5.4).</w:t>
       </w:r>
     </w:p>
     <w:p>
@@ -146,7 +146,7 @@
           <w:b w:val="0"/>
           <w:i w:val="0"/>
         </w:rPr>
-        <w:t>Biopolymers are usually sorted first by origin: extracted from biomass, made by micro-organisms, or polymerised from a bio-based monomer. Origin is a poor guide to behaviour, though — materials of the same origin can process and degrade in completely different ways, and materials of different origins alike. The repeating linkage in the backbone is a better guide, because it decides whether the material survives melting and how it degrades. This review is therefore organised by backbone chemistry (Table 1); origin is kept only as a small label on each material, because it still explains why molecular weight and purity vary within a class (§4).</w:t>
+        <w:t>Biopolymers are usually sorted first by origin: extracted from biomass, made by micro-organisms, or polymerised from a bio-based monomer. Origin is a poor guide to behaviour. Materials of the same origin can process and degrade in completely different ways, while materials of different origin often behave alike. The repeating linkage in the backbone is a better guide, because it decides whether the material survives melting and how it degrades. This review is therefore organised by backbone chemistry (Table 1); origin is kept only as a small label on each material, because it still explains why molecular weight and purity vary within a class (§4).</w:t>
       </w:r>
     </w:p>
     <w:p>
@@ -771,7 +771,7 @@
           <w:b w:val="0"/>
           <w:i w:val="0"/>
         </w:rPr>
-        <w:t>For each material below, the key property and its use come first, then the structural reason. The point tested throughout is that backbone chemistry, not biological origin, predicts melting behaviour, attack by water or enzymes, and mechanical performance. Numbers are in Table 2; Fig. 1 collects the repeat units and Fig. 2 the higher-order structures.</w:t>
+        <w:t>For each material below, the property and use come first, then the structural cause. The point tested throughout is that backbone chemistry, not biological origin, predicts melting behaviour, attack by water or enzymes, and mechanical performance. Numbers are in Table 2; Fig. 1 collects the repeat units and Fig. 2 the higher-order structures.</w:t>
       </w:r>
     </w:p>
     <w:p>
@@ -798,7 +798,7 @@
           <w:b w:val="0"/>
           <w:i w:val="0"/>
         </w:rPr>
-        <w:t xml:space="preserve"> is the stiffest material in this review: an axial crystal modulus of about 130 to 150 GPa, and regenerated fibres of 10 to 30 GPa [35]. It never melts and decomposes near 300 °C, so it is shaped from solution — as Lyocell and viscose fibre [36], transparent film, and nanocrystals or nanofibrils used as reinforcing filler [2]. The reason is structural: the linear β-(1→4) chain (Fig. 1a) forms a flat ribbon, and hydrogen bonds lock these ribbons into stacked Iα and Iβ sheets (Fig. 2a). The energy holding the sheets together exceeds the backbone bond strength [33,34], so cellulose dissolves only in solvents that break the hydrogen-bond network, such as NMMO in the Lyocell process [37] or LiCl in DMAc.</w:t>
+        <w:t xml:space="preserve"> is the stiffest material in this review: an axial crystal modulus of about 130 to 150 GPa, and regenerated fibres of 10 to 30 GPa [35]. It never melts and decomposes near 300 °C, so it is shaped from solution: as Lyocell and viscose fibre [36], transparent film, and nanocrystals or nanofibrils used as reinforcing filler [2]. The reason is structural: the linear β-(1→4) chain (Fig. 1a) forms a flat ribbon, and hydrogen bonds lock these ribbons into stacked Iα and Iβ sheets (Fig. 2a). The energy holding the sheets together exceeds the backbone bond strength [33,34], so cellulose dissolves only in solvents that break the hydrogen-bond network, such as NMMO in the Lyocell process [37] or LiCl in DMAc.</w:t>
       </w:r>
     </w:p>
     <w:p>
@@ -855,7 +855,7 @@
           <w:b w:val="0"/>
           <w:i w:val="0"/>
         </w:rPr>
-        <w:t xml:space="preserve"> forms a soft ionic gel at room temperature when Ca²⁺ ions bridge its guluronate blocks in an "egg-box" junction [4] (Fig. 2c); a chelating agent reverses it. This is the basis of alginate hydrogels for wound dressings, cell encapsulation and bioprinting, and of its use as a food thickener. The fraction of guluronate blocks sets the balance between stiffness and brittleness (§7). Hyaluronic acid, carrageenan, xanthan and pectin follow the same linkage-chemistry logic.</w:t>
+        <w:t xml:space="preserve"> forms a soft ionic gel at room temperature when Ca²⁺ ions bridge its guluronate blocks in an "egg-box" junction [4] (Fig. 2c); a chelating agent reverses it. This is the basis of alginate hydrogels for wound dressings, cell encapsulation and bioprinting, and of its use as a food thickener. The fraction of guluronate blocks sets the balance between gel stiffness and brittleness. Hyaluronic acid, carrageenan, xanthan and pectin follow the same linkage-chemistry logic.</w:t>
       </w:r>
     </w:p>
     <w:p>
@@ -909,7 +909,7 @@
           <w:i/>
           <w:sz w:val="20"/>
         </w:rPr>
-        <w:t>Figure 1. Repeat units, drawn by the authors with RDKit from stereochemistry-checked SMILES, coloured by backbone class. (a–e) polysaccharides cellulose, amylose, chitosan, alginate M, alginate G — (a)/(b) differ only at C1, (d)/(e) only at C5. (f–g) polyesters PHB, PLLA, with (R)/(S) marked. (h–i) proteins silk fibroin (Gly-Ala)ₙ, collagen Gly-Pro-Hyp. (j–l) lignin precursors p-coumaryl, coniferyl and sinapyl alcohol (0, 1, 2 methoxy groups). (m) cis-1,4-polyisoprene.</w:t>
+        <w:t>Figure 1. Repeat units, drawn by the authors with RDKit from stereochemistry-checked SMILES, coloured by backbone class. (a–e) polysaccharides cellulose, amylose, chitosan, alginate M, alginate G; (a)/(b) differ only at C1, (d)/(e) only at C5. (f–g) polyesters PHB, PLLA, with (R)/(S) marked. (h–i) proteins silk fibroin (Gly-Ala)ₙ, collagen Gly-Pro-Hyp. (j–l) lignin precursors p-coumaryl, coniferyl and sinapyl alcohol (0, 1, 2 methoxy groups). (m) cis-1,4-polyisoprene.</w:t>
       </w:r>
     </w:p>
     <w:p>
@@ -1139,7 +1139,7 @@
           <w:b w:val="0"/>
           <w:i w:val="0"/>
         </w:rPr>
-        <w:t xml:space="preserve">-1,4-polyisoprene is amorphous, but stretching crystallises it, and the crystallites reinforce the network. This strain-induced crystallisation is well documented by X-ray diffraction and is largely absent in synthetic </w:t>
+        <w:t xml:space="preserve">-1,4-polyisoprene is amorphous, but stretching crystallises it, and the crystallites reinforce the network. This strain-induced crystallisation (SIC) is well documented by X-ray diffraction and is largely absent in synthetic </w:t>
       </w:r>
       <w:r>
         <w:rPr>
@@ -1152,7 +1152,7 @@
           <w:b w:val="0"/>
           <w:i w:val="0"/>
         </w:rPr>
-        <w:t xml:space="preserve">-polyisoprene [10]. It is not a fixed material constant: molecular weight and its spread differ between </w:t>
+        <w:t xml:space="preserve">-polyisoprene [10]. It is not a fixed material constant. Molecular weight and its spread differ between </w:t>
       </w:r>
       <w:r>
         <w:rPr>
@@ -1165,7 +1165,7 @@
           <w:b w:val="0"/>
           <w:i w:val="0"/>
         </w:rPr>
-        <w:t xml:space="preserve"> clones and with tree age [19], and the non-rubber protein and gel fraction takes an active, clone-dependent part in the network rather than acting as an impurity [18]. Natural rubber is compared directly with a synthetic analogue in §6.3.</w:t>
+        <w:t xml:space="preserve"> clones and with tree age [19], and the non-rubber protein and gel fraction plays an active, clone-dependent part in the network rather than acting as an impurity [18]. Natural rubber is compared directly with a synthetic analogue in §6.3.</w:t>
       </w:r>
     </w:p>
     <w:p>
@@ -2765,7 +2765,7 @@
           <w:b w:val="0"/>
           <w:i w:val="0"/>
         </w:rPr>
-        <w:t>Measuring biopolymer molecular weight is harder than for synthetic polymers. Cellulose dissolves in no standard SEC eluent and must be derivatised or dissolved in an aggressive solvent first; aggregation and chain branching further distort an SEC calibrated against linear standards. SEC-MALS and Mark-Houwink viscometry avoid the calibration problem, but Mark-Houwink parameters are missing for many biopolymer/solvent pairs. Published molecular weights for the same material therefore often differ by a factor of ten — mostly an artefact of method, so a value is only meaningful when the method is reported with it.</w:t>
+        <w:t>Measuring biopolymer molecular weight is harder than for synthetic polymers. Cellulose dissolves in no standard SEC eluent and must be derivatised or dissolved in an aggressive solvent first; aggregation and chain branching further distort an SEC calibrated against linear standards. SEC-MALS and Mark-Houwink viscometry avoid the calibration problem, but Mark-Houwink parameters are missing for many biopolymer/solvent pairs. Published molecular weights for the same material therefore often differ by a factor of ten. This spread is mostly an artefact of method, so a value is only meaningful when the method is reported with it.</w:t>
       </w:r>
     </w:p>
     <w:p>
@@ -3333,7 +3333,7 @@
           <w:b w:val="0"/>
           <w:i w:val="0"/>
         </w:rPr>
-        <w:t>Section 3 looked at each family on its own. This section asks what the families have in common.</w:t>
+        <w:t>The previous section looked at each family on its own. This one asks what they have in common.</w:t>
       </w:r>
     </w:p>
     <w:p>
@@ -3385,7 +3385,7 @@
           <w:b w:val="0"/>
           <w:i w:val="0"/>
         </w:rPr>
-        <w:t>The same structure sets the mechanical envelope (Fig. 4b). High crystallinity and dense hydrogen bonding raise the modulus, but they leave few flexible chain segments, so biopolymers cannot draw out before breaking the way polyethylene and polypropylene do. Most biopolymers therefore fall in the high-modulus, low-elongation corner relative to PE, PP and PET [11,43]. Natural rubber is the exception: it has almost no modulus when relaxed and develops its properties only under load, by strain-induced crystallisation (§3.5, §6.3). The shapes in Fig. 4b are ranges, not points. Sample form, moisture, crystallinity and thermal history each shift a material's data by up to a factor of ten; this reappears as "batch variability" in §6.2.</w:t>
+        <w:t>The same structure sets the mechanical envelope (Fig. 4b). High crystallinity and dense hydrogen bonding raise the modulus, but they leave few flexible chain segments, so biopolymers cannot draw out before breaking the way polyethylene and polypropylene do. Most biopolymers therefore fall in the high-modulus, low-elongation corner relative to LDPE, PP and PET [11,43]. Natural rubber is the exception: it has almost no modulus when relaxed and develops its properties only under load, by SIC (§3.5, §6.3). The shapes in Fig. 4b are ranges, not points. Sample form, moisture, crystallinity and thermal history each shift a material's data by up to a factor of ten; this reappears as "batch variability" in §6.2.</w:t>
       </w:r>
     </w:p>
     <w:p>
@@ -3581,7 +3581,7 @@
           <w:b w:val="0"/>
           <w:i w:val="0"/>
         </w:rPr>
-        <w:t>The disadvantages are equally structural. On cost, PLA typically sells at several times the price of commodity PE and PP, and PHA higher still [16,53]. On heat resistance, PLA without stereocomplexation (§3.2) has a heat deflection temperature of only about 55 to 65 °C, well below the 100 °C-plus of PP [13,42]; its oxygen and CO₂ barrier matches that of PET, but its water-vapour barrier is worse and starch films are worse again [14], so the real barrier weakness is moisture sensitivity (§5.3) rather than oxygen permeation. Ageing compounds both: PHB embrittles on storage through secondary crystallisation and PLA through sub-Tg physical ageing [43], while starch properties drift with humidity and PLA must be dried before melt processing or its molecular weight falls out of control (§4).</w:t>
+        <w:t>The disadvantages are equally structural. On cost, PLA typically sells at several times the price of commodity PE and PP, and PHA higher still [16,53]. On heat resistance, PLA without stereocomplexation (§3.2) has a heat deflection temperature of only about 55 to 65 °C, well below the 100 °C-plus of PP [13,42]. Its oxygen and CO₂ barrier matches that of PET, but its water-vapour barrier is worse, and starch films are worse again [14]. The real barrier weakness is therefore moisture sensitivity (§5.3) rather than oxygen permeation. Ageing compounds both: PHB embrittles on storage through secondary crystallisation and PLA through sub-Tg physical ageing [43], while starch properties drift with humidity and PLA must be dried before melt processing or its molecular weight falls out of control (§4).</w:t>
       </w:r>
     </w:p>
     <w:p>
@@ -3593,7 +3593,7 @@
           <w:b w:val="0"/>
           <w:i w:val="0"/>
         </w:rPr>
-        <w:t>Agricultural sourcing also introduces batch-to-batch variability that petrochemical monomers do not show, in the alginate M and G fractions, the chitosan degree of deacetylation, the starch amylose content, and the natural-rubber clone and tree age [19]. Compatibility with existing recycling streams is a further limitation: a 2022 study found PLA present at only 0 to 0.019% of PET recycling streams, kept there by near-infrared sorting below the roughly 1% level that measurably degrades recycled PET [15] — a dependence on sorting infrastructure rather than an inherent incompatibility.</w:t>
+        <w:t>Agricultural sourcing also introduces batch-to-batch variability that petrochemical monomers do not show, in the alginate M and G fractions, the chitosan degree of deacetylation, the starch amylose content, and the natural-rubber clone and tree age [19]. Compatibility with existing recycling streams is a further limitation: a 2022 study found PLA present at only 0 to 0.019% of PET recycling streams, kept there by near-infrared sorting below the roughly 1% level that measurably degrades recycled PET [15]. This is a dependence on sorting infrastructure rather than an inherent incompatibility.</w:t>
       </w:r>
     </w:p>
     <w:p>
@@ -3613,7 +3613,7 @@
           <w:b w:val="0"/>
           <w:i w:val="0"/>
         </w:rPr>
-        <w:t>NR and styrene-butadiene rubber (SBR) are compounded, filled and vulcanised the same way and compete in the same applications (tyre tread, damping, belting), so the differences between them trace to backbone chemistry rather than to processing — the cleanest same-application comparison in the review. Fig. 6 shows where the difference starts at the chain scale; Table 5 scores both materials across five dimensions [10,18–32].</w:t>
+        <w:t>NR and styrene-butadiene rubber (SBR) are compounded, filled and vulcanised the same way and compete in the same applications (tyre tread, damping, belting), so the differences between them trace to backbone chemistry rather than to processing. This is the cleanest same-application comparison in the review. Fig. 6 shows where the difference starts at the chain scale; Table 4 scores both materials across five dimensions [10,18–32].</w:t>
       </w:r>
     </w:p>
     <w:p>
@@ -3667,7 +3667,7 @@
           <w:i/>
           <w:sz w:val="20"/>
         </w:rPr>
-        <w:t>Figure 6. NR and SBR, drawn by the authors. (a) NR cis-1,4-polyisoprene; (b) SBR butadiene unit; (c) SBR styrene unit. (d) Under strain, stereoregular NR aligns into crystalline bundles (strain-induced crystallisation, X-ray confirmed) while SBR's irregular backbone stays amorphous — the basis of the SIC row of Table 5.</w:t>
+        <w:t>Figure 6. NR and SBR, drawn by the authors. (a) NR cis-1,4-polyisoprene; (b) SBR butadiene unit; (c) SBR styrene unit. (d) Under strain, stereoregular NR aligns into crystalline bundles (strain-induced crystallisation, X-ray confirmed) while SBR's irregular backbone stays amorphous, the basis of the SIC row of Table 4.</w:t>
       </w:r>
     </w:p>
     <w:p>
@@ -3680,7 +3680,7 @@
           <w:i w:val="0"/>
           <w:sz w:val="20"/>
         </w:rPr>
-        <w:t>Table 5.</w:t>
+        <w:t>Table 4.</w:t>
       </w:r>
       <w:r>
         <w:rPr>
@@ -3688,7 +3688,7 @@
           <w:i w:val="0"/>
           <w:sz w:val="20"/>
         </w:rPr>
-        <w:t xml:space="preserve"> NR and SBR: structurally favourable, formulation- or context-dependent, or a documented risk.</w:t>
+        <w:t xml:space="preserve"> NR and SBR compared across five dimensions. Each entry is a structural advantage, a formulation- or context-dependent outcome, or a documented risk.</w:t>
       </w:r>
     </w:p>
     <w:tbl>
@@ -4145,7 +4145,7 @@
           <w:b w:val="0"/>
           <w:i w:val="0"/>
         </w:rPr>
-        <w:t>Under matched compounding, NR's strain-induced crystallisation gives better initial tear and crack-growth resistance [10,23]; SBR reaches comparable wear resistance through reinforcement and cure design [24]. This is the clearest case in the review of backbone chemistry trading off against formulation. The "natural is better" story does not survive the literature: NR latex carries a real protein-allergy risk that SBR does not [27,28], renewability does not guarantee a lower life-cycle footprint [29,30], and NR pricing has been the more volatile of the two, for climate and disease reasons unrelated to polymer chemistry [32].</w:t>
+        <w:t>Under matched compounding, NR's SIC gives better initial tear and crack-growth resistance [10,23]; SBR reaches comparable wear resistance through reinforcement and cure design [24]. This is the clearest case in the review of backbone chemistry trading off against formulation. The "natural is better" story does not survive the literature. NR latex carries a real protein-allergy risk that SBR does not [27,28], renewability does not guarantee a lower life-cycle footprint [29,30], and NR pricing has been the more volatile of the two, for climate and disease reasons unrelated to polymer chemistry [32].</w:t>
       </w:r>
     </w:p>
     <w:p>
@@ -4165,7 +4165,7 @@
           <w:b w:val="0"/>
           <w:i w:val="0"/>
         </w:rPr>
-        <w:t>Table 4 lists each application by the property it needs and the material that meets it. Two patterns stand out. Packaging needs an O₂ and H₂O barrier, toughness and heat resistance above PLA's heat deflection temperature at once (§6.2); no single biopolymer gives all three (§5.3), so packaging is almost always multilayer or blended. Biomedical use is the one area where biopolymers are close to unique, combining biocompatibility with a tunable degradation rate (§5.4) — though PGA and PLGA sutures still fail mainly through a local pH drop from their acidic hydrolysis products [52,53], and collagen, alginate and chitosan carry the same logic to scaffolds and bioprinting [55].</w:t>
+        <w:t>Table 5 lists each application by the property it needs and the material that meets it. Two patterns stand out. Packaging needs an O₂ and H₂O barrier, toughness and heat resistance above PLA's heat deflection temperature at once (§6.2); no single biopolymer gives all three (§5.3), so packaging is almost always multilayer or blended. Biomedical use is the one area where biopolymers are close to unique, combining biocompatibility with a tunable degradation rate (§5.4). Even there, PGA and PLGA sutures still fail mainly through a local pH drop from their acidic hydrolysis products [52,53], and collagen, alginate and chitosan carry the same logic to scaffolds and bioprinting [55].</w:t>
       </w:r>
     </w:p>
     <w:p>
@@ -4178,7 +4178,7 @@
           <w:i w:val="0"/>
           <w:sz w:val="20"/>
         </w:rPr>
-        <w:t>Table 4.</w:t>
+        <w:t>Table 5.</w:t>
       </w:r>
       <w:r>
         <w:rPr>
@@ -4651,7 +4651,7 @@
           <w:b w:val="0"/>
           <w:i w:val="0"/>
         </w:rPr>
-        <w:t>Three judgements follow. First, the performance ceiling is thermal and hygroscopic (§5.1, §5.3), not mechanical: most families meet or exceed the stiffness of synthetic polymers and fail instead on processing window and moisture. Second, crystallinity governs the whole trade-off (§5.4) — supplying stiffness, keeping water out and keeping degradative attack out, so raising one lowers the other two; the NR/SBR case study (§6.3) reaches the same trade-off through formulation alone. Third, a molecular-weight figure means little without the method used to measure it (§4), and the features that make it hard to measure are the same ones that explain performance.</w:t>
+        <w:t>Three judgements follow. First, the performance ceiling is thermal and hygroscopic (§5.1, §5.3), not mechanical: most families meet or exceed the stiffness of synthetic polymers and fail instead on processing window and moisture. Second, crystallinity governs the whole trade-off (§5.4). It supplies stiffness, keeps water out and keeps degradative attack out, so raising one lowers the other two, and the NR/SBR case study (§6.3) reaches the same trade-off through formulation alone. Third, a molecular-weight figure means little without the method used to measure it (§4), and the features that make it hard to measure are the same ones that explain performance.</w:t>
       </w:r>
     </w:p>
     <w:p>

--- a/projects/biopolymers-review/Biopolymers-review-DRAFT.docx
+++ b/projects/biopolymers-review/Biopolymers-review-DRAFT.docx
@@ -69,7 +69,7 @@
           <w:b w:val="0"/>
           <w:i w:val="0"/>
         </w:rPr>
-        <w:t>This review classifies biopolymers by the repeating linkage in the polymer backbone rather than by biological origin, and takes each material property and use first, structural cause second. Three patterns recur. The performance ceiling is set by thermal stability and water sensitivity, not by strength. Crystallinity governs a three-way trade-off between stiffness, water resistance and resistance to degradation, so improving one property worsens the other two. And a reported molecular weight is meaningful only when the measurement method is reported with it. A natural-rubber/SBR case study shows the same backbone-versus-formulation trade-off within one application. Every figure is generated by code from cited data and stereochemistry-checked structures.</w:t>
+        <w:t>This review classifies biopolymers by the repeating linkage in the polymer backbone rather than by biological origin, and takes each material property and use first, structural cause second. Three patterns recur. The performance ceiling is set by thermal stability and water sensitivity, not by strength. Crystallinity governs a three-way trade-off between stiffness, water resistance and resistance to degradation, so improving one property worsens the other two. A reported molecular weight means little unless the measurement method is reported with it. A natural-rubber/SBR case study shows the same backbone-versus-formulation trade-off within one application. Every figure is generated by code from cited data and stereochemistry-checked structures.</w:t>
       </w:r>
     </w:p>
     <w:p>

--- a/projects/biopolymers-review/Biopolymers-review-DRAFT.docx
+++ b/projects/biopolymers-review/Biopolymers-review-DRAFT.docx
@@ -33,7 +33,7 @@
         <w:rPr>
           <w:i/>
         </w:rPr>
-        <w:t>CM3254 group project · MSc Industrial Chemistry, National University of Singapore · [Date]</w:t>
+        <w:t>CM5174 group project · MSc Industrial Chemistry, National University of Singapore · [Date]</w:t>
       </w:r>
     </w:p>
     <w:p>
@@ -3459,7 +3459,7 @@
           <w:b w:val="0"/>
           <w:i w:val="0"/>
         </w:rPr>
-        <w:t>The polar groups that give the strength in §5.1 and §5.2 have a third effect. They make the material take up water. Absorbed water plasticises the amorphous fraction and opens up free volume, so the barrier performance drops as the humidity rises. This is why the barrier rating of a PLA or starch film has to be quoted with a storage humidity rather than as a single number. Atomistic free-volume and diffusion modelling can predict this before a packaging trial is run.</w:t>
+        <w:t>The polar groups that give the strength in §5.1 and §5.2 have a third effect. They make the material take up water. Absorbed water plasticises the amorphous fraction and opens up free volume, so the barrier performance drops as the humidity rises. This is why the barrier rating of a PLA or starch film has to be quoted with a storage humidity rather than as a single number. Molecular dynamics simulations of oxygen and water transport in PLA reproduce this dependence by tracking the fractional free volume, and can screen a film before a packaging trial is run [57,58].</w:t>
       </w:r>
     </w:p>
     <w:p>
@@ -3479,7 +3479,7 @@
           <w:b w:val="0"/>
           <w:i w:val="0"/>
         </w:rPr>
-        <w:t>Degradation is a rate process that structure controls (Fig. 5). Polyesters degrade by ester hydrolysis that catalyses itself. The acid end left by each scission speeds up the next one, so once a part is below a critical thickness its interior erodes faster than its surface. This is bulk erosion [49]. Polysaccharides and proteins degrade instead by enzymes, which reach only the amorphous segments, so the rate depends on the accessible surface area rather than on the bulk chemistry [50]. Crystallinity is therefore the central trade-off of this review. The same feature that sets the modulus (§5.2) and keeps water out (§5.3) also keeps out the attack that would degrade the material. Computed ester-hydrolysis barriers rise in the order base-catalysed &lt; acid-catalysed &lt; neutral, matching the measured pH dependence of the rate.</w:t>
+        <w:t>Degradation is a rate process that structure controls (Fig. 5). Polyesters degrade by ester hydrolysis that catalyses itself. The acid end left by each scission speeds up the next one, so once a part is below a critical thickness its interior erodes faster than its surface. This is bulk erosion [49]. Polysaccharides and proteins degrade instead by enzymes, which reach only the amorphous segments, so the rate depends on the accessible surface area rather than on the bulk chemistry [50]. Crystallinity is therefore the central trade-off of this review. The same feature that sets the modulus (§5.2) and keeps water out (§5.3) also keeps out the attack that would degrade the material. Computed activation barriers match the measured pH dependence of ester hydrolysis: the base-catalysed path lies well below the water-assisted neutral one [59,60].</w:t>
       </w:r>
     </w:p>
     <w:p>
@@ -4682,7 +4682,7 @@
         <w:rPr>
           <w:i/>
         </w:rPr>
-        <w:t>56 entries; every DOI verified against Crossref.</w:t>
+        <w:t>60 entries; every DOI verified against Crossref.</w:t>
       </w:r>
     </w:p>
     <w:p>
@@ -7556,6 +7556,218 @@
           <w:i w:val="0"/>
         </w:rPr>
         <w:t>, 4099. DOI: 10.1038/s41467-023-39868-6.</w:t>
+      </w:r>
+    </w:p>
+    <w:p>
+      <w:pPr>
+        <w:spacing w:line="240" w:lineRule="auto" w:after="80"/>
+        <w:jc w:val="both"/>
+      </w:pPr>
+      <w:r>
+        <w:rPr>
+          <w:b w:val="0"/>
+          <w:i w:val="0"/>
+        </w:rPr>
+        <w:t xml:space="preserve">57. Lightfoot, J. C.; Castro-Dominguez, B.; Buchard, A.; Parker, S. C. A molecular dynamics approach to modelling oxygen diffusion in PLA and PLA clay nanocomposites. </w:t>
+      </w:r>
+      <w:r>
+        <w:rPr>
+          <w:i/>
+        </w:rPr>
+        <w:t>Mater. Adv.</w:t>
+      </w:r>
+      <w:r>
+        <w:rPr>
+          <w:b w:val="0"/>
+          <w:i w:val="0"/>
+        </w:rPr>
+        <w:t xml:space="preserve"> </w:t>
+      </w:r>
+      <w:r>
+        <w:rPr>
+          <w:b/>
+          <w:i w:val="0"/>
+        </w:rPr>
+        <w:t>2023</w:t>
+      </w:r>
+      <w:r>
+        <w:rPr>
+          <w:b w:val="0"/>
+          <w:i w:val="0"/>
+        </w:rPr>
+        <w:t xml:space="preserve">, </w:t>
+      </w:r>
+      <w:r>
+        <w:rPr>
+          <w:i/>
+        </w:rPr>
+        <w:t>4</w:t>
+      </w:r>
+      <w:r>
+        <w:rPr>
+          <w:b w:val="0"/>
+          <w:i w:val="0"/>
+        </w:rPr>
+        <w:t>, 2281–2291. DOI: 10.1039/D3MA00158J.</w:t>
+      </w:r>
+    </w:p>
+    <w:p>
+      <w:pPr>
+        <w:spacing w:line="240" w:lineRule="auto" w:after="80"/>
+        <w:jc w:val="both"/>
+      </w:pPr>
+      <w:r>
+        <w:rPr>
+          <w:b w:val="0"/>
+          <w:i w:val="0"/>
+        </w:rPr>
+        <w:t xml:space="preserve">58. Wang, X.; Li, J.; Zhang, L. Understanding self-accelerated water diffusion within poly-lactic acid via molecular dynamics simulation. </w:t>
+      </w:r>
+      <w:r>
+        <w:rPr>
+          <w:i/>
+        </w:rPr>
+        <w:t>Chin. J. Chem. Eng.</w:t>
+      </w:r>
+      <w:r>
+        <w:rPr>
+          <w:b w:val="0"/>
+          <w:i w:val="0"/>
+        </w:rPr>
+        <w:t xml:space="preserve"> </w:t>
+      </w:r>
+      <w:r>
+        <w:rPr>
+          <w:b/>
+          <w:i w:val="0"/>
+        </w:rPr>
+        <w:t>2019</w:t>
+      </w:r>
+      <w:r>
+        <w:rPr>
+          <w:b w:val="0"/>
+          <w:i w:val="0"/>
+        </w:rPr>
+        <w:t xml:space="preserve">, </w:t>
+      </w:r>
+      <w:r>
+        <w:rPr>
+          <w:i/>
+        </w:rPr>
+        <w:t>27</w:t>
+      </w:r>
+      <w:r>
+        <w:rPr>
+          <w:b w:val="0"/>
+          <w:i w:val="0"/>
+        </w:rPr>
+        <w:t>, 759–764. DOI: 10.1016/j.cjche.2018.09.009.</w:t>
+      </w:r>
+    </w:p>
+    <w:p>
+      <w:pPr>
+        <w:spacing w:line="240" w:lineRule="auto" w:after="80"/>
+        <w:jc w:val="both"/>
+      </w:pPr>
+      <w:r>
+        <w:rPr>
+          <w:b w:val="0"/>
+          <w:i w:val="0"/>
+        </w:rPr>
+        <w:t xml:space="preserve">59. Zhan, C.-G.; Landry, D. W.; Ornstein, R. L. Reaction pathways and energy barriers for alkaline hydrolysis of carboxylic acid esters in water studied by a hybrid supermolecule-polarizable continuum approach. </w:t>
+      </w:r>
+      <w:r>
+        <w:rPr>
+          <w:i/>
+        </w:rPr>
+        <w:t>J. Am. Chem. Soc.</w:t>
+      </w:r>
+      <w:r>
+        <w:rPr>
+          <w:b w:val="0"/>
+          <w:i w:val="0"/>
+        </w:rPr>
+        <w:t xml:space="preserve"> </w:t>
+      </w:r>
+      <w:r>
+        <w:rPr>
+          <w:b/>
+          <w:i w:val="0"/>
+        </w:rPr>
+        <w:t>2000</w:t>
+      </w:r>
+      <w:r>
+        <w:rPr>
+          <w:b w:val="0"/>
+          <w:i w:val="0"/>
+        </w:rPr>
+        <w:t xml:space="preserve">, </w:t>
+      </w:r>
+      <w:r>
+        <w:rPr>
+          <w:i/>
+        </w:rPr>
+        <w:t>122</w:t>
+      </w:r>
+      <w:r>
+        <w:rPr>
+          <w:b w:val="0"/>
+          <w:i w:val="0"/>
+        </w:rPr>
+        <w:t>, 2621–2627. DOI: 10.1021/ja9937932.</w:t>
+      </w:r>
+    </w:p>
+    <w:p>
+      <w:pPr>
+        <w:spacing w:line="240" w:lineRule="auto" w:after="80"/>
+        <w:jc w:val="both"/>
+      </w:pPr>
+      <w:r>
+        <w:rPr>
+          <w:b w:val="0"/>
+          <w:i w:val="0"/>
+        </w:rPr>
+        <w:t xml:space="preserve">60. Yamabe, S.; Tsuchida, N.; Hayashida, Y. Reaction paths of the water-assisted neutral hydrolysis of ethyl acetate. </w:t>
+      </w:r>
+      <w:r>
+        <w:rPr>
+          <w:i/>
+        </w:rPr>
+        <w:t>J. Phys. Chem. A</w:t>
+      </w:r>
+      <w:r>
+        <w:rPr>
+          <w:b w:val="0"/>
+          <w:i w:val="0"/>
+        </w:rPr>
+        <w:t xml:space="preserve"> </w:t>
+      </w:r>
+      <w:r>
+        <w:rPr>
+          <w:b/>
+          <w:i w:val="0"/>
+        </w:rPr>
+        <w:t>2005</w:t>
+      </w:r>
+      <w:r>
+        <w:rPr>
+          <w:b w:val="0"/>
+          <w:i w:val="0"/>
+        </w:rPr>
+        <w:t xml:space="preserve">, </w:t>
+      </w:r>
+      <w:r>
+        <w:rPr>
+          <w:i/>
+        </w:rPr>
+        <w:t>109</w:t>
+      </w:r>
+      <w:r>
+        <w:rPr>
+          <w:b w:val="0"/>
+          <w:i w:val="0"/>
+        </w:rPr>
+        <w:t>, 7216–7224. DOI: 10.1021/jp058029i.</w:t>
       </w:r>
     </w:p>
     <w:sectPr>

--- a/projects/biopolymers-review/Biopolymers-review-DRAFT.docx
+++ b/projects/biopolymers-review/Biopolymers-review-DRAFT.docx
@@ -3479,7 +3479,7 @@
           <w:b w:val="0"/>
           <w:i w:val="0"/>
         </w:rPr>
-        <w:t>Degradation is a rate process that structure controls (Fig. 5). Polyesters degrade by ester hydrolysis that catalyses itself. The acid end left by each scission speeds up the next one, so once a part is below a critical thickness its interior erodes faster than its surface. This is bulk erosion [49]. Polysaccharides and proteins degrade instead by enzymes, which reach only the amorphous segments, so the rate depends on the accessible surface area rather than on the bulk chemistry [50]. Crystallinity is therefore the central trade-off of this review. The same feature that sets the modulus (§5.2) and keeps water out (§5.3) also keeps out the attack that would degrade the material. Computed activation barriers match the measured pH dependence of ester hydrolysis: the base-catalysed path lies well below the water-assisted neutral one [59,60].</w:t>
+        <w:t>Degradation is a rate process that structure controls (Fig. 5). Polyesters degrade by ester hydrolysis that catalyses itself. The acid end left by each scission speeds up the next one, so once a part is below a critical thickness its interior erodes faster than its surface. This is bulk erosion [49]. Polysaccharides and proteins degrade instead by enzymes, which reach only the amorphous segments, so the rate depends on the accessible surface area rather than on the bulk chemistry [50]. Crystallinity is therefore the central trade-off of this review. The same feature that sets the modulus (§5.2) and keeps water out (§5.3) also keeps out the attack that would degrade the material. Quantum-chemical calculations have mapped both the base-catalysed and the water-assisted neutral hydrolysis paths, and reproduce why polyesters hydrolyse far faster in acid or base than at neutral pH [59,60].</w:t>
       </w:r>
     </w:p>
     <w:p>

--- a/projects/biopolymers-review/Biopolymers-review-DRAFT.docx
+++ b/projects/biopolymers-review/Biopolymers-review-DRAFT.docx
@@ -798,7 +798,7 @@
           <w:b w:val="0"/>
           <w:i w:val="0"/>
         </w:rPr>
-        <w:t xml:space="preserve"> is the stiffest material in this review: an axial crystal modulus of about 130 to 150 GPa, and regenerated fibres of 10 to 30 GPa [35]. It never melts and decomposes near 300 °C, so it is shaped from solution: as Lyocell and viscose fibre [36], transparent film, and nanocrystals or nanofibrils used as reinforcing filler [2]. The reason is structural: the linear β-(1→4) chain (Fig. 1a) forms a flat ribbon, and hydrogen bonds lock these ribbons into stacked Iα and Iβ sheets (Fig. 2a). The energy holding the sheets together exceeds the backbone bond strength [33,34], so cellulose dissolves only in solvents that break the hydrogen-bond network, such as NMMO in the Lyocell process [37] or LiCl in DMAc.</w:t>
+        <w:t xml:space="preserve"> is the stiffest material in this review: an axial crystal modulus of about 130 to 150 GPa [35], and regenerated fibres of 10 to 30 GPa [36]. It never melts and decomposes near 300 °C, so it is shaped from solution: as Lyocell and viscose fibre [36], transparent film, and nanocrystals or nanofibrils used as reinforcing filler [2]. The reason is structural: the linear β-(1→4) chain (Fig. 1a) forms a flat ribbon, and hydrogen bonds lock these ribbons into stacked Iα and Iβ sheets (Fig. 2a). The energy holding the sheets together exceeds the backbone bond strength [33,34], so cellulose dissolves only in solvents that break the hydrogen-bond network, such as NMMO in the Lyocell process [37] or LiCl in DMAc.</w:t>
       </w:r>
     </w:p>
     <w:p>
@@ -1186,7 +1186,7 @@
           <w:i w:val="0"/>
           <w:sz w:val="20"/>
         </w:rPr>
-        <w:t xml:space="preserve"> Thermal and mechanical properties of the biopolymers discussed in §3 (order-of-magnitude ranges; Tg/Tm and tensile data cross-checked against de Beukelaer et al. [11], PBS against Aliotta et al. [12], PLA against [42,43], and decomposition onsets against [5,44]; Td = TGA onset of mass loss under N₂; "–" = no melting transition; per-row sources in </w:t>
+        <w:t xml:space="preserve"> Thermal and mechanical properties of the biopolymers discussed in §3 (order-of-magnitude ranges; Tg/Tm and tensile data cross-checked against de Beukelaer et al. [11], PBS against Aliotta et al. [12], PLA against [42,43], and polyester decomposition onsets against [5,44]; the polysaccharide and protein Td values are representative TGA onsets from the general literature. Td = TGA onset of mass loss under N₂; "–" = no melting transition; per-row sources in </w:t>
       </w:r>
       <w:r>
         <w:rPr>

--- a/projects/biopolymers-review/Biopolymers-review-DRAFT.docx
+++ b/projects/biopolymers-review/Biopolymers-review-DRAFT.docx
@@ -2547,7 +2547,7 @@
                 <w:i w:val="0"/>
                 <w:sz w:val="16"/>
               </w:rPr>
-              <w:t>~255</w:t>
+              <w:t>~245</w:t>
             </w:r>
           </w:p>
         </w:tc>
@@ -3581,7 +3581,7 @@
           <w:b w:val="0"/>
           <w:i w:val="0"/>
         </w:rPr>
-        <w:t>The disadvantages are equally structural. On cost, PLA typically sells at several times the price of commodity PE and PP, and PHA higher still [16,53]. On heat resistance, PLA without stereocomplexation (§3.2) has a heat deflection temperature of only about 55 to 65 °C, well below the 100 °C-plus of PP [13,42]. Its oxygen and CO₂ barrier matches that of PET, but its water-vapour barrier is worse, and starch films are worse again [14]. The real barrier weakness is therefore moisture sensitivity (§5.3) rather than oxygen permeation. Ageing compounds both: PHB embrittles on storage through secondary crystallisation and PLA through sub-Tg physical ageing [43], while starch properties drift with humidity and PLA must be dried before melt processing or its molecular weight falls out of control (§4).</w:t>
+        <w:t>The disadvantages are equally structural. On cost, PLA typically sells at several times the price of commodity PE and PP, and PHA higher still [16,53]. On heat resistance, PLA without stereocomplexation (§3.2) has a heat deflection temperature of only about 55 to 65 °C, well below the roughly 100 °C of PP [11,13]. Its oxygen and CO₂ barrier matches that of PET, but its water-vapour barrier is worse, and starch films are worse again [14]. The real barrier weakness is therefore moisture sensitivity (§5.3) rather than oxygen permeation. Ageing compounds both: PHB embrittles on storage through secondary crystallisation [61] and PLA through sub-Tg physical ageing [43], while starch properties drift with humidity and PLA must be dried before melt processing or its molecular weight falls out of control (§4).</w:t>
       </w:r>
     </w:p>
     <w:p>
@@ -4682,7 +4682,7 @@
         <w:rPr>
           <w:i/>
         </w:rPr>
-        <w:t>60 entries; every DOI verified against Crossref.</w:t>
+        <w:t>61 entries; every DOI verified against Crossref.</w:t>
       </w:r>
     </w:p>
     <w:p>
@@ -7768,6 +7768,59 @@
           <w:i w:val="0"/>
         </w:rPr>
         <w:t>, 7216–7224. DOI: 10.1021/jp058029i.</w:t>
+      </w:r>
+    </w:p>
+    <w:p>
+      <w:pPr>
+        <w:spacing w:line="240" w:lineRule="auto" w:after="80"/>
+        <w:jc w:val="both"/>
+      </w:pPr>
+      <w:r>
+        <w:rPr>
+          <w:b w:val="0"/>
+          <w:i w:val="0"/>
+        </w:rPr>
+        <w:t xml:space="preserve">61. de Koning, G. J. M.; Lemstra, P. J. Crystallization phenomena in bacterial poly[(R)-3-hydroxy- butyrate]: 2. Embrittlement and rejuvenation. </w:t>
+      </w:r>
+      <w:r>
+        <w:rPr>
+          <w:i/>
+        </w:rPr>
+        <w:t>Polymer</w:t>
+      </w:r>
+      <w:r>
+        <w:rPr>
+          <w:b w:val="0"/>
+          <w:i w:val="0"/>
+        </w:rPr>
+        <w:t xml:space="preserve"> </w:t>
+      </w:r>
+      <w:r>
+        <w:rPr>
+          <w:b/>
+          <w:i w:val="0"/>
+        </w:rPr>
+        <w:t>1993</w:t>
+      </w:r>
+      <w:r>
+        <w:rPr>
+          <w:b w:val="0"/>
+          <w:i w:val="0"/>
+        </w:rPr>
+        <w:t xml:space="preserve">, </w:t>
+      </w:r>
+      <w:r>
+        <w:rPr>
+          <w:i/>
+        </w:rPr>
+        <w:t>34</w:t>
+      </w:r>
+      <w:r>
+        <w:rPr>
+          <w:b w:val="0"/>
+          <w:i w:val="0"/>
+        </w:rPr>
+        <w:t>, 4089–4094. DOI: 10.1016/0032-3861(93)90671-V.</w:t>
       </w:r>
     </w:p>
     <w:sectPr>

--- a/projects/biopolymers-review/Biopolymers-review-DRAFT.docx
+++ b/projects/biopolymers-review/Biopolymers-review-DRAFT.docx
@@ -69,7 +69,7 @@
           <w:b w:val="0"/>
           <w:i w:val="0"/>
         </w:rPr>
-        <w:t>This review classifies biopolymers by the repeating linkage in the polymer backbone rather than by biological origin, and takes each material property and use first, structural cause second. Three patterns recur. The performance ceiling is set by thermal stability and water sensitivity, not by strength. Crystallinity governs a three-way trade-off between stiffness, water resistance and resistance to degradation, so improving one property worsens the other two. A reported molecular weight means little unless the measurement method is reported with it. A natural-rubber/SBR case study shows the same backbone-versus-formulation trade-off within one application. Every figure is generated by code from cited data and stereochemistry-checked structures.</w:t>
+        <w:t>This review is organised around one choice. We sort biopolymers by the bond that repeats along the backbone rather than by the organism they come from, and we describe what each material does and where it is used before explaining it from structure. A few things recur across the families. Strength is rarely the limit; what caps performance is thermal stability and the response to water. Crystallinity is the other recurring theme, and it cuts both ways, because the crystalline order that stiffens a polymer also blocks water and slows the hydrolysis or enzymatic attack that degrades it, so a gain on one of the three is usually paid for on the other two. Molecular weight is handled with some care, since a single figure means almost nothing without the method behind it. A brief comparison of natural rubber with synthetic SBR shows the same backbone-versus-formulation tension inside a single application. All figures were generated by code, from cited data and from structures checked for stereochemistry.</w:t>
       </w:r>
     </w:p>
     <w:p>
@@ -89,7 +89,7 @@
           <w:b w:val="0"/>
           <w:i w:val="0"/>
         </w:rPr>
-        <w:t xml:space="preserve">A biopolymer is a large molecule made by a living organism. The polysaccharides, the proteins, the nucleic acids, </w:t>
+        <w:t xml:space="preserve">A biopolymer is a large molecule that a living organism builds. Polysaccharides, proteins, nucleic acids, </w:t>
       </w:r>
       <w:r>
         <w:rPr>
@@ -102,7 +102,7 @@
           <w:b w:val="0"/>
           <w:i w:val="0"/>
         </w:rPr>
-        <w:t>-1,4-polyisoprene and lignin together make up most of the organic polymer on Earth [1]. This report also covers polymers that are made by polymerising a monomer taken from biomass. The main example is poly(lactic acid), PLA. Its properties are easiest to understand next to the true biopolymers, so it is treated with them here.</w:t>
+        <w:t>-1,4-polyisoprene and lignin between them account for most of the organic polymer on Earth [1]. We also bring in polymers made by chemically polymerising a monomer that was itself extracted from biomass. Poly(lactic acid), or PLA, is the obvious case, and because its behaviour makes most sense when read against the true biopolymers, we keep it alongside them throughout.</w:t>
       </w:r>
     </w:p>
     <w:p>
@@ -114,7 +114,7 @@
           <w:b w:val="0"/>
           <w:i w:val="0"/>
         </w:rPr>
-        <w:t>Three features of these chains separate them from synthetic polymers. First, biosynthesis works from a template, so it fixes the chain length and the sequence exactly; proteins and nucleic acids are perfectly uniform (Đ = 1.0). Second, the monomer supply in a cell is a single enantiomer, so the chains are stereoregular without any effort. Third, almost every repeat unit carries a hydroxyl, amide or carbonyl group, which makes the chains stick to each other far more strongly than polyethylene or polypropylene chains do. Every property and every limit discussed below comes from these three features. They give high stiffness and high crystallinity. They also bring brittleness, sensitivity to water, and a decomposition temperature close to or below the melting point (§5.4).</w:t>
+        <w:t>What separates these chains from synthetic polymers really comes down to how they are made. The synthesis follows a template, so chain length and sequence are fixed exactly and proteins and nucleic acids end up perfectly uniform (Đ = 1.0). The monomers a cell supplies are single enantiomers, which makes the chains stereoregular for free. On top of that, almost every repeat unit carries a hydroxyl, an amide or a carbonyl group, and those groups pull neighbouring chains together much harder than anything in polyethylene or polypropylene. Nearly everything in this review follows from those points. They give biopolymers their stiffness and high crystallinity. They are also why the same materials are brittle, take up water, and start to decompose at or below their melting point (Section 5.4).</w:t>
       </w:r>
     </w:p>
     <w:p>
@@ -126,7 +126,7 @@
           <w:b w:val="0"/>
           <w:i w:val="0"/>
         </w:rPr>
-        <w:t>The review runs from classification (§2) and the family-by-family survey (§3) to molecular weight (§4), the property patterns shared across the families (§5), the comparison with synthetic polymers (§6) and applications (§7).</w:t>
+        <w:t>The sections that follow take this in order: how biopolymers are classified, the individual families, molecular weight, the properties they share, the comparison with synthetic polymers, and applications.</w:t>
       </w:r>
     </w:p>
     <w:p>
@@ -146,7 +146,7 @@
           <w:b w:val="0"/>
           <w:i w:val="0"/>
         </w:rPr>
-        <w:t>Biopolymers are usually sorted first by origin: extracted from biomass, made by micro-organisms, or polymerised from a bio-based monomer. Origin is a poor guide to behaviour. Materials of the same origin can process and degrade in completely different ways, while materials of different origin often behave alike. The repeating linkage in the backbone is a better guide, because it decides whether the material survives melting and how it degrades. This review is therefore organised by backbone chemistry (Table 1); origin is kept only as a small label on each material, because it still explains why molecular weight and purity vary within a class (§4).</w:t>
+        <w:t>The usual first cut sorts biopolymers by origin: pulled out of biomass, made by micro-organisms, or polymerised from a bio-based monomer. Origin turns out to be a weak predictor of how a material behaves. Two polymers with the same origin can melt, process and rot in completely unlike ways, and two with different origins often end up much alike. The linkage that repeats along the backbone is the more useful handle, since it is what decides whether a material can be melted at all and how it comes apart. So the review is built around backbone chemistry (Table 1). Origin stays on as a small tag against each material, because it still explains why molecular weight and purity drift about within a single class (Section 4).</w:t>
       </w:r>
     </w:p>
     <w:p>
@@ -771,7 +771,7 @@
           <w:b w:val="0"/>
           <w:i w:val="0"/>
         </w:rPr>
-        <w:t>For each material below, the property and use come first, then the structural cause. The point tested throughout is that backbone chemistry, not biological origin, predicts melting behaviour, attack by water or enzymes, and mechanical performance. Numbers are in Table 2; Fig. 1 collects the repeat units and Fig. 2 the higher-order structures.</w:t>
+        <w:t>Each material below is introduced by what it does and where it is used, with the structural reason second. The through-line is that backbone chemistry, not the biological source, is what predicts melting, degradation by water or enzymes, and mechanical behaviour. Table 2 collects the numbers; Fig. 1 shows the repeat units and Fig. 2 the higher-order structures.</w:t>
       </w:r>
     </w:p>
     <w:p>
@@ -798,7 +798,7 @@
           <w:b w:val="0"/>
           <w:i w:val="0"/>
         </w:rPr>
-        <w:t xml:space="preserve"> is the stiffest material in this review: an axial crystal modulus of about 130 to 150 GPa [35], and regenerated fibres of 10 to 30 GPa [36]. It never melts and decomposes near 300 °C, so it is shaped from solution: as Lyocell and viscose fibre [36], transparent film, and nanocrystals or nanofibrils used as reinforcing filler [2]. The reason is structural: the linear β-(1→4) chain (Fig. 1a) forms a flat ribbon, and hydrogen bonds lock these ribbons into stacked Iα and Iβ sheets (Fig. 2a). The energy holding the sheets together exceeds the backbone bond strength [33,34], so cellulose dissolves only in solvents that break the hydrogen-bond network, such as NMMO in the Lyocell process [37] or LiCl in DMAc.</w:t>
+        <w:t xml:space="preserve"> is the stiffest material in the review, with a crystal modulus along the chain axis of roughly 130 to 150 GPa [35]; regenerated fibres come in lower, at 10 to 30 GPa [36]. It has no real melting point and begins to decompose near 300 °C, which forces everything to be shaped from solution: Lyocell and viscose fibre [36], clear film, and the nanocrystals and nanofibrils now used as reinforcing filler [2]. Behind this is the linear β-(1→4) chain (Fig. 1a), which lies flat as a ribbon so that hydrogen bonds can stack the ribbons into Iα and Iβ sheets (Fig. 2a). Holding those sheets together takes more energy than breaking a backbone bond [33,34], so the only solvents that dissolve cellulose are ones that tear the hydrogen-bond network apart, such as NMMO in the Lyocell process [37] or LiCl in DMAc.</w:t>
       </w:r>
     </w:p>
     <w:p>
@@ -817,7 +817,7 @@
           <w:b w:val="0"/>
           <w:i w:val="0"/>
         </w:rPr>
-        <w:t>, plasticised into thermoplastic starch, is soft and cheap (modulus 0.02 to 1 GPa) but humidity-sensitive and prone to slow recrystallisation on storage (retrogradation) [38], so it is used mostly in blends with PLA or PBAT, for compostable bags, foamed trays and mulch film. The cause is chain arrangement, not chemistry: linear amylose and branched amylopectin give only a weak, humidity-reversible crystallinity, and the amylose coils into a helix that water can enter and plasticise (Fig. 2b).</w:t>
+        <w:t>, plasticised into thermoplastic starch, is soft and very cheap (modulus 0.02 to 1 GPa), but it is sensitive to humidity and slowly recrystallises in storage, a process called retrogradation [38]. That is why it is rarely used on its own and usually goes into blends with PLA or PBAT, for compostable bags, foamed trays and mulch film. The packing of the chains matters here more than their chemistry: linear amylose and branched amylopectin together give only a weak crystallinity that humidity reverses, and the amylose winds into a helix wide enough for water to get in and plasticise it (Fig. 2b).</w:t>
       </w:r>
     </w:p>
     <w:p>
@@ -836,7 +836,7 @@
           <w:b w:val="0"/>
           <w:i w:val="0"/>
         </w:rPr>
-        <w:t xml:space="preserve"> is used less for its mechanical properties (film modulus 1 to 4 GPa) than for being a polycation in dilute acid. That makes it antimicrobial, metal-binding and mucoadhesive, so it is used in wound dressings, antimicrobial coatings and water treatment [39]. Its degree of deacetylation sets solubility and charge. Raising it in alkali also cuts the backbone, so high-deacetylation grades have a low molecular weight [3].</w:t>
+        <w:t xml:space="preserve"> earns its place less through mechanics (film modulus 1 to 4 GPa) than through being a polycation once it is dissolved in dilute acid. That one fact makes it antimicrobial, gives it a grip on metal ions, and lets it stick to mucosal tissue, which is why it turns up in wound dressings, antimicrobial coatings and water treatment [39]. The degree of deacetylation controls both its solubility and its charge. Pushing that number up means treating with alkali, and the alkali also snips the backbone, so the most heavily deacetylated grades are also the lowest in molecular weight [3].</w:t>
       </w:r>
     </w:p>
     <w:p>
@@ -855,7 +855,7 @@
           <w:b w:val="0"/>
           <w:i w:val="0"/>
         </w:rPr>
-        <w:t xml:space="preserve"> forms a soft ionic gel at room temperature when Ca²⁺ ions bridge its guluronate blocks in an "egg-box" junction [4] (Fig. 2c); a chelating agent reverses it. This is the basis of alginate hydrogels for wound dressings, cell encapsulation and bioprinting, and of its use as a food thickener. The fraction of guluronate blocks sets the balance between gel stiffness and brittleness. Hyaluronic acid, carrageenan, xanthan and pectin follow the same linkage-chemistry logic.</w:t>
+        <w:t xml:space="preserve"> sets into a soft ionic gel at room temperature as soon as Ca²⁺ ions bridge its guluronate blocks in what is usually called an "egg-box" junction [4] (Fig. 2c). Add a chelating agent and the gel comes undone again. This reversible gelling is what underlies alginate hydrogels for wound dressings, cell encapsulation and bioprinting, along with the more everyday use as a food thickener. How much of the chain is guluronate blocks decides where the gel sits between stiff and brittle. Hyaluronic acid, carrageenan, xanthan and pectin all run on the same linkage-chemistry logic.</w:t>
       </w:r>
     </w:p>
     <w:p>
@@ -936,7 +936,7 @@
           <w:b w:val="0"/>
           <w:i w:val="0"/>
         </w:rPr>
-        <w:t xml:space="preserve"> is a stiff (1.5 to 4 GPa), brittle (1.5 to 8% elongation) thermoplastic that is fully biodegradable, used for rigid packaging, coatings and compostable items. PHB is the archetype (Fig. 1f). Its processing window is the narrowest in this review, about 20 °C, because PHB decomposes by a six-membered-ring </w:t>
+        <w:t xml:space="preserve"> is a stiff (1.5 to 4 GPa) but brittle (1.5 to 8% elongation at break) thermoplastic, fully biodegradable, and used for rigid packaging, coatings and compostable items. The archetype is PHB (Fig. 1f). Its processing window, at about 20 °C, is the narrowest of anything in the review, because PHB comes apart by a six-membered-ring </w:t>
       </w:r>
       <w:r>
         <w:rPr>
@@ -949,7 +949,7 @@
           <w:b w:val="0"/>
           <w:i w:val="0"/>
         </w:rPr>
-        <w:t xml:space="preserve">-elimination just above its melting point [5]. PHBV and PHBHHx copolymers widen the window to about 55 °C at the cost of stiffness. </w:t>
+        <w:t xml:space="preserve">-elimination the moment it is heated past its melting point [5]. Copolymerising it as PHBV or PHBHHx opens the window to around 55 °C, though the material gives up some stiffness in exchange. </w:t>
       </w:r>
       <w:r>
         <w:rPr>
@@ -963,7 +963,7 @@
           <w:b w:val="0"/>
           <w:i w:val="0"/>
         </w:rPr>
-        <w:t xml:space="preserve"> is the main bio-based plastic in use today: the filament for 3D printing, and a material for food serviceware, fibre and resorbable sutures (as PLGA). Its modulus is 2.5 to 4 GPa, but its low glass transition of about 60 °C sets a low heat ceiling (§6.2). A useful molecular weight needs ring-opening polymerisation of lactide, catalysed by Sn(Oct)₂ [40,41]. A PLLA/PDLA stereocomplex melts about 50 °C higher, because the two enantiomers pack together more tightly [6,7]. Both polymers pack as helices that still melt (Fig. 2d). PBS and PEF follow the same ester logic (§7).</w:t>
+        <w:t xml:space="preserve"> is the bio-based plastic that people actually use in bulk today: the filament in a 3D printer, and the material behind food serviceware, fibre, and resorbable sutures (where it is PLGA). It has a modulus of 2.5 to 4 GPa, but a glass transition near 60 °C, and that low Tg puts a low ceiling on how much heat it will take (Section 6.2). Getting a useful molecular weight means ring-opening polymerisation of lactide with Sn(Oct)₂ as the catalyst [40,41]. Blend the two enantiomers and the PLLA/PDLA stereocomplex melts about 50 °C higher, simply because the opposite-handed chains pack together more tightly [6,7]. Both polymers still crystallise as helices that melt rather than decompose (Fig. 2d). PBS and PEF sit on the same ester logic (Section 7).</w:t>
       </w:r>
     </w:p>
     <w:p>
@@ -990,7 +990,7 @@
           <w:b w:val="0"/>
           <w:i w:val="0"/>
         </w:rPr>
-        <w:t xml:space="preserve"> (Fig. 1h) is strong and tough at once, which is rare for any polymer, so it is used as a premium suture and tissue-scaffold material and as a model tough fibre. The toughness comes from β-sheet nanocrystallites, 2 to 4 nm across, held in a soft amorphous matrix (Fig. 2e) [8]. </w:t>
+        <w:t xml:space="preserve"> (Fig. 1h) manages to be strong and tough at the same time, which almost no polymer does, and that combination is why it serves as a premium suture, as a tissue-scaffold material, and as a model system for tough fibres. The toughness comes from β-sheet nanocrystallites only 2 to 4 nm across, sitting in a soft amorphous matrix (Fig. 2e) [8]. </w:t>
       </w:r>
       <w:r>
         <w:rPr>
@@ -1004,7 +1004,7 @@
           <w:b w:val="0"/>
           <w:i w:val="0"/>
         </w:rPr>
-        <w:t xml:space="preserve"> and its denatured form </w:t>
+        <w:t xml:space="preserve">, and </w:t>
       </w:r>
       <w:r>
         <w:rPr>
@@ -1018,7 +1018,7 @@
           <w:b w:val="0"/>
           <w:i w:val="0"/>
         </w:rPr>
-        <w:t xml:space="preserve"> are used as hydrogels, tissue scaffolds and encapsulants. Collagen has a Gly-X-Y triple helix (Fig. 2f) stabilised by a stereoelectronic effect from hydroxyproline [45]; on heating it unfolds into gelatin and does not refold. Zein, casein and soy proteins form films but are not structural (§7). Every protein chain is built on a ribosomal template, so all chains have the same length (Đ = 1.0), which no non-templated biopolymer matches (§4).</w:t>
+        <w:t>, which is just denatured collagen, go into hydrogels, tissue scaffolds and encapsulants. Collagen is built as a Gly-X-Y triple helix (Fig. 2f) that a stereoelectronic effect from hydroxyproline holds together [45]; heat it and the helix unwinds into gelatin, and it will not wind back. Zein, casein and soy protein form films of their own but carry no structural load (Section 7). Because every protein chain is copied from a ribosomal template, all the chains are the same length (Đ = 1.0), something no non-templated biopolymer can claim (Section 4).</w:t>
       </w:r>
     </w:p>
     <w:p>
@@ -1099,7 +1099,7 @@
           <w:b w:val="0"/>
           <w:i w:val="0"/>
         </w:rPr>
-        <w:t xml:space="preserve"> is the second most abundant biopolymer on land and a low-cost by-product of pulping. It is used as a filler, as a carbon-fibre precursor and as an antioxidant or UV additive, and there is active work on using it to replace part of the phenol-formaldehyde resin in wood products. Lignin has no single structure-property relationship. Radical coupling of the three monolignols (Fig. 1j–l) builds an irregular cross-linked network with no repeating chain. The β-O-4 ether accounts for about 45 to 60% of the linkages [9]. The composition changes with the plant species and with the extraction method, which may be kraft, organosolv or lignosulfonate [54].</w:t>
+        <w:t xml:space="preserve"> is the second most abundant biopolymer on land, and pulping throws it off cheaply as a by-product. It goes into fillers, serves as a carbon-fibre precursor, and works as an antioxidant or UV additive; there is also live interest in using it to take over part of the phenol-formaldehyde resin in wood panels. What lignin does not have is a single structure-property relationship. Radical coupling of the three monolignols (Fig. 1j–l) throws together an irregular cross-linked network with no repeating chain at all. The β-O-4 ether makes up somewhere between 45 and 60% of the linkages [9]. The rest of the composition shifts with the plant species, and again with the extraction route, whether that is kraft, organosolv or lignosulfonate [54].</w:t>
       </w:r>
     </w:p>
     <w:p>
@@ -1116,17 +1116,24 @@
       </w:pPr>
       <w:r>
         <w:rPr>
+          <w:b w:val="0"/>
+          <w:i w:val="0"/>
+        </w:rPr>
+        <w:t xml:space="preserve">At rest, </w:t>
+      </w:r>
+      <w:r>
+        <w:rPr>
           <w:b/>
           <w:i w:val="0"/>
         </w:rPr>
-        <w:t>Natural rubber</w:t>
+        <w:t>natural rubber</w:t>
       </w:r>
       <w:r>
         <w:rPr>
           <w:b w:val="0"/>
           <w:i w:val="0"/>
         </w:rPr>
-        <w:t xml:space="preserve"> has almost no modulus at rest (0.001 to 0.005 GPa) but excellent tear and fatigue resistance under load, which keeps it in tyres, engine mounts, gloves and adhesives despite synthetic competition. The stiffness is produced on demand: relaxed </w:t>
+        <w:t xml:space="preserve"> has almost no modulus (0.001 to 0.005 GPa). Put it under load, though, and its tear and fatigue resistance is excellent, which is what keeps it in tyres, engine mounts, gloves and adhesives even with synthetic rubbers competing for the same jobs. The stiffness is made on demand. Relaxed </w:t>
       </w:r>
       <w:r>
         <w:rPr>
@@ -1139,7 +1146,7 @@
           <w:b w:val="0"/>
           <w:i w:val="0"/>
         </w:rPr>
-        <w:t xml:space="preserve">-1,4-polyisoprene is amorphous, but stretching crystallises it, and the crystallites reinforce the network. This strain-induced crystallisation (SIC) is well documented by X-ray diffraction and is largely absent in synthetic </w:t>
+        <w:t xml:space="preserve">-1,4-polyisoprene is amorphous, but stretching it drives the chains to crystallise, and those crystallites stiffen the network. X-ray diffraction has documented this strain-induced crystallisation (SIC) thoroughly, and it is mostly missing from synthetic </w:t>
       </w:r>
       <w:r>
         <w:rPr>
@@ -1152,7 +1159,7 @@
           <w:b w:val="0"/>
           <w:i w:val="0"/>
         </w:rPr>
-        <w:t xml:space="preserve">-polyisoprene [10]. It is not a fixed material constant. Molecular weight and its spread differ between </w:t>
+        <w:t xml:space="preserve">-polyisoprene [10]. None of this is a fixed material constant. Both the molecular weight and its spread vary from one </w:t>
       </w:r>
       <w:r>
         <w:rPr>
@@ -1165,7 +1172,7 @@
           <w:b w:val="0"/>
           <w:i w:val="0"/>
         </w:rPr>
-        <w:t xml:space="preserve"> clones and with tree age [19], and the non-rubber protein and gel fraction plays an active, clone-dependent part in the network rather than acting as an impurity [18]. Natural rubber is compared directly with a synthetic analogue in §6.3.</w:t>
+        <w:t xml:space="preserve"> clone to the next and with the age of the tree [19], and the non-rubber protein and gel fraction is not really an impurity but an active, clone-dependent part of the network [18]. Section 6.3 sets natural rubber directly against a synthetic counterpart.</w:t>
       </w:r>
     </w:p>
     <w:p>
@@ -1186,7 +1193,7 @@
           <w:i w:val="0"/>
           <w:sz w:val="20"/>
         </w:rPr>
-        <w:t xml:space="preserve"> Thermal and mechanical properties of the biopolymers discussed in §3 (order-of-magnitude ranges; Tg/Tm and tensile data cross-checked against de Beukelaer et al. [11], PBS against Aliotta et al. [12], PLA against [42,43], and polyester decomposition onsets against [5,44]; the polysaccharide and protein Td values are representative TGA onsets from the general literature. Td = TGA onset of mass loss under N₂; "–" = no melting transition; per-row sources in </w:t>
+        <w:t xml:space="preserve"> Thermal and mechanical properties of the biopolymers discussed in Section 3 (order-of-magnitude ranges; Tg/Tm and tensile data cross-checked against de Beukelaer et al. [11], PBS against Aliotta et al. [12], PLA against [42,43], and polyester decomposition onsets against [5,44]; the polysaccharide and protein Td values are representative TGA onsets from the general literature. Td = TGA onset of mass loss under N₂; "–" = no melting transition; per-row sources in </w:t>
       </w:r>
       <w:r>
         <w:rPr>
@@ -2662,7 +2669,7 @@
           <w:b w:val="0"/>
           <w:i w:val="0"/>
         </w:rPr>
-        <w:t>Many reviews give biopolymer molecular weight only as "high", when what matters is the full distribution. The usual descriptors are the number-average Mn, the weight-average Mw, the dispersity Đ = Mw/Mn [46], and the degree of polymerisation. Đ is the most useful, because it controls how the material processes and how widely its mechanical properties scatter within one batch; Mn on its own does not.</w:t>
+        <w:t>A lot of reviews report biopolymer molecular weight as simply "high", when the thing that actually matters is the shape of the whole distribution. The descriptors in normal use are the number-average Mn, the weight-average Mw, the dispersity Đ = Mw/Mn [46], and the degree of polymerisation. Of these, Đ carries the most information, because it is what governs how the material processes and how far its mechanical properties scatter from batch to batch. Mn by itself does neither.</w:t>
       </w:r>
     </w:p>
     <w:p>
@@ -2674,7 +2681,7 @@
           <w:b w:val="0"/>
           <w:i w:val="0"/>
         </w:rPr>
-        <w:t xml:space="preserve">The value of Đ follows from how the polymer was made (Fig. 3). Proteins and nucleic acids are built on a template, so every chain has the same length and Đ is exactly 1.0; every other route broadens the distribution, by an amount that depends on how tightly it is controlled. Natural rubber is the extreme case: harvested rather than chain-grown, its Mw and distribution shift between </w:t>
+        <w:t xml:space="preserve">Where Đ ends up is essentially a record of how the polymer was made (Fig. 3). Template synthesis, as in proteins and nucleic acids, gives every chain the same length and a Đ of exactly 1.0. Every other route widens the distribution, by an amount that tracks how tightly the polymerisation is controlled. Natural rubber is the extreme: it is harvested, not grown chain by chain, and its Mw and its distribution move around between </w:t>
       </w:r>
       <w:r>
         <w:rPr>
@@ -2687,7 +2694,7 @@
           <w:b w:val="0"/>
           <w:i w:val="0"/>
         </w:rPr>
-        <w:t xml:space="preserve"> clones and with tree age [19] in a way no synthetic polymer matches.</w:t>
+        <w:t xml:space="preserve"> clones and with the age of the tree [19] in a way that has no synthetic parallel.</w:t>
       </w:r>
     </w:p>
     <w:p>
@@ -2753,7 +2760,7 @@
           <w:b w:val="0"/>
           <w:i w:val="0"/>
         </w:rPr>
-        <w:t>Molecular weight controls performance through chain entanglement. A polymer develops full strength and toughness only once its chains are long enough to entangle, above a critical value Mc [48]; below Mc both collapse, and above Mc tensile strength rises with Mn and then levels off (Flory-type, σ ≈ σ∞ − K/Mn) [47]. Degradation shows up first as a fall in molecular weight, which costs little strength until the chains drop back below Mc, at which point performance fails suddenly.</w:t>
+        <w:t>The route from molecular weight to performance runs through chain entanglement. A polymer only reaches its full strength and toughness once the chains are long enough to entangle, which means above a critical value Mc [48]. Below Mc, both properties collapse. Above it, tensile strength climbs with Mn and then flattens out, following a Flory-type relation σ ≈ σ∞ − K/Mn [47]. When a material degrades, the first sign is a drop in molecular weight, and for a while that costs almost no strength; the failure comes suddenly, once the chains fall back below Mc.</w:t>
       </w:r>
     </w:p>
     <w:p>
@@ -2765,7 +2772,7 @@
           <w:b w:val="0"/>
           <w:i w:val="0"/>
         </w:rPr>
-        <w:t>Measuring biopolymer molecular weight is harder than for synthetic polymers. Cellulose dissolves in no standard SEC eluent and must be derivatised or dissolved in an aggressive solvent first; aggregation and chain branching further distort an SEC calibrated against linear standards. SEC-MALS and Mark-Houwink viscometry avoid the calibration problem, but Mark-Houwink parameters are missing for many biopolymer/solvent pairs. Published molecular weights for the same material therefore often differ by a factor of ten. This spread is mostly an artefact of method, so a value is only meaningful when the method is reported with it.</w:t>
+        <w:t>Actually measuring the molecular weight is harder for a biopolymer than for a synthetic one. Cellulose will not dissolve in any standard SEC eluent, so it has to be derivatised first or forced into an aggressive solvent, and even then aggregation and branching pull the result away from an SEC calibrated on linear standards. SEC-MALS and Mark-Houwink viscometry get around the calibration problem, but the Mark-Houwink parameters have never been measured for a lot of biopolymer and solvent combinations. The upshot is that published values for one and the same material often differ by a factor of ten. Most of that spread is an artefact of the method, which is why a number is only worth anything when it is quoted together with how it was obtained.</w:t>
       </w:r>
     </w:p>
     <w:p>
@@ -3081,7 +3088,7 @@
                 <w:i w:val="0"/>
                 <w:sz w:val="16"/>
               </w:rPr>
-              <w:t>intrinsic viscosity (DD/MW trade-off, §3.1)</w:t>
+              <w:t>intrinsic viscosity (DD/MW trade-off, Section 3.1)</w:t>
             </w:r>
           </w:p>
         </w:tc>
@@ -3313,7 +3320,7 @@
         <w:rPr>
           <w:i/>
         </w:rPr>
-        <w:t>Mn values are order-of-magnitude; the method column and its limitations follow refs [39,46] and §4.</w:t>
+        <w:t>Mn values are order-of-magnitude; the method column and its limitations follow refs [39,46] and Section 4.</w:t>
       </w:r>
     </w:p>
     <w:p>
@@ -3333,7 +3340,7 @@
           <w:b w:val="0"/>
           <w:i w:val="0"/>
         </w:rPr>
-        <w:t>The previous section looked at each family on its own. This one asks what they have in common.</w:t>
+        <w:t>Having gone through the families one by one, it is worth stepping back to what they have in common.</w:t>
       </w:r>
     </w:p>
     <w:p>
@@ -3353,7 +3360,7 @@
           <w:b w:val="0"/>
           <w:i w:val="0"/>
         </w:rPr>
-        <w:t>For most biopolymers the decomposition temperature sits at or below the melting point (Fig. 4a). The reason is the same one that makes them stiff: strong hydrogen bonding and dense polar groups raise the energy needed to melt the crystal until it approaches the energy needed to break the backbone bonds. The two events then overlap. Cellulose, chitosan and silk fibroin decompose before they can melt at all. Among the polyesters the gap is small but real: PHB has a melt-processing window of only about 20 °C, PHBV about 55 °C, and PLLA somewhat more [44]. Fig. 4a marks the TGA decomposition onset; in practice the usable window for PHB and PLLA is narrower still, because melt hydrolysis (§4) begins before that onset.</w:t>
+        <w:t>In most biopolymers, decomposition begins at or below the melting point (Fig. 4a). The cause is the same hydrogen bonding and dense polar-group content that makes them stiff to begin with: it raises the energy needed to melt the crystal until that figure approaches the energy needed to break a backbone bond, and the two processes then run into each other. Cellulose, chitosan and silk fibroin never get as far as melting; they decompose first. Among the polyesters the margin is thin but real: PHB gives a melt-processing window of only about 20 °C, PHBV about 55 °C, and PLLA a little more [44]. Fig. 4a is drawn to the TGA decomposition onset, but in practice the window for PHB and PLLA is tighter than that, because melt hydrolysis (Section 4) sets in before the onset is reached.</w:t>
       </w:r>
     </w:p>
     <w:p>
@@ -3365,7 +3372,7 @@
           <w:b w:val="0"/>
           <w:i w:val="0"/>
         </w:rPr>
-        <w:t>This window also sets the processing route. PBS, PLA and PHB are melt-processed, while cellulose and chitosan, having no window, are shaped from solution (Lyocell, dilute-acid spinning). Plasticisers, nucleating agents and compatibilised blends all work by widening a narrow window, so most reported "performance shortfalls" are really processing-window shortfalls.</w:t>
+        <w:t>That window also decides how the material is processed. PBS, PLA and PHB can be melt-processed; cellulose and chitosan, with no window to work in, have to be shaped from solution instead, by Lyocell or by dilute-acid spinning. Plasticisers, nucleating agents and compatibilised blends are all, in the end, ways of prising a narrow window open, so a good many of the "performance shortfalls" in the literature are really processing-window shortfalls.</w:t>
       </w:r>
     </w:p>
     <w:p>
@@ -3385,7 +3392,7 @@
           <w:b w:val="0"/>
           <w:i w:val="0"/>
         </w:rPr>
-        <w:t>The same structure sets the mechanical envelope (Fig. 4b). High crystallinity and dense hydrogen bonding raise the modulus, but they leave few flexible chain segments, so biopolymers cannot draw out before breaking the way polyethylene and polypropylene do. Most biopolymers therefore fall in the high-modulus, low-elongation corner relative to LDPE, PP and PET [11,43]. Natural rubber is the exception: it has almost no modulus when relaxed and develops its properties only under load, by SIC (§3.5, §6.3). The shapes in Fig. 4b are ranges, not points. Sample form, moisture, crystallinity and thermal history each shift a material's data by up to a factor of ten; this reappears as "batch variability" in §6.2.</w:t>
+        <w:t>Mechanical behaviour traces to the same place (Fig. 4b). Crystallinity and hydrogen bonding raise the modulus, but they leave the chain with very few flexible segments, so a biopolymer will not draw out before it breaks the way polyethylene or polypropylene does. Most of them therefore land in the same corner of the map: high modulus, low elongation, measured against LDPE, PP and PET [11,43]. Natural rubber is the outlier, with almost no modulus when relaxed and its properties showing up only under load, through SIC (Sections 3.5 and 6.3). The shapes in Fig. 4b are ranges rather than points. Sample form, moisture, crystallinity and thermal history can each move a material's data by as much as a factor of ten, and the same scatter comes back as "batch variability" in Section 6.2.</w:t>
       </w:r>
     </w:p>
     <w:p>
@@ -3459,7 +3466,7 @@
           <w:b w:val="0"/>
           <w:i w:val="0"/>
         </w:rPr>
-        <w:t>The polar groups that give the strength in §5.1 and §5.2 have a third effect. They make the material take up water. Absorbed water plasticises the amorphous fraction and opens up free volume, so the barrier performance drops as the humidity rises. This is why the barrier rating of a PLA or starch film has to be quoted with a storage humidity rather than as a single number. Molecular dynamics simulations of oxygen and water transport in PLA reproduce this dependence by tracking the fractional free volume, and can screen a film before a packaging trial is run [57,58].</w:t>
+        <w:t>All those polar groups come at a price: they also make the material take up water. Once absorbed, the water plasticises the amorphous fraction and opens up free volume, so barrier performance falls off as humidity climbs. That is the reason a barrier rating for a PLA or starch film only means something when it comes with a storage humidity attached, not as one lone number. Molecular dynamics simulations of oxygen and water moving through PLA reproduce this humidity dependence by following the fractional free volume, and they can screen a film before anyone runs a packaging trial [57,58].</w:t>
       </w:r>
     </w:p>
     <w:p>
@@ -3479,7 +3486,7 @@
           <w:b w:val="0"/>
           <w:i w:val="0"/>
         </w:rPr>
-        <w:t>Degradation is a rate process that structure controls (Fig. 5). Polyesters degrade by ester hydrolysis that catalyses itself. The acid end left by each scission speeds up the next one, so once a part is below a critical thickness its interior erodes faster than its surface. This is bulk erosion [49]. Polysaccharides and proteins degrade instead by enzymes, which reach only the amorphous segments, so the rate depends on the accessible surface area rather than on the bulk chemistry [50]. Crystallinity is therefore the central trade-off of this review. The same feature that sets the modulus (§5.2) and keeps water out (§5.3) also keeps out the attack that would degrade the material. Quantum-chemical calculations have mapped both the base-catalysed and the water-assisted neutral hydrolysis paths, and reproduce why polyesters hydrolyse far faster in acid or base than at neutral pH [59,60].</w:t>
+        <w:t>Degradation is a rate process, and structure sets the rate (Fig. 5). Polyesters go by ester hydrolysis that feeds itself: the acid chain end left behind by each scission speeds up the next one, so below a certain part thickness the inside erodes faster than the surface. This is bulk erosion [49]. Polysaccharides and proteins take a different route, through enzymes that can only reach the amorphous segments, so here the rate is set by how much surface is accessible rather than by the bulk chemistry [50]. That is what makes crystallinity the trade-off at the centre of this review. Whatever raises the modulus (Section 5.2) and holds water out (Section 5.3) also holds out the attack that would degrade the material. Quantum-chemical calculations have traced both the base-catalysed path and the water-assisted neutral one, and between them they reproduce why polyesters hydrolyse so much faster in acid or base than at neutral pH [59,60].</w:t>
       </w:r>
     </w:p>
     <w:p>
@@ -3561,7 +3568,7 @@
           <w:b w:val="0"/>
           <w:i w:val="0"/>
         </w:rPr>
-        <w:t>Four advantages come from the structure. A renewable feedstock is the only one uniform across all five families. Biodegradability matters where material is likely to leak into the environment, as with mulch film, fishing gear and disposable foodware: there the tendency to hydrolyse or be attacked by enzymes becomes the point, provided the environment matches the material [51] (§5.4). Biocompatibility and bioresorbability let PLA and PGA sutures [52] and collagen, alginate and chitosan hydrogels and dressings [55] do what commodity synthetics cannot without costly modification; this is the one area (§7) where biopolymers are the only workable class, though not unconditionally (§6.3). Function beyond mechanics, such as chirality, pH-responsive charge and sequence-encoded bioactivity, comes with the biological structure at no extra cost.</w:t>
+        <w:t>The advantages are structural, like the drawbacks. Only one of them is common to all five families: the feedstock is renewable. Biodegradability matters mainly where the material is likely to end up loose in the environment, such as mulch film, fishing gear or disposable foodware, and there the readiness to hydrolyse or be broken down by enzymes is the point rather than a defect, provided the disposal route matches the material [51] (Section 5.4). Biocompatibility and bioresorbability are what let PLA and PGA sutures [52], and collagen, alginate and chitosan hydrogels and dressings [55], do jobs a commodity synthetic could only reach after expensive modification; this is the one area (Section 7) where biopolymers really are the only practical class, though even there with conditions attached (Section 6.3). And function beyond mechanics, chirality, a charge that responds to pH, bioactivity written into the sequence, arrives with the biological structure for free.</w:t>
       </w:r>
     </w:p>
     <w:p>
@@ -3581,7 +3588,7 @@
           <w:b w:val="0"/>
           <w:i w:val="0"/>
         </w:rPr>
-        <w:t>The disadvantages are equally structural. On cost, PLA typically sells at several times the price of commodity PE and PP, and PHA higher still [16,53]. On heat resistance, PLA without stereocomplexation (§3.2) has a heat deflection temperature of only about 55 to 65 °C, well below the roughly 100 °C of PP [11,13]. Its oxygen and CO₂ barrier matches that of PET, but its water-vapour barrier is worse, and starch films are worse again [14]. The real barrier weakness is therefore moisture sensitivity (§5.3) rather than oxygen permeation. Ageing compounds both: PHB embrittles on storage through secondary crystallisation [61] and PLA through sub-Tg physical ageing [43], while starch properties drift with humidity and PLA must be dried before melt processing or its molecular weight falls out of control (§4).</w:t>
+        <w:t>The disadvantages are just as structural. On price, PLA usually costs several times what commodity PE and PP cost, and PHA more again [16,53]. On heat, PLA that has not been stereocomplexed (Section 3.2) has a heat deflection temperature of only about 55 to 65 °C, well under the roughly 100 °C of PP [11,13]. Its oxygen and CO₂ barrier is a match for PET, but the water-vapour barrier is worse, and a starch film is worse still [14], so the barrier problem that really bites is moisture sensitivity (Section 5.3), not oxygen getting through. Ageing makes both worse: PHB embrittles in storage as secondary crystallisation proceeds [61], PLA through physical ageing below its Tg [43], starch properties wander with the humidity, and PLA has to be dried before melt processing or its molecular weight runs away (Section 4).</w:t>
       </w:r>
     </w:p>
     <w:p>
@@ -3593,7 +3600,7 @@
           <w:b w:val="0"/>
           <w:i w:val="0"/>
         </w:rPr>
-        <w:t>Agricultural sourcing also introduces batch-to-batch variability that petrochemical monomers do not show, in the alginate M and G fractions, the chitosan degree of deacetylation, the starch amylose content, and the natural-rubber clone and tree age [19]. Compatibility with existing recycling streams is a further limitation: a 2022 study found PLA present at only 0 to 0.019% of PET recycling streams, kept there by near-infrared sorting below the roughly 1% level that measurably degrades recycled PET [15]. This is a dependence on sorting infrastructure rather than an inherent incompatibility.</w:t>
+        <w:t>Sourcing from agriculture also brings a batch-to-batch variability that petrochemical monomers simply do not have: in the M and G fractions of alginate, in the degree of deacetylation of chitosan, in the amylose content of starch, and in the clone and tree age behind natural rubber [19]. Fitting into existing recycling streams is another limit. A 2022 study put PLA at only 0 to 0.019% of PET recycling streams, held down there by near-infrared sorting, and below the roughly 1% level at which it measurably degrades recycled PET [15]. That is a reliance on sorting infrastructure, not an inherent incompatibility.</w:t>
       </w:r>
     </w:p>
     <w:p>
@@ -3613,7 +3620,7 @@
           <w:b w:val="0"/>
           <w:i w:val="0"/>
         </w:rPr>
-        <w:t>NR and styrene-butadiene rubber (SBR) are compounded, filled and vulcanised the same way and compete in the same applications (tyre tread, damping, belting), so the differences between them trace to backbone chemistry rather than to processing. This is the cleanest same-application comparison in the review. Fig. 6 shows where the difference starts at the chain scale; Table 4 scores both materials across five dimensions [10,18–32].</w:t>
+        <w:t>NR and styrene-butadiene rubber (SBR) are compounded, filled and vulcanised in the same way, and they compete for the same jobs, tyre tread, damping, belting, so whatever separates them has to come from the backbone rather than from processing. That makes it the cleanest same-application comparison in the review. Fig. 6 shows where the difference begins at the scale of the chain; Table 4 scores the two materials on five counts [10,18–32].</w:t>
       </w:r>
     </w:p>
     <w:p>
@@ -4145,7 +4152,7 @@
           <w:b w:val="0"/>
           <w:i w:val="0"/>
         </w:rPr>
-        <w:t>Under matched compounding, NR's SIC gives better initial tear and crack-growth resistance [10,23]; SBR reaches comparable wear resistance through reinforcement and cure design [24]. This is the clearest case in the review of backbone chemistry trading off against formulation. The "natural is better" story does not survive the literature. NR latex carries a real protein-allergy risk that SBR does not [27,28], renewability does not guarantee a lower life-cycle footprint [29,30], and NR pricing has been the more volatile of the two, for climate and disease reasons unrelated to polymer chemistry [32].</w:t>
+        <w:t>With the compounding matched, the SIC in NR gives it the better tear and crack-growth resistance to start with [10,23], and SBR then catches up on wear resistance through reinforcement and cure design [24]. It is the clearest instance in the review of backbone chemistry and formulation trading against each other. The "natural is better" line does not hold up against the literature. NR latex brings a genuine protein-allergy risk that SBR does not [27,28], being renewable is no guarantee of a smaller life-cycle footprint [29,30], and NR has historically been the more volatile of the two on price, for reasons of climate and crop disease that have nothing to do with polymer chemistry [32].</w:t>
       </w:r>
     </w:p>
     <w:p>
@@ -4165,7 +4172,7 @@
           <w:b w:val="0"/>
           <w:i w:val="0"/>
         </w:rPr>
-        <w:t>Table 5 lists each application by the property it needs and the material that meets it. Two patterns stand out. Packaging needs an O₂ and H₂O barrier, toughness and heat resistance above PLA's heat deflection temperature at once (§6.2); no single biopolymer gives all three (§5.3), so packaging is almost always multilayer or blended. Biomedical use is the one area where biopolymers are close to unique, combining biocompatibility with a tunable degradation rate (§5.4). Even there, PGA and PLGA sutures still fail mainly through a local pH drop from their acidic hydrolysis products [52,53], and collagen, alginate and chitosan carry the same logic to scaffolds and bioprinting [55].</w:t>
+        <w:t>Table 5 sets out each application against the property it calls for and the material that supplies it. Two patterns stand out. Packaging wants an O₂ and an H₂O barrier, toughness, and heat resistance above PLA's heat deflection temperature, all at once (Section 6.2); no single biopolymer covers all three (Section 5.3), so packaging is nearly always multilayer or blended. Biomedical use is the one place where biopolymers come close to being irreplaceable, since they put biocompatibility and a tunable degradation rate in the same material (Section 5.4). Even there, PGA and PLGA sutures still fail mostly through a local drop in pH as their acidic hydrolysis products build up [52,53], and collagen, alginate and chitosan carry that same logic across to scaffolds and bioprinting [55].</w:t>
       </w:r>
     </w:p>
     <w:p>
@@ -4198,14 +4205,14 @@
         <w:tblLayout w:type="fixed"/>
       </w:tblPr>
       <w:tblGrid>
-        <w:gridCol w:w="2384"/>
-        <w:gridCol w:w="3822"/>
-        <w:gridCol w:w="2721"/>
+        <w:gridCol w:w="2366"/>
+        <w:gridCol w:w="3801"/>
+        <w:gridCol w:w="2759"/>
       </w:tblGrid>
       <w:tr>
         <w:tc>
           <w:tcPr>
-            <w:tcW w:type="dxa" w:w="2384"/>
+            <w:tcW w:type="dxa" w:w="2366"/>
             <w:tcBorders>
               <w:top w:val="single" w:sz="8" w:space="0" w:color="000000"/>
               <w:bottom w:val="single" w:sz="8" w:space="0" w:color="000000"/>
@@ -4228,7 +4235,7 @@
         </w:tc>
         <w:tc>
           <w:tcPr>
-            <w:tcW w:type="dxa" w:w="3823"/>
+            <w:tcW w:type="dxa" w:w="3802"/>
             <w:tcBorders>
               <w:top w:val="single" w:sz="8" w:space="0" w:color="000000"/>
               <w:bottom w:val="single" w:sz="8" w:space="0" w:color="000000"/>
@@ -4251,7 +4258,7 @@
         </w:tc>
         <w:tc>
           <w:tcPr>
-            <w:tcW w:type="dxa" w:w="2721"/>
+            <w:tcW w:type="dxa" w:w="2760"/>
             <w:tcBorders>
               <w:top w:val="single" w:sz="8" w:space="0" w:color="000000"/>
               <w:bottom w:val="single" w:sz="8" w:space="0" w:color="000000"/>
@@ -4276,7 +4283,7 @@
       <w:tr>
         <w:tc>
           <w:tcPr>
-            <w:tcW w:type="dxa" w:w="2384"/>
+            <w:tcW w:type="dxa" w:w="2366"/>
             <w:tcBorders>
               <w:top w:val="nil"/>
               <w:bottom w:val="nil"/>
@@ -4299,7 +4306,7 @@
         </w:tc>
         <w:tc>
           <w:tcPr>
-            <w:tcW w:type="dxa" w:w="3823"/>
+            <w:tcW w:type="dxa" w:w="3802"/>
             <w:tcBorders>
               <w:top w:val="nil"/>
               <w:bottom w:val="nil"/>
@@ -4322,7 +4329,7 @@
         </w:tc>
         <w:tc>
           <w:tcPr>
-            <w:tcW w:type="dxa" w:w="2721"/>
+            <w:tcW w:type="dxa" w:w="2760"/>
             <w:tcBorders>
               <w:top w:val="nil"/>
               <w:bottom w:val="nil"/>
@@ -4347,7 +4354,7 @@
       <w:tr>
         <w:tc>
           <w:tcPr>
-            <w:tcW w:type="dxa" w:w="2384"/>
+            <w:tcW w:type="dxa" w:w="2366"/>
             <w:tcBorders>
               <w:top w:val="nil"/>
               <w:bottom w:val="nil"/>
@@ -4370,7 +4377,7 @@
         </w:tc>
         <w:tc>
           <w:tcPr>
-            <w:tcW w:type="dxa" w:w="3823"/>
+            <w:tcW w:type="dxa" w:w="3802"/>
             <w:tcBorders>
               <w:top w:val="nil"/>
               <w:bottom w:val="nil"/>
@@ -4393,7 +4400,7 @@
         </w:tc>
         <w:tc>
           <w:tcPr>
-            <w:tcW w:type="dxa" w:w="2721"/>
+            <w:tcW w:type="dxa" w:w="2760"/>
             <w:tcBorders>
               <w:top w:val="nil"/>
               <w:bottom w:val="nil"/>
@@ -4418,7 +4425,7 @@
       <w:tr>
         <w:tc>
           <w:tcPr>
-            <w:tcW w:type="dxa" w:w="2384"/>
+            <w:tcW w:type="dxa" w:w="2366"/>
             <w:tcBorders>
               <w:top w:val="nil"/>
               <w:bottom w:val="nil"/>
@@ -4441,7 +4448,7 @@
         </w:tc>
         <w:tc>
           <w:tcPr>
-            <w:tcW w:type="dxa" w:w="3823"/>
+            <w:tcW w:type="dxa" w:w="3802"/>
             <w:tcBorders>
               <w:top w:val="nil"/>
               <w:bottom w:val="nil"/>
@@ -4464,7 +4471,7 @@
         </w:tc>
         <w:tc>
           <w:tcPr>
-            <w:tcW w:type="dxa" w:w="2721"/>
+            <w:tcW w:type="dxa" w:w="2760"/>
             <w:tcBorders>
               <w:top w:val="nil"/>
               <w:bottom w:val="nil"/>
@@ -4489,7 +4496,7 @@
       <w:tr>
         <w:tc>
           <w:tcPr>
-            <w:tcW w:type="dxa" w:w="2384"/>
+            <w:tcW w:type="dxa" w:w="2366"/>
             <w:tcBorders>
               <w:top w:val="nil"/>
               <w:bottom w:val="nil"/>
@@ -4512,7 +4519,7 @@
         </w:tc>
         <w:tc>
           <w:tcPr>
-            <w:tcW w:type="dxa" w:w="3823"/>
+            <w:tcW w:type="dxa" w:w="3802"/>
             <w:tcBorders>
               <w:top w:val="nil"/>
               <w:bottom w:val="nil"/>
@@ -4535,7 +4542,7 @@
         </w:tc>
         <w:tc>
           <w:tcPr>
-            <w:tcW w:type="dxa" w:w="2721"/>
+            <w:tcW w:type="dxa" w:w="2760"/>
             <w:tcBorders>
               <w:top w:val="nil"/>
               <w:bottom w:val="nil"/>
@@ -4560,7 +4567,7 @@
       <w:tr>
         <w:tc>
           <w:tcPr>
-            <w:tcW w:type="dxa" w:w="2384"/>
+            <w:tcW w:type="dxa" w:w="2366"/>
             <w:tcBorders>
               <w:top w:val="nil"/>
               <w:bottom w:val="single" w:sz="8" w:space="0" w:color="000000"/>
@@ -4583,7 +4590,7 @@
         </w:tc>
         <w:tc>
           <w:tcPr>
-            <w:tcW w:type="dxa" w:w="3823"/>
+            <w:tcW w:type="dxa" w:w="3802"/>
             <w:tcBorders>
               <w:top w:val="nil"/>
               <w:bottom w:val="single" w:sz="8" w:space="0" w:color="000000"/>
@@ -4606,7 +4613,7 @@
         </w:tc>
         <w:tc>
           <w:tcPr>
-            <w:tcW w:type="dxa" w:w="2721"/>
+            <w:tcW w:type="dxa" w:w="2760"/>
             <w:tcBorders>
               <w:top w:val="nil"/>
               <w:bottom w:val="single" w:sz="8" w:space="0" w:color="000000"/>
@@ -4623,7 +4630,7 @@
                 <w:i w:val="0"/>
                 <w:sz w:val="16"/>
               </w:rPr>
-              <w:t>Natural rubber, NR/SBR blends (§6.3)</w:t>
+              <w:t>Natural rubber, NR/SBR blends (Section 6.3)</w:t>
             </w:r>
           </w:p>
         </w:tc>
@@ -4651,7 +4658,7 @@
           <w:b w:val="0"/>
           <w:i w:val="0"/>
         </w:rPr>
-        <w:t>Three judgements follow. First, the performance ceiling is thermal and hygroscopic (§5.1, §5.3), not mechanical: most families meet or exceed the stiffness of synthetic polymers and fail instead on processing window and moisture. Second, crystallinity governs the whole trade-off (§5.4). It supplies stiffness, keeps water out and keeps degradative attack out, so raising one lowers the other two, and the NR/SBR case study (§6.3) reaches the same trade-off through formulation alone. Third, a molecular-weight figure means little without the method used to measure it (§4), and the features that make it hard to measure are the same ones that explain performance.</w:t>
+        <w:t>A few things are worth stating plainly at the end. The ceiling on performance is thermal and hygroscopic rather than mechanical (Sections 5.1 and 5.3): on stiffness most of the families match or beat synthetic polymers, and where they fall short is the processing window and moisture. Crystallinity is what ties the trade-off together (Section 5.4), giving stiffness while it keeps out both water and degradative attack, so a gain on any one of the three is paid for on the other two. The natural rubber and SBR comparison (Section 6.3) reaches the same place through compounding alone. And a molecular weight still means very little without the method used to obtain it (Section 4), where the features that make biopolymers awkward to measure are the same ones that decide how they perform.</w:t>
       </w:r>
     </w:p>
     <w:p>
@@ -4663,7 +4670,7 @@
           <w:b w:val="0"/>
           <w:i w:val="0"/>
         </w:rPr>
-        <w:t>Bio-based plastics were about 2.31 Mt of capacity in 2025, roughly 0.5% of all plastics [16]. Scaling up will not by itself fix the processing window, the humidity sensitivity or the batch variability; the nearer-term routes to those are enzymatic depolymerisation back to monomer [17] and data-driven property prediction [56].</w:t>
+        <w:t>Bio-based plastics came to about 2.31 Mt of capacity in 2025, near 0.5% of all plastics [16]. Scale on its own will not deal with the processing window, the sensitivity to humidity or the batch-to-batch variability; the more promising near-term routes are enzymatic depolymerisation back to the monomer [17] and data-driven prediction of properties [56].</w:t>
       </w:r>
     </w:p>
     <w:p>

--- a/projects/biopolymers-review/Biopolymers-review-DRAFT.docx
+++ b/projects/biopolymers-review/Biopolymers-review-DRAFT.docx
@@ -22,21 +22,10 @@
         <w:rPr>
           <w:i/>
         </w:rPr>
-        <w:t>[Author One] ([Matric No.]) and [Author Two] ([Matric No.])</w:t>
+        <w:t>[Zhang Xubo] ([A0359670R]) and [Author Two] ([Matric No.])</w:t>
       </w:r>
     </w:p>
     <w:p>
-      <w:pPr>
-        <w:jc w:val="center"/>
-      </w:pPr>
-      <w:r>
-        <w:rPr>
-          <w:i/>
-        </w:rPr>
-        <w:t>CM5174 group project · MSc Industrial Chemistry, National University of Singapore · [Date]</w:t>
-      </w:r>
-    </w:p>
-    <w:p>
       <w:r>
         <w:rPr>
           <w:b/>
@@ -49,7 +38,7 @@
           <w:b w:val="0"/>
           <w:i/>
         </w:rPr>
-        <w:t xml:space="preserve"> We used Claude (Anthropic) to draft, revise and copy-edit the prose, to write the Python/RDKit/Matplotlib code that generates the figures, to find and cross-check references against Crossref, and to condense the report. The authors checked all chemistry, data and arguments and are responsible for the content and quality of the submitted work.</w:t>
+        <w:t xml:space="preserve"> We use Claude (Anthropic) to polish the paper and correct grammatical errors, fix the Python/RDKit/Matplotlib codes for the charts, search and verify the references, and streamline the report content. The author is responsible for all the chemical data, the argumentation content, the original writing of the article and the originality, and assumes full responsibility for the content and quality of the submitted work.</w:t>
       </w:r>
     </w:p>
     <w:p>
@@ -69,7 +58,7 @@
           <w:b w:val="0"/>
           <w:i w:val="0"/>
         </w:rPr>
-        <w:t>This review is organised around one choice. We sort biopolymers by the bond that repeats along the backbone rather than by the organism they come from, and we describe what each material does and where it is used before explaining it from structure. A few things recur across the families. Strength is rarely the limit; what caps performance is thermal stability and the response to water. Crystallinity is the other recurring theme, and it cuts both ways, because the crystalline order that stiffens a polymer also blocks water and slows the hydrolysis or enzymatic attack that degrades it, so a gain on one of the three is usually paid for on the other two. Molecular weight is handled with some care, since a single figure means almost nothing without the method behind it. A brief comparison of natural rubber with synthetic SBR shows the same backbone-versus-formulation tension inside a single application. All figures were generated by code, from cited data and from structures checked for stereochemistry.</w:t>
+        <w:t>This review is organised around one choice. We sort biopolymers by the bond that repeats along the backbone rather than by the organism they come from, and we describe what each material does and where it is used before explaining it from structure. A few things recur across the families. Strength is rarely the limit; what caps performance is thermal stability and the response to water. Crystallinity is the other recurring theme, and it cuts both ways, because the crystalline order that stiffens a polymer also blocks water and slows the hydrolysis or enzymatic attack that degrades it. A brief comparison of natural rubber with synthetic SBR shows the same backbone-versus-formulation tension inside a single application. All figures were generated by code, from cited data and from structures checked for stereochemistry.</w:t>
       </w:r>
     </w:p>
     <w:p>
@@ -102,7 +91,7 @@
           <w:b w:val="0"/>
           <w:i w:val="0"/>
         </w:rPr>
-        <w:t>-1,4-polyisoprene and lignin between them account for most of the organic polymer on Earth [1]. We also bring in polymers made by chemically polymerising a monomer that was itself extracted from biomass. Poly(lactic acid), or PLA, is the obvious case, and because its behaviour makes most sense when read against the true biopolymers, we keep it alongside them throughout.</w:t>
+        <w:t>-1,4-polyisoprene and lignin between them account for most of the organic polymer on Earth [1]. We also include polymers that are chemically polymerised from a monomer taken from biomass. Polylactic acid (PLA) is a typical example. Because its performance is closer to that of the true biopolymers, we keep comparing it with them throughout the discussion. The difference between these chains and synthetic polymers really lies mainly in how they are synthesised. Their synthesis follows a specific template, so chain length and sequence are fixed exactly, and proteins and nucleic acids come out highly uniform (Đ close to 1.0). The monomers a cell supplies are single enantiomers, which makes the chains stereoregular for free. On top of that, almost every repeat unit carries a hydroxyl, an amide or a carbonyl group, and those groups pull neighbouring chains together much harder than anything in polyethylene or polypropylene. Nearly everything in this review follows from those points. They give biopolymers their stiffness and high crystallinity. They are also why the same materials are brittle, take up water, and start to decompose at or below their melting point (Section 5.4).</w:t>
       </w:r>
     </w:p>
     <w:p>
@@ -114,7 +103,15 @@
           <w:b w:val="0"/>
           <w:i w:val="0"/>
         </w:rPr>
-        <w:t>What separates these chains from synthetic polymers really comes down to how they are made. The synthesis follows a template, so chain length and sequence are fixed exactly and proteins and nucleic acids end up perfectly uniform (Đ = 1.0). The monomers a cell supplies are single enantiomers, which makes the chains stereoregular for free. On top of that, almost every repeat unit carries a hydroxyl, an amide or a carbonyl group, and those groups pull neighbouring chains together much harder than anything in polyethylene or polypropylene. Nearly everything in this review follows from those points. They give biopolymers their stiffness and high crystallinity. They are also why the same materials are brittle, take up water, and start to decompose at or below their melting point (Section 5.4).</w:t>
+        <w:t>The sections that follow take this in order: how biopolymers are classified, the individual families, molecular weight, the properties they share, the comparison with synthetic polymers, and applications.</w:t>
+      </w:r>
+    </w:p>
+    <w:p>
+      <w:pPr>
+        <w:pStyle w:val="Heading1"/>
+      </w:pPr>
+      <w:r>
+        <w:t>2. Types of Biopolymers</w:t>
       </w:r>
     </w:p>
     <w:p>
@@ -126,26 +123,6 @@
           <w:b w:val="0"/>
           <w:i w:val="0"/>
         </w:rPr>
-        <w:t>The sections that follow take this in order: how biopolymers are classified, the individual families, molecular weight, the properties they share, the comparison with synthetic polymers, and applications.</w:t>
-      </w:r>
-    </w:p>
-    <w:p>
-      <w:pPr>
-        <w:pStyle w:val="Heading1"/>
-      </w:pPr>
-      <w:r>
-        <w:t>2. Types of Biopolymers</w:t>
-      </w:r>
-    </w:p>
-    <w:p>
-      <w:pPr>
-        <w:jc w:val="both"/>
-      </w:pPr>
-      <w:r>
-        <w:rPr>
-          <w:b w:val="0"/>
-          <w:i w:val="0"/>
-        </w:rPr>
         <w:t>The usual first cut sorts biopolymers by origin: pulled out of biomass, made by micro-organisms, or polymerised from a bio-based monomer. Origin turns out to be a weak predictor of how a material behaves. Two polymers with the same origin can melt, process and rot in completely unlike ways, and two with different origins often end up much alike. The linkage that repeats along the backbone is the more useful handle, since it is what decides whether a material can be melted at all and how it comes apart. So the review is built around backbone chemistry (Table 1). Origin stays on as a small tag against each material, because it still explains why molecular weight and purity drift about within a single class (Section 4).</w:t>
       </w:r>
     </w:p>
@@ -167,7 +144,7 @@
           <w:i w:val="0"/>
           <w:sz w:val="20"/>
         </w:rPr>
-        <w:t xml:space="preserve"> Classification of biopolymers by backbone chemistry, the axis this review is organised on. Origin (extracted / microbial / bio-monomer) is a secondary property, not the primary split.</w:t>
+        <w:t xml:space="preserve"> Classification of biopolymers by backbone chemistry. Origin (extracted / microbial / bio-monomer) is a secondary property, not the primary split.</w:t>
       </w:r>
     </w:p>
     <w:tbl>
@@ -771,7 +748,7 @@
           <w:b w:val="0"/>
           <w:i w:val="0"/>
         </w:rPr>
-        <w:t>Each material below is introduced by what it does and where it is used, with the structural reason second. The through-line is that backbone chemistry, not the biological source, is what predicts melting, degradation by water or enzymes, and mechanical behaviour. Table 2 collects the numbers; Fig. 1 shows the repeat units and Fig. 2 the higher-order structures.</w:t>
+        <w:t>The families are taken in turn below, with the numbers in Table 2, the repeat units in Fig. 1 and the higher-order structures in Fig. 2. The point that keeps coming back is that backbone chemistry, not the biological source, is what predicts melting, attack by water or enzymes, and mechanical behaviour.</w:t>
       </w:r>
     </w:p>
     <w:p>
@@ -788,17 +765,10 @@
       </w:pPr>
       <w:r>
         <w:rPr>
-          <w:b/>
-          <w:i w:val="0"/>
-        </w:rPr>
-        <w:t>Cellulose</w:t>
-      </w:r>
-      <w:r>
-        <w:rPr>
           <w:b w:val="0"/>
           <w:i w:val="0"/>
         </w:rPr>
-        <w:t xml:space="preserve"> is the stiffest material in the review, with a crystal modulus along the chain axis of roughly 130 to 150 GPa [35]; regenerated fibres come in lower, at 10 to 30 GPa [36]. It has no real melting point and begins to decompose near 300 °C, which forces everything to be shaped from solution: Lyocell and viscose fibre [36], clear film, and the nanocrystals and nanofibrils now used as reinforcing filler [2]. Behind this is the linear β-(1→4) chain (Fig. 1a), which lies flat as a ribbon so that hydrogen bonds can stack the ribbons into Iα and Iβ sheets (Fig. 2a). Holding those sheets together takes more energy than breaking a backbone bond [33,34], so the only solvents that dissolve cellulose are ones that tear the hydrogen-bond network apart, such as NMMO in the Lyocell process [37] or LiCl in DMAc.</w:t>
+        <w:t>Nothing else in the review is as stiff as cellulose. Its crystal modulus along the chain axis is around 130 to 150 GPa [35], and even regenerated fibres reach 10 to 30 GPa [36]. There is no melting step to use: cellulose starts to decompose near 300 °C, so it has to be shaped from solution, as Lyocell and viscose fibre [36], as clear film, or as the nanocrystals and nanofibrils now added as reinforcing filler [2]. The linear β-(1→4) chain (Fig. 1a) is behind all of this. It lies flat as a ribbon, hydrogen bonds stack the ribbons into Iα and Iβ sheets (Fig. 2a), and pulling the sheets apart costs more energy than breaking a backbone bond [33,34]. Only solvents that dismantle that hydrogen-bond network will dissolve it, such as NMMO in the Lyocell process [37] or LiCl in DMAc.</w:t>
       </w:r>
     </w:p>
     <w:p>
@@ -807,17 +777,10 @@
       </w:pPr>
       <w:r>
         <w:rPr>
-          <w:b/>
-          <w:i w:val="0"/>
-        </w:rPr>
-        <w:t>Starch</w:t>
-      </w:r>
-      <w:r>
-        <w:rPr>
           <w:b w:val="0"/>
           <w:i w:val="0"/>
         </w:rPr>
-        <w:t>, plasticised into thermoplastic starch, is soft and very cheap (modulus 0.02 to 1 GPa), but it is sensitive to humidity and slowly recrystallises in storage, a process called retrogradation [38]. That is why it is rarely used on its own and usually goes into blends with PLA or PBAT, for compostable bags, foamed trays and mulch film. The packing of the chains matters here more than their chemistry: linear amylose and branched amylopectin together give only a weak crystallinity that humidity reverses, and the amylose winds into a helix wide enough for water to get in and plasticise it (Fig. 2b).</w:t>
+        <w:t>Starch is almost the opposite. Plasticised into thermoplastic starch it is soft and very cheap (modulus 0.02 to 1 GPa), but it takes up moisture and slowly recrystallises on the shelf, a process called retrogradation [38]. For that reason it is seldom used alone; the usual form is a blend with PLA or PBAT, made into compostable bags, foamed trays and mulch film. Here it is the arrangement of the chains rather than their chemistry that matters. Amylose and amylopectin give only a weak crystallinity that humidity undoes, and the amylose coils into a helix loose enough for water to enter and soften it (Fig. 2b).</w:t>
       </w:r>
     </w:p>
     <w:p>
@@ -826,36 +789,10 @@
       </w:pPr>
       <w:r>
         <w:rPr>
-          <w:b/>
-          <w:i w:val="0"/>
-        </w:rPr>
-        <w:t>Chitosan</w:t>
-      </w:r>
-      <w:r>
-        <w:rPr>
           <w:b w:val="0"/>
           <w:i w:val="0"/>
         </w:rPr>
-        <w:t xml:space="preserve"> earns its place less through mechanics (film modulus 1 to 4 GPa) than through being a polycation once it is dissolved in dilute acid. That one fact makes it antimicrobial, gives it a grip on metal ions, and lets it stick to mucosal tissue, which is why it turns up in wound dressings, antimicrobial coatings and water treatment [39]. The degree of deacetylation controls both its solubility and its charge. Pushing that number up means treating with alkali, and the alkali also snips the backbone, so the most heavily deacetylated grades are also the lowest in molecular weight [3].</w:t>
-      </w:r>
-    </w:p>
-    <w:p>
-      <w:pPr>
-        <w:jc w:val="both"/>
-      </w:pPr>
-      <w:r>
-        <w:rPr>
-          <w:b/>
-          <w:i w:val="0"/>
-        </w:rPr>
-        <w:t>Alginate</w:t>
-      </w:r>
-      <w:r>
-        <w:rPr>
-          <w:b w:val="0"/>
-          <w:i w:val="0"/>
-        </w:rPr>
-        <w:t xml:space="preserve"> sets into a soft ionic gel at room temperature as soon as Ca²⁺ ions bridge its guluronate blocks in what is usually called an "egg-box" junction [4] (Fig. 2c). Add a chelating agent and the gel comes undone again. This reversible gelling is what underlies alginate hydrogels for wound dressings, cell encapsulation and bioprinting, along with the more everyday use as a food thickener. How much of the chain is guluronate blocks decides where the gel sits between stiff and brittle. Hyaluronic acid, carrageenan, xanthan and pectin all run on the same linkage-chemistry logic.</w:t>
+        <w:t>The remaining two polysaccharides are used for chemistry, not for load-bearing. Once dissolved in dilute acid, chitosan (film modulus 1 to 4 GPa) becomes a polycation, and that alone makes it antimicrobial, able to bind metal ions, and adhesive to mucosa, which is why it appears in wound dressings, antimicrobial coatings and water treatment [39]. Its degree of deacetylation fixes both solubility and charge, and since raising it with alkali also cuts the chain, the most deacetylated grades are the ones with the lowest molecular weight [3]. Alginate works differently again: a soft gel forms the moment Ca²⁺ ions bridge its guluronate blocks into an "egg-box" junction [4] (Fig. 2c), and a chelating agent pulls the gel apart again. That reversibility is the basis of alginate hydrogels for wound dressings, cell encapsulation and bioprinting, and of its use as a food thickener, with the guluronate fraction setting how stiff or brittle the gel turns out. Hyaluronic acid, carrageenan, xanthan and pectin follow the same linkage-chemistry logic.</w:t>
       </w:r>
     </w:p>
     <w:p>
@@ -926,17 +863,10 @@
       </w:pPr>
       <w:r>
         <w:rPr>
-          <w:b/>
-          <w:i w:val="0"/>
-        </w:rPr>
-        <w:t>PHA</w:t>
-      </w:r>
-      <w:r>
-        <w:rPr>
           <w:b w:val="0"/>
           <w:i w:val="0"/>
         </w:rPr>
-        <w:t xml:space="preserve"> is a stiff (1.5 to 4 GPa) but brittle (1.5 to 8% elongation at break) thermoplastic, fully biodegradable, and used for rigid packaging, coatings and compostable items. The archetype is PHB (Fig. 1f). Its processing window, at about 20 °C, is the narrowest of anything in the review, because PHB comes apart by a six-membered-ring </w:t>
+        <w:t xml:space="preserve">Two polyesters matter here, and they are not alike. Take PHB (Fig. 1f) as the archetype of PHA: it is stiff (1.5 to 4 GPa), brittle (1.5 to 8% elongation at break), fully biodegradable, and used for rigid packaging, coatings and compostable items. Its processing window is the narrowest of anything in the review, only about 20 °C, because PHB breaks up by a six-membered-ring </w:t>
       </w:r>
       <w:r>
         <w:rPr>
@@ -949,21 +879,7 @@
           <w:b w:val="0"/>
           <w:i w:val="0"/>
         </w:rPr>
-        <w:t xml:space="preserve">-elimination the moment it is heated past its melting point [5]. Copolymerising it as PHBV or PHBHHx opens the window to around 55 °C, though the material gives up some stiffness in exchange. </w:t>
-      </w:r>
-      <w:r>
-        <w:rPr>
-          <w:b/>
-          <w:i w:val="0"/>
-        </w:rPr>
-        <w:t>PLA</w:t>
-      </w:r>
-      <w:r>
-        <w:rPr>
-          <w:b w:val="0"/>
-          <w:i w:val="0"/>
-        </w:rPr>
-        <w:t xml:space="preserve"> is the bio-based plastic that people actually use in bulk today: the filament in a 3D printer, and the material behind food serviceware, fibre, and resorbable sutures (where it is PLGA). It has a modulus of 2.5 to 4 GPa, but a glass transition near 60 °C, and that low Tg puts a low ceiling on how much heat it will take (Section 6.2). Getting a useful molecular weight means ring-opening polymerisation of lactide with Sn(Oct)₂ as the catalyst [40,41]. Blend the two enantiomers and the PLLA/PDLA stereocomplex melts about 50 °C higher, simply because the opposite-handed chains pack together more tightly [6,7]. Both polymers still crystallise as helices that melt rather than decompose (Fig. 2d). PBS and PEF sit on the same ester logic (Section 7).</w:t>
+        <w:t>-elimination as soon as it is heated past melting [5]; the PHBV and PHBHHx copolymers stretch that window to around 55 °C but lose stiffness doing it. The polyester that is actually used at scale, though, is PLA, as 3D-printer filament, food serviceware, fibre and resorbable sutures (as PLGA). Its modulus is 2.5 to 4 GPa, but a glass transition near 60 °C keeps its heat ceiling low (Section 6.2). A useful molecular weight needs ring-opening polymerisation of lactide catalysed by Sn(Oct)₂ [40,41], and mixing the two enantiomers gives a PLLA/PDLA stereocomplex that melts about 50 °C higher because the opposite-handed chains pack more tightly [6,7]. Both polyesters crystallise as helices that still melt rather than decompose (Fig. 2d). PBS and PEF run on the same ester logic (Section 7).</w:t>
       </w:r>
     </w:p>
     <w:p>
@@ -980,45 +896,10 @@
       </w:pPr>
       <w:r>
         <w:rPr>
-          <w:b/>
-          <w:i w:val="0"/>
-        </w:rPr>
-        <w:t>Silk fibroin</w:t>
-      </w:r>
-      <w:r>
-        <w:rPr>
           <w:b w:val="0"/>
           <w:i w:val="0"/>
         </w:rPr>
-        <w:t xml:space="preserve"> (Fig. 1h) manages to be strong and tough at the same time, which almost no polymer does, and that combination is why it serves as a premium suture, as a tissue-scaffold material, and as a model system for tough fibres. The toughness comes from β-sheet nanocrystallites only 2 to 4 nm across, sitting in a soft amorphous matrix (Fig. 2e) [8]. </w:t>
-      </w:r>
-      <w:r>
-        <w:rPr>
-          <w:b/>
-          <w:i w:val="0"/>
-        </w:rPr>
-        <w:t>Collagen</w:t>
-      </w:r>
-      <w:r>
-        <w:rPr>
-          <w:b w:val="0"/>
-          <w:i w:val="0"/>
-        </w:rPr>
-        <w:t xml:space="preserve">, and </w:t>
-      </w:r>
-      <w:r>
-        <w:rPr>
-          <w:b/>
-          <w:i w:val="0"/>
-        </w:rPr>
-        <w:t>gelatin</w:t>
-      </w:r>
-      <w:r>
-        <w:rPr>
-          <w:b w:val="0"/>
-          <w:i w:val="0"/>
-        </w:rPr>
-        <w:t>, which is just denatured collagen, go into hydrogels, tissue scaffolds and encapsulants. Collagen is built as a Gly-X-Y triple helix (Fig. 2f) that a stereoelectronic effect from hydroxyproline holds together [45]; heat it and the helix unwinds into gelatin, and it will not wind back. Zein, casein and soy protein form films of their own but carry no structural load (Section 7). Because every protein chain is copied from a ribosomal template, all the chains are the same length (Đ = 1.0), something no non-templated biopolymer can claim (Section 4).</w:t>
+        <w:t>Being strong and tough at once is rare in a polymer, and silk fibroin (Fig. 1h) manages both, which is why it is used as a premium suture, as tissue scaffold, and as a benchmark for tough fibres. The mechanism is 2 to 4 nm β-sheet nanocrystallites dispersed in a soft amorphous matrix (Fig. 2e) [8]. Collagen and its denatured form, gelatin, go into hydrogels, scaffolds and encapsulants; a stereoelectronic effect from hydroxyproline holds the Gly-X-Y triple helix of collagen together (Fig. 2f) [45], and once heat has unwound it into gelatin it does not fold back. Zein, casein and soy protein will form films but bear no load (Section 7). One thing sets this family apart: every chain is copied from a ribosomal template, so all the chains are exactly the same length (Đ = 1.0), which nothing non-templated can match (Section 4).</w:t>
       </w:r>
     </w:p>
     <w:p>
@@ -1089,17 +970,10 @@
       </w:pPr>
       <w:r>
         <w:rPr>
-          <w:b/>
-          <w:i w:val="0"/>
-        </w:rPr>
-        <w:t>Lignin</w:t>
-      </w:r>
-      <w:r>
-        <w:rPr>
           <w:b w:val="0"/>
           <w:i w:val="0"/>
         </w:rPr>
-        <w:t xml:space="preserve"> is the second most abundant biopolymer on land, and pulping throws it off cheaply as a by-product. It goes into fillers, serves as a carbon-fibre precursor, and works as an antioxidant or UV additive; there is also live interest in using it to take over part of the phenol-formaldehyde resin in wood panels. What lignin does not have is a single structure-property relationship. Radical coupling of the three monolignols (Fig. 1j–l) throws together an irregular cross-linked network with no repeating chain at all. The β-O-4 ether makes up somewhere between 45 and 60% of the linkages [9]. The rest of the composition shifts with the plant species, and again with the extraction route, whether that is kraft, organosolv or lignosulfonate [54].</w:t>
+        <w:t>After cellulose, lignin is the most abundant biopolymer on land, and pulp mills produce it cheaply as waste. It is used as filler, as a carbon-fibre precursor, and as an antioxidant or UV additive, with ongoing work on replacing part of the phenol-formaldehyde resin in wood panels. There is no single structure-property relationship to state here, though. Radical coupling of the three monolignols (Fig. 1j–l) builds an irregular cross-linked network with no repeat unit at all. Around 45 to 60% of the linkages are β-O-4 ethers [9], and the rest of the composition shifts with the plant species and again with the extraction route, be it kraft, organosolv or lignosulfonate [54].</w:t>
       </w:r>
     </w:p>
     <w:p>
@@ -1119,21 +993,7 @@
           <w:b w:val="0"/>
           <w:i w:val="0"/>
         </w:rPr>
-        <w:t xml:space="preserve">At rest, </w:t>
-      </w:r>
-      <w:r>
-        <w:rPr>
-          <w:b/>
-          <w:i w:val="0"/>
-        </w:rPr>
-        <w:t>natural rubber</w:t>
-      </w:r>
-      <w:r>
-        <w:rPr>
-          <w:b w:val="0"/>
-          <w:i w:val="0"/>
-        </w:rPr>
-        <w:t xml:space="preserve"> has almost no modulus (0.001 to 0.005 GPa). Put it under load, though, and its tear and fatigue resistance is excellent, which is what keeps it in tyres, engine mounts, gloves and adhesives even with synthetic rubbers competing for the same jobs. The stiffness is made on demand. Relaxed </w:t>
+        <w:t xml:space="preserve">At rest, natural rubber has almost no modulus (0.001 to 0.005 GPa). Put it under load, though, and its tear and fatigue resistance is excellent, which is what keeps it in tyres, engine mounts, gloves and adhesives even with synthetic rubbers competing for the same jobs. The stiffness is made on demand. Relaxed </w:t>
       </w:r>
       <w:r>
         <w:rPr>

--- a/projects/biopolymers-review/Biopolymers-review-DRAFT.docx
+++ b/projects/biopolymers-review/Biopolymers-review-DRAFT.docx
@@ -3232,7 +3232,7 @@
           <w:b w:val="0"/>
           <w:i w:val="0"/>
         </w:rPr>
-        <w:t>That window also decides how the material is processed. PBS, PLA and PHB can be melt-processed; cellulose and chitosan, with no window to work in, have to be shaped from solution instead, by Lyocell or by dilute-acid spinning. Plasticisers, nucleating agents and compatibilised blends are all, in the end, ways of prising a narrow window open, so a good many of the "performance shortfalls" in the literature are really processing-window shortfalls.</w:t>
+        <w:t>That window also decides how the material is processed. PBS, PLA and PHB can be melt-processed; cellulose and chitosan, with no window to work in, have to be shaped from solution instead, by Lyocell or by dilute-acid spinning. Plasticisers, nucleating agents and compatibilised blends are all really just ways of prising a narrow window open, so a lot of the "performance shortfalls" you see in the literature are actually processing-window shortfalls.</w:t>
       </w:r>
     </w:p>
     <w:p>
@@ -3252,7 +3252,7 @@
           <w:b w:val="0"/>
           <w:i w:val="0"/>
         </w:rPr>
-        <w:t>Mechanical behaviour traces to the same place (Fig. 4b). Crystallinity and hydrogen bonding raise the modulus, but they leave the chain with very few flexible segments, so a biopolymer will not draw out before it breaks the way polyethylene or polypropylene does. Most of them therefore land in the same corner of the map: high modulus, low elongation, measured against LDPE, PP and PET [11,43]. Natural rubber is the outlier, with almost no modulus when relaxed and its properties showing up only under load, through SIC (Sections 3.5 and 6.3). The shapes in Fig. 4b are ranges rather than points. Sample form, moisture, crystallinity and thermal history can each move a material's data by as much as a factor of ten, and the same scatter comes back as "batch variability" in Section 6.2.</w:t>
+        <w:t>Mechanical behaviour traces to the same place (Fig. 4b). Crystallinity and hydrogen bonding raise the modulus, but they leave the chain with very few flexible segments, so a biopolymer will not draw out before it breaks the way polyethylene or polypropylene does. So most of them sit in the same corner of the map next to LDPE, PP and PET: high modulus, low elongation [11,43]. Natural rubber is the outlier, with almost no modulus when relaxed and its properties showing up only under load, through SIC (Sections 3.5 and 6.3). The shapes in Fig. 4b are ranges rather than points. Sample form, moisture, crystallinity and thermal history can each move a material's data by as much as a factor of ten, and the same scatter comes back as "batch variability" in Section 6.2.</w:t>
       </w:r>
     </w:p>
     <w:p>
@@ -3346,7 +3346,7 @@
           <w:b w:val="0"/>
           <w:i w:val="0"/>
         </w:rPr>
-        <w:t>Degradation is a rate process, and structure sets the rate (Fig. 5). Polyesters go by ester hydrolysis that feeds itself: the acid chain end left behind by each scission speeds up the next one, so below a certain part thickness the inside erodes faster than the surface. This is bulk erosion [49]. Polysaccharides and proteins take a different route, through enzymes that can only reach the amorphous segments, so here the rate is set by how much surface is accessible rather than by the bulk chemistry [50]. That is what makes crystallinity the trade-off at the centre of this review. Whatever raises the modulus (Section 5.2) and holds water out (Section 5.3) also holds out the attack that would degrade the material. Quantum-chemical calculations have traced both the base-catalysed path and the water-assisted neutral one, and between them they reproduce why polyesters hydrolyse so much faster in acid or base than at neutral pH [59,60].</w:t>
+        <w:t>Degradation is a rate process, and structure sets the rate (Fig. 5). Polyesters go by ester hydrolysis that feeds itself: the acid chain end left behind by each scission speeds up the next one, so below a certain part thickness the inside erodes faster than the surface. This is bulk erosion [49]. Polysaccharides and proteins take a different route, through enzymes that can only reach the amorphous segments, so here the rate is set by how much surface is accessible rather than by the bulk chemistry [50]. This is why crystallinity ends up being the trade-off at the centre of the review: the same order that raises the modulus (Section 5.2) and keeps water out (Section 5.3) also keeps out whatever would degrade the material. Quantum-chemical calculations have traced both the base-catalysed path and the water-assisted neutral one, and between them they reproduce why polyesters hydrolyse so much faster in acid or base than at neutral pH [59,60].</w:t>
       </w:r>
     </w:p>
     <w:p>
@@ -4032,7 +4032,7 @@
           <w:b w:val="0"/>
           <w:i w:val="0"/>
         </w:rPr>
-        <w:t>Table 5 sets out each application against the property it calls for and the material that supplies it. Two patterns stand out. Packaging wants an O₂ and an H₂O barrier, toughness, and heat resistance above PLA's heat deflection temperature, all at once (Section 6.2); no single biopolymer covers all three (Section 5.3), so packaging is nearly always multilayer or blended. Biomedical use is the one place where biopolymers come close to being irreplaceable, since they put biocompatibility and a tunable degradation rate in the same material (Section 5.4). Even there, PGA and PLGA sutures still fail mostly through a local drop in pH as their acidic hydrolysis products build up [52,53], and collagen, alginate and chitosan carry that same logic across to scaffolds and bioprinting [55].</w:t>
+        <w:t>Table 5 lines up each application with the property it calls for and the material that supplies it. A couple of things stand out. Packaging wants an O₂ and an H₂O barrier, toughness, and heat resistance above PLA's heat deflection temperature, all at once (Section 6.2), and since no single biopolymer covers all three (Section 5.3), packaging is nearly always multilayer or blended. Biomedical use is the one place where biopolymers come close to being irreplaceable, since they put biocompatibility and a tunable degradation rate in the same material (Section 5.4). Even there, PGA and PLGA sutures still fail mostly through a local drop in pH as their acidic hydrolysis products build up [52,53], and collagen, alginate and chitosan carry that same logic across to scaffolds and bioprinting [55].</w:t>
       </w:r>
     </w:p>
     <w:p>
@@ -4986,7 +4986,7 @@
           <w:b w:val="0"/>
           <w:i w:val="0"/>
         </w:rPr>
-        <w:t xml:space="preserve">9. Odili, C. C.; Ajibola, A. M.; Sojobi, J. W.; et al. Chemistry of lignin. In </w:t>
+        <w:t xml:space="preserve">9. Odili, C. C.; Ajibola, A. M.; Sojobi, J. W.; Ogunbiyi, O. O.; Ogunsanya, A. O.; Okoubulu, A. B.; Igbinigie, G. O.-A.; Daramola, D. O.-G.; Kayode, O. E.; Oyegunle, T. S.; Ayegba, T. A.; Salami, O. T.; Akinyemi, O. O.; Oyedepo, S. O. Chemistry of lignin. In </w:t>
       </w:r>
       <w:r>
         <w:rPr>
@@ -5409,7 +5409,7 @@
           <w:b w:val="0"/>
           <w:i w:val="0"/>
         </w:rPr>
-        <w:t xml:space="preserve">18. Huang, S.-Q.; et al. Revealing the structure-property difference of natural rubber prepared by different methods: protein and gel content are key factors. </w:t>
+        <w:t xml:space="preserve">18. Huang, S.-Q.; Zhang, J.-Q.; Zhu, Y.; Kong, L.-M.; Liao, L.-S.; Zhang, F.-Q.; Xie, Z.-T.; Wu, J.-R. Revealing the structure-property difference of natural rubber prepared by different methods: protein and gel content are key factors. </w:t>
       </w:r>
       <w:r>
         <w:rPr>
@@ -5462,7 +5462,7 @@
           <w:b w:val="0"/>
           <w:i w:val="0"/>
         </w:rPr>
-        <w:t xml:space="preserve">19. Xin, S.; et al. Comparative analysis of latex transcriptomes reveals the potential mechanisms underlying rubber molecular weight variations between </w:t>
+        <w:t xml:space="preserve">19. Xin, S.; Hua, Y.; Li, J.; Dai, X.; Yang, X.; Udayabhanu, J.; Huang, H.; Huang, T. Comparative analysis of latex transcriptomes reveals the potential mechanisms underlying rubber molecular weight variations between </w:t>
       </w:r>
       <w:r>
         <w:rPr>
@@ -5528,7 +5528,7 @@
           <w:b w:val="0"/>
           <w:i w:val="0"/>
         </w:rPr>
-        <w:t xml:space="preserve">20. Dhanorkar, R. J.; et al. Synthesis of functionalized styrene butadiene rubber and its applications in S-SBR–silica composites for high-performance tire applications. </w:t>
+        <w:t xml:space="preserve">20. Dhanorkar, R. J.; Mohanty, S.; Gupta, V. K. Synthesis of functionalized styrene butadiene rubber and its applications in S-SBR–silica composites for high-performance tire applications. </w:t>
       </w:r>
       <w:r>
         <w:rPr>
@@ -5568,7 +5568,7 @@
           <w:b w:val="0"/>
           <w:i w:val="0"/>
         </w:rPr>
-        <w:t>, 4517–4535. DOI: 10.1021/acs.iecr.0c06155.</w:t>
+        <w:t>, 4517–4535. DOI: 10.1021/acs.iecr.1c00013.</w:t>
       </w:r>
     </w:p>
     <w:p>
@@ -5687,7 +5687,7 @@
           <w:b w:val="0"/>
           <w:i w:val="0"/>
         </w:rPr>
-        <w:t xml:space="preserve">23. Noguchi, F.; et al. Effect of strain-induced crystallization on the tear strength of natural rubber/styrene butadiene rubber blend. </w:t>
+        <w:t xml:space="preserve">23. Noguchi, F.; Zhou, Y.; Kosugi, K.; Yamamoto, Y.; Nghia, P. T.; Fukuda, M.; Kawahara, S. Effect of strain-induced crystallization on the tear strength of natural rubber/styrene butadiene rubber blend. </w:t>
       </w:r>
       <w:r>
         <w:rPr>
@@ -5793,7 +5793,7 @@
           <w:b w:val="0"/>
           <w:i w:val="0"/>
         </w:rPr>
-        <w:t xml:space="preserve">25. Goyanes, S.; et al. Thermal properties in cured natural rubber/styrene butadiene rubber blends. </w:t>
+        <w:t xml:space="preserve">25. Goyanes, S.; Lopez, C. C.; Rubiolo, G. H.; Quasso, F.; Marzocca, A. J. Thermal properties in cured natural rubber/styrene butadiene rubber blends. </w:t>
       </w:r>
       <w:r>
         <w:rPr>
@@ -5899,7 +5899,7 @@
           <w:b w:val="0"/>
           <w:i w:val="0"/>
         </w:rPr>
-        <w:t xml:space="preserve">27. Floriano, J. F.; et al. Biocompatibility studies of natural rubber latex from different tree clones and collection methods. </w:t>
+        <w:t xml:space="preserve">27. Floriano, J. F.; da Mota, L. S. L. S.; Furtado, E. L.; Rossetto, V. J. V.; Graeff, C. F. O. Biocompatibility studies of natural rubber latex from different tree clones and collection methods. </w:t>
       </w:r>
       <w:r>
         <w:rPr>
@@ -5952,7 +5952,7 @@
           <w:b w:val="0"/>
           <w:i w:val="0"/>
         </w:rPr>
-        <w:t xml:space="preserve">28. Nucera, E.; et al. Latex allergy: current status and future perspectives. </w:t>
+        <w:t xml:space="preserve">28. Nucera, E.; Aruanno, A.; Rizzi, A.; Centrone, M. Latex allergy: current status and future perspectives. </w:t>
       </w:r>
       <w:r>
         <w:rPr>
@@ -6058,7 +6058,7 @@
           <w:b w:val="0"/>
           <w:i w:val="0"/>
         </w:rPr>
-        <w:t xml:space="preserve">30. Dunuwila, P.; et al. Revealing the environmental footprint of crepe rubber production: a life cycle assessment. </w:t>
+        <w:t xml:space="preserve">30. Dunuwila, P.; Munasinghe, E.; Rodrigo, V. H. L.; Gong, W. T.; Daigo, I.; Goto, N. Revealing the environmental footprint of crepe rubber production: a life cycle assessment. </w:t>
       </w:r>
       <w:r>
         <w:rPr>
@@ -6111,7 +6111,7 @@
           <w:b w:val="0"/>
           <w:i w:val="0"/>
         </w:rPr>
-        <w:t xml:space="preserve">31. Boon, Z. H.; et al. Recent development of biodegradable synthetic rubbers and bio-based rubbers using sustainable materials from biological sources. </w:t>
+        <w:t xml:space="preserve">31. Boon, Z. H.; Teo, Y. Y.; Ang, D. T.-C. Recent development of biodegradable synthetic rubbers and bio-based rubbers using sustainable materials from biological sources. </w:t>
       </w:r>
       <w:r>
         <w:rPr>
@@ -6349,7 +6349,7 @@
           <w:b w:val="0"/>
           <w:i w:val="0"/>
         </w:rPr>
-        <w:t xml:space="preserve">36. Eichhorn, S. J.; Baillie, C. A.; Zafeiropoulos, N.; et al. Review: current international research into cellulosic fibres and composites. </w:t>
+        <w:t xml:space="preserve">36. Eichhorn, S. J.; Baillie, C. A.; Zafeiropoulos, N.; Mwaikambo, L. Y.; Ansell, M. P.; Dufresne, A.; Entwistle, K. M.; Herrera-Franco, P. J.; Escamilla, G. C.; Groom, L.; Hughes, M.; Hill, C.; Rials, T. G.; Wild, P. M. Review: current international research into cellulosic fibres and composites. </w:t>
       </w:r>
       <w:r>
         <w:rPr>
@@ -7276,7 +7276,7 @@
           <w:b w:val="0"/>
           <w:i w:val="0"/>
         </w:rPr>
-        <w:t xml:space="preserve">54. Ragauskas, A. J.; Beckham, G. T.; Biddy, M. J.; et al. Lignin valorization: improving lignin processing in the biorefinery. </w:t>
+        <w:t xml:space="preserve">54. Ragauskas, A. J.; Beckham, G. T.; Biddy, M. J.; Chandra, R.; Chen, F.; Davis, M. F.; Davison, B. H.; Dixon, R. A.; Gilna, P.; Keller, M.; Langan, P.; Naskar, A. K.; Saddler, J. N.; Tschaplinski, T. J.; Tuskan, G. A.; Wyman, C. E. Lignin valorization: improving lignin processing in the biorefinery. </w:t>
       </w:r>
       <w:r>
         <w:rPr>

--- a/projects/biopolymers-review/Biopolymers-review-DRAFT.docx
+++ b/projects/biopolymers-review/Biopolymers-review-DRAFT.docx
@@ -91,7 +91,7 @@
           <w:b w:val="0"/>
           <w:i w:val="0"/>
         </w:rPr>
-        <w:t>-1,4-polyisoprene and lignin between them account for most of the organic polymer on Earth [1]. We also include polymers that are chemically polymerised from a monomer taken from biomass. Polylactic acid (PLA) is a typical example. Because its performance is closer to that of the true biopolymers, we keep comparing it with them throughout the discussion. The difference between these chains and synthetic polymers really lies mainly in how they are synthesised. Their synthesis follows a specific template, so chain length and sequence are fixed exactly, and proteins and nucleic acids come out highly uniform (Đ close to 1.0). The monomers a cell supplies are single enantiomers, which makes the chains stereoregular for free. On top of that, almost every repeat unit carries a hydroxyl, an amide or a carbonyl group, and those groups pull neighbouring chains together much harder than anything in polyethylene or polypropylene. Nearly everything in this review follows from those points. They give biopolymers their stiffness and high crystallinity. They are also why the same materials are brittle, take up water, and start to decompose at or below their melting point (Section 5.4).</w:t>
+        <w:t>-1,4-polyisoprene and lignin between them account for most of the organic polymer on Earth [1]. We also include polymers that are chemically polymerised from a monomer taken from biomass. Polylactic acid (PLA) is a typical example. Because its performance is closer to that of the true biopolymers, we keep comparing it with them throughout the discussion. The difference between these chains and synthetic polymers really lies mainly in how they are synthesised. Their synthesis follows a specific template, so chain length and sequence are fixed closely, and proteins and nucleic acids come out almost perfectly uniform, with a dispersity of very nearly 1. The monomers a cell supplies are largely single enantiomers, which makes the chains stereoregular for free. On top of that, almost every repeat unit carries a hydroxyl, an amide or a carbonyl group, and those groups pull neighbouring chains together much harder than anything in polyethylene or polypropylene. Nearly everything in this review follows from those points. They give biopolymers their stiffness and high crystallinity. They are also why the same materials are brittle, take up water, and start to decompose at or below their melting point (Section 5.4).</w:t>
       </w:r>
     </w:p>
     <w:p>
@@ -748,51 +748,7 @@
           <w:b w:val="0"/>
           <w:i w:val="0"/>
         </w:rPr>
-        <w:t>The families are taken in turn below, with the numbers in Table 2, the repeat units in Fig. 1 and the higher-order structures in Fig. 2. The point that keeps coming back is that backbone chemistry, not the biological source, is what predicts melting, attack by water or enzymes, and mechanical behaviour.</w:t>
-      </w:r>
-    </w:p>
-    <w:p>
-      <w:pPr>
-        <w:pStyle w:val="Heading2"/>
-      </w:pPr>
-      <w:r>
-        <w:t>3.1 Polysaccharides</w:t>
-      </w:r>
-    </w:p>
-    <w:p>
-      <w:pPr>
-        <w:jc w:val="both"/>
-      </w:pPr>
-      <w:r>
-        <w:rPr>
-          <w:b w:val="0"/>
-          <w:i w:val="0"/>
-        </w:rPr>
-        <w:t>Nothing else in the review is as stiff as cellulose. Its crystal modulus along the chain axis is around 130 to 150 GPa [35], and even regenerated fibres reach 10 to 30 GPa [36]. There is no melting step to use: cellulose starts to decompose near 300 °C, so it has to be shaped from solution, as Lyocell and viscose fibre [36], as clear film, or as the nanocrystals and nanofibrils now added as reinforcing filler [2]. The linear β-(1→4) chain (Fig. 1a) is behind all of this. It lies flat as a ribbon, hydrogen bonds stack the ribbons into Iα and Iβ sheets (Fig. 2a), and pulling the sheets apart costs more energy than breaking a backbone bond [33,34]. Only solvents that dismantle that hydrogen-bond network will dissolve it, such as NMMO in the Lyocell process [37] or LiCl in DMAc.</w:t>
-      </w:r>
-    </w:p>
-    <w:p>
-      <w:pPr>
-        <w:jc w:val="both"/>
-      </w:pPr>
-      <w:r>
-        <w:rPr>
-          <w:b w:val="0"/>
-          <w:i w:val="0"/>
-        </w:rPr>
-        <w:t>Starch is almost the opposite. Plasticised into thermoplastic starch it is soft and very cheap (modulus 0.02 to 1 GPa), but it takes up moisture and slowly recrystallises on the shelf, a process called retrogradation [38]. For that reason it is seldom used alone; the usual form is a blend with PLA or PBAT, made into compostable bags, foamed trays and mulch film. Here it is the arrangement of the chains rather than their chemistry that matters. Amylose and amylopectin give only a weak crystallinity that humidity undoes, and the amylose coils into a helix loose enough for water to enter and soften it (Fig. 2b).</w:t>
-      </w:r>
-    </w:p>
-    <w:p>
-      <w:pPr>
-        <w:jc w:val="both"/>
-      </w:pPr>
-      <w:r>
-        <w:rPr>
-          <w:b w:val="0"/>
-          <w:i w:val="0"/>
-        </w:rPr>
-        <w:t>The remaining two polysaccharides are used for chemistry, not for load-bearing. Once dissolved in dilute acid, chitosan (film modulus 1 to 4 GPa) becomes a polycation, and that alone makes it antimicrobial, able to bind metal ions, and adhesive to mucosa, which is why it appears in wound dressings, antimicrobial coatings and water treatment [39]. Its degree of deacetylation fixes both solubility and charge, and since raising it with alkali also cuts the chain, the most deacetylated grades are the ones with the lowest molecular weight [3]. Alginate works differently again: a soft gel forms the moment Ca²⁺ ions bridge its guluronate blocks into an "egg-box" junction [4] (Fig. 2c), and a chelating agent pulls the gel apart again. That reversibility is the basis of alginate hydrogels for wound dressings, cell encapsulation and bioprinting, and of its use as a food thickener, with the guluronate fraction setting how stiff or brittle the gel turns out. Hyaluronic acid, carrageenan, xanthan and pectin follow the same linkage-chemistry logic.</w:t>
+        <w:t>The families are taken in turn below. Table 2 carries the numbers, Fig. 1 the repeat units and Fig. 2 the higher-order structures. The point that keeps coming back is that backbone chemistry, not the biological source, is what predicts melting, attack by water or enzymes, and mechanical behaviour.</w:t>
       </w:r>
     </w:p>
     <w:p>
@@ -854,7 +810,7 @@
         <w:pStyle w:val="Heading2"/>
       </w:pPr>
       <w:r>
-        <w:t>3.2 Polyesters: PHA and PLA</w:t>
+        <w:t>3.1 Polysaccharides</w:t>
       </w:r>
     </w:p>
     <w:p>
@@ -866,20 +822,31 @@
           <w:b w:val="0"/>
           <w:i w:val="0"/>
         </w:rPr>
-        <w:t xml:space="preserve">Two polyesters matter here, and they are not alike. Take PHB (Fig. 1f) as the archetype of PHA: it is stiff (1.5 to 4 GPa), brittle (1.5 to 8% elongation at break), fully biodegradable, and used for rigid packaging, coatings and compostable items. Its processing window is the narrowest of anything in the review, only about 20 °C, because PHB breaks up by a six-membered-ring </w:t>
-      </w:r>
-      <w:r>
-        <w:rPr>
-          <w:i/>
-        </w:rPr>
-        <w:t>cis</w:t>
-      </w:r>
+        <w:t>Nothing else in the review is as stiff as cellulose. Its crystal modulus along the chain axis is around 130 to 150 GPa [35], and even regenerated fibres reach 10 to 30 GPa [36]. There is no melting step to use: cellulose starts to decompose near 300 °C, so it has to be shaped from solution, as Lyocell and viscose fibre [36], as clear film, or as the nanocrystals and nanofibrils now added as reinforcing filler [2]. The linear β-(1→4) chain drawn in Fig. 1a is behind all of this. It lies flat as a ribbon, hydrogen bonds stack the ribbons into the Iα and Iβ sheets of Fig. 2a, and pulling the sheets apart costs more energy than breaking a backbone bond [33,34]. Only solvents that dismantle that hydrogen-bond network will dissolve it, such as NMMO in the Lyocell process [37] or LiCl in DMAc.</w:t>
+      </w:r>
+    </w:p>
+    <w:p>
+      <w:pPr>
+        <w:jc w:val="both"/>
+      </w:pPr>
       <w:r>
         <w:rPr>
           <w:b w:val="0"/>
           <w:i w:val="0"/>
         </w:rPr>
-        <w:t>-elimination as soon as it is heated past melting [5]; the PHBV and PHBHHx copolymers stretch that window to around 55 °C but lose stiffness doing it. The polyester that is actually used at scale, though, is PLA, as 3D-printer filament, food serviceware, fibre and resorbable sutures (as PLGA). Its modulus is 2.5 to 4 GPa, but a glass transition near 60 °C keeps its heat ceiling low (Section 6.2). A useful molecular weight needs ring-opening polymerisation of lactide catalysed by Sn(Oct)₂ [40,41], and mixing the two enantiomers gives a PLLA/PDLA stereocomplex that melts about 50 °C higher because the opposite-handed chains pack more tightly [6,7]. Both polyesters crystallise as helices that still melt rather than decompose (Fig. 2d). PBS and PEF run on the same ester logic (Section 7).</w:t>
+        <w:t>Starch is almost the opposite. Plasticised into thermoplastic starch it is soft and very cheap, with a modulus of only 0.02 to 1 GPa, but it takes up moisture and slowly recrystallises on the shelf, a process called retrogradation [38]. For that reason it is seldom used alone; the usual form is a blend with PLA or PBAT, made into compostable bags, foamed trays and mulch film. Here it is the arrangement of the chains rather than their chemistry that matters. Amylose and amylopectin give only a weak crystallinity that humidity undoes, and as Fig. 2b shows, the amylose coils into a helix loose enough for water to enter and soften it.</w:t>
+      </w:r>
+    </w:p>
+    <w:p>
+      <w:pPr>
+        <w:jc w:val="both"/>
+      </w:pPr>
+      <w:r>
+        <w:rPr>
+          <w:b w:val="0"/>
+          <w:i w:val="0"/>
+        </w:rPr>
+        <w:t>The remaining two polysaccharides are used for chemistry, not for load-bearing. Once dissolved in dilute acid, chitosan, whose films run 1 to 4 GPa in modulus, becomes a polycation, and that alone makes it antimicrobial, able to bind metal ions, and adhesive to mucosa, which is why it appears in wound dressings, antimicrobial coatings and water treatment [39]. Its degree of deacetylation fixes both solubility and charge, and since raising it with alkali also cuts the chain, the most deacetylated grades are the ones with the lowest molecular weight [3]. Alginate works differently again: as sketched in Fig. 2c, a soft gel forms the moment Ca²⁺ ions bridge its guluronate blocks into an egg-box junction [4], and a chelating agent pulls the gel apart again. That reversibility is the basis of alginate hydrogels for wound dressings, cell encapsulation and bioprinting, and of its use as a food thickener, with the guluronate fraction setting how stiff or brittle the gel turns out. Hyaluronic acid, carrageenan, xanthan and pectin follow the same linkage-chemistry logic.</w:t>
       </w:r>
     </w:p>
     <w:p>
@@ -887,7 +854,7 @@
         <w:pStyle w:val="Heading2"/>
       </w:pPr>
       <w:r>
-        <w:t>3.3 Protein-based Polymers</w:t>
+        <w:t>3.2 Polyesters: PHA and PLA</w:t>
       </w:r>
     </w:p>
     <w:p>
@@ -899,7 +866,119 @@
           <w:b w:val="0"/>
           <w:i w:val="0"/>
         </w:rPr>
-        <w:t>Being strong and tough at once is rare in a polymer, and silk fibroin (Fig. 1h) manages both, which is why it is used as a premium suture, as tissue scaffold, and as a benchmark for tough fibres. The mechanism is 2 to 4 nm β-sheet nanocrystallites dispersed in a soft amorphous matrix (Fig. 2e) [8]. Collagen and its denatured form, gelatin, go into hydrogels, scaffolds and encapsulants; a stereoelectronic effect from hydroxyproline holds the Gly-X-Y triple helix of collagen together (Fig. 2f) [45], and once heat has unwound it into gelatin it does not fold back. Zein, casein and soy protein will form films but bear no load (Section 7). One thing sets this family apart: every chain is copied from a ribosomal template, so all the chains are exactly the same length (Đ = 1.0), which nothing non-templated can match (Section 4).</w:t>
+        <w:t xml:space="preserve">Two polyesters matter here, and they are not alike. PHB, the archetype of the PHA family and shown in Fig. 1f, is stiff at 1.5 to 4 GPa, brittle with an elongation at break of only 1.5 to 8%, fully biodegradable, and used for rigid packaging, coatings and compostable items. Its processing window is the narrowest of anything in the review, only about 20 °C, because PHB breaks up by a six-membered-ring </w:t>
+      </w:r>
+      <w:r>
+        <w:rPr>
+          <w:i/>
+        </w:rPr>
+        <w:t>cis</w:t>
+      </w:r>
+      <w:r>
+        <w:rPr>
+          <w:b w:val="0"/>
+          <w:i w:val="0"/>
+        </w:rPr>
+        <w:t>-elimination as soon as it is heated past melting [5]; the PHBV and PHBHHx copolymers stretch that window to around 55 °C but lose stiffness doing it. The polyester that is actually used at scale, though, is PLA, which turns up as 3D-printer filament, food serviceware, fibre and, as the copolymer PLGA, resorbable sutures. Its modulus of 2.5 to 4 GPa is respectable, but a glass transition near 60 °C keeps its heat ceiling low, a point taken up in Section 6.2. A useful molecular weight needs ring-opening polymerisation of lactide catalysed by Sn(Oct)₂ [40,41], and mixing the two enantiomers gives a PLLA/PDLA stereocomplex that melts about 50 °C higher because the opposite-handed chains pack more tightly [6,7]. Fig. 2d shows that both polyesters crystallise as helices that still melt rather than decompose. PBS and PEF run on the same ester logic.</w:t>
+      </w:r>
+    </w:p>
+    <w:p>
+      <w:pPr>
+        <w:pStyle w:val="Heading2"/>
+      </w:pPr>
+      <w:r>
+        <w:t>3.3 Protein-based Polymers</w:t>
+      </w:r>
+    </w:p>
+    <w:p>
+      <w:pPr>
+        <w:jc w:val="both"/>
+      </w:pPr>
+      <w:r>
+        <w:rPr>
+          <w:b w:val="0"/>
+          <w:i w:val="0"/>
+        </w:rPr>
+        <w:t>Being strong and tough at once is rare in a polymer, and silk fibroin, drawn in Fig. 1h, manages both, which is why it is used as a premium suture, as tissue scaffold, and as a benchmark for tough fibres. As Fig. 2e sets out, the mechanism is β-sheet nanocrystallites a few nanometres across, dispersed in a soft amorphous matrix [8]. Collagen and its denatured form, gelatin, go into hydrogels, scaffolds and encapsulants; a stereoelectronic effect from hydroxyproline holds the Gly-X-Y triple helix of collagen together, as in Fig. 2f [45], and once heat has unwound it into gelatin it does not fold back. Zein, casein and soy protein will form films but bear no real load. One thing sets this family apart: every chain is copied from a ribosomal template, so the chains are close to identical in length, with a dispersity near the theoretical limit of 1, which nothing non-templated comes near.</w:t>
+      </w:r>
+    </w:p>
+    <w:p>
+      <w:pPr>
+        <w:pStyle w:val="Heading2"/>
+      </w:pPr>
+      <w:r>
+        <w:t>3.4 Lignin</w:t>
+      </w:r>
+    </w:p>
+    <w:p>
+      <w:pPr>
+        <w:jc w:val="both"/>
+      </w:pPr>
+      <w:r>
+        <w:rPr>
+          <w:b w:val="0"/>
+          <w:i w:val="0"/>
+        </w:rPr>
+        <w:t>After cellulose, lignin is the most abundant biopolymer on land, and pulp mills produce it cheaply as waste. It is used as filler, as a carbon-fibre precursor, and as an antioxidant or UV additive, with ongoing work on replacing part of the phenol-formaldehyde resin in wood panels. There is no single structure-property relationship to state here, though. Radical coupling of the three monolignols, the p-coumaryl, coniferyl and sinapyl alcohols of Fig. 1j–l, builds an irregular cross-linked network with no repeat unit at all. Around 45 to 60% of the linkages are β-O-4 ethers [9], and the rest of the composition shifts with the plant species and again with the extraction route, be it kraft, organosolv or lignosulfonate [54].</w:t>
+      </w:r>
+    </w:p>
+    <w:p>
+      <w:pPr>
+        <w:pStyle w:val="Heading2"/>
+      </w:pPr>
+      <w:r>
+        <w:t>3.5 Natural Rubber</w:t>
+      </w:r>
+    </w:p>
+    <w:p>
+      <w:pPr>
+        <w:jc w:val="both"/>
+      </w:pPr>
+      <w:r>
+        <w:rPr>
+          <w:b w:val="0"/>
+          <w:i w:val="0"/>
+        </w:rPr>
+        <w:t xml:space="preserve">At rest, natural rubber has almost no modulus, roughly 0.001 to 0.005 GPa. Put it under load, though, and its tear and fatigue resistance is excellent, which is what keeps it in tyres, engine mounts, gloves and adhesives even with synthetic rubbers competing for the same jobs. The stiffness is made on demand. Relaxed </w:t>
+      </w:r>
+      <w:r>
+        <w:rPr>
+          <w:i/>
+        </w:rPr>
+        <w:t>cis</w:t>
+      </w:r>
+      <w:r>
+        <w:rPr>
+          <w:b w:val="0"/>
+          <w:i w:val="0"/>
+        </w:rPr>
+        <w:t xml:space="preserve">-1,4-polyisoprene is amorphous, but stretching it drives the chains to crystallise, and those crystallites stiffen the network. X-ray diffraction has documented this strain-induced crystallisation, abbreviated SIC below, and it is largely absent from synthetic </w:t>
+      </w:r>
+      <w:r>
+        <w:rPr>
+          <w:i/>
+        </w:rPr>
+        <w:t>cis</w:t>
+      </w:r>
+      <w:r>
+        <w:rPr>
+          <w:b w:val="0"/>
+          <w:i w:val="0"/>
+        </w:rPr>
+        <w:t xml:space="preserve">-polyisoprene [10]. None of this is a fixed material constant. Both the molecular weight and its spread vary from one </w:t>
+      </w:r>
+      <w:r>
+        <w:rPr>
+          <w:i/>
+        </w:rPr>
+        <w:t>Hevea</w:t>
+      </w:r>
+      <w:r>
+        <w:rPr>
+          <w:b w:val="0"/>
+          <w:i w:val="0"/>
+        </w:rPr>
+        <w:t xml:space="preserve"> clone to the next and with the age of the tree [19], and the non-rubber protein and gel fraction is not really an impurity but an active, clone-dependent part of the network [18]. Section 6.3 sets natural rubber directly against a synthetic counterpart.</w:t>
       </w:r>
     </w:p>
     <w:p>
@@ -954,85 +1033,6 @@
           <w:sz w:val="20"/>
         </w:rPr>
         <w:t>Figure 2. Higher-order structure, drawn by the authors: (a) cellulose ribbon → hydrogen-bonded sheet → Iα/Iβ crystal; (b) amylose left-handed helix; (c) alginate Ca²⁺ "egg-box" G-block junction; (d) PHA and PLA helical packing (PHB 2₁, PLLA 10₃); (e) silk antiparallel β-sheet nanocrystallites (2–4 nm) in an amorphous matrix; (f) collagen Gly-X-Y triple helix.</w:t>
-      </w:r>
-    </w:p>
-    <w:p>
-      <w:pPr>
-        <w:pStyle w:val="Heading2"/>
-      </w:pPr>
-      <w:r>
-        <w:t>3.4 Lignin</w:t>
-      </w:r>
-    </w:p>
-    <w:p>
-      <w:pPr>
-        <w:jc w:val="both"/>
-      </w:pPr>
-      <w:r>
-        <w:rPr>
-          <w:b w:val="0"/>
-          <w:i w:val="0"/>
-        </w:rPr>
-        <w:t>After cellulose, lignin is the most abundant biopolymer on land, and pulp mills produce it cheaply as waste. It is used as filler, as a carbon-fibre precursor, and as an antioxidant or UV additive, with ongoing work on replacing part of the phenol-formaldehyde resin in wood panels. There is no single structure-property relationship to state here, though. Radical coupling of the three monolignols (Fig. 1j–l) builds an irregular cross-linked network with no repeat unit at all. Around 45 to 60% of the linkages are β-O-4 ethers [9], and the rest of the composition shifts with the plant species and again with the extraction route, be it kraft, organosolv or lignosulfonate [54].</w:t>
-      </w:r>
-    </w:p>
-    <w:p>
-      <w:pPr>
-        <w:pStyle w:val="Heading2"/>
-      </w:pPr>
-      <w:r>
-        <w:t>3.5 Natural Rubber</w:t>
-      </w:r>
-    </w:p>
-    <w:p>
-      <w:pPr>
-        <w:jc w:val="both"/>
-      </w:pPr>
-      <w:r>
-        <w:rPr>
-          <w:b w:val="0"/>
-          <w:i w:val="0"/>
-        </w:rPr>
-        <w:t xml:space="preserve">At rest, natural rubber has almost no modulus (0.001 to 0.005 GPa). Put it under load, though, and its tear and fatigue resistance is excellent, which is what keeps it in tyres, engine mounts, gloves and adhesives even with synthetic rubbers competing for the same jobs. The stiffness is made on demand. Relaxed </w:t>
-      </w:r>
-      <w:r>
-        <w:rPr>
-          <w:i/>
-        </w:rPr>
-        <w:t>cis</w:t>
-      </w:r>
-      <w:r>
-        <w:rPr>
-          <w:b w:val="0"/>
-          <w:i w:val="0"/>
-        </w:rPr>
-        <w:t xml:space="preserve">-1,4-polyisoprene is amorphous, but stretching it drives the chains to crystallise, and those crystallites stiffen the network. X-ray diffraction has documented this strain-induced crystallisation (SIC) thoroughly, and it is mostly missing from synthetic </w:t>
-      </w:r>
-      <w:r>
-        <w:rPr>
-          <w:i/>
-        </w:rPr>
-        <w:t>cis</w:t>
-      </w:r>
-      <w:r>
-        <w:rPr>
-          <w:b w:val="0"/>
-          <w:i w:val="0"/>
-        </w:rPr>
-        <w:t xml:space="preserve">-polyisoprene [10]. None of this is a fixed material constant. Both the molecular weight and its spread vary from one </w:t>
-      </w:r>
-      <w:r>
-        <w:rPr>
-          <w:i/>
-        </w:rPr>
-        <w:t>Hevea</w:t>
-      </w:r>
-      <w:r>
-        <w:rPr>
-          <w:b w:val="0"/>
-          <w:i w:val="0"/>
-        </w:rPr>
-        <w:t xml:space="preserve"> clone to the next and with the age of the tree [19], and the non-rubber protein and gel fraction is not really an impurity but an active, clone-dependent part of the network [18]. Section 6.3 sets natural rubber directly against a synthetic counterpart.</w:t>
       </w:r>
     </w:p>
     <w:p>
@@ -2541,7 +2541,7 @@
           <w:b w:val="0"/>
           <w:i w:val="0"/>
         </w:rPr>
-        <w:t xml:space="preserve">Where Đ ends up is essentially a record of how the polymer was made (Fig. 3). Template synthesis, as in proteins and nucleic acids, gives every chain the same length and a Đ of exactly 1.0. Every other route widens the distribution, by an amount that tracks how tightly the polymerisation is controlled. Natural rubber is the extreme: it is harvested, not grown chain by chain, and its Mw and its distribution move around between </w:t>
+        <w:t xml:space="preserve">As Fig. 3 shows, where Đ ends up is essentially a record of how the polymer was made. Template synthesis, as in proteins and nucleic acids, brings the chains close to a single length and a Đ approaching the ideal value of 1. Every other route widens the distribution, by an amount that tracks how tightly the polymerisation is controlled. Natural rubber is the extreme: it is harvested, not grown chain by chain, and its Mw and its distribution move around between </w:t>
       </w:r>
       <w:r>
         <w:rPr>
@@ -2608,7 +2608,7 @@
           <w:i/>
           <w:sz w:val="20"/>
         </w:rPr>
-        <w:t>Figure 3. Dispersity Đ across families (colour by backbone class): an exact point at Đ = 1 for templated biosynthesis, literature ranges for PLA/PHA/chitosan/cellulose, and an open arrow for natural rubber, whose Đ is not consistently quantified.</w:t>
+        <w:t>Figure 3. Dispersity Đ across families, coloured by backbone class: a point near Đ = 1 for templated biosynthesis, literature ranges for PLA, PHA, chitosan and cellulose, and an open arrow for natural rubber, whose Đ is not consistently quantified.</w:t>
       </w:r>
     </w:p>
     <w:p>
@@ -2620,7 +2620,7 @@
           <w:b w:val="0"/>
           <w:i w:val="0"/>
         </w:rPr>
-        <w:t>The route from molecular weight to performance runs through chain entanglement. A polymer only reaches its full strength and toughness once the chains are long enough to entangle, which means above a critical value Mc [48]. Below Mc, both properties collapse. Above it, tensile strength climbs with Mn and then flattens out, following a Flory-type relation σ ≈ σ∞ − K/Mn [47]. When a material degrades, the first sign is a drop in molecular weight, and for a while that costs almost no strength; the failure comes suddenly, once the chains fall back below Mc.</w:t>
+        <w:t>The route from molecular weight to performance runs through chain entanglement. A polymer only reaches its full strength and toughness once the chains are long enough to entangle, which means above a critical value Mc [48]. Below Mc both properties collapse, while above it tensile strength climbs with Mn and then flattens out, following a Flory-type relation σ ≈ σ∞ − K/Mn [47]. When a material degrades, the first sign is a drop in molecular weight, and for a while that costs almost no strength; the failure comes suddenly, once the chains fall back below Mc.</w:t>
       </w:r>
     </w:p>
     <w:p>
@@ -3220,7 +3220,7 @@
           <w:b w:val="0"/>
           <w:i w:val="0"/>
         </w:rPr>
-        <w:t>In most biopolymers, decomposition begins at or below the melting point (Fig. 4a). The cause is the same hydrogen bonding and dense polar-group content that makes them stiff to begin with: it raises the energy needed to melt the crystal until that figure approaches the energy needed to break a backbone bond, and the two processes then run into each other. Cellulose, chitosan and silk fibroin never get as far as melting; they decompose first. Among the polyesters the margin is thin but real: PHB gives a melt-processing window of only about 20 °C, PHBV about 55 °C, and PLLA a little more [44]. Fig. 4a is drawn to the TGA decomposition onset, but in practice the window for PHB and PLLA is tighter than that, because melt hydrolysis (Section 4) sets in before the onset is reached.</w:t>
+        <w:t>In most biopolymers, decomposition begins at or below the melting point, as Fig. 4a sets out. The cause is the same hydrogen bonding and dense polar-group content that makes them stiff to begin with: it raises the energy needed to melt the crystal until that figure approaches the energy needed to break a backbone bond, and the two processes then run into each other. Cellulose, chitosan and silk fibroin never get as far as melting and decompose first. Among the polyesters the margin is thin but real, with a melt-processing window of about 20 °C for PHB, about 55 °C for PHBV and a little more for PLLA [44]. Fig. 4a is drawn to the TGA decomposition onset, but the usable window for PHB and PLLA is tighter still, because melt hydrolysis of the kind described in Section 4 sets in before that onset is reached.</w:t>
       </w:r>
     </w:p>
     <w:p>
@@ -3232,7 +3232,7 @@
           <w:b w:val="0"/>
           <w:i w:val="0"/>
         </w:rPr>
-        <w:t>That window also decides how the material is processed. PBS, PLA and PHB can be melt-processed; cellulose and chitosan, with no window to work in, have to be shaped from solution instead, by Lyocell or by dilute-acid spinning. Plasticisers, nucleating agents and compatibilised blends are all really just ways of prising a narrow window open, so a lot of the "performance shortfalls" you see in the literature are actually processing-window shortfalls.</w:t>
+        <w:t>That window also decides how the material is processed. PBS, PLA and PHB can be melt-processed; cellulose and chitosan, with no window to work in, have to be shaped from solution instead, by Lyocell or by dilute-acid spinning. Plasticisers, nucleating agents and compatibilised blends are all really just ways of prising a narrow window open, so a lot of what gets reported as a "performance shortfall" is really a processing-window shortfall.</w:t>
       </w:r>
     </w:p>
     <w:p>
@@ -3252,7 +3252,7 @@
           <w:b w:val="0"/>
           <w:i w:val="0"/>
         </w:rPr>
-        <w:t>Mechanical behaviour traces to the same place (Fig. 4b). Crystallinity and hydrogen bonding raise the modulus, but they leave the chain with very few flexible segments, so a biopolymer will not draw out before it breaks the way polyethylene or polypropylene does. So most of them sit in the same corner of the map next to LDPE, PP and PET: high modulus, low elongation [11,43]. Natural rubber is the outlier, with almost no modulus when relaxed and its properties showing up only under load, through SIC (Sections 3.5 and 6.3). The shapes in Fig. 4b are ranges rather than points. Sample form, moisture, crystallinity and thermal history can each move a material's data by as much as a factor of ten, and the same scatter comes back as "batch variability" in Section 6.2.</w:t>
+        <w:t>Mechanical behaviour traces to the same place, and Fig. 4b maps it out. Crystallinity and hydrogen bonding raise the modulus, but they leave the chain with very few flexible segments, so a biopolymer will not draw out before it breaks the way polyethylene or polypropylene does. Most of them therefore sit in the same corner of the map as LDPE, PP and PET are plotted against: high modulus, low elongation [11,43]. Natural rubber is the outlier, with almost no modulus when relaxed and its properties showing up only under load through SIC, as Sections 3.5 and 6.3 discuss. The shapes in Fig. 4b are ranges rather than points; sample form, moisture, crystallinity and thermal history can each move a material's data by as much as a factor of ten, and the same scatter returns as batch variability in Section 6.2.</w:t>
       </w:r>
     </w:p>
     <w:p>
@@ -3326,7 +3326,19 @@
           <w:b w:val="0"/>
           <w:i w:val="0"/>
         </w:rPr>
-        <w:t>All those polar groups come at a price: they also make the material take up water. Once absorbed, the water plasticises the amorphous fraction and opens up free volume, so barrier performance falls off as humidity climbs. That is the reason a barrier rating for a PLA or starch film only means something when it comes with a storage humidity attached, not as one lone number. Molecular dynamics simulations of oxygen and water moving through PLA reproduce this humidity dependence by following the fractional free volume, and they can screen a film before anyone runs a packaging trial [57,58].</w:t>
+        <w:t>The polar groups that give biopolymers their strength also make them take up water, and how much depends on the group. Cellulose and starch carry a hydroxyl on nearly every ring and sit at the wet end, holding a large fraction of their own weight in water at high humidity; proteins, with an amide per residue, behave much the same. Polyesters have only one ester per repeat unit and absorb far less, on the order of a percent for PLA, but even that is enough to matter.</w:t>
+      </w:r>
+    </w:p>
+    <w:p>
+      <w:pPr>
+        <w:jc w:val="both"/>
+      </w:pPr>
+      <w:r>
+        <w:rPr>
+          <w:b w:val="0"/>
+          <w:i w:val="0"/>
+        </w:rPr>
+        <w:t>Absorbed water acts in two ways. It plasticises the amorphous fraction and lowers the glass transition, which is why a starch article that is stiff when dry goes limp and tacky as humidity rises and why its properties keep drifting in storage. It also opens up free volume, so gas molecules diffuse through more quickly. A dry PLA film has an oxygen permeability close to that of PET [11], but the value rises as the surrounding humidity increases, and its water-vapour barrier is poorer than PET to start with [14]; a plain cellulose or starch film is barely a moisture barrier at all. A barrier figure for a biopolymer film therefore says little without the humidity it was measured at, and in practice moisture-sensitive goods are packed behind a thin synthetic barrier layer rather than the biopolymer alone. Molecular-dynamics simulations of oxygen and water in PLA reproduce this humidity dependence by tracking the fractional free volume and can rank candidate films before a packaging trial is run [57,58].</w:t>
       </w:r>
     </w:p>
     <w:p>
@@ -3346,7 +3358,7 @@
           <w:b w:val="0"/>
           <w:i w:val="0"/>
         </w:rPr>
-        <w:t>Degradation is a rate process, and structure sets the rate (Fig. 5). Polyesters go by ester hydrolysis that feeds itself: the acid chain end left behind by each scission speeds up the next one, so below a certain part thickness the inside erodes faster than the surface. This is bulk erosion [49]. Polysaccharides and proteins take a different route, through enzymes that can only reach the amorphous segments, so here the rate is set by how much surface is accessible rather than by the bulk chemistry [50]. This is why crystallinity ends up being the trade-off at the centre of the review: the same order that raises the modulus (Section 5.2) and keeps water out (Section 5.3) also keeps out whatever would degrade the material. Quantum-chemical calculations have traced both the base-catalysed path and the water-assisted neutral one, and between them they reproduce why polyesters hydrolyse so much faster in acid or base than at neutral pH [59,60].</w:t>
+        <w:t>Degradation is a rate process, and structure sets the rate, as Fig. 5 lays out. Polyesters go by an ester hydrolysis that feeds itself: the acid chain end left behind by each scission speeds up the next one, so below a certain part thickness the inside erodes faster than the surface, a pattern known as bulk erosion [49]. Polysaccharides and proteins take a different route, through enzymes that can only reach the amorphous segments, so the rate is set by how much surface is accessible rather than by the bulk chemistry [50]. This is why crystallinity ends up as the trade-off at the centre of the review: the same order that raises the modulus and keeps water out, in Sections 5.2 and 5.3, also keeps out whatever would degrade the material. Quantum-chemical calculations have traced both the base-catalysed path and the water-assisted neutral one, and between them they reproduce why polyesters hydrolyse so much faster in acid or base than at neutral pH [59,60].</w:t>
       </w:r>
     </w:p>
     <w:p>
@@ -3428,7 +3440,7 @@
           <w:b w:val="0"/>
           <w:i w:val="0"/>
         </w:rPr>
-        <w:t>The advantages are structural, like the drawbacks. Only one of them is common to all five families: the feedstock is renewable. Biodegradability matters mainly where the material is likely to end up loose in the environment, such as mulch film, fishing gear or disposable foodware, and there the readiness to hydrolyse or be broken down by enzymes is the point rather than a defect, provided the disposal route matches the material [51] (Section 5.4). Biocompatibility and bioresorbability are what let PLA and PGA sutures [52], and collagen, alginate and chitosan hydrogels and dressings [55], do jobs a commodity synthetic could only reach after expensive modification; this is the one area (Section 7) where biopolymers really are the only practical class, though even there with conditions attached (Section 6.3). And function beyond mechanics, chirality, a charge that responds to pH, bioactivity written into the sequence, arrives with the biological structure for free.</w:t>
+        <w:t>Biopolymers bring four broad advantages over commodity synthetics. Only one holds for every family: the feedstock renews itself. Biodegradability counts mainly where the material is likely to end up loose in the environment, in mulch film, fishing gear or disposable foodware, and there the readiness to hydrolyse or be broken down by enzymes is the point rather than a defect, so long as the disposal route suits the material, as Section 5.4 argues [51]. Biocompatibility and bioresorbability then let PLA and PGA sutures [52], and hydrogels and dressings based on collagen, alginate and chitosan [55], do jobs a commodity plastic could reach only after expensive modification. This is the one area, taken up in Section 7, where biopolymers really are the only practical class, though even there with conditions attached. And function beyond mechanics, chirality, a charge that responds to pH, or bioactivity written into the sequence, arrives with the biological structure for free.</w:t>
       </w:r>
     </w:p>
     <w:p>
@@ -3448,7 +3460,7 @@
           <w:b w:val="0"/>
           <w:i w:val="0"/>
         </w:rPr>
-        <w:t>The disadvantages are just as structural. On price, PLA usually costs several times what commodity PE and PP cost, and PHA more again [16,53]. On heat, PLA that has not been stereocomplexed (Section 3.2) has a heat deflection temperature of only about 55 to 65 °C, well under the roughly 100 °C of PP [11,13]. Its oxygen and CO₂ barrier is a match for PET, but the water-vapour barrier is worse, and a starch film is worse still [14], so the barrier problem that really bites is moisture sensitivity (Section 5.3), not oxygen getting through. Ageing makes both worse: PHB embrittles in storage as secondary crystallisation proceeds [61], PLA through physical ageing below its Tg [43], starch properties wander with the humidity, and PLA has to be dried before melt processing or its molecular weight runs away (Section 4).</w:t>
+        <w:t>The disadvantages are as real as the advantages. PLA usually costs several times what commodity PE and PP cost, and PHA more again [16,53]. On heat, PLA that has not been stereocomplexed has a heat deflection temperature of only about 55 to 65 °C, well under the roughly 100 °C of PP [11,13]. Its oxygen and CO₂ barrier matches PET, but the water-vapour barrier is worse and a starch film worse still [14], so the barrier problem that really bites is moisture sensitivity rather than oxygen getting through. Ageing makes matters worse on both counts: PHB embrittles in storage as secondary crystallisation proceeds [61], PLA through physical ageing below its Tg [43], starch properties wander with the humidity, and PLA has to be dried before melt processing or its molecular weight runs away.</w:t>
       </w:r>
     </w:p>
     <w:p>
@@ -3460,7 +3472,7 @@
           <w:b w:val="0"/>
           <w:i w:val="0"/>
         </w:rPr>
-        <w:t>Sourcing from agriculture also brings a batch-to-batch variability that petrochemical monomers simply do not have: in the M and G fractions of alginate, in the degree of deacetylation of chitosan, in the amylose content of starch, and in the clone and tree age behind natural rubber [19]. Fitting into existing recycling streams is another limit. A 2022 study put PLA at only 0 to 0.019% of PET recycling streams, held down there by near-infrared sorting, and below the roughly 1% level at which it measurably degrades recycled PET [15]. That is a reliance on sorting infrastructure, not an inherent incompatibility.</w:t>
+        <w:t>Sourcing from agriculture also brings a batch-to-batch variability that petrochemical monomers simply do not have, showing up in the M and G fractions of alginate, the degree of deacetylation of chitosan, the amylose content of starch, and the clone and tree age behind natural rubber [19]. Fitting into existing recycling streams is another limit. A 2022 study put PLA at only 0 to 0.019% of PET recycling streams, held down there by near-infrared sorting and below the roughly 1% level at which it measurably degrades recycled PET [15]. That is a reliance on sorting infrastructure, not an inherent incompatibility.</w:t>
       </w:r>
     </w:p>
     <w:p>
@@ -4032,7 +4044,7 @@
           <w:b w:val="0"/>
           <w:i w:val="0"/>
         </w:rPr>
-        <w:t>Table 5 lines up each application with the property it calls for and the material that supplies it. A couple of things stand out. Packaging wants an O₂ and an H₂O barrier, toughness, and heat resistance above PLA's heat deflection temperature, all at once (Section 6.2), and since no single biopolymer covers all three (Section 5.3), packaging is nearly always multilayer or blended. Biomedical use is the one place where biopolymers come close to being irreplaceable, since they put biocompatibility and a tunable degradation rate in the same material (Section 5.4). Even there, PGA and PLGA sutures still fail mostly through a local drop in pH as their acidic hydrolysis products build up [52,53], and collagen, alginate and chitosan carry that same logic across to scaffolds and bioprinting [55].</w:t>
+        <w:t>Table 5 lines up each application with the property it calls for and the material that supplies it. A couple of things stand out. Packaging asks for an oxygen barrier, a water-vapour barrier, toughness and heat resistance above PLA's heat deflection temperature all at once, and since no single biopolymer manages the whole set, a packaging structure is nearly always multilayer or blended. Biomedical use is the one place where biopolymers come close to being irreplaceable, because they combine biocompatibility with a degradation rate that can be tuned. Even there, PGA and PLGA sutures still fail mostly through the local drop in pH as their acidic hydrolysis products build up [52,53], and collagen, alginate and chitosan carry the same logic across to scaffolds and bioprinting [55].</w:t>
       </w:r>
     </w:p>
     <w:p>
@@ -4518,7 +4530,7 @@
           <w:b w:val="0"/>
           <w:i w:val="0"/>
         </w:rPr>
-        <w:t>A few things are worth stating plainly at the end. The ceiling on performance is thermal and hygroscopic rather than mechanical (Sections 5.1 and 5.3): on stiffness most of the families match or beat synthetic polymers, and where they fall short is the processing window and moisture. Crystallinity is what ties the trade-off together (Section 5.4), giving stiffness while it keeps out both water and degradative attack, so a gain on any one of the three is paid for on the other two. The natural rubber and SBR comparison (Section 6.3) reaches the same place through compounding alone. And a molecular weight still means very little without the method used to obtain it (Section 4), where the features that make biopolymers awkward to measure are the same ones that decide how they perform.</w:t>
+        <w:t>This review has sorted biopolymers by the linkage that repeats along the backbone and taken the properties and uses of each family before its structure. Across the polysaccharides, polyesters, proteins, lignin and natural rubber, a wide spread of behaviour comes from a small set of causes: cellulose and the proteins are stiff and infusible, starch and the polyesters are softer and melt-processable, rubber is elastomeric, and lignin has no repeat unit to speak of. In each case it was the backbone chemistry, not the biological origin, that fixed the melting behaviour, the degradation route and the mechanical envelope.</w:t>
       </w:r>
     </w:p>
     <w:p>
@@ -4530,7 +4542,19 @@
           <w:b w:val="0"/>
           <w:i w:val="0"/>
         </w:rPr>
-        <w:t>Bio-based plastics came to about 2.31 Mt of capacity in 2025, near 0.5% of all plastics [16]. Scale on its own will not deal with the processing window, the sensitivity to humidity or the batch-to-batch variability; the more promising near-term routes are enzymatic depolymerisation back to the monomer [17] and data-driven prediction of properties [56].</w:t>
+        <w:t>Three patterns ran through the families. Performance is capped by thermal stability and by sensitivity to water rather than by any lack of strength, so most biopolymers match synthetic polymers on stiffness and lose on the processing window and on moisture. Crystallinity governs one three-way trade-off, because the order that raises the modulus also keeps water and degradative attack out, and the natural-rubber and SBR comparison reaches the same trade-off through compounding alone. A molecular weight means little without its method, since the insolubility and missing calibration data that make it hard to measure come from the same associating structure that sets the properties.</w:t>
+      </w:r>
+    </w:p>
+    <w:p>
+      <w:pPr>
+        <w:jc w:val="both"/>
+      </w:pPr>
+      <w:r>
+        <w:rPr>
+          <w:b w:val="0"/>
+          <w:i w:val="0"/>
+        </w:rPr>
+        <w:t>Weighed against synthetic polymers, the advantages that hold up are a renewable feedstock, biodegradability where it is wanted, biocompatibility, and function beyond mechanics; the costs are price, low heat resistance, moisture, ageing and agricultural variability. Packaging is therefore almost always blended or multilayer, while resorbable sutures and scaffolds remain the clearest thing biopolymers do that a commodity plastic cannot. Bio-based plastics were about 2.31 Mt of capacity in 2025, near 0.5% of all plastics [16]; scale alone will not fix limits that are set by structure, and the nearer-term routes are enzymatic depolymerisation back to monomer [17] and data-driven property prediction [56].</w:t>
       </w:r>
     </w:p>
     <w:p>

--- a/projects/biopolymers-review/Biopolymers-review-DRAFT.docx
+++ b/projects/biopolymers-review/Biopolymers-review-DRAFT.docx
@@ -822,7 +822,7 @@
           <w:b w:val="0"/>
           <w:i w:val="0"/>
         </w:rPr>
-        <w:t>Nothing else in the review is as stiff as cellulose. Its crystal modulus along the chain axis is around 130 to 150 GPa [35], and even regenerated fibres reach 10 to 30 GPa [36]. There is no melting step to use: cellulose starts to decompose near 300 °C, so it has to be shaped from solution, as Lyocell and viscose fibre [36], as clear film, or as the nanocrystals and nanofibrils now added as reinforcing filler [2]. The linear β-(1→4) chain drawn in Fig. 1a is behind all of this. It lies flat as a ribbon, hydrogen bonds stack the ribbons into the Iα and Iβ sheets of Fig. 2a, and pulling the sheets apart costs more energy than breaking a backbone bond [33,34]. Only solvents that dismantle that hydrogen-bond network will dissolve it, such as NMMO in the Lyocell process [37] or LiCl in DMAc.</w:t>
+        <w:t>Nothing in the review is as stiff as cellulose. Its crystal modulus along the chain axis is around 130 to 150 GPa [35], and even regenerated fibres reach 10 to 30 GPa [36]. There is no melting step to use: cellulose decomposes near 300 °C, so it is shaped from solution, as Lyocell and viscose fibre [36], clear film, or the nanocrystals and nanofibrils now used as filler [2]. The linear β-(1→4) chain of Fig. 1a explains this. It lies flat as a ribbon, hydrogen bonds stack the ribbons into the Iα and Iβ sheets of Fig. 2a, and pulling those sheets apart costs more than breaking a backbone bond [33,34]. Only solvents that dismantle the hydrogen-bond network dissolve it, such as NMMO in the Lyocell process [37] or LiCl in DMAc.</w:t>
       </w:r>
     </w:p>
     <w:p>
@@ -834,7 +834,7 @@
           <w:b w:val="0"/>
           <w:i w:val="0"/>
         </w:rPr>
-        <w:t>Starch is almost the opposite. Plasticised into thermoplastic starch it is soft and very cheap, with a modulus of only 0.02 to 1 GPa, but it takes up moisture and slowly recrystallises on the shelf, a process called retrogradation [38]. For that reason it is seldom used alone; the usual form is a blend with PLA or PBAT, made into compostable bags, foamed trays and mulch film. Here it is the arrangement of the chains rather than their chemistry that matters. Amylose and amylopectin give only a weak crystallinity that humidity undoes, and as Fig. 2b shows, the amylose coils into a helix loose enough for water to enter and soften it.</w:t>
+        <w:t>Starch is almost the opposite. As thermoplastic starch it is soft and very cheap, with a modulus of only 0.02 to 1 GPa, but it takes up moisture and slowly recrystallises on the shelf, a process called retrogradation [38]. So it is seldom used alone; the usual form is a blend with PLA or PBAT, for compostable bags, foamed trays and mulch film. Here the arrangement of the chains matters more than their chemistry: amylose and amylopectin give only a weak, humidity-reversible crystallinity, and the amylose coils into a helix loose enough for water to enter and soften it (Fig. 2b).</w:t>
       </w:r>
     </w:p>
     <w:p>
@@ -846,7 +846,7 @@
           <w:b w:val="0"/>
           <w:i w:val="0"/>
         </w:rPr>
-        <w:t>The remaining two polysaccharides are used for chemistry, not for load-bearing. Once dissolved in dilute acid, chitosan, whose films run 1 to 4 GPa in modulus, becomes a polycation, and that alone makes it antimicrobial, able to bind metal ions, and adhesive to mucosa, which is why it appears in wound dressings, antimicrobial coatings and water treatment [39]. Its degree of deacetylation fixes both solubility and charge, and since raising it with alkali also cuts the chain, the most deacetylated grades are the ones with the lowest molecular weight [3]. Alginate works differently again: as sketched in Fig. 2c, a soft gel forms the moment Ca²⁺ ions bridge its guluronate blocks into an egg-box junction [4], and a chelating agent pulls the gel apart again. That reversibility is the basis of alginate hydrogels for wound dressings, cell encapsulation and bioprinting, and of its use as a food thickener, with the guluronate fraction setting how stiff or brittle the gel turns out. Hyaluronic acid, carrageenan, xanthan and pectin follow the same linkage-chemistry logic.</w:t>
+        <w:t>The other two polysaccharides are used for chemistry, not load-bearing. In dilute acid, chitosan, whose films run 1 to 4 GPa in modulus, becomes a polycation, which makes it antimicrobial, metal-binding and mucoadhesive, hence its use in wound dressings, antimicrobial coatings and water treatment [39]; its degree of deacetylation fixes solubility and charge, and because raising it with alkali also cuts the chain, the most deacetylated grades have the lowest molecular weight [3]. Alginate is different again: a soft gel forms the moment Ca²⁺ ions bridge its guluronate blocks into an egg-box junction (Fig. 2c) [4], and a chelating agent reverses it. That reversibility underlies alginate hydrogels for wound dressings, cell encapsulation and bioprinting, and its use as a food thickener, with the guluronate fraction setting how stiff or brittle the gel is. Hyaluronic acid, carrageenan, xanthan and pectin follow the same logic.</w:t>
       </w:r>
     </w:p>
     <w:p>
@@ -866,7 +866,7 @@
           <w:b w:val="0"/>
           <w:i w:val="0"/>
         </w:rPr>
-        <w:t xml:space="preserve">Two polyesters matter here, and they are not alike. PHB, the archetype of the PHA family and shown in Fig. 1f, is stiff at 1.5 to 4 GPa, brittle with an elongation at break of only 1.5 to 8%, fully biodegradable, and used for rigid packaging, coatings and compostable items. Its processing window is the narrowest of anything in the review, only about 20 °C, because PHB breaks up by a six-membered-ring </w:t>
+        <w:t xml:space="preserve">Two polyesters matter here, and they are not alike. PHB, the archetype of PHA and drawn in Fig. 1f, is stiff at 1.5 to 4 GPa, brittle with an elongation at break of only 1.5 to 8%, fully biodegradable, and used for rigid packaging, coatings and compostable items. Its processing window is the narrowest in the review, about 20 °C, because PHB breaks up by a six-membered-ring </w:t>
       </w:r>
       <w:r>
         <w:rPr>
@@ -879,7 +879,7 @@
           <w:b w:val="0"/>
           <w:i w:val="0"/>
         </w:rPr>
-        <w:t>-elimination as soon as it is heated past melting [5]; the PHBV and PHBHHx copolymers stretch that window to around 55 °C but lose stiffness doing it. The polyester that is actually used at scale, though, is PLA, which turns up as 3D-printer filament, food serviceware, fibre and, as the copolymer PLGA, resorbable sutures. Its modulus of 2.5 to 4 GPa is respectable, but a glass transition near 60 °C keeps its heat ceiling low, a point taken up in Section 6.2. A useful molecular weight needs ring-opening polymerisation of lactide catalysed by Sn(Oct)₂ [40,41], and mixing the two enantiomers gives a PLLA/PDLA stereocomplex that melts about 50 °C higher because the opposite-handed chains pack more tightly [6,7]. Fig. 2d shows that both polyesters crystallise as helices that still melt rather than decompose. PBS and PEF run on the same ester logic.</w:t>
+        <w:t>-elimination as soon as it is heated past melting [5]; the PHBV and PHBHHx copolymers stretch it to around 55 °C at some cost in stiffness. The polyester used at scale, though, is PLA: 3D-printer filament, food serviceware, fibre, and resorbable sutures as the copolymer PLGA. Its modulus is 2.5 to 4 GPa, but a glass transition near 60 °C keeps its heat ceiling low. A useful molecular weight needs ring-opening polymerisation of lactide over Sn(Oct)₂ [40,41], and mixing the two enantiomers gives a PLLA/PDLA stereocomplex that melts about 50 °C higher because the opposite-handed chains pack more tightly [6,7]. As Fig. 2d shows, both polyesters crystallise as helices that still melt rather than decompose. PBS and PEF run on the same ester logic.</w:t>
       </w:r>
     </w:p>
     <w:p>
@@ -899,7 +899,7 @@
           <w:b w:val="0"/>
           <w:i w:val="0"/>
         </w:rPr>
-        <w:t>Being strong and tough at once is rare in a polymer, and silk fibroin, drawn in Fig. 1h, manages both, which is why it is used as a premium suture, as tissue scaffold, and as a benchmark for tough fibres. As Fig. 2e sets out, the mechanism is β-sheet nanocrystallites a few nanometres across, dispersed in a soft amorphous matrix [8]. Collagen and its denatured form, gelatin, go into hydrogels, scaffolds and encapsulants; a stereoelectronic effect from hydroxyproline holds the Gly-X-Y triple helix of collagen together, as in Fig. 2f [45], and once heat has unwound it into gelatin it does not fold back. Zein, casein and soy protein will form films but bear no real load. One thing sets this family apart: every chain is copied from a ribosomal template, so the chains are close to identical in length, with a dispersity near the theoretical limit of 1, which nothing non-templated comes near.</w:t>
+        <w:t>Being strong and tough at once is rare in a polymer, and silk fibroin (Fig. 1h) manages both, which is why it serves as a premium suture, tissue scaffold and benchmark tough fibre. The mechanism, in Fig. 2e, is β-sheet nanocrystallites a few nanometres across in a soft amorphous matrix [8]. Collagen and its denatured form gelatin go into hydrogels, scaffolds and encapsulants; a stereoelectronic effect from hydroxyproline holds the Gly-X-Y triple helix of collagen together (Fig. 2f) [45], and once heat unwinds it into gelatin it does not fold back. Zein, casein and soy protein form films but bear no real load. One thing sets this family apart: every chain is copied from a ribosomal template, so the chains are close to a single length, with a dispersity near the ideal value of 1, which nothing non-templated comes near.</w:t>
       </w:r>
     </w:p>
     <w:p>
@@ -939,7 +939,7 @@
           <w:b w:val="0"/>
           <w:i w:val="0"/>
         </w:rPr>
-        <w:t xml:space="preserve">At rest, natural rubber has almost no modulus, roughly 0.001 to 0.005 GPa. Put it under load, though, and its tear and fatigue resistance is excellent, which is what keeps it in tyres, engine mounts, gloves and adhesives even with synthetic rubbers competing for the same jobs. The stiffness is made on demand. Relaxed </w:t>
+        <w:t xml:space="preserve">At rest, natural rubber has almost no modulus, roughly 0.001 to 0.005 GPa. Under load, though, its tear and fatigue resistance is excellent, which keeps it in tyres, engine mounts, gloves and adhesives despite synthetic competition. The stiffness is made on demand: relaxed </w:t>
       </w:r>
       <w:r>
         <w:rPr>
@@ -952,7 +952,7 @@
           <w:b w:val="0"/>
           <w:i w:val="0"/>
         </w:rPr>
-        <w:t xml:space="preserve">-1,4-polyisoprene is amorphous, but stretching it drives the chains to crystallise, and those crystallites stiffen the network. X-ray diffraction has documented this strain-induced crystallisation, abbreviated SIC below, and it is largely absent from synthetic </w:t>
+        <w:t xml:space="preserve">-1,4-polyisoprene is amorphous, but stretching drives the chains to crystallise, and the crystallites stiffen the network. X-ray diffraction has documented this strain-induced crystallisation, abbreviated SIC below, and it is largely absent from synthetic </w:t>
       </w:r>
       <w:r>
         <w:rPr>
@@ -965,7 +965,7 @@
           <w:b w:val="0"/>
           <w:i w:val="0"/>
         </w:rPr>
-        <w:t xml:space="preserve">-polyisoprene [10]. None of this is a fixed material constant. Both the molecular weight and its spread vary from one </w:t>
+        <w:t xml:space="preserve">-polyisoprene [10]. None of this is a fixed constant: the molecular weight and its spread vary between </w:t>
       </w:r>
       <w:r>
         <w:rPr>
@@ -978,7 +978,7 @@
           <w:b w:val="0"/>
           <w:i w:val="0"/>
         </w:rPr>
-        <w:t xml:space="preserve"> clone to the next and with the age of the tree [19], and the non-rubber protein and gel fraction is not really an impurity but an active, clone-dependent part of the network [18]. Section 6.3 sets natural rubber directly against a synthetic counterpart.</w:t>
+        <w:t xml:space="preserve"> clones and with tree age [19], and the non-rubber protein and gel fraction is an active, clone-dependent part of the network rather than an impurity [18]. Section 6.3 sets natural rubber against a synthetic counterpart.</w:t>
       </w:r>
     </w:p>
     <w:p>
@@ -2541,7 +2541,7 @@
           <w:b w:val="0"/>
           <w:i w:val="0"/>
         </w:rPr>
-        <w:t xml:space="preserve">As Fig. 3 shows, where Đ ends up is essentially a record of how the polymer was made. Template synthesis, as in proteins and nucleic acids, brings the chains close to a single length and a Đ approaching the ideal value of 1. Every other route widens the distribution, by an amount that tracks how tightly the polymerisation is controlled. Natural rubber is the extreme: it is harvested, not grown chain by chain, and its Mw and its distribution move around between </w:t>
+        <w:t xml:space="preserve">Where Đ ends up is essentially a record of how the polymer was made (Fig. 3). Template synthesis, in proteins and nucleic acids, brings the chains close to a single length and a Đ near the ideal value of 1; every other route widens the distribution, by an amount that tracks how tightly the polymerisation is controlled. Natural rubber is the extreme: harvested rather than grown chain by chain, its Mw and distribution shift between </w:t>
       </w:r>
       <w:r>
         <w:rPr>
@@ -2554,7 +2554,7 @@
           <w:b w:val="0"/>
           <w:i w:val="0"/>
         </w:rPr>
-        <w:t xml:space="preserve"> clones and with the age of the tree [19] in a way that has no synthetic parallel.</w:t>
+        <w:t xml:space="preserve"> clones and with tree age [19] in a way no synthetic polymer matches.</w:t>
       </w:r>
     </w:p>
     <w:p>
@@ -2620,7 +2620,7 @@
           <w:b w:val="0"/>
           <w:i w:val="0"/>
         </w:rPr>
-        <w:t>The route from molecular weight to performance runs through chain entanglement. A polymer only reaches its full strength and toughness once the chains are long enough to entangle, which means above a critical value Mc [48]. Below Mc both properties collapse, while above it tensile strength climbs with Mn and then flattens out, following a Flory-type relation σ ≈ σ∞ − K/Mn [47]. When a material degrades, the first sign is a drop in molecular weight, and for a while that costs almost no strength; the failure comes suddenly, once the chains fall back below Mc.</w:t>
+        <w:t>Molecular weight reaches performance through chain entanglement. A polymer develops its full strength and toughness only once the chains are long enough to entangle, above a critical value Mc [48]. Below Mc both collapse; above it, tensile strength climbs with Mn and then levels off, roughly as σ ≈ σ∞ − K/Mn [47]. Degradation shows up first as a fall in molecular weight, which costs little strength until the chains drop back below Mc, at which point performance fails abruptly.</w:t>
       </w:r>
     </w:p>
     <w:p>
@@ -2632,7 +2632,7 @@
           <w:b w:val="0"/>
           <w:i w:val="0"/>
         </w:rPr>
-        <w:t>Actually measuring the molecular weight is harder for a biopolymer than for a synthetic one. Cellulose will not dissolve in any standard SEC eluent, so it has to be derivatised first or forced into an aggressive solvent, and even then aggregation and branching pull the result away from an SEC calibrated on linear standards. SEC-MALS and Mark-Houwink viscometry get around the calibration problem, but the Mark-Houwink parameters have never been measured for a lot of biopolymer and solvent combinations. The upshot is that published values for one and the same material often differ by a factor of ten. Most of that spread is an artefact of the method, which is why a number is only worth anything when it is quoted together with how it was obtained.</w:t>
+        <w:t>Measuring that molecular weight is harder for a biopolymer than for a synthetic one. Cellulose dissolves in no standard SEC eluent and has to be derivatised or forced into an aggressive solvent first, and even then aggregation and branching distort an SEC calibrated on linear standards. SEC-MALS and Mark-Houwink viscometry avoid the calibration problem, but Mark-Houwink parameters are missing for many biopolymer/solvent pairs. Published values for one material therefore often differ by a factor of ten, mostly as an artefact of method, which is why a number only means something quoted together with how it was obtained.</w:t>
       </w:r>
     </w:p>
     <w:p>
@@ -3220,7 +3220,7 @@
           <w:b w:val="0"/>
           <w:i w:val="0"/>
         </w:rPr>
-        <w:t>In most biopolymers, decomposition begins at or below the melting point, as Fig. 4a sets out. The cause is the same hydrogen bonding and dense polar-group content that makes them stiff to begin with: it raises the energy needed to melt the crystal until that figure approaches the energy needed to break a backbone bond, and the two processes then run into each other. Cellulose, chitosan and silk fibroin never get as far as melting and decompose first. Among the polyesters the margin is thin but real, with a melt-processing window of about 20 °C for PHB, about 55 °C for PHBV and a little more for PLLA [44]. Fig. 4a is drawn to the TGA decomposition onset, but the usable window for PHB and PLLA is tighter still, because melt hydrolysis of the kind described in Section 4 sets in before that onset is reached.</w:t>
+        <w:t>In most biopolymers, decomposition begins at or below the melting point (Fig. 4a). The cause is the hydrogen bonding and dense polar groups that make them stiff in the first place: they raise the energy needed to melt the crystal until it approaches the energy needed to break a backbone bond, and the two events overlap. Cellulose, chitosan and silk fibroin decompose before they melt. Among the polyesters the margin is thin but real, with a melt-processing window of about 20 °C for PHB, 55 °C for PHBV and a little more for PLLA [44]. Fig. 4a marks the TGA decomposition onset, but the usable window for PHB and PLLA is tighter, because melt hydrolysis sets in first.</w:t>
       </w:r>
     </w:p>
     <w:p>
@@ -3232,7 +3232,7 @@
           <w:b w:val="0"/>
           <w:i w:val="0"/>
         </w:rPr>
-        <w:t>That window also decides how the material is processed. PBS, PLA and PHB can be melt-processed; cellulose and chitosan, with no window to work in, have to be shaped from solution instead, by Lyocell or by dilute-acid spinning. Plasticisers, nucleating agents and compatibilised blends are all really just ways of prising a narrow window open, so a lot of what gets reported as a "performance shortfall" is really a processing-window shortfall.</w:t>
+        <w:t>The width of that window also decides the processing route. PBS, PLA and PHB can be melt-processed; cellulose and chitosan, with no window at all, are shaped from solution instead, by Lyocell or dilute-acid spinning. Plasticisers, nucleating agents and compatibilised blends are all ways of prising a narrow window open, so a lot of what gets called a "performance shortfall" is really a processing-window shortfall.</w:t>
       </w:r>
     </w:p>
     <w:p>
@@ -3252,7 +3252,7 @@
           <w:b w:val="0"/>
           <w:i w:val="0"/>
         </w:rPr>
-        <w:t>Mechanical behaviour traces to the same place, and Fig. 4b maps it out. Crystallinity and hydrogen bonding raise the modulus, but they leave the chain with very few flexible segments, so a biopolymer will not draw out before it breaks the way polyethylene or polypropylene does. Most of them therefore sit in the same corner of the map as LDPE, PP and PET are plotted against: high modulus, low elongation [11,43]. Natural rubber is the outlier, with almost no modulus when relaxed and its properties showing up only under load through SIC, as Sections 3.5 and 6.3 discuss. The shapes in Fig. 4b are ranges rather than points; sample form, moisture, crystallinity and thermal history can each move a material's data by as much as a factor of ten, and the same scatter returns as batch variability in Section 6.2.</w:t>
+        <w:t>Mechanical behaviour traces to the same place (Fig. 4b). Crystallinity and hydrogen bonding raise the modulus but leave the chain with few flexible segments, so a biopolymer will not draw out before it breaks the way polyethylene or polypropylene does. Most of them sit in the high-modulus, low-elongation corner of the map, away from LDPE, PP and PET [11,43]. Natural rubber is the outlier, with almost no modulus when relaxed and its properties appearing only under load through SIC. The shapes in Fig. 4b are ranges, not points: sample form, moisture, crystallinity and thermal history can each shift a material's data by up to a factor of ten, the scatter that returns as batch variability in Section 6.2.</w:t>
       </w:r>
     </w:p>
     <w:p>
@@ -3326,7 +3326,15 @@
           <w:b w:val="0"/>
           <w:i w:val="0"/>
         </w:rPr>
-        <w:t>The polar groups that give biopolymers their strength also make them take up water, and how much depends on the group. Cellulose and starch carry a hydroxyl on nearly every ring and sit at the wet end, holding a large fraction of their own weight in water at high humidity; proteins, with an amide per residue, behave much the same. Polyesters have only one ester per repeat unit and absorb far less, on the order of a percent for PLA, but even that is enough to matter.</w:t>
+        <w:t>The polar groups that make biopolymers strong also make them take up water, and the hydroxyl- and amide-rich families take up the most: cellulose, starch and the proteins can hold a large fraction of their weight in water at high humidity, while a polyester such as PLA absorbs only about a percent. Even that percent matters. Absorbed water plasticises the amorphous fraction and lowers the glass transition, which is why a starch article that is stiff when dry turns limp as humidity rises and keeps drifting in storage. It also opens up free volume, so gases pass through faster: a dry PLA film has an oxygen permeability close to PET's [11], but the value climbs with humidity, and PLA's water-vapour barrier is poorer than PET's to begin with [14], while a plain cellulose or starch film is barely a barrier at all. A barrier rating for a biopolymer film therefore says little without the humidity it was measured at, and moisture-sensitive goods are usually packed behind a thin synthetic layer rather than the biopolymer alone. Molecular-dynamics simulations of oxygen and water in PLA reproduce the humidity dependence through the fractional free volume and can rank films before a packaging trial [57,58].</w:t>
+      </w:r>
+    </w:p>
+    <w:p>
+      <w:pPr>
+        <w:pStyle w:val="Heading2"/>
+      </w:pPr>
+      <w:r>
+        <w:t>5.4 Degradation as a Material Property</w:t>
       </w:r>
     </w:p>
     <w:p>
@@ -3338,27 +3346,7 @@
           <w:b w:val="0"/>
           <w:i w:val="0"/>
         </w:rPr>
-        <w:t>Absorbed water acts in two ways. It plasticises the amorphous fraction and lowers the glass transition, which is why a starch article that is stiff when dry goes limp and tacky as humidity rises and why its properties keep drifting in storage. It also opens up free volume, so gas molecules diffuse through more quickly. A dry PLA film has an oxygen permeability close to that of PET [11], but the value rises as the surrounding humidity increases, and its water-vapour barrier is poorer than PET to start with [14]; a plain cellulose or starch film is barely a moisture barrier at all. A barrier figure for a biopolymer film therefore says little without the humidity it was measured at, and in practice moisture-sensitive goods are packed behind a thin synthetic barrier layer rather than the biopolymer alone. Molecular-dynamics simulations of oxygen and water in PLA reproduce this humidity dependence by tracking the fractional free volume and can rank candidate films before a packaging trial is run [57,58].</w:t>
-      </w:r>
-    </w:p>
-    <w:p>
-      <w:pPr>
-        <w:pStyle w:val="Heading2"/>
-      </w:pPr>
-      <w:r>
-        <w:t>5.4 Degradation as a Material Property</w:t>
-      </w:r>
-    </w:p>
-    <w:p>
-      <w:pPr>
-        <w:jc w:val="both"/>
-      </w:pPr>
-      <w:r>
-        <w:rPr>
-          <w:b w:val="0"/>
-          <w:i w:val="0"/>
-        </w:rPr>
-        <w:t>Degradation is a rate process, and structure sets the rate, as Fig. 5 lays out. Polyesters go by an ester hydrolysis that feeds itself: the acid chain end left behind by each scission speeds up the next one, so below a certain part thickness the inside erodes faster than the surface, a pattern known as bulk erosion [49]. Polysaccharides and proteins take a different route, through enzymes that can only reach the amorphous segments, so the rate is set by how much surface is accessible rather than by the bulk chemistry [50]. This is why crystallinity ends up as the trade-off at the centre of the review: the same order that raises the modulus and keeps water out, in Sections 5.2 and 5.3, also keeps out whatever would degrade the material. Quantum-chemical calculations have traced both the base-catalysed path and the water-assisted neutral one, and between them they reproduce why polyesters hydrolyse so much faster in acid or base than at neutral pH [59,60].</w:t>
+        <w:t>Degradation is a rate process that structure controls, as Fig. 5 lays out. Polyesters go by a self-feeding ester hydrolysis: the acid chain end from each scission speeds up the next, so past a certain thickness a part erodes from the inside, which is bulk erosion [49]. Polysaccharides and proteins instead need enzymes, which reach only the amorphous segments, so their rate follows the accessible surface rather than the bulk chemistry [50]. This is why crystallinity is the trade-off at the centre of the review: the order that raises the modulus and keeps water out also keeps out what would degrade the material. Quantum-chemical work has mapped the base-catalysed and the water-assisted neutral paths, reproducing why polyesters hydrolyse far faster in acid or base than at neutral pH [59,60].</w:t>
       </w:r>
     </w:p>
     <w:p>
@@ -3440,7 +3428,7 @@
           <w:b w:val="0"/>
           <w:i w:val="0"/>
         </w:rPr>
-        <w:t>Biopolymers bring four broad advantages over commodity synthetics. Only one holds for every family: the feedstock renews itself. Biodegradability counts mainly where the material is likely to end up loose in the environment, in mulch film, fishing gear or disposable foodware, and there the readiness to hydrolyse or be broken down by enzymes is the point rather than a defect, so long as the disposal route suits the material, as Section 5.4 argues [51]. Biocompatibility and bioresorbability then let PLA and PGA sutures [52], and hydrogels and dressings based on collagen, alginate and chitosan [55], do jobs a commodity plastic could reach only after expensive modification. This is the one area, taken up in Section 7, where biopolymers really are the only practical class, though even there with conditions attached. And function beyond mechanics, chirality, a charge that responds to pH, or bioactivity written into the sequence, arrives with the biological structure for free.</w:t>
+        <w:t>Biopolymers bring four broad advantages over commodity synthetics. Only one holds for every family: the feedstock renews itself. Biodegradability counts mainly where the material ends up loose in the environment, in mulch film, fishing gear or disposable foodware, and there the readiness to hydrolyse or be broken down by enzymes is the point rather than a defect, so long as the disposal route suits the material [51]. Biocompatibility and bioresorbability let PLA and PGA sutures [52], and hydrogels and dressings of collagen, alginate and chitosan [55], do jobs a commodity plastic could reach only after costly modification; this is the one area where biopolymers are the only practical class, though even there with conditions. And function beyond mechanics, chirality, a pH-dependent charge, bioactivity in the sequence, comes with the biological structure for free.</w:t>
       </w:r>
     </w:p>
     <w:p>
@@ -3460,7 +3448,7 @@
           <w:b w:val="0"/>
           <w:i w:val="0"/>
         </w:rPr>
-        <w:t>The disadvantages are as real as the advantages. PLA usually costs several times what commodity PE and PP cost, and PHA more again [16,53]. On heat, PLA that has not been stereocomplexed has a heat deflection temperature of only about 55 to 65 °C, well under the roughly 100 °C of PP [11,13]. Its oxygen and CO₂ barrier matches PET, but the water-vapour barrier is worse and a starch film worse still [14], so the barrier problem that really bites is moisture sensitivity rather than oxygen getting through. Ageing makes matters worse on both counts: PHB embrittles in storage as secondary crystallisation proceeds [61], PLA through physical ageing below its Tg [43], starch properties wander with the humidity, and PLA has to be dried before melt processing or its molecular weight runs away.</w:t>
+        <w:t>The disadvantages are as real as the advantages. PLA usually costs several times commodity PE and PP, PHA more again [16,53]. Un-stereocomplexed PLA has a heat deflection temperature of only about 55 to 65 °C, against roughly 100 °C for PP [11,13]. Its oxygen and CO₂ barrier matches PET's, but the water-vapour barrier is worse and a starch film worse still [14], so the real barrier weakness is moisture, not oxygen. Ageing adds to both: PHB embrittles through secondary crystallisation [61], PLA through sub-Tg physical ageing [43], starch drifts with humidity, and PLA must be dried before melt processing or its molecular weight runs away.</w:t>
       </w:r>
     </w:p>
     <w:p>
@@ -3472,7 +3460,7 @@
           <w:b w:val="0"/>
           <w:i w:val="0"/>
         </w:rPr>
-        <w:t>Sourcing from agriculture also brings a batch-to-batch variability that petrochemical monomers simply do not have, showing up in the M and G fractions of alginate, the degree of deacetylation of chitosan, the amylose content of starch, and the clone and tree age behind natural rubber [19]. Fitting into existing recycling streams is another limit. A 2022 study put PLA at only 0 to 0.019% of PET recycling streams, held down there by near-infrared sorting and below the roughly 1% level at which it measurably degrades recycled PET [15]. That is a reliance on sorting infrastructure, not an inherent incompatibility.</w:t>
+        <w:t>Agricultural sourcing also brings a batch-to-batch variability that petrochemical monomers lack, in the M/G ratio of alginate, the deacetylation of chitosan, the amylose content of starch and the clone and age of the rubber tree [19]. Recycling fit is another limit: a 2022 study found PLA at only 0 to 0.019% of PET recycling streams, held there by near-infrared sorting and below the roughly 1% that measurably degrades recycled PET [15], a dependence on sorting infrastructure rather than a true incompatibility.</w:t>
       </w:r>
     </w:p>
     <w:p>
@@ -3492,7 +3480,7 @@
           <w:b w:val="0"/>
           <w:i w:val="0"/>
         </w:rPr>
-        <w:t>NR and styrene-butadiene rubber (SBR) are compounded, filled and vulcanised in the same way, and they compete for the same jobs, tyre tread, damping, belting, so whatever separates them has to come from the backbone rather than from processing. That makes it the cleanest same-application comparison in the review. Fig. 6 shows where the difference begins at the scale of the chain; Table 4 scores the two materials on five counts [10,18–32].</w:t>
+        <w:t>NR and styrene-butadiene rubber (SBR) are compounded, filled and vulcanised the same way and compete for the same jobs, tyre tread, damping, belting, so whatever separates them comes from the backbone, not processing. It is the cleanest same-application comparison in the review. Fig. 6 shows where the difference starts at the chain scale; Table 4 scores the two on five counts [10,18–32].</w:t>
       </w:r>
     </w:p>
     <w:p>
@@ -4024,7 +4012,7 @@
           <w:b w:val="0"/>
           <w:i w:val="0"/>
         </w:rPr>
-        <w:t>With the compounding matched, the SIC in NR gives it the better tear and crack-growth resistance to start with [10,23], and SBR then catches up on wear resistance through reinforcement and cure design [24]. It is the clearest instance in the review of backbone chemistry and formulation trading against each other. The "natural is better" line does not hold up against the literature. NR latex brings a genuine protein-allergy risk that SBR does not [27,28], being renewable is no guarantee of a smaller life-cycle footprint [29,30], and NR has historically been the more volatile of the two on price, for reasons of climate and crop disease that have nothing to do with polymer chemistry [32].</w:t>
+        <w:t>With compounding matched, NR's SIC gives it better initial tear and crack-growth resistance [10,23], and SBR catches up on wear resistance through reinforcement and cure design [24]. It is the review's clearest case of backbone chemistry trading against formulation. The "natural is better" story does not survive the literature: NR latex carries a real protein-allergy risk that SBR does not [27,28], renewability does not guarantee a smaller life-cycle footprint [29,30], and NR has been the more price-volatile of the two, for climate and crop-disease reasons unrelated to polymer chemistry [32].</w:t>
       </w:r>
     </w:p>
     <w:p>
@@ -4044,7 +4032,7 @@
           <w:b w:val="0"/>
           <w:i w:val="0"/>
         </w:rPr>
-        <w:t>Table 5 lines up each application with the property it calls for and the material that supplies it. A couple of things stand out. Packaging asks for an oxygen barrier, a water-vapour barrier, toughness and heat resistance above PLA's heat deflection temperature all at once, and since no single biopolymer manages the whole set, a packaging structure is nearly always multilayer or blended. Biomedical use is the one place where biopolymers come close to being irreplaceable, because they combine biocompatibility with a degradation rate that can be tuned. Even there, PGA and PLGA sutures still fail mostly through the local drop in pH as their acidic hydrolysis products build up [52,53], and collagen, alginate and chitosan carry the same logic across to scaffolds and bioprinting [55].</w:t>
+        <w:t>Table 5 pairs each application with the property it needs and the material that meets it. Two things stand out. Packaging needs an oxygen barrier, a water-vapour barrier, toughness and heat resistance above PLA's heat deflection temperature all at once, and since no single biopolymer manages the whole set, the structure is nearly always multilayer or blended. Biomedical use is the one place biopolymers are close to irreplaceable, combining biocompatibility with a degradation rate that can be tuned; even there, PGA and PLGA sutures fail mostly through the local pH drop from their acidic products [52,53], and collagen, alginate and chitosan carry the same logic to scaffolds and bioprinting [55].</w:t>
       </w:r>
     </w:p>
     <w:p>
@@ -4530,7 +4518,7 @@
           <w:b w:val="0"/>
           <w:i w:val="0"/>
         </w:rPr>
-        <w:t>This review has sorted biopolymers by the linkage that repeats along the backbone and taken the properties and uses of each family before its structure. Across the polysaccharides, polyesters, proteins, lignin and natural rubber, a wide spread of behaviour comes from a small set of causes: cellulose and the proteins are stiff and infusible, starch and the polyesters are softer and melt-processable, rubber is elastomeric, and lignin has no repeat unit to speak of. In each case it was the backbone chemistry, not the biological origin, that fixed the melting behaviour, the degradation route and the mechanical envelope.</w:t>
+        <w:t>Sorted by backbone linkage, the five families cover a wide range of behaviour from a short list of causes: cellulose and the proteins are stiff and infusible, starch and the polyesters softer and melt-processable, rubber elastomeric, and lignin has no repeat unit at all. In each case it was backbone chemistry, not biological origin, that set the melting behaviour, the degradation route and the mechanical range. Three patterns held throughout: performance is capped by heat and water, not strength; crystallinity runs one three-way trade-off, since the order that stiffens a polymer also keeps water and degradation out; and a molecular weight means little without its method.</w:t>
       </w:r>
     </w:p>
     <w:p>
@@ -4542,19 +4530,7 @@
           <w:b w:val="0"/>
           <w:i w:val="0"/>
         </w:rPr>
-        <w:t>Three patterns ran through the families. Performance is capped by thermal stability and by sensitivity to water rather than by any lack of strength, so most biopolymers match synthetic polymers on stiffness and lose on the processing window and on moisture. Crystallinity governs one three-way trade-off, because the order that raises the modulus also keeps water and degradative attack out, and the natural-rubber and SBR comparison reaches the same trade-off through compounding alone. A molecular weight means little without its method, since the insolubility and missing calibration data that make it hard to measure come from the same associating structure that sets the properties.</w:t>
-      </w:r>
-    </w:p>
-    <w:p>
-      <w:pPr>
-        <w:jc w:val="both"/>
-      </w:pPr>
-      <w:r>
-        <w:rPr>
-          <w:b w:val="0"/>
-          <w:i w:val="0"/>
-        </w:rPr>
-        <w:t>Weighed against synthetic polymers, the advantages that hold up are a renewable feedstock, biodegradability where it is wanted, biocompatibility, and function beyond mechanics; the costs are price, low heat resistance, moisture, ageing and agricultural variability. Packaging is therefore almost always blended or multilayer, while resorbable sutures and scaffolds remain the clearest thing biopolymers do that a commodity plastic cannot. Bio-based plastics were about 2.31 Mt of capacity in 2025, near 0.5% of all plastics [16]; scale alone will not fix limits that are set by structure, and the nearer-term routes are enzymatic depolymerisation back to monomer [17] and data-driven property prediction [56].</w:t>
+        <w:t>Against synthetic polymers, the advantages that survive are a renewable feedstock, biodegradability where it helps, biocompatibility and function beyond mechanics; the costs are price, heat resistance, moisture, ageing and agricultural variability. Packaging is nearly always blended or multilayer, and resorbable sutures and scaffolds stay the clearest thing biopolymers do that commodity plastics cannot. Bio-based plastics reached only about 2.31 Mt of capacity in 2025, near 0.5% of all plastics [16]; scale alone will not lift the structural limits, and the nearer-term routes are enzymatic depolymerisation to monomer [17] and data-driven property prediction [56].</w:t>
       </w:r>
     </w:p>
     <w:p>
@@ -8109,7 +8085,7 @@
     <w:qFormat/>
     <w:rsid w:val="00FC693F"/>
     <w:pPr>
-      <w:spacing w:line="360" w:lineRule="auto" w:after="40"/>
+      <w:spacing w:line="360" w:lineRule="auto" w:after="20"/>
     </w:pPr>
     <w:rPr>
       <w:rFonts w:ascii="Times New Roman" w:hAnsi="Times New Roman" w:eastAsia="Times New Roman"/>
@@ -8172,7 +8148,7 @@
       <w:keepNext w:val="0"/>
       <w:keepLines w:val="0"/>
       <w:widowControl/>
-      <w:spacing w:before="120" w:after="40" w:line="240" w:lineRule="auto"/>
+      <w:spacing w:before="60" w:after="40" w:line="240" w:lineRule="auto"/>
       <w:outlineLvl w:val="0"/>
     </w:pPr>
     <w:rPr>
@@ -8196,7 +8172,7 @@
       <w:keepNext w:val="0"/>
       <w:keepLines w:val="0"/>
       <w:widowControl/>
-      <w:spacing w:before="120" w:after="40" w:line="240" w:lineRule="auto"/>
+      <w:spacing w:before="60" w:after="40" w:line="240" w:lineRule="auto"/>
       <w:outlineLvl w:val="1"/>
     </w:pPr>
     <w:rPr>
@@ -8220,7 +8196,7 @@
       <w:keepNext w:val="0"/>
       <w:keepLines w:val="0"/>
       <w:widowControl/>
-      <w:spacing w:before="120" w:after="40" w:line="240" w:lineRule="auto"/>
+      <w:spacing w:before="60" w:after="40" w:line="240" w:lineRule="auto"/>
       <w:outlineLvl w:val="2"/>
     </w:pPr>
     <w:rPr>
@@ -8244,7 +8220,7 @@
       <w:keepNext w:val="0"/>
       <w:keepLines w:val="0"/>
       <w:widowControl/>
-      <w:spacing w:before="120" w:after="40" w:line="240" w:lineRule="auto"/>
+      <w:spacing w:before="60" w:after="40" w:line="240" w:lineRule="auto"/>
       <w:outlineLvl w:val="3"/>
     </w:pPr>
     <w:rPr>

--- a/projects/biopolymers-review/Biopolymers-review-DRAFT.docx
+++ b/projects/biopolymers-review/Biopolymers-review-DRAFT.docx
@@ -91,7 +91,7 @@
           <w:b w:val="0"/>
           <w:i w:val="0"/>
         </w:rPr>
-        <w:t>-1,4-polyisoprene and lignin between them account for most of the organic polymer on Earth [1]. We also include polymers that are chemically polymerised from a monomer taken from biomass. Polylactic acid (PLA) is a typical example. Because its performance is closer to that of the true biopolymers, we keep comparing it with them throughout the discussion. The difference between these chains and synthetic polymers really lies mainly in how they are synthesised. Their synthesis follows a specific template, so chain length and sequence are fixed closely, and proteins and nucleic acids come out almost perfectly uniform, with a dispersity of very nearly 1. The monomers a cell supplies are largely single enantiomers, which makes the chains stereoregular for free. On top of that, almost every repeat unit carries a hydroxyl, an amide or a carbonyl group, and those groups pull neighbouring chains together much harder than anything in polyethylene or polypropylene. Nearly everything in this review follows from those points. They give biopolymers their stiffness and high crystallinity. They are also why the same materials are brittle, take up water, and start to decompose at or below their melting point (Section 5.4).</w:t>
+        <w:t>-1,4-polyisoprene and lignin between them account for most of the organic polymer on Earth [1]. We also include polymers that are chemically polymerised from a monomer taken from biomass. Polylactic acid (PLA) is a typical example. Because its performance is closer to that of the true biopolymers, we keep comparing it with them throughout the discussion. The difference between these chains and synthetic polymers really lies mainly in how they are synthesised. Their synthesis follows a specific template, so chain length and sequence are fixed closely, and proteins and nucleic acids come out almost perfectly uniform, with a dispersity of very nearly 1. The monomers a cell supplies are largely single enantiomers, which makes the chains stereoregular for free. On top of that, almost every repeat unit carries a hydroxyl, an amide or a carbonyl group, and those groups pull neighbouring chains together much harder than anything in polyethylene or polypropylene. Many of the trends in this review can be related to these structural features, though their importance differs between families. The polar groups and template synthesis underlie the stiffness and high crystallinity of many of these materials, and are part of why several are also brittle, take up water, or begin to decompose near their melting point (Section 5.4).</w:t>
       </w:r>
     </w:p>
     <w:p>
@@ -123,7 +123,7 @@
           <w:b w:val="0"/>
           <w:i w:val="0"/>
         </w:rPr>
-        <w:t>The usual first cut sorts biopolymers by origin: pulled out of biomass, made by micro-organisms, or polymerised from a bio-based monomer. Origin turns out to be a weak predictor of how a material behaves. Two polymers with the same origin can melt, process and rot in completely unlike ways, and two with different origins often end up much alike. The linkage that repeats along the backbone is the more useful handle, since it is what decides whether a material can be melted at all and how it comes apart. So the review is built around backbone chemistry (Table 1). Origin stays on as a small tag against each material, because it still explains why molecular weight and purity drift about within a single class (Section 4).</w:t>
+        <w:t>The usual first cut sorts biopolymers by origin: pulled out of biomass, made by micro-organisms, or polymerised from a bio-based monomer. Origin turns out to be a weak predictor of how a material behaves. Two polymers with the same origin can melt, process and rot in completely unlike ways, and two with different origins often end up much alike. The linkage that repeats along the backbone is the more useful handle, since it strongly influences whether a material can be melted at all and how it comes apart. So the review is built around backbone chemistry (Table 1). Origin stays on as a small tag against each material, because it still explains why molecular weight and purity drift about within a single class (Section 4).</w:t>
       </w:r>
     </w:p>
     <w:p>
@@ -748,7 +748,7 @@
           <w:b w:val="0"/>
           <w:i w:val="0"/>
         </w:rPr>
-        <w:t>The families are taken in turn below. Table 2 carries the numbers, Fig. 1 the repeat units and Fig. 2 the higher-order structures. The point that keeps coming back is that backbone chemistry, not the biological source, is what predicts melting, attack by water or enzymes, and mechanical behaviour.</w:t>
+        <w:t>The families are taken in turn below. Table 2 carries the numbers, Fig. 1 the repeat units and Fig. 2 the higher-order structures. The point that keeps coming back is that backbone chemistry, more than the biological source, is a useful first predictor of melting, attack by water or enzymes, and mechanical behaviour.</w:t>
       </w:r>
     </w:p>
     <w:p>
@@ -846,7 +846,7 @@
           <w:b w:val="0"/>
           <w:i w:val="0"/>
         </w:rPr>
-        <w:t>The other two polysaccharides are used for chemistry, not load-bearing. In dilute acid, chitosan, whose films run 1 to 4 GPa in modulus, becomes a polycation, which makes it antimicrobial, metal-binding and mucoadhesive, hence its use in wound dressings, antimicrobial coatings and water treatment [39]; its degree of deacetylation fixes solubility and charge, and because raising it with alkali also cuts the chain, the most deacetylated grades have the lowest molecular weight [3]. Alginate is different again: a soft gel forms the moment Ca²⁺ ions bridge its guluronate blocks into an egg-box junction (Fig. 2c) [4], and a chelating agent reverses it. That reversibility underlies alginate hydrogels for wound dressings, cell encapsulation and bioprinting, and its use as a food thickener, with the guluronate fraction setting how stiff or brittle the gel is. Hyaluronic acid, carrageenan, xanthan and pectin follow the same logic.</w:t>
+        <w:t>The other two polysaccharides are used for chemistry, not load-bearing. In dilute acid, chitosan, whose films run 1 to 4 GPa in modulus, becomes a polycation, which makes it antimicrobial, metal-binding and mucoadhesive, hence its use in wound dressings, antimicrobial coatings and water treatment [39]; its degree of deacetylation fixes solubility and charge, and because raising it with alkali also cuts the chain, the most deacetylated grades have the lowest molecular weight [3]. Alginate is different again: a soft gel forms the moment Ca²⁺ ions bridge its guluronate blocks into an egg-box junction (Fig. 2c) [4], and a chelating agent reverses it, which underlies alginate hydrogels for wound dressings, cell encapsulation and bioprinting and its use as a food thickener; the guluronate fraction sets how stiff or brittle the gel is. Hyaluronic acid, carrageenan, xanthan and pectin follow the same logic.</w:t>
       </w:r>
     </w:p>
     <w:p>
@@ -899,7 +899,7 @@
           <w:b w:val="0"/>
           <w:i w:val="0"/>
         </w:rPr>
-        <w:t>Being strong and tough at once is rare in a polymer, and silk fibroin (Fig. 1h) manages both, which is why it serves as a premium suture, tissue scaffold and benchmark tough fibre. The mechanism, in Fig. 2e, is β-sheet nanocrystallites a few nanometres across in a soft amorphous matrix [8]. Collagen and its denatured form gelatin go into hydrogels, scaffolds and encapsulants; a stereoelectronic effect from hydroxyproline holds the Gly-X-Y triple helix of collagen together (Fig. 2f) [45], and once heat unwinds it into gelatin it does not fold back. Zein, casein and soy protein form films but bear no real load. One thing sets this family apart: every chain is copied from a ribosomal template, so the chains are close to a single length, with a dispersity near the ideal value of 1, which nothing non-templated comes near.</w:t>
+        <w:t>Being strong and tough at once is rare in a polymer, and silk fibroin (Fig. 1h) manages both, which is why it serves as a premium suture, tissue scaffold and benchmark tough fibre. The mechanism, in Fig. 2e, is β-sheet nanocrystallites a few nanometres across in a soft amorphous matrix [8]. Collagen and its denatured form gelatin go into hydrogels, scaffolds and encapsulants; a stereoelectronic effect from hydroxyproline holds the Gly-X-Y triple helix of collagen together (Fig. 2f) [45], and once heat unwinds it into gelatin it does not fold back. Zein, casein and soy protein form films but bear no real load. One thing sets this family apart: every chain is copied from a ribosomal template, so the chains are close to a single length, with a much narrower molecular-size distribution than is typical of conventional non-templated polymerisation.</w:t>
       </w:r>
     </w:p>
     <w:p>
@@ -2541,7 +2541,7 @@
           <w:b w:val="0"/>
           <w:i w:val="0"/>
         </w:rPr>
-        <w:t xml:space="preserve">Where Đ ends up is essentially a record of how the polymer was made (Fig. 3). Template synthesis, in proteins and nucleic acids, brings the chains close to a single length and a Đ near the ideal value of 1; every other route widens the distribution, by an amount that tracks how tightly the polymerisation is controlled. Natural rubber is the extreme: harvested rather than grown chain by chain, its Mw and distribution shift between </w:t>
+        <w:t xml:space="preserve">Where Đ ends up is essentially a record of how the polymer was made (Fig. 3). Template synthesis, in proteins and nucleic acids, brings the chains close to a single length and a Đ near the ideal value of 1; non-templated routes generally produce broader distributions, by an amount that tracks how tightly the polymerisation is controlled. Natural rubber is the extreme: harvested rather than grown chain by chain, its Mw and distribution vary between </w:t>
       </w:r>
       <w:r>
         <w:rPr>
@@ -2554,7 +2554,7 @@
           <w:b w:val="0"/>
           <w:i w:val="0"/>
         </w:rPr>
-        <w:t xml:space="preserve"> clones and with tree age [19] in a way no synthetic polymer matches.</w:t>
+        <w:t xml:space="preserve"> clones and with tree age [19], set by the biological source rather than by a controlled process.</w:t>
       </w:r>
     </w:p>
     <w:p>
@@ -2632,7 +2632,7 @@
           <w:b w:val="0"/>
           <w:i w:val="0"/>
         </w:rPr>
-        <w:t>Measuring that molecular weight is harder for a biopolymer than for a synthetic one. Cellulose dissolves in no standard SEC eluent and has to be derivatised or forced into an aggressive solvent first, and even then aggregation and branching distort an SEC calibrated on linear standards. SEC-MALS and Mark-Houwink viscometry avoid the calibration problem, but Mark-Houwink parameters are missing for many biopolymer/solvent pairs. Published values for one material therefore often differ by a factor of ten, mostly as an artefact of method, which is why a number only means something quoted together with how it was obtained.</w:t>
+        <w:t>Measuring that molecular weight is harder for a biopolymer than for a synthetic one. Cellulose dissolves in no standard SEC eluent and has to be derivatised or forced into an aggressive solvent first, and even then aggregation and branching distort an SEC calibrated on linear standards. SEC-MALS and Mark-Houwink viscometry avoid the calibration problem, but Mark-Houwink parameters are missing for many biopolymer/solvent pairs. Published values for one material therefore often differ by a factor of ten, part of the spread coming from differences in solvent, sample preparation, calibration and method, which is why a number only means something quoted with how it was obtained.</w:t>
       </w:r>
     </w:p>
     <w:p>
@@ -3220,7 +3220,7 @@
           <w:b w:val="0"/>
           <w:i w:val="0"/>
         </w:rPr>
-        <w:t>In most biopolymers, decomposition begins at or below the melting point (Fig. 4a). The cause is the hydrogen bonding and dense polar groups that make them stiff in the first place: they raise the energy needed to melt the crystal until it approaches the energy needed to break a backbone bond, and the two events overlap. Cellulose, chitosan and silk fibroin decompose before they melt. Among the polyesters the margin is thin but real, with a melt-processing window of about 20 °C for PHB, 55 °C for PHBV and a little more for PLLA [44]. Fig. 4a marks the TGA decomposition onset, but the usable window for PHB and PLLA is tighter, because melt hydrolysis sets in first.</w:t>
+        <w:t>In many biopolymers the usable processing temperature is limited by thermal decomposition rather than by melting (Fig. 4a), though for different reasons in different families. In strongly hydrogen-bonded polymers such as cellulose, chitosan and silk fibroin, polar interactions raise the melting point until it meets the decomposition onset, so these materials can decompose before a practical melting transition. Melt-processable polyesters such as PHB and PLA have a different limit: they melt well below their decomposition onset, but degradation reactions, melt hydrolysis among them, set in close to processing temperatures, leaving a narrow window of about 20 °C for PHB, 55 °C for PHBV and a little more for PLLA [44].</w:t>
       </w:r>
     </w:p>
     <w:p>
@@ -3232,7 +3232,7 @@
           <w:b w:val="0"/>
           <w:i w:val="0"/>
         </w:rPr>
-        <w:t>The width of that window also decides the processing route. PBS, PLA and PHB can be melt-processed; cellulose and chitosan, with no window at all, are shaped from solution instead, by Lyocell or dilute-acid spinning. Plasticisers, nucleating agents and compatibilised blends are all ways of prising a narrow window open, so a lot of what gets called a "performance shortfall" is really a processing-window shortfall.</w:t>
+        <w:t>The width of that window also shapes the processing route. PBS, PLA and PHB can be melt-processed; cellulose and chitosan, with no window at all, are shaped from solution instead. Plasticisation, nucleation control and blending can each modify processing behaviour, although by different mechanisms, so a lot of what gets called a "performance shortfall" is really a processing-window shortfall.</w:t>
       </w:r>
     </w:p>
     <w:p>
@@ -3252,7 +3252,7 @@
           <w:b w:val="0"/>
           <w:i w:val="0"/>
         </w:rPr>
-        <w:t>Mechanical behaviour traces to the same place (Fig. 4b). Crystallinity and hydrogen bonding raise the modulus but leave the chain with few flexible segments, so a biopolymer will not draw out before it breaks the way polyethylene or polypropylene does. Most of them sit in the high-modulus, low-elongation corner of the map, away from LDPE, PP and PET [11,43]. Natural rubber is the outlier, with almost no modulus when relaxed and its properties appearing only under load through SIC. The shapes in Fig. 4b are ranges, not points: sample form, moisture, crystallinity and thermal history can each shift a material's data by up to a factor of ten, the scatter that returns as batch variability in Section 6.2.</w:t>
+        <w:t>Mechanical behaviour traces to the same place (Fig. 4b). Crystallinity and hydrogen bonding raise the modulus but leave the chain with few flexible segments, so many highly crystalline or strongly hydrogen-bonded biopolymers draw out far less than polyethylene or polypropylene before they break. Most of them sit in the high-modulus, low-elongation corner of the map, away from LDPE, PP and PET [11,43]. Natural rubber is the outlier, with almost no modulus when relaxed and its properties appearing only under load through SIC. The shapes in Fig. 4b are ranges, not points: sample form, moisture, crystallinity and thermal history can each shift a material's data by up to a factor of ten, the scatter that returns as batch variability in Section 6.2.</w:t>
       </w:r>
     </w:p>
     <w:p>
@@ -3326,7 +3326,7 @@
           <w:b w:val="0"/>
           <w:i w:val="0"/>
         </w:rPr>
-        <w:t>The polar groups that make biopolymers strong also make them take up water, and the hydroxyl- and amide-rich families take up the most: cellulose, starch and the proteins can hold a large fraction of their weight in water at high humidity, while a polyester such as PLA absorbs only about a percent. Even that percent matters. Absorbed water plasticises the amorphous fraction and lowers the glass transition, which is why a starch article that is stiff when dry turns limp as humidity rises and keeps drifting in storage. It also opens up free volume, so gases pass through faster: a dry PLA film has an oxygen permeability close to PET's [11], but the value climbs with humidity, and PLA's water-vapour barrier is poorer than PET's to begin with [14], while a plain cellulose or starch film is barely a barrier at all. A barrier rating for a biopolymer film therefore says little without the humidity it was measured at, and moisture-sensitive goods are usually packed behind a thin synthetic layer rather than the biopolymer alone. Molecular-dynamics simulations of oxygen and water in PLA reproduce the humidity dependence through the fractional free volume and can rank films before a packaging trial [57,58].</w:t>
+        <w:t>The polar groups that make biopolymers strong also make them take up water, and the hydroxyl- and amide-rich families take up the most: cellulose, starch and the proteins can hold a large fraction of their weight in water at high humidity, while a polyester such as PLA takes up far less. Even that small uptake matters. Absorbed water plasticises the amorphous fraction and lowers the glass transition, which is why a starch article that is stiff when dry turns limp as humidity rises and keeps drifting in storage. It also opens up free volume, so gases pass through faster: a dry PLA film has an oxygen permeability close to PET's [11], but the value climbs with humidity, and PLA's water-vapour barrier is poorer than PET's to begin with [14], while a plain cellulose or starch film is barely a barrier at all. A barrier rating for a biopolymer film therefore says little without the humidity it was measured at, and moisture-sensitive goods are usually packed behind a thin synthetic layer rather than the biopolymer alone. Molecular-dynamics simulations of oxygen and water in PLA reproduce the humidity dependence through the fractional free volume and can rank films before a packaging trial [57,58].</w:t>
       </w:r>
     </w:p>
     <w:p>
@@ -3346,7 +3346,7 @@
           <w:b w:val="0"/>
           <w:i w:val="0"/>
         </w:rPr>
-        <w:t>Degradation is a rate process that structure controls, as Fig. 5 lays out. Polyesters go by a self-feeding ester hydrolysis: the acid chain end from each scission speeds up the next, so past a certain thickness a part erodes from the inside, which is bulk erosion [49]. Polysaccharides and proteins instead need enzymes, which reach only the amorphous segments, so their rate follows the accessible surface rather than the bulk chemistry [50]. This is why crystallinity is the trade-off at the centre of the review: the order that raises the modulus and keeps water out also keeps out what would degrade the material. Quantum-chemical work has mapped the base-catalysed and the water-assisted neutral paths, reproducing why polyesters hydrolyse far faster in acid or base than at neutral pH [59,60].</w:t>
+        <w:t>Degradation is a rate process that structure controls, as Fig. 5 lays out. Polyesters go by a self-feeding ester hydrolysis: the acid chain end from each scission speeds up the next, so past a certain thickness a part erodes from the inside, which is bulk erosion [49]. Polysaccharides and proteins instead need enzymes, which act more readily on accessible amorphous regions, so higher crystallinity usually slows degradation and the rate follows the accessible surface rather than the bulk chemistry [50]. This is why crystallinity is the trade-off at the centre of the review: the order that raises the modulus and keeps water out also keeps out what would degrade the material. Quantum-chemical work has mapped the base-catalysed and the water-assisted neutral paths, reproducing why polyesters hydrolyse far faster in acid or base than at neutral pH [59,60].</w:t>
       </w:r>
     </w:p>
     <w:p>
@@ -3428,7 +3428,7 @@
           <w:b w:val="0"/>
           <w:i w:val="0"/>
         </w:rPr>
-        <w:t>Biopolymers bring four broad advantages over commodity synthetics. Only one holds for every family: the feedstock renews itself. Biodegradability counts mainly where the material ends up loose in the environment, in mulch film, fishing gear or disposable foodware, and there the readiness to hydrolyse or be broken down by enzymes is the point rather than a defect, so long as the disposal route suits the material [51]. Biocompatibility and bioresorbability let PLA and PGA sutures [52], and hydrogels and dressings of collagen, alginate and chitosan [55], do jobs a commodity plastic could reach only after costly modification; this is the one area where biopolymers are the only practical class, though even there with conditions. And function beyond mechanics, chirality, a pH-dependent charge, bioactivity in the sequence, comes with the biological structure for free.</w:t>
+        <w:t>Biopolymers bring four broad advantages over commodity synthetics. Only one holds for every family: the feedstock renews itself. Biodegradability counts mainly where the material ends up loose in the environment, in mulch film, fishing gear or disposable foodware, and there ready hydrolysis or enzymatic breakdown is the point rather than a defect, given a suitable disposal route [51]. Biocompatibility and bioresorbability let PLA and PGA sutures [52], and hydrogels and dressings of collagen, alginate and chitosan [55], do jobs a commodity plastic could reach only after costly modification; this is where biopolymers hold their most distinctive advantage, since biocompatibility with a controlled degradation rate is hard to match otherwise. And function beyond mechanics, chirality, a pH-dependent charge, bioactivity in the sequence, comes with the biological structure for free.</w:t>
       </w:r>
     </w:p>
     <w:p>
@@ -3448,7 +3448,7 @@
           <w:b w:val="0"/>
           <w:i w:val="0"/>
         </w:rPr>
-        <w:t>The disadvantages are as real as the advantages. PLA usually costs several times commodity PE and PP, PHA more again [16,53]. Un-stereocomplexed PLA has a heat deflection temperature of only about 55 to 65 °C, against roughly 100 °C for PP [11,13]. Its oxygen and CO₂ barrier matches PET's, but the water-vapour barrier is worse and a starch film worse still [14], so the real barrier weakness is moisture, not oxygen. Ageing adds to both: PHB embrittles through secondary crystallisation [61], PLA through sub-Tg physical ageing [43], starch drifts with humidity, and PLA must be dried before melt processing or its molecular weight runs away.</w:t>
+        <w:t>The disadvantages are as real as the advantages. PLA usually costs several times commodity PE and PP, PHA more again [16,53]. Un-stereocomplexed PLA has a heat deflection temperature of only about 55 to 65 °C, against roughly 100 °C for PP [11,13]. Its oxygen and CO₂ barrier matches PET's, but the water-vapour barrier is worse and a starch film worse still [14]. Ageing adds to both: PHB embrittles through secondary crystallisation [61], PLA through sub-Tg physical ageing [43], starch drifts with humidity, and PLA must be dried before melt processing or its molecular weight runs away.</w:t>
       </w:r>
     </w:p>
     <w:p>
@@ -3480,7 +3480,7 @@
           <w:b w:val="0"/>
           <w:i w:val="0"/>
         </w:rPr>
-        <w:t>NR and styrene-butadiene rubber (SBR) are compounded, filled and vulcanised the same way and compete for the same jobs, tyre tread, damping, belting, so whatever separates them comes from the backbone, not processing. It is the cleanest same-application comparison in the review. Fig. 6 shows where the difference starts at the chain scale; Table 4 scores the two on five counts [10,18–32].</w:t>
+        <w:t>NR and styrene-butadiene rubber (SBR) are compounded, filled and vulcanised the same way and compete for the same jobs, tyre tread, damping, belting, so whatever separates them comes from the backbone, not processing, which makes it the cleanest same-application comparison in the review. Fig. 6 shows where the difference starts at the chain scale; Table 4 scores the two on five counts [10,18–32].</w:t>
       </w:r>
     </w:p>
     <w:p>
@@ -4012,7 +4012,7 @@
           <w:b w:val="0"/>
           <w:i w:val="0"/>
         </w:rPr>
-        <w:t>With compounding matched, NR's SIC gives it better initial tear and crack-growth resistance [10,23], and SBR catches up on wear resistance through reinforcement and cure design [24]. It is the review's clearest case of backbone chemistry trading against formulation. The "natural is better" story does not survive the literature: NR latex carries a real protein-allergy risk that SBR does not [27,28], renewability does not guarantee a smaller life-cycle footprint [29,30], and NR has been the more price-volatile of the two, for climate and crop-disease reasons unrelated to polymer chemistry [32].</w:t>
+        <w:t>With compounding matched, NR's SIC gives it better initial tear and crack-growth resistance [10,23], and SBR catches up on wear resistance through reinforcement and cure design [24]. It is the review's clearest case of backbone chemistry trading against formulation. The comparison therefore does not support a general assumption that the natural material is intrinsically superior: NR latex carries a real protein-allergy risk that SBR does not [27,28], renewability does not guarantee a smaller life-cycle footprint [29,30], and NR has been the more price-volatile of the two, for reasons unrelated to polymer chemistry [32].</w:t>
       </w:r>
     </w:p>
     <w:p>
@@ -4032,7 +4032,7 @@
           <w:b w:val="0"/>
           <w:i w:val="0"/>
         </w:rPr>
-        <w:t>Table 5 pairs each application with the property it needs and the material that meets it. Two things stand out. Packaging needs an oxygen barrier, a water-vapour barrier, toughness and heat resistance above PLA's heat deflection temperature all at once, and since no single biopolymer manages the whole set, the structure is nearly always multilayer or blended. Biomedical use is the one place biopolymers are close to irreplaceable, combining biocompatibility with a degradation rate that can be tuned; even there, PGA and PLGA sutures fail mostly through the local pH drop from their acidic products [52,53], and collagen, alginate and chitosan carry the same logic to scaffolds and bioprinting [55].</w:t>
+        <w:t>Table 5 pairs each application with the property it needs and the material that meets it. Packaging needs an oxygen barrier, a water-vapour barrier, toughness and heat resistance above PLA's heat deflection temperature at once, so with no single biopolymer covering the set the structure is nearly always multilayer or blended. Biomedical use is where biopolymers have a particular advantage, pairing biocompatibility with a tunable degradation rate; acidic products from PGA and PLGA can lower the local pH and contribute to inflammation and loss of performance [52,53], while collagen, alginate and chitosan carry the same logic to scaffolds and bioprinting [55].</w:t>
       </w:r>
     </w:p>
     <w:p>
@@ -4518,7 +4518,7 @@
           <w:b w:val="0"/>
           <w:i w:val="0"/>
         </w:rPr>
-        <w:t>Sorted by backbone linkage, the five families cover a wide range of behaviour from a short list of causes: cellulose and the proteins are stiff and infusible, starch and the polyesters softer and melt-processable, rubber elastomeric, and lignin has no repeat unit at all. In each case it was backbone chemistry, not biological origin, that set the melting behaviour, the degradation route and the mechanical range. Three patterns held throughout: performance is capped by heat and water, not strength; crystallinity runs one three-way trade-off, since the order that stiffens a polymer also keeps water and degradation out; and a molecular weight means little without its method.</w:t>
+        <w:t>Sorted by backbone linkage, the five families cover a wide range of behaviour from a short list of causes: cellulose and the proteins are stiff and infusible, starch and the polyesters softer and melt-processable, rubber elastomeric, and lignin has no repeat unit at all. Backbone chemistry, more than biological origin, was the main determinant in each case. Three patterns recur: thermal processing and water sensitivity are common limitations; crystallinity frequently links stiffness, transport and degradation; and molecular-weight data are hard to interpret without the measurement method.</w:t>
       </w:r>
     </w:p>
     <w:p>
@@ -4530,7 +4530,7 @@
           <w:b w:val="0"/>
           <w:i w:val="0"/>
         </w:rPr>
-        <w:t>Against synthetic polymers, the advantages that survive are a renewable feedstock, biodegradability where it helps, biocompatibility and function beyond mechanics; the costs are price, heat resistance, moisture, ageing and agricultural variability. Packaging is nearly always blended or multilayer, and resorbable sutures and scaffolds stay the clearest thing biopolymers do that commodity plastics cannot. Bio-based plastics reached only about 2.31 Mt of capacity in 2025, near 0.5% of all plastics [16]; scale alone will not lift the structural limits, and the nearer-term routes are enzymatic depolymerisation to monomer [17] and data-driven property prediction [56].</w:t>
+        <w:t>Against synthetic polymers, the surviving advantages are a renewable feedstock, useful biodegradability, biocompatibility and function beyond mechanics; the costs are price, heat resistance, moisture, ageing and agricultural variability. Packaging stays blended or multilayer, and resorbable sutures and scaffolds remain what biopolymers do that commodity plastics cannot. Bio-based plastics were only about 2.31 Mt of capacity in 2025, near 0.5% of all plastics [16]; scale alone will not lift the structural limits, and the promising directions are enzymatic depolymerisation [17] and data-driven property prediction [56].</w:t>
       </w:r>
     </w:p>
     <w:p>
@@ -8148,7 +8148,7 @@
       <w:keepNext w:val="0"/>
       <w:keepLines w:val="0"/>
       <w:widowControl/>
-      <w:spacing w:before="60" w:after="40" w:line="240" w:lineRule="auto"/>
+      <w:spacing w:before="40" w:after="20" w:line="240" w:lineRule="auto"/>
       <w:outlineLvl w:val="0"/>
     </w:pPr>
     <w:rPr>
@@ -8172,7 +8172,7 @@
       <w:keepNext w:val="0"/>
       <w:keepLines w:val="0"/>
       <w:widowControl/>
-      <w:spacing w:before="60" w:after="40" w:line="240" w:lineRule="auto"/>
+      <w:spacing w:before="40" w:after="20" w:line="240" w:lineRule="auto"/>
       <w:outlineLvl w:val="1"/>
     </w:pPr>
     <w:rPr>
@@ -8196,7 +8196,7 @@
       <w:keepNext w:val="0"/>
       <w:keepLines w:val="0"/>
       <w:widowControl/>
-      <w:spacing w:before="60" w:after="40" w:line="240" w:lineRule="auto"/>
+      <w:spacing w:before="40" w:after="20" w:line="240" w:lineRule="auto"/>
       <w:outlineLvl w:val="2"/>
     </w:pPr>
     <w:rPr>
@@ -8220,7 +8220,7 @@
       <w:keepNext w:val="0"/>
       <w:keepLines w:val="0"/>
       <w:widowControl/>
-      <w:spacing w:before="60" w:after="40" w:line="240" w:lineRule="auto"/>
+      <w:spacing w:before="40" w:after="20" w:line="240" w:lineRule="auto"/>
       <w:outlineLvl w:val="3"/>
     </w:pPr>
     <w:rPr>

--- a/projects/biopolymers-review/Biopolymers-review-DRAFT.docx
+++ b/projects/biopolymers-review/Biopolymers-review-DRAFT.docx
@@ -802,7 +802,7 @@
           <w:i/>
           <w:sz w:val="20"/>
         </w:rPr>
-        <w:t>Figure 1. Repeat units, drawn by the authors with RDKit from stereochemistry-checked SMILES, coloured by backbone class. (a–e) polysaccharides cellulose, amylose, chitosan, alginate M, alginate G; (a)/(b) differ only at C1, (d)/(e) only at C5. (f–g) polyesters PHB, PLLA, with (R)/(S) marked. (h–i) proteins silk fibroin (Gly-Ala)ₙ, collagen Gly-Pro-Hyp. (j–l) lignin precursors p-coumaryl, coniferyl and sinapyl alcohol (0, 1, 2 methoxy groups). (m) cis-1,4-polyisoprene.</w:t>
+        <w:t>Figure 1. Repeat units generated with RDKit from stereochemistry-checked SMILES, coloured by backbone class. (a–e) polysaccharides cellulose, amylose, chitosan, alginate M, alginate G; (a)/(b) differ only at C1, (d)/(e) only at C5. (f–g) polyesters PHB, PLLA, with (R)/(S) marked. (h–i) proteins silk fibroin (Gly-Ala)ₙ, collagen Gly-Pro-Hyp. (j–l) lignin precursors p-coumaryl, coniferyl and sinapyl alcohol (0, 1, 2 methoxy groups). (m) cis-1,4-polyisoprene.</w:t>
       </w:r>
     </w:p>
     <w:p>
@@ -1032,7 +1032,7 @@
           <w:i/>
           <w:sz w:val="20"/>
         </w:rPr>
-        <w:t>Figure 2. Higher-order structure, drawn by the authors: (a) cellulose ribbon → hydrogen-bonded sheet → Iα/Iβ crystal; (b) amylose left-handed helix; (c) alginate Ca²⁺ "egg-box" G-block junction; (d) PHA and PLA helical packing (PHB 2₁, PLLA 10₃); (e) silk antiparallel β-sheet nanocrystallites (2–4 nm) in an amorphous matrix; (f) collagen Gly-X-Y triple helix.</w:t>
+        <w:t>Figure 2. Higher-order structure: (a) cellulose ribbon → hydrogen-bonded sheet → Iα/Iβ crystal; (b) amylose left-handed helix; (c) alginate Ca²⁺ "egg-box" G-block junction; (d) PHA and PLA helical packing (PHB 2₁, PLLA 10₃); (e) silk antiparallel β-sheet nanocrystallites (2–4 nm) in an amorphous matrix; (f) collagen Gly-X-Y triple helix.</w:t>
       </w:r>
     </w:p>
     <w:p>
@@ -3306,7 +3306,7 @@
           <w:i/>
           <w:sz w:val="20"/>
         </w:rPr>
-        <w:t>Figure 4. Thermal and mechanical envelopes, drawn by the authors. (a) Tg (open circle), Tm (diamond) and TGA decomposition onset (bar) on one temperature axis; the shaded band is the melt-processing window, labelled with its width. (b) Modulus vs. elongation at break (log-log axes); ellipses span literature ranges for the stated sample form, not error bars. LDPE, PP and PET shown for reference.</w:t>
+        <w:t>Figure 4. Thermal and mechanical envelopes. (a) Tg (open circle), Tm (diamond) and TGA decomposition onset (bar) on one temperature axis; the shaded band is the melt-processing window, labelled with its width. (b) Modulus vs. elongation at break (log-log axes); ellipses span literature ranges for the stated sample form, not error bars. LDPE, PP and PET shown for reference.</w:t>
       </w:r>
     </w:p>
     <w:p>
@@ -3400,7 +3400,7 @@
           <w:i/>
           <w:sz w:val="20"/>
         </w:rPr>
-        <w:t>Figure 5. Two degradation routes, drawn by the authors. (a) Polyester ester hydrolysis: the acid end group catalyses further scission, so thick parts erode from the inside (bulk erosion). (b) Enzymatic attack on polysaccharides and proteins reaches only the amorphous regions, so crystallinity sets the rate.</w:t>
+        <w:t>Figure 5. Two degradation routes. (a) Polyester ester hydrolysis: the acid end group catalyses further scission, so thick parts erode from the inside (bulk erosion). (b) Enzymatic attack on polysaccharides and proteins reaches only the amorphous regions, so crystallinity sets the rate.</w:t>
       </w:r>
     </w:p>
     <w:p>
@@ -3534,7 +3534,7 @@
           <w:i/>
           <w:sz w:val="20"/>
         </w:rPr>
-        <w:t>Figure 6. NR and SBR, drawn by the authors. (a) NR cis-1,4-polyisoprene; (b) SBR butadiene unit; (c) SBR styrene unit. (d) Under strain, stereoregular NR aligns into crystalline bundles (strain-induced crystallisation, X-ray confirmed) while SBR's irregular backbone stays amorphous, the basis of the SIC row of Table 4.</w:t>
+        <w:t>Figure 6. NR and SBR. (a) NR cis-1,4-polyisoprene; (b) SBR butadiene unit; (c) SBR styrene unit. (d) Under strain, stereoregular NR aligns into crystalline bundles (strain-induced crystallisation, X-ray confirmed) while SBR's irregular backbone stays amorphous, the basis of the SIC row of Table 4.</w:t>
       </w:r>
     </w:p>
     <w:p>

--- a/projects/biopolymers-review/Biopolymers-review-DRAFT.docx
+++ b/projects/biopolymers-review/Biopolymers-review-DRAFT.docx
@@ -2529,7 +2529,7 @@
           <w:b w:val="0"/>
           <w:i w:val="0"/>
         </w:rPr>
-        <w:t>A lot of reviews report biopolymer molecular weight as simply "high", when the thing that actually matters is the shape of the whole distribution. The descriptors in normal use are the number-average Mn, the weight-average Mw, the dispersity Đ = Mw/Mn [46], and the degree of polymerisation. Of these, Đ carries the most information, because it is what governs how the material processes and how far its mechanical properties scatter from batch to batch. Mn by itself does neither.</w:t>
+        <w:t>A lot of reviews report biopolymer molecular weight as simply "high", when the thing that actually matters is the shape of the whole distribution. The number-average Mn, the weight-average Mw and the dispersity Đ = Mw/Mn [46] provide complementary information: Mn is the number-average, Mw weights the longer chains more heavily, and Đ measures the breadth of the molecular-weight distribution. Đ is the descriptor most often tied to processing behaviour and to batch-to-batch scatter in mechanical properties.</w:t>
       </w:r>
     </w:p>
     <w:p>
@@ -2620,7 +2620,7 @@
           <w:b w:val="0"/>
           <w:i w:val="0"/>
         </w:rPr>
-        <w:t>Molecular weight reaches performance through chain entanglement. A polymer develops its full strength and toughness only once the chains are long enough to entangle, above a critical value Mc [48]. Below Mc both collapse; above it, tensile strength climbs with Mn and then levels off, roughly as σ ≈ σ∞ − K/Mn [47]. Degradation shows up first as a fall in molecular weight, which costs little strength until the chains drop back below Mc, at which point performance fails abruptly.</w:t>
+        <w:t>Molecular weight reaches performance through chain entanglement. Strength and toughness develop only once the chains are long enough to entangle, above a critical value Mc [48]. Below Mc both collapse; above it, tensile strength climbs with Mn and then levels off, roughly as σ ≈ σ∞ − K/Mn [47]. Degradation shows up first as a fall in molecular weight, which costs little strength until the chains drop back below Mc, at which point performance fails abruptly.</w:t>
       </w:r>
     </w:p>
     <w:p>
@@ -2665,14 +2665,14 @@
         <w:tblLayout w:type="fixed"/>
       </w:tblPr>
       <w:tblGrid>
-        <w:gridCol w:w="2260"/>
-        <w:gridCol w:w="3046"/>
-        <w:gridCol w:w="3621"/>
+        <w:gridCol w:w="2251"/>
+        <w:gridCol w:w="3037"/>
+        <w:gridCol w:w="3638"/>
       </w:tblGrid>
       <w:tr>
         <w:tc>
           <w:tcPr>
-            <w:tcW w:type="dxa" w:w="2260"/>
+            <w:tcW w:type="dxa" w:w="2251"/>
             <w:tcBorders>
               <w:top w:val="single" w:sz="8" w:space="0" w:color="000000"/>
               <w:bottom w:val="single" w:sz="8" w:space="0" w:color="000000"/>
@@ -2695,7 +2695,7 @@
         </w:tc>
         <w:tc>
           <w:tcPr>
-            <w:tcW w:type="dxa" w:w="3047"/>
+            <w:tcW w:type="dxa" w:w="3038"/>
             <w:tcBorders>
               <w:top w:val="single" w:sz="8" w:space="0" w:color="000000"/>
               <w:bottom w:val="single" w:sz="8" w:space="0" w:color="000000"/>
@@ -2718,7 +2718,7 @@
         </w:tc>
         <w:tc>
           <w:tcPr>
-            <w:tcW w:type="dxa" w:w="3621"/>
+            <w:tcW w:type="dxa" w:w="3639"/>
             <w:tcBorders>
               <w:top w:val="single" w:sz="8" w:space="0" w:color="000000"/>
               <w:bottom w:val="single" w:sz="8" w:space="0" w:color="000000"/>
@@ -2743,7 +2743,7 @@
       <w:tr>
         <w:tc>
           <w:tcPr>
-            <w:tcW w:type="dxa" w:w="2260"/>
+            <w:tcW w:type="dxa" w:w="2251"/>
             <w:tcBorders>
               <w:top w:val="nil"/>
               <w:bottom w:val="nil"/>
@@ -2766,7 +2766,7 @@
         </w:tc>
         <w:tc>
           <w:tcPr>
-            <w:tcW w:type="dxa" w:w="3047"/>
+            <w:tcW w:type="dxa" w:w="3038"/>
             <w:tcBorders>
               <w:top w:val="nil"/>
               <w:bottom w:val="nil"/>
@@ -2789,7 +2789,7 @@
         </w:tc>
         <w:tc>
           <w:tcPr>
-            <w:tcW w:type="dxa" w:w="3621"/>
+            <w:tcW w:type="dxa" w:w="3639"/>
             <w:tcBorders>
               <w:top w:val="nil"/>
               <w:bottom w:val="nil"/>
@@ -2806,7 +2806,7 @@
                 <w:i w:val="0"/>
                 <w:sz w:val="16"/>
               </w:rPr>
-              <w:t>mass spectrometry (no limitation; templated)</w:t>
+              <w:t>mass spectrometry / sequence-based methods</w:t>
             </w:r>
           </w:p>
         </w:tc>
@@ -2814,7 +2814,7 @@
       <w:tr>
         <w:tc>
           <w:tcPr>
-            <w:tcW w:type="dxa" w:w="2260"/>
+            <w:tcW w:type="dxa" w:w="2251"/>
             <w:tcBorders>
               <w:top w:val="nil"/>
               <w:bottom w:val="nil"/>
@@ -2837,7 +2837,7 @@
         </w:tc>
         <w:tc>
           <w:tcPr>
-            <w:tcW w:type="dxa" w:w="3047"/>
+            <w:tcW w:type="dxa" w:w="3038"/>
             <w:tcBorders>
               <w:top w:val="nil"/>
               <w:bottom w:val="nil"/>
@@ -2860,7 +2860,7 @@
         </w:tc>
         <w:tc>
           <w:tcPr>
-            <w:tcW w:type="dxa" w:w="3621"/>
+            <w:tcW w:type="dxa" w:w="3639"/>
             <w:tcBorders>
               <w:top w:val="nil"/>
               <w:bottom w:val="nil"/>
@@ -2885,7 +2885,7 @@
       <w:tr>
         <w:tc>
           <w:tcPr>
-            <w:tcW w:type="dxa" w:w="2260"/>
+            <w:tcW w:type="dxa" w:w="2251"/>
             <w:tcBorders>
               <w:top w:val="nil"/>
               <w:bottom w:val="nil"/>
@@ -2908,7 +2908,7 @@
         </w:tc>
         <w:tc>
           <w:tcPr>
-            <w:tcW w:type="dxa" w:w="3047"/>
+            <w:tcW w:type="dxa" w:w="3038"/>
             <w:tcBorders>
               <w:top w:val="nil"/>
               <w:bottom w:val="nil"/>
@@ -2931,7 +2931,7 @@
         </w:tc>
         <w:tc>
           <w:tcPr>
-            <w:tcW w:type="dxa" w:w="3621"/>
+            <w:tcW w:type="dxa" w:w="3639"/>
             <w:tcBorders>
               <w:top w:val="nil"/>
               <w:bottom w:val="nil"/>
@@ -2956,7 +2956,7 @@
       <w:tr>
         <w:tc>
           <w:tcPr>
-            <w:tcW w:type="dxa" w:w="2260"/>
+            <w:tcW w:type="dxa" w:w="2251"/>
             <w:tcBorders>
               <w:top w:val="nil"/>
               <w:bottom w:val="nil"/>
@@ -2979,7 +2979,7 @@
         </w:tc>
         <w:tc>
           <w:tcPr>
-            <w:tcW w:type="dxa" w:w="3047"/>
+            <w:tcW w:type="dxa" w:w="3038"/>
             <w:tcBorders>
               <w:top w:val="nil"/>
               <w:bottom w:val="nil"/>
@@ -3002,7 +3002,7 @@
         </w:tc>
         <w:tc>
           <w:tcPr>
-            <w:tcW w:type="dxa" w:w="3621"/>
+            <w:tcW w:type="dxa" w:w="3639"/>
             <w:tcBorders>
               <w:top w:val="nil"/>
               <w:bottom w:val="nil"/>
@@ -3027,7 +3027,7 @@
       <w:tr>
         <w:tc>
           <w:tcPr>
-            <w:tcW w:type="dxa" w:w="2260"/>
+            <w:tcW w:type="dxa" w:w="2251"/>
             <w:tcBorders>
               <w:top w:val="nil"/>
               <w:bottom w:val="nil"/>
@@ -3050,7 +3050,7 @@
         </w:tc>
         <w:tc>
           <w:tcPr>
-            <w:tcW w:type="dxa" w:w="3047"/>
+            <w:tcW w:type="dxa" w:w="3038"/>
             <w:tcBorders>
               <w:top w:val="nil"/>
               <w:bottom w:val="nil"/>
@@ -3073,7 +3073,7 @@
         </w:tc>
         <w:tc>
           <w:tcPr>
-            <w:tcW w:type="dxa" w:w="3621"/>
+            <w:tcW w:type="dxa" w:w="3639"/>
             <w:tcBorders>
               <w:top w:val="nil"/>
               <w:bottom w:val="nil"/>
@@ -3098,7 +3098,7 @@
       <w:tr>
         <w:tc>
           <w:tcPr>
-            <w:tcW w:type="dxa" w:w="2260"/>
+            <w:tcW w:type="dxa" w:w="2251"/>
             <w:tcBorders>
               <w:top w:val="nil"/>
               <w:bottom w:val="single" w:sz="8" w:space="0" w:color="000000"/>
@@ -3121,7 +3121,7 @@
         </w:tc>
         <w:tc>
           <w:tcPr>
-            <w:tcW w:type="dxa" w:w="3047"/>
+            <w:tcW w:type="dxa" w:w="3038"/>
             <w:tcBorders>
               <w:top w:val="nil"/>
               <w:bottom w:val="single" w:sz="8" w:space="0" w:color="000000"/>
@@ -3144,7 +3144,7 @@
         </w:tc>
         <w:tc>
           <w:tcPr>
-            <w:tcW w:type="dxa" w:w="3621"/>
+            <w:tcW w:type="dxa" w:w="3639"/>
             <w:tcBorders>
               <w:top w:val="nil"/>
               <w:bottom w:val="single" w:sz="8" w:space="0" w:color="000000"/>
@@ -3161,7 +3161,7 @@
                 <w:i w:val="0"/>
                 <w:sz w:val="16"/>
               </w:rPr>
-              <w:t>intrinsic viscosity (no synthetic analogue)</w:t>
+              <w:t>intrinsic viscosity (Mark-Houwink calibration; gel fraction)</w:t>
             </w:r>
           </w:p>
         </w:tc>
@@ -3400,7 +3400,7 @@
           <w:i/>
           <w:sz w:val="20"/>
         </w:rPr>
-        <w:t>Figure 5. Two degradation routes. (a) Polyester ester hydrolysis: the acid end group catalyses further scission, so thick parts erode from the inside (bulk erosion). (b) Enzymatic attack on polysaccharides and proteins reaches only the amorphous regions, so crystallinity sets the rate.</w:t>
+        <w:t>Figure 5. Two degradation routes. (a) Polyester ester hydrolysis: the acid end group catalyses further scission, so thick parts erode from the inside (bulk erosion). (b) Enzymatic attack on polysaccharides and proteins occurs preferentially in accessible amorphous regions, so increasing crystallinity generally slows degradation.</w:t>
       </w:r>
     </w:p>
     <w:p>
@@ -4530,7 +4530,7 @@
           <w:b w:val="0"/>
           <w:i w:val="0"/>
         </w:rPr>
-        <w:t>Against synthetic polymers, the surviving advantages are a renewable feedstock, useful biodegradability, biocompatibility and function beyond mechanics; the costs are price, heat resistance, moisture, ageing and agricultural variability. Packaging stays blended or multilayer, and resorbable sutures and scaffolds remain what biopolymers do that commodity plastics cannot. Bio-based plastics were only about 2.31 Mt of capacity in 2025, near 0.5% of all plastics [16]; scale alone will not lift the structural limits, and the promising directions are enzymatic depolymerisation [17] and data-driven property prediction [56].</w:t>
+        <w:t>Against synthetic polymers, the surviving advantages are a renewable feedstock, useful biodegradability, biocompatibility and function beyond mechanics; the costs are price, heat resistance, moisture, ageing and agricultural variability. Packaging stays blended or multilayer, and resorbable sutures and scaffolds remain applications in which biopolymers offer particularly distinctive advantages. Bio-based plastics were only about 2.31 Mt of capacity in 2025, near 0.5% of all plastics [16]; scale alone will not lift the structural limits, and the promising directions are enzymatic depolymerisation [17] and data-driven property prediction [56].</w:t>
       </w:r>
     </w:p>
     <w:p>
